--- a/docs/Characters.docx
+++ b/docs/Characters.docx
@@ -2740,6 +2740,3542 @@
         </w:tc>
       </w:tr>
     </w:tbl>
+    <w:p>
+      <w:pPr>
+        <w:pStyle w:val="Heading1"/>
+      </w:pPr>
+      <w:r>
+        <w:t>DANNY CRUZ  (Y)</w:t>
+      </w:r>
+    </w:p>
+    <w:p>
+      <w:r>
+        <w:drawing>
+          <wp:inline xmlns:a="http://schemas.openxmlformats.org/drawingml/2006/main" xmlns:pic="http://schemas.openxmlformats.org/drawingml/2006/picture">
+            <wp:extent cx="1152000" cy="1152000"/>
+            <wp:docPr id="31" name="Picture 31"/>
+            <wp:cNvGraphicFramePr>
+              <a:graphicFrameLocks noChangeAspect="1"/>
+            </wp:cNvGraphicFramePr>
+            <a:graphic>
+              <a:graphicData uri="http://schemas.openxmlformats.org/drawingml/2006/picture">
+                <pic:pic>
+                  <pic:nvPicPr>
+                    <pic:cNvPr id="0" name="danny-calm.png"/>
+                    <pic:cNvPicPr/>
+                  </pic:nvPicPr>
+                  <pic:blipFill>
+                    <a:blip r:embed="rId39"/>
+                    <a:stretch>
+                      <a:fillRect/>
+                    </a:stretch>
+                  </pic:blipFill>
+                  <pic:spPr>
+                    <a:xfrm>
+                      <a:off x="0" y="0"/>
+                      <a:ext cx="1152000" cy="1152000"/>
+                    </a:xfrm>
+                    <a:prstGeom prst="rect"/>
+                  </pic:spPr>
+                </pic:pic>
+              </a:graphicData>
+            </a:graphic>
+          </wp:inline>
+        </w:drawing>
+      </w:r>
+      <w:r>
+        <w:t xml:space="preserve">  </w:t>
+      </w:r>
+      <w:r>
+        <w:drawing>
+          <wp:inline xmlns:a="http://schemas.openxmlformats.org/drawingml/2006/main" xmlns:pic="http://schemas.openxmlformats.org/drawingml/2006/picture">
+            <wp:extent cx="1152000" cy="1152000"/>
+            <wp:docPr id="32" name="Picture 32"/>
+            <wp:cNvGraphicFramePr>
+              <a:graphicFrameLocks noChangeAspect="1"/>
+            </wp:cNvGraphicFramePr>
+            <a:graphic>
+              <a:graphicData uri="http://schemas.openxmlformats.org/drawingml/2006/picture">
+                <pic:pic>
+                  <pic:nvPicPr>
+                    <pic:cNvPr id="0" name="danny-angry.png"/>
+                    <pic:cNvPicPr/>
+                  </pic:nvPicPr>
+                  <pic:blipFill>
+                    <a:blip r:embed="rId40"/>
+                    <a:stretch>
+                      <a:fillRect/>
+                    </a:stretch>
+                  </pic:blipFill>
+                  <pic:spPr>
+                    <a:xfrm>
+                      <a:off x="0" y="0"/>
+                      <a:ext cx="1152000" cy="1152000"/>
+                    </a:xfrm>
+                    <a:prstGeom prst="rect"/>
+                  </pic:spPr>
+                </pic:pic>
+              </a:graphicData>
+            </a:graphic>
+          </wp:inline>
+        </w:drawing>
+      </w:r>
+      <w:r>
+        <w:t xml:space="preserve">  </w:t>
+      </w:r>
+      <w:r>
+        <w:drawing>
+          <wp:inline xmlns:a="http://schemas.openxmlformats.org/drawingml/2006/main" xmlns:pic="http://schemas.openxmlformats.org/drawingml/2006/picture">
+            <wp:extent cx="1152000" cy="1152000"/>
+            <wp:docPr id="33" name="Picture 33"/>
+            <wp:cNvGraphicFramePr>
+              <a:graphicFrameLocks noChangeAspect="1"/>
+            </wp:cNvGraphicFramePr>
+            <a:graphic>
+              <a:graphicData uri="http://schemas.openxmlformats.org/drawingml/2006/picture">
+                <pic:pic>
+                  <pic:nvPicPr>
+                    <pic:cNvPr id="0" name="danny-smile.png"/>
+                    <pic:cNvPicPr/>
+                  </pic:nvPicPr>
+                  <pic:blipFill>
+                    <a:blip r:embed="rId41"/>
+                    <a:stretch>
+                      <a:fillRect/>
+                    </a:stretch>
+                  </pic:blipFill>
+                  <pic:spPr>
+                    <a:xfrm>
+                      <a:off x="0" y="0"/>
+                      <a:ext cx="1152000" cy="1152000"/>
+                    </a:xfrm>
+                    <a:prstGeom prst="rect"/>
+                  </pic:spPr>
+                </pic:pic>
+              </a:graphicData>
+            </a:graphic>
+          </wp:inline>
+        </w:drawing>
+      </w:r>
+      <w:r>
+        <w:t xml:space="preserve">  </w:t>
+      </w:r>
+    </w:p>
+    <w:p>
+      <w:r>
+        <w:rPr>
+          <w:sz w:val="16"/>
+        </w:rPr>
+        <w:t>calm - angry - smiling</w:t>
+      </w:r>
+    </w:p>
+    <w:tbl>
+      <w:tblPr>
+        <w:tblStyle w:val="LightGrid-Accent1"/>
+        <w:tblW w:type="auto" w:w="0"/>
+        <w:tblLook w:firstColumn="1" w:firstRow="1" w:lastColumn="0" w:lastRow="0" w:noHBand="0" w:noVBand="1" w:val="04A0"/>
+      </w:tblPr>
+      <w:tblGrid>
+        <w:gridCol w:w="4320"/>
+        <w:gridCol w:w="4320"/>
+      </w:tblGrid>
+      <w:tr>
+        <w:tc>
+          <w:tcPr>
+            <w:tcW w:type="dxa" w:w="1984"/>
+          </w:tcPr>
+          <w:p>
+            <w:r>
+              <w:t>Who</w:t>
+            </w:r>
+          </w:p>
+        </w:tc>
+        <w:tc>
+          <w:tcPr>
+            <w:tcW w:type="dxa" w:w="7370"/>
+          </w:tcPr>
+          <w:p>
+            <w:r>
+              <w:t>The hero: came to Miravista on the last flight to find his missing brother Mateo; worked the boats up north (Marco calls him "boatman"). Few words, hard to stop.</w:t>
+            </w:r>
+          </w:p>
+        </w:tc>
+      </w:tr>
+      <w:tr>
+        <w:tc>
+          <w:tcPr>
+            <w:tcW w:type="dxa" w:w="1984"/>
+          </w:tcPr>
+          <w:p>
+            <w:r>
+              <w:t>Looks</w:t>
+            </w:r>
+          </w:p>
+        </w:tc>
+        <w:tc>
+          <w:tcPr>
+            <w:tcW w:type="dxa" w:w="7370"/>
+          </w:tcPr>
+          <w:p>
+            <w:r>
+              <w:t>Thirties, a hard face, a buzz cut, a scar on the cheek, a leather jacket over a white T-shirt (his portrait wears the top and hat he has on).</w:t>
+            </w:r>
+          </w:p>
+        </w:tc>
+      </w:tr>
+      <w:tr>
+        <w:tc>
+          <w:tcPr>
+            <w:tcW w:type="dxa" w:w="1984"/>
+          </w:tcPr>
+          <w:p>
+            <w:r>
+              <w:t>Bubble colour</w:t>
+            </w:r>
+          </w:p>
+        </w:tc>
+        <w:tc>
+          <w:tcPr>
+            <w:tcW w:type="dxa" w:w="7370"/>
+          </w:tcPr>
+          <w:p>
+            <w:r>
+              <w:t>#3a7dff</w:t>
+            </w:r>
+          </w:p>
+        </w:tc>
+      </w:tr>
+      <w:tr>
+        <w:tc>
+          <w:tcPr>
+            <w:tcW w:type="dxa" w:w="1984"/>
+          </w:tcPr>
+          <w:p>
+            <w:r>
+              <w:t>In the city</w:t>
+            </w:r>
+          </w:p>
+        </w:tc>
+        <w:tc>
+          <w:tcPr>
+            <w:tcW w:type="dxa" w:w="7370"/>
+          </w:tcPr>
+          <w:p>
+            <w:r>
+              <w:t>shirt #2a2420, trousers #2a3040</w:t>
+            </w:r>
+          </w:p>
+        </w:tc>
+      </w:tr>
+      <w:tr>
+        <w:tc>
+          <w:tcPr>
+            <w:tcW w:type="dxa" w:w="1984"/>
+          </w:tcPr>
+          <w:p>
+            <w:r>
+              <w:t>Portrait recipe</w:t>
+            </w:r>
+          </w:p>
+        </w:tc>
+        <w:tc>
+          <w:tcPr>
+            <w:tcW w:type="dxa" w:w="7370"/>
+          </w:tcPr>
+          <w:p>
+            <w:r>
+              <w:t>skin #c48a60; hair #1e1a1c (buzz); facial hair: none; eyes #3a2618; hat: none; glasses: none; top: leather (#2a2420 / #e8e4dc); extras: scar; mid, broad build</w:t>
+            </w:r>
+          </w:p>
+        </w:tc>
+      </w:tr>
+      <w:tr>
+        <w:tc>
+          <w:tcPr>
+            <w:tcW w:type="dxa" w:w="1984"/>
+          </w:tcPr>
+          <w:p>
+            <w:r>
+              <w:t>Mumble</w:t>
+            </w:r>
+          </w:p>
+        </w:tc>
+        <w:tc>
+          <w:tcPr>
+            <w:tcW w:type="dxa" w:w="7370"/>
+          </w:tcPr>
+          <w:p>
+            <w:r>
+              <w:t>triangle wave, 105-155 Hz, 10 syllables a second, pauses 0.1 s</w:t>
+            </w:r>
+          </w:p>
+        </w:tc>
+      </w:tr>
+    </w:tbl>
+    <w:p>
+      <w:pPr>
+        <w:pStyle w:val="Heading1"/>
+      </w:pPr>
+      <w:r>
+        <w:t>PAPA JOE  (J)</w:t>
+      </w:r>
+    </w:p>
+    <w:p>
+      <w:r>
+        <w:drawing>
+          <wp:inline xmlns:a="http://schemas.openxmlformats.org/drawingml/2006/main" xmlns:pic="http://schemas.openxmlformats.org/drawingml/2006/picture">
+            <wp:extent cx="1152000" cy="1152000"/>
+            <wp:docPr id="34" name="Picture 34"/>
+            <wp:cNvGraphicFramePr>
+              <a:graphicFrameLocks noChangeAspect="1"/>
+            </wp:cNvGraphicFramePr>
+            <a:graphic>
+              <a:graphicData uri="http://schemas.openxmlformats.org/drawingml/2006/picture">
+                <pic:pic>
+                  <pic:nvPicPr>
+                    <pic:cNvPr id="0" name="joe-calm.png"/>
+                    <pic:cNvPicPr/>
+                  </pic:nvPicPr>
+                  <pic:blipFill>
+                    <a:blip r:embed="rId42"/>
+                    <a:stretch>
+                      <a:fillRect/>
+                    </a:stretch>
+                  </pic:blipFill>
+                  <pic:spPr>
+                    <a:xfrm>
+                      <a:off x="0" y="0"/>
+                      <a:ext cx="1152000" cy="1152000"/>
+                    </a:xfrm>
+                    <a:prstGeom prst="rect"/>
+                  </pic:spPr>
+                </pic:pic>
+              </a:graphicData>
+            </a:graphic>
+          </wp:inline>
+        </w:drawing>
+      </w:r>
+      <w:r>
+        <w:t xml:space="preserve">  </w:t>
+      </w:r>
+      <w:r>
+        <w:drawing>
+          <wp:inline xmlns:a="http://schemas.openxmlformats.org/drawingml/2006/main" xmlns:pic="http://schemas.openxmlformats.org/drawingml/2006/picture">
+            <wp:extent cx="1152000" cy="1152000"/>
+            <wp:docPr id="35" name="Picture 35"/>
+            <wp:cNvGraphicFramePr>
+              <a:graphicFrameLocks noChangeAspect="1"/>
+            </wp:cNvGraphicFramePr>
+            <a:graphic>
+              <a:graphicData uri="http://schemas.openxmlformats.org/drawingml/2006/picture">
+                <pic:pic>
+                  <pic:nvPicPr>
+                    <pic:cNvPr id="0" name="joe-angry.png"/>
+                    <pic:cNvPicPr/>
+                  </pic:nvPicPr>
+                  <pic:blipFill>
+                    <a:blip r:embed="rId43"/>
+                    <a:stretch>
+                      <a:fillRect/>
+                    </a:stretch>
+                  </pic:blipFill>
+                  <pic:spPr>
+                    <a:xfrm>
+                      <a:off x="0" y="0"/>
+                      <a:ext cx="1152000" cy="1152000"/>
+                    </a:xfrm>
+                    <a:prstGeom prst="rect"/>
+                  </pic:spPr>
+                </pic:pic>
+              </a:graphicData>
+            </a:graphic>
+          </wp:inline>
+        </w:drawing>
+      </w:r>
+      <w:r>
+        <w:t xml:space="preserve">  </w:t>
+      </w:r>
+      <w:r>
+        <w:drawing>
+          <wp:inline xmlns:a="http://schemas.openxmlformats.org/drawingml/2006/main" xmlns:pic="http://schemas.openxmlformats.org/drawingml/2006/picture">
+            <wp:extent cx="1152000" cy="1152000"/>
+            <wp:docPr id="36" name="Picture 36"/>
+            <wp:cNvGraphicFramePr>
+              <a:graphicFrameLocks noChangeAspect="1"/>
+            </wp:cNvGraphicFramePr>
+            <a:graphic>
+              <a:graphicData uri="http://schemas.openxmlformats.org/drawingml/2006/picture">
+                <pic:pic>
+                  <pic:nvPicPr>
+                    <pic:cNvPr id="0" name="joe-smile.png"/>
+                    <pic:cNvPicPr/>
+                  </pic:nvPicPr>
+                  <pic:blipFill>
+                    <a:blip r:embed="rId44"/>
+                    <a:stretch>
+                      <a:fillRect/>
+                    </a:stretch>
+                  </pic:blipFill>
+                  <pic:spPr>
+                    <a:xfrm>
+                      <a:off x="0" y="0"/>
+                      <a:ext cx="1152000" cy="1152000"/>
+                    </a:xfrm>
+                    <a:prstGeom prst="rect"/>
+                  </pic:spPr>
+                </pic:pic>
+              </a:graphicData>
+            </a:graphic>
+          </wp:inline>
+        </w:drawing>
+      </w:r>
+      <w:r>
+        <w:t xml:space="preserve">  </w:t>
+      </w:r>
+    </w:p>
+    <w:p>
+      <w:r>
+        <w:rPr>
+          <w:sz w:val="16"/>
+        </w:rPr>
+        <w:t>calm - angry - smiling</w:t>
+      </w:r>
+    </w:p>
+    <w:tbl>
+      <w:tblPr>
+        <w:tblStyle w:val="LightGrid-Accent1"/>
+        <w:tblW w:type="auto" w:w="0"/>
+        <w:tblLook w:firstColumn="1" w:firstRow="1" w:lastColumn="0" w:lastRow="0" w:noHBand="0" w:noVBand="1" w:val="04A0"/>
+      </w:tblPr>
+      <w:tblGrid>
+        <w:gridCol w:w="4320"/>
+        <w:gridCol w:w="4320"/>
+      </w:tblGrid>
+      <w:tr>
+        <w:tc>
+          <w:tcPr>
+            <w:tcW w:type="dxa" w:w="1984"/>
+          </w:tcPr>
+          <w:p>
+            <w:r>
+              <w:t>Who</w:t>
+            </w:r>
+          </w:p>
+        </w:tc>
+        <w:tc>
+          <w:tcPr>
+            <w:tcW w:type="dxa" w:w="7370"/>
+          </w:tcPr>
+          <w:p>
+            <w:r>
+              <w:t>The oldest cabbie at the airport, seventy; picks Danny up on the first night, talks too much, knows everyone and gives him his first jobs.</w:t>
+            </w:r>
+          </w:p>
+        </w:tc>
+      </w:tr>
+      <w:tr>
+        <w:tc>
+          <w:tcPr>
+            <w:tcW w:type="dxa" w:w="1984"/>
+          </w:tcPr>
+          <w:p>
+            <w:r>
+              <w:t>Looks</w:t>
+            </w:r>
+          </w:p>
+        </w:tc>
+        <w:tc>
+          <w:tcPr>
+            <w:tcW w:type="dxa" w:w="7370"/>
+          </w:tcPr>
+          <w:p>
+            <w:r>
+              <w:t>Seventy, white hair and a white moustache, a flat cap, a brown cardigan over a cream shirt, reading glasses on a cord, a toothpick.</w:t>
+            </w:r>
+          </w:p>
+        </w:tc>
+      </w:tr>
+      <w:tr>
+        <w:tc>
+          <w:tcPr>
+            <w:tcW w:type="dxa" w:w="1984"/>
+          </w:tcPr>
+          <w:p>
+            <w:r>
+              <w:t>Bubble colour</w:t>
+            </w:r>
+          </w:p>
+        </w:tc>
+        <w:tc>
+          <w:tcPr>
+            <w:tcW w:type="dxa" w:w="7370"/>
+          </w:tcPr>
+          <w:p>
+            <w:r>
+              <w:t>#e6b980</w:t>
+            </w:r>
+          </w:p>
+        </w:tc>
+      </w:tr>
+      <w:tr>
+        <w:tc>
+          <w:tcPr>
+            <w:tcW w:type="dxa" w:w="1984"/>
+          </w:tcPr>
+          <w:p>
+            <w:r>
+              <w:t>In the city</w:t>
+            </w:r>
+          </w:p>
+        </w:tc>
+        <w:tc>
+          <w:tcPr>
+            <w:tcW w:type="dxa" w:w="7370"/>
+          </w:tcPr>
+          <w:p>
+            <w:r>
+              <w:t>shirt #8a5a34, trousers #5a5248</w:t>
+            </w:r>
+          </w:p>
+        </w:tc>
+      </w:tr>
+      <w:tr>
+        <w:tc>
+          <w:tcPr>
+            <w:tcW w:type="dxa" w:w="1984"/>
+          </w:tcPr>
+          <w:p>
+            <w:r>
+              <w:t>Portrait recipe</w:t>
+            </w:r>
+          </w:p>
+        </w:tc>
+        <w:tc>
+          <w:tcPr>
+            <w:tcW w:type="dxa" w:w="7370"/>
+          </w:tcPr>
+          <w:p>
+            <w:r>
+              <w:t>skin #c99a74; hair #eceae4 (sides); facial hair: moustache; eyes #4a3828; hat: flatcap; glasses: reading; top: cardigan (#8a5a34 / #e8e0cc); extras: wrinkles, toothpick; old, slim build</w:t>
+            </w:r>
+          </w:p>
+        </w:tc>
+      </w:tr>
+      <w:tr>
+        <w:tc>
+          <w:tcPr>
+            <w:tcW w:type="dxa" w:w="1984"/>
+          </w:tcPr>
+          <w:p>
+            <w:r>
+              <w:t>Mumble</w:t>
+            </w:r>
+          </w:p>
+        </w:tc>
+        <w:tc>
+          <w:tcPr>
+            <w:tcW w:type="dxa" w:w="7370"/>
+          </w:tcPr>
+          <w:p>
+            <w:r>
+              <w:t>sine wave, 120-210 Hz, 16 syllables a second, pauses 0.03 s</w:t>
+            </w:r>
+          </w:p>
+        </w:tc>
+      </w:tr>
+    </w:tbl>
+    <w:p>
+      <w:pPr>
+        <w:pStyle w:val="Heading1"/>
+      </w:pPr>
+      <w:r>
+        <w:t>ESTHER BLOOM  (E)</w:t>
+      </w:r>
+    </w:p>
+    <w:p>
+      <w:r>
+        <w:drawing>
+          <wp:inline xmlns:a="http://schemas.openxmlformats.org/drawingml/2006/main" xmlns:pic="http://schemas.openxmlformats.org/drawingml/2006/picture">
+            <wp:extent cx="1152000" cy="1152000"/>
+            <wp:docPr id="37" name="Picture 37"/>
+            <wp:cNvGraphicFramePr>
+              <a:graphicFrameLocks noChangeAspect="1"/>
+            </wp:cNvGraphicFramePr>
+            <a:graphic>
+              <a:graphicData uri="http://schemas.openxmlformats.org/drawingml/2006/picture">
+                <pic:pic>
+                  <pic:nvPicPr>
+                    <pic:cNvPr id="0" name="esther-calm.png"/>
+                    <pic:cNvPicPr/>
+                  </pic:nvPicPr>
+                  <pic:blipFill>
+                    <a:blip r:embed="rId45"/>
+                    <a:stretch>
+                      <a:fillRect/>
+                    </a:stretch>
+                  </pic:blipFill>
+                  <pic:spPr>
+                    <a:xfrm>
+                      <a:off x="0" y="0"/>
+                      <a:ext cx="1152000" cy="1152000"/>
+                    </a:xfrm>
+                    <a:prstGeom prst="rect"/>
+                  </pic:spPr>
+                </pic:pic>
+              </a:graphicData>
+            </a:graphic>
+          </wp:inline>
+        </w:drawing>
+      </w:r>
+      <w:r>
+        <w:t xml:space="preserve">  </w:t>
+      </w:r>
+      <w:r>
+        <w:drawing>
+          <wp:inline xmlns:a="http://schemas.openxmlformats.org/drawingml/2006/main" xmlns:pic="http://schemas.openxmlformats.org/drawingml/2006/picture">
+            <wp:extent cx="1152000" cy="1152000"/>
+            <wp:docPr id="38" name="Picture 38"/>
+            <wp:cNvGraphicFramePr>
+              <a:graphicFrameLocks noChangeAspect="1"/>
+            </wp:cNvGraphicFramePr>
+            <a:graphic>
+              <a:graphicData uri="http://schemas.openxmlformats.org/drawingml/2006/picture">
+                <pic:pic>
+                  <pic:nvPicPr>
+                    <pic:cNvPr id="0" name="esther-angry.png"/>
+                    <pic:cNvPicPr/>
+                  </pic:nvPicPr>
+                  <pic:blipFill>
+                    <a:blip r:embed="rId46"/>
+                    <a:stretch>
+                      <a:fillRect/>
+                    </a:stretch>
+                  </pic:blipFill>
+                  <pic:spPr>
+                    <a:xfrm>
+                      <a:off x="0" y="0"/>
+                      <a:ext cx="1152000" cy="1152000"/>
+                    </a:xfrm>
+                    <a:prstGeom prst="rect"/>
+                  </pic:spPr>
+                </pic:pic>
+              </a:graphicData>
+            </a:graphic>
+          </wp:inline>
+        </w:drawing>
+      </w:r>
+      <w:r>
+        <w:t xml:space="preserve">  </w:t>
+      </w:r>
+      <w:r>
+        <w:drawing>
+          <wp:inline xmlns:a="http://schemas.openxmlformats.org/drawingml/2006/main" xmlns:pic="http://schemas.openxmlformats.org/drawingml/2006/picture">
+            <wp:extent cx="1152000" cy="1152000"/>
+            <wp:docPr id="39" name="Picture 39"/>
+            <wp:cNvGraphicFramePr>
+              <a:graphicFrameLocks noChangeAspect="1"/>
+            </wp:cNvGraphicFramePr>
+            <a:graphic>
+              <a:graphicData uri="http://schemas.openxmlformats.org/drawingml/2006/picture">
+                <pic:pic>
+                  <pic:nvPicPr>
+                    <pic:cNvPr id="0" name="esther-smile.png"/>
+                    <pic:cNvPicPr/>
+                  </pic:nvPicPr>
+                  <pic:blipFill>
+                    <a:blip r:embed="rId47"/>
+                    <a:stretch>
+                      <a:fillRect/>
+                    </a:stretch>
+                  </pic:blipFill>
+                  <pic:spPr>
+                    <a:xfrm>
+                      <a:off x="0" y="0"/>
+                      <a:ext cx="1152000" cy="1152000"/>
+                    </a:xfrm>
+                    <a:prstGeom prst="rect"/>
+                  </pic:spPr>
+                </pic:pic>
+              </a:graphicData>
+            </a:graphic>
+          </wp:inline>
+        </w:drawing>
+      </w:r>
+      <w:r>
+        <w:t xml:space="preserve">  </w:t>
+      </w:r>
+    </w:p>
+    <w:p>
+      <w:r>
+        <w:rPr>
+          <w:sz w:val="16"/>
+        </w:rPr>
+        <w:t>calm - angry - smiling</w:t>
+      </w:r>
+    </w:p>
+    <w:tbl>
+      <w:tblPr>
+        <w:tblStyle w:val="LightGrid-Accent1"/>
+        <w:tblW w:type="auto" w:w="0"/>
+        <w:tblLook w:firstColumn="1" w:firstRow="1" w:lastColumn="0" w:lastRow="0" w:noHBand="0" w:noVBand="1" w:val="04A0"/>
+      </w:tblPr>
+      <w:tblGrid>
+        <w:gridCol w:w="4320"/>
+        <w:gridCol w:w="4320"/>
+      </w:tblGrid>
+      <w:tr>
+        <w:tc>
+          <w:tcPr>
+            <w:tcW w:type="dxa" w:w="1984"/>
+          </w:tcPr>
+          <w:p>
+            <w:r>
+              <w:t>Who</w:t>
+            </w:r>
+          </w:p>
+        </w:tc>
+        <w:tc>
+          <w:tcPr>
+            <w:tcW w:type="dxa" w:w="7370"/>
+          </w:tcPr>
+          <w:p>
+            <w:r>
+              <w:t>Owner of the Colony Hotel since the 50s, a sharp old widow who refuses every offer from Crane; gives Danny a room on credit.</w:t>
+            </w:r>
+          </w:p>
+        </w:tc>
+      </w:tr>
+      <w:tr>
+        <w:tc>
+          <w:tcPr>
+            <w:tcW w:type="dxa" w:w="1984"/>
+          </w:tcPr>
+          <w:p>
+            <w:r>
+              <w:t>Looks</w:t>
+            </w:r>
+          </w:p>
+        </w:tc>
+        <w:tc>
+          <w:tcPr>
+            <w:tcW w:type="dxa" w:w="7370"/>
+          </w:tcPr>
+          <w:p>
+            <w:r>
+              <w:t>Seventies, silver hair in a 50s wave, big round sunglasses, pearls, red lipstick, a turquoise dress like the hotel's bands, a cigarette holder.</w:t>
+            </w:r>
+          </w:p>
+        </w:tc>
+      </w:tr>
+      <w:tr>
+        <w:tc>
+          <w:tcPr>
+            <w:tcW w:type="dxa" w:w="1984"/>
+          </w:tcPr>
+          <w:p>
+            <w:r>
+              <w:t>Bubble colour</w:t>
+            </w:r>
+          </w:p>
+        </w:tc>
+        <w:tc>
+          <w:tcPr>
+            <w:tcW w:type="dxa" w:w="7370"/>
+          </w:tcPr>
+          <w:p>
+            <w:r>
+              <w:t>#ff9ad0</w:t>
+            </w:r>
+          </w:p>
+        </w:tc>
+      </w:tr>
+      <w:tr>
+        <w:tc>
+          <w:tcPr>
+            <w:tcW w:type="dxa" w:w="1984"/>
+          </w:tcPr>
+          <w:p>
+            <w:r>
+              <w:t>In the city</w:t>
+            </w:r>
+          </w:p>
+        </w:tc>
+        <w:tc>
+          <w:tcPr>
+            <w:tcW w:type="dxa" w:w="7370"/>
+          </w:tcPr>
+          <w:p>
+            <w:r>
+              <w:t>shirt #2fc4c0, trousers #2fc4c0</w:t>
+            </w:r>
+          </w:p>
+        </w:tc>
+      </w:tr>
+      <w:tr>
+        <w:tc>
+          <w:tcPr>
+            <w:tcW w:type="dxa" w:w="1984"/>
+          </w:tcPr>
+          <w:p>
+            <w:r>
+              <w:t>Portrait recipe</w:t>
+            </w:r>
+          </w:p>
+        </w:tc>
+        <w:tc>
+          <w:tcPr>
+            <w:tcW w:type="dxa" w:w="7370"/>
+          </w:tcPr>
+          <w:p>
+            <w:r>
+              <w:t>skin #e6c2a4; hair #d8d8dc (wave); facial hair: none; eyes #3a4a5a; hat: none; glasses: roundshades; top: dress (#2fc4c0 / #1f9a96); extras: wrinkles, pearls, holder, lipstick; old, slim build</w:t>
+            </w:r>
+          </w:p>
+        </w:tc>
+      </w:tr>
+      <w:tr>
+        <w:tc>
+          <w:tcPr>
+            <w:tcW w:type="dxa" w:w="1984"/>
+          </w:tcPr>
+          <w:p>
+            <w:r>
+              <w:t>Mumble</w:t>
+            </w:r>
+          </w:p>
+        </w:tc>
+        <w:tc>
+          <w:tcPr>
+            <w:tcW w:type="dxa" w:w="7370"/>
+          </w:tcPr>
+          <w:p>
+            <w:r>
+              <w:t>sine wave, 220-330 Hz, 9 syllables a second, pauses 0.16 s</w:t>
+            </w:r>
+          </w:p>
+        </w:tc>
+      </w:tr>
+    </w:tbl>
+    <w:p>
+      <w:pPr>
+        <w:pStyle w:val="Heading1"/>
+      </w:pPr>
+      <w:r>
+        <w:t>VICTOR CRANE  (C)</w:t>
+      </w:r>
+    </w:p>
+    <w:p>
+      <w:r>
+        <w:drawing>
+          <wp:inline xmlns:a="http://schemas.openxmlformats.org/drawingml/2006/main" xmlns:pic="http://schemas.openxmlformats.org/drawingml/2006/picture">
+            <wp:extent cx="1152000" cy="1152000"/>
+            <wp:docPr id="40" name="Picture 40"/>
+            <wp:cNvGraphicFramePr>
+              <a:graphicFrameLocks noChangeAspect="1"/>
+            </wp:cNvGraphicFramePr>
+            <a:graphic>
+              <a:graphicData uri="http://schemas.openxmlformats.org/drawingml/2006/picture">
+                <pic:pic>
+                  <pic:nvPicPr>
+                    <pic:cNvPr id="0" name="crane-calm.png"/>
+                    <pic:cNvPicPr/>
+                  </pic:nvPicPr>
+                  <pic:blipFill>
+                    <a:blip r:embed="rId48"/>
+                    <a:stretch>
+                      <a:fillRect/>
+                    </a:stretch>
+                  </pic:blipFill>
+                  <pic:spPr>
+                    <a:xfrm>
+                      <a:off x="0" y="0"/>
+                      <a:ext cx="1152000" cy="1152000"/>
+                    </a:xfrm>
+                    <a:prstGeom prst="rect"/>
+                  </pic:spPr>
+                </pic:pic>
+              </a:graphicData>
+            </a:graphic>
+          </wp:inline>
+        </w:drawing>
+      </w:r>
+      <w:r>
+        <w:t xml:space="preserve">  </w:t>
+      </w:r>
+      <w:r>
+        <w:drawing>
+          <wp:inline xmlns:a="http://schemas.openxmlformats.org/drawingml/2006/main" xmlns:pic="http://schemas.openxmlformats.org/drawingml/2006/picture">
+            <wp:extent cx="1152000" cy="1152000"/>
+            <wp:docPr id="41" name="Picture 41"/>
+            <wp:cNvGraphicFramePr>
+              <a:graphicFrameLocks noChangeAspect="1"/>
+            </wp:cNvGraphicFramePr>
+            <a:graphic>
+              <a:graphicData uri="http://schemas.openxmlformats.org/drawingml/2006/picture">
+                <pic:pic>
+                  <pic:nvPicPr>
+                    <pic:cNvPr id="0" name="crane-angry.png"/>
+                    <pic:cNvPicPr/>
+                  </pic:nvPicPr>
+                  <pic:blipFill>
+                    <a:blip r:embed="rId49"/>
+                    <a:stretch>
+                      <a:fillRect/>
+                    </a:stretch>
+                  </pic:blipFill>
+                  <pic:spPr>
+                    <a:xfrm>
+                      <a:off x="0" y="0"/>
+                      <a:ext cx="1152000" cy="1152000"/>
+                    </a:xfrm>
+                    <a:prstGeom prst="rect"/>
+                  </pic:spPr>
+                </pic:pic>
+              </a:graphicData>
+            </a:graphic>
+          </wp:inline>
+        </w:drawing>
+      </w:r>
+      <w:r>
+        <w:t xml:space="preserve">  </w:t>
+      </w:r>
+      <w:r>
+        <w:drawing>
+          <wp:inline xmlns:a="http://schemas.openxmlformats.org/drawingml/2006/main" xmlns:pic="http://schemas.openxmlformats.org/drawingml/2006/picture">
+            <wp:extent cx="1152000" cy="1152000"/>
+            <wp:docPr id="42" name="Picture 42"/>
+            <wp:cNvGraphicFramePr>
+              <a:graphicFrameLocks noChangeAspect="1"/>
+            </wp:cNvGraphicFramePr>
+            <a:graphic>
+              <a:graphicData uri="http://schemas.openxmlformats.org/drawingml/2006/picture">
+                <pic:pic>
+                  <pic:nvPicPr>
+                    <pic:cNvPr id="0" name="crane-smile.png"/>
+                    <pic:cNvPicPr/>
+                  </pic:nvPicPr>
+                  <pic:blipFill>
+                    <a:blip r:embed="rId50"/>
+                    <a:stretch>
+                      <a:fillRect/>
+                    </a:stretch>
+                  </pic:blipFill>
+                  <pic:spPr>
+                    <a:xfrm>
+                      <a:off x="0" y="0"/>
+                      <a:ext cx="1152000" cy="1152000"/>
+                    </a:xfrm>
+                    <a:prstGeom prst="rect"/>
+                  </pic:spPr>
+                </pic:pic>
+              </a:graphicData>
+            </a:graphic>
+          </wp:inline>
+        </w:drawing>
+      </w:r>
+      <w:r>
+        <w:t xml:space="preserve">  </w:t>
+      </w:r>
+    </w:p>
+    <w:p>
+      <w:r>
+        <w:rPr>
+          <w:sz w:val="16"/>
+        </w:rPr>
+        <w:t>calm - angry - smiling</w:t>
+      </w:r>
+    </w:p>
+    <w:tbl>
+      <w:tblPr>
+        <w:tblStyle w:val="LightGrid-Accent1"/>
+        <w:tblW w:type="auto" w:w="0"/>
+        <w:tblLook w:firstColumn="1" w:firstRow="1" w:lastColumn="0" w:lastRow="0" w:noHBand="0" w:noVBand="1" w:val="04A0"/>
+      </w:tblPr>
+      <w:tblGrid>
+        <w:gridCol w:w="4320"/>
+        <w:gridCol w:w="4320"/>
+      </w:tblGrid>
+      <w:tr>
+        <w:tc>
+          <w:tcPr>
+            <w:tcW w:type="dxa" w:w="1984"/>
+          </w:tcPr>
+          <w:p>
+            <w:r>
+              <w:t>Who</w:t>
+            </w:r>
+          </w:p>
+        </w:tc>
+        <w:tc>
+          <w:tcPr>
+            <w:tcW w:type="dxa" w:w="7370"/>
+          </w:tcPr>
+          <w:p>
+            <w:r>
+              <w:t>Crane Development - his name is on every crane in Miravista; running for mayor. Smiles on every billboard; the street knows better.</w:t>
+            </w:r>
+          </w:p>
+        </w:tc>
+      </w:tr>
+      <w:tr>
+        <w:tc>
+          <w:tcPr>
+            <w:tcW w:type="dxa" w:w="1984"/>
+          </w:tcPr>
+          <w:p>
+            <w:r>
+              <w:t>Looks</w:t>
+            </w:r>
+          </w:p>
+        </w:tc>
+        <w:tc>
+          <w:tcPr>
+            <w:tcW w:type="dxa" w:w="7370"/>
+          </w:tcPr>
+          <w:p>
+            <w:r>
+              <w:t>Fifties, silver hair swept back, a deep tan, a white linen suit over a pale blue shirt, a gold watch.</w:t>
+            </w:r>
+          </w:p>
+        </w:tc>
+      </w:tr>
+      <w:tr>
+        <w:tc>
+          <w:tcPr>
+            <w:tcW w:type="dxa" w:w="1984"/>
+          </w:tcPr>
+          <w:p>
+            <w:r>
+              <w:t>Bubble colour</w:t>
+            </w:r>
+          </w:p>
+        </w:tc>
+        <w:tc>
+          <w:tcPr>
+            <w:tcW w:type="dxa" w:w="7370"/>
+          </w:tcPr>
+          <w:p>
+            <w:r>
+              <w:t>#f4f0e6</w:t>
+            </w:r>
+          </w:p>
+        </w:tc>
+      </w:tr>
+      <w:tr>
+        <w:tc>
+          <w:tcPr>
+            <w:tcW w:type="dxa" w:w="1984"/>
+          </w:tcPr>
+          <w:p>
+            <w:r>
+              <w:t>In the city</w:t>
+            </w:r>
+          </w:p>
+        </w:tc>
+        <w:tc>
+          <w:tcPr>
+            <w:tcW w:type="dxa" w:w="7370"/>
+          </w:tcPr>
+          <w:p>
+            <w:r>
+              <w:t>shirt #f2efe6, trousers #f2efe6</w:t>
+            </w:r>
+          </w:p>
+        </w:tc>
+      </w:tr>
+      <w:tr>
+        <w:tc>
+          <w:tcPr>
+            <w:tcW w:type="dxa" w:w="1984"/>
+          </w:tcPr>
+          <w:p>
+            <w:r>
+              <w:t>Portrait recipe</w:t>
+            </w:r>
+          </w:p>
+        </w:tc>
+        <w:tc>
+          <w:tcPr>
+            <w:tcW w:type="dxa" w:w="7370"/>
+          </w:tcPr>
+          <w:p>
+            <w:r>
+              <w:t>skin #b07a4e; hair #d0d0d4 (slick); facial hair: none; eyes #5a7080; hat: none; glasses: none; top: suit (#f2efe6 / #cfe0f0); extras: none; old, normal build</w:t>
+            </w:r>
+          </w:p>
+        </w:tc>
+      </w:tr>
+      <w:tr>
+        <w:tc>
+          <w:tcPr>
+            <w:tcW w:type="dxa" w:w="1984"/>
+          </w:tcPr>
+          <w:p>
+            <w:r>
+              <w:t>Mumble</w:t>
+            </w:r>
+          </w:p>
+        </w:tc>
+        <w:tc>
+          <w:tcPr>
+            <w:tcW w:type="dxa" w:w="7370"/>
+          </w:tcPr>
+          <w:p>
+            <w:r>
+              <w:t>sine wave, 100-150 Hz, 7 syllables a second, pauses 0.2 s</w:t>
+            </w:r>
+          </w:p>
+        </w:tc>
+      </w:tr>
+    </w:tbl>
+    <w:p>
+      <w:pPr>
+        <w:pStyle w:val="Heading1"/>
+      </w:pPr>
+      <w:r>
+        <w:t>MATEO CRUZ  (Z)</w:t>
+      </w:r>
+    </w:p>
+    <w:p>
+      <w:r>
+        <w:drawing>
+          <wp:inline xmlns:a="http://schemas.openxmlformats.org/drawingml/2006/main" xmlns:pic="http://schemas.openxmlformats.org/drawingml/2006/picture">
+            <wp:extent cx="1152000" cy="1152000"/>
+            <wp:docPr id="43" name="Picture 43"/>
+            <wp:cNvGraphicFramePr>
+              <a:graphicFrameLocks noChangeAspect="1"/>
+            </wp:cNvGraphicFramePr>
+            <a:graphic>
+              <a:graphicData uri="http://schemas.openxmlformats.org/drawingml/2006/picture">
+                <pic:pic>
+                  <pic:nvPicPr>
+                    <pic:cNvPr id="0" name="mateo-calm.png"/>
+                    <pic:cNvPicPr/>
+                  </pic:nvPicPr>
+                  <pic:blipFill>
+                    <a:blip r:embed="rId51"/>
+                    <a:stretch>
+                      <a:fillRect/>
+                    </a:stretch>
+                  </pic:blipFill>
+                  <pic:spPr>
+                    <a:xfrm>
+                      <a:off x="0" y="0"/>
+                      <a:ext cx="1152000" cy="1152000"/>
+                    </a:xfrm>
+                    <a:prstGeom prst="rect"/>
+                  </pic:spPr>
+                </pic:pic>
+              </a:graphicData>
+            </a:graphic>
+          </wp:inline>
+        </w:drawing>
+      </w:r>
+      <w:r>
+        <w:t xml:space="preserve">  </w:t>
+      </w:r>
+      <w:r>
+        <w:drawing>
+          <wp:inline xmlns:a="http://schemas.openxmlformats.org/drawingml/2006/main" xmlns:pic="http://schemas.openxmlformats.org/drawingml/2006/picture">
+            <wp:extent cx="1152000" cy="1152000"/>
+            <wp:docPr id="44" name="Picture 44"/>
+            <wp:cNvGraphicFramePr>
+              <a:graphicFrameLocks noChangeAspect="1"/>
+            </wp:cNvGraphicFramePr>
+            <a:graphic>
+              <a:graphicData uri="http://schemas.openxmlformats.org/drawingml/2006/picture">
+                <pic:pic>
+                  <pic:nvPicPr>
+                    <pic:cNvPr id="0" name="mateo-angry.png"/>
+                    <pic:cNvPicPr/>
+                  </pic:nvPicPr>
+                  <pic:blipFill>
+                    <a:blip r:embed="rId52"/>
+                    <a:stretch>
+                      <a:fillRect/>
+                    </a:stretch>
+                  </pic:blipFill>
+                  <pic:spPr>
+                    <a:xfrm>
+                      <a:off x="0" y="0"/>
+                      <a:ext cx="1152000" cy="1152000"/>
+                    </a:xfrm>
+                    <a:prstGeom prst="rect"/>
+                  </pic:spPr>
+                </pic:pic>
+              </a:graphicData>
+            </a:graphic>
+          </wp:inline>
+        </w:drawing>
+      </w:r>
+      <w:r>
+        <w:t xml:space="preserve">  </w:t>
+      </w:r>
+      <w:r>
+        <w:drawing>
+          <wp:inline xmlns:a="http://schemas.openxmlformats.org/drawingml/2006/main" xmlns:pic="http://schemas.openxmlformats.org/drawingml/2006/picture">
+            <wp:extent cx="1152000" cy="1152000"/>
+            <wp:docPr id="45" name="Picture 45"/>
+            <wp:cNvGraphicFramePr>
+              <a:graphicFrameLocks noChangeAspect="1"/>
+            </wp:cNvGraphicFramePr>
+            <a:graphic>
+              <a:graphicData uri="http://schemas.openxmlformats.org/drawingml/2006/picture">
+                <pic:pic>
+                  <pic:nvPicPr>
+                    <pic:cNvPr id="0" name="mateo-smile.png"/>
+                    <pic:cNvPicPr/>
+                  </pic:nvPicPr>
+                  <pic:blipFill>
+                    <a:blip r:embed="rId53"/>
+                    <a:stretch>
+                      <a:fillRect/>
+                    </a:stretch>
+                  </pic:blipFill>
+                  <pic:spPr>
+                    <a:xfrm>
+                      <a:off x="0" y="0"/>
+                      <a:ext cx="1152000" cy="1152000"/>
+                    </a:xfrm>
+                    <a:prstGeom prst="rect"/>
+                  </pic:spPr>
+                </pic:pic>
+              </a:graphicData>
+            </a:graphic>
+          </wp:inline>
+        </w:drawing>
+      </w:r>
+      <w:r>
+        <w:t xml:space="preserve">  </w:t>
+      </w:r>
+    </w:p>
+    <w:p>
+      <w:r>
+        <w:rPr>
+          <w:sz w:val="16"/>
+        </w:rPr>
+        <w:t>calm - angry - smiling</w:t>
+      </w:r>
+    </w:p>
+    <w:tbl>
+      <w:tblPr>
+        <w:tblStyle w:val="LightGrid-Accent1"/>
+        <w:tblW w:type="auto" w:w="0"/>
+        <w:tblLook w:firstColumn="1" w:firstRow="1" w:lastColumn="0" w:lastRow="0" w:noHBand="0" w:noVBand="1" w:val="04A0"/>
+      </w:tblPr>
+      <w:tblGrid>
+        <w:gridCol w:w="4320"/>
+        <w:gridCol w:w="4320"/>
+      </w:tblGrid>
+      <w:tr>
+        <w:tc>
+          <w:tcPr>
+            <w:tcW w:type="dxa" w:w="1984"/>
+          </w:tcPr>
+          <w:p>
+            <w:r>
+              <w:t>Who</w:t>
+            </w:r>
+          </w:p>
+        </w:tc>
+        <w:tc>
+          <w:tcPr>
+            <w:tcW w:type="dxa" w:w="7370"/>
+          </w:tcPr>
+          <w:p>
+            <w:r>
+              <w:t>Danny's older brother: Crane's driver and fixer, hiding the proof that could bring Crane down, trying to get out.</w:t>
+            </w:r>
+          </w:p>
+        </w:tc>
+      </w:tr>
+      <w:tr>
+        <w:tc>
+          <w:tcPr>
+            <w:tcW w:type="dxa" w:w="1984"/>
+          </w:tcPr>
+          <w:p>
+            <w:r>
+              <w:t>Looks</w:t>
+            </w:r>
+          </w:p>
+        </w:tc>
+        <w:tc>
+          <w:tcPr>
+            <w:tcW w:type="dxa" w:w="7370"/>
+          </w:tcPr>
+          <w:p>
+            <w:r>
+              <w:t>Like Danny but neat and older: the same jaw, slicked-back hair grey at the temples, a chauffeur's dark suit and cap, tired eyes; no scar.</w:t>
+            </w:r>
+          </w:p>
+        </w:tc>
+      </w:tr>
+      <w:tr>
+        <w:tc>
+          <w:tcPr>
+            <w:tcW w:type="dxa" w:w="1984"/>
+          </w:tcPr>
+          <w:p>
+            <w:r>
+              <w:t>Bubble colour</w:t>
+            </w:r>
+          </w:p>
+        </w:tc>
+        <w:tc>
+          <w:tcPr>
+            <w:tcW w:type="dxa" w:w="7370"/>
+          </w:tcPr>
+          <w:p>
+            <w:r>
+              <w:t>#5ec8ff</w:t>
+            </w:r>
+          </w:p>
+        </w:tc>
+      </w:tr>
+      <w:tr>
+        <w:tc>
+          <w:tcPr>
+            <w:tcW w:type="dxa" w:w="1984"/>
+          </w:tcPr>
+          <w:p>
+            <w:r>
+              <w:t>In the city</w:t>
+            </w:r>
+          </w:p>
+        </w:tc>
+        <w:tc>
+          <w:tcPr>
+            <w:tcW w:type="dxa" w:w="7370"/>
+          </w:tcPr>
+          <w:p>
+            <w:r>
+              <w:t>shirt #1c1e28, trousers #1c1e28</w:t>
+            </w:r>
+          </w:p>
+        </w:tc>
+      </w:tr>
+      <w:tr>
+        <w:tc>
+          <w:tcPr>
+            <w:tcW w:type="dxa" w:w="1984"/>
+          </w:tcPr>
+          <w:p>
+            <w:r>
+              <w:t>Portrait recipe</w:t>
+            </w:r>
+          </w:p>
+        </w:tc>
+        <w:tc>
+          <w:tcPr>
+            <w:tcW w:type="dxa" w:w="7370"/>
+          </w:tcPr>
+          <w:p>
+            <w:r>
+              <w:t>skin #c48a60; hair #1e1a1c (slick); facial hair: none; eyes #3a2618; hat: chauffeur; glasses: none; top: suit (#1c1e28 / #f0ece4); extras: temples, tired; mid, normal build</w:t>
+            </w:r>
+          </w:p>
+        </w:tc>
+      </w:tr>
+      <w:tr>
+        <w:tc>
+          <w:tcPr>
+            <w:tcW w:type="dxa" w:w="1984"/>
+          </w:tcPr>
+          <w:p>
+            <w:r>
+              <w:t>Mumble</w:t>
+            </w:r>
+          </w:p>
+        </w:tc>
+        <w:tc>
+          <w:tcPr>
+            <w:tcW w:type="dxa" w:w="7370"/>
+          </w:tcPr>
+          <w:p>
+            <w:r>
+              <w:t>triangle wave, 100-150 Hz, 9 syllables a second, pauses 0.14 s</w:t>
+            </w:r>
+          </w:p>
+        </w:tc>
+      </w:tr>
+    </w:tbl>
+    <w:p>
+      <w:pPr>
+        <w:pStyle w:val="Heading1"/>
+      </w:pPr>
+      <w:r>
+        <w:t>BULL KESSLER  (B)</w:t>
+      </w:r>
+    </w:p>
+    <w:p>
+      <w:r>
+        <w:drawing>
+          <wp:inline xmlns:a="http://schemas.openxmlformats.org/drawingml/2006/main" xmlns:pic="http://schemas.openxmlformats.org/drawingml/2006/picture">
+            <wp:extent cx="1152000" cy="1152000"/>
+            <wp:docPr id="46" name="Picture 46"/>
+            <wp:cNvGraphicFramePr>
+              <a:graphicFrameLocks noChangeAspect="1"/>
+            </wp:cNvGraphicFramePr>
+            <a:graphic>
+              <a:graphicData uri="http://schemas.openxmlformats.org/drawingml/2006/picture">
+                <pic:pic>
+                  <pic:nvPicPr>
+                    <pic:cNvPr id="0" name="kessler-calm.png"/>
+                    <pic:cNvPicPr/>
+                  </pic:nvPicPr>
+                  <pic:blipFill>
+                    <a:blip r:embed="rId54"/>
+                    <a:stretch>
+                      <a:fillRect/>
+                    </a:stretch>
+                  </pic:blipFill>
+                  <pic:spPr>
+                    <a:xfrm>
+                      <a:off x="0" y="0"/>
+                      <a:ext cx="1152000" cy="1152000"/>
+                    </a:xfrm>
+                    <a:prstGeom prst="rect"/>
+                  </pic:spPr>
+                </pic:pic>
+              </a:graphicData>
+            </a:graphic>
+          </wp:inline>
+        </w:drawing>
+      </w:r>
+      <w:r>
+        <w:t xml:space="preserve">  </w:t>
+      </w:r>
+      <w:r>
+        <w:drawing>
+          <wp:inline xmlns:a="http://schemas.openxmlformats.org/drawingml/2006/main" xmlns:pic="http://schemas.openxmlformats.org/drawingml/2006/picture">
+            <wp:extent cx="1152000" cy="1152000"/>
+            <wp:docPr id="47" name="Picture 47"/>
+            <wp:cNvGraphicFramePr>
+              <a:graphicFrameLocks noChangeAspect="1"/>
+            </wp:cNvGraphicFramePr>
+            <a:graphic>
+              <a:graphicData uri="http://schemas.openxmlformats.org/drawingml/2006/picture">
+                <pic:pic>
+                  <pic:nvPicPr>
+                    <pic:cNvPr id="0" name="kessler-angry.png"/>
+                    <pic:cNvPicPr/>
+                  </pic:nvPicPr>
+                  <pic:blipFill>
+                    <a:blip r:embed="rId55"/>
+                    <a:stretch>
+                      <a:fillRect/>
+                    </a:stretch>
+                  </pic:blipFill>
+                  <pic:spPr>
+                    <a:xfrm>
+                      <a:off x="0" y="0"/>
+                      <a:ext cx="1152000" cy="1152000"/>
+                    </a:xfrm>
+                    <a:prstGeom prst="rect"/>
+                  </pic:spPr>
+                </pic:pic>
+              </a:graphicData>
+            </a:graphic>
+          </wp:inline>
+        </w:drawing>
+      </w:r>
+      <w:r>
+        <w:t xml:space="preserve">  </w:t>
+      </w:r>
+      <w:r>
+        <w:drawing>
+          <wp:inline xmlns:a="http://schemas.openxmlformats.org/drawingml/2006/main" xmlns:pic="http://schemas.openxmlformats.org/drawingml/2006/picture">
+            <wp:extent cx="1152000" cy="1152000"/>
+            <wp:docPr id="48" name="Picture 48"/>
+            <wp:cNvGraphicFramePr>
+              <a:graphicFrameLocks noChangeAspect="1"/>
+            </wp:cNvGraphicFramePr>
+            <a:graphic>
+              <a:graphicData uri="http://schemas.openxmlformats.org/drawingml/2006/picture">
+                <pic:pic>
+                  <pic:nvPicPr>
+                    <pic:cNvPr id="0" name="kessler-smile.png"/>
+                    <pic:cNvPicPr/>
+                  </pic:nvPicPr>
+                  <pic:blipFill>
+                    <a:blip r:embed="rId56"/>
+                    <a:stretch>
+                      <a:fillRect/>
+                    </a:stretch>
+                  </pic:blipFill>
+                  <pic:spPr>
+                    <a:xfrm>
+                      <a:off x="0" y="0"/>
+                      <a:ext cx="1152000" cy="1152000"/>
+                    </a:xfrm>
+                    <a:prstGeom prst="rect"/>
+                  </pic:spPr>
+                </pic:pic>
+              </a:graphicData>
+            </a:graphic>
+          </wp:inline>
+        </w:drawing>
+      </w:r>
+      <w:r>
+        <w:t xml:space="preserve">  </w:t>
+      </w:r>
+    </w:p>
+    <w:p>
+      <w:r>
+        <w:rPr>
+          <w:sz w:val="16"/>
+        </w:rPr>
+        <w:t>calm - angry - smiling</w:t>
+      </w:r>
+    </w:p>
+    <w:tbl>
+      <w:tblPr>
+        <w:tblStyle w:val="LightGrid-Accent1"/>
+        <w:tblW w:type="auto" w:w="0"/>
+        <w:tblLook w:firstColumn="1" w:firstRow="1" w:lastColumn="0" w:lastRow="0" w:noHBand="0" w:noVBand="1" w:val="04A0"/>
+      </w:tblPr>
+      <w:tblGrid>
+        <w:gridCol w:w="4320"/>
+        <w:gridCol w:w="4320"/>
+      </w:tblGrid>
+      <w:tr>
+        <w:tc>
+          <w:tcPr>
+            <w:tcW w:type="dxa" w:w="1984"/>
+          </w:tcPr>
+          <w:p>
+            <w:r>
+              <w:t>Who</w:t>
+            </w:r>
+          </w:p>
+        </w:tc>
+        <w:tc>
+          <w:tcPr>
+            <w:tcW w:type="dxa" w:w="7370"/>
+          </w:tcPr>
+          <w:p>
+            <w:r>
+              <w:t>Bruno "Bull" Kessler, Crane's muscle and the Dockside gang boss; loud, likes tough men, fears only Crane.</w:t>
+            </w:r>
+          </w:p>
+        </w:tc>
+      </w:tr>
+      <w:tr>
+        <w:tc>
+          <w:tcPr>
+            <w:tcW w:type="dxa" w:w="1984"/>
+          </w:tcPr>
+          <w:p>
+            <w:r>
+              <w:t>Looks</w:t>
+            </w:r>
+          </w:p>
+        </w:tc>
+        <w:tc>
+          <w:tcPr>
+            <w:tcW w:type="dxa" w:w="7370"/>
+          </w:tcPr>
+          <w:p>
+            <w:r>
+              <w:t>Forties, huge, a big neck, a shaved head, a blond goatee, a white tank top, gold chains, a tattoo on the shoulder.</w:t>
+            </w:r>
+          </w:p>
+        </w:tc>
+      </w:tr>
+      <w:tr>
+        <w:tc>
+          <w:tcPr>
+            <w:tcW w:type="dxa" w:w="1984"/>
+          </w:tcPr>
+          <w:p>
+            <w:r>
+              <w:t>Bubble colour</w:t>
+            </w:r>
+          </w:p>
+        </w:tc>
+        <w:tc>
+          <w:tcPr>
+            <w:tcW w:type="dxa" w:w="7370"/>
+          </w:tcPr>
+          <w:p>
+            <w:r>
+              <w:t>#ff5a1f</w:t>
+            </w:r>
+          </w:p>
+        </w:tc>
+      </w:tr>
+      <w:tr>
+        <w:tc>
+          <w:tcPr>
+            <w:tcW w:type="dxa" w:w="1984"/>
+          </w:tcPr>
+          <w:p>
+            <w:r>
+              <w:t>In the city</w:t>
+            </w:r>
+          </w:p>
+        </w:tc>
+        <w:tc>
+          <w:tcPr>
+            <w:tcW w:type="dxa" w:w="7370"/>
+          </w:tcPr>
+          <w:p>
+            <w:r>
+              <w:t>shirt #f2f2ee, trousers #3a4a6a</w:t>
+            </w:r>
+          </w:p>
+        </w:tc>
+      </w:tr>
+      <w:tr>
+        <w:tc>
+          <w:tcPr>
+            <w:tcW w:type="dxa" w:w="1984"/>
+          </w:tcPr>
+          <w:p>
+            <w:r>
+              <w:t>Portrait recipe</w:t>
+            </w:r>
+          </w:p>
+        </w:tc>
+        <w:tc>
+          <w:tcPr>
+            <w:tcW w:type="dxa" w:w="7370"/>
+          </w:tcPr>
+          <w:p>
+            <w:r>
+              <w:t>skin #d9a27a; hair #e0c070 (bald); facial hair: goatee; eyes #5a7a9a; hat: none; glasses: none; top: tanktop (#f2f2ee / #d8d8d2); extras: chain, tattoo; mid, broad build</w:t>
+            </w:r>
+          </w:p>
+        </w:tc>
+      </w:tr>
+      <w:tr>
+        <w:tc>
+          <w:tcPr>
+            <w:tcW w:type="dxa" w:w="1984"/>
+          </w:tcPr>
+          <w:p>
+            <w:r>
+              <w:t>Mumble</w:t>
+            </w:r>
+          </w:p>
+        </w:tc>
+        <w:tc>
+          <w:tcPr>
+            <w:tcW w:type="dxa" w:w="7370"/>
+          </w:tcPr>
+          <w:p>
+            <w:r>
+              <w:t>sawtooth wave, 70-110 Hz, 11 syllables a second, pauses 0.06 s</w:t>
+            </w:r>
+          </w:p>
+        </w:tc>
+      </w:tr>
+    </w:tbl>
+    <w:p>
+      <w:pPr>
+        <w:pStyle w:val="Heading1"/>
+      </w:pPr>
+      <w:r>
+        <w:t>ROSA ORTEGA  (R)</w:t>
+      </w:r>
+    </w:p>
+    <w:p>
+      <w:r>
+        <w:drawing>
+          <wp:inline xmlns:a="http://schemas.openxmlformats.org/drawingml/2006/main" xmlns:pic="http://schemas.openxmlformats.org/drawingml/2006/picture">
+            <wp:extent cx="1152000" cy="1152000"/>
+            <wp:docPr id="49" name="Picture 49"/>
+            <wp:cNvGraphicFramePr>
+              <a:graphicFrameLocks noChangeAspect="1"/>
+            </wp:cNvGraphicFramePr>
+            <a:graphic>
+              <a:graphicData uri="http://schemas.openxmlformats.org/drawingml/2006/picture">
+                <pic:pic>
+                  <pic:nvPicPr>
+                    <pic:cNvPr id="0" name="rosa-calm.png"/>
+                    <pic:cNvPicPr/>
+                  </pic:nvPicPr>
+                  <pic:blipFill>
+                    <a:blip r:embed="rId57"/>
+                    <a:stretch>
+                      <a:fillRect/>
+                    </a:stretch>
+                  </pic:blipFill>
+                  <pic:spPr>
+                    <a:xfrm>
+                      <a:off x="0" y="0"/>
+                      <a:ext cx="1152000" cy="1152000"/>
+                    </a:xfrm>
+                    <a:prstGeom prst="rect"/>
+                  </pic:spPr>
+                </pic:pic>
+              </a:graphicData>
+            </a:graphic>
+          </wp:inline>
+        </w:drawing>
+      </w:r>
+      <w:r>
+        <w:t xml:space="preserve">  </w:t>
+      </w:r>
+      <w:r>
+        <w:drawing>
+          <wp:inline xmlns:a="http://schemas.openxmlformats.org/drawingml/2006/main" xmlns:pic="http://schemas.openxmlformats.org/drawingml/2006/picture">
+            <wp:extent cx="1152000" cy="1152000"/>
+            <wp:docPr id="50" name="Picture 50"/>
+            <wp:cNvGraphicFramePr>
+              <a:graphicFrameLocks noChangeAspect="1"/>
+            </wp:cNvGraphicFramePr>
+            <a:graphic>
+              <a:graphicData uri="http://schemas.openxmlformats.org/drawingml/2006/picture">
+                <pic:pic>
+                  <pic:nvPicPr>
+                    <pic:cNvPr id="0" name="rosa-angry.png"/>
+                    <pic:cNvPicPr/>
+                  </pic:nvPicPr>
+                  <pic:blipFill>
+                    <a:blip r:embed="rId58"/>
+                    <a:stretch>
+                      <a:fillRect/>
+                    </a:stretch>
+                  </pic:blipFill>
+                  <pic:spPr>
+                    <a:xfrm>
+                      <a:off x="0" y="0"/>
+                      <a:ext cx="1152000" cy="1152000"/>
+                    </a:xfrm>
+                    <a:prstGeom prst="rect"/>
+                  </pic:spPr>
+                </pic:pic>
+              </a:graphicData>
+            </a:graphic>
+          </wp:inline>
+        </w:drawing>
+      </w:r>
+      <w:r>
+        <w:t xml:space="preserve">  </w:t>
+      </w:r>
+      <w:r>
+        <w:drawing>
+          <wp:inline xmlns:a="http://schemas.openxmlformats.org/drawingml/2006/main" xmlns:pic="http://schemas.openxmlformats.org/drawingml/2006/picture">
+            <wp:extent cx="1152000" cy="1152000"/>
+            <wp:docPr id="51" name="Picture 51"/>
+            <wp:cNvGraphicFramePr>
+              <a:graphicFrameLocks noChangeAspect="1"/>
+            </wp:cNvGraphicFramePr>
+            <a:graphic>
+              <a:graphicData uri="http://schemas.openxmlformats.org/drawingml/2006/picture">
+                <pic:pic>
+                  <pic:nvPicPr>
+                    <pic:cNvPr id="0" name="rosa-smile.png"/>
+                    <pic:cNvPicPr/>
+                  </pic:nvPicPr>
+                  <pic:blipFill>
+                    <a:blip r:embed="rId59"/>
+                    <a:stretch>
+                      <a:fillRect/>
+                    </a:stretch>
+                  </pic:blipFill>
+                  <pic:spPr>
+                    <a:xfrm>
+                      <a:off x="0" y="0"/>
+                      <a:ext cx="1152000" cy="1152000"/>
+                    </a:xfrm>
+                    <a:prstGeom prst="rect"/>
+                  </pic:spPr>
+                </pic:pic>
+              </a:graphicData>
+            </a:graphic>
+          </wp:inline>
+        </w:drawing>
+      </w:r>
+      <w:r>
+        <w:t xml:space="preserve">  </w:t>
+      </w:r>
+    </w:p>
+    <w:p>
+      <w:r>
+        <w:rPr>
+          <w:sz w:val="16"/>
+        </w:rPr>
+        <w:t>calm - angry - smiling</w:t>
+      </w:r>
+    </w:p>
+    <w:tbl>
+      <w:tblPr>
+        <w:tblStyle w:val="LightGrid-Accent1"/>
+        <w:tblW w:type="auto" w:w="0"/>
+        <w:tblLook w:firstColumn="1" w:firstRow="1" w:lastColumn="0" w:lastRow="0" w:noHBand="0" w:noVBand="1" w:val="04A0"/>
+      </w:tblPr>
+      <w:tblGrid>
+        <w:gridCol w:w="4320"/>
+        <w:gridCol w:w="4320"/>
+      </w:tblGrid>
+      <w:tr>
+        <w:tc>
+          <w:tcPr>
+            <w:tcW w:type="dxa" w:w="1984"/>
+          </w:tcPr>
+          <w:p>
+            <w:r>
+              <w:t>Who</w:t>
+            </w:r>
+          </w:p>
+        </w:tc>
+        <w:tc>
+          <w:tcPr>
+            <w:tcW w:type="dxa" w:w="7370"/>
+          </w:tcPr>
+          <w:p>
+            <w:r>
+              <w:t>Mercado's market boss: tough and warm; takes Danny in against Kessler and becomes part of his crew.</w:t>
+            </w:r>
+          </w:p>
+        </w:tc>
+      </w:tr>
+      <w:tr>
+        <w:tc>
+          <w:tcPr>
+            <w:tcW w:type="dxa" w:w="1984"/>
+          </w:tcPr>
+          <w:p>
+            <w:r>
+              <w:t>Looks</w:t>
+            </w:r>
+          </w:p>
+        </w:tc>
+        <w:tc>
+          <w:tcPr>
+            <w:tcW w:type="dxa" w:w="7370"/>
+          </w:tcPr>
+          <w:p>
+            <w:r>
+              <w:t>Forties, black hair pulled back tight, big gold hoop earrings, red lipstick, a red blouse with rolled sleeves, a gold chain.</w:t>
+            </w:r>
+          </w:p>
+        </w:tc>
+      </w:tr>
+      <w:tr>
+        <w:tc>
+          <w:tcPr>
+            <w:tcW w:type="dxa" w:w="1984"/>
+          </w:tcPr>
+          <w:p>
+            <w:r>
+              <w:t>Bubble colour</w:t>
+            </w:r>
+          </w:p>
+        </w:tc>
+        <w:tc>
+          <w:tcPr>
+            <w:tcW w:type="dxa" w:w="7370"/>
+          </w:tcPr>
+          <w:p>
+            <w:r>
+              <w:t>#d41e3c</w:t>
+            </w:r>
+          </w:p>
+        </w:tc>
+      </w:tr>
+      <w:tr>
+        <w:tc>
+          <w:tcPr>
+            <w:tcW w:type="dxa" w:w="1984"/>
+          </w:tcPr>
+          <w:p>
+            <w:r>
+              <w:t>In the city</w:t>
+            </w:r>
+          </w:p>
+        </w:tc>
+        <w:tc>
+          <w:tcPr>
+            <w:tcW w:type="dxa" w:w="7370"/>
+          </w:tcPr>
+          <w:p>
+            <w:r>
+              <w:t>shirt #c8243a, trousers #1a1a20</w:t>
+            </w:r>
+          </w:p>
+        </w:tc>
+      </w:tr>
+      <w:tr>
+        <w:tc>
+          <w:tcPr>
+            <w:tcW w:type="dxa" w:w="1984"/>
+          </w:tcPr>
+          <w:p>
+            <w:r>
+              <w:t>Portrait recipe</w:t>
+            </w:r>
+          </w:p>
+        </w:tc>
+        <w:tc>
+          <w:tcPr>
+            <w:tcW w:type="dxa" w:w="7370"/>
+          </w:tcPr>
+          <w:p>
+            <w:r>
+              <w:t>skin #c08458; hair #141018 (pulled); facial hair: none; eyes #2a1a12; hat: none; glasses: none; top: blouse (#c8243a / #9a1a2c); extras: hoops, lipstick, chain; mid, normal build</w:t>
+            </w:r>
+          </w:p>
+        </w:tc>
+      </w:tr>
+      <w:tr>
+        <w:tc>
+          <w:tcPr>
+            <w:tcW w:type="dxa" w:w="1984"/>
+          </w:tcPr>
+          <w:p>
+            <w:r>
+              <w:t>Mumble</w:t>
+            </w:r>
+          </w:p>
+        </w:tc>
+        <w:tc>
+          <w:tcPr>
+            <w:tcW w:type="dxa" w:w="7370"/>
+          </w:tcPr>
+          <w:p>
+            <w:r>
+              <w:t>triangle wave, 190-300 Hz, 12 syllables a second, pauses 0.08 s</w:t>
+            </w:r>
+          </w:p>
+        </w:tc>
+      </w:tr>
+    </w:tbl>
+    <w:p>
+      <w:pPr>
+        <w:pStyle w:val="Heading1"/>
+      </w:pPr>
+      <w:r>
+        <w:t>NINA PARK  (N)</w:t>
+      </w:r>
+    </w:p>
+    <w:p>
+      <w:r>
+        <w:drawing>
+          <wp:inline xmlns:a="http://schemas.openxmlformats.org/drawingml/2006/main" xmlns:pic="http://schemas.openxmlformats.org/drawingml/2006/picture">
+            <wp:extent cx="1152000" cy="1152000"/>
+            <wp:docPr id="52" name="Picture 52"/>
+            <wp:cNvGraphicFramePr>
+              <a:graphicFrameLocks noChangeAspect="1"/>
+            </wp:cNvGraphicFramePr>
+            <a:graphic>
+              <a:graphicData uri="http://schemas.openxmlformats.org/drawingml/2006/picture">
+                <pic:pic>
+                  <pic:nvPicPr>
+                    <pic:cNvPr id="0" name="nina-calm.png"/>
+                    <pic:cNvPicPr/>
+                  </pic:nvPicPr>
+                  <pic:blipFill>
+                    <a:blip r:embed="rId60"/>
+                    <a:stretch>
+                      <a:fillRect/>
+                    </a:stretch>
+                  </pic:blipFill>
+                  <pic:spPr>
+                    <a:xfrm>
+                      <a:off x="0" y="0"/>
+                      <a:ext cx="1152000" cy="1152000"/>
+                    </a:xfrm>
+                    <a:prstGeom prst="rect"/>
+                  </pic:spPr>
+                </pic:pic>
+              </a:graphicData>
+            </a:graphic>
+          </wp:inline>
+        </w:drawing>
+      </w:r>
+      <w:r>
+        <w:t xml:space="preserve">  </w:t>
+      </w:r>
+      <w:r>
+        <w:drawing>
+          <wp:inline xmlns:a="http://schemas.openxmlformats.org/drawingml/2006/main" xmlns:pic="http://schemas.openxmlformats.org/drawingml/2006/picture">
+            <wp:extent cx="1152000" cy="1152000"/>
+            <wp:docPr id="53" name="Picture 53"/>
+            <wp:cNvGraphicFramePr>
+              <a:graphicFrameLocks noChangeAspect="1"/>
+            </wp:cNvGraphicFramePr>
+            <a:graphic>
+              <a:graphicData uri="http://schemas.openxmlformats.org/drawingml/2006/picture">
+                <pic:pic>
+                  <pic:nvPicPr>
+                    <pic:cNvPr id="0" name="nina-angry.png"/>
+                    <pic:cNvPicPr/>
+                  </pic:nvPicPr>
+                  <pic:blipFill>
+                    <a:blip r:embed="rId61"/>
+                    <a:stretch>
+                      <a:fillRect/>
+                    </a:stretch>
+                  </pic:blipFill>
+                  <pic:spPr>
+                    <a:xfrm>
+                      <a:off x="0" y="0"/>
+                      <a:ext cx="1152000" cy="1152000"/>
+                    </a:xfrm>
+                    <a:prstGeom prst="rect"/>
+                  </pic:spPr>
+                </pic:pic>
+              </a:graphicData>
+            </a:graphic>
+          </wp:inline>
+        </w:drawing>
+      </w:r>
+      <w:r>
+        <w:t xml:space="preserve">  </w:t>
+      </w:r>
+      <w:r>
+        <w:drawing>
+          <wp:inline xmlns:a="http://schemas.openxmlformats.org/drawingml/2006/main" xmlns:pic="http://schemas.openxmlformats.org/drawingml/2006/picture">
+            <wp:extent cx="1152000" cy="1152000"/>
+            <wp:docPr id="54" name="Picture 54"/>
+            <wp:cNvGraphicFramePr>
+              <a:graphicFrameLocks noChangeAspect="1"/>
+            </wp:cNvGraphicFramePr>
+            <a:graphic>
+              <a:graphicData uri="http://schemas.openxmlformats.org/drawingml/2006/picture">
+                <pic:pic>
+                  <pic:nvPicPr>
+                    <pic:cNvPr id="0" name="nina-smile.png"/>
+                    <pic:cNvPicPr/>
+                  </pic:nvPicPr>
+                  <pic:blipFill>
+                    <a:blip r:embed="rId62"/>
+                    <a:stretch>
+                      <a:fillRect/>
+                    </a:stretch>
+                  </pic:blipFill>
+                  <pic:spPr>
+                    <a:xfrm>
+                      <a:off x="0" y="0"/>
+                      <a:ext cx="1152000" cy="1152000"/>
+                    </a:xfrm>
+                    <a:prstGeom prst="rect"/>
+                  </pic:spPr>
+                </pic:pic>
+              </a:graphicData>
+            </a:graphic>
+          </wp:inline>
+        </w:drawing>
+      </w:r>
+      <w:r>
+        <w:t xml:space="preserve">  </w:t>
+      </w:r>
+    </w:p>
+    <w:p>
+      <w:r>
+        <w:rPr>
+          <w:sz w:val="16"/>
+        </w:rPr>
+        <w:t>calm - angry - smiling</w:t>
+      </w:r>
+    </w:p>
+    <w:tbl>
+      <w:tblPr>
+        <w:tblStyle w:val="LightGrid-Accent1"/>
+        <w:tblW w:type="auto" w:w="0"/>
+        <w:tblLook w:firstColumn="1" w:firstRow="1" w:lastColumn="0" w:lastRow="0" w:noHBand="0" w:noVBand="1" w:val="04A0"/>
+      </w:tblPr>
+      <w:tblGrid>
+        <w:gridCol w:w="4320"/>
+        <w:gridCol w:w="4320"/>
+      </w:tblGrid>
+      <w:tr>
+        <w:tc>
+          <w:tcPr>
+            <w:tcW w:type="dxa" w:w="1984"/>
+          </w:tcPr>
+          <w:p>
+            <w:r>
+              <w:t>Who</w:t>
+            </w:r>
+          </w:p>
+        </w:tc>
+        <w:tc>
+          <w:tcPr>
+            <w:tcW w:type="dxa" w:w="7370"/>
+          </w:tcPr>
+          <w:p>
+            <w:r>
+              <w:t>A Bay TV reporter who has dug into Crane for years; quick and fearless; trades what she knows for Danny's help.</w:t>
+            </w:r>
+          </w:p>
+        </w:tc>
+      </w:tr>
+      <w:tr>
+        <w:tc>
+          <w:tcPr>
+            <w:tcW w:type="dxa" w:w="1984"/>
+          </w:tcPr>
+          <w:p>
+            <w:r>
+              <w:t>Looks</w:t>
+            </w:r>
+          </w:p>
+        </w:tc>
+        <w:tc>
+          <w:tcPr>
+            <w:tcW w:type="dxa" w:w="7370"/>
+          </w:tcPr>
+          <w:p>
+            <w:r>
+              <w:t>Thirties, a sharp black bob, a mustard blazer with big 90s shoulders over a black top, small gold earrings.</w:t>
+            </w:r>
+          </w:p>
+        </w:tc>
+      </w:tr>
+      <w:tr>
+        <w:tc>
+          <w:tcPr>
+            <w:tcW w:type="dxa" w:w="1984"/>
+          </w:tcPr>
+          <w:p>
+            <w:r>
+              <w:t>Bubble colour</w:t>
+            </w:r>
+          </w:p>
+        </w:tc>
+        <w:tc>
+          <w:tcPr>
+            <w:tcW w:type="dxa" w:w="7370"/>
+          </w:tcPr>
+          <w:p>
+            <w:r>
+              <w:t>#ffb000</w:t>
+            </w:r>
+          </w:p>
+        </w:tc>
+      </w:tr>
+      <w:tr>
+        <w:tc>
+          <w:tcPr>
+            <w:tcW w:type="dxa" w:w="1984"/>
+          </w:tcPr>
+          <w:p>
+            <w:r>
+              <w:t>In the city</w:t>
+            </w:r>
+          </w:p>
+        </w:tc>
+        <w:tc>
+          <w:tcPr>
+            <w:tcW w:type="dxa" w:w="7370"/>
+          </w:tcPr>
+          <w:p>
+            <w:r>
+              <w:t>shirt #d4a020, trousers #1a1a20</w:t>
+            </w:r>
+          </w:p>
+        </w:tc>
+      </w:tr>
+      <w:tr>
+        <w:tc>
+          <w:tcPr>
+            <w:tcW w:type="dxa" w:w="1984"/>
+          </w:tcPr>
+          <w:p>
+            <w:r>
+              <w:t>Portrait recipe</w:t>
+            </w:r>
+          </w:p>
+        </w:tc>
+        <w:tc>
+          <w:tcPr>
+            <w:tcW w:type="dxa" w:w="7370"/>
+          </w:tcPr>
+          <w:p>
+            <w:r>
+              <w:t>skin #e6c49e; hair #121014 (bob); facial hair: none; eyes #2a1a14; hat: none; glasses: none; top: blazer (#d4a020 / #1a1a20); extras: earring, lipstick; mid, slim build</w:t>
+            </w:r>
+          </w:p>
+        </w:tc>
+      </w:tr>
+      <w:tr>
+        <w:tc>
+          <w:tcPr>
+            <w:tcW w:type="dxa" w:w="1984"/>
+          </w:tcPr>
+          <w:p>
+            <w:r>
+              <w:t>Mumble</w:t>
+            </w:r>
+          </w:p>
+        </w:tc>
+        <w:tc>
+          <w:tcPr>
+            <w:tcW w:type="dxa" w:w="7370"/>
+          </w:tcPr>
+          <w:p>
+            <w:r>
+              <w:t>square wave, 240-380 Hz, 15 syllables a second, pauses 0.03 s</w:t>
+            </w:r>
+          </w:p>
+        </w:tc>
+      </w:tr>
+    </w:tbl>
+    <w:p>
+      <w:pPr>
+        <w:pStyle w:val="Heading1"/>
+      </w:pPr>
+      <w:r>
+        <w:t>LEONARD SACHS  (A)</w:t>
+      </w:r>
+    </w:p>
+    <w:p>
+      <w:r>
+        <w:drawing>
+          <wp:inline xmlns:a="http://schemas.openxmlformats.org/drawingml/2006/main" xmlns:pic="http://schemas.openxmlformats.org/drawingml/2006/picture">
+            <wp:extent cx="1152000" cy="1152000"/>
+            <wp:docPr id="55" name="Picture 55"/>
+            <wp:cNvGraphicFramePr>
+              <a:graphicFrameLocks noChangeAspect="1"/>
+            </wp:cNvGraphicFramePr>
+            <a:graphic>
+              <a:graphicData uri="http://schemas.openxmlformats.org/drawingml/2006/picture">
+                <pic:pic>
+                  <pic:nvPicPr>
+                    <pic:cNvPr id="0" name="sachs-calm.png"/>
+                    <pic:cNvPicPr/>
+                  </pic:nvPicPr>
+                  <pic:blipFill>
+                    <a:blip r:embed="rId63"/>
+                    <a:stretch>
+                      <a:fillRect/>
+                    </a:stretch>
+                  </pic:blipFill>
+                  <pic:spPr>
+                    <a:xfrm>
+                      <a:off x="0" y="0"/>
+                      <a:ext cx="1152000" cy="1152000"/>
+                    </a:xfrm>
+                    <a:prstGeom prst="rect"/>
+                  </pic:spPr>
+                </pic:pic>
+              </a:graphicData>
+            </a:graphic>
+          </wp:inline>
+        </w:drawing>
+      </w:r>
+      <w:r>
+        <w:t xml:space="preserve">  </w:t>
+      </w:r>
+      <w:r>
+        <w:drawing>
+          <wp:inline xmlns:a="http://schemas.openxmlformats.org/drawingml/2006/main" xmlns:pic="http://schemas.openxmlformats.org/drawingml/2006/picture">
+            <wp:extent cx="1152000" cy="1152000"/>
+            <wp:docPr id="56" name="Picture 56"/>
+            <wp:cNvGraphicFramePr>
+              <a:graphicFrameLocks noChangeAspect="1"/>
+            </wp:cNvGraphicFramePr>
+            <a:graphic>
+              <a:graphicData uri="http://schemas.openxmlformats.org/drawingml/2006/picture">
+                <pic:pic>
+                  <pic:nvPicPr>
+                    <pic:cNvPr id="0" name="sachs-angry.png"/>
+                    <pic:cNvPicPr/>
+                  </pic:nvPicPr>
+                  <pic:blipFill>
+                    <a:blip r:embed="rId64"/>
+                    <a:stretch>
+                      <a:fillRect/>
+                    </a:stretch>
+                  </pic:blipFill>
+                  <pic:spPr>
+                    <a:xfrm>
+                      <a:off x="0" y="0"/>
+                      <a:ext cx="1152000" cy="1152000"/>
+                    </a:xfrm>
+                    <a:prstGeom prst="rect"/>
+                  </pic:spPr>
+                </pic:pic>
+              </a:graphicData>
+            </a:graphic>
+          </wp:inline>
+        </w:drawing>
+      </w:r>
+      <w:r>
+        <w:t xml:space="preserve">  </w:t>
+      </w:r>
+      <w:r>
+        <w:drawing>
+          <wp:inline xmlns:a="http://schemas.openxmlformats.org/drawingml/2006/main" xmlns:pic="http://schemas.openxmlformats.org/drawingml/2006/picture">
+            <wp:extent cx="1152000" cy="1152000"/>
+            <wp:docPr id="57" name="Picture 57"/>
+            <wp:cNvGraphicFramePr>
+              <a:graphicFrameLocks noChangeAspect="1"/>
+            </wp:cNvGraphicFramePr>
+            <a:graphic>
+              <a:graphicData uri="http://schemas.openxmlformats.org/drawingml/2006/picture">
+                <pic:pic>
+                  <pic:nvPicPr>
+                    <pic:cNvPr id="0" name="sachs-smile.png"/>
+                    <pic:cNvPicPr/>
+                  </pic:nvPicPr>
+                  <pic:blipFill>
+                    <a:blip r:embed="rId65"/>
+                    <a:stretch>
+                      <a:fillRect/>
+                    </a:stretch>
+                  </pic:blipFill>
+                  <pic:spPr>
+                    <a:xfrm>
+                      <a:off x="0" y="0"/>
+                      <a:ext cx="1152000" cy="1152000"/>
+                    </a:xfrm>
+                    <a:prstGeom prst="rect"/>
+                  </pic:spPr>
+                </pic:pic>
+              </a:graphicData>
+            </a:graphic>
+          </wp:inline>
+        </w:drawing>
+      </w:r>
+      <w:r>
+        <w:t xml:space="preserve">  </w:t>
+      </w:r>
+    </w:p>
+    <w:p>
+      <w:r>
+        <w:rPr>
+          <w:sz w:val="16"/>
+        </w:rPr>
+        <w:t>calm - angry - smiling</w:t>
+      </w:r>
+    </w:p>
+    <w:tbl>
+      <w:tblPr>
+        <w:tblStyle w:val="LightGrid-Accent1"/>
+        <w:tblW w:type="auto" w:w="0"/>
+        <w:tblLook w:firstColumn="1" w:firstRow="1" w:lastColumn="0" w:lastRow="0" w:noHBand="0" w:noVBand="1" w:val="04A0"/>
+      </w:tblPr>
+      <w:tblGrid>
+        <w:gridCol w:w="4320"/>
+        <w:gridCol w:w="4320"/>
+      </w:tblGrid>
+      <w:tr>
+        <w:tc>
+          <w:tcPr>
+            <w:tcW w:type="dxa" w:w="1984"/>
+          </w:tcPr>
+          <w:p>
+            <w:r>
+              <w:t>Who</w:t>
+            </w:r>
+          </w:p>
+        </w:tc>
+        <w:tc>
+          <w:tcPr>
+            <w:tcW w:type="dxa" w:w="7370"/>
+          </w:tcPr>
+          <w:p>
+            <w:r>
+              <w:t>Crane's lawyer, who moves the money; cheerful, friendly - and dangerous under the smile.</w:t>
+            </w:r>
+          </w:p>
+        </w:tc>
+      </w:tr>
+      <w:tr>
+        <w:tc>
+          <w:tcPr>
+            <w:tcW w:type="dxa" w:w="1984"/>
+          </w:tcPr>
+          <w:p>
+            <w:r>
+              <w:t>Looks</w:t>
+            </w:r>
+          </w:p>
+        </w:tc>
+        <w:tc>
+          <w:tcPr>
+            <w:tcW w:type="dxa" w:w="7370"/>
+          </w:tcPr>
+          <w:p>
+            <w:r>
+              <w:t>Fifties, round and cheerful, thinning hair, a brown suit, a red bow tie, a pocket watch.</w:t>
+            </w:r>
+          </w:p>
+        </w:tc>
+      </w:tr>
+      <w:tr>
+        <w:tc>
+          <w:tcPr>
+            <w:tcW w:type="dxa" w:w="1984"/>
+          </w:tcPr>
+          <w:p>
+            <w:r>
+              <w:t>Bubble colour</w:t>
+            </w:r>
+          </w:p>
+        </w:tc>
+        <w:tc>
+          <w:tcPr>
+            <w:tcW w:type="dxa" w:w="7370"/>
+          </w:tcPr>
+          <w:p>
+            <w:r>
+              <w:t>#9ad08a</w:t>
+            </w:r>
+          </w:p>
+        </w:tc>
+      </w:tr>
+      <w:tr>
+        <w:tc>
+          <w:tcPr>
+            <w:tcW w:type="dxa" w:w="1984"/>
+          </w:tcPr>
+          <w:p>
+            <w:r>
+              <w:t>In the city</w:t>
+            </w:r>
+          </w:p>
+        </w:tc>
+        <w:tc>
+          <w:tcPr>
+            <w:tcW w:type="dxa" w:w="7370"/>
+          </w:tcPr>
+          <w:p>
+            <w:r>
+              <w:t>shirt #5a4a3a, trousers #5a4a3a</w:t>
+            </w:r>
+          </w:p>
+        </w:tc>
+      </w:tr>
+      <w:tr>
+        <w:tc>
+          <w:tcPr>
+            <w:tcW w:type="dxa" w:w="1984"/>
+          </w:tcPr>
+          <w:p>
+            <w:r>
+              <w:t>Portrait recipe</w:t>
+            </w:r>
+          </w:p>
+        </w:tc>
+        <w:tc>
+          <w:tcPr>
+            <w:tcW w:type="dxa" w:w="7370"/>
+          </w:tcPr>
+          <w:p>
+            <w:r>
+              <w:t>skin #f0c8a8; hair #8a7a6a (sides); facial hair: none; eyes #4a5a3a; hat: none; glasses: none; top: suit (#5a4a3a / #f0ece0); extras: bowtie, jowls; mid, broad build</w:t>
+            </w:r>
+          </w:p>
+        </w:tc>
+      </w:tr>
+      <w:tr>
+        <w:tc>
+          <w:tcPr>
+            <w:tcW w:type="dxa" w:w="1984"/>
+          </w:tcPr>
+          <w:p>
+            <w:r>
+              <w:t>Mumble</w:t>
+            </w:r>
+          </w:p>
+        </w:tc>
+        <w:tc>
+          <w:tcPr>
+            <w:tcW w:type="dxa" w:w="7370"/>
+          </w:tcPr>
+          <w:p>
+            <w:r>
+              <w:t>sine wave, 130-200 Hz, 10 syllables a second, pauses 0.12 s</w:t>
+            </w:r>
+          </w:p>
+        </w:tc>
+      </w:tr>
+    </w:tbl>
+    <w:p>
+      <w:pPr>
+        <w:pStyle w:val="Heading1"/>
+      </w:pPr>
+      <w:r>
+        <w:t>CHIEF HOLLOWAY  (H)</w:t>
+      </w:r>
+    </w:p>
+    <w:p>
+      <w:r>
+        <w:drawing>
+          <wp:inline xmlns:a="http://schemas.openxmlformats.org/drawingml/2006/main" xmlns:pic="http://schemas.openxmlformats.org/drawingml/2006/picture">
+            <wp:extent cx="1152000" cy="1152000"/>
+            <wp:docPr id="58" name="Picture 58"/>
+            <wp:cNvGraphicFramePr>
+              <a:graphicFrameLocks noChangeAspect="1"/>
+            </wp:cNvGraphicFramePr>
+            <a:graphic>
+              <a:graphicData uri="http://schemas.openxmlformats.org/drawingml/2006/picture">
+                <pic:pic>
+                  <pic:nvPicPr>
+                    <pic:cNvPr id="0" name="holloway-calm.png"/>
+                    <pic:cNvPicPr/>
+                  </pic:nvPicPr>
+                  <pic:blipFill>
+                    <a:blip r:embed="rId66"/>
+                    <a:stretch>
+                      <a:fillRect/>
+                    </a:stretch>
+                  </pic:blipFill>
+                  <pic:spPr>
+                    <a:xfrm>
+                      <a:off x="0" y="0"/>
+                      <a:ext cx="1152000" cy="1152000"/>
+                    </a:xfrm>
+                    <a:prstGeom prst="rect"/>
+                  </pic:spPr>
+                </pic:pic>
+              </a:graphicData>
+            </a:graphic>
+          </wp:inline>
+        </w:drawing>
+      </w:r>
+      <w:r>
+        <w:t xml:space="preserve">  </w:t>
+      </w:r>
+      <w:r>
+        <w:drawing>
+          <wp:inline xmlns:a="http://schemas.openxmlformats.org/drawingml/2006/main" xmlns:pic="http://schemas.openxmlformats.org/drawingml/2006/picture">
+            <wp:extent cx="1152000" cy="1152000"/>
+            <wp:docPr id="59" name="Picture 59"/>
+            <wp:cNvGraphicFramePr>
+              <a:graphicFrameLocks noChangeAspect="1"/>
+            </wp:cNvGraphicFramePr>
+            <a:graphic>
+              <a:graphicData uri="http://schemas.openxmlformats.org/drawingml/2006/picture">
+                <pic:pic>
+                  <pic:nvPicPr>
+                    <pic:cNvPr id="0" name="holloway-angry.png"/>
+                    <pic:cNvPicPr/>
+                  </pic:nvPicPr>
+                  <pic:blipFill>
+                    <a:blip r:embed="rId67"/>
+                    <a:stretch>
+                      <a:fillRect/>
+                    </a:stretch>
+                  </pic:blipFill>
+                  <pic:spPr>
+                    <a:xfrm>
+                      <a:off x="0" y="0"/>
+                      <a:ext cx="1152000" cy="1152000"/>
+                    </a:xfrm>
+                    <a:prstGeom prst="rect"/>
+                  </pic:spPr>
+                </pic:pic>
+              </a:graphicData>
+            </a:graphic>
+          </wp:inline>
+        </w:drawing>
+      </w:r>
+      <w:r>
+        <w:t xml:space="preserve">  </w:t>
+      </w:r>
+      <w:r>
+        <w:drawing>
+          <wp:inline xmlns:a="http://schemas.openxmlformats.org/drawingml/2006/main" xmlns:pic="http://schemas.openxmlformats.org/drawingml/2006/picture">
+            <wp:extent cx="1152000" cy="1152000"/>
+            <wp:docPr id="60" name="Picture 60"/>
+            <wp:cNvGraphicFramePr>
+              <a:graphicFrameLocks noChangeAspect="1"/>
+            </wp:cNvGraphicFramePr>
+            <a:graphic>
+              <a:graphicData uri="http://schemas.openxmlformats.org/drawingml/2006/picture">
+                <pic:pic>
+                  <pic:nvPicPr>
+                    <pic:cNvPr id="0" name="holloway-smile.png"/>
+                    <pic:cNvPicPr/>
+                  </pic:nvPicPr>
+                  <pic:blipFill>
+                    <a:blip r:embed="rId68"/>
+                    <a:stretch>
+                      <a:fillRect/>
+                    </a:stretch>
+                  </pic:blipFill>
+                  <pic:spPr>
+                    <a:xfrm>
+                      <a:off x="0" y="0"/>
+                      <a:ext cx="1152000" cy="1152000"/>
+                    </a:xfrm>
+                    <a:prstGeom prst="rect"/>
+                  </pic:spPr>
+                </pic:pic>
+              </a:graphicData>
+            </a:graphic>
+          </wp:inline>
+        </w:drawing>
+      </w:r>
+      <w:r>
+        <w:t xml:space="preserve">  </w:t>
+      </w:r>
+    </w:p>
+    <w:p>
+      <w:r>
+        <w:rPr>
+          <w:sz w:val="16"/>
+        </w:rPr>
+        <w:t>calm - angry - smiling</w:t>
+      </w:r>
+    </w:p>
+    <w:tbl>
+      <w:tblPr>
+        <w:tblStyle w:val="LightGrid-Accent1"/>
+        <w:tblW w:type="auto" w:w="0"/>
+        <w:tblLook w:firstColumn="1" w:firstRow="1" w:lastColumn="0" w:lastRow="0" w:noHBand="0" w:noVBand="1" w:val="04A0"/>
+      </w:tblPr>
+      <w:tblGrid>
+        <w:gridCol w:w="4320"/>
+        <w:gridCol w:w="4320"/>
+      </w:tblGrid>
+      <w:tr>
+        <w:tc>
+          <w:tcPr>
+            <w:tcW w:type="dxa" w:w="1984"/>
+          </w:tcPr>
+          <w:p>
+            <w:r>
+              <w:t>Who</w:t>
+            </w:r>
+          </w:p>
+        </w:tc>
+        <w:tc>
+          <w:tcPr>
+            <w:tcW w:type="dxa" w:w="7370"/>
+          </w:tcPr>
+          <w:p>
+            <w:r>
+              <w:t>Chief Ray Holloway, Miravista's police chief, who keeps the police off Crane.</w:t>
+            </w:r>
+          </w:p>
+        </w:tc>
+      </w:tr>
+      <w:tr>
+        <w:tc>
+          <w:tcPr>
+            <w:tcW w:type="dxa" w:w="1984"/>
+          </w:tcPr>
+          <w:p>
+            <w:r>
+              <w:t>Looks</w:t>
+            </w:r>
+          </w:p>
+        </w:tc>
+        <w:tc>
+          <w:tcPr>
+            <w:tcW w:type="dxa" w:w="7370"/>
+          </w:tcPr>
+          <w:p>
+            <w:r>
+              <w:t>Fifties, a red face, a grey flat-top, a thick moustache, the chief's navy uniform with gold braid, mirror shades.</w:t>
+            </w:r>
+          </w:p>
+        </w:tc>
+      </w:tr>
+      <w:tr>
+        <w:tc>
+          <w:tcPr>
+            <w:tcW w:type="dxa" w:w="1984"/>
+          </w:tcPr>
+          <w:p>
+            <w:r>
+              <w:t>Bubble colour</w:t>
+            </w:r>
+          </w:p>
+        </w:tc>
+        <w:tc>
+          <w:tcPr>
+            <w:tcW w:type="dxa" w:w="7370"/>
+          </w:tcPr>
+          <w:p>
+            <w:r>
+              <w:t>#8a9ab0</w:t>
+            </w:r>
+          </w:p>
+        </w:tc>
+      </w:tr>
+      <w:tr>
+        <w:tc>
+          <w:tcPr>
+            <w:tcW w:type="dxa" w:w="1984"/>
+          </w:tcPr>
+          <w:p>
+            <w:r>
+              <w:t>In the city</w:t>
+            </w:r>
+          </w:p>
+        </w:tc>
+        <w:tc>
+          <w:tcPr>
+            <w:tcW w:type="dxa" w:w="7370"/>
+          </w:tcPr>
+          <w:p>
+            <w:r>
+              <w:t>shirt #1e2a4a, trousers #1e2a4a</w:t>
+            </w:r>
+          </w:p>
+        </w:tc>
+      </w:tr>
+      <w:tr>
+        <w:tc>
+          <w:tcPr>
+            <w:tcW w:type="dxa" w:w="1984"/>
+          </w:tcPr>
+          <w:p>
+            <w:r>
+              <w:t>Portrait recipe</w:t>
+            </w:r>
+          </w:p>
+        </w:tc>
+        <w:tc>
+          <w:tcPr>
+            <w:tcW w:type="dxa" w:w="7370"/>
+          </w:tcPr>
+          <w:p>
+            <w:r>
+              <w:t>skin #e09070; hair #a8a8a8 (flattop); facial hair: moustache; eyes #4a5a6a; hat: none; glasses: shades; top: uniform (#1e2a4a / #141a2a); extras: braid; old, broad build</w:t>
+            </w:r>
+          </w:p>
+        </w:tc>
+      </w:tr>
+      <w:tr>
+        <w:tc>
+          <w:tcPr>
+            <w:tcW w:type="dxa" w:w="1984"/>
+          </w:tcPr>
+          <w:p>
+            <w:r>
+              <w:t>Mumble</w:t>
+            </w:r>
+          </w:p>
+        </w:tc>
+        <w:tc>
+          <w:tcPr>
+            <w:tcW w:type="dxa" w:w="7370"/>
+          </w:tcPr>
+          <w:p>
+            <w:r>
+              <w:t>square wave, 90-130 Hz, 8 syllables a second, pauses 0.14 s</w:t>
+            </w:r>
+          </w:p>
+        </w:tc>
+      </w:tr>
+    </w:tbl>
+    <w:p>
+      <w:pPr>
+        <w:pStyle w:val="Heading1"/>
+      </w:pPr>
+      <w:r>
+        <w:t>DEAN PRATT  (P)</w:t>
+      </w:r>
+    </w:p>
+    <w:p>
+      <w:r>
+        <w:drawing>
+          <wp:inline xmlns:a="http://schemas.openxmlformats.org/drawingml/2006/main" xmlns:pic="http://schemas.openxmlformats.org/drawingml/2006/picture">
+            <wp:extent cx="1152000" cy="1152000"/>
+            <wp:docPr id="61" name="Picture 61"/>
+            <wp:cNvGraphicFramePr>
+              <a:graphicFrameLocks noChangeAspect="1"/>
+            </wp:cNvGraphicFramePr>
+            <a:graphic>
+              <a:graphicData uri="http://schemas.openxmlformats.org/drawingml/2006/picture">
+                <pic:pic>
+                  <pic:nvPicPr>
+                    <pic:cNvPr id="0" name="pratt-calm.png"/>
+                    <pic:cNvPicPr/>
+                  </pic:nvPicPr>
+                  <pic:blipFill>
+                    <a:blip r:embed="rId69"/>
+                    <a:stretch>
+                      <a:fillRect/>
+                    </a:stretch>
+                  </pic:blipFill>
+                  <pic:spPr>
+                    <a:xfrm>
+                      <a:off x="0" y="0"/>
+                      <a:ext cx="1152000" cy="1152000"/>
+                    </a:xfrm>
+                    <a:prstGeom prst="rect"/>
+                  </pic:spPr>
+                </pic:pic>
+              </a:graphicData>
+            </a:graphic>
+          </wp:inline>
+        </w:drawing>
+      </w:r>
+      <w:r>
+        <w:t xml:space="preserve">  </w:t>
+      </w:r>
+      <w:r>
+        <w:drawing>
+          <wp:inline xmlns:a="http://schemas.openxmlformats.org/drawingml/2006/main" xmlns:pic="http://schemas.openxmlformats.org/drawingml/2006/picture">
+            <wp:extent cx="1152000" cy="1152000"/>
+            <wp:docPr id="62" name="Picture 62"/>
+            <wp:cNvGraphicFramePr>
+              <a:graphicFrameLocks noChangeAspect="1"/>
+            </wp:cNvGraphicFramePr>
+            <a:graphic>
+              <a:graphicData uri="http://schemas.openxmlformats.org/drawingml/2006/picture">
+                <pic:pic>
+                  <pic:nvPicPr>
+                    <pic:cNvPr id="0" name="pratt-angry.png"/>
+                    <pic:cNvPicPr/>
+                  </pic:nvPicPr>
+                  <pic:blipFill>
+                    <a:blip r:embed="rId70"/>
+                    <a:stretch>
+                      <a:fillRect/>
+                    </a:stretch>
+                  </pic:blipFill>
+                  <pic:spPr>
+                    <a:xfrm>
+                      <a:off x="0" y="0"/>
+                      <a:ext cx="1152000" cy="1152000"/>
+                    </a:xfrm>
+                    <a:prstGeom prst="rect"/>
+                  </pic:spPr>
+                </pic:pic>
+              </a:graphicData>
+            </a:graphic>
+          </wp:inline>
+        </w:drawing>
+      </w:r>
+      <w:r>
+        <w:t xml:space="preserve">  </w:t>
+      </w:r>
+      <w:r>
+        <w:drawing>
+          <wp:inline xmlns:a="http://schemas.openxmlformats.org/drawingml/2006/main" xmlns:pic="http://schemas.openxmlformats.org/drawingml/2006/picture">
+            <wp:extent cx="1152000" cy="1152000"/>
+            <wp:docPr id="63" name="Picture 63"/>
+            <wp:cNvGraphicFramePr>
+              <a:graphicFrameLocks noChangeAspect="1"/>
+            </wp:cNvGraphicFramePr>
+            <a:graphic>
+              <a:graphicData uri="http://schemas.openxmlformats.org/drawingml/2006/picture">
+                <pic:pic>
+                  <pic:nvPicPr>
+                    <pic:cNvPr id="0" name="pratt-smile.png"/>
+                    <pic:cNvPicPr/>
+                  </pic:nvPicPr>
+                  <pic:blipFill>
+                    <a:blip r:embed="rId71"/>
+                    <a:stretch>
+                      <a:fillRect/>
+                    </a:stretch>
+                  </pic:blipFill>
+                  <pic:spPr>
+                    <a:xfrm>
+                      <a:off x="0" y="0"/>
+                      <a:ext cx="1152000" cy="1152000"/>
+                    </a:xfrm>
+                    <a:prstGeom prst="rect"/>
+                  </pic:spPr>
+                </pic:pic>
+              </a:graphicData>
+            </a:graphic>
+          </wp:inline>
+        </w:drawing>
+      </w:r>
+      <w:r>
+        <w:t xml:space="preserve">  </w:t>
+      </w:r>
+    </w:p>
+    <w:p>
+      <w:r>
+        <w:rPr>
+          <w:sz w:val="16"/>
+        </w:rPr>
+        <w:t>calm - angry - smiling</w:t>
+      </w:r>
+    </w:p>
+    <w:tbl>
+      <w:tblPr>
+        <w:tblStyle w:val="LightGrid-Accent1"/>
+        <w:tblW w:type="auto" w:w="0"/>
+        <w:tblLook w:firstColumn="1" w:firstRow="1" w:lastColumn="0" w:lastRow="0" w:noHBand="0" w:noVBand="1" w:val="04A0"/>
+      </w:tblPr>
+      <w:tblGrid>
+        <w:gridCol w:w="4320"/>
+        <w:gridCol w:w="4320"/>
+      </w:tblGrid>
+      <w:tr>
+        <w:tc>
+          <w:tcPr>
+            <w:tcW w:type="dxa" w:w="1984"/>
+          </w:tcPr>
+          <w:p>
+            <w:r>
+              <w:t>Who</w:t>
+            </w:r>
+          </w:p>
+        </w:tc>
+        <w:tc>
+          <w:tcPr>
+            <w:tcW w:type="dxa" w:w="7370"/>
+          </w:tcPr>
+          <w:p>
+            <w:r>
+              <w:t>Councilman Dean Pratt, who sells Crane the city's land; old-school charm.</w:t>
+            </w:r>
+          </w:p>
+        </w:tc>
+      </w:tr>
+      <w:tr>
+        <w:tc>
+          <w:tcPr>
+            <w:tcW w:type="dxa" w:w="1984"/>
+          </w:tcPr>
+          <w:p>
+            <w:r>
+              <w:t>Looks</w:t>
+            </w:r>
+          </w:p>
+        </w:tc>
+        <w:tc>
+          <w:tcPr>
+            <w:tcW w:type="dxa" w:w="7370"/>
+          </w:tcPr>
+          <w:p>
+            <w:r>
+              <w:t>Sixties, white hair, a seersucker suit and a bow tie.</w:t>
+            </w:r>
+          </w:p>
+        </w:tc>
+      </w:tr>
+      <w:tr>
+        <w:tc>
+          <w:tcPr>
+            <w:tcW w:type="dxa" w:w="1984"/>
+          </w:tcPr>
+          <w:p>
+            <w:r>
+              <w:t>Bubble colour</w:t>
+            </w:r>
+          </w:p>
+        </w:tc>
+        <w:tc>
+          <w:tcPr>
+            <w:tcW w:type="dxa" w:w="7370"/>
+          </w:tcPr>
+          <w:p>
+            <w:r>
+              <w:t>#c8e0ff</w:t>
+            </w:r>
+          </w:p>
+        </w:tc>
+      </w:tr>
+      <w:tr>
+        <w:tc>
+          <w:tcPr>
+            <w:tcW w:type="dxa" w:w="1984"/>
+          </w:tcPr>
+          <w:p>
+            <w:r>
+              <w:t>In the city</w:t>
+            </w:r>
+          </w:p>
+        </w:tc>
+        <w:tc>
+          <w:tcPr>
+            <w:tcW w:type="dxa" w:w="7370"/>
+          </w:tcPr>
+          <w:p>
+            <w:r>
+              <w:t>shirt #c8d8ec, trousers #c8d8ec</w:t>
+            </w:r>
+          </w:p>
+        </w:tc>
+      </w:tr>
+      <w:tr>
+        <w:tc>
+          <w:tcPr>
+            <w:tcW w:type="dxa" w:w="1984"/>
+          </w:tcPr>
+          <w:p>
+            <w:r>
+              <w:t>Portrait recipe</w:t>
+            </w:r>
+          </w:p>
+        </w:tc>
+        <w:tc>
+          <w:tcPr>
+            <w:tcW w:type="dxa" w:w="7370"/>
+          </w:tcPr>
+          <w:p>
+            <w:r>
+              <w:t>skin #eac6a8; hair #f0eeea (combed); facial hair: none; eyes #5a7aa0; hat: none; glasses: none; top: seersucker (#9ab8dc / #f4f2ea); extras: bowtie, wrinkles; old, normal build</w:t>
+            </w:r>
+          </w:p>
+        </w:tc>
+      </w:tr>
+      <w:tr>
+        <w:tc>
+          <w:tcPr>
+            <w:tcW w:type="dxa" w:w="1984"/>
+          </w:tcPr>
+          <w:p>
+            <w:r>
+              <w:t>Mumble</w:t>
+            </w:r>
+          </w:p>
+        </w:tc>
+        <w:tc>
+          <w:tcPr>
+            <w:tcW w:type="dxa" w:w="7370"/>
+          </w:tcPr>
+          <w:p>
+            <w:r>
+              <w:t>triangle wave, 140-220 Hz, 11 syllables a second, pauses 0.1 s</w:t>
+            </w:r>
+          </w:p>
+        </w:tc>
+      </w:tr>
+    </w:tbl>
+    <w:p>
+      <w:pPr>
+        <w:pStyle w:val="Heading1"/>
+      </w:pPr>
+      <w:r>
+        <w:t>SAL MORETTI  (S)</w:t>
+      </w:r>
+    </w:p>
+    <w:p>
+      <w:r>
+        <w:drawing>
+          <wp:inline xmlns:a="http://schemas.openxmlformats.org/drawingml/2006/main" xmlns:pic="http://schemas.openxmlformats.org/drawingml/2006/picture">
+            <wp:extent cx="1152000" cy="1152000"/>
+            <wp:docPr id="64" name="Picture 64"/>
+            <wp:cNvGraphicFramePr>
+              <a:graphicFrameLocks noChangeAspect="1"/>
+            </wp:cNvGraphicFramePr>
+            <a:graphic>
+              <a:graphicData uri="http://schemas.openxmlformats.org/drawingml/2006/picture">
+                <pic:pic>
+                  <pic:nvPicPr>
+                    <pic:cNvPr id="0" name="sal-calm.png"/>
+                    <pic:cNvPicPr/>
+                  </pic:nvPicPr>
+                  <pic:blipFill>
+                    <a:blip r:embed="rId72"/>
+                    <a:stretch>
+                      <a:fillRect/>
+                    </a:stretch>
+                  </pic:blipFill>
+                  <pic:spPr>
+                    <a:xfrm>
+                      <a:off x="0" y="0"/>
+                      <a:ext cx="1152000" cy="1152000"/>
+                    </a:xfrm>
+                    <a:prstGeom prst="rect"/>
+                  </pic:spPr>
+                </pic:pic>
+              </a:graphicData>
+            </a:graphic>
+          </wp:inline>
+        </w:drawing>
+      </w:r>
+      <w:r>
+        <w:t xml:space="preserve">  </w:t>
+      </w:r>
+      <w:r>
+        <w:drawing>
+          <wp:inline xmlns:a="http://schemas.openxmlformats.org/drawingml/2006/main" xmlns:pic="http://schemas.openxmlformats.org/drawingml/2006/picture">
+            <wp:extent cx="1152000" cy="1152000"/>
+            <wp:docPr id="65" name="Picture 65"/>
+            <wp:cNvGraphicFramePr>
+              <a:graphicFrameLocks noChangeAspect="1"/>
+            </wp:cNvGraphicFramePr>
+            <a:graphic>
+              <a:graphicData uri="http://schemas.openxmlformats.org/drawingml/2006/picture">
+                <pic:pic>
+                  <pic:nvPicPr>
+                    <pic:cNvPr id="0" name="sal-angry.png"/>
+                    <pic:cNvPicPr/>
+                  </pic:nvPicPr>
+                  <pic:blipFill>
+                    <a:blip r:embed="rId73"/>
+                    <a:stretch>
+                      <a:fillRect/>
+                    </a:stretch>
+                  </pic:blipFill>
+                  <pic:spPr>
+                    <a:xfrm>
+                      <a:off x="0" y="0"/>
+                      <a:ext cx="1152000" cy="1152000"/>
+                    </a:xfrm>
+                    <a:prstGeom prst="rect"/>
+                  </pic:spPr>
+                </pic:pic>
+              </a:graphicData>
+            </a:graphic>
+          </wp:inline>
+        </w:drawing>
+      </w:r>
+      <w:r>
+        <w:t xml:space="preserve">  </w:t>
+      </w:r>
+      <w:r>
+        <w:drawing>
+          <wp:inline xmlns:a="http://schemas.openxmlformats.org/drawingml/2006/main" xmlns:pic="http://schemas.openxmlformats.org/drawingml/2006/picture">
+            <wp:extent cx="1152000" cy="1152000"/>
+            <wp:docPr id="66" name="Picture 66"/>
+            <wp:cNvGraphicFramePr>
+              <a:graphicFrameLocks noChangeAspect="1"/>
+            </wp:cNvGraphicFramePr>
+            <a:graphic>
+              <a:graphicData uri="http://schemas.openxmlformats.org/drawingml/2006/picture">
+                <pic:pic>
+                  <pic:nvPicPr>
+                    <pic:cNvPr id="0" name="sal-smile.png"/>
+                    <pic:cNvPicPr/>
+                  </pic:nvPicPr>
+                  <pic:blipFill>
+                    <a:blip r:embed="rId74"/>
+                    <a:stretch>
+                      <a:fillRect/>
+                    </a:stretch>
+                  </pic:blipFill>
+                  <pic:spPr>
+                    <a:xfrm>
+                      <a:off x="0" y="0"/>
+                      <a:ext cx="1152000" cy="1152000"/>
+                    </a:xfrm>
+                    <a:prstGeom prst="rect"/>
+                  </pic:spPr>
+                </pic:pic>
+              </a:graphicData>
+            </a:graphic>
+          </wp:inline>
+        </w:drawing>
+      </w:r>
+      <w:r>
+        <w:t xml:space="preserve">  </w:t>
+      </w:r>
+    </w:p>
+    <w:p>
+      <w:r>
+        <w:rPr>
+          <w:sz w:val="16"/>
+        </w:rPr>
+        <w:t>calm - angry - smiling</w:t>
+      </w:r>
+    </w:p>
+    <w:tbl>
+      <w:tblPr>
+        <w:tblStyle w:val="LightGrid-Accent1"/>
+        <w:tblW w:type="auto" w:w="0"/>
+        <w:tblLook w:firstColumn="1" w:firstRow="1" w:lastColumn="0" w:lastRow="0" w:noHBand="0" w:noVBand="1" w:val="04A0"/>
+      </w:tblPr>
+      <w:tblGrid>
+        <w:gridCol w:w="4320"/>
+        <w:gridCol w:w="4320"/>
+      </w:tblGrid>
+      <w:tr>
+        <w:tc>
+          <w:tcPr>
+            <w:tcW w:type="dxa" w:w="1984"/>
+          </w:tcPr>
+          <w:p>
+            <w:r>
+              <w:t>Who</w:t>
+            </w:r>
+          </w:p>
+        </w:tc>
+        <w:tc>
+          <w:tcPr>
+            <w:tcW w:type="dxa" w:w="7370"/>
+          </w:tcPr>
+          <w:p>
+            <w:r>
+              <w:t>A lifer on Iron Key: Crane's first partner in the 70s, framed by Crane for a murder Crane did; twenty years inside, calm, patient, plays chess.</w:t>
+            </w:r>
+          </w:p>
+        </w:tc>
+      </w:tr>
+      <w:tr>
+        <w:tc>
+          <w:tcPr>
+            <w:tcW w:type="dxa" w:w="1984"/>
+          </w:tcPr>
+          <w:p>
+            <w:r>
+              <w:t>Looks</w:t>
+            </w:r>
+          </w:p>
+        </w:tc>
+        <w:tc>
+          <w:tcPr>
+            <w:tcW w:type="dxa" w:w="7370"/>
+          </w:tcPr>
+          <w:p>
+            <w:r>
+              <w:t>Sixties, short grey hair combed back, a grey moustache, reading glasses, prison blues buttoned to the top; calm eyes.</w:t>
+            </w:r>
+          </w:p>
+        </w:tc>
+      </w:tr>
+      <w:tr>
+        <w:tc>
+          <w:tcPr>
+            <w:tcW w:type="dxa" w:w="1984"/>
+          </w:tcPr>
+          <w:p>
+            <w:r>
+              <w:t>Bubble colour</w:t>
+            </w:r>
+          </w:p>
+        </w:tc>
+        <w:tc>
+          <w:tcPr>
+            <w:tcW w:type="dxa" w:w="7370"/>
+          </w:tcPr>
+          <w:p>
+            <w:r>
+              <w:t>#a8b8a0</w:t>
+            </w:r>
+          </w:p>
+        </w:tc>
+      </w:tr>
+      <w:tr>
+        <w:tc>
+          <w:tcPr>
+            <w:tcW w:type="dxa" w:w="1984"/>
+          </w:tcPr>
+          <w:p>
+            <w:r>
+              <w:t>In the city</w:t>
+            </w:r>
+          </w:p>
+        </w:tc>
+        <w:tc>
+          <w:tcPr>
+            <w:tcW w:type="dxa" w:w="7370"/>
+          </w:tcPr>
+          <w:p>
+            <w:r>
+              <w:t>shirt #4a6a9a, trousers #3a5480</w:t>
+            </w:r>
+          </w:p>
+        </w:tc>
+      </w:tr>
+      <w:tr>
+        <w:tc>
+          <w:tcPr>
+            <w:tcW w:type="dxa" w:w="1984"/>
+          </w:tcPr>
+          <w:p>
+            <w:r>
+              <w:t>Portrait recipe</w:t>
+            </w:r>
+          </w:p>
+        </w:tc>
+        <w:tc>
+          <w:tcPr>
+            <w:tcW w:type="dxa" w:w="7370"/>
+          </w:tcPr>
+          <w:p>
+            <w:r>
+              <w:t>skin #d4a882; hair #a8a8ac (combed); facial hair: moustache; eyes #4a4030; hat: none; glasses: reading; top: buttoned (#4a6a9a / #3a5480); extras: wrinkles; old, slim build</w:t>
+            </w:r>
+          </w:p>
+        </w:tc>
+      </w:tr>
+      <w:tr>
+        <w:tc>
+          <w:tcPr>
+            <w:tcW w:type="dxa" w:w="1984"/>
+          </w:tcPr>
+          <w:p>
+            <w:r>
+              <w:t>Mumble</w:t>
+            </w:r>
+          </w:p>
+        </w:tc>
+        <w:tc>
+          <w:tcPr>
+            <w:tcW w:type="dxa" w:w="7370"/>
+          </w:tcPr>
+          <w:p>
+            <w:r>
+              <w:t>sine wave, 90-130 Hz, 6 syllables a second, pauses 0.24 s</w:t>
+            </w:r>
+          </w:p>
+        </w:tc>
+      </w:tr>
+    </w:tbl>
+    <w:p>
+      <w:pPr>
+        <w:pStyle w:val="Heading1"/>
+      </w:pPr>
+      <w:r>
+        <w:t>DR. IRIS KAHN  (K)</w:t>
+      </w:r>
+    </w:p>
+    <w:p>
+      <w:r>
+        <w:drawing>
+          <wp:inline xmlns:a="http://schemas.openxmlformats.org/drawingml/2006/main" xmlns:pic="http://schemas.openxmlformats.org/drawingml/2006/picture">
+            <wp:extent cx="1152000" cy="1152000"/>
+            <wp:docPr id="67" name="Picture 67"/>
+            <wp:cNvGraphicFramePr>
+              <a:graphicFrameLocks noChangeAspect="1"/>
+            </wp:cNvGraphicFramePr>
+            <a:graphic>
+              <a:graphicData uri="http://schemas.openxmlformats.org/drawingml/2006/picture">
+                <pic:pic>
+                  <pic:nvPicPr>
+                    <pic:cNvPr id="0" name="iris-calm.png"/>
+                    <pic:cNvPicPr/>
+                  </pic:nvPicPr>
+                  <pic:blipFill>
+                    <a:blip r:embed="rId75"/>
+                    <a:stretch>
+                      <a:fillRect/>
+                    </a:stretch>
+                  </pic:blipFill>
+                  <pic:spPr>
+                    <a:xfrm>
+                      <a:off x="0" y="0"/>
+                      <a:ext cx="1152000" cy="1152000"/>
+                    </a:xfrm>
+                    <a:prstGeom prst="rect"/>
+                  </pic:spPr>
+                </pic:pic>
+              </a:graphicData>
+            </a:graphic>
+          </wp:inline>
+        </w:drawing>
+      </w:r>
+      <w:r>
+        <w:t xml:space="preserve">  </w:t>
+      </w:r>
+      <w:r>
+        <w:drawing>
+          <wp:inline xmlns:a="http://schemas.openxmlformats.org/drawingml/2006/main" xmlns:pic="http://schemas.openxmlformats.org/drawingml/2006/picture">
+            <wp:extent cx="1152000" cy="1152000"/>
+            <wp:docPr id="68" name="Picture 68"/>
+            <wp:cNvGraphicFramePr>
+              <a:graphicFrameLocks noChangeAspect="1"/>
+            </wp:cNvGraphicFramePr>
+            <a:graphic>
+              <a:graphicData uri="http://schemas.openxmlformats.org/drawingml/2006/picture">
+                <pic:pic>
+                  <pic:nvPicPr>
+                    <pic:cNvPr id="0" name="iris-angry.png"/>
+                    <pic:cNvPicPr/>
+                  </pic:nvPicPr>
+                  <pic:blipFill>
+                    <a:blip r:embed="rId76"/>
+                    <a:stretch>
+                      <a:fillRect/>
+                    </a:stretch>
+                  </pic:blipFill>
+                  <pic:spPr>
+                    <a:xfrm>
+                      <a:off x="0" y="0"/>
+                      <a:ext cx="1152000" cy="1152000"/>
+                    </a:xfrm>
+                    <a:prstGeom prst="rect"/>
+                  </pic:spPr>
+                </pic:pic>
+              </a:graphicData>
+            </a:graphic>
+          </wp:inline>
+        </w:drawing>
+      </w:r>
+      <w:r>
+        <w:t xml:space="preserve">  </w:t>
+      </w:r>
+      <w:r>
+        <w:drawing>
+          <wp:inline xmlns:a="http://schemas.openxmlformats.org/drawingml/2006/main" xmlns:pic="http://schemas.openxmlformats.org/drawingml/2006/picture">
+            <wp:extent cx="1152000" cy="1152000"/>
+            <wp:docPr id="69" name="Picture 69"/>
+            <wp:cNvGraphicFramePr>
+              <a:graphicFrameLocks noChangeAspect="1"/>
+            </wp:cNvGraphicFramePr>
+            <a:graphic>
+              <a:graphicData uri="http://schemas.openxmlformats.org/drawingml/2006/picture">
+                <pic:pic>
+                  <pic:nvPicPr>
+                    <pic:cNvPr id="0" name="iris-smile.png"/>
+                    <pic:cNvPicPr/>
+                  </pic:nvPicPr>
+                  <pic:blipFill>
+                    <a:blip r:embed="rId77"/>
+                    <a:stretch>
+                      <a:fillRect/>
+                    </a:stretch>
+                  </pic:blipFill>
+                  <pic:spPr>
+                    <a:xfrm>
+                      <a:off x="0" y="0"/>
+                      <a:ext cx="1152000" cy="1152000"/>
+                    </a:xfrm>
+                    <a:prstGeom prst="rect"/>
+                  </pic:spPr>
+                </pic:pic>
+              </a:graphicData>
+            </a:graphic>
+          </wp:inline>
+        </w:drawing>
+      </w:r>
+      <w:r>
+        <w:t xml:space="preserve">  </w:t>
+      </w:r>
+    </w:p>
+    <w:p>
+      <w:r>
+        <w:rPr>
+          <w:sz w:val="16"/>
+        </w:rPr>
+        <w:t>calm - angry - smiling</w:t>
+      </w:r>
+    </w:p>
+    <w:tbl>
+      <w:tblPr>
+        <w:tblStyle w:val="LightGrid-Accent1"/>
+        <w:tblW w:type="auto" w:w="0"/>
+        <w:tblLook w:firstColumn="1" w:firstRow="1" w:lastColumn="0" w:lastRow="0" w:noHBand="0" w:noVBand="1" w:val="04A0"/>
+      </w:tblPr>
+      <w:tblGrid>
+        <w:gridCol w:w="4320"/>
+        <w:gridCol w:w="4320"/>
+      </w:tblGrid>
+      <w:tr>
+        <w:tc>
+          <w:tcPr>
+            <w:tcW w:type="dxa" w:w="1984"/>
+          </w:tcPr>
+          <w:p>
+            <w:r>
+              <w:t>Who</w:t>
+            </w:r>
+          </w:p>
+        </w:tc>
+        <w:tc>
+          <w:tcPr>
+            <w:tcW w:type="dxa" w:w="7370"/>
+          </w:tcPr>
+          <w:p>
+            <w:r>
+              <w:t>A rocket engineer at the space center, brilliant and stubborn; her last launch is all that keeps the center open.</w:t>
+            </w:r>
+          </w:p>
+        </w:tc>
+      </w:tr>
+      <w:tr>
+        <w:tc>
+          <w:tcPr>
+            <w:tcW w:type="dxa" w:w="1984"/>
+          </w:tcPr>
+          <w:p>
+            <w:r>
+              <w:t>Looks</w:t>
+            </w:r>
+          </w:p>
+        </w:tc>
+        <w:tc>
+          <w:tcPr>
+            <w:tcW w:type="dxa" w:w="7370"/>
+          </w:tcPr>
+          <w:p>
+            <w:r>
+              <w:t>Forties, dark curly hair in a messy bun, big square glasses, a white lab coat over a mission T-shirt, a pencil behind her ear.</w:t>
+            </w:r>
+          </w:p>
+        </w:tc>
+      </w:tr>
+      <w:tr>
+        <w:tc>
+          <w:tcPr>
+            <w:tcW w:type="dxa" w:w="1984"/>
+          </w:tcPr>
+          <w:p>
+            <w:r>
+              <w:t>Bubble colour</w:t>
+            </w:r>
+          </w:p>
+        </w:tc>
+        <w:tc>
+          <w:tcPr>
+            <w:tcW w:type="dxa" w:w="7370"/>
+          </w:tcPr>
+          <w:p>
+            <w:r>
+              <w:t>#6affc0</w:t>
+            </w:r>
+          </w:p>
+        </w:tc>
+      </w:tr>
+      <w:tr>
+        <w:tc>
+          <w:tcPr>
+            <w:tcW w:type="dxa" w:w="1984"/>
+          </w:tcPr>
+          <w:p>
+            <w:r>
+              <w:t>In the city</w:t>
+            </w:r>
+          </w:p>
+        </w:tc>
+        <w:tc>
+          <w:tcPr>
+            <w:tcW w:type="dxa" w:w="7370"/>
+          </w:tcPr>
+          <w:p>
+            <w:r>
+              <w:t>shirt #f0f0f0, trousers #2a2a40</w:t>
+            </w:r>
+          </w:p>
+        </w:tc>
+      </w:tr>
+      <w:tr>
+        <w:tc>
+          <w:tcPr>
+            <w:tcW w:type="dxa" w:w="1984"/>
+          </w:tcPr>
+          <w:p>
+            <w:r>
+              <w:t>Portrait recipe</w:t>
+            </w:r>
+          </w:p>
+        </w:tc>
+        <w:tc>
+          <w:tcPr>
+            <w:tcW w:type="dxa" w:w="7370"/>
+          </w:tcPr>
+          <w:p>
+            <w:r>
+              <w:t>skin #d8a888; hair #2a1c18 (bun); facial hair: none; eyes #3a2a1a; hat: none; glasses: square; top: labcoat (#f0f0f0 / #2a3a6a); extras: pencil; mid, slim build</w:t>
+            </w:r>
+          </w:p>
+        </w:tc>
+      </w:tr>
+      <w:tr>
+        <w:tc>
+          <w:tcPr>
+            <w:tcW w:type="dxa" w:w="1984"/>
+          </w:tcPr>
+          <w:p>
+            <w:r>
+              <w:t>Mumble</w:t>
+            </w:r>
+          </w:p>
+        </w:tc>
+        <w:tc>
+          <w:tcPr>
+            <w:tcW w:type="dxa" w:w="7370"/>
+          </w:tcPr>
+          <w:p>
+            <w:r>
+              <w:t>triangle wave, 230-360 Hz, 14 syllables a second, pauses 0.04 s</w:t>
+            </w:r>
+          </w:p>
+        </w:tc>
+      </w:tr>
+    </w:tbl>
     <w:sectPr>
       <w:pgSz w:w="12240" w:h="15840"/>
       <w:pgMar w:top="1440" w:right="1800" w:bottom="1440" w:left="1800" w:header="720" w:footer="720" w:gutter="0"/>

--- a/docs/Characters.docx
+++ b/docs/Characters.docx
@@ -6271,6 +6271,1366 @@
           <w:p>
             <w:r>
               <w:t>triangle wave, 230-360 Hz, 14 syllables a second, pauses 0.04 s</w:t>
+            </w:r>
+          </w:p>
+        </w:tc>
+      </w:tr>
+    </w:tbl>
+    <w:p>
+      <w:pPr>
+        <w:pStyle w:val="Heading1"/>
+      </w:pPr>
+      <w:r>
+        <w:t>MANNY  (G)</w:t>
+      </w:r>
+    </w:p>
+    <w:p>
+      <w:r>
+        <w:drawing>
+          <wp:inline xmlns:a="http://schemas.openxmlformats.org/drawingml/2006/main" xmlns:pic="http://schemas.openxmlformats.org/drawingml/2006/picture">
+            <wp:extent cx="1152000" cy="1152000"/>
+            <wp:docPr id="70" name="Picture 70"/>
+            <wp:cNvGraphicFramePr>
+              <a:graphicFrameLocks noChangeAspect="1"/>
+            </wp:cNvGraphicFramePr>
+            <a:graphic>
+              <a:graphicData uri="http://schemas.openxmlformats.org/drawingml/2006/picture">
+                <pic:pic>
+                  <pic:nvPicPr>
+                    <pic:cNvPr id="0" name="manny-calm.png"/>
+                    <pic:cNvPicPr/>
+                  </pic:nvPicPr>
+                  <pic:blipFill>
+                    <a:blip r:embed="rId78"/>
+                    <a:stretch>
+                      <a:fillRect/>
+                    </a:stretch>
+                  </pic:blipFill>
+                  <pic:spPr>
+                    <a:xfrm>
+                      <a:off x="0" y="0"/>
+                      <a:ext cx="1152000" cy="1152000"/>
+                    </a:xfrm>
+                    <a:prstGeom prst="rect"/>
+                  </pic:spPr>
+                </pic:pic>
+              </a:graphicData>
+            </a:graphic>
+          </wp:inline>
+        </w:drawing>
+      </w:r>
+      <w:r>
+        <w:t xml:space="preserve">  </w:t>
+      </w:r>
+      <w:r>
+        <w:drawing>
+          <wp:inline xmlns:a="http://schemas.openxmlformats.org/drawingml/2006/main" xmlns:pic="http://schemas.openxmlformats.org/drawingml/2006/picture">
+            <wp:extent cx="1152000" cy="1152000"/>
+            <wp:docPr id="71" name="Picture 71"/>
+            <wp:cNvGraphicFramePr>
+              <a:graphicFrameLocks noChangeAspect="1"/>
+            </wp:cNvGraphicFramePr>
+            <a:graphic>
+              <a:graphicData uri="http://schemas.openxmlformats.org/drawingml/2006/picture">
+                <pic:pic>
+                  <pic:nvPicPr>
+                    <pic:cNvPr id="0" name="manny-angry.png"/>
+                    <pic:cNvPicPr/>
+                  </pic:nvPicPr>
+                  <pic:blipFill>
+                    <a:blip r:embed="rId79"/>
+                    <a:stretch>
+                      <a:fillRect/>
+                    </a:stretch>
+                  </pic:blipFill>
+                  <pic:spPr>
+                    <a:xfrm>
+                      <a:off x="0" y="0"/>
+                      <a:ext cx="1152000" cy="1152000"/>
+                    </a:xfrm>
+                    <a:prstGeom prst="rect"/>
+                  </pic:spPr>
+                </pic:pic>
+              </a:graphicData>
+            </a:graphic>
+          </wp:inline>
+        </w:drawing>
+      </w:r>
+      <w:r>
+        <w:t xml:space="preserve">  </w:t>
+      </w:r>
+      <w:r>
+        <w:drawing>
+          <wp:inline xmlns:a="http://schemas.openxmlformats.org/drawingml/2006/main" xmlns:pic="http://schemas.openxmlformats.org/drawingml/2006/picture">
+            <wp:extent cx="1152000" cy="1152000"/>
+            <wp:docPr id="72" name="Picture 72"/>
+            <wp:cNvGraphicFramePr>
+              <a:graphicFrameLocks noChangeAspect="1"/>
+            </wp:cNvGraphicFramePr>
+            <a:graphic>
+              <a:graphicData uri="http://schemas.openxmlformats.org/drawingml/2006/picture">
+                <pic:pic>
+                  <pic:nvPicPr>
+                    <pic:cNvPr id="0" name="manny-smile.png"/>
+                    <pic:cNvPicPr/>
+                  </pic:nvPicPr>
+                  <pic:blipFill>
+                    <a:blip r:embed="rId80"/>
+                    <a:stretch>
+                      <a:fillRect/>
+                    </a:stretch>
+                  </pic:blipFill>
+                  <pic:spPr>
+                    <a:xfrm>
+                      <a:off x="0" y="0"/>
+                      <a:ext cx="1152000" cy="1152000"/>
+                    </a:xfrm>
+                    <a:prstGeom prst="rect"/>
+                  </pic:spPr>
+                </pic:pic>
+              </a:graphicData>
+            </a:graphic>
+          </wp:inline>
+        </w:drawing>
+      </w:r>
+      <w:r>
+        <w:t xml:space="preserve">  </w:t>
+      </w:r>
+    </w:p>
+    <w:p>
+      <w:r>
+        <w:rPr>
+          <w:sz w:val="16"/>
+        </w:rPr>
+        <w:t>calm - angry - smiling</w:t>
+      </w:r>
+    </w:p>
+    <w:tbl>
+      <w:tblPr>
+        <w:tblStyle w:val="LightGrid-Accent1"/>
+        <w:tblW w:type="auto" w:w="0"/>
+        <w:tblLook w:firstColumn="1" w:firstRow="1" w:lastColumn="0" w:lastRow="0" w:noHBand="0" w:noVBand="1" w:val="04A0"/>
+      </w:tblPr>
+      <w:tblGrid>
+        <w:gridCol w:w="4320"/>
+        <w:gridCol w:w="4320"/>
+      </w:tblGrid>
+      <w:tr>
+        <w:tc>
+          <w:tcPr>
+            <w:tcW w:type="dxa" w:w="1984"/>
+          </w:tcPr>
+          <w:p>
+            <w:r>
+              <w:t>Who</w:t>
+            </w:r>
+          </w:p>
+        </w:tc>
+        <w:tc>
+          <w:tcPr>
+            <w:tcW w:type="dxa" w:w="7370"/>
+          </w:tcPr>
+          <w:p>
+            <w:r>
+              <w:t>Owner of Manny's Auto in Dockside, where Mateo worked as a mechanic; grumpy, fond of Mateo.</w:t>
+            </w:r>
+          </w:p>
+        </w:tc>
+      </w:tr>
+      <w:tr>
+        <w:tc>
+          <w:tcPr>
+            <w:tcW w:type="dxa" w:w="1984"/>
+          </w:tcPr>
+          <w:p>
+            <w:r>
+              <w:t>Looks</w:t>
+            </w:r>
+          </w:p>
+        </w:tc>
+        <w:tc>
+          <w:tcPr>
+            <w:tcW w:type="dxa" w:w="7370"/>
+          </w:tcPr>
+          <w:p>
+            <w:r>
+              <w:t>Sixties, a grey beard, short grey hair, a greasy blue jumpsuit with MANNY on it, a red rag over the shoulder.</w:t>
+            </w:r>
+          </w:p>
+        </w:tc>
+      </w:tr>
+      <w:tr>
+        <w:tc>
+          <w:tcPr>
+            <w:tcW w:type="dxa" w:w="1984"/>
+          </w:tcPr>
+          <w:p>
+            <w:r>
+              <w:t>Bubble colour</w:t>
+            </w:r>
+          </w:p>
+        </w:tc>
+        <w:tc>
+          <w:tcPr>
+            <w:tcW w:type="dxa" w:w="7370"/>
+          </w:tcPr>
+          <w:p>
+            <w:r>
+              <w:t>#d08a4a</w:t>
+            </w:r>
+          </w:p>
+        </w:tc>
+      </w:tr>
+      <w:tr>
+        <w:tc>
+          <w:tcPr>
+            <w:tcW w:type="dxa" w:w="1984"/>
+          </w:tcPr>
+          <w:p>
+            <w:r>
+              <w:t>In the city</w:t>
+            </w:r>
+          </w:p>
+        </w:tc>
+        <w:tc>
+          <w:tcPr>
+            <w:tcW w:type="dxa" w:w="7370"/>
+          </w:tcPr>
+          <w:p>
+            <w:r>
+              <w:t>shirt #2a4a8a, trousers #2a4a8a</w:t>
+            </w:r>
+          </w:p>
+        </w:tc>
+      </w:tr>
+      <w:tr>
+        <w:tc>
+          <w:tcPr>
+            <w:tcW w:type="dxa" w:w="1984"/>
+          </w:tcPr>
+          <w:p>
+            <w:r>
+              <w:t>Portrait recipe</w:t>
+            </w:r>
+          </w:p>
+        </w:tc>
+        <w:tc>
+          <w:tcPr>
+            <w:tcW w:type="dxa" w:w="7370"/>
+          </w:tcPr>
+          <w:p>
+            <w:r>
+              <w:t>skin #c8946a; hair #b8b8bc (short); facial hair: beard; eyes #4a3a2a; hat: none; glasses: none; top: jumpsuit (#2a4a8a / #1e3a6e); extras: wrinkles, rag; old, broad build</w:t>
+            </w:r>
+          </w:p>
+        </w:tc>
+      </w:tr>
+      <w:tr>
+        <w:tc>
+          <w:tcPr>
+            <w:tcW w:type="dxa" w:w="1984"/>
+          </w:tcPr>
+          <w:p>
+            <w:r>
+              <w:t>Mumble</w:t>
+            </w:r>
+          </w:p>
+        </w:tc>
+        <w:tc>
+          <w:tcPr>
+            <w:tcW w:type="dxa" w:w="7370"/>
+          </w:tcPr>
+          <w:p>
+            <w:r>
+              <w:t>sawtooth wave, 85-125 Hz, 8 syllables a second, pauses 0.16 s</w:t>
+            </w:r>
+          </w:p>
+        </w:tc>
+      </w:tr>
+    </w:tbl>
+    <w:p>
+      <w:pPr>
+        <w:pStyle w:val="Heading1"/>
+      </w:pPr>
+      <w:r>
+        <w:t>UNCLE SAUL  (U)</w:t>
+      </w:r>
+    </w:p>
+    <w:p>
+      <w:r>
+        <w:drawing>
+          <wp:inline xmlns:a="http://schemas.openxmlformats.org/drawingml/2006/main" xmlns:pic="http://schemas.openxmlformats.org/drawingml/2006/picture">
+            <wp:extent cx="1152000" cy="1152000"/>
+            <wp:docPr id="73" name="Picture 73"/>
+            <wp:cNvGraphicFramePr>
+              <a:graphicFrameLocks noChangeAspect="1"/>
+            </wp:cNvGraphicFramePr>
+            <a:graphic>
+              <a:graphicData uri="http://schemas.openxmlformats.org/drawingml/2006/picture">
+                <pic:pic>
+                  <pic:nvPicPr>
+                    <pic:cNvPr id="0" name="saul-calm.png"/>
+                    <pic:cNvPicPr/>
+                  </pic:nvPicPr>
+                  <pic:blipFill>
+                    <a:blip r:embed="rId81"/>
+                    <a:stretch>
+                      <a:fillRect/>
+                    </a:stretch>
+                  </pic:blipFill>
+                  <pic:spPr>
+                    <a:xfrm>
+                      <a:off x="0" y="0"/>
+                      <a:ext cx="1152000" cy="1152000"/>
+                    </a:xfrm>
+                    <a:prstGeom prst="rect"/>
+                  </pic:spPr>
+                </pic:pic>
+              </a:graphicData>
+            </a:graphic>
+          </wp:inline>
+        </w:drawing>
+      </w:r>
+      <w:r>
+        <w:t xml:space="preserve">  </w:t>
+      </w:r>
+      <w:r>
+        <w:drawing>
+          <wp:inline xmlns:a="http://schemas.openxmlformats.org/drawingml/2006/main" xmlns:pic="http://schemas.openxmlformats.org/drawingml/2006/picture">
+            <wp:extent cx="1152000" cy="1152000"/>
+            <wp:docPr id="74" name="Picture 74"/>
+            <wp:cNvGraphicFramePr>
+              <a:graphicFrameLocks noChangeAspect="1"/>
+            </wp:cNvGraphicFramePr>
+            <a:graphic>
+              <a:graphicData uri="http://schemas.openxmlformats.org/drawingml/2006/picture">
+                <pic:pic>
+                  <pic:nvPicPr>
+                    <pic:cNvPr id="0" name="saul-angry.png"/>
+                    <pic:cNvPicPr/>
+                  </pic:nvPicPr>
+                  <pic:blipFill>
+                    <a:blip r:embed="rId82"/>
+                    <a:stretch>
+                      <a:fillRect/>
+                    </a:stretch>
+                  </pic:blipFill>
+                  <pic:spPr>
+                    <a:xfrm>
+                      <a:off x="0" y="0"/>
+                      <a:ext cx="1152000" cy="1152000"/>
+                    </a:xfrm>
+                    <a:prstGeom prst="rect"/>
+                  </pic:spPr>
+                </pic:pic>
+              </a:graphicData>
+            </a:graphic>
+          </wp:inline>
+        </w:drawing>
+      </w:r>
+      <w:r>
+        <w:t xml:space="preserve">  </w:t>
+      </w:r>
+      <w:r>
+        <w:drawing>
+          <wp:inline xmlns:a="http://schemas.openxmlformats.org/drawingml/2006/main" xmlns:pic="http://schemas.openxmlformats.org/drawingml/2006/picture">
+            <wp:extent cx="1152000" cy="1152000"/>
+            <wp:docPr id="75" name="Picture 75"/>
+            <wp:cNvGraphicFramePr>
+              <a:graphicFrameLocks noChangeAspect="1"/>
+            </wp:cNvGraphicFramePr>
+            <a:graphic>
+              <a:graphicData uri="http://schemas.openxmlformats.org/drawingml/2006/picture">
+                <pic:pic>
+                  <pic:nvPicPr>
+                    <pic:cNvPr id="0" name="saul-smile.png"/>
+                    <pic:cNvPicPr/>
+                  </pic:nvPicPr>
+                  <pic:blipFill>
+                    <a:blip r:embed="rId83"/>
+                    <a:stretch>
+                      <a:fillRect/>
+                    </a:stretch>
+                  </pic:blipFill>
+                  <pic:spPr>
+                    <a:xfrm>
+                      <a:off x="0" y="0"/>
+                      <a:ext cx="1152000" cy="1152000"/>
+                    </a:xfrm>
+                    <a:prstGeom prst="rect"/>
+                  </pic:spPr>
+                </pic:pic>
+              </a:graphicData>
+            </a:graphic>
+          </wp:inline>
+        </w:drawing>
+      </w:r>
+      <w:r>
+        <w:t xml:space="preserve">  </w:t>
+      </w:r>
+    </w:p>
+    <w:p>
+      <w:r>
+        <w:rPr>
+          <w:sz w:val="16"/>
+        </w:rPr>
+        <w:t>calm - angry - smiling</w:t>
+      </w:r>
+    </w:p>
+    <w:tbl>
+      <w:tblPr>
+        <w:tblStyle w:val="LightGrid-Accent1"/>
+        <w:tblW w:type="auto" w:w="0"/>
+        <w:tblLook w:firstColumn="1" w:firstRow="1" w:lastColumn="0" w:lastRow="0" w:noHBand="0" w:noVBand="1" w:val="04A0"/>
+      </w:tblPr>
+      <w:tblGrid>
+        <w:gridCol w:w="4320"/>
+        <w:gridCol w:w="4320"/>
+      </w:tblGrid>
+      <w:tr>
+        <w:tc>
+          <w:tcPr>
+            <w:tcW w:type="dxa" w:w="1984"/>
+          </w:tcPr>
+          <w:p>
+            <w:r>
+              <w:t>Who</w:t>
+            </w:r>
+          </w:p>
+        </w:tc>
+        <w:tc>
+          <w:tcPr>
+            <w:tcW w:type="dxa" w:w="7370"/>
+          </w:tcPr>
+          <w:p>
+            <w:r>
+              <w:t>Papa Joe's old friend, the pawnbroker in Mercado; takes Joe's parcels, asks no questions.</w:t>
+            </w:r>
+          </w:p>
+        </w:tc>
+      </w:tr>
+      <w:tr>
+        <w:tc>
+          <w:tcPr>
+            <w:tcW w:type="dxa" w:w="1984"/>
+          </w:tcPr>
+          <w:p>
+            <w:r>
+              <w:t>Looks</w:t>
+            </w:r>
+          </w:p>
+        </w:tc>
+        <w:tc>
+          <w:tcPr>
+            <w:tcW w:type="dxa" w:w="7370"/>
+          </w:tcPr>
+          <w:p>
+            <w:r>
+              <w:t>Seventies, bald with white tufts, a jeweller's loupe pushed up on his glasses, a grey cardigan over a cream shirt.</w:t>
+            </w:r>
+          </w:p>
+        </w:tc>
+      </w:tr>
+      <w:tr>
+        <w:tc>
+          <w:tcPr>
+            <w:tcW w:type="dxa" w:w="1984"/>
+          </w:tcPr>
+          <w:p>
+            <w:r>
+              <w:t>Bubble colour</w:t>
+            </w:r>
+          </w:p>
+        </w:tc>
+        <w:tc>
+          <w:tcPr>
+            <w:tcW w:type="dxa" w:w="7370"/>
+          </w:tcPr>
+          <w:p>
+            <w:r>
+              <w:t>#d8c890</w:t>
+            </w:r>
+          </w:p>
+        </w:tc>
+      </w:tr>
+      <w:tr>
+        <w:tc>
+          <w:tcPr>
+            <w:tcW w:type="dxa" w:w="1984"/>
+          </w:tcPr>
+          <w:p>
+            <w:r>
+              <w:t>In the city</w:t>
+            </w:r>
+          </w:p>
+        </w:tc>
+        <w:tc>
+          <w:tcPr>
+            <w:tcW w:type="dxa" w:w="7370"/>
+          </w:tcPr>
+          <w:p>
+            <w:r>
+              <w:t>shirt #7a7a80, trousers #3a3a40</w:t>
+            </w:r>
+          </w:p>
+        </w:tc>
+      </w:tr>
+      <w:tr>
+        <w:tc>
+          <w:tcPr>
+            <w:tcW w:type="dxa" w:w="1984"/>
+          </w:tcPr>
+          <w:p>
+            <w:r>
+              <w:t>Portrait recipe</w:t>
+            </w:r>
+          </w:p>
+        </w:tc>
+        <w:tc>
+          <w:tcPr>
+            <w:tcW w:type="dxa" w:w="7370"/>
+          </w:tcPr>
+          <w:p>
+            <w:r>
+              <w:t>skin #e2bc9a; hair #eeeeea (sides); facial hair: none; eyes #4a4a3a; hat: none; glasses: reading; top: cardigan (#7a7a80 / #e8e4d8); extras: wrinkles, loupe; old, slim build</w:t>
+            </w:r>
+          </w:p>
+        </w:tc>
+      </w:tr>
+      <w:tr>
+        <w:tc>
+          <w:tcPr>
+            <w:tcW w:type="dxa" w:w="1984"/>
+          </w:tcPr>
+          <w:p>
+            <w:r>
+              <w:t>Mumble</w:t>
+            </w:r>
+          </w:p>
+        </w:tc>
+        <w:tc>
+          <w:tcPr>
+            <w:tcW w:type="dxa" w:w="7370"/>
+          </w:tcPr>
+          <w:p>
+            <w:r>
+              <w:t>sine wave, 150-230 Hz, 9 syllables a second, pauses 0.14 s</w:t>
+            </w:r>
+          </w:p>
+        </w:tc>
+      </w:tr>
+    </w:tbl>
+    <w:p>
+      <w:pPr>
+        <w:pStyle w:val="Heading1"/>
+      </w:pPr>
+      <w:r>
+        <w:t>LUCKY LOU  (F)</w:t>
+      </w:r>
+    </w:p>
+    <w:p>
+      <w:r>
+        <w:drawing>
+          <wp:inline xmlns:a="http://schemas.openxmlformats.org/drawingml/2006/main" xmlns:pic="http://schemas.openxmlformats.org/drawingml/2006/picture">
+            <wp:extent cx="1152000" cy="1152000"/>
+            <wp:docPr id="76" name="Picture 76"/>
+            <wp:cNvGraphicFramePr>
+              <a:graphicFrameLocks noChangeAspect="1"/>
+            </wp:cNvGraphicFramePr>
+            <a:graphic>
+              <a:graphicData uri="http://schemas.openxmlformats.org/drawingml/2006/picture">
+                <pic:pic>
+                  <pic:nvPicPr>
+                    <pic:cNvPr id="0" name="lou-calm.png"/>
+                    <pic:cNvPicPr/>
+                  </pic:nvPicPr>
+                  <pic:blipFill>
+                    <a:blip r:embed="rId84"/>
+                    <a:stretch>
+                      <a:fillRect/>
+                    </a:stretch>
+                  </pic:blipFill>
+                  <pic:spPr>
+                    <a:xfrm>
+                      <a:off x="0" y="0"/>
+                      <a:ext cx="1152000" cy="1152000"/>
+                    </a:xfrm>
+                    <a:prstGeom prst="rect"/>
+                  </pic:spPr>
+                </pic:pic>
+              </a:graphicData>
+            </a:graphic>
+          </wp:inline>
+        </w:drawing>
+      </w:r>
+      <w:r>
+        <w:t xml:space="preserve">  </w:t>
+      </w:r>
+      <w:r>
+        <w:drawing>
+          <wp:inline xmlns:a="http://schemas.openxmlformats.org/drawingml/2006/main" xmlns:pic="http://schemas.openxmlformats.org/drawingml/2006/picture">
+            <wp:extent cx="1152000" cy="1152000"/>
+            <wp:docPr id="77" name="Picture 77"/>
+            <wp:cNvGraphicFramePr>
+              <a:graphicFrameLocks noChangeAspect="1"/>
+            </wp:cNvGraphicFramePr>
+            <a:graphic>
+              <a:graphicData uri="http://schemas.openxmlformats.org/drawingml/2006/picture">
+                <pic:pic>
+                  <pic:nvPicPr>
+                    <pic:cNvPr id="0" name="lou-angry.png"/>
+                    <pic:cNvPicPr/>
+                  </pic:nvPicPr>
+                  <pic:blipFill>
+                    <a:blip r:embed="rId85"/>
+                    <a:stretch>
+                      <a:fillRect/>
+                    </a:stretch>
+                  </pic:blipFill>
+                  <pic:spPr>
+                    <a:xfrm>
+                      <a:off x="0" y="0"/>
+                      <a:ext cx="1152000" cy="1152000"/>
+                    </a:xfrm>
+                    <a:prstGeom prst="rect"/>
+                  </pic:spPr>
+                </pic:pic>
+              </a:graphicData>
+            </a:graphic>
+          </wp:inline>
+        </w:drawing>
+      </w:r>
+      <w:r>
+        <w:t xml:space="preserve">  </w:t>
+      </w:r>
+      <w:r>
+        <w:drawing>
+          <wp:inline xmlns:a="http://schemas.openxmlformats.org/drawingml/2006/main" xmlns:pic="http://schemas.openxmlformats.org/drawingml/2006/picture">
+            <wp:extent cx="1152000" cy="1152000"/>
+            <wp:docPr id="78" name="Picture 78"/>
+            <wp:cNvGraphicFramePr>
+              <a:graphicFrameLocks noChangeAspect="1"/>
+            </wp:cNvGraphicFramePr>
+            <a:graphic>
+              <a:graphicData uri="http://schemas.openxmlformats.org/drawingml/2006/picture">
+                <pic:pic>
+                  <pic:nvPicPr>
+                    <pic:cNvPr id="0" name="lou-smile.png"/>
+                    <pic:cNvPicPr/>
+                  </pic:nvPicPr>
+                  <pic:blipFill>
+                    <a:blip r:embed="rId86"/>
+                    <a:stretch>
+                      <a:fillRect/>
+                    </a:stretch>
+                  </pic:blipFill>
+                  <pic:spPr>
+                    <a:xfrm>
+                      <a:off x="0" y="0"/>
+                      <a:ext cx="1152000" cy="1152000"/>
+                    </a:xfrm>
+                    <a:prstGeom prst="rect"/>
+                  </pic:spPr>
+                </pic:pic>
+              </a:graphicData>
+            </a:graphic>
+          </wp:inline>
+        </w:drawing>
+      </w:r>
+      <w:r>
+        <w:t xml:space="preserve">  </w:t>
+      </w:r>
+    </w:p>
+    <w:p>
+      <w:r>
+        <w:rPr>
+          <w:sz w:val="16"/>
+        </w:rPr>
+        <w:t>calm - angry - smiling</w:t>
+      </w:r>
+    </w:p>
+    <w:tbl>
+      <w:tblPr>
+        <w:tblStyle w:val="LightGrid-Accent1"/>
+        <w:tblW w:type="auto" w:w="0"/>
+        <w:tblLook w:firstColumn="1" w:firstRow="1" w:lastColumn="0" w:lastRow="0" w:noHBand="0" w:noVBand="1" w:val="04A0"/>
+      </w:tblPr>
+      <w:tblGrid>
+        <w:gridCol w:w="4320"/>
+        <w:gridCol w:w="4320"/>
+      </w:tblGrid>
+      <w:tr>
+        <w:tc>
+          <w:tcPr>
+            <w:tcW w:type="dxa" w:w="1984"/>
+          </w:tcPr>
+          <w:p>
+            <w:r>
+              <w:t>Who</w:t>
+            </w:r>
+          </w:p>
+        </w:tc>
+        <w:tc>
+          <w:tcPr>
+            <w:tcW w:type="dxa" w:w="7370"/>
+          </w:tcPr>
+          <w:p>
+            <w:r>
+              <w:t>"Lucky" Lou Fontaine, a bookie who owes Papa Joe two grand from cards; loud and flashy.</w:t>
+            </w:r>
+          </w:p>
+        </w:tc>
+      </w:tr>
+      <w:tr>
+        <w:tc>
+          <w:tcPr>
+            <w:tcW w:type="dxa" w:w="1984"/>
+          </w:tcPr>
+          <w:p>
+            <w:r>
+              <w:t>Looks</w:t>
+            </w:r>
+          </w:p>
+        </w:tc>
+        <w:tc>
+          <w:tcPr>
+            <w:tcW w:type="dxa" w:w="7370"/>
+          </w:tcPr>
+          <w:p>
+            <w:r>
+              <w:t>Forties, a pencil moustache, slicked hair, a green visor, a loud check jacket, a cigar.</w:t>
+            </w:r>
+          </w:p>
+        </w:tc>
+      </w:tr>
+      <w:tr>
+        <w:tc>
+          <w:tcPr>
+            <w:tcW w:type="dxa" w:w="1984"/>
+          </w:tcPr>
+          <w:p>
+            <w:r>
+              <w:t>Bubble colour</w:t>
+            </w:r>
+          </w:p>
+        </w:tc>
+        <w:tc>
+          <w:tcPr>
+            <w:tcW w:type="dxa" w:w="7370"/>
+          </w:tcPr>
+          <w:p>
+            <w:r>
+              <w:t>#2ad480</w:t>
+            </w:r>
+          </w:p>
+        </w:tc>
+      </w:tr>
+      <w:tr>
+        <w:tc>
+          <w:tcPr>
+            <w:tcW w:type="dxa" w:w="1984"/>
+          </w:tcPr>
+          <w:p>
+            <w:r>
+              <w:t>In the city</w:t>
+            </w:r>
+          </w:p>
+        </w:tc>
+        <w:tc>
+          <w:tcPr>
+            <w:tcW w:type="dxa" w:w="7370"/>
+          </w:tcPr>
+          <w:p>
+            <w:r>
+              <w:t>shirt #c8a040, trousers #3a3a3a</w:t>
+            </w:r>
+          </w:p>
+        </w:tc>
+      </w:tr>
+      <w:tr>
+        <w:tc>
+          <w:tcPr>
+            <w:tcW w:type="dxa" w:w="1984"/>
+          </w:tcPr>
+          <w:p>
+            <w:r>
+              <w:t>Portrait recipe</w:t>
+            </w:r>
+          </w:p>
+        </w:tc>
+        <w:tc>
+          <w:tcPr>
+            <w:tcW w:type="dxa" w:w="7370"/>
+          </w:tcPr>
+          <w:p>
+            <w:r>
+              <w:t>skin #e0b088; hair #2a1a14 (slick); facial hair: pencil; eyes #3a2a1a; hat: visor; glasses: none; top: checkjacket (#c8a040 / #7a3a20); extras: cigar; mid, broad build</w:t>
+            </w:r>
+          </w:p>
+        </w:tc>
+      </w:tr>
+      <w:tr>
+        <w:tc>
+          <w:tcPr>
+            <w:tcW w:type="dxa" w:w="1984"/>
+          </w:tcPr>
+          <w:p>
+            <w:r>
+              <w:t>Mumble</w:t>
+            </w:r>
+          </w:p>
+        </w:tc>
+        <w:tc>
+          <w:tcPr>
+            <w:tcW w:type="dxa" w:w="7370"/>
+          </w:tcPr>
+          <w:p>
+            <w:r>
+              <w:t>square wave, 160-260 Hz, 13 syllables a second, pauses 0.05 s</w:t>
+            </w:r>
+          </w:p>
+        </w:tc>
+      </w:tr>
+    </w:tbl>
+    <w:p>
+      <w:pPr>
+        <w:pStyle w:val="Heading1"/>
+      </w:pPr>
+      <w:r>
+        <w:t>THE FARE  (X)</w:t>
+      </w:r>
+    </w:p>
+    <w:p>
+      <w:r>
+        <w:drawing>
+          <wp:inline xmlns:a="http://schemas.openxmlformats.org/drawingml/2006/main" xmlns:pic="http://schemas.openxmlformats.org/drawingml/2006/picture">
+            <wp:extent cx="1152000" cy="1152000"/>
+            <wp:docPr id="79" name="Picture 79"/>
+            <wp:cNvGraphicFramePr>
+              <a:graphicFrameLocks noChangeAspect="1"/>
+            </wp:cNvGraphicFramePr>
+            <a:graphic>
+              <a:graphicData uri="http://schemas.openxmlformats.org/drawingml/2006/picture">
+                <pic:pic>
+                  <pic:nvPicPr>
+                    <pic:cNvPr id="0" name="kid-calm.png"/>
+                    <pic:cNvPicPr/>
+                  </pic:nvPicPr>
+                  <pic:blipFill>
+                    <a:blip r:embed="rId87"/>
+                    <a:stretch>
+                      <a:fillRect/>
+                    </a:stretch>
+                  </pic:blipFill>
+                  <pic:spPr>
+                    <a:xfrm>
+                      <a:off x="0" y="0"/>
+                      <a:ext cx="1152000" cy="1152000"/>
+                    </a:xfrm>
+                    <a:prstGeom prst="rect"/>
+                  </pic:spPr>
+                </pic:pic>
+              </a:graphicData>
+            </a:graphic>
+          </wp:inline>
+        </w:drawing>
+      </w:r>
+      <w:r>
+        <w:t xml:space="preserve">  </w:t>
+      </w:r>
+      <w:r>
+        <w:drawing>
+          <wp:inline xmlns:a="http://schemas.openxmlformats.org/drawingml/2006/main" xmlns:pic="http://schemas.openxmlformats.org/drawingml/2006/picture">
+            <wp:extent cx="1152000" cy="1152000"/>
+            <wp:docPr id="80" name="Picture 80"/>
+            <wp:cNvGraphicFramePr>
+              <a:graphicFrameLocks noChangeAspect="1"/>
+            </wp:cNvGraphicFramePr>
+            <a:graphic>
+              <a:graphicData uri="http://schemas.openxmlformats.org/drawingml/2006/picture">
+                <pic:pic>
+                  <pic:nvPicPr>
+                    <pic:cNvPr id="0" name="kid-angry.png"/>
+                    <pic:cNvPicPr/>
+                  </pic:nvPicPr>
+                  <pic:blipFill>
+                    <a:blip r:embed="rId88"/>
+                    <a:stretch>
+                      <a:fillRect/>
+                    </a:stretch>
+                  </pic:blipFill>
+                  <pic:spPr>
+                    <a:xfrm>
+                      <a:off x="0" y="0"/>
+                      <a:ext cx="1152000" cy="1152000"/>
+                    </a:xfrm>
+                    <a:prstGeom prst="rect"/>
+                  </pic:spPr>
+                </pic:pic>
+              </a:graphicData>
+            </a:graphic>
+          </wp:inline>
+        </w:drawing>
+      </w:r>
+      <w:r>
+        <w:t xml:space="preserve">  </w:t>
+      </w:r>
+      <w:r>
+        <w:drawing>
+          <wp:inline xmlns:a="http://schemas.openxmlformats.org/drawingml/2006/main" xmlns:pic="http://schemas.openxmlformats.org/drawingml/2006/picture">
+            <wp:extent cx="1152000" cy="1152000"/>
+            <wp:docPr id="81" name="Picture 81"/>
+            <wp:cNvGraphicFramePr>
+              <a:graphicFrameLocks noChangeAspect="1"/>
+            </wp:cNvGraphicFramePr>
+            <a:graphic>
+              <a:graphicData uri="http://schemas.openxmlformats.org/drawingml/2006/picture">
+                <pic:pic>
+                  <pic:nvPicPr>
+                    <pic:cNvPr id="0" name="kid-smile.png"/>
+                    <pic:cNvPicPr/>
+                  </pic:nvPicPr>
+                  <pic:blipFill>
+                    <a:blip r:embed="rId89"/>
+                    <a:stretch>
+                      <a:fillRect/>
+                    </a:stretch>
+                  </pic:blipFill>
+                  <pic:spPr>
+                    <a:xfrm>
+                      <a:off x="0" y="0"/>
+                      <a:ext cx="1152000" cy="1152000"/>
+                    </a:xfrm>
+                    <a:prstGeom prst="rect"/>
+                  </pic:spPr>
+                </pic:pic>
+              </a:graphicData>
+            </a:graphic>
+          </wp:inline>
+        </w:drawing>
+      </w:r>
+      <w:r>
+        <w:t xml:space="preserve">  </w:t>
+      </w:r>
+    </w:p>
+    <w:p>
+      <w:r>
+        <w:rPr>
+          <w:sz w:val="16"/>
+        </w:rPr>
+        <w:t>calm - angry - smiling</w:t>
+      </w:r>
+    </w:p>
+    <w:tbl>
+      <w:tblPr>
+        <w:tblStyle w:val="LightGrid-Accent1"/>
+        <w:tblW w:type="auto" w:w="0"/>
+        <w:tblLook w:firstColumn="1" w:firstRow="1" w:lastColumn="0" w:lastRow="0" w:noHBand="0" w:noVBand="1" w:val="04A0"/>
+      </w:tblPr>
+      <w:tblGrid>
+        <w:gridCol w:w="4320"/>
+        <w:gridCol w:w="4320"/>
+      </w:tblGrid>
+      <w:tr>
+        <w:tc>
+          <w:tcPr>
+            <w:tcW w:type="dxa" w:w="1984"/>
+          </w:tcPr>
+          <w:p>
+            <w:r>
+              <w:t>Who</w:t>
+            </w:r>
+          </w:p>
+        </w:tc>
+        <w:tc>
+          <w:tcPr>
+            <w:tcW w:type="dxa" w:w="7370"/>
+          </w:tcPr>
+          <w:p>
+            <w:r>
+              <w:t>A punk kid who rides Joe's cab from the airport and runs without paying.</w:t>
+            </w:r>
+          </w:p>
+        </w:tc>
+      </w:tr>
+      <w:tr>
+        <w:tc>
+          <w:tcPr>
+            <w:tcW w:type="dxa" w:w="1984"/>
+          </w:tcPr>
+          <w:p>
+            <w:r>
+              <w:t>Looks</w:t>
+            </w:r>
+          </w:p>
+        </w:tc>
+        <w:tc>
+          <w:tcPr>
+            <w:tcW w:type="dxa" w:w="7370"/>
+          </w:tcPr>
+          <w:p>
+            <w:r>
+              <w:t>Late teens, skinny, spiky pink hair, an earring, a purple and neon-green windbreaker.</w:t>
+            </w:r>
+          </w:p>
+        </w:tc>
+      </w:tr>
+      <w:tr>
+        <w:tc>
+          <w:tcPr>
+            <w:tcW w:type="dxa" w:w="1984"/>
+          </w:tcPr>
+          <w:p>
+            <w:r>
+              <w:t>Bubble colour</w:t>
+            </w:r>
+          </w:p>
+        </w:tc>
+        <w:tc>
+          <w:tcPr>
+            <w:tcW w:type="dxa" w:w="7370"/>
+          </w:tcPr>
+          <w:p>
+            <w:r>
+              <w:t>#3affd0</w:t>
+            </w:r>
+          </w:p>
+        </w:tc>
+      </w:tr>
+      <w:tr>
+        <w:tc>
+          <w:tcPr>
+            <w:tcW w:type="dxa" w:w="1984"/>
+          </w:tcPr>
+          <w:p>
+            <w:r>
+              <w:t>In the city</w:t>
+            </w:r>
+          </w:p>
+        </w:tc>
+        <w:tc>
+          <w:tcPr>
+            <w:tcW w:type="dxa" w:w="7370"/>
+          </w:tcPr>
+          <w:p>
+            <w:r>
+              <w:t>shirt #7a3aff, trousers #1a1a24</w:t>
+            </w:r>
+          </w:p>
+        </w:tc>
+      </w:tr>
+      <w:tr>
+        <w:tc>
+          <w:tcPr>
+            <w:tcW w:type="dxa" w:w="1984"/>
+          </w:tcPr>
+          <w:p>
+            <w:r>
+              <w:t>Portrait recipe</w:t>
+            </w:r>
+          </w:p>
+        </w:tc>
+        <w:tc>
+          <w:tcPr>
+            <w:tcW w:type="dxa" w:w="7370"/>
+          </w:tcPr>
+          <w:p>
+            <w:r>
+              <w:t>skin #e8c0a0; hair #ff3aa0 (spiky); facial hair: none; eyes #3a5a7a; hat: none; glasses: none; top: windbreaker (#7a3aff / #3affd0); extras: earring; young, slim build</w:t>
+            </w:r>
+          </w:p>
+        </w:tc>
+      </w:tr>
+      <w:tr>
+        <w:tc>
+          <w:tcPr>
+            <w:tcW w:type="dxa" w:w="1984"/>
+          </w:tcPr>
+          <w:p>
+            <w:r>
+              <w:t>Mumble</w:t>
+            </w:r>
+          </w:p>
+        </w:tc>
+        <w:tc>
+          <w:tcPr>
+            <w:tcW w:type="dxa" w:w="7370"/>
+          </w:tcPr>
+          <w:p>
+            <w:r>
+              <w:t>square wave, 300-460 Hz, 16 syllables a second, pauses 0.02 s</w:t>
+            </w:r>
+          </w:p>
+        </w:tc>
+      </w:tr>
+    </w:tbl>
+    <w:p>
+      <w:pPr>
+        <w:pStyle w:val="Heading1"/>
+      </w:pPr>
+      <w:r>
+        <w:t>KESSLER MAN  (Q)</w:t>
+      </w:r>
+    </w:p>
+    <w:p>
+      <w:r>
+        <w:drawing>
+          <wp:inline xmlns:a="http://schemas.openxmlformats.org/drawingml/2006/main" xmlns:pic="http://schemas.openxmlformats.org/drawingml/2006/picture">
+            <wp:extent cx="1152000" cy="1152000"/>
+            <wp:docPr id="82" name="Picture 82"/>
+            <wp:cNvGraphicFramePr>
+              <a:graphicFrameLocks noChangeAspect="1"/>
+            </wp:cNvGraphicFramePr>
+            <a:graphic>
+              <a:graphicData uri="http://schemas.openxmlformats.org/drawingml/2006/picture">
+                <pic:pic>
+                  <pic:nvPicPr>
+                    <pic:cNvPr id="0" name="bull-calm.png"/>
+                    <pic:cNvPicPr/>
+                  </pic:nvPicPr>
+                  <pic:blipFill>
+                    <a:blip r:embed="rId90"/>
+                    <a:stretch>
+                      <a:fillRect/>
+                    </a:stretch>
+                  </pic:blipFill>
+                  <pic:spPr>
+                    <a:xfrm>
+                      <a:off x="0" y="0"/>
+                      <a:ext cx="1152000" cy="1152000"/>
+                    </a:xfrm>
+                    <a:prstGeom prst="rect"/>
+                  </pic:spPr>
+                </pic:pic>
+              </a:graphicData>
+            </a:graphic>
+          </wp:inline>
+        </w:drawing>
+      </w:r>
+      <w:r>
+        <w:t xml:space="preserve">  </w:t>
+      </w:r>
+      <w:r>
+        <w:drawing>
+          <wp:inline xmlns:a="http://schemas.openxmlformats.org/drawingml/2006/main" xmlns:pic="http://schemas.openxmlformats.org/drawingml/2006/picture">
+            <wp:extent cx="1152000" cy="1152000"/>
+            <wp:docPr id="83" name="Picture 83"/>
+            <wp:cNvGraphicFramePr>
+              <a:graphicFrameLocks noChangeAspect="1"/>
+            </wp:cNvGraphicFramePr>
+            <a:graphic>
+              <a:graphicData uri="http://schemas.openxmlformats.org/drawingml/2006/picture">
+                <pic:pic>
+                  <pic:nvPicPr>
+                    <pic:cNvPr id="0" name="bull-angry.png"/>
+                    <pic:cNvPicPr/>
+                  </pic:nvPicPr>
+                  <pic:blipFill>
+                    <a:blip r:embed="rId91"/>
+                    <a:stretch>
+                      <a:fillRect/>
+                    </a:stretch>
+                  </pic:blipFill>
+                  <pic:spPr>
+                    <a:xfrm>
+                      <a:off x="0" y="0"/>
+                      <a:ext cx="1152000" cy="1152000"/>
+                    </a:xfrm>
+                    <a:prstGeom prst="rect"/>
+                  </pic:spPr>
+                </pic:pic>
+              </a:graphicData>
+            </a:graphic>
+          </wp:inline>
+        </w:drawing>
+      </w:r>
+      <w:r>
+        <w:t xml:space="preserve">  </w:t>
+      </w:r>
+      <w:r>
+        <w:drawing>
+          <wp:inline xmlns:a="http://schemas.openxmlformats.org/drawingml/2006/main" xmlns:pic="http://schemas.openxmlformats.org/drawingml/2006/picture">
+            <wp:extent cx="1152000" cy="1152000"/>
+            <wp:docPr id="84" name="Picture 84"/>
+            <wp:cNvGraphicFramePr>
+              <a:graphicFrameLocks noChangeAspect="1"/>
+            </wp:cNvGraphicFramePr>
+            <a:graphic>
+              <a:graphicData uri="http://schemas.openxmlformats.org/drawingml/2006/picture">
+                <pic:pic>
+                  <pic:nvPicPr>
+                    <pic:cNvPr id="0" name="bull-smile.png"/>
+                    <pic:cNvPicPr/>
+                  </pic:nvPicPr>
+                  <pic:blipFill>
+                    <a:blip r:embed="rId92"/>
+                    <a:stretch>
+                      <a:fillRect/>
+                    </a:stretch>
+                  </pic:blipFill>
+                  <pic:spPr>
+                    <a:xfrm>
+                      <a:off x="0" y="0"/>
+                      <a:ext cx="1152000" cy="1152000"/>
+                    </a:xfrm>
+                    <a:prstGeom prst="rect"/>
+                  </pic:spPr>
+                </pic:pic>
+              </a:graphicData>
+            </a:graphic>
+          </wp:inline>
+        </w:drawing>
+      </w:r>
+      <w:r>
+        <w:t xml:space="preserve">  </w:t>
+      </w:r>
+    </w:p>
+    <w:p>
+      <w:r>
+        <w:rPr>
+          <w:sz w:val="16"/>
+        </w:rPr>
+        <w:t>calm - angry - smiling</w:t>
+      </w:r>
+    </w:p>
+    <w:tbl>
+      <w:tblPr>
+        <w:tblStyle w:val="LightGrid-Accent1"/>
+        <w:tblW w:type="auto" w:w="0"/>
+        <w:tblLook w:firstColumn="1" w:firstRow="1" w:lastColumn="0" w:lastRow="0" w:noHBand="0" w:noVBand="1" w:val="04A0"/>
+      </w:tblPr>
+      <w:tblGrid>
+        <w:gridCol w:w="4320"/>
+        <w:gridCol w:w="4320"/>
+      </w:tblGrid>
+      <w:tr>
+        <w:tc>
+          <w:tcPr>
+            <w:tcW w:type="dxa" w:w="1984"/>
+          </w:tcPr>
+          <w:p>
+            <w:r>
+              <w:t>Who</w:t>
+            </w:r>
+          </w:p>
+        </w:tc>
+        <w:tc>
+          <w:tcPr>
+            <w:tcW w:type="dxa" w:w="7370"/>
+          </w:tcPr>
+          <w:p>
+            <w:r>
+              <w:t>One of Bull Kessler's men - Dockside heavies, every one much like the next.</w:t>
+            </w:r>
+          </w:p>
+        </w:tc>
+      </w:tr>
+      <w:tr>
+        <w:tc>
+          <w:tcPr>
+            <w:tcW w:type="dxa" w:w="1984"/>
+          </w:tcPr>
+          <w:p>
+            <w:r>
+              <w:t>Looks</w:t>
+            </w:r>
+          </w:p>
+        </w:tc>
+        <w:tc>
+          <w:tcPr>
+            <w:tcW w:type="dxa" w:w="7370"/>
+          </w:tcPr>
+          <w:p>
+            <w:r>
+              <w:t>Thirties, a buzz cut, stubble, a white vest or an orange work shirt, gold chains, jeans.</w:t>
+            </w:r>
+          </w:p>
+        </w:tc>
+      </w:tr>
+      <w:tr>
+        <w:tc>
+          <w:tcPr>
+            <w:tcW w:type="dxa" w:w="1984"/>
+          </w:tcPr>
+          <w:p>
+            <w:r>
+              <w:t>Bubble colour</w:t>
+            </w:r>
+          </w:p>
+        </w:tc>
+        <w:tc>
+          <w:tcPr>
+            <w:tcW w:type="dxa" w:w="7370"/>
+          </w:tcPr>
+          <w:p>
+            <w:r>
+              <w:t>#d87a4a</w:t>
+            </w:r>
+          </w:p>
+        </w:tc>
+      </w:tr>
+      <w:tr>
+        <w:tc>
+          <w:tcPr>
+            <w:tcW w:type="dxa" w:w="1984"/>
+          </w:tcPr>
+          <w:p>
+            <w:r>
+              <w:t>In the city</w:t>
+            </w:r>
+          </w:p>
+        </w:tc>
+        <w:tc>
+          <w:tcPr>
+            <w:tcW w:type="dxa" w:w="7370"/>
+          </w:tcPr>
+          <w:p>
+            <w:r>
+              <w:t>shirt #f0f0ea, trousers #3a4a6a</w:t>
+            </w:r>
+          </w:p>
+        </w:tc>
+      </w:tr>
+      <w:tr>
+        <w:tc>
+          <w:tcPr>
+            <w:tcW w:type="dxa" w:w="1984"/>
+          </w:tcPr>
+          <w:p>
+            <w:r>
+              <w:t>Portrait recipe</w:t>
+            </w:r>
+          </w:p>
+        </w:tc>
+        <w:tc>
+          <w:tcPr>
+            <w:tcW w:type="dxa" w:w="7370"/>
+          </w:tcPr>
+          <w:p>
+            <w:r>
+              <w:t>skin #d9a27a; hair #3a2a20 (buzz); facial hair: stubble; eyes #3a2a1a; hat: none; glasses: none; top: tanktop (#f0f0ea / #d8d8d2); extras: chain; mid, broad build</w:t>
+            </w:r>
+          </w:p>
+        </w:tc>
+      </w:tr>
+      <w:tr>
+        <w:tc>
+          <w:tcPr>
+            <w:tcW w:type="dxa" w:w="1984"/>
+          </w:tcPr>
+          <w:p>
+            <w:r>
+              <w:t>Mumble</w:t>
+            </w:r>
+          </w:p>
+        </w:tc>
+        <w:tc>
+          <w:tcPr>
+            <w:tcW w:type="dxa" w:w="7370"/>
+          </w:tcPr>
+          <w:p>
+            <w:r>
+              <w:t>sawtooth wave, 100-150 Hz, 11 syllables a second, pauses 0.08 s</w:t>
             </w:r>
           </w:p>
         </w:tc>

--- a/docs/Characters.docx
+++ b/docs/Characters.docx
@@ -12,7 +12,7 @@
     </w:p>
     <w:p>
       <w:r>
-        <w:t>How every character looks, written down so they stay the same in every mission. The portraits are pixel art, 48 x 48, head and shoulders in a 3/4 view turned toward the speech bubble, on a night-dark ground with a glow in the character's bubble colour. Each has three faces: calm, angry and smiling - the game picks one from the mood written on each line (angry: shouting, furious, screaming, barking, gritted, urgent, angry, hard, impatient, snarling, breathless, yelling; smiling: grinning, laughing, warm, amused, smiling, wry, relieved, silky, scoffing, moved, teasing, proud; anything else: calm).</w:t>
+        <w:t>How every character looks, written down so they stay the same in every mission. The portraits are pixel art, 40 x 64, head and shoulders nearly face on, in the style of the reference picture (transparent around the figure; the game shows them on a night-dark ground with a glow in the character's bubble colour, as here). Each has three faces: calm, angry and smiling - the game picks one from the mood written on each line (angry: shouting, furious, screaming, barking, gritted, urgent, angry, hard, impatient, snarling, breathless, yelling; smiling: grinning, laughing, warm, amused, smiling, wry, relieved, silky, scoffing, moved, teasing, proud; anything else: calm).</w:t>
       </w:r>
     </w:p>
     <w:p>
@@ -32,7 +32,7 @@
       <w:r>
         <w:drawing>
           <wp:inline xmlns:a="http://schemas.openxmlformats.org/drawingml/2006/main" xmlns:pic="http://schemas.openxmlformats.org/drawingml/2006/picture">
-            <wp:extent cx="1152000" cy="1152000"/>
+            <wp:extent cx="864000" cy="1382400"/>
             <wp:docPr id="1" name="Picture 1"/>
             <wp:cNvGraphicFramePr>
               <a:graphicFrameLocks noChangeAspect="1"/>
@@ -53,7 +53,7 @@
                   <pic:spPr>
                     <a:xfrm>
                       <a:off x="0" y="0"/>
-                      <a:ext cx="1152000" cy="1152000"/>
+                      <a:ext cx="864000" cy="1382400"/>
                     </a:xfrm>
                     <a:prstGeom prst="rect"/>
                   </pic:spPr>
@@ -69,7 +69,7 @@
       <w:r>
         <w:drawing>
           <wp:inline xmlns:a="http://schemas.openxmlformats.org/drawingml/2006/main" xmlns:pic="http://schemas.openxmlformats.org/drawingml/2006/picture">
-            <wp:extent cx="1152000" cy="1152000"/>
+            <wp:extent cx="864000" cy="1382400"/>
             <wp:docPr id="2" name="Picture 2"/>
             <wp:cNvGraphicFramePr>
               <a:graphicFrameLocks noChangeAspect="1"/>
@@ -90,7 +90,7 @@
                   <pic:spPr>
                     <a:xfrm>
                       <a:off x="0" y="0"/>
-                      <a:ext cx="1152000" cy="1152000"/>
+                      <a:ext cx="864000" cy="1382400"/>
                     </a:xfrm>
                     <a:prstGeom prst="rect"/>
                   </pic:spPr>
@@ -106,7 +106,7 @@
       <w:r>
         <w:drawing>
           <wp:inline xmlns:a="http://schemas.openxmlformats.org/drawingml/2006/main" xmlns:pic="http://schemas.openxmlformats.org/drawingml/2006/picture">
-            <wp:extent cx="1152000" cy="1152000"/>
+            <wp:extent cx="864000" cy="1382400"/>
             <wp:docPr id="3" name="Picture 3"/>
             <wp:cNvGraphicFramePr>
               <a:graphicFrameLocks noChangeAspect="1"/>
@@ -127,7 +127,7 @@
                   <pic:spPr>
                     <a:xfrm>
                       <a:off x="0" y="0"/>
-                      <a:ext cx="1152000" cy="1152000"/>
+                      <a:ext cx="864000" cy="1382400"/>
                     </a:xfrm>
                     <a:prstGeom prst="rect"/>
                   </pic:spPr>
@@ -304,7 +304,7 @@
       <w:r>
         <w:drawing>
           <wp:inline xmlns:a="http://schemas.openxmlformats.org/drawingml/2006/main" xmlns:pic="http://schemas.openxmlformats.org/drawingml/2006/picture">
-            <wp:extent cx="1152000" cy="1152000"/>
+            <wp:extent cx="864000" cy="1382400"/>
             <wp:docPr id="4" name="Picture 4"/>
             <wp:cNvGraphicFramePr>
               <a:graphicFrameLocks noChangeAspect="1"/>
@@ -325,7 +325,7 @@
                   <pic:spPr>
                     <a:xfrm>
                       <a:off x="0" y="0"/>
-                      <a:ext cx="1152000" cy="1152000"/>
+                      <a:ext cx="864000" cy="1382400"/>
                     </a:xfrm>
                     <a:prstGeom prst="rect"/>
                   </pic:spPr>
@@ -341,7 +341,7 @@
       <w:r>
         <w:drawing>
           <wp:inline xmlns:a="http://schemas.openxmlformats.org/drawingml/2006/main" xmlns:pic="http://schemas.openxmlformats.org/drawingml/2006/picture">
-            <wp:extent cx="1152000" cy="1152000"/>
+            <wp:extent cx="864000" cy="1382400"/>
             <wp:docPr id="5" name="Picture 5"/>
             <wp:cNvGraphicFramePr>
               <a:graphicFrameLocks noChangeAspect="1"/>
@@ -362,7 +362,7 @@
                   <pic:spPr>
                     <a:xfrm>
                       <a:off x="0" y="0"/>
-                      <a:ext cx="1152000" cy="1152000"/>
+                      <a:ext cx="864000" cy="1382400"/>
                     </a:xfrm>
                     <a:prstGeom prst="rect"/>
                   </pic:spPr>
@@ -378,7 +378,7 @@
       <w:r>
         <w:drawing>
           <wp:inline xmlns:a="http://schemas.openxmlformats.org/drawingml/2006/main" xmlns:pic="http://schemas.openxmlformats.org/drawingml/2006/picture">
-            <wp:extent cx="1152000" cy="1152000"/>
+            <wp:extent cx="864000" cy="1382400"/>
             <wp:docPr id="6" name="Picture 6"/>
             <wp:cNvGraphicFramePr>
               <a:graphicFrameLocks noChangeAspect="1"/>
@@ -399,7 +399,7 @@
                   <pic:spPr>
                     <a:xfrm>
                       <a:off x="0" y="0"/>
-                      <a:ext cx="1152000" cy="1152000"/>
+                      <a:ext cx="864000" cy="1382400"/>
                     </a:xfrm>
                     <a:prstGeom prst="rect"/>
                   </pic:spPr>
@@ -576,7 +576,7 @@
       <w:r>
         <w:drawing>
           <wp:inline xmlns:a="http://schemas.openxmlformats.org/drawingml/2006/main" xmlns:pic="http://schemas.openxmlformats.org/drawingml/2006/picture">
-            <wp:extent cx="1152000" cy="1152000"/>
+            <wp:extent cx="864000" cy="1382400"/>
             <wp:docPr id="7" name="Picture 7"/>
             <wp:cNvGraphicFramePr>
               <a:graphicFrameLocks noChangeAspect="1"/>
@@ -597,7 +597,7 @@
                   <pic:spPr>
                     <a:xfrm>
                       <a:off x="0" y="0"/>
-                      <a:ext cx="1152000" cy="1152000"/>
+                      <a:ext cx="864000" cy="1382400"/>
                     </a:xfrm>
                     <a:prstGeom prst="rect"/>
                   </pic:spPr>
@@ -613,7 +613,7 @@
       <w:r>
         <w:drawing>
           <wp:inline xmlns:a="http://schemas.openxmlformats.org/drawingml/2006/main" xmlns:pic="http://schemas.openxmlformats.org/drawingml/2006/picture">
-            <wp:extent cx="1152000" cy="1152000"/>
+            <wp:extent cx="864000" cy="1382400"/>
             <wp:docPr id="8" name="Picture 8"/>
             <wp:cNvGraphicFramePr>
               <a:graphicFrameLocks noChangeAspect="1"/>
@@ -634,7 +634,7 @@
                   <pic:spPr>
                     <a:xfrm>
                       <a:off x="0" y="0"/>
-                      <a:ext cx="1152000" cy="1152000"/>
+                      <a:ext cx="864000" cy="1382400"/>
                     </a:xfrm>
                     <a:prstGeom prst="rect"/>
                   </pic:spPr>
@@ -650,7 +650,7 @@
       <w:r>
         <w:drawing>
           <wp:inline xmlns:a="http://schemas.openxmlformats.org/drawingml/2006/main" xmlns:pic="http://schemas.openxmlformats.org/drawingml/2006/picture">
-            <wp:extent cx="1152000" cy="1152000"/>
+            <wp:extent cx="864000" cy="1382400"/>
             <wp:docPr id="9" name="Picture 9"/>
             <wp:cNvGraphicFramePr>
               <a:graphicFrameLocks noChangeAspect="1"/>
@@ -671,7 +671,7 @@
                   <pic:spPr>
                     <a:xfrm>
                       <a:off x="0" y="0"/>
-                      <a:ext cx="1152000" cy="1152000"/>
+                      <a:ext cx="864000" cy="1382400"/>
                     </a:xfrm>
                     <a:prstGeom prst="rect"/>
                   </pic:spPr>
@@ -848,7 +848,7 @@
       <w:r>
         <w:drawing>
           <wp:inline xmlns:a="http://schemas.openxmlformats.org/drawingml/2006/main" xmlns:pic="http://schemas.openxmlformats.org/drawingml/2006/picture">
-            <wp:extent cx="1152000" cy="1152000"/>
+            <wp:extent cx="864000" cy="1382400"/>
             <wp:docPr id="10" name="Picture 10"/>
             <wp:cNvGraphicFramePr>
               <a:graphicFrameLocks noChangeAspect="1"/>
@@ -869,7 +869,7 @@
                   <pic:spPr>
                     <a:xfrm>
                       <a:off x="0" y="0"/>
-                      <a:ext cx="1152000" cy="1152000"/>
+                      <a:ext cx="864000" cy="1382400"/>
                     </a:xfrm>
                     <a:prstGeom prst="rect"/>
                   </pic:spPr>
@@ -885,7 +885,7 @@
       <w:r>
         <w:drawing>
           <wp:inline xmlns:a="http://schemas.openxmlformats.org/drawingml/2006/main" xmlns:pic="http://schemas.openxmlformats.org/drawingml/2006/picture">
-            <wp:extent cx="1152000" cy="1152000"/>
+            <wp:extent cx="864000" cy="1382400"/>
             <wp:docPr id="11" name="Picture 11"/>
             <wp:cNvGraphicFramePr>
               <a:graphicFrameLocks noChangeAspect="1"/>
@@ -906,7 +906,7 @@
                   <pic:spPr>
                     <a:xfrm>
                       <a:off x="0" y="0"/>
-                      <a:ext cx="1152000" cy="1152000"/>
+                      <a:ext cx="864000" cy="1382400"/>
                     </a:xfrm>
                     <a:prstGeom prst="rect"/>
                   </pic:spPr>
@@ -922,7 +922,7 @@
       <w:r>
         <w:drawing>
           <wp:inline xmlns:a="http://schemas.openxmlformats.org/drawingml/2006/main" xmlns:pic="http://schemas.openxmlformats.org/drawingml/2006/picture">
-            <wp:extent cx="1152000" cy="1152000"/>
+            <wp:extent cx="864000" cy="1382400"/>
             <wp:docPr id="12" name="Picture 12"/>
             <wp:cNvGraphicFramePr>
               <a:graphicFrameLocks noChangeAspect="1"/>
@@ -943,7 +943,7 @@
                   <pic:spPr>
                     <a:xfrm>
                       <a:off x="0" y="0"/>
-                      <a:ext cx="1152000" cy="1152000"/>
+                      <a:ext cx="864000" cy="1382400"/>
                     </a:xfrm>
                     <a:prstGeom prst="rect"/>
                   </pic:spPr>
@@ -1120,7 +1120,7 @@
       <w:r>
         <w:drawing>
           <wp:inline xmlns:a="http://schemas.openxmlformats.org/drawingml/2006/main" xmlns:pic="http://schemas.openxmlformats.org/drawingml/2006/picture">
-            <wp:extent cx="1152000" cy="1152000"/>
+            <wp:extent cx="864000" cy="1382400"/>
             <wp:docPr id="13" name="Picture 13"/>
             <wp:cNvGraphicFramePr>
               <a:graphicFrameLocks noChangeAspect="1"/>
@@ -1141,7 +1141,7 @@
                   <pic:spPr>
                     <a:xfrm>
                       <a:off x="0" y="0"/>
-                      <a:ext cx="1152000" cy="1152000"/>
+                      <a:ext cx="864000" cy="1382400"/>
                     </a:xfrm>
                     <a:prstGeom prst="rect"/>
                   </pic:spPr>
@@ -1157,7 +1157,7 @@
       <w:r>
         <w:drawing>
           <wp:inline xmlns:a="http://schemas.openxmlformats.org/drawingml/2006/main" xmlns:pic="http://schemas.openxmlformats.org/drawingml/2006/picture">
-            <wp:extent cx="1152000" cy="1152000"/>
+            <wp:extent cx="864000" cy="1382400"/>
             <wp:docPr id="14" name="Picture 14"/>
             <wp:cNvGraphicFramePr>
               <a:graphicFrameLocks noChangeAspect="1"/>
@@ -1178,7 +1178,7 @@
                   <pic:spPr>
                     <a:xfrm>
                       <a:off x="0" y="0"/>
-                      <a:ext cx="1152000" cy="1152000"/>
+                      <a:ext cx="864000" cy="1382400"/>
                     </a:xfrm>
                     <a:prstGeom prst="rect"/>
                   </pic:spPr>
@@ -1194,7 +1194,7 @@
       <w:r>
         <w:drawing>
           <wp:inline xmlns:a="http://schemas.openxmlformats.org/drawingml/2006/main" xmlns:pic="http://schemas.openxmlformats.org/drawingml/2006/picture">
-            <wp:extent cx="1152000" cy="1152000"/>
+            <wp:extent cx="864000" cy="1382400"/>
             <wp:docPr id="15" name="Picture 15"/>
             <wp:cNvGraphicFramePr>
               <a:graphicFrameLocks noChangeAspect="1"/>
@@ -1215,7 +1215,7 @@
                   <pic:spPr>
                     <a:xfrm>
                       <a:off x="0" y="0"/>
-                      <a:ext cx="1152000" cy="1152000"/>
+                      <a:ext cx="864000" cy="1382400"/>
                     </a:xfrm>
                     <a:prstGeom prst="rect"/>
                   </pic:spPr>
@@ -1392,7 +1392,7 @@
       <w:r>
         <w:drawing>
           <wp:inline xmlns:a="http://schemas.openxmlformats.org/drawingml/2006/main" xmlns:pic="http://schemas.openxmlformats.org/drawingml/2006/picture">
-            <wp:extent cx="1152000" cy="1152000"/>
+            <wp:extent cx="864000" cy="1382400"/>
             <wp:docPr id="16" name="Picture 16"/>
             <wp:cNvGraphicFramePr>
               <a:graphicFrameLocks noChangeAspect="1"/>
@@ -1413,7 +1413,7 @@
                   <pic:spPr>
                     <a:xfrm>
                       <a:off x="0" y="0"/>
-                      <a:ext cx="1152000" cy="1152000"/>
+                      <a:ext cx="864000" cy="1382400"/>
                     </a:xfrm>
                     <a:prstGeom prst="rect"/>
                   </pic:spPr>
@@ -1429,7 +1429,7 @@
       <w:r>
         <w:drawing>
           <wp:inline xmlns:a="http://schemas.openxmlformats.org/drawingml/2006/main" xmlns:pic="http://schemas.openxmlformats.org/drawingml/2006/picture">
-            <wp:extent cx="1152000" cy="1152000"/>
+            <wp:extent cx="864000" cy="1382400"/>
             <wp:docPr id="17" name="Picture 17"/>
             <wp:cNvGraphicFramePr>
               <a:graphicFrameLocks noChangeAspect="1"/>
@@ -1450,7 +1450,7 @@
                   <pic:spPr>
                     <a:xfrm>
                       <a:off x="0" y="0"/>
-                      <a:ext cx="1152000" cy="1152000"/>
+                      <a:ext cx="864000" cy="1382400"/>
                     </a:xfrm>
                     <a:prstGeom prst="rect"/>
                   </pic:spPr>
@@ -1466,7 +1466,7 @@
       <w:r>
         <w:drawing>
           <wp:inline xmlns:a="http://schemas.openxmlformats.org/drawingml/2006/main" xmlns:pic="http://schemas.openxmlformats.org/drawingml/2006/picture">
-            <wp:extent cx="1152000" cy="1152000"/>
+            <wp:extent cx="864000" cy="1382400"/>
             <wp:docPr id="18" name="Picture 18"/>
             <wp:cNvGraphicFramePr>
               <a:graphicFrameLocks noChangeAspect="1"/>
@@ -1487,7 +1487,7 @@
                   <pic:spPr>
                     <a:xfrm>
                       <a:off x="0" y="0"/>
-                      <a:ext cx="1152000" cy="1152000"/>
+                      <a:ext cx="864000" cy="1382400"/>
                     </a:xfrm>
                     <a:prstGeom prst="rect"/>
                   </pic:spPr>
@@ -1664,7 +1664,7 @@
       <w:r>
         <w:drawing>
           <wp:inline xmlns:a="http://schemas.openxmlformats.org/drawingml/2006/main" xmlns:pic="http://schemas.openxmlformats.org/drawingml/2006/picture">
-            <wp:extent cx="1152000" cy="1152000"/>
+            <wp:extent cx="864000" cy="1382400"/>
             <wp:docPr id="19" name="Picture 19"/>
             <wp:cNvGraphicFramePr>
               <a:graphicFrameLocks noChangeAspect="1"/>
@@ -1685,7 +1685,7 @@
                   <pic:spPr>
                     <a:xfrm>
                       <a:off x="0" y="0"/>
-                      <a:ext cx="1152000" cy="1152000"/>
+                      <a:ext cx="864000" cy="1382400"/>
                     </a:xfrm>
                     <a:prstGeom prst="rect"/>
                   </pic:spPr>
@@ -1701,7 +1701,7 @@
       <w:r>
         <w:drawing>
           <wp:inline xmlns:a="http://schemas.openxmlformats.org/drawingml/2006/main" xmlns:pic="http://schemas.openxmlformats.org/drawingml/2006/picture">
-            <wp:extent cx="1152000" cy="1152000"/>
+            <wp:extent cx="864000" cy="1382400"/>
             <wp:docPr id="20" name="Picture 20"/>
             <wp:cNvGraphicFramePr>
               <a:graphicFrameLocks noChangeAspect="1"/>
@@ -1722,7 +1722,7 @@
                   <pic:spPr>
                     <a:xfrm>
                       <a:off x="0" y="0"/>
-                      <a:ext cx="1152000" cy="1152000"/>
+                      <a:ext cx="864000" cy="1382400"/>
                     </a:xfrm>
                     <a:prstGeom prst="rect"/>
                   </pic:spPr>
@@ -1738,7 +1738,7 @@
       <w:r>
         <w:drawing>
           <wp:inline xmlns:a="http://schemas.openxmlformats.org/drawingml/2006/main" xmlns:pic="http://schemas.openxmlformats.org/drawingml/2006/picture">
-            <wp:extent cx="1152000" cy="1152000"/>
+            <wp:extent cx="864000" cy="1382400"/>
             <wp:docPr id="21" name="Picture 21"/>
             <wp:cNvGraphicFramePr>
               <a:graphicFrameLocks noChangeAspect="1"/>
@@ -1759,7 +1759,7 @@
                   <pic:spPr>
                     <a:xfrm>
                       <a:off x="0" y="0"/>
-                      <a:ext cx="1152000" cy="1152000"/>
+                      <a:ext cx="864000" cy="1382400"/>
                     </a:xfrm>
                     <a:prstGeom prst="rect"/>
                   </pic:spPr>
@@ -1936,7 +1936,7 @@
       <w:r>
         <w:drawing>
           <wp:inline xmlns:a="http://schemas.openxmlformats.org/drawingml/2006/main" xmlns:pic="http://schemas.openxmlformats.org/drawingml/2006/picture">
-            <wp:extent cx="1152000" cy="1152000"/>
+            <wp:extent cx="864000" cy="1382400"/>
             <wp:docPr id="22" name="Picture 22"/>
             <wp:cNvGraphicFramePr>
               <a:graphicFrameLocks noChangeAspect="1"/>
@@ -1957,7 +1957,7 @@
                   <pic:spPr>
                     <a:xfrm>
                       <a:off x="0" y="0"/>
-                      <a:ext cx="1152000" cy="1152000"/>
+                      <a:ext cx="864000" cy="1382400"/>
                     </a:xfrm>
                     <a:prstGeom prst="rect"/>
                   </pic:spPr>
@@ -1973,7 +1973,7 @@
       <w:r>
         <w:drawing>
           <wp:inline xmlns:a="http://schemas.openxmlformats.org/drawingml/2006/main" xmlns:pic="http://schemas.openxmlformats.org/drawingml/2006/picture">
-            <wp:extent cx="1152000" cy="1152000"/>
+            <wp:extent cx="864000" cy="1382400"/>
             <wp:docPr id="23" name="Picture 23"/>
             <wp:cNvGraphicFramePr>
               <a:graphicFrameLocks noChangeAspect="1"/>
@@ -1994,7 +1994,7 @@
                   <pic:spPr>
                     <a:xfrm>
                       <a:off x="0" y="0"/>
-                      <a:ext cx="1152000" cy="1152000"/>
+                      <a:ext cx="864000" cy="1382400"/>
                     </a:xfrm>
                     <a:prstGeom prst="rect"/>
                   </pic:spPr>
@@ -2010,7 +2010,7 @@
       <w:r>
         <w:drawing>
           <wp:inline xmlns:a="http://schemas.openxmlformats.org/drawingml/2006/main" xmlns:pic="http://schemas.openxmlformats.org/drawingml/2006/picture">
-            <wp:extent cx="1152000" cy="1152000"/>
+            <wp:extent cx="864000" cy="1382400"/>
             <wp:docPr id="24" name="Picture 24"/>
             <wp:cNvGraphicFramePr>
               <a:graphicFrameLocks noChangeAspect="1"/>
@@ -2031,7 +2031,7 @@
                   <pic:spPr>
                     <a:xfrm>
                       <a:off x="0" y="0"/>
-                      <a:ext cx="1152000" cy="1152000"/>
+                      <a:ext cx="864000" cy="1382400"/>
                     </a:xfrm>
                     <a:prstGeom prst="rect"/>
                   </pic:spPr>
@@ -2208,7 +2208,7 @@
       <w:r>
         <w:drawing>
           <wp:inline xmlns:a="http://schemas.openxmlformats.org/drawingml/2006/main" xmlns:pic="http://schemas.openxmlformats.org/drawingml/2006/picture">
-            <wp:extent cx="1152000" cy="1152000"/>
+            <wp:extent cx="864000" cy="1382400"/>
             <wp:docPr id="25" name="Picture 25"/>
             <wp:cNvGraphicFramePr>
               <a:graphicFrameLocks noChangeAspect="1"/>
@@ -2229,7 +2229,7 @@
                   <pic:spPr>
                     <a:xfrm>
                       <a:off x="0" y="0"/>
-                      <a:ext cx="1152000" cy="1152000"/>
+                      <a:ext cx="864000" cy="1382400"/>
                     </a:xfrm>
                     <a:prstGeom prst="rect"/>
                   </pic:spPr>
@@ -2245,7 +2245,7 @@
       <w:r>
         <w:drawing>
           <wp:inline xmlns:a="http://schemas.openxmlformats.org/drawingml/2006/main" xmlns:pic="http://schemas.openxmlformats.org/drawingml/2006/picture">
-            <wp:extent cx="1152000" cy="1152000"/>
+            <wp:extent cx="864000" cy="1382400"/>
             <wp:docPr id="26" name="Picture 26"/>
             <wp:cNvGraphicFramePr>
               <a:graphicFrameLocks noChangeAspect="1"/>
@@ -2266,7 +2266,7 @@
                   <pic:spPr>
                     <a:xfrm>
                       <a:off x="0" y="0"/>
-                      <a:ext cx="1152000" cy="1152000"/>
+                      <a:ext cx="864000" cy="1382400"/>
                     </a:xfrm>
                     <a:prstGeom prst="rect"/>
                   </pic:spPr>
@@ -2282,7 +2282,7 @@
       <w:r>
         <w:drawing>
           <wp:inline xmlns:a="http://schemas.openxmlformats.org/drawingml/2006/main" xmlns:pic="http://schemas.openxmlformats.org/drawingml/2006/picture">
-            <wp:extent cx="1152000" cy="1152000"/>
+            <wp:extent cx="864000" cy="1382400"/>
             <wp:docPr id="27" name="Picture 27"/>
             <wp:cNvGraphicFramePr>
               <a:graphicFrameLocks noChangeAspect="1"/>
@@ -2303,7 +2303,7 @@
                   <pic:spPr>
                     <a:xfrm>
                       <a:off x="0" y="0"/>
-                      <a:ext cx="1152000" cy="1152000"/>
+                      <a:ext cx="864000" cy="1382400"/>
                     </a:xfrm>
                     <a:prstGeom prst="rect"/>
                   </pic:spPr>
@@ -2480,7 +2480,7 @@
       <w:r>
         <w:drawing>
           <wp:inline xmlns:a="http://schemas.openxmlformats.org/drawingml/2006/main" xmlns:pic="http://schemas.openxmlformats.org/drawingml/2006/picture">
-            <wp:extent cx="1152000" cy="1152000"/>
+            <wp:extent cx="864000" cy="1382400"/>
             <wp:docPr id="28" name="Picture 28"/>
             <wp:cNvGraphicFramePr>
               <a:graphicFrameLocks noChangeAspect="1"/>
@@ -2501,7 +2501,7 @@
                   <pic:spPr>
                     <a:xfrm>
                       <a:off x="0" y="0"/>
-                      <a:ext cx="1152000" cy="1152000"/>
+                      <a:ext cx="864000" cy="1382400"/>
                     </a:xfrm>
                     <a:prstGeom prst="rect"/>
                   </pic:spPr>
@@ -2517,7 +2517,7 @@
       <w:r>
         <w:drawing>
           <wp:inline xmlns:a="http://schemas.openxmlformats.org/drawingml/2006/main" xmlns:pic="http://schemas.openxmlformats.org/drawingml/2006/picture">
-            <wp:extent cx="1152000" cy="1152000"/>
+            <wp:extent cx="864000" cy="1382400"/>
             <wp:docPr id="29" name="Picture 29"/>
             <wp:cNvGraphicFramePr>
               <a:graphicFrameLocks noChangeAspect="1"/>
@@ -2538,7 +2538,7 @@
                   <pic:spPr>
                     <a:xfrm>
                       <a:off x="0" y="0"/>
-                      <a:ext cx="1152000" cy="1152000"/>
+                      <a:ext cx="864000" cy="1382400"/>
                     </a:xfrm>
                     <a:prstGeom prst="rect"/>
                   </pic:spPr>
@@ -2554,7 +2554,7 @@
       <w:r>
         <w:drawing>
           <wp:inline xmlns:a="http://schemas.openxmlformats.org/drawingml/2006/main" xmlns:pic="http://schemas.openxmlformats.org/drawingml/2006/picture">
-            <wp:extent cx="1152000" cy="1152000"/>
+            <wp:extent cx="864000" cy="1382400"/>
             <wp:docPr id="30" name="Picture 30"/>
             <wp:cNvGraphicFramePr>
               <a:graphicFrameLocks noChangeAspect="1"/>
@@ -2575,7 +2575,7 @@
                   <pic:spPr>
                     <a:xfrm>
                       <a:off x="0" y="0"/>
-                      <a:ext cx="1152000" cy="1152000"/>
+                      <a:ext cx="864000" cy="1382400"/>
                     </a:xfrm>
                     <a:prstGeom prst="rect"/>
                   </pic:spPr>
@@ -2752,7 +2752,7 @@
       <w:r>
         <w:drawing>
           <wp:inline xmlns:a="http://schemas.openxmlformats.org/drawingml/2006/main" xmlns:pic="http://schemas.openxmlformats.org/drawingml/2006/picture">
-            <wp:extent cx="1152000" cy="1152000"/>
+            <wp:extent cx="864000" cy="1382400"/>
             <wp:docPr id="31" name="Picture 31"/>
             <wp:cNvGraphicFramePr>
               <a:graphicFrameLocks noChangeAspect="1"/>
@@ -2773,7 +2773,7 @@
                   <pic:spPr>
                     <a:xfrm>
                       <a:off x="0" y="0"/>
-                      <a:ext cx="1152000" cy="1152000"/>
+                      <a:ext cx="864000" cy="1382400"/>
                     </a:xfrm>
                     <a:prstGeom prst="rect"/>
                   </pic:spPr>
@@ -2789,7 +2789,7 @@
       <w:r>
         <w:drawing>
           <wp:inline xmlns:a="http://schemas.openxmlformats.org/drawingml/2006/main" xmlns:pic="http://schemas.openxmlformats.org/drawingml/2006/picture">
-            <wp:extent cx="1152000" cy="1152000"/>
+            <wp:extent cx="864000" cy="1382400"/>
             <wp:docPr id="32" name="Picture 32"/>
             <wp:cNvGraphicFramePr>
               <a:graphicFrameLocks noChangeAspect="1"/>
@@ -2810,7 +2810,7 @@
                   <pic:spPr>
                     <a:xfrm>
                       <a:off x="0" y="0"/>
-                      <a:ext cx="1152000" cy="1152000"/>
+                      <a:ext cx="864000" cy="1382400"/>
                     </a:xfrm>
                     <a:prstGeom prst="rect"/>
                   </pic:spPr>
@@ -2826,7 +2826,7 @@
       <w:r>
         <w:drawing>
           <wp:inline xmlns:a="http://schemas.openxmlformats.org/drawingml/2006/main" xmlns:pic="http://schemas.openxmlformats.org/drawingml/2006/picture">
-            <wp:extent cx="1152000" cy="1152000"/>
+            <wp:extent cx="864000" cy="1382400"/>
             <wp:docPr id="33" name="Picture 33"/>
             <wp:cNvGraphicFramePr>
               <a:graphicFrameLocks noChangeAspect="1"/>
@@ -2847,7 +2847,7 @@
                   <pic:spPr>
                     <a:xfrm>
                       <a:off x="0" y="0"/>
-                      <a:ext cx="1152000" cy="1152000"/>
+                      <a:ext cx="864000" cy="1382400"/>
                     </a:xfrm>
                     <a:prstGeom prst="rect"/>
                   </pic:spPr>
@@ -3024,7 +3024,7 @@
       <w:r>
         <w:drawing>
           <wp:inline xmlns:a="http://schemas.openxmlformats.org/drawingml/2006/main" xmlns:pic="http://schemas.openxmlformats.org/drawingml/2006/picture">
-            <wp:extent cx="1152000" cy="1152000"/>
+            <wp:extent cx="864000" cy="1382400"/>
             <wp:docPr id="34" name="Picture 34"/>
             <wp:cNvGraphicFramePr>
               <a:graphicFrameLocks noChangeAspect="1"/>
@@ -3045,7 +3045,7 @@
                   <pic:spPr>
                     <a:xfrm>
                       <a:off x="0" y="0"/>
-                      <a:ext cx="1152000" cy="1152000"/>
+                      <a:ext cx="864000" cy="1382400"/>
                     </a:xfrm>
                     <a:prstGeom prst="rect"/>
                   </pic:spPr>
@@ -3061,7 +3061,7 @@
       <w:r>
         <w:drawing>
           <wp:inline xmlns:a="http://schemas.openxmlformats.org/drawingml/2006/main" xmlns:pic="http://schemas.openxmlformats.org/drawingml/2006/picture">
-            <wp:extent cx="1152000" cy="1152000"/>
+            <wp:extent cx="864000" cy="1382400"/>
             <wp:docPr id="35" name="Picture 35"/>
             <wp:cNvGraphicFramePr>
               <a:graphicFrameLocks noChangeAspect="1"/>
@@ -3082,7 +3082,7 @@
                   <pic:spPr>
                     <a:xfrm>
                       <a:off x="0" y="0"/>
-                      <a:ext cx="1152000" cy="1152000"/>
+                      <a:ext cx="864000" cy="1382400"/>
                     </a:xfrm>
                     <a:prstGeom prst="rect"/>
                   </pic:spPr>
@@ -3098,7 +3098,7 @@
       <w:r>
         <w:drawing>
           <wp:inline xmlns:a="http://schemas.openxmlformats.org/drawingml/2006/main" xmlns:pic="http://schemas.openxmlformats.org/drawingml/2006/picture">
-            <wp:extent cx="1152000" cy="1152000"/>
+            <wp:extent cx="864000" cy="1382400"/>
             <wp:docPr id="36" name="Picture 36"/>
             <wp:cNvGraphicFramePr>
               <a:graphicFrameLocks noChangeAspect="1"/>
@@ -3119,7 +3119,7 @@
                   <pic:spPr>
                     <a:xfrm>
                       <a:off x="0" y="0"/>
-                      <a:ext cx="1152000" cy="1152000"/>
+                      <a:ext cx="864000" cy="1382400"/>
                     </a:xfrm>
                     <a:prstGeom prst="rect"/>
                   </pic:spPr>
@@ -3296,7 +3296,7 @@
       <w:r>
         <w:drawing>
           <wp:inline xmlns:a="http://schemas.openxmlformats.org/drawingml/2006/main" xmlns:pic="http://schemas.openxmlformats.org/drawingml/2006/picture">
-            <wp:extent cx="1152000" cy="1152000"/>
+            <wp:extent cx="864000" cy="1382400"/>
             <wp:docPr id="37" name="Picture 37"/>
             <wp:cNvGraphicFramePr>
               <a:graphicFrameLocks noChangeAspect="1"/>
@@ -3317,7 +3317,7 @@
                   <pic:spPr>
                     <a:xfrm>
                       <a:off x="0" y="0"/>
-                      <a:ext cx="1152000" cy="1152000"/>
+                      <a:ext cx="864000" cy="1382400"/>
                     </a:xfrm>
                     <a:prstGeom prst="rect"/>
                   </pic:spPr>
@@ -3333,7 +3333,7 @@
       <w:r>
         <w:drawing>
           <wp:inline xmlns:a="http://schemas.openxmlformats.org/drawingml/2006/main" xmlns:pic="http://schemas.openxmlformats.org/drawingml/2006/picture">
-            <wp:extent cx="1152000" cy="1152000"/>
+            <wp:extent cx="864000" cy="1382400"/>
             <wp:docPr id="38" name="Picture 38"/>
             <wp:cNvGraphicFramePr>
               <a:graphicFrameLocks noChangeAspect="1"/>
@@ -3354,7 +3354,7 @@
                   <pic:spPr>
                     <a:xfrm>
                       <a:off x="0" y="0"/>
-                      <a:ext cx="1152000" cy="1152000"/>
+                      <a:ext cx="864000" cy="1382400"/>
                     </a:xfrm>
                     <a:prstGeom prst="rect"/>
                   </pic:spPr>
@@ -3370,7 +3370,7 @@
       <w:r>
         <w:drawing>
           <wp:inline xmlns:a="http://schemas.openxmlformats.org/drawingml/2006/main" xmlns:pic="http://schemas.openxmlformats.org/drawingml/2006/picture">
-            <wp:extent cx="1152000" cy="1152000"/>
+            <wp:extent cx="864000" cy="1382400"/>
             <wp:docPr id="39" name="Picture 39"/>
             <wp:cNvGraphicFramePr>
               <a:graphicFrameLocks noChangeAspect="1"/>
@@ -3391,7 +3391,7 @@
                   <pic:spPr>
                     <a:xfrm>
                       <a:off x="0" y="0"/>
-                      <a:ext cx="1152000" cy="1152000"/>
+                      <a:ext cx="864000" cy="1382400"/>
                     </a:xfrm>
                     <a:prstGeom prst="rect"/>
                   </pic:spPr>
@@ -3568,7 +3568,7 @@
       <w:r>
         <w:drawing>
           <wp:inline xmlns:a="http://schemas.openxmlformats.org/drawingml/2006/main" xmlns:pic="http://schemas.openxmlformats.org/drawingml/2006/picture">
-            <wp:extent cx="1152000" cy="1152000"/>
+            <wp:extent cx="864000" cy="1382400"/>
             <wp:docPr id="40" name="Picture 40"/>
             <wp:cNvGraphicFramePr>
               <a:graphicFrameLocks noChangeAspect="1"/>
@@ -3589,7 +3589,7 @@
                   <pic:spPr>
                     <a:xfrm>
                       <a:off x="0" y="0"/>
-                      <a:ext cx="1152000" cy="1152000"/>
+                      <a:ext cx="864000" cy="1382400"/>
                     </a:xfrm>
                     <a:prstGeom prst="rect"/>
                   </pic:spPr>
@@ -3605,7 +3605,7 @@
       <w:r>
         <w:drawing>
           <wp:inline xmlns:a="http://schemas.openxmlformats.org/drawingml/2006/main" xmlns:pic="http://schemas.openxmlformats.org/drawingml/2006/picture">
-            <wp:extent cx="1152000" cy="1152000"/>
+            <wp:extent cx="864000" cy="1382400"/>
             <wp:docPr id="41" name="Picture 41"/>
             <wp:cNvGraphicFramePr>
               <a:graphicFrameLocks noChangeAspect="1"/>
@@ -3626,7 +3626,7 @@
                   <pic:spPr>
                     <a:xfrm>
                       <a:off x="0" y="0"/>
-                      <a:ext cx="1152000" cy="1152000"/>
+                      <a:ext cx="864000" cy="1382400"/>
                     </a:xfrm>
                     <a:prstGeom prst="rect"/>
                   </pic:spPr>
@@ -3642,7 +3642,7 @@
       <w:r>
         <w:drawing>
           <wp:inline xmlns:a="http://schemas.openxmlformats.org/drawingml/2006/main" xmlns:pic="http://schemas.openxmlformats.org/drawingml/2006/picture">
-            <wp:extent cx="1152000" cy="1152000"/>
+            <wp:extent cx="864000" cy="1382400"/>
             <wp:docPr id="42" name="Picture 42"/>
             <wp:cNvGraphicFramePr>
               <a:graphicFrameLocks noChangeAspect="1"/>
@@ -3663,7 +3663,7 @@
                   <pic:spPr>
                     <a:xfrm>
                       <a:off x="0" y="0"/>
-                      <a:ext cx="1152000" cy="1152000"/>
+                      <a:ext cx="864000" cy="1382400"/>
                     </a:xfrm>
                     <a:prstGeom prst="rect"/>
                   </pic:spPr>
@@ -3840,7 +3840,7 @@
       <w:r>
         <w:drawing>
           <wp:inline xmlns:a="http://schemas.openxmlformats.org/drawingml/2006/main" xmlns:pic="http://schemas.openxmlformats.org/drawingml/2006/picture">
-            <wp:extent cx="1152000" cy="1152000"/>
+            <wp:extent cx="864000" cy="1382400"/>
             <wp:docPr id="43" name="Picture 43"/>
             <wp:cNvGraphicFramePr>
               <a:graphicFrameLocks noChangeAspect="1"/>
@@ -3861,7 +3861,7 @@
                   <pic:spPr>
                     <a:xfrm>
                       <a:off x="0" y="0"/>
-                      <a:ext cx="1152000" cy="1152000"/>
+                      <a:ext cx="864000" cy="1382400"/>
                     </a:xfrm>
                     <a:prstGeom prst="rect"/>
                   </pic:spPr>
@@ -3877,7 +3877,7 @@
       <w:r>
         <w:drawing>
           <wp:inline xmlns:a="http://schemas.openxmlformats.org/drawingml/2006/main" xmlns:pic="http://schemas.openxmlformats.org/drawingml/2006/picture">
-            <wp:extent cx="1152000" cy="1152000"/>
+            <wp:extent cx="864000" cy="1382400"/>
             <wp:docPr id="44" name="Picture 44"/>
             <wp:cNvGraphicFramePr>
               <a:graphicFrameLocks noChangeAspect="1"/>
@@ -3898,7 +3898,7 @@
                   <pic:spPr>
                     <a:xfrm>
                       <a:off x="0" y="0"/>
-                      <a:ext cx="1152000" cy="1152000"/>
+                      <a:ext cx="864000" cy="1382400"/>
                     </a:xfrm>
                     <a:prstGeom prst="rect"/>
                   </pic:spPr>
@@ -3914,7 +3914,7 @@
       <w:r>
         <w:drawing>
           <wp:inline xmlns:a="http://schemas.openxmlformats.org/drawingml/2006/main" xmlns:pic="http://schemas.openxmlformats.org/drawingml/2006/picture">
-            <wp:extent cx="1152000" cy="1152000"/>
+            <wp:extent cx="864000" cy="1382400"/>
             <wp:docPr id="45" name="Picture 45"/>
             <wp:cNvGraphicFramePr>
               <a:graphicFrameLocks noChangeAspect="1"/>
@@ -3935,7 +3935,7 @@
                   <pic:spPr>
                     <a:xfrm>
                       <a:off x="0" y="0"/>
-                      <a:ext cx="1152000" cy="1152000"/>
+                      <a:ext cx="864000" cy="1382400"/>
                     </a:xfrm>
                     <a:prstGeom prst="rect"/>
                   </pic:spPr>
@@ -4112,7 +4112,7 @@
       <w:r>
         <w:drawing>
           <wp:inline xmlns:a="http://schemas.openxmlformats.org/drawingml/2006/main" xmlns:pic="http://schemas.openxmlformats.org/drawingml/2006/picture">
-            <wp:extent cx="1152000" cy="1152000"/>
+            <wp:extent cx="864000" cy="1382400"/>
             <wp:docPr id="46" name="Picture 46"/>
             <wp:cNvGraphicFramePr>
               <a:graphicFrameLocks noChangeAspect="1"/>
@@ -4133,7 +4133,7 @@
                   <pic:spPr>
                     <a:xfrm>
                       <a:off x="0" y="0"/>
-                      <a:ext cx="1152000" cy="1152000"/>
+                      <a:ext cx="864000" cy="1382400"/>
                     </a:xfrm>
                     <a:prstGeom prst="rect"/>
                   </pic:spPr>
@@ -4149,7 +4149,7 @@
       <w:r>
         <w:drawing>
           <wp:inline xmlns:a="http://schemas.openxmlformats.org/drawingml/2006/main" xmlns:pic="http://schemas.openxmlformats.org/drawingml/2006/picture">
-            <wp:extent cx="1152000" cy="1152000"/>
+            <wp:extent cx="864000" cy="1382400"/>
             <wp:docPr id="47" name="Picture 47"/>
             <wp:cNvGraphicFramePr>
               <a:graphicFrameLocks noChangeAspect="1"/>
@@ -4170,7 +4170,7 @@
                   <pic:spPr>
                     <a:xfrm>
                       <a:off x="0" y="0"/>
-                      <a:ext cx="1152000" cy="1152000"/>
+                      <a:ext cx="864000" cy="1382400"/>
                     </a:xfrm>
                     <a:prstGeom prst="rect"/>
                   </pic:spPr>
@@ -4186,7 +4186,7 @@
       <w:r>
         <w:drawing>
           <wp:inline xmlns:a="http://schemas.openxmlformats.org/drawingml/2006/main" xmlns:pic="http://schemas.openxmlformats.org/drawingml/2006/picture">
-            <wp:extent cx="1152000" cy="1152000"/>
+            <wp:extent cx="864000" cy="1382400"/>
             <wp:docPr id="48" name="Picture 48"/>
             <wp:cNvGraphicFramePr>
               <a:graphicFrameLocks noChangeAspect="1"/>
@@ -4207,7 +4207,7 @@
                   <pic:spPr>
                     <a:xfrm>
                       <a:off x="0" y="0"/>
-                      <a:ext cx="1152000" cy="1152000"/>
+                      <a:ext cx="864000" cy="1382400"/>
                     </a:xfrm>
                     <a:prstGeom prst="rect"/>
                   </pic:spPr>
@@ -4384,7 +4384,7 @@
       <w:r>
         <w:drawing>
           <wp:inline xmlns:a="http://schemas.openxmlformats.org/drawingml/2006/main" xmlns:pic="http://schemas.openxmlformats.org/drawingml/2006/picture">
-            <wp:extent cx="1152000" cy="1152000"/>
+            <wp:extent cx="864000" cy="1382400"/>
             <wp:docPr id="49" name="Picture 49"/>
             <wp:cNvGraphicFramePr>
               <a:graphicFrameLocks noChangeAspect="1"/>
@@ -4405,7 +4405,7 @@
                   <pic:spPr>
                     <a:xfrm>
                       <a:off x="0" y="0"/>
-                      <a:ext cx="1152000" cy="1152000"/>
+                      <a:ext cx="864000" cy="1382400"/>
                     </a:xfrm>
                     <a:prstGeom prst="rect"/>
                   </pic:spPr>
@@ -4421,7 +4421,7 @@
       <w:r>
         <w:drawing>
           <wp:inline xmlns:a="http://schemas.openxmlformats.org/drawingml/2006/main" xmlns:pic="http://schemas.openxmlformats.org/drawingml/2006/picture">
-            <wp:extent cx="1152000" cy="1152000"/>
+            <wp:extent cx="864000" cy="1382400"/>
             <wp:docPr id="50" name="Picture 50"/>
             <wp:cNvGraphicFramePr>
               <a:graphicFrameLocks noChangeAspect="1"/>
@@ -4442,7 +4442,7 @@
                   <pic:spPr>
                     <a:xfrm>
                       <a:off x="0" y="0"/>
-                      <a:ext cx="1152000" cy="1152000"/>
+                      <a:ext cx="864000" cy="1382400"/>
                     </a:xfrm>
                     <a:prstGeom prst="rect"/>
                   </pic:spPr>
@@ -4458,7 +4458,7 @@
       <w:r>
         <w:drawing>
           <wp:inline xmlns:a="http://schemas.openxmlformats.org/drawingml/2006/main" xmlns:pic="http://schemas.openxmlformats.org/drawingml/2006/picture">
-            <wp:extent cx="1152000" cy="1152000"/>
+            <wp:extent cx="864000" cy="1382400"/>
             <wp:docPr id="51" name="Picture 51"/>
             <wp:cNvGraphicFramePr>
               <a:graphicFrameLocks noChangeAspect="1"/>
@@ -4479,7 +4479,7 @@
                   <pic:spPr>
                     <a:xfrm>
                       <a:off x="0" y="0"/>
-                      <a:ext cx="1152000" cy="1152000"/>
+                      <a:ext cx="864000" cy="1382400"/>
                     </a:xfrm>
                     <a:prstGeom prst="rect"/>
                   </pic:spPr>
@@ -4656,7 +4656,7 @@
       <w:r>
         <w:drawing>
           <wp:inline xmlns:a="http://schemas.openxmlformats.org/drawingml/2006/main" xmlns:pic="http://schemas.openxmlformats.org/drawingml/2006/picture">
-            <wp:extent cx="1152000" cy="1152000"/>
+            <wp:extent cx="864000" cy="1382400"/>
             <wp:docPr id="52" name="Picture 52"/>
             <wp:cNvGraphicFramePr>
               <a:graphicFrameLocks noChangeAspect="1"/>
@@ -4677,7 +4677,7 @@
                   <pic:spPr>
                     <a:xfrm>
                       <a:off x="0" y="0"/>
-                      <a:ext cx="1152000" cy="1152000"/>
+                      <a:ext cx="864000" cy="1382400"/>
                     </a:xfrm>
                     <a:prstGeom prst="rect"/>
                   </pic:spPr>
@@ -4693,7 +4693,7 @@
       <w:r>
         <w:drawing>
           <wp:inline xmlns:a="http://schemas.openxmlformats.org/drawingml/2006/main" xmlns:pic="http://schemas.openxmlformats.org/drawingml/2006/picture">
-            <wp:extent cx="1152000" cy="1152000"/>
+            <wp:extent cx="864000" cy="1382400"/>
             <wp:docPr id="53" name="Picture 53"/>
             <wp:cNvGraphicFramePr>
               <a:graphicFrameLocks noChangeAspect="1"/>
@@ -4714,7 +4714,7 @@
                   <pic:spPr>
                     <a:xfrm>
                       <a:off x="0" y="0"/>
-                      <a:ext cx="1152000" cy="1152000"/>
+                      <a:ext cx="864000" cy="1382400"/>
                     </a:xfrm>
                     <a:prstGeom prst="rect"/>
                   </pic:spPr>
@@ -4730,7 +4730,7 @@
       <w:r>
         <w:drawing>
           <wp:inline xmlns:a="http://schemas.openxmlformats.org/drawingml/2006/main" xmlns:pic="http://schemas.openxmlformats.org/drawingml/2006/picture">
-            <wp:extent cx="1152000" cy="1152000"/>
+            <wp:extent cx="864000" cy="1382400"/>
             <wp:docPr id="54" name="Picture 54"/>
             <wp:cNvGraphicFramePr>
               <a:graphicFrameLocks noChangeAspect="1"/>
@@ -4751,7 +4751,7 @@
                   <pic:spPr>
                     <a:xfrm>
                       <a:off x="0" y="0"/>
-                      <a:ext cx="1152000" cy="1152000"/>
+                      <a:ext cx="864000" cy="1382400"/>
                     </a:xfrm>
                     <a:prstGeom prst="rect"/>
                   </pic:spPr>
@@ -4928,7 +4928,7 @@
       <w:r>
         <w:drawing>
           <wp:inline xmlns:a="http://schemas.openxmlformats.org/drawingml/2006/main" xmlns:pic="http://schemas.openxmlformats.org/drawingml/2006/picture">
-            <wp:extent cx="1152000" cy="1152000"/>
+            <wp:extent cx="864000" cy="1382400"/>
             <wp:docPr id="55" name="Picture 55"/>
             <wp:cNvGraphicFramePr>
               <a:graphicFrameLocks noChangeAspect="1"/>
@@ -4949,7 +4949,7 @@
                   <pic:spPr>
                     <a:xfrm>
                       <a:off x="0" y="0"/>
-                      <a:ext cx="1152000" cy="1152000"/>
+                      <a:ext cx="864000" cy="1382400"/>
                     </a:xfrm>
                     <a:prstGeom prst="rect"/>
                   </pic:spPr>
@@ -4965,7 +4965,7 @@
       <w:r>
         <w:drawing>
           <wp:inline xmlns:a="http://schemas.openxmlformats.org/drawingml/2006/main" xmlns:pic="http://schemas.openxmlformats.org/drawingml/2006/picture">
-            <wp:extent cx="1152000" cy="1152000"/>
+            <wp:extent cx="864000" cy="1382400"/>
             <wp:docPr id="56" name="Picture 56"/>
             <wp:cNvGraphicFramePr>
               <a:graphicFrameLocks noChangeAspect="1"/>
@@ -4986,7 +4986,7 @@
                   <pic:spPr>
                     <a:xfrm>
                       <a:off x="0" y="0"/>
-                      <a:ext cx="1152000" cy="1152000"/>
+                      <a:ext cx="864000" cy="1382400"/>
                     </a:xfrm>
                     <a:prstGeom prst="rect"/>
                   </pic:spPr>
@@ -5002,7 +5002,7 @@
       <w:r>
         <w:drawing>
           <wp:inline xmlns:a="http://schemas.openxmlformats.org/drawingml/2006/main" xmlns:pic="http://schemas.openxmlformats.org/drawingml/2006/picture">
-            <wp:extent cx="1152000" cy="1152000"/>
+            <wp:extent cx="864000" cy="1382400"/>
             <wp:docPr id="57" name="Picture 57"/>
             <wp:cNvGraphicFramePr>
               <a:graphicFrameLocks noChangeAspect="1"/>
@@ -5023,7 +5023,7 @@
                   <pic:spPr>
                     <a:xfrm>
                       <a:off x="0" y="0"/>
-                      <a:ext cx="1152000" cy="1152000"/>
+                      <a:ext cx="864000" cy="1382400"/>
                     </a:xfrm>
                     <a:prstGeom prst="rect"/>
                   </pic:spPr>
@@ -5200,7 +5200,7 @@
       <w:r>
         <w:drawing>
           <wp:inline xmlns:a="http://schemas.openxmlformats.org/drawingml/2006/main" xmlns:pic="http://schemas.openxmlformats.org/drawingml/2006/picture">
-            <wp:extent cx="1152000" cy="1152000"/>
+            <wp:extent cx="864000" cy="1382400"/>
             <wp:docPr id="58" name="Picture 58"/>
             <wp:cNvGraphicFramePr>
               <a:graphicFrameLocks noChangeAspect="1"/>
@@ -5221,7 +5221,7 @@
                   <pic:spPr>
                     <a:xfrm>
                       <a:off x="0" y="0"/>
-                      <a:ext cx="1152000" cy="1152000"/>
+                      <a:ext cx="864000" cy="1382400"/>
                     </a:xfrm>
                     <a:prstGeom prst="rect"/>
                   </pic:spPr>
@@ -5237,7 +5237,7 @@
       <w:r>
         <w:drawing>
           <wp:inline xmlns:a="http://schemas.openxmlformats.org/drawingml/2006/main" xmlns:pic="http://schemas.openxmlformats.org/drawingml/2006/picture">
-            <wp:extent cx="1152000" cy="1152000"/>
+            <wp:extent cx="864000" cy="1382400"/>
             <wp:docPr id="59" name="Picture 59"/>
             <wp:cNvGraphicFramePr>
               <a:graphicFrameLocks noChangeAspect="1"/>
@@ -5258,7 +5258,7 @@
                   <pic:spPr>
                     <a:xfrm>
                       <a:off x="0" y="0"/>
-                      <a:ext cx="1152000" cy="1152000"/>
+                      <a:ext cx="864000" cy="1382400"/>
                     </a:xfrm>
                     <a:prstGeom prst="rect"/>
                   </pic:spPr>
@@ -5274,7 +5274,7 @@
       <w:r>
         <w:drawing>
           <wp:inline xmlns:a="http://schemas.openxmlformats.org/drawingml/2006/main" xmlns:pic="http://schemas.openxmlformats.org/drawingml/2006/picture">
-            <wp:extent cx="1152000" cy="1152000"/>
+            <wp:extent cx="864000" cy="1382400"/>
             <wp:docPr id="60" name="Picture 60"/>
             <wp:cNvGraphicFramePr>
               <a:graphicFrameLocks noChangeAspect="1"/>
@@ -5295,7 +5295,7 @@
                   <pic:spPr>
                     <a:xfrm>
                       <a:off x="0" y="0"/>
-                      <a:ext cx="1152000" cy="1152000"/>
+                      <a:ext cx="864000" cy="1382400"/>
                     </a:xfrm>
                     <a:prstGeom prst="rect"/>
                   </pic:spPr>
@@ -5472,7 +5472,7 @@
       <w:r>
         <w:drawing>
           <wp:inline xmlns:a="http://schemas.openxmlformats.org/drawingml/2006/main" xmlns:pic="http://schemas.openxmlformats.org/drawingml/2006/picture">
-            <wp:extent cx="1152000" cy="1152000"/>
+            <wp:extent cx="864000" cy="1382400"/>
             <wp:docPr id="61" name="Picture 61"/>
             <wp:cNvGraphicFramePr>
               <a:graphicFrameLocks noChangeAspect="1"/>
@@ -5493,7 +5493,7 @@
                   <pic:spPr>
                     <a:xfrm>
                       <a:off x="0" y="0"/>
-                      <a:ext cx="1152000" cy="1152000"/>
+                      <a:ext cx="864000" cy="1382400"/>
                     </a:xfrm>
                     <a:prstGeom prst="rect"/>
                   </pic:spPr>
@@ -5509,7 +5509,7 @@
       <w:r>
         <w:drawing>
           <wp:inline xmlns:a="http://schemas.openxmlformats.org/drawingml/2006/main" xmlns:pic="http://schemas.openxmlformats.org/drawingml/2006/picture">
-            <wp:extent cx="1152000" cy="1152000"/>
+            <wp:extent cx="864000" cy="1382400"/>
             <wp:docPr id="62" name="Picture 62"/>
             <wp:cNvGraphicFramePr>
               <a:graphicFrameLocks noChangeAspect="1"/>
@@ -5530,7 +5530,7 @@
                   <pic:spPr>
                     <a:xfrm>
                       <a:off x="0" y="0"/>
-                      <a:ext cx="1152000" cy="1152000"/>
+                      <a:ext cx="864000" cy="1382400"/>
                     </a:xfrm>
                     <a:prstGeom prst="rect"/>
                   </pic:spPr>
@@ -5546,7 +5546,7 @@
       <w:r>
         <w:drawing>
           <wp:inline xmlns:a="http://schemas.openxmlformats.org/drawingml/2006/main" xmlns:pic="http://schemas.openxmlformats.org/drawingml/2006/picture">
-            <wp:extent cx="1152000" cy="1152000"/>
+            <wp:extent cx="864000" cy="1382400"/>
             <wp:docPr id="63" name="Picture 63"/>
             <wp:cNvGraphicFramePr>
               <a:graphicFrameLocks noChangeAspect="1"/>
@@ -5567,7 +5567,7 @@
                   <pic:spPr>
                     <a:xfrm>
                       <a:off x="0" y="0"/>
-                      <a:ext cx="1152000" cy="1152000"/>
+                      <a:ext cx="864000" cy="1382400"/>
                     </a:xfrm>
                     <a:prstGeom prst="rect"/>
                   </pic:spPr>
@@ -5744,7 +5744,7 @@
       <w:r>
         <w:drawing>
           <wp:inline xmlns:a="http://schemas.openxmlformats.org/drawingml/2006/main" xmlns:pic="http://schemas.openxmlformats.org/drawingml/2006/picture">
-            <wp:extent cx="1152000" cy="1152000"/>
+            <wp:extent cx="864000" cy="1382400"/>
             <wp:docPr id="64" name="Picture 64"/>
             <wp:cNvGraphicFramePr>
               <a:graphicFrameLocks noChangeAspect="1"/>
@@ -5765,7 +5765,7 @@
                   <pic:spPr>
                     <a:xfrm>
                       <a:off x="0" y="0"/>
-                      <a:ext cx="1152000" cy="1152000"/>
+                      <a:ext cx="864000" cy="1382400"/>
                     </a:xfrm>
                     <a:prstGeom prst="rect"/>
                   </pic:spPr>
@@ -5781,7 +5781,7 @@
       <w:r>
         <w:drawing>
           <wp:inline xmlns:a="http://schemas.openxmlformats.org/drawingml/2006/main" xmlns:pic="http://schemas.openxmlformats.org/drawingml/2006/picture">
-            <wp:extent cx="1152000" cy="1152000"/>
+            <wp:extent cx="864000" cy="1382400"/>
             <wp:docPr id="65" name="Picture 65"/>
             <wp:cNvGraphicFramePr>
               <a:graphicFrameLocks noChangeAspect="1"/>
@@ -5802,7 +5802,7 @@
                   <pic:spPr>
                     <a:xfrm>
                       <a:off x="0" y="0"/>
-                      <a:ext cx="1152000" cy="1152000"/>
+                      <a:ext cx="864000" cy="1382400"/>
                     </a:xfrm>
                     <a:prstGeom prst="rect"/>
                   </pic:spPr>
@@ -5818,7 +5818,7 @@
       <w:r>
         <w:drawing>
           <wp:inline xmlns:a="http://schemas.openxmlformats.org/drawingml/2006/main" xmlns:pic="http://schemas.openxmlformats.org/drawingml/2006/picture">
-            <wp:extent cx="1152000" cy="1152000"/>
+            <wp:extent cx="864000" cy="1382400"/>
             <wp:docPr id="66" name="Picture 66"/>
             <wp:cNvGraphicFramePr>
               <a:graphicFrameLocks noChangeAspect="1"/>
@@ -5839,7 +5839,7 @@
                   <pic:spPr>
                     <a:xfrm>
                       <a:off x="0" y="0"/>
-                      <a:ext cx="1152000" cy="1152000"/>
+                      <a:ext cx="864000" cy="1382400"/>
                     </a:xfrm>
                     <a:prstGeom prst="rect"/>
                   </pic:spPr>
@@ -6016,7 +6016,7 @@
       <w:r>
         <w:drawing>
           <wp:inline xmlns:a="http://schemas.openxmlformats.org/drawingml/2006/main" xmlns:pic="http://schemas.openxmlformats.org/drawingml/2006/picture">
-            <wp:extent cx="1152000" cy="1152000"/>
+            <wp:extent cx="864000" cy="1382400"/>
             <wp:docPr id="67" name="Picture 67"/>
             <wp:cNvGraphicFramePr>
               <a:graphicFrameLocks noChangeAspect="1"/>
@@ -6037,7 +6037,7 @@
                   <pic:spPr>
                     <a:xfrm>
                       <a:off x="0" y="0"/>
-                      <a:ext cx="1152000" cy="1152000"/>
+                      <a:ext cx="864000" cy="1382400"/>
                     </a:xfrm>
                     <a:prstGeom prst="rect"/>
                   </pic:spPr>
@@ -6053,7 +6053,7 @@
       <w:r>
         <w:drawing>
           <wp:inline xmlns:a="http://schemas.openxmlformats.org/drawingml/2006/main" xmlns:pic="http://schemas.openxmlformats.org/drawingml/2006/picture">
-            <wp:extent cx="1152000" cy="1152000"/>
+            <wp:extent cx="864000" cy="1382400"/>
             <wp:docPr id="68" name="Picture 68"/>
             <wp:cNvGraphicFramePr>
               <a:graphicFrameLocks noChangeAspect="1"/>
@@ -6074,7 +6074,7 @@
                   <pic:spPr>
                     <a:xfrm>
                       <a:off x="0" y="0"/>
-                      <a:ext cx="1152000" cy="1152000"/>
+                      <a:ext cx="864000" cy="1382400"/>
                     </a:xfrm>
                     <a:prstGeom prst="rect"/>
                   </pic:spPr>
@@ -6090,7 +6090,7 @@
       <w:r>
         <w:drawing>
           <wp:inline xmlns:a="http://schemas.openxmlformats.org/drawingml/2006/main" xmlns:pic="http://schemas.openxmlformats.org/drawingml/2006/picture">
-            <wp:extent cx="1152000" cy="1152000"/>
+            <wp:extent cx="864000" cy="1382400"/>
             <wp:docPr id="69" name="Picture 69"/>
             <wp:cNvGraphicFramePr>
               <a:graphicFrameLocks noChangeAspect="1"/>
@@ -6111,7 +6111,7 @@
                   <pic:spPr>
                     <a:xfrm>
                       <a:off x="0" y="0"/>
-                      <a:ext cx="1152000" cy="1152000"/>
+                      <a:ext cx="864000" cy="1382400"/>
                     </a:xfrm>
                     <a:prstGeom prst="rect"/>
                   </pic:spPr>
@@ -6288,7 +6288,7 @@
       <w:r>
         <w:drawing>
           <wp:inline xmlns:a="http://schemas.openxmlformats.org/drawingml/2006/main" xmlns:pic="http://schemas.openxmlformats.org/drawingml/2006/picture">
-            <wp:extent cx="1152000" cy="1152000"/>
+            <wp:extent cx="864000" cy="1382400"/>
             <wp:docPr id="70" name="Picture 70"/>
             <wp:cNvGraphicFramePr>
               <a:graphicFrameLocks noChangeAspect="1"/>
@@ -6309,7 +6309,7 @@
                   <pic:spPr>
                     <a:xfrm>
                       <a:off x="0" y="0"/>
-                      <a:ext cx="1152000" cy="1152000"/>
+                      <a:ext cx="864000" cy="1382400"/>
                     </a:xfrm>
                     <a:prstGeom prst="rect"/>
                   </pic:spPr>
@@ -6325,7 +6325,7 @@
       <w:r>
         <w:drawing>
           <wp:inline xmlns:a="http://schemas.openxmlformats.org/drawingml/2006/main" xmlns:pic="http://schemas.openxmlformats.org/drawingml/2006/picture">
-            <wp:extent cx="1152000" cy="1152000"/>
+            <wp:extent cx="864000" cy="1382400"/>
             <wp:docPr id="71" name="Picture 71"/>
             <wp:cNvGraphicFramePr>
               <a:graphicFrameLocks noChangeAspect="1"/>
@@ -6346,7 +6346,7 @@
                   <pic:spPr>
                     <a:xfrm>
                       <a:off x="0" y="0"/>
-                      <a:ext cx="1152000" cy="1152000"/>
+                      <a:ext cx="864000" cy="1382400"/>
                     </a:xfrm>
                     <a:prstGeom prst="rect"/>
                   </pic:spPr>
@@ -6362,7 +6362,7 @@
       <w:r>
         <w:drawing>
           <wp:inline xmlns:a="http://schemas.openxmlformats.org/drawingml/2006/main" xmlns:pic="http://schemas.openxmlformats.org/drawingml/2006/picture">
-            <wp:extent cx="1152000" cy="1152000"/>
+            <wp:extent cx="864000" cy="1382400"/>
             <wp:docPr id="72" name="Picture 72"/>
             <wp:cNvGraphicFramePr>
               <a:graphicFrameLocks noChangeAspect="1"/>
@@ -6383,7 +6383,7 @@
                   <pic:spPr>
                     <a:xfrm>
                       <a:off x="0" y="0"/>
-                      <a:ext cx="1152000" cy="1152000"/>
+                      <a:ext cx="864000" cy="1382400"/>
                     </a:xfrm>
                     <a:prstGeom prst="rect"/>
                   </pic:spPr>
@@ -6560,7 +6560,7 @@
       <w:r>
         <w:drawing>
           <wp:inline xmlns:a="http://schemas.openxmlformats.org/drawingml/2006/main" xmlns:pic="http://schemas.openxmlformats.org/drawingml/2006/picture">
-            <wp:extent cx="1152000" cy="1152000"/>
+            <wp:extent cx="864000" cy="1382400"/>
             <wp:docPr id="73" name="Picture 73"/>
             <wp:cNvGraphicFramePr>
               <a:graphicFrameLocks noChangeAspect="1"/>
@@ -6581,7 +6581,7 @@
                   <pic:spPr>
                     <a:xfrm>
                       <a:off x="0" y="0"/>
-                      <a:ext cx="1152000" cy="1152000"/>
+                      <a:ext cx="864000" cy="1382400"/>
                     </a:xfrm>
                     <a:prstGeom prst="rect"/>
                   </pic:spPr>
@@ -6597,7 +6597,7 @@
       <w:r>
         <w:drawing>
           <wp:inline xmlns:a="http://schemas.openxmlformats.org/drawingml/2006/main" xmlns:pic="http://schemas.openxmlformats.org/drawingml/2006/picture">
-            <wp:extent cx="1152000" cy="1152000"/>
+            <wp:extent cx="864000" cy="1382400"/>
             <wp:docPr id="74" name="Picture 74"/>
             <wp:cNvGraphicFramePr>
               <a:graphicFrameLocks noChangeAspect="1"/>
@@ -6618,7 +6618,7 @@
                   <pic:spPr>
                     <a:xfrm>
                       <a:off x="0" y="0"/>
-                      <a:ext cx="1152000" cy="1152000"/>
+                      <a:ext cx="864000" cy="1382400"/>
                     </a:xfrm>
                     <a:prstGeom prst="rect"/>
                   </pic:spPr>
@@ -6634,7 +6634,7 @@
       <w:r>
         <w:drawing>
           <wp:inline xmlns:a="http://schemas.openxmlformats.org/drawingml/2006/main" xmlns:pic="http://schemas.openxmlformats.org/drawingml/2006/picture">
-            <wp:extent cx="1152000" cy="1152000"/>
+            <wp:extent cx="864000" cy="1382400"/>
             <wp:docPr id="75" name="Picture 75"/>
             <wp:cNvGraphicFramePr>
               <a:graphicFrameLocks noChangeAspect="1"/>
@@ -6655,7 +6655,7 @@
                   <pic:spPr>
                     <a:xfrm>
                       <a:off x="0" y="0"/>
-                      <a:ext cx="1152000" cy="1152000"/>
+                      <a:ext cx="864000" cy="1382400"/>
                     </a:xfrm>
                     <a:prstGeom prst="rect"/>
                   </pic:spPr>
@@ -6832,7 +6832,7 @@
       <w:r>
         <w:drawing>
           <wp:inline xmlns:a="http://schemas.openxmlformats.org/drawingml/2006/main" xmlns:pic="http://schemas.openxmlformats.org/drawingml/2006/picture">
-            <wp:extent cx="1152000" cy="1152000"/>
+            <wp:extent cx="864000" cy="1382400"/>
             <wp:docPr id="76" name="Picture 76"/>
             <wp:cNvGraphicFramePr>
               <a:graphicFrameLocks noChangeAspect="1"/>
@@ -6853,7 +6853,7 @@
                   <pic:spPr>
                     <a:xfrm>
                       <a:off x="0" y="0"/>
-                      <a:ext cx="1152000" cy="1152000"/>
+                      <a:ext cx="864000" cy="1382400"/>
                     </a:xfrm>
                     <a:prstGeom prst="rect"/>
                   </pic:spPr>
@@ -6869,7 +6869,7 @@
       <w:r>
         <w:drawing>
           <wp:inline xmlns:a="http://schemas.openxmlformats.org/drawingml/2006/main" xmlns:pic="http://schemas.openxmlformats.org/drawingml/2006/picture">
-            <wp:extent cx="1152000" cy="1152000"/>
+            <wp:extent cx="864000" cy="1382400"/>
             <wp:docPr id="77" name="Picture 77"/>
             <wp:cNvGraphicFramePr>
               <a:graphicFrameLocks noChangeAspect="1"/>
@@ -6890,7 +6890,7 @@
                   <pic:spPr>
                     <a:xfrm>
                       <a:off x="0" y="0"/>
-                      <a:ext cx="1152000" cy="1152000"/>
+                      <a:ext cx="864000" cy="1382400"/>
                     </a:xfrm>
                     <a:prstGeom prst="rect"/>
                   </pic:spPr>
@@ -6906,7 +6906,7 @@
       <w:r>
         <w:drawing>
           <wp:inline xmlns:a="http://schemas.openxmlformats.org/drawingml/2006/main" xmlns:pic="http://schemas.openxmlformats.org/drawingml/2006/picture">
-            <wp:extent cx="1152000" cy="1152000"/>
+            <wp:extent cx="864000" cy="1382400"/>
             <wp:docPr id="78" name="Picture 78"/>
             <wp:cNvGraphicFramePr>
               <a:graphicFrameLocks noChangeAspect="1"/>
@@ -6927,7 +6927,7 @@
                   <pic:spPr>
                     <a:xfrm>
                       <a:off x="0" y="0"/>
-                      <a:ext cx="1152000" cy="1152000"/>
+                      <a:ext cx="864000" cy="1382400"/>
                     </a:xfrm>
                     <a:prstGeom prst="rect"/>
                   </pic:spPr>
@@ -7104,7 +7104,7 @@
       <w:r>
         <w:drawing>
           <wp:inline xmlns:a="http://schemas.openxmlformats.org/drawingml/2006/main" xmlns:pic="http://schemas.openxmlformats.org/drawingml/2006/picture">
-            <wp:extent cx="1152000" cy="1152000"/>
+            <wp:extent cx="864000" cy="1382400"/>
             <wp:docPr id="79" name="Picture 79"/>
             <wp:cNvGraphicFramePr>
               <a:graphicFrameLocks noChangeAspect="1"/>
@@ -7125,7 +7125,7 @@
                   <pic:spPr>
                     <a:xfrm>
                       <a:off x="0" y="0"/>
-                      <a:ext cx="1152000" cy="1152000"/>
+                      <a:ext cx="864000" cy="1382400"/>
                     </a:xfrm>
                     <a:prstGeom prst="rect"/>
                   </pic:spPr>
@@ -7141,7 +7141,7 @@
       <w:r>
         <w:drawing>
           <wp:inline xmlns:a="http://schemas.openxmlformats.org/drawingml/2006/main" xmlns:pic="http://schemas.openxmlformats.org/drawingml/2006/picture">
-            <wp:extent cx="1152000" cy="1152000"/>
+            <wp:extent cx="864000" cy="1382400"/>
             <wp:docPr id="80" name="Picture 80"/>
             <wp:cNvGraphicFramePr>
               <a:graphicFrameLocks noChangeAspect="1"/>
@@ -7162,7 +7162,7 @@
                   <pic:spPr>
                     <a:xfrm>
                       <a:off x="0" y="0"/>
-                      <a:ext cx="1152000" cy="1152000"/>
+                      <a:ext cx="864000" cy="1382400"/>
                     </a:xfrm>
                     <a:prstGeom prst="rect"/>
                   </pic:spPr>
@@ -7178,7 +7178,7 @@
       <w:r>
         <w:drawing>
           <wp:inline xmlns:a="http://schemas.openxmlformats.org/drawingml/2006/main" xmlns:pic="http://schemas.openxmlformats.org/drawingml/2006/picture">
-            <wp:extent cx="1152000" cy="1152000"/>
+            <wp:extent cx="864000" cy="1382400"/>
             <wp:docPr id="81" name="Picture 81"/>
             <wp:cNvGraphicFramePr>
               <a:graphicFrameLocks noChangeAspect="1"/>
@@ -7199,7 +7199,7 @@
                   <pic:spPr>
                     <a:xfrm>
                       <a:off x="0" y="0"/>
-                      <a:ext cx="1152000" cy="1152000"/>
+                      <a:ext cx="864000" cy="1382400"/>
                     </a:xfrm>
                     <a:prstGeom prst="rect"/>
                   </pic:spPr>
@@ -7376,7 +7376,7 @@
       <w:r>
         <w:drawing>
           <wp:inline xmlns:a="http://schemas.openxmlformats.org/drawingml/2006/main" xmlns:pic="http://schemas.openxmlformats.org/drawingml/2006/picture">
-            <wp:extent cx="1152000" cy="1152000"/>
+            <wp:extent cx="864000" cy="1382400"/>
             <wp:docPr id="82" name="Picture 82"/>
             <wp:cNvGraphicFramePr>
               <a:graphicFrameLocks noChangeAspect="1"/>
@@ -7397,7 +7397,7 @@
                   <pic:spPr>
                     <a:xfrm>
                       <a:off x="0" y="0"/>
-                      <a:ext cx="1152000" cy="1152000"/>
+                      <a:ext cx="864000" cy="1382400"/>
                     </a:xfrm>
                     <a:prstGeom prst="rect"/>
                   </pic:spPr>
@@ -7413,7 +7413,7 @@
       <w:r>
         <w:drawing>
           <wp:inline xmlns:a="http://schemas.openxmlformats.org/drawingml/2006/main" xmlns:pic="http://schemas.openxmlformats.org/drawingml/2006/picture">
-            <wp:extent cx="1152000" cy="1152000"/>
+            <wp:extent cx="864000" cy="1382400"/>
             <wp:docPr id="83" name="Picture 83"/>
             <wp:cNvGraphicFramePr>
               <a:graphicFrameLocks noChangeAspect="1"/>
@@ -7434,7 +7434,7 @@
                   <pic:spPr>
                     <a:xfrm>
                       <a:off x="0" y="0"/>
-                      <a:ext cx="1152000" cy="1152000"/>
+                      <a:ext cx="864000" cy="1382400"/>
                     </a:xfrm>
                     <a:prstGeom prst="rect"/>
                   </pic:spPr>
@@ -7450,7 +7450,7 @@
       <w:r>
         <w:drawing>
           <wp:inline xmlns:a="http://schemas.openxmlformats.org/drawingml/2006/main" xmlns:pic="http://schemas.openxmlformats.org/drawingml/2006/picture">
-            <wp:extent cx="1152000" cy="1152000"/>
+            <wp:extent cx="864000" cy="1382400"/>
             <wp:docPr id="84" name="Picture 84"/>
             <wp:cNvGraphicFramePr>
               <a:graphicFrameLocks noChangeAspect="1"/>
@@ -7471,7 +7471,7 @@
                   <pic:spPr>
                     <a:xfrm>
                       <a:off x="0" y="0"/>
-                      <a:ext cx="1152000" cy="1152000"/>
+                      <a:ext cx="864000" cy="1382400"/>
                     </a:xfrm>
                     <a:prstGeom prst="rect"/>
                   </pic:spPr>

--- a/docs/Characters.docx
+++ b/docs/Characters.docx
@@ -12,7 +12,7 @@
     </w:p>
     <w:p>
       <w:r>
-        <w:t>How every character looks, written down so they stay the same in every mission. The portraits are pixel art, 40 x 64, head and shoulders nearly face on, in the style of the reference picture (transparent around the figure; the game shows them on a night-dark ground with a glow in the character's bubble colour, as here). Each has three faces: calm, angry and smiling - the game picks one from the mood written on each line (angry: shouting, furious, screaming, barking, gritted, urgent, angry, hard, impatient, snarling, breathless, yelling; smiling: grinning, laughing, warm, amused, smiling, wry, relieved, silky, scoffing, moved, teasing, proud; anything else: calm).</w:t>
+        <w:t>How every character looks, written down so they stay the same in every mission. The portraits are pixel art, 48 x 75, in the style of the reference picture: head and shoulders in a 3/4 view, the ear on the left, lit from the upper right, transparent around the figure (the game shows them on a night-dark ground with a glow in the character's bubble colour, as here). Each has three faces: calm, angry and smiling - the game picks one from the mood written on each line (angry: shouting, furious, screaming, barking, gritted, urgent, angry, hard, impatient, snarling, breathless, yelling; smiling: grinning, laughing, warm, amused, smiling, wry, relieved, silky, scoffing, moved, teasing, proud; anything else: calm).</w:t>
       </w:r>
     </w:p>
     <w:p>
@@ -32,7 +32,7 @@
       <w:r>
         <w:drawing>
           <wp:inline xmlns:a="http://schemas.openxmlformats.org/drawingml/2006/main" xmlns:pic="http://schemas.openxmlformats.org/drawingml/2006/picture">
-            <wp:extent cx="864000" cy="1382400"/>
+            <wp:extent cx="936000" cy="1462500"/>
             <wp:docPr id="1" name="Picture 1"/>
             <wp:cNvGraphicFramePr>
               <a:graphicFrameLocks noChangeAspect="1"/>
@@ -53,7 +53,7 @@
                   <pic:spPr>
                     <a:xfrm>
                       <a:off x="0" y="0"/>
-                      <a:ext cx="864000" cy="1382400"/>
+                      <a:ext cx="936000" cy="1462500"/>
                     </a:xfrm>
                     <a:prstGeom prst="rect"/>
                   </pic:spPr>
@@ -69,7 +69,7 @@
       <w:r>
         <w:drawing>
           <wp:inline xmlns:a="http://schemas.openxmlformats.org/drawingml/2006/main" xmlns:pic="http://schemas.openxmlformats.org/drawingml/2006/picture">
-            <wp:extent cx="864000" cy="1382400"/>
+            <wp:extent cx="936000" cy="1462500"/>
             <wp:docPr id="2" name="Picture 2"/>
             <wp:cNvGraphicFramePr>
               <a:graphicFrameLocks noChangeAspect="1"/>
@@ -90,7 +90,7 @@
                   <pic:spPr>
                     <a:xfrm>
                       <a:off x="0" y="0"/>
-                      <a:ext cx="864000" cy="1382400"/>
+                      <a:ext cx="936000" cy="1462500"/>
                     </a:xfrm>
                     <a:prstGeom prst="rect"/>
                   </pic:spPr>
@@ -106,7 +106,7 @@
       <w:r>
         <w:drawing>
           <wp:inline xmlns:a="http://schemas.openxmlformats.org/drawingml/2006/main" xmlns:pic="http://schemas.openxmlformats.org/drawingml/2006/picture">
-            <wp:extent cx="864000" cy="1382400"/>
+            <wp:extent cx="936000" cy="1462500"/>
             <wp:docPr id="3" name="Picture 3"/>
             <wp:cNvGraphicFramePr>
               <a:graphicFrameLocks noChangeAspect="1"/>
@@ -127,7 +127,7 @@
                   <pic:spPr>
                     <a:xfrm>
                       <a:off x="0" y="0"/>
-                      <a:ext cx="864000" cy="1382400"/>
+                      <a:ext cx="936000" cy="1462500"/>
                     </a:xfrm>
                     <a:prstGeom prst="rect"/>
                   </pic:spPr>
@@ -304,7 +304,7 @@
       <w:r>
         <w:drawing>
           <wp:inline xmlns:a="http://schemas.openxmlformats.org/drawingml/2006/main" xmlns:pic="http://schemas.openxmlformats.org/drawingml/2006/picture">
-            <wp:extent cx="864000" cy="1382400"/>
+            <wp:extent cx="936000" cy="1462500"/>
             <wp:docPr id="4" name="Picture 4"/>
             <wp:cNvGraphicFramePr>
               <a:graphicFrameLocks noChangeAspect="1"/>
@@ -325,7 +325,7 @@
                   <pic:spPr>
                     <a:xfrm>
                       <a:off x="0" y="0"/>
-                      <a:ext cx="864000" cy="1382400"/>
+                      <a:ext cx="936000" cy="1462500"/>
                     </a:xfrm>
                     <a:prstGeom prst="rect"/>
                   </pic:spPr>
@@ -341,7 +341,7 @@
       <w:r>
         <w:drawing>
           <wp:inline xmlns:a="http://schemas.openxmlformats.org/drawingml/2006/main" xmlns:pic="http://schemas.openxmlformats.org/drawingml/2006/picture">
-            <wp:extent cx="864000" cy="1382400"/>
+            <wp:extent cx="936000" cy="1462500"/>
             <wp:docPr id="5" name="Picture 5"/>
             <wp:cNvGraphicFramePr>
               <a:graphicFrameLocks noChangeAspect="1"/>
@@ -362,7 +362,7 @@
                   <pic:spPr>
                     <a:xfrm>
                       <a:off x="0" y="0"/>
-                      <a:ext cx="864000" cy="1382400"/>
+                      <a:ext cx="936000" cy="1462500"/>
                     </a:xfrm>
                     <a:prstGeom prst="rect"/>
                   </pic:spPr>
@@ -378,7 +378,7 @@
       <w:r>
         <w:drawing>
           <wp:inline xmlns:a="http://schemas.openxmlformats.org/drawingml/2006/main" xmlns:pic="http://schemas.openxmlformats.org/drawingml/2006/picture">
-            <wp:extent cx="864000" cy="1382400"/>
+            <wp:extent cx="936000" cy="1462500"/>
             <wp:docPr id="6" name="Picture 6"/>
             <wp:cNvGraphicFramePr>
               <a:graphicFrameLocks noChangeAspect="1"/>
@@ -399,7 +399,7 @@
                   <pic:spPr>
                     <a:xfrm>
                       <a:off x="0" y="0"/>
-                      <a:ext cx="864000" cy="1382400"/>
+                      <a:ext cx="936000" cy="1462500"/>
                     </a:xfrm>
                     <a:prstGeom prst="rect"/>
                   </pic:spPr>
@@ -576,7 +576,7 @@
       <w:r>
         <w:drawing>
           <wp:inline xmlns:a="http://schemas.openxmlformats.org/drawingml/2006/main" xmlns:pic="http://schemas.openxmlformats.org/drawingml/2006/picture">
-            <wp:extent cx="864000" cy="1382400"/>
+            <wp:extent cx="936000" cy="1462500"/>
             <wp:docPr id="7" name="Picture 7"/>
             <wp:cNvGraphicFramePr>
               <a:graphicFrameLocks noChangeAspect="1"/>
@@ -597,7 +597,7 @@
                   <pic:spPr>
                     <a:xfrm>
                       <a:off x="0" y="0"/>
-                      <a:ext cx="864000" cy="1382400"/>
+                      <a:ext cx="936000" cy="1462500"/>
                     </a:xfrm>
                     <a:prstGeom prst="rect"/>
                   </pic:spPr>
@@ -613,7 +613,7 @@
       <w:r>
         <w:drawing>
           <wp:inline xmlns:a="http://schemas.openxmlformats.org/drawingml/2006/main" xmlns:pic="http://schemas.openxmlformats.org/drawingml/2006/picture">
-            <wp:extent cx="864000" cy="1382400"/>
+            <wp:extent cx="936000" cy="1462500"/>
             <wp:docPr id="8" name="Picture 8"/>
             <wp:cNvGraphicFramePr>
               <a:graphicFrameLocks noChangeAspect="1"/>
@@ -634,7 +634,7 @@
                   <pic:spPr>
                     <a:xfrm>
                       <a:off x="0" y="0"/>
-                      <a:ext cx="864000" cy="1382400"/>
+                      <a:ext cx="936000" cy="1462500"/>
                     </a:xfrm>
                     <a:prstGeom prst="rect"/>
                   </pic:spPr>
@@ -650,7 +650,7 @@
       <w:r>
         <w:drawing>
           <wp:inline xmlns:a="http://schemas.openxmlformats.org/drawingml/2006/main" xmlns:pic="http://schemas.openxmlformats.org/drawingml/2006/picture">
-            <wp:extent cx="864000" cy="1382400"/>
+            <wp:extent cx="936000" cy="1462500"/>
             <wp:docPr id="9" name="Picture 9"/>
             <wp:cNvGraphicFramePr>
               <a:graphicFrameLocks noChangeAspect="1"/>
@@ -671,7 +671,7 @@
                   <pic:spPr>
                     <a:xfrm>
                       <a:off x="0" y="0"/>
-                      <a:ext cx="864000" cy="1382400"/>
+                      <a:ext cx="936000" cy="1462500"/>
                     </a:xfrm>
                     <a:prstGeom prst="rect"/>
                   </pic:spPr>
@@ -848,7 +848,7 @@
       <w:r>
         <w:drawing>
           <wp:inline xmlns:a="http://schemas.openxmlformats.org/drawingml/2006/main" xmlns:pic="http://schemas.openxmlformats.org/drawingml/2006/picture">
-            <wp:extent cx="864000" cy="1382400"/>
+            <wp:extent cx="936000" cy="1462500"/>
             <wp:docPr id="10" name="Picture 10"/>
             <wp:cNvGraphicFramePr>
               <a:graphicFrameLocks noChangeAspect="1"/>
@@ -869,7 +869,7 @@
                   <pic:spPr>
                     <a:xfrm>
                       <a:off x="0" y="0"/>
-                      <a:ext cx="864000" cy="1382400"/>
+                      <a:ext cx="936000" cy="1462500"/>
                     </a:xfrm>
                     <a:prstGeom prst="rect"/>
                   </pic:spPr>
@@ -885,7 +885,7 @@
       <w:r>
         <w:drawing>
           <wp:inline xmlns:a="http://schemas.openxmlformats.org/drawingml/2006/main" xmlns:pic="http://schemas.openxmlformats.org/drawingml/2006/picture">
-            <wp:extent cx="864000" cy="1382400"/>
+            <wp:extent cx="936000" cy="1462500"/>
             <wp:docPr id="11" name="Picture 11"/>
             <wp:cNvGraphicFramePr>
               <a:graphicFrameLocks noChangeAspect="1"/>
@@ -906,7 +906,7 @@
                   <pic:spPr>
                     <a:xfrm>
                       <a:off x="0" y="0"/>
-                      <a:ext cx="864000" cy="1382400"/>
+                      <a:ext cx="936000" cy="1462500"/>
                     </a:xfrm>
                     <a:prstGeom prst="rect"/>
                   </pic:spPr>
@@ -922,7 +922,7 @@
       <w:r>
         <w:drawing>
           <wp:inline xmlns:a="http://schemas.openxmlformats.org/drawingml/2006/main" xmlns:pic="http://schemas.openxmlformats.org/drawingml/2006/picture">
-            <wp:extent cx="864000" cy="1382400"/>
+            <wp:extent cx="936000" cy="1462500"/>
             <wp:docPr id="12" name="Picture 12"/>
             <wp:cNvGraphicFramePr>
               <a:graphicFrameLocks noChangeAspect="1"/>
@@ -943,7 +943,7 @@
                   <pic:spPr>
                     <a:xfrm>
                       <a:off x="0" y="0"/>
-                      <a:ext cx="864000" cy="1382400"/>
+                      <a:ext cx="936000" cy="1462500"/>
                     </a:xfrm>
                     <a:prstGeom prst="rect"/>
                   </pic:spPr>
@@ -1120,7 +1120,7 @@
       <w:r>
         <w:drawing>
           <wp:inline xmlns:a="http://schemas.openxmlformats.org/drawingml/2006/main" xmlns:pic="http://schemas.openxmlformats.org/drawingml/2006/picture">
-            <wp:extent cx="864000" cy="1382400"/>
+            <wp:extent cx="936000" cy="1462500"/>
             <wp:docPr id="13" name="Picture 13"/>
             <wp:cNvGraphicFramePr>
               <a:graphicFrameLocks noChangeAspect="1"/>
@@ -1141,7 +1141,7 @@
                   <pic:spPr>
                     <a:xfrm>
                       <a:off x="0" y="0"/>
-                      <a:ext cx="864000" cy="1382400"/>
+                      <a:ext cx="936000" cy="1462500"/>
                     </a:xfrm>
                     <a:prstGeom prst="rect"/>
                   </pic:spPr>
@@ -1157,7 +1157,7 @@
       <w:r>
         <w:drawing>
           <wp:inline xmlns:a="http://schemas.openxmlformats.org/drawingml/2006/main" xmlns:pic="http://schemas.openxmlformats.org/drawingml/2006/picture">
-            <wp:extent cx="864000" cy="1382400"/>
+            <wp:extent cx="936000" cy="1462500"/>
             <wp:docPr id="14" name="Picture 14"/>
             <wp:cNvGraphicFramePr>
               <a:graphicFrameLocks noChangeAspect="1"/>
@@ -1178,7 +1178,7 @@
                   <pic:spPr>
                     <a:xfrm>
                       <a:off x="0" y="0"/>
-                      <a:ext cx="864000" cy="1382400"/>
+                      <a:ext cx="936000" cy="1462500"/>
                     </a:xfrm>
                     <a:prstGeom prst="rect"/>
                   </pic:spPr>
@@ -1194,7 +1194,7 @@
       <w:r>
         <w:drawing>
           <wp:inline xmlns:a="http://schemas.openxmlformats.org/drawingml/2006/main" xmlns:pic="http://schemas.openxmlformats.org/drawingml/2006/picture">
-            <wp:extent cx="864000" cy="1382400"/>
+            <wp:extent cx="936000" cy="1462500"/>
             <wp:docPr id="15" name="Picture 15"/>
             <wp:cNvGraphicFramePr>
               <a:graphicFrameLocks noChangeAspect="1"/>
@@ -1215,7 +1215,7 @@
                   <pic:spPr>
                     <a:xfrm>
                       <a:off x="0" y="0"/>
-                      <a:ext cx="864000" cy="1382400"/>
+                      <a:ext cx="936000" cy="1462500"/>
                     </a:xfrm>
                     <a:prstGeom prst="rect"/>
                   </pic:spPr>
@@ -1392,7 +1392,7 @@
       <w:r>
         <w:drawing>
           <wp:inline xmlns:a="http://schemas.openxmlformats.org/drawingml/2006/main" xmlns:pic="http://schemas.openxmlformats.org/drawingml/2006/picture">
-            <wp:extent cx="864000" cy="1382400"/>
+            <wp:extent cx="936000" cy="1462500"/>
             <wp:docPr id="16" name="Picture 16"/>
             <wp:cNvGraphicFramePr>
               <a:graphicFrameLocks noChangeAspect="1"/>
@@ -1413,7 +1413,7 @@
                   <pic:spPr>
                     <a:xfrm>
                       <a:off x="0" y="0"/>
-                      <a:ext cx="864000" cy="1382400"/>
+                      <a:ext cx="936000" cy="1462500"/>
                     </a:xfrm>
                     <a:prstGeom prst="rect"/>
                   </pic:spPr>
@@ -1429,7 +1429,7 @@
       <w:r>
         <w:drawing>
           <wp:inline xmlns:a="http://schemas.openxmlformats.org/drawingml/2006/main" xmlns:pic="http://schemas.openxmlformats.org/drawingml/2006/picture">
-            <wp:extent cx="864000" cy="1382400"/>
+            <wp:extent cx="936000" cy="1462500"/>
             <wp:docPr id="17" name="Picture 17"/>
             <wp:cNvGraphicFramePr>
               <a:graphicFrameLocks noChangeAspect="1"/>
@@ -1450,7 +1450,7 @@
                   <pic:spPr>
                     <a:xfrm>
                       <a:off x="0" y="0"/>
-                      <a:ext cx="864000" cy="1382400"/>
+                      <a:ext cx="936000" cy="1462500"/>
                     </a:xfrm>
                     <a:prstGeom prst="rect"/>
                   </pic:spPr>
@@ -1466,7 +1466,7 @@
       <w:r>
         <w:drawing>
           <wp:inline xmlns:a="http://schemas.openxmlformats.org/drawingml/2006/main" xmlns:pic="http://schemas.openxmlformats.org/drawingml/2006/picture">
-            <wp:extent cx="864000" cy="1382400"/>
+            <wp:extent cx="936000" cy="1462500"/>
             <wp:docPr id="18" name="Picture 18"/>
             <wp:cNvGraphicFramePr>
               <a:graphicFrameLocks noChangeAspect="1"/>
@@ -1487,7 +1487,7 @@
                   <pic:spPr>
                     <a:xfrm>
                       <a:off x="0" y="0"/>
-                      <a:ext cx="864000" cy="1382400"/>
+                      <a:ext cx="936000" cy="1462500"/>
                     </a:xfrm>
                     <a:prstGeom prst="rect"/>
                   </pic:spPr>
@@ -1664,7 +1664,7 @@
       <w:r>
         <w:drawing>
           <wp:inline xmlns:a="http://schemas.openxmlformats.org/drawingml/2006/main" xmlns:pic="http://schemas.openxmlformats.org/drawingml/2006/picture">
-            <wp:extent cx="864000" cy="1382400"/>
+            <wp:extent cx="936000" cy="1462500"/>
             <wp:docPr id="19" name="Picture 19"/>
             <wp:cNvGraphicFramePr>
               <a:graphicFrameLocks noChangeAspect="1"/>
@@ -1685,7 +1685,7 @@
                   <pic:spPr>
                     <a:xfrm>
                       <a:off x="0" y="0"/>
-                      <a:ext cx="864000" cy="1382400"/>
+                      <a:ext cx="936000" cy="1462500"/>
                     </a:xfrm>
                     <a:prstGeom prst="rect"/>
                   </pic:spPr>
@@ -1701,7 +1701,7 @@
       <w:r>
         <w:drawing>
           <wp:inline xmlns:a="http://schemas.openxmlformats.org/drawingml/2006/main" xmlns:pic="http://schemas.openxmlformats.org/drawingml/2006/picture">
-            <wp:extent cx="864000" cy="1382400"/>
+            <wp:extent cx="936000" cy="1462500"/>
             <wp:docPr id="20" name="Picture 20"/>
             <wp:cNvGraphicFramePr>
               <a:graphicFrameLocks noChangeAspect="1"/>
@@ -1722,7 +1722,7 @@
                   <pic:spPr>
                     <a:xfrm>
                       <a:off x="0" y="0"/>
-                      <a:ext cx="864000" cy="1382400"/>
+                      <a:ext cx="936000" cy="1462500"/>
                     </a:xfrm>
                     <a:prstGeom prst="rect"/>
                   </pic:spPr>
@@ -1738,7 +1738,7 @@
       <w:r>
         <w:drawing>
           <wp:inline xmlns:a="http://schemas.openxmlformats.org/drawingml/2006/main" xmlns:pic="http://schemas.openxmlformats.org/drawingml/2006/picture">
-            <wp:extent cx="864000" cy="1382400"/>
+            <wp:extent cx="936000" cy="1462500"/>
             <wp:docPr id="21" name="Picture 21"/>
             <wp:cNvGraphicFramePr>
               <a:graphicFrameLocks noChangeAspect="1"/>
@@ -1759,7 +1759,7 @@
                   <pic:spPr>
                     <a:xfrm>
                       <a:off x="0" y="0"/>
-                      <a:ext cx="864000" cy="1382400"/>
+                      <a:ext cx="936000" cy="1462500"/>
                     </a:xfrm>
                     <a:prstGeom prst="rect"/>
                   </pic:spPr>
@@ -1936,7 +1936,7 @@
       <w:r>
         <w:drawing>
           <wp:inline xmlns:a="http://schemas.openxmlformats.org/drawingml/2006/main" xmlns:pic="http://schemas.openxmlformats.org/drawingml/2006/picture">
-            <wp:extent cx="864000" cy="1382400"/>
+            <wp:extent cx="936000" cy="1462500"/>
             <wp:docPr id="22" name="Picture 22"/>
             <wp:cNvGraphicFramePr>
               <a:graphicFrameLocks noChangeAspect="1"/>
@@ -1957,7 +1957,7 @@
                   <pic:spPr>
                     <a:xfrm>
                       <a:off x="0" y="0"/>
-                      <a:ext cx="864000" cy="1382400"/>
+                      <a:ext cx="936000" cy="1462500"/>
                     </a:xfrm>
                     <a:prstGeom prst="rect"/>
                   </pic:spPr>
@@ -1973,7 +1973,7 @@
       <w:r>
         <w:drawing>
           <wp:inline xmlns:a="http://schemas.openxmlformats.org/drawingml/2006/main" xmlns:pic="http://schemas.openxmlformats.org/drawingml/2006/picture">
-            <wp:extent cx="864000" cy="1382400"/>
+            <wp:extent cx="936000" cy="1462500"/>
             <wp:docPr id="23" name="Picture 23"/>
             <wp:cNvGraphicFramePr>
               <a:graphicFrameLocks noChangeAspect="1"/>
@@ -1994,7 +1994,7 @@
                   <pic:spPr>
                     <a:xfrm>
                       <a:off x="0" y="0"/>
-                      <a:ext cx="864000" cy="1382400"/>
+                      <a:ext cx="936000" cy="1462500"/>
                     </a:xfrm>
                     <a:prstGeom prst="rect"/>
                   </pic:spPr>
@@ -2010,7 +2010,7 @@
       <w:r>
         <w:drawing>
           <wp:inline xmlns:a="http://schemas.openxmlformats.org/drawingml/2006/main" xmlns:pic="http://schemas.openxmlformats.org/drawingml/2006/picture">
-            <wp:extent cx="864000" cy="1382400"/>
+            <wp:extent cx="936000" cy="1462500"/>
             <wp:docPr id="24" name="Picture 24"/>
             <wp:cNvGraphicFramePr>
               <a:graphicFrameLocks noChangeAspect="1"/>
@@ -2031,7 +2031,7 @@
                   <pic:spPr>
                     <a:xfrm>
                       <a:off x="0" y="0"/>
-                      <a:ext cx="864000" cy="1382400"/>
+                      <a:ext cx="936000" cy="1462500"/>
                     </a:xfrm>
                     <a:prstGeom prst="rect"/>
                   </pic:spPr>
@@ -2208,7 +2208,7 @@
       <w:r>
         <w:drawing>
           <wp:inline xmlns:a="http://schemas.openxmlformats.org/drawingml/2006/main" xmlns:pic="http://schemas.openxmlformats.org/drawingml/2006/picture">
-            <wp:extent cx="864000" cy="1382400"/>
+            <wp:extent cx="936000" cy="1462500"/>
             <wp:docPr id="25" name="Picture 25"/>
             <wp:cNvGraphicFramePr>
               <a:graphicFrameLocks noChangeAspect="1"/>
@@ -2229,7 +2229,7 @@
                   <pic:spPr>
                     <a:xfrm>
                       <a:off x="0" y="0"/>
-                      <a:ext cx="864000" cy="1382400"/>
+                      <a:ext cx="936000" cy="1462500"/>
                     </a:xfrm>
                     <a:prstGeom prst="rect"/>
                   </pic:spPr>
@@ -2245,7 +2245,7 @@
       <w:r>
         <w:drawing>
           <wp:inline xmlns:a="http://schemas.openxmlformats.org/drawingml/2006/main" xmlns:pic="http://schemas.openxmlformats.org/drawingml/2006/picture">
-            <wp:extent cx="864000" cy="1382400"/>
+            <wp:extent cx="936000" cy="1462500"/>
             <wp:docPr id="26" name="Picture 26"/>
             <wp:cNvGraphicFramePr>
               <a:graphicFrameLocks noChangeAspect="1"/>
@@ -2266,7 +2266,7 @@
                   <pic:spPr>
                     <a:xfrm>
                       <a:off x="0" y="0"/>
-                      <a:ext cx="864000" cy="1382400"/>
+                      <a:ext cx="936000" cy="1462500"/>
                     </a:xfrm>
                     <a:prstGeom prst="rect"/>
                   </pic:spPr>
@@ -2282,7 +2282,7 @@
       <w:r>
         <w:drawing>
           <wp:inline xmlns:a="http://schemas.openxmlformats.org/drawingml/2006/main" xmlns:pic="http://schemas.openxmlformats.org/drawingml/2006/picture">
-            <wp:extent cx="864000" cy="1382400"/>
+            <wp:extent cx="936000" cy="1462500"/>
             <wp:docPr id="27" name="Picture 27"/>
             <wp:cNvGraphicFramePr>
               <a:graphicFrameLocks noChangeAspect="1"/>
@@ -2303,7 +2303,7 @@
                   <pic:spPr>
                     <a:xfrm>
                       <a:off x="0" y="0"/>
-                      <a:ext cx="864000" cy="1382400"/>
+                      <a:ext cx="936000" cy="1462500"/>
                     </a:xfrm>
                     <a:prstGeom prst="rect"/>
                   </pic:spPr>
@@ -2480,7 +2480,7 @@
       <w:r>
         <w:drawing>
           <wp:inline xmlns:a="http://schemas.openxmlformats.org/drawingml/2006/main" xmlns:pic="http://schemas.openxmlformats.org/drawingml/2006/picture">
-            <wp:extent cx="864000" cy="1382400"/>
+            <wp:extent cx="936000" cy="1462500"/>
             <wp:docPr id="28" name="Picture 28"/>
             <wp:cNvGraphicFramePr>
               <a:graphicFrameLocks noChangeAspect="1"/>
@@ -2501,7 +2501,7 @@
                   <pic:spPr>
                     <a:xfrm>
                       <a:off x="0" y="0"/>
-                      <a:ext cx="864000" cy="1382400"/>
+                      <a:ext cx="936000" cy="1462500"/>
                     </a:xfrm>
                     <a:prstGeom prst="rect"/>
                   </pic:spPr>
@@ -2517,7 +2517,7 @@
       <w:r>
         <w:drawing>
           <wp:inline xmlns:a="http://schemas.openxmlformats.org/drawingml/2006/main" xmlns:pic="http://schemas.openxmlformats.org/drawingml/2006/picture">
-            <wp:extent cx="864000" cy="1382400"/>
+            <wp:extent cx="936000" cy="1462500"/>
             <wp:docPr id="29" name="Picture 29"/>
             <wp:cNvGraphicFramePr>
               <a:graphicFrameLocks noChangeAspect="1"/>
@@ -2538,7 +2538,7 @@
                   <pic:spPr>
                     <a:xfrm>
                       <a:off x="0" y="0"/>
-                      <a:ext cx="864000" cy="1382400"/>
+                      <a:ext cx="936000" cy="1462500"/>
                     </a:xfrm>
                     <a:prstGeom prst="rect"/>
                   </pic:spPr>
@@ -2554,7 +2554,7 @@
       <w:r>
         <w:drawing>
           <wp:inline xmlns:a="http://schemas.openxmlformats.org/drawingml/2006/main" xmlns:pic="http://schemas.openxmlformats.org/drawingml/2006/picture">
-            <wp:extent cx="864000" cy="1382400"/>
+            <wp:extent cx="936000" cy="1462500"/>
             <wp:docPr id="30" name="Picture 30"/>
             <wp:cNvGraphicFramePr>
               <a:graphicFrameLocks noChangeAspect="1"/>
@@ -2575,7 +2575,7 @@
                   <pic:spPr>
                     <a:xfrm>
                       <a:off x="0" y="0"/>
-                      <a:ext cx="864000" cy="1382400"/>
+                      <a:ext cx="936000" cy="1462500"/>
                     </a:xfrm>
                     <a:prstGeom prst="rect"/>
                   </pic:spPr>
@@ -2752,7 +2752,7 @@
       <w:r>
         <w:drawing>
           <wp:inline xmlns:a="http://schemas.openxmlformats.org/drawingml/2006/main" xmlns:pic="http://schemas.openxmlformats.org/drawingml/2006/picture">
-            <wp:extent cx="864000" cy="1382400"/>
+            <wp:extent cx="936000" cy="1462500"/>
             <wp:docPr id="31" name="Picture 31"/>
             <wp:cNvGraphicFramePr>
               <a:graphicFrameLocks noChangeAspect="1"/>
@@ -2773,7 +2773,7 @@
                   <pic:spPr>
                     <a:xfrm>
                       <a:off x="0" y="0"/>
-                      <a:ext cx="864000" cy="1382400"/>
+                      <a:ext cx="936000" cy="1462500"/>
                     </a:xfrm>
                     <a:prstGeom prst="rect"/>
                   </pic:spPr>
@@ -2789,7 +2789,7 @@
       <w:r>
         <w:drawing>
           <wp:inline xmlns:a="http://schemas.openxmlformats.org/drawingml/2006/main" xmlns:pic="http://schemas.openxmlformats.org/drawingml/2006/picture">
-            <wp:extent cx="864000" cy="1382400"/>
+            <wp:extent cx="936000" cy="1462500"/>
             <wp:docPr id="32" name="Picture 32"/>
             <wp:cNvGraphicFramePr>
               <a:graphicFrameLocks noChangeAspect="1"/>
@@ -2810,7 +2810,7 @@
                   <pic:spPr>
                     <a:xfrm>
                       <a:off x="0" y="0"/>
-                      <a:ext cx="864000" cy="1382400"/>
+                      <a:ext cx="936000" cy="1462500"/>
                     </a:xfrm>
                     <a:prstGeom prst="rect"/>
                   </pic:spPr>
@@ -2826,7 +2826,7 @@
       <w:r>
         <w:drawing>
           <wp:inline xmlns:a="http://schemas.openxmlformats.org/drawingml/2006/main" xmlns:pic="http://schemas.openxmlformats.org/drawingml/2006/picture">
-            <wp:extent cx="864000" cy="1382400"/>
+            <wp:extent cx="936000" cy="1462500"/>
             <wp:docPr id="33" name="Picture 33"/>
             <wp:cNvGraphicFramePr>
               <a:graphicFrameLocks noChangeAspect="1"/>
@@ -2847,7 +2847,7 @@
                   <pic:spPr>
                     <a:xfrm>
                       <a:off x="0" y="0"/>
-                      <a:ext cx="864000" cy="1382400"/>
+                      <a:ext cx="936000" cy="1462500"/>
                     </a:xfrm>
                     <a:prstGeom prst="rect"/>
                   </pic:spPr>
@@ -3024,7 +3024,7 @@
       <w:r>
         <w:drawing>
           <wp:inline xmlns:a="http://schemas.openxmlformats.org/drawingml/2006/main" xmlns:pic="http://schemas.openxmlformats.org/drawingml/2006/picture">
-            <wp:extent cx="864000" cy="1382400"/>
+            <wp:extent cx="936000" cy="1462500"/>
             <wp:docPr id="34" name="Picture 34"/>
             <wp:cNvGraphicFramePr>
               <a:graphicFrameLocks noChangeAspect="1"/>
@@ -3045,7 +3045,7 @@
                   <pic:spPr>
                     <a:xfrm>
                       <a:off x="0" y="0"/>
-                      <a:ext cx="864000" cy="1382400"/>
+                      <a:ext cx="936000" cy="1462500"/>
                     </a:xfrm>
                     <a:prstGeom prst="rect"/>
                   </pic:spPr>
@@ -3061,7 +3061,7 @@
       <w:r>
         <w:drawing>
           <wp:inline xmlns:a="http://schemas.openxmlformats.org/drawingml/2006/main" xmlns:pic="http://schemas.openxmlformats.org/drawingml/2006/picture">
-            <wp:extent cx="864000" cy="1382400"/>
+            <wp:extent cx="936000" cy="1462500"/>
             <wp:docPr id="35" name="Picture 35"/>
             <wp:cNvGraphicFramePr>
               <a:graphicFrameLocks noChangeAspect="1"/>
@@ -3082,7 +3082,7 @@
                   <pic:spPr>
                     <a:xfrm>
                       <a:off x="0" y="0"/>
-                      <a:ext cx="864000" cy="1382400"/>
+                      <a:ext cx="936000" cy="1462500"/>
                     </a:xfrm>
                     <a:prstGeom prst="rect"/>
                   </pic:spPr>
@@ -3098,7 +3098,7 @@
       <w:r>
         <w:drawing>
           <wp:inline xmlns:a="http://schemas.openxmlformats.org/drawingml/2006/main" xmlns:pic="http://schemas.openxmlformats.org/drawingml/2006/picture">
-            <wp:extent cx="864000" cy="1382400"/>
+            <wp:extent cx="936000" cy="1462500"/>
             <wp:docPr id="36" name="Picture 36"/>
             <wp:cNvGraphicFramePr>
               <a:graphicFrameLocks noChangeAspect="1"/>
@@ -3119,7 +3119,7 @@
                   <pic:spPr>
                     <a:xfrm>
                       <a:off x="0" y="0"/>
-                      <a:ext cx="864000" cy="1382400"/>
+                      <a:ext cx="936000" cy="1462500"/>
                     </a:xfrm>
                     <a:prstGeom prst="rect"/>
                   </pic:spPr>
@@ -3296,7 +3296,7 @@
       <w:r>
         <w:drawing>
           <wp:inline xmlns:a="http://schemas.openxmlformats.org/drawingml/2006/main" xmlns:pic="http://schemas.openxmlformats.org/drawingml/2006/picture">
-            <wp:extent cx="864000" cy="1382400"/>
+            <wp:extent cx="936000" cy="1462500"/>
             <wp:docPr id="37" name="Picture 37"/>
             <wp:cNvGraphicFramePr>
               <a:graphicFrameLocks noChangeAspect="1"/>
@@ -3317,7 +3317,7 @@
                   <pic:spPr>
                     <a:xfrm>
                       <a:off x="0" y="0"/>
-                      <a:ext cx="864000" cy="1382400"/>
+                      <a:ext cx="936000" cy="1462500"/>
                     </a:xfrm>
                     <a:prstGeom prst="rect"/>
                   </pic:spPr>
@@ -3333,7 +3333,7 @@
       <w:r>
         <w:drawing>
           <wp:inline xmlns:a="http://schemas.openxmlformats.org/drawingml/2006/main" xmlns:pic="http://schemas.openxmlformats.org/drawingml/2006/picture">
-            <wp:extent cx="864000" cy="1382400"/>
+            <wp:extent cx="936000" cy="1462500"/>
             <wp:docPr id="38" name="Picture 38"/>
             <wp:cNvGraphicFramePr>
               <a:graphicFrameLocks noChangeAspect="1"/>
@@ -3354,7 +3354,7 @@
                   <pic:spPr>
                     <a:xfrm>
                       <a:off x="0" y="0"/>
-                      <a:ext cx="864000" cy="1382400"/>
+                      <a:ext cx="936000" cy="1462500"/>
                     </a:xfrm>
                     <a:prstGeom prst="rect"/>
                   </pic:spPr>
@@ -3370,7 +3370,7 @@
       <w:r>
         <w:drawing>
           <wp:inline xmlns:a="http://schemas.openxmlformats.org/drawingml/2006/main" xmlns:pic="http://schemas.openxmlformats.org/drawingml/2006/picture">
-            <wp:extent cx="864000" cy="1382400"/>
+            <wp:extent cx="936000" cy="1462500"/>
             <wp:docPr id="39" name="Picture 39"/>
             <wp:cNvGraphicFramePr>
               <a:graphicFrameLocks noChangeAspect="1"/>
@@ -3391,7 +3391,7 @@
                   <pic:spPr>
                     <a:xfrm>
                       <a:off x="0" y="0"/>
-                      <a:ext cx="864000" cy="1382400"/>
+                      <a:ext cx="936000" cy="1462500"/>
                     </a:xfrm>
                     <a:prstGeom prst="rect"/>
                   </pic:spPr>
@@ -3568,7 +3568,7 @@
       <w:r>
         <w:drawing>
           <wp:inline xmlns:a="http://schemas.openxmlformats.org/drawingml/2006/main" xmlns:pic="http://schemas.openxmlformats.org/drawingml/2006/picture">
-            <wp:extent cx="864000" cy="1382400"/>
+            <wp:extent cx="936000" cy="1462500"/>
             <wp:docPr id="40" name="Picture 40"/>
             <wp:cNvGraphicFramePr>
               <a:graphicFrameLocks noChangeAspect="1"/>
@@ -3589,7 +3589,7 @@
                   <pic:spPr>
                     <a:xfrm>
                       <a:off x="0" y="0"/>
-                      <a:ext cx="864000" cy="1382400"/>
+                      <a:ext cx="936000" cy="1462500"/>
                     </a:xfrm>
                     <a:prstGeom prst="rect"/>
                   </pic:spPr>
@@ -3605,7 +3605,7 @@
       <w:r>
         <w:drawing>
           <wp:inline xmlns:a="http://schemas.openxmlformats.org/drawingml/2006/main" xmlns:pic="http://schemas.openxmlformats.org/drawingml/2006/picture">
-            <wp:extent cx="864000" cy="1382400"/>
+            <wp:extent cx="936000" cy="1462500"/>
             <wp:docPr id="41" name="Picture 41"/>
             <wp:cNvGraphicFramePr>
               <a:graphicFrameLocks noChangeAspect="1"/>
@@ -3626,7 +3626,7 @@
                   <pic:spPr>
                     <a:xfrm>
                       <a:off x="0" y="0"/>
-                      <a:ext cx="864000" cy="1382400"/>
+                      <a:ext cx="936000" cy="1462500"/>
                     </a:xfrm>
                     <a:prstGeom prst="rect"/>
                   </pic:spPr>
@@ -3642,7 +3642,7 @@
       <w:r>
         <w:drawing>
           <wp:inline xmlns:a="http://schemas.openxmlformats.org/drawingml/2006/main" xmlns:pic="http://schemas.openxmlformats.org/drawingml/2006/picture">
-            <wp:extent cx="864000" cy="1382400"/>
+            <wp:extent cx="936000" cy="1462500"/>
             <wp:docPr id="42" name="Picture 42"/>
             <wp:cNvGraphicFramePr>
               <a:graphicFrameLocks noChangeAspect="1"/>
@@ -3663,7 +3663,7 @@
                   <pic:spPr>
                     <a:xfrm>
                       <a:off x="0" y="0"/>
-                      <a:ext cx="864000" cy="1382400"/>
+                      <a:ext cx="936000" cy="1462500"/>
                     </a:xfrm>
                     <a:prstGeom prst="rect"/>
                   </pic:spPr>
@@ -3840,7 +3840,7 @@
       <w:r>
         <w:drawing>
           <wp:inline xmlns:a="http://schemas.openxmlformats.org/drawingml/2006/main" xmlns:pic="http://schemas.openxmlformats.org/drawingml/2006/picture">
-            <wp:extent cx="864000" cy="1382400"/>
+            <wp:extent cx="936000" cy="1462500"/>
             <wp:docPr id="43" name="Picture 43"/>
             <wp:cNvGraphicFramePr>
               <a:graphicFrameLocks noChangeAspect="1"/>
@@ -3861,7 +3861,7 @@
                   <pic:spPr>
                     <a:xfrm>
                       <a:off x="0" y="0"/>
-                      <a:ext cx="864000" cy="1382400"/>
+                      <a:ext cx="936000" cy="1462500"/>
                     </a:xfrm>
                     <a:prstGeom prst="rect"/>
                   </pic:spPr>
@@ -3877,7 +3877,7 @@
       <w:r>
         <w:drawing>
           <wp:inline xmlns:a="http://schemas.openxmlformats.org/drawingml/2006/main" xmlns:pic="http://schemas.openxmlformats.org/drawingml/2006/picture">
-            <wp:extent cx="864000" cy="1382400"/>
+            <wp:extent cx="936000" cy="1462500"/>
             <wp:docPr id="44" name="Picture 44"/>
             <wp:cNvGraphicFramePr>
               <a:graphicFrameLocks noChangeAspect="1"/>
@@ -3898,7 +3898,7 @@
                   <pic:spPr>
                     <a:xfrm>
                       <a:off x="0" y="0"/>
-                      <a:ext cx="864000" cy="1382400"/>
+                      <a:ext cx="936000" cy="1462500"/>
                     </a:xfrm>
                     <a:prstGeom prst="rect"/>
                   </pic:spPr>
@@ -3914,7 +3914,7 @@
       <w:r>
         <w:drawing>
           <wp:inline xmlns:a="http://schemas.openxmlformats.org/drawingml/2006/main" xmlns:pic="http://schemas.openxmlformats.org/drawingml/2006/picture">
-            <wp:extent cx="864000" cy="1382400"/>
+            <wp:extent cx="936000" cy="1462500"/>
             <wp:docPr id="45" name="Picture 45"/>
             <wp:cNvGraphicFramePr>
               <a:graphicFrameLocks noChangeAspect="1"/>
@@ -3935,7 +3935,7 @@
                   <pic:spPr>
                     <a:xfrm>
                       <a:off x="0" y="0"/>
-                      <a:ext cx="864000" cy="1382400"/>
+                      <a:ext cx="936000" cy="1462500"/>
                     </a:xfrm>
                     <a:prstGeom prst="rect"/>
                   </pic:spPr>
@@ -4112,7 +4112,7 @@
       <w:r>
         <w:drawing>
           <wp:inline xmlns:a="http://schemas.openxmlformats.org/drawingml/2006/main" xmlns:pic="http://schemas.openxmlformats.org/drawingml/2006/picture">
-            <wp:extent cx="864000" cy="1382400"/>
+            <wp:extent cx="936000" cy="1462500"/>
             <wp:docPr id="46" name="Picture 46"/>
             <wp:cNvGraphicFramePr>
               <a:graphicFrameLocks noChangeAspect="1"/>
@@ -4133,7 +4133,7 @@
                   <pic:spPr>
                     <a:xfrm>
                       <a:off x="0" y="0"/>
-                      <a:ext cx="864000" cy="1382400"/>
+                      <a:ext cx="936000" cy="1462500"/>
                     </a:xfrm>
                     <a:prstGeom prst="rect"/>
                   </pic:spPr>
@@ -4149,7 +4149,7 @@
       <w:r>
         <w:drawing>
           <wp:inline xmlns:a="http://schemas.openxmlformats.org/drawingml/2006/main" xmlns:pic="http://schemas.openxmlformats.org/drawingml/2006/picture">
-            <wp:extent cx="864000" cy="1382400"/>
+            <wp:extent cx="936000" cy="1462500"/>
             <wp:docPr id="47" name="Picture 47"/>
             <wp:cNvGraphicFramePr>
               <a:graphicFrameLocks noChangeAspect="1"/>
@@ -4170,7 +4170,7 @@
                   <pic:spPr>
                     <a:xfrm>
                       <a:off x="0" y="0"/>
-                      <a:ext cx="864000" cy="1382400"/>
+                      <a:ext cx="936000" cy="1462500"/>
                     </a:xfrm>
                     <a:prstGeom prst="rect"/>
                   </pic:spPr>
@@ -4186,7 +4186,7 @@
       <w:r>
         <w:drawing>
           <wp:inline xmlns:a="http://schemas.openxmlformats.org/drawingml/2006/main" xmlns:pic="http://schemas.openxmlformats.org/drawingml/2006/picture">
-            <wp:extent cx="864000" cy="1382400"/>
+            <wp:extent cx="936000" cy="1462500"/>
             <wp:docPr id="48" name="Picture 48"/>
             <wp:cNvGraphicFramePr>
               <a:graphicFrameLocks noChangeAspect="1"/>
@@ -4207,7 +4207,7 @@
                   <pic:spPr>
                     <a:xfrm>
                       <a:off x="0" y="0"/>
-                      <a:ext cx="864000" cy="1382400"/>
+                      <a:ext cx="936000" cy="1462500"/>
                     </a:xfrm>
                     <a:prstGeom prst="rect"/>
                   </pic:spPr>
@@ -4384,7 +4384,7 @@
       <w:r>
         <w:drawing>
           <wp:inline xmlns:a="http://schemas.openxmlformats.org/drawingml/2006/main" xmlns:pic="http://schemas.openxmlformats.org/drawingml/2006/picture">
-            <wp:extent cx="864000" cy="1382400"/>
+            <wp:extent cx="936000" cy="1462500"/>
             <wp:docPr id="49" name="Picture 49"/>
             <wp:cNvGraphicFramePr>
               <a:graphicFrameLocks noChangeAspect="1"/>
@@ -4405,7 +4405,7 @@
                   <pic:spPr>
                     <a:xfrm>
                       <a:off x="0" y="0"/>
-                      <a:ext cx="864000" cy="1382400"/>
+                      <a:ext cx="936000" cy="1462500"/>
                     </a:xfrm>
                     <a:prstGeom prst="rect"/>
                   </pic:spPr>
@@ -4421,7 +4421,7 @@
       <w:r>
         <w:drawing>
           <wp:inline xmlns:a="http://schemas.openxmlformats.org/drawingml/2006/main" xmlns:pic="http://schemas.openxmlformats.org/drawingml/2006/picture">
-            <wp:extent cx="864000" cy="1382400"/>
+            <wp:extent cx="936000" cy="1462500"/>
             <wp:docPr id="50" name="Picture 50"/>
             <wp:cNvGraphicFramePr>
               <a:graphicFrameLocks noChangeAspect="1"/>
@@ -4442,7 +4442,7 @@
                   <pic:spPr>
                     <a:xfrm>
                       <a:off x="0" y="0"/>
-                      <a:ext cx="864000" cy="1382400"/>
+                      <a:ext cx="936000" cy="1462500"/>
                     </a:xfrm>
                     <a:prstGeom prst="rect"/>
                   </pic:spPr>
@@ -4458,7 +4458,7 @@
       <w:r>
         <w:drawing>
           <wp:inline xmlns:a="http://schemas.openxmlformats.org/drawingml/2006/main" xmlns:pic="http://schemas.openxmlformats.org/drawingml/2006/picture">
-            <wp:extent cx="864000" cy="1382400"/>
+            <wp:extent cx="936000" cy="1462500"/>
             <wp:docPr id="51" name="Picture 51"/>
             <wp:cNvGraphicFramePr>
               <a:graphicFrameLocks noChangeAspect="1"/>
@@ -4479,7 +4479,7 @@
                   <pic:spPr>
                     <a:xfrm>
                       <a:off x="0" y="0"/>
-                      <a:ext cx="864000" cy="1382400"/>
+                      <a:ext cx="936000" cy="1462500"/>
                     </a:xfrm>
                     <a:prstGeom prst="rect"/>
                   </pic:spPr>
@@ -4656,7 +4656,7 @@
       <w:r>
         <w:drawing>
           <wp:inline xmlns:a="http://schemas.openxmlformats.org/drawingml/2006/main" xmlns:pic="http://schemas.openxmlformats.org/drawingml/2006/picture">
-            <wp:extent cx="864000" cy="1382400"/>
+            <wp:extent cx="936000" cy="1462500"/>
             <wp:docPr id="52" name="Picture 52"/>
             <wp:cNvGraphicFramePr>
               <a:graphicFrameLocks noChangeAspect="1"/>
@@ -4677,7 +4677,7 @@
                   <pic:spPr>
                     <a:xfrm>
                       <a:off x="0" y="0"/>
-                      <a:ext cx="864000" cy="1382400"/>
+                      <a:ext cx="936000" cy="1462500"/>
                     </a:xfrm>
                     <a:prstGeom prst="rect"/>
                   </pic:spPr>
@@ -4693,7 +4693,7 @@
       <w:r>
         <w:drawing>
           <wp:inline xmlns:a="http://schemas.openxmlformats.org/drawingml/2006/main" xmlns:pic="http://schemas.openxmlformats.org/drawingml/2006/picture">
-            <wp:extent cx="864000" cy="1382400"/>
+            <wp:extent cx="936000" cy="1462500"/>
             <wp:docPr id="53" name="Picture 53"/>
             <wp:cNvGraphicFramePr>
               <a:graphicFrameLocks noChangeAspect="1"/>
@@ -4714,7 +4714,7 @@
                   <pic:spPr>
                     <a:xfrm>
                       <a:off x="0" y="0"/>
-                      <a:ext cx="864000" cy="1382400"/>
+                      <a:ext cx="936000" cy="1462500"/>
                     </a:xfrm>
                     <a:prstGeom prst="rect"/>
                   </pic:spPr>
@@ -4730,7 +4730,7 @@
       <w:r>
         <w:drawing>
           <wp:inline xmlns:a="http://schemas.openxmlformats.org/drawingml/2006/main" xmlns:pic="http://schemas.openxmlformats.org/drawingml/2006/picture">
-            <wp:extent cx="864000" cy="1382400"/>
+            <wp:extent cx="936000" cy="1462500"/>
             <wp:docPr id="54" name="Picture 54"/>
             <wp:cNvGraphicFramePr>
               <a:graphicFrameLocks noChangeAspect="1"/>
@@ -4751,7 +4751,7 @@
                   <pic:spPr>
                     <a:xfrm>
                       <a:off x="0" y="0"/>
-                      <a:ext cx="864000" cy="1382400"/>
+                      <a:ext cx="936000" cy="1462500"/>
                     </a:xfrm>
                     <a:prstGeom prst="rect"/>
                   </pic:spPr>
@@ -4928,7 +4928,7 @@
       <w:r>
         <w:drawing>
           <wp:inline xmlns:a="http://schemas.openxmlformats.org/drawingml/2006/main" xmlns:pic="http://schemas.openxmlformats.org/drawingml/2006/picture">
-            <wp:extent cx="864000" cy="1382400"/>
+            <wp:extent cx="936000" cy="1462500"/>
             <wp:docPr id="55" name="Picture 55"/>
             <wp:cNvGraphicFramePr>
               <a:graphicFrameLocks noChangeAspect="1"/>
@@ -4949,7 +4949,7 @@
                   <pic:spPr>
                     <a:xfrm>
                       <a:off x="0" y="0"/>
-                      <a:ext cx="864000" cy="1382400"/>
+                      <a:ext cx="936000" cy="1462500"/>
                     </a:xfrm>
                     <a:prstGeom prst="rect"/>
                   </pic:spPr>
@@ -4965,7 +4965,7 @@
       <w:r>
         <w:drawing>
           <wp:inline xmlns:a="http://schemas.openxmlformats.org/drawingml/2006/main" xmlns:pic="http://schemas.openxmlformats.org/drawingml/2006/picture">
-            <wp:extent cx="864000" cy="1382400"/>
+            <wp:extent cx="936000" cy="1462500"/>
             <wp:docPr id="56" name="Picture 56"/>
             <wp:cNvGraphicFramePr>
               <a:graphicFrameLocks noChangeAspect="1"/>
@@ -4986,7 +4986,7 @@
                   <pic:spPr>
                     <a:xfrm>
                       <a:off x="0" y="0"/>
-                      <a:ext cx="864000" cy="1382400"/>
+                      <a:ext cx="936000" cy="1462500"/>
                     </a:xfrm>
                     <a:prstGeom prst="rect"/>
                   </pic:spPr>
@@ -5002,7 +5002,7 @@
       <w:r>
         <w:drawing>
           <wp:inline xmlns:a="http://schemas.openxmlformats.org/drawingml/2006/main" xmlns:pic="http://schemas.openxmlformats.org/drawingml/2006/picture">
-            <wp:extent cx="864000" cy="1382400"/>
+            <wp:extent cx="936000" cy="1462500"/>
             <wp:docPr id="57" name="Picture 57"/>
             <wp:cNvGraphicFramePr>
               <a:graphicFrameLocks noChangeAspect="1"/>
@@ -5023,7 +5023,7 @@
                   <pic:spPr>
                     <a:xfrm>
                       <a:off x="0" y="0"/>
-                      <a:ext cx="864000" cy="1382400"/>
+                      <a:ext cx="936000" cy="1462500"/>
                     </a:xfrm>
                     <a:prstGeom prst="rect"/>
                   </pic:spPr>
@@ -5200,7 +5200,7 @@
       <w:r>
         <w:drawing>
           <wp:inline xmlns:a="http://schemas.openxmlformats.org/drawingml/2006/main" xmlns:pic="http://schemas.openxmlformats.org/drawingml/2006/picture">
-            <wp:extent cx="864000" cy="1382400"/>
+            <wp:extent cx="936000" cy="1462500"/>
             <wp:docPr id="58" name="Picture 58"/>
             <wp:cNvGraphicFramePr>
               <a:graphicFrameLocks noChangeAspect="1"/>
@@ -5221,7 +5221,7 @@
                   <pic:spPr>
                     <a:xfrm>
                       <a:off x="0" y="0"/>
-                      <a:ext cx="864000" cy="1382400"/>
+                      <a:ext cx="936000" cy="1462500"/>
                     </a:xfrm>
                     <a:prstGeom prst="rect"/>
                   </pic:spPr>
@@ -5237,7 +5237,7 @@
       <w:r>
         <w:drawing>
           <wp:inline xmlns:a="http://schemas.openxmlformats.org/drawingml/2006/main" xmlns:pic="http://schemas.openxmlformats.org/drawingml/2006/picture">
-            <wp:extent cx="864000" cy="1382400"/>
+            <wp:extent cx="936000" cy="1462500"/>
             <wp:docPr id="59" name="Picture 59"/>
             <wp:cNvGraphicFramePr>
               <a:graphicFrameLocks noChangeAspect="1"/>
@@ -5258,7 +5258,7 @@
                   <pic:spPr>
                     <a:xfrm>
                       <a:off x="0" y="0"/>
-                      <a:ext cx="864000" cy="1382400"/>
+                      <a:ext cx="936000" cy="1462500"/>
                     </a:xfrm>
                     <a:prstGeom prst="rect"/>
                   </pic:spPr>
@@ -5274,7 +5274,7 @@
       <w:r>
         <w:drawing>
           <wp:inline xmlns:a="http://schemas.openxmlformats.org/drawingml/2006/main" xmlns:pic="http://schemas.openxmlformats.org/drawingml/2006/picture">
-            <wp:extent cx="864000" cy="1382400"/>
+            <wp:extent cx="936000" cy="1462500"/>
             <wp:docPr id="60" name="Picture 60"/>
             <wp:cNvGraphicFramePr>
               <a:graphicFrameLocks noChangeAspect="1"/>
@@ -5295,7 +5295,7 @@
                   <pic:spPr>
                     <a:xfrm>
                       <a:off x="0" y="0"/>
-                      <a:ext cx="864000" cy="1382400"/>
+                      <a:ext cx="936000" cy="1462500"/>
                     </a:xfrm>
                     <a:prstGeom prst="rect"/>
                   </pic:spPr>
@@ -5472,7 +5472,7 @@
       <w:r>
         <w:drawing>
           <wp:inline xmlns:a="http://schemas.openxmlformats.org/drawingml/2006/main" xmlns:pic="http://schemas.openxmlformats.org/drawingml/2006/picture">
-            <wp:extent cx="864000" cy="1382400"/>
+            <wp:extent cx="936000" cy="1462500"/>
             <wp:docPr id="61" name="Picture 61"/>
             <wp:cNvGraphicFramePr>
               <a:graphicFrameLocks noChangeAspect="1"/>
@@ -5493,7 +5493,7 @@
                   <pic:spPr>
                     <a:xfrm>
                       <a:off x="0" y="0"/>
-                      <a:ext cx="864000" cy="1382400"/>
+                      <a:ext cx="936000" cy="1462500"/>
                     </a:xfrm>
                     <a:prstGeom prst="rect"/>
                   </pic:spPr>
@@ -5509,7 +5509,7 @@
       <w:r>
         <w:drawing>
           <wp:inline xmlns:a="http://schemas.openxmlformats.org/drawingml/2006/main" xmlns:pic="http://schemas.openxmlformats.org/drawingml/2006/picture">
-            <wp:extent cx="864000" cy="1382400"/>
+            <wp:extent cx="936000" cy="1462500"/>
             <wp:docPr id="62" name="Picture 62"/>
             <wp:cNvGraphicFramePr>
               <a:graphicFrameLocks noChangeAspect="1"/>
@@ -5530,7 +5530,7 @@
                   <pic:spPr>
                     <a:xfrm>
                       <a:off x="0" y="0"/>
-                      <a:ext cx="864000" cy="1382400"/>
+                      <a:ext cx="936000" cy="1462500"/>
                     </a:xfrm>
                     <a:prstGeom prst="rect"/>
                   </pic:spPr>
@@ -5546,7 +5546,7 @@
       <w:r>
         <w:drawing>
           <wp:inline xmlns:a="http://schemas.openxmlformats.org/drawingml/2006/main" xmlns:pic="http://schemas.openxmlformats.org/drawingml/2006/picture">
-            <wp:extent cx="864000" cy="1382400"/>
+            <wp:extent cx="936000" cy="1462500"/>
             <wp:docPr id="63" name="Picture 63"/>
             <wp:cNvGraphicFramePr>
               <a:graphicFrameLocks noChangeAspect="1"/>
@@ -5567,7 +5567,7 @@
                   <pic:spPr>
                     <a:xfrm>
                       <a:off x="0" y="0"/>
-                      <a:ext cx="864000" cy="1382400"/>
+                      <a:ext cx="936000" cy="1462500"/>
                     </a:xfrm>
                     <a:prstGeom prst="rect"/>
                   </pic:spPr>
@@ -5744,7 +5744,7 @@
       <w:r>
         <w:drawing>
           <wp:inline xmlns:a="http://schemas.openxmlformats.org/drawingml/2006/main" xmlns:pic="http://schemas.openxmlformats.org/drawingml/2006/picture">
-            <wp:extent cx="864000" cy="1382400"/>
+            <wp:extent cx="936000" cy="1462500"/>
             <wp:docPr id="64" name="Picture 64"/>
             <wp:cNvGraphicFramePr>
               <a:graphicFrameLocks noChangeAspect="1"/>
@@ -5765,7 +5765,7 @@
                   <pic:spPr>
                     <a:xfrm>
                       <a:off x="0" y="0"/>
-                      <a:ext cx="864000" cy="1382400"/>
+                      <a:ext cx="936000" cy="1462500"/>
                     </a:xfrm>
                     <a:prstGeom prst="rect"/>
                   </pic:spPr>
@@ -5781,7 +5781,7 @@
       <w:r>
         <w:drawing>
           <wp:inline xmlns:a="http://schemas.openxmlformats.org/drawingml/2006/main" xmlns:pic="http://schemas.openxmlformats.org/drawingml/2006/picture">
-            <wp:extent cx="864000" cy="1382400"/>
+            <wp:extent cx="936000" cy="1462500"/>
             <wp:docPr id="65" name="Picture 65"/>
             <wp:cNvGraphicFramePr>
               <a:graphicFrameLocks noChangeAspect="1"/>
@@ -5802,7 +5802,7 @@
                   <pic:spPr>
                     <a:xfrm>
                       <a:off x="0" y="0"/>
-                      <a:ext cx="864000" cy="1382400"/>
+                      <a:ext cx="936000" cy="1462500"/>
                     </a:xfrm>
                     <a:prstGeom prst="rect"/>
                   </pic:spPr>
@@ -5818,7 +5818,7 @@
       <w:r>
         <w:drawing>
           <wp:inline xmlns:a="http://schemas.openxmlformats.org/drawingml/2006/main" xmlns:pic="http://schemas.openxmlformats.org/drawingml/2006/picture">
-            <wp:extent cx="864000" cy="1382400"/>
+            <wp:extent cx="936000" cy="1462500"/>
             <wp:docPr id="66" name="Picture 66"/>
             <wp:cNvGraphicFramePr>
               <a:graphicFrameLocks noChangeAspect="1"/>
@@ -5839,7 +5839,7 @@
                   <pic:spPr>
                     <a:xfrm>
                       <a:off x="0" y="0"/>
-                      <a:ext cx="864000" cy="1382400"/>
+                      <a:ext cx="936000" cy="1462500"/>
                     </a:xfrm>
                     <a:prstGeom prst="rect"/>
                   </pic:spPr>
@@ -6016,7 +6016,7 @@
       <w:r>
         <w:drawing>
           <wp:inline xmlns:a="http://schemas.openxmlformats.org/drawingml/2006/main" xmlns:pic="http://schemas.openxmlformats.org/drawingml/2006/picture">
-            <wp:extent cx="864000" cy="1382400"/>
+            <wp:extent cx="936000" cy="1462500"/>
             <wp:docPr id="67" name="Picture 67"/>
             <wp:cNvGraphicFramePr>
               <a:graphicFrameLocks noChangeAspect="1"/>
@@ -6037,7 +6037,7 @@
                   <pic:spPr>
                     <a:xfrm>
                       <a:off x="0" y="0"/>
-                      <a:ext cx="864000" cy="1382400"/>
+                      <a:ext cx="936000" cy="1462500"/>
                     </a:xfrm>
                     <a:prstGeom prst="rect"/>
                   </pic:spPr>
@@ -6053,7 +6053,7 @@
       <w:r>
         <w:drawing>
           <wp:inline xmlns:a="http://schemas.openxmlformats.org/drawingml/2006/main" xmlns:pic="http://schemas.openxmlformats.org/drawingml/2006/picture">
-            <wp:extent cx="864000" cy="1382400"/>
+            <wp:extent cx="936000" cy="1462500"/>
             <wp:docPr id="68" name="Picture 68"/>
             <wp:cNvGraphicFramePr>
               <a:graphicFrameLocks noChangeAspect="1"/>
@@ -6074,7 +6074,7 @@
                   <pic:spPr>
                     <a:xfrm>
                       <a:off x="0" y="0"/>
-                      <a:ext cx="864000" cy="1382400"/>
+                      <a:ext cx="936000" cy="1462500"/>
                     </a:xfrm>
                     <a:prstGeom prst="rect"/>
                   </pic:spPr>
@@ -6090,7 +6090,7 @@
       <w:r>
         <w:drawing>
           <wp:inline xmlns:a="http://schemas.openxmlformats.org/drawingml/2006/main" xmlns:pic="http://schemas.openxmlformats.org/drawingml/2006/picture">
-            <wp:extent cx="864000" cy="1382400"/>
+            <wp:extent cx="936000" cy="1462500"/>
             <wp:docPr id="69" name="Picture 69"/>
             <wp:cNvGraphicFramePr>
               <a:graphicFrameLocks noChangeAspect="1"/>
@@ -6111,7 +6111,7 @@
                   <pic:spPr>
                     <a:xfrm>
                       <a:off x="0" y="0"/>
-                      <a:ext cx="864000" cy="1382400"/>
+                      <a:ext cx="936000" cy="1462500"/>
                     </a:xfrm>
                     <a:prstGeom prst="rect"/>
                   </pic:spPr>
@@ -6288,7 +6288,7 @@
       <w:r>
         <w:drawing>
           <wp:inline xmlns:a="http://schemas.openxmlformats.org/drawingml/2006/main" xmlns:pic="http://schemas.openxmlformats.org/drawingml/2006/picture">
-            <wp:extent cx="864000" cy="1382400"/>
+            <wp:extent cx="936000" cy="1462500"/>
             <wp:docPr id="70" name="Picture 70"/>
             <wp:cNvGraphicFramePr>
               <a:graphicFrameLocks noChangeAspect="1"/>
@@ -6309,7 +6309,7 @@
                   <pic:spPr>
                     <a:xfrm>
                       <a:off x="0" y="0"/>
-                      <a:ext cx="864000" cy="1382400"/>
+                      <a:ext cx="936000" cy="1462500"/>
                     </a:xfrm>
                     <a:prstGeom prst="rect"/>
                   </pic:spPr>
@@ -6325,7 +6325,7 @@
       <w:r>
         <w:drawing>
           <wp:inline xmlns:a="http://schemas.openxmlformats.org/drawingml/2006/main" xmlns:pic="http://schemas.openxmlformats.org/drawingml/2006/picture">
-            <wp:extent cx="864000" cy="1382400"/>
+            <wp:extent cx="936000" cy="1462500"/>
             <wp:docPr id="71" name="Picture 71"/>
             <wp:cNvGraphicFramePr>
               <a:graphicFrameLocks noChangeAspect="1"/>
@@ -6346,7 +6346,7 @@
                   <pic:spPr>
                     <a:xfrm>
                       <a:off x="0" y="0"/>
-                      <a:ext cx="864000" cy="1382400"/>
+                      <a:ext cx="936000" cy="1462500"/>
                     </a:xfrm>
                     <a:prstGeom prst="rect"/>
                   </pic:spPr>
@@ -6362,7 +6362,7 @@
       <w:r>
         <w:drawing>
           <wp:inline xmlns:a="http://schemas.openxmlformats.org/drawingml/2006/main" xmlns:pic="http://schemas.openxmlformats.org/drawingml/2006/picture">
-            <wp:extent cx="864000" cy="1382400"/>
+            <wp:extent cx="936000" cy="1462500"/>
             <wp:docPr id="72" name="Picture 72"/>
             <wp:cNvGraphicFramePr>
               <a:graphicFrameLocks noChangeAspect="1"/>
@@ -6383,7 +6383,7 @@
                   <pic:spPr>
                     <a:xfrm>
                       <a:off x="0" y="0"/>
-                      <a:ext cx="864000" cy="1382400"/>
+                      <a:ext cx="936000" cy="1462500"/>
                     </a:xfrm>
                     <a:prstGeom prst="rect"/>
                   </pic:spPr>
@@ -6560,7 +6560,7 @@
       <w:r>
         <w:drawing>
           <wp:inline xmlns:a="http://schemas.openxmlformats.org/drawingml/2006/main" xmlns:pic="http://schemas.openxmlformats.org/drawingml/2006/picture">
-            <wp:extent cx="864000" cy="1382400"/>
+            <wp:extent cx="936000" cy="1462500"/>
             <wp:docPr id="73" name="Picture 73"/>
             <wp:cNvGraphicFramePr>
               <a:graphicFrameLocks noChangeAspect="1"/>
@@ -6581,7 +6581,7 @@
                   <pic:spPr>
                     <a:xfrm>
                       <a:off x="0" y="0"/>
-                      <a:ext cx="864000" cy="1382400"/>
+                      <a:ext cx="936000" cy="1462500"/>
                     </a:xfrm>
                     <a:prstGeom prst="rect"/>
                   </pic:spPr>
@@ -6597,7 +6597,7 @@
       <w:r>
         <w:drawing>
           <wp:inline xmlns:a="http://schemas.openxmlformats.org/drawingml/2006/main" xmlns:pic="http://schemas.openxmlformats.org/drawingml/2006/picture">
-            <wp:extent cx="864000" cy="1382400"/>
+            <wp:extent cx="936000" cy="1462500"/>
             <wp:docPr id="74" name="Picture 74"/>
             <wp:cNvGraphicFramePr>
               <a:graphicFrameLocks noChangeAspect="1"/>
@@ -6618,7 +6618,7 @@
                   <pic:spPr>
                     <a:xfrm>
                       <a:off x="0" y="0"/>
-                      <a:ext cx="864000" cy="1382400"/>
+                      <a:ext cx="936000" cy="1462500"/>
                     </a:xfrm>
                     <a:prstGeom prst="rect"/>
                   </pic:spPr>
@@ -6634,7 +6634,7 @@
       <w:r>
         <w:drawing>
           <wp:inline xmlns:a="http://schemas.openxmlformats.org/drawingml/2006/main" xmlns:pic="http://schemas.openxmlformats.org/drawingml/2006/picture">
-            <wp:extent cx="864000" cy="1382400"/>
+            <wp:extent cx="936000" cy="1462500"/>
             <wp:docPr id="75" name="Picture 75"/>
             <wp:cNvGraphicFramePr>
               <a:graphicFrameLocks noChangeAspect="1"/>
@@ -6655,7 +6655,7 @@
                   <pic:spPr>
                     <a:xfrm>
                       <a:off x="0" y="0"/>
-                      <a:ext cx="864000" cy="1382400"/>
+                      <a:ext cx="936000" cy="1462500"/>
                     </a:xfrm>
                     <a:prstGeom prst="rect"/>
                   </pic:spPr>
@@ -6832,7 +6832,7 @@
       <w:r>
         <w:drawing>
           <wp:inline xmlns:a="http://schemas.openxmlformats.org/drawingml/2006/main" xmlns:pic="http://schemas.openxmlformats.org/drawingml/2006/picture">
-            <wp:extent cx="864000" cy="1382400"/>
+            <wp:extent cx="936000" cy="1462500"/>
             <wp:docPr id="76" name="Picture 76"/>
             <wp:cNvGraphicFramePr>
               <a:graphicFrameLocks noChangeAspect="1"/>
@@ -6853,7 +6853,7 @@
                   <pic:spPr>
                     <a:xfrm>
                       <a:off x="0" y="0"/>
-                      <a:ext cx="864000" cy="1382400"/>
+                      <a:ext cx="936000" cy="1462500"/>
                     </a:xfrm>
                     <a:prstGeom prst="rect"/>
                   </pic:spPr>
@@ -6869,7 +6869,7 @@
       <w:r>
         <w:drawing>
           <wp:inline xmlns:a="http://schemas.openxmlformats.org/drawingml/2006/main" xmlns:pic="http://schemas.openxmlformats.org/drawingml/2006/picture">
-            <wp:extent cx="864000" cy="1382400"/>
+            <wp:extent cx="936000" cy="1462500"/>
             <wp:docPr id="77" name="Picture 77"/>
             <wp:cNvGraphicFramePr>
               <a:graphicFrameLocks noChangeAspect="1"/>
@@ -6890,7 +6890,7 @@
                   <pic:spPr>
                     <a:xfrm>
                       <a:off x="0" y="0"/>
-                      <a:ext cx="864000" cy="1382400"/>
+                      <a:ext cx="936000" cy="1462500"/>
                     </a:xfrm>
                     <a:prstGeom prst="rect"/>
                   </pic:spPr>
@@ -6906,7 +6906,7 @@
       <w:r>
         <w:drawing>
           <wp:inline xmlns:a="http://schemas.openxmlformats.org/drawingml/2006/main" xmlns:pic="http://schemas.openxmlformats.org/drawingml/2006/picture">
-            <wp:extent cx="864000" cy="1382400"/>
+            <wp:extent cx="936000" cy="1462500"/>
             <wp:docPr id="78" name="Picture 78"/>
             <wp:cNvGraphicFramePr>
               <a:graphicFrameLocks noChangeAspect="1"/>
@@ -6927,7 +6927,7 @@
                   <pic:spPr>
                     <a:xfrm>
                       <a:off x="0" y="0"/>
-                      <a:ext cx="864000" cy="1382400"/>
+                      <a:ext cx="936000" cy="1462500"/>
                     </a:xfrm>
                     <a:prstGeom prst="rect"/>
                   </pic:spPr>
@@ -7104,7 +7104,7 @@
       <w:r>
         <w:drawing>
           <wp:inline xmlns:a="http://schemas.openxmlformats.org/drawingml/2006/main" xmlns:pic="http://schemas.openxmlformats.org/drawingml/2006/picture">
-            <wp:extent cx="864000" cy="1382400"/>
+            <wp:extent cx="936000" cy="1462500"/>
             <wp:docPr id="79" name="Picture 79"/>
             <wp:cNvGraphicFramePr>
               <a:graphicFrameLocks noChangeAspect="1"/>
@@ -7125,7 +7125,7 @@
                   <pic:spPr>
                     <a:xfrm>
                       <a:off x="0" y="0"/>
-                      <a:ext cx="864000" cy="1382400"/>
+                      <a:ext cx="936000" cy="1462500"/>
                     </a:xfrm>
                     <a:prstGeom prst="rect"/>
                   </pic:spPr>
@@ -7141,7 +7141,7 @@
       <w:r>
         <w:drawing>
           <wp:inline xmlns:a="http://schemas.openxmlformats.org/drawingml/2006/main" xmlns:pic="http://schemas.openxmlformats.org/drawingml/2006/picture">
-            <wp:extent cx="864000" cy="1382400"/>
+            <wp:extent cx="936000" cy="1462500"/>
             <wp:docPr id="80" name="Picture 80"/>
             <wp:cNvGraphicFramePr>
               <a:graphicFrameLocks noChangeAspect="1"/>
@@ -7162,7 +7162,7 @@
                   <pic:spPr>
                     <a:xfrm>
                       <a:off x="0" y="0"/>
-                      <a:ext cx="864000" cy="1382400"/>
+                      <a:ext cx="936000" cy="1462500"/>
                     </a:xfrm>
                     <a:prstGeom prst="rect"/>
                   </pic:spPr>
@@ -7178,7 +7178,7 @@
       <w:r>
         <w:drawing>
           <wp:inline xmlns:a="http://schemas.openxmlformats.org/drawingml/2006/main" xmlns:pic="http://schemas.openxmlformats.org/drawingml/2006/picture">
-            <wp:extent cx="864000" cy="1382400"/>
+            <wp:extent cx="936000" cy="1462500"/>
             <wp:docPr id="81" name="Picture 81"/>
             <wp:cNvGraphicFramePr>
               <a:graphicFrameLocks noChangeAspect="1"/>
@@ -7199,7 +7199,7 @@
                   <pic:spPr>
                     <a:xfrm>
                       <a:off x="0" y="0"/>
-                      <a:ext cx="864000" cy="1382400"/>
+                      <a:ext cx="936000" cy="1462500"/>
                     </a:xfrm>
                     <a:prstGeom prst="rect"/>
                   </pic:spPr>
@@ -7376,7 +7376,7 @@
       <w:r>
         <w:drawing>
           <wp:inline xmlns:a="http://schemas.openxmlformats.org/drawingml/2006/main" xmlns:pic="http://schemas.openxmlformats.org/drawingml/2006/picture">
-            <wp:extent cx="864000" cy="1382400"/>
+            <wp:extent cx="936000" cy="1462500"/>
             <wp:docPr id="82" name="Picture 82"/>
             <wp:cNvGraphicFramePr>
               <a:graphicFrameLocks noChangeAspect="1"/>
@@ -7397,7 +7397,7 @@
                   <pic:spPr>
                     <a:xfrm>
                       <a:off x="0" y="0"/>
-                      <a:ext cx="864000" cy="1382400"/>
+                      <a:ext cx="936000" cy="1462500"/>
                     </a:xfrm>
                     <a:prstGeom prst="rect"/>
                   </pic:spPr>
@@ -7413,7 +7413,7 @@
       <w:r>
         <w:drawing>
           <wp:inline xmlns:a="http://schemas.openxmlformats.org/drawingml/2006/main" xmlns:pic="http://schemas.openxmlformats.org/drawingml/2006/picture">
-            <wp:extent cx="864000" cy="1382400"/>
+            <wp:extent cx="936000" cy="1462500"/>
             <wp:docPr id="83" name="Picture 83"/>
             <wp:cNvGraphicFramePr>
               <a:graphicFrameLocks noChangeAspect="1"/>
@@ -7434,7 +7434,7 @@
                   <pic:spPr>
                     <a:xfrm>
                       <a:off x="0" y="0"/>
-                      <a:ext cx="864000" cy="1382400"/>
+                      <a:ext cx="936000" cy="1462500"/>
                     </a:xfrm>
                     <a:prstGeom prst="rect"/>
                   </pic:spPr>
@@ -7450,7 +7450,7 @@
       <w:r>
         <w:drawing>
           <wp:inline xmlns:a="http://schemas.openxmlformats.org/drawingml/2006/main" xmlns:pic="http://schemas.openxmlformats.org/drawingml/2006/picture">
-            <wp:extent cx="864000" cy="1382400"/>
+            <wp:extent cx="936000" cy="1462500"/>
             <wp:docPr id="84" name="Picture 84"/>
             <wp:cNvGraphicFramePr>
               <a:graphicFrameLocks noChangeAspect="1"/>
@@ -7471,7 +7471,7 @@
                   <pic:spPr>
                     <a:xfrm>
                       <a:off x="0" y="0"/>
-                      <a:ext cx="864000" cy="1382400"/>
+                      <a:ext cx="936000" cy="1462500"/>
                     </a:xfrm>
                     <a:prstGeom prst="rect"/>
                   </pic:spPr>

--- a/docs/Characters.docx
+++ b/docs/Characters.docx
@@ -7631,6 +7631,550 @@
           <w:p>
             <w:r>
               <w:t>sawtooth wave, 100-150 Hz, 11 syllables a second, pauses 0.08 s</w:t>
+            </w:r>
+          </w:p>
+        </w:tc>
+      </w:tr>
+    </w:tbl>
+    <w:p>
+      <w:pPr>
+        <w:pStyle w:val="Heading1"/>
+      </w:pPr>
+      <w:r>
+        <w:t>GUS DELGADO  (W)</w:t>
+      </w:r>
+    </w:p>
+    <w:p>
+      <w:r>
+        <w:drawing>
+          <wp:inline xmlns:a="http://schemas.openxmlformats.org/drawingml/2006/main" xmlns:pic="http://schemas.openxmlformats.org/drawingml/2006/picture">
+            <wp:extent cx="936000" cy="1462500"/>
+            <wp:docPr id="85" name="Picture 85"/>
+            <wp:cNvGraphicFramePr>
+              <a:graphicFrameLocks noChangeAspect="1"/>
+            </wp:cNvGraphicFramePr>
+            <a:graphic>
+              <a:graphicData uri="http://schemas.openxmlformats.org/drawingml/2006/picture">
+                <pic:pic>
+                  <pic:nvPicPr>
+                    <pic:cNvPr id="0" name="gus-calm.png"/>
+                    <pic:cNvPicPr/>
+                  </pic:nvPicPr>
+                  <pic:blipFill>
+                    <a:blip r:embed="rId93"/>
+                    <a:stretch>
+                      <a:fillRect/>
+                    </a:stretch>
+                  </pic:blipFill>
+                  <pic:spPr>
+                    <a:xfrm>
+                      <a:off x="0" y="0"/>
+                      <a:ext cx="936000" cy="1462500"/>
+                    </a:xfrm>
+                    <a:prstGeom prst="rect"/>
+                  </pic:spPr>
+                </pic:pic>
+              </a:graphicData>
+            </a:graphic>
+          </wp:inline>
+        </w:drawing>
+      </w:r>
+      <w:r>
+        <w:t xml:space="preserve">  </w:t>
+      </w:r>
+      <w:r>
+        <w:drawing>
+          <wp:inline xmlns:a="http://schemas.openxmlformats.org/drawingml/2006/main" xmlns:pic="http://schemas.openxmlformats.org/drawingml/2006/picture">
+            <wp:extent cx="936000" cy="1462500"/>
+            <wp:docPr id="86" name="Picture 86"/>
+            <wp:cNvGraphicFramePr>
+              <a:graphicFrameLocks noChangeAspect="1"/>
+            </wp:cNvGraphicFramePr>
+            <a:graphic>
+              <a:graphicData uri="http://schemas.openxmlformats.org/drawingml/2006/picture">
+                <pic:pic>
+                  <pic:nvPicPr>
+                    <pic:cNvPr id="0" name="gus-angry.png"/>
+                    <pic:cNvPicPr/>
+                  </pic:nvPicPr>
+                  <pic:blipFill>
+                    <a:blip r:embed="rId94"/>
+                    <a:stretch>
+                      <a:fillRect/>
+                    </a:stretch>
+                  </pic:blipFill>
+                  <pic:spPr>
+                    <a:xfrm>
+                      <a:off x="0" y="0"/>
+                      <a:ext cx="936000" cy="1462500"/>
+                    </a:xfrm>
+                    <a:prstGeom prst="rect"/>
+                  </pic:spPr>
+                </pic:pic>
+              </a:graphicData>
+            </a:graphic>
+          </wp:inline>
+        </w:drawing>
+      </w:r>
+      <w:r>
+        <w:t xml:space="preserve">  </w:t>
+      </w:r>
+      <w:r>
+        <w:drawing>
+          <wp:inline xmlns:a="http://schemas.openxmlformats.org/drawingml/2006/main" xmlns:pic="http://schemas.openxmlformats.org/drawingml/2006/picture">
+            <wp:extent cx="936000" cy="1462500"/>
+            <wp:docPr id="87" name="Picture 87"/>
+            <wp:cNvGraphicFramePr>
+              <a:graphicFrameLocks noChangeAspect="1"/>
+            </wp:cNvGraphicFramePr>
+            <a:graphic>
+              <a:graphicData uri="http://schemas.openxmlformats.org/drawingml/2006/picture">
+                <pic:pic>
+                  <pic:nvPicPr>
+                    <pic:cNvPr id="0" name="gus-smile.png"/>
+                    <pic:cNvPicPr/>
+                  </pic:nvPicPr>
+                  <pic:blipFill>
+                    <a:blip r:embed="rId95"/>
+                    <a:stretch>
+                      <a:fillRect/>
+                    </a:stretch>
+                  </pic:blipFill>
+                  <pic:spPr>
+                    <a:xfrm>
+                      <a:off x="0" y="0"/>
+                      <a:ext cx="936000" cy="1462500"/>
+                    </a:xfrm>
+                    <a:prstGeom prst="rect"/>
+                  </pic:spPr>
+                </pic:pic>
+              </a:graphicData>
+            </a:graphic>
+          </wp:inline>
+        </w:drawing>
+      </w:r>
+      <w:r>
+        <w:t xml:space="preserve">  </w:t>
+      </w:r>
+    </w:p>
+    <w:p>
+      <w:r>
+        <w:rPr>
+          <w:sz w:val="16"/>
+        </w:rPr>
+        <w:t>calm - angry - smiling</w:t>
+      </w:r>
+    </w:p>
+    <w:tbl>
+      <w:tblPr>
+        <w:tblStyle w:val="LightGrid-Accent1"/>
+        <w:tblW w:type="auto" w:w="0"/>
+        <w:tblLook w:firstColumn="1" w:firstRow="1" w:lastColumn="0" w:lastRow="0" w:noHBand="0" w:noVBand="1" w:val="04A0"/>
+      </w:tblPr>
+      <w:tblGrid>
+        <w:gridCol w:w="4320"/>
+        <w:gridCol w:w="4320"/>
+      </w:tblGrid>
+      <w:tr>
+        <w:tc>
+          <w:tcPr>
+            <w:tcW w:type="dxa" w:w="1984"/>
+          </w:tcPr>
+          <w:p>
+            <w:r>
+              <w:t>Who</w:t>
+            </w:r>
+          </w:p>
+        </w:tc>
+        <w:tc>
+          <w:tcPr>
+            <w:tcW w:type="dxa" w:w="7370"/>
+          </w:tcPr>
+          <w:p>
+            <w:r>
+              <w:t>Runs DELGADO HARDWARE in Dockside; the one shopkeeper on the street who will not pay Kessler his rent.</w:t>
+            </w:r>
+          </w:p>
+        </w:tc>
+      </w:tr>
+      <w:tr>
+        <w:tc>
+          <w:tcPr>
+            <w:tcW w:type="dxa" w:w="1984"/>
+          </w:tcPr>
+          <w:p>
+            <w:r>
+              <w:t>Looks</w:t>
+            </w:r>
+          </w:p>
+        </w:tc>
+        <w:tc>
+          <w:tcPr>
+            <w:tcW w:type="dxa" w:w="7370"/>
+          </w:tcPr>
+          <w:p>
+            <w:r>
+              <w:t>Sixties, bald with a grey fringe, round glasses, a grey moustache, a brown shopkeeper's apron over a white shirt; stubborn.</w:t>
+            </w:r>
+          </w:p>
+        </w:tc>
+      </w:tr>
+      <w:tr>
+        <w:tc>
+          <w:tcPr>
+            <w:tcW w:type="dxa" w:w="1984"/>
+          </w:tcPr>
+          <w:p>
+            <w:r>
+              <w:t>Bubble colour</w:t>
+            </w:r>
+          </w:p>
+        </w:tc>
+        <w:tc>
+          <w:tcPr>
+            <w:tcW w:type="dxa" w:w="7370"/>
+          </w:tcPr>
+          <w:p>
+            <w:r>
+              <w:t>#b8a07a</w:t>
+            </w:r>
+          </w:p>
+        </w:tc>
+      </w:tr>
+      <w:tr>
+        <w:tc>
+          <w:tcPr>
+            <w:tcW w:type="dxa" w:w="1984"/>
+          </w:tcPr>
+          <w:p>
+            <w:r>
+              <w:t>In the city</w:t>
+            </w:r>
+          </w:p>
+        </w:tc>
+        <w:tc>
+          <w:tcPr>
+            <w:tcW w:type="dxa" w:w="7370"/>
+          </w:tcPr>
+          <w:p>
+            <w:r>
+              <w:t>shirt #f0ece0, trousers #5a4a3a</w:t>
+            </w:r>
+          </w:p>
+        </w:tc>
+      </w:tr>
+      <w:tr>
+        <w:tc>
+          <w:tcPr>
+            <w:tcW w:type="dxa" w:w="1984"/>
+          </w:tcPr>
+          <w:p>
+            <w:r>
+              <w:t>Portrait recipe</w:t>
+            </w:r>
+          </w:p>
+        </w:tc>
+        <w:tc>
+          <w:tcPr>
+            <w:tcW w:type="dxa" w:w="7370"/>
+          </w:tcPr>
+          <w:p>
+            <w:r>
+              <w:t>skin #c99a76; hair #b0b0b4 (sides); facial hair: moustache; eyes #3a2a1a; hat: none; glasses: reading; top: waistcoat (#7a5a3a / #f0ece0); extras: wrinkles; old, normal build</w:t>
+            </w:r>
+          </w:p>
+        </w:tc>
+      </w:tr>
+      <w:tr>
+        <w:tc>
+          <w:tcPr>
+            <w:tcW w:type="dxa" w:w="1984"/>
+          </w:tcPr>
+          <w:p>
+            <w:r>
+              <w:t>Mumble</w:t>
+            </w:r>
+          </w:p>
+        </w:tc>
+        <w:tc>
+          <w:tcPr>
+            <w:tcW w:type="dxa" w:w="7370"/>
+          </w:tcPr>
+          <w:p>
+            <w:r>
+              <w:t>triangle wave, 120-190 Hz, 10 syllables a second, pauses 0.12 s</w:t>
+            </w:r>
+          </w:p>
+        </w:tc>
+      </w:tr>
+    </w:tbl>
+    <w:p>
+      <w:pPr>
+        <w:pStyle w:val="Heading1"/>
+      </w:pPr>
+      <w:r>
+        <w:t>ROSA'S MAN  (R)</w:t>
+      </w:r>
+    </w:p>
+    <w:p>
+      <w:r>
+        <w:drawing>
+          <wp:inline xmlns:a="http://schemas.openxmlformats.org/drawingml/2006/main" xmlns:pic="http://schemas.openxmlformats.org/drawingml/2006/picture">
+            <wp:extent cx="936000" cy="1462500"/>
+            <wp:docPr id="88" name="Picture 88"/>
+            <wp:cNvGraphicFramePr>
+              <a:graphicFrameLocks noChangeAspect="1"/>
+            </wp:cNvGraphicFramePr>
+            <a:graphic>
+              <a:graphicData uri="http://schemas.openxmlformats.org/drawingml/2006/picture">
+                <pic:pic>
+                  <pic:nvPicPr>
+                    <pic:cNvPr id="0" name="rosaman-calm.png"/>
+                    <pic:cNvPicPr/>
+                  </pic:nvPicPr>
+                  <pic:blipFill>
+                    <a:blip r:embed="rId96"/>
+                    <a:stretch>
+                      <a:fillRect/>
+                    </a:stretch>
+                  </pic:blipFill>
+                  <pic:spPr>
+                    <a:xfrm>
+                      <a:off x="0" y="0"/>
+                      <a:ext cx="936000" cy="1462500"/>
+                    </a:xfrm>
+                    <a:prstGeom prst="rect"/>
+                  </pic:spPr>
+                </pic:pic>
+              </a:graphicData>
+            </a:graphic>
+          </wp:inline>
+        </w:drawing>
+      </w:r>
+      <w:r>
+        <w:t xml:space="preserve">  </w:t>
+      </w:r>
+      <w:r>
+        <w:drawing>
+          <wp:inline xmlns:a="http://schemas.openxmlformats.org/drawingml/2006/main" xmlns:pic="http://schemas.openxmlformats.org/drawingml/2006/picture">
+            <wp:extent cx="936000" cy="1462500"/>
+            <wp:docPr id="89" name="Picture 89"/>
+            <wp:cNvGraphicFramePr>
+              <a:graphicFrameLocks noChangeAspect="1"/>
+            </wp:cNvGraphicFramePr>
+            <a:graphic>
+              <a:graphicData uri="http://schemas.openxmlformats.org/drawingml/2006/picture">
+                <pic:pic>
+                  <pic:nvPicPr>
+                    <pic:cNvPr id="0" name="rosaman-angry.png"/>
+                    <pic:cNvPicPr/>
+                  </pic:nvPicPr>
+                  <pic:blipFill>
+                    <a:blip r:embed="rId97"/>
+                    <a:stretch>
+                      <a:fillRect/>
+                    </a:stretch>
+                  </pic:blipFill>
+                  <pic:spPr>
+                    <a:xfrm>
+                      <a:off x="0" y="0"/>
+                      <a:ext cx="936000" cy="1462500"/>
+                    </a:xfrm>
+                    <a:prstGeom prst="rect"/>
+                  </pic:spPr>
+                </pic:pic>
+              </a:graphicData>
+            </a:graphic>
+          </wp:inline>
+        </w:drawing>
+      </w:r>
+      <w:r>
+        <w:t xml:space="preserve">  </w:t>
+      </w:r>
+      <w:r>
+        <w:drawing>
+          <wp:inline xmlns:a="http://schemas.openxmlformats.org/drawingml/2006/main" xmlns:pic="http://schemas.openxmlformats.org/drawingml/2006/picture">
+            <wp:extent cx="936000" cy="1462500"/>
+            <wp:docPr id="90" name="Picture 90"/>
+            <wp:cNvGraphicFramePr>
+              <a:graphicFrameLocks noChangeAspect="1"/>
+            </wp:cNvGraphicFramePr>
+            <a:graphic>
+              <a:graphicData uri="http://schemas.openxmlformats.org/drawingml/2006/picture">
+                <pic:pic>
+                  <pic:nvPicPr>
+                    <pic:cNvPr id="0" name="rosaman-smile.png"/>
+                    <pic:cNvPicPr/>
+                  </pic:nvPicPr>
+                  <pic:blipFill>
+                    <a:blip r:embed="rId98"/>
+                    <a:stretch>
+                      <a:fillRect/>
+                    </a:stretch>
+                  </pic:blipFill>
+                  <pic:spPr>
+                    <a:xfrm>
+                      <a:off x="0" y="0"/>
+                      <a:ext cx="936000" cy="1462500"/>
+                    </a:xfrm>
+                    <a:prstGeom prst="rect"/>
+                  </pic:spPr>
+                </pic:pic>
+              </a:graphicData>
+            </a:graphic>
+          </wp:inline>
+        </w:drawing>
+      </w:r>
+      <w:r>
+        <w:t xml:space="preserve">  </w:t>
+      </w:r>
+    </w:p>
+    <w:p>
+      <w:r>
+        <w:rPr>
+          <w:sz w:val="16"/>
+        </w:rPr>
+        <w:t>calm - angry - smiling</w:t>
+      </w:r>
+    </w:p>
+    <w:tbl>
+      <w:tblPr>
+        <w:tblStyle w:val="LightGrid-Accent1"/>
+        <w:tblW w:type="auto" w:w="0"/>
+        <w:tblLook w:firstColumn="1" w:firstRow="1" w:lastColumn="0" w:lastRow="0" w:noHBand="0" w:noVBand="1" w:val="04A0"/>
+      </w:tblPr>
+      <w:tblGrid>
+        <w:gridCol w:w="4320"/>
+        <w:gridCol w:w="4320"/>
+      </w:tblGrid>
+      <w:tr>
+        <w:tc>
+          <w:tcPr>
+            <w:tcW w:type="dxa" w:w="1984"/>
+          </w:tcPr>
+          <w:p>
+            <w:r>
+              <w:t>Who</w:t>
+            </w:r>
+          </w:p>
+        </w:tc>
+        <w:tc>
+          <w:tcPr>
+            <w:tcW w:type="dxa" w:w="7370"/>
+          </w:tcPr>
+          <w:p>
+            <w:r>
+              <w:t>One of Rosa Ortega's market men - porters and stall-keepers who stand by her (one bubble for all of them).</w:t>
+            </w:r>
+          </w:p>
+        </w:tc>
+      </w:tr>
+      <w:tr>
+        <w:tc>
+          <w:tcPr>
+            <w:tcW w:type="dxa" w:w="1984"/>
+          </w:tcPr>
+          <w:p>
+            <w:r>
+              <w:t>Looks</w:t>
+            </w:r>
+          </w:p>
+        </w:tc>
+        <w:tc>
+          <w:tcPr>
+            <w:tcW w:type="dxa" w:w="7370"/>
+          </w:tcPr>
+          <w:p>
+            <w:r>
+              <w:t>Thirties, short black hair, stubble, a red bandana over the shoulder, a white vest, strong arms.</w:t>
+            </w:r>
+          </w:p>
+        </w:tc>
+      </w:tr>
+      <w:tr>
+        <w:tc>
+          <w:tcPr>
+            <w:tcW w:type="dxa" w:w="1984"/>
+          </w:tcPr>
+          <w:p>
+            <w:r>
+              <w:t>Bubble colour</w:t>
+            </w:r>
+          </w:p>
+        </w:tc>
+        <w:tc>
+          <w:tcPr>
+            <w:tcW w:type="dxa" w:w="7370"/>
+          </w:tcPr>
+          <w:p>
+            <w:r>
+              <w:t>#e04a5a</w:t>
+            </w:r>
+          </w:p>
+        </w:tc>
+      </w:tr>
+      <w:tr>
+        <w:tc>
+          <w:tcPr>
+            <w:tcW w:type="dxa" w:w="1984"/>
+          </w:tcPr>
+          <w:p>
+            <w:r>
+              <w:t>In the city</w:t>
+            </w:r>
+          </w:p>
+        </w:tc>
+        <w:tc>
+          <w:tcPr>
+            <w:tcW w:type="dxa" w:w="7370"/>
+          </w:tcPr>
+          <w:p>
+            <w:r>
+              <w:t>shirt #f2f2f2, trousers #2a3a5a</w:t>
+            </w:r>
+          </w:p>
+        </w:tc>
+      </w:tr>
+      <w:tr>
+        <w:tc>
+          <w:tcPr>
+            <w:tcW w:type="dxa" w:w="1984"/>
+          </w:tcPr>
+          <w:p>
+            <w:r>
+              <w:t>Portrait recipe</w:t>
+            </w:r>
+          </w:p>
+        </w:tc>
+        <w:tc>
+          <w:tcPr>
+            <w:tcW w:type="dxa" w:w="7370"/>
+          </w:tcPr>
+          <w:p>
+            <w:r>
+              <w:t>skin #b8805a; hair #1a1416 (short); facial hair: stubble; eyes #2a1a12; hat: none; glasses: none; top: tanktop (#f2f2f2 / #e0e0e0); extras: rag; mid, broad build</w:t>
+            </w:r>
+          </w:p>
+        </w:tc>
+      </w:tr>
+      <w:tr>
+        <w:tc>
+          <w:tcPr>
+            <w:tcW w:type="dxa" w:w="1984"/>
+          </w:tcPr>
+          <w:p>
+            <w:r>
+              <w:t>Mumble</w:t>
+            </w:r>
+          </w:p>
+        </w:tc>
+        <w:tc>
+          <w:tcPr>
+            <w:tcW w:type="dxa" w:w="7370"/>
+          </w:tcPr>
+          <w:p>
+            <w:r>
+              <w:t>triangle wave, 110-170 Hz, 11 syllables a second, pauses 0.07 s</w:t>
             </w:r>
           </w:p>
         </w:tc>

--- a/docs/Characters.docx
+++ b/docs/Characters.docx
@@ -8175,6 +8175,822 @@
           <w:p>
             <w:r>
               <w:t>triangle wave, 110-170 Hz, 11 syllables a second, pauses 0.07 s</w:t>
+            </w:r>
+          </w:p>
+        </w:tc>
+      </w:tr>
+    </w:tbl>
+    <w:p>
+      <w:pPr>
+        <w:pStyle w:val="Heading1"/>
+      </w:pPr>
+      <w:r>
+        <w:t>LENNY GOLD  (G)</w:t>
+      </w:r>
+    </w:p>
+    <w:p>
+      <w:r>
+        <w:drawing>
+          <wp:inline xmlns:a="http://schemas.openxmlformats.org/drawingml/2006/main" xmlns:pic="http://schemas.openxmlformats.org/drawingml/2006/picture">
+            <wp:extent cx="936000" cy="1462500"/>
+            <wp:docPr id="91" name="Picture 91"/>
+            <wp:cNvGraphicFramePr>
+              <a:graphicFrameLocks noChangeAspect="1"/>
+            </wp:cNvGraphicFramePr>
+            <a:graphic>
+              <a:graphicData uri="http://schemas.openxmlformats.org/drawingml/2006/picture">
+                <pic:pic>
+                  <pic:nvPicPr>
+                    <pic:cNvPr id="0" name="lenny-calm.png"/>
+                    <pic:cNvPicPr/>
+                  </pic:nvPicPr>
+                  <pic:blipFill>
+                    <a:blip r:embed="rId99"/>
+                    <a:stretch>
+                      <a:fillRect/>
+                    </a:stretch>
+                  </pic:blipFill>
+                  <pic:spPr>
+                    <a:xfrm>
+                      <a:off x="0" y="0"/>
+                      <a:ext cx="936000" cy="1462500"/>
+                    </a:xfrm>
+                    <a:prstGeom prst="rect"/>
+                  </pic:spPr>
+                </pic:pic>
+              </a:graphicData>
+            </a:graphic>
+          </wp:inline>
+        </w:drawing>
+      </w:r>
+      <w:r>
+        <w:t xml:space="preserve">  </w:t>
+      </w:r>
+      <w:r>
+        <w:drawing>
+          <wp:inline xmlns:a="http://schemas.openxmlformats.org/drawingml/2006/main" xmlns:pic="http://schemas.openxmlformats.org/drawingml/2006/picture">
+            <wp:extent cx="936000" cy="1462500"/>
+            <wp:docPr id="92" name="Picture 92"/>
+            <wp:cNvGraphicFramePr>
+              <a:graphicFrameLocks noChangeAspect="1"/>
+            </wp:cNvGraphicFramePr>
+            <a:graphic>
+              <a:graphicData uri="http://schemas.openxmlformats.org/drawingml/2006/picture">
+                <pic:pic>
+                  <pic:nvPicPr>
+                    <pic:cNvPr id="0" name="lenny-angry.png"/>
+                    <pic:cNvPicPr/>
+                  </pic:nvPicPr>
+                  <pic:blipFill>
+                    <a:blip r:embed="rId100"/>
+                    <a:stretch>
+                      <a:fillRect/>
+                    </a:stretch>
+                  </pic:blipFill>
+                  <pic:spPr>
+                    <a:xfrm>
+                      <a:off x="0" y="0"/>
+                      <a:ext cx="936000" cy="1462500"/>
+                    </a:xfrm>
+                    <a:prstGeom prst="rect"/>
+                  </pic:spPr>
+                </pic:pic>
+              </a:graphicData>
+            </a:graphic>
+          </wp:inline>
+        </w:drawing>
+      </w:r>
+      <w:r>
+        <w:t xml:space="preserve">  </w:t>
+      </w:r>
+      <w:r>
+        <w:drawing>
+          <wp:inline xmlns:a="http://schemas.openxmlformats.org/drawingml/2006/main" xmlns:pic="http://schemas.openxmlformats.org/drawingml/2006/picture">
+            <wp:extent cx="936000" cy="1462500"/>
+            <wp:docPr id="93" name="Picture 93"/>
+            <wp:cNvGraphicFramePr>
+              <a:graphicFrameLocks noChangeAspect="1"/>
+            </wp:cNvGraphicFramePr>
+            <a:graphic>
+              <a:graphicData uri="http://schemas.openxmlformats.org/drawingml/2006/picture">
+                <pic:pic>
+                  <pic:nvPicPr>
+                    <pic:cNvPr id="0" name="lenny-smile.png"/>
+                    <pic:cNvPicPr/>
+                  </pic:nvPicPr>
+                  <pic:blipFill>
+                    <a:blip r:embed="rId101"/>
+                    <a:stretch>
+                      <a:fillRect/>
+                    </a:stretch>
+                  </pic:blipFill>
+                  <pic:spPr>
+                    <a:xfrm>
+                      <a:off x="0" y="0"/>
+                      <a:ext cx="936000" cy="1462500"/>
+                    </a:xfrm>
+                    <a:prstGeom prst="rect"/>
+                  </pic:spPr>
+                </pic:pic>
+              </a:graphicData>
+            </a:graphic>
+          </wp:inline>
+        </w:drawing>
+      </w:r>
+      <w:r>
+        <w:t xml:space="preserve">  </w:t>
+      </w:r>
+    </w:p>
+    <w:p>
+      <w:r>
+        <w:rPr>
+          <w:sz w:val="16"/>
+        </w:rPr>
+        <w:t>calm - angry - smiling</w:t>
+      </w:r>
+    </w:p>
+    <w:tbl>
+      <w:tblPr>
+        <w:tblStyle w:val="LightGrid-Accent1"/>
+        <w:tblW w:type="auto" w:w="0"/>
+        <w:tblLook w:firstColumn="1" w:firstRow="1" w:lastColumn="0" w:lastRow="0" w:noHBand="0" w:noVBand="1" w:val="04A0"/>
+      </w:tblPr>
+      <w:tblGrid>
+        <w:gridCol w:w="4320"/>
+        <w:gridCol w:w="4320"/>
+      </w:tblGrid>
+      <w:tr>
+        <w:tc>
+          <w:tcPr>
+            <w:tcW w:type="dxa" w:w="1984"/>
+          </w:tcPr>
+          <w:p>
+            <w:r>
+              <w:t>Who</w:t>
+            </w:r>
+          </w:p>
+        </w:tc>
+        <w:tc>
+          <w:tcPr>
+            <w:tcW w:type="dxa" w:w="7370"/>
+          </w:tcPr>
+          <w:p>
+            <w:r>
+              <w:t>The Royal Flamingo's pit boss - Crane's man on the casino floor; his men hunt Del and Fay. Shouts at everyone.</w:t>
+            </w:r>
+          </w:p>
+        </w:tc>
+      </w:tr>
+      <w:tr>
+        <w:tc>
+          <w:tcPr>
+            <w:tcW w:type="dxa" w:w="1984"/>
+          </w:tcPr>
+          <w:p>
+            <w:r>
+              <w:t>Looks</w:t>
+            </w:r>
+          </w:p>
+        </w:tc>
+        <w:tc>
+          <w:tcPr>
+            <w:tcW w:type="dxa" w:w="7370"/>
+          </w:tcPr>
+          <w:p>
+            <w:r>
+              <w:t>Forties, heavy, a bad toupee, a burgundy suit, gold chains; shouts at everyone.</w:t>
+            </w:r>
+          </w:p>
+        </w:tc>
+      </w:tr>
+      <w:tr>
+        <w:tc>
+          <w:tcPr>
+            <w:tcW w:type="dxa" w:w="1984"/>
+          </w:tcPr>
+          <w:p>
+            <w:r>
+              <w:t>Bubble colour</w:t>
+            </w:r>
+          </w:p>
+        </w:tc>
+        <w:tc>
+          <w:tcPr>
+            <w:tcW w:type="dxa" w:w="7370"/>
+          </w:tcPr>
+          <w:p>
+            <w:r>
+              <w:t>#d4a017</w:t>
+            </w:r>
+          </w:p>
+        </w:tc>
+      </w:tr>
+      <w:tr>
+        <w:tc>
+          <w:tcPr>
+            <w:tcW w:type="dxa" w:w="1984"/>
+          </w:tcPr>
+          <w:p>
+            <w:r>
+              <w:t>In the city</w:t>
+            </w:r>
+          </w:p>
+        </w:tc>
+        <w:tc>
+          <w:tcPr>
+            <w:tcW w:type="dxa" w:w="7370"/>
+          </w:tcPr>
+          <w:p>
+            <w:r>
+              <w:t>shirt #6a1a2a, trousers #2a1a1e</w:t>
+            </w:r>
+          </w:p>
+        </w:tc>
+      </w:tr>
+      <w:tr>
+        <w:tc>
+          <w:tcPr>
+            <w:tcW w:type="dxa" w:w="1984"/>
+          </w:tcPr>
+          <w:p>
+            <w:r>
+              <w:t>Portrait recipe</w:t>
+            </w:r>
+          </w:p>
+        </w:tc>
+        <w:tc>
+          <w:tcPr>
+            <w:tcW w:type="dxa" w:w="7370"/>
+          </w:tcPr>
+          <w:p>
+            <w:r>
+              <w:t>skin #e8b894; hair #a8642a (combed); facial hair: none; eyes #3a2a1a; hat: none; glasses: none; top: suit (#6a1a2a / #f0e6e0); extras: chain, jowls, sweat; mid, broad build</w:t>
+            </w:r>
+          </w:p>
+        </w:tc>
+      </w:tr>
+      <w:tr>
+        <w:tc>
+          <w:tcPr>
+            <w:tcW w:type="dxa" w:w="1984"/>
+          </w:tcPr>
+          <w:p>
+            <w:r>
+              <w:t>Mumble</w:t>
+            </w:r>
+          </w:p>
+        </w:tc>
+        <w:tc>
+          <w:tcPr>
+            <w:tcW w:type="dxa" w:w="7370"/>
+          </w:tcPr>
+          <w:p>
+            <w:r>
+              <w:t>sawtooth wave, 90-150 Hz, 12 syllables a second, pauses 0.04 s</w:t>
+            </w:r>
+          </w:p>
+        </w:tc>
+      </w:tr>
+    </w:tbl>
+    <w:p>
+      <w:pPr>
+        <w:pStyle w:val="Heading1"/>
+      </w:pPr>
+      <w:r>
+        <w:t>FAY "FINGERS"  (F)</w:t>
+      </w:r>
+    </w:p>
+    <w:p>
+      <w:r>
+        <w:drawing>
+          <wp:inline xmlns:a="http://schemas.openxmlformats.org/drawingml/2006/main" xmlns:pic="http://schemas.openxmlformats.org/drawingml/2006/picture">
+            <wp:extent cx="936000" cy="1462500"/>
+            <wp:docPr id="94" name="Picture 94"/>
+            <wp:cNvGraphicFramePr>
+              <a:graphicFrameLocks noChangeAspect="1"/>
+            </wp:cNvGraphicFramePr>
+            <a:graphic>
+              <a:graphicData uri="http://schemas.openxmlformats.org/drawingml/2006/picture">
+                <pic:pic>
+                  <pic:nvPicPr>
+                    <pic:cNvPr id="0" name="fay-calm.png"/>
+                    <pic:cNvPicPr/>
+                  </pic:nvPicPr>
+                  <pic:blipFill>
+                    <a:blip r:embed="rId102"/>
+                    <a:stretch>
+                      <a:fillRect/>
+                    </a:stretch>
+                  </pic:blipFill>
+                  <pic:spPr>
+                    <a:xfrm>
+                      <a:off x="0" y="0"/>
+                      <a:ext cx="936000" cy="1462500"/>
+                    </a:xfrm>
+                    <a:prstGeom prst="rect"/>
+                  </pic:spPr>
+                </pic:pic>
+              </a:graphicData>
+            </a:graphic>
+          </wp:inline>
+        </w:drawing>
+      </w:r>
+      <w:r>
+        <w:t xml:space="preserve">  </w:t>
+      </w:r>
+      <w:r>
+        <w:drawing>
+          <wp:inline xmlns:a="http://schemas.openxmlformats.org/drawingml/2006/main" xmlns:pic="http://schemas.openxmlformats.org/drawingml/2006/picture">
+            <wp:extent cx="936000" cy="1462500"/>
+            <wp:docPr id="95" name="Picture 95"/>
+            <wp:cNvGraphicFramePr>
+              <a:graphicFrameLocks noChangeAspect="1"/>
+            </wp:cNvGraphicFramePr>
+            <a:graphic>
+              <a:graphicData uri="http://schemas.openxmlformats.org/drawingml/2006/picture">
+                <pic:pic>
+                  <pic:nvPicPr>
+                    <pic:cNvPr id="0" name="fay-angry.png"/>
+                    <pic:cNvPicPr/>
+                  </pic:nvPicPr>
+                  <pic:blipFill>
+                    <a:blip r:embed="rId103"/>
+                    <a:stretch>
+                      <a:fillRect/>
+                    </a:stretch>
+                  </pic:blipFill>
+                  <pic:spPr>
+                    <a:xfrm>
+                      <a:off x="0" y="0"/>
+                      <a:ext cx="936000" cy="1462500"/>
+                    </a:xfrm>
+                    <a:prstGeom prst="rect"/>
+                  </pic:spPr>
+                </pic:pic>
+              </a:graphicData>
+            </a:graphic>
+          </wp:inline>
+        </w:drawing>
+      </w:r>
+      <w:r>
+        <w:t xml:space="preserve">  </w:t>
+      </w:r>
+      <w:r>
+        <w:drawing>
+          <wp:inline xmlns:a="http://schemas.openxmlformats.org/drawingml/2006/main" xmlns:pic="http://schemas.openxmlformats.org/drawingml/2006/picture">
+            <wp:extent cx="936000" cy="1462500"/>
+            <wp:docPr id="96" name="Picture 96"/>
+            <wp:cNvGraphicFramePr>
+              <a:graphicFrameLocks noChangeAspect="1"/>
+            </wp:cNvGraphicFramePr>
+            <a:graphic>
+              <a:graphicData uri="http://schemas.openxmlformats.org/drawingml/2006/picture">
+                <pic:pic>
+                  <pic:nvPicPr>
+                    <pic:cNvPr id="0" name="fay-smile.png"/>
+                    <pic:cNvPicPr/>
+                  </pic:nvPicPr>
+                  <pic:blipFill>
+                    <a:blip r:embed="rId104"/>
+                    <a:stretch>
+                      <a:fillRect/>
+                    </a:stretch>
+                  </pic:blipFill>
+                  <pic:spPr>
+                    <a:xfrm>
+                      <a:off x="0" y="0"/>
+                      <a:ext cx="936000" cy="1462500"/>
+                    </a:xfrm>
+                    <a:prstGeom prst="rect"/>
+                  </pic:spPr>
+                </pic:pic>
+              </a:graphicData>
+            </a:graphic>
+          </wp:inline>
+        </w:drawing>
+      </w:r>
+      <w:r>
+        <w:t xml:space="preserve">  </w:t>
+      </w:r>
+    </w:p>
+    <w:p>
+      <w:r>
+        <w:rPr>
+          <w:sz w:val="16"/>
+        </w:rPr>
+        <w:t>calm - angry - smiling</w:t>
+      </w:r>
+    </w:p>
+    <w:tbl>
+      <w:tblPr>
+        <w:tblStyle w:val="LightGrid-Accent1"/>
+        <w:tblW w:type="auto" w:w="0"/>
+        <w:tblLook w:firstColumn="1" w:firstRow="1" w:lastColumn="0" w:lastRow="0" w:noHBand="0" w:noVBand="1" w:val="04A0"/>
+      </w:tblPr>
+      <w:tblGrid>
+        <w:gridCol w:w="4320"/>
+        <w:gridCol w:w="4320"/>
+      </w:tblGrid>
+      <w:tr>
+        <w:tc>
+          <w:tcPr>
+            <w:tcW w:type="dxa" w:w="1984"/>
+          </w:tcPr>
+          <w:p>
+            <w:r>
+              <w:t>Who</w:t>
+            </w:r>
+          </w:p>
+        </w:tc>
+        <w:tc>
+          <w:tcPr>
+            <w:tcW w:type="dxa" w:w="7370"/>
+          </w:tcPr>
+          <w:p>
+            <w:r>
+              <w:t>A safecracker with the steadiest hands in Florida; Gold's men hold her in the lunapark's funhouse. The vault's lock is hers.</w:t>
+            </w:r>
+          </w:p>
+        </w:tc>
+      </w:tr>
+      <w:tr>
+        <w:tc>
+          <w:tcPr>
+            <w:tcW w:type="dxa" w:w="1984"/>
+          </w:tcPr>
+          <w:p>
+            <w:r>
+              <w:t>Looks</w:t>
+            </w:r>
+          </w:p>
+        </w:tc>
+        <w:tc>
+          <w:tcPr>
+            <w:tcW w:type="dxa" w:w="7370"/>
+          </w:tcPr>
+          <w:p>
+            <w:r>
+              <w:t>Twenties, a dyed red undercut, a black leather jacket, a nose ring; talks fast.</w:t>
+            </w:r>
+          </w:p>
+        </w:tc>
+      </w:tr>
+      <w:tr>
+        <w:tc>
+          <w:tcPr>
+            <w:tcW w:type="dxa" w:w="1984"/>
+          </w:tcPr>
+          <w:p>
+            <w:r>
+              <w:t>Bubble colour</w:t>
+            </w:r>
+          </w:p>
+        </w:tc>
+        <w:tc>
+          <w:tcPr>
+            <w:tcW w:type="dxa" w:w="7370"/>
+          </w:tcPr>
+          <w:p>
+            <w:r>
+              <w:t>#ff3b6b</w:t>
+            </w:r>
+          </w:p>
+        </w:tc>
+      </w:tr>
+      <w:tr>
+        <w:tc>
+          <w:tcPr>
+            <w:tcW w:type="dxa" w:w="1984"/>
+          </w:tcPr>
+          <w:p>
+            <w:r>
+              <w:t>In the city</w:t>
+            </w:r>
+          </w:p>
+        </w:tc>
+        <w:tc>
+          <w:tcPr>
+            <w:tcW w:type="dxa" w:w="7370"/>
+          </w:tcPr>
+          <w:p>
+            <w:r>
+              <w:t>shirt #1a1a20, trousers #2a2a3a</w:t>
+            </w:r>
+          </w:p>
+        </w:tc>
+      </w:tr>
+      <w:tr>
+        <w:tc>
+          <w:tcPr>
+            <w:tcW w:type="dxa" w:w="1984"/>
+          </w:tcPr>
+          <w:p>
+            <w:r>
+              <w:t>Portrait recipe</w:t>
+            </w:r>
+          </w:p>
+        </w:tc>
+        <w:tc>
+          <w:tcPr>
+            <w:tcW w:type="dxa" w:w="7370"/>
+          </w:tcPr>
+          <w:p>
+            <w:r>
+              <w:t>skin #f0c8a8; hair #d0202a (pixie); facial hair: none; eyes #2a6a3a; hat: none; glasses: none; top: leather (#1a1a20 / #c8202c); extras: nosering, earring; young, slim build</w:t>
+            </w:r>
+          </w:p>
+        </w:tc>
+      </w:tr>
+      <w:tr>
+        <w:tc>
+          <w:tcPr>
+            <w:tcW w:type="dxa" w:w="1984"/>
+          </w:tcPr>
+          <w:p>
+            <w:r>
+              <w:t>Mumble</w:t>
+            </w:r>
+          </w:p>
+        </w:tc>
+        <w:tc>
+          <w:tcPr>
+            <w:tcW w:type="dxa" w:w="7370"/>
+          </w:tcPr>
+          <w:p>
+            <w:r>
+              <w:t>square wave, 280-440 Hz, 17 syllables a second, pauses 0.02 s</w:t>
+            </w:r>
+          </w:p>
+        </w:tc>
+      </w:tr>
+    </w:tbl>
+    <w:p>
+      <w:pPr>
+        <w:pStyle w:val="Heading1"/>
+      </w:pPr>
+      <w:r>
+        <w:t>CASINO GUARD  (Q)</w:t>
+      </w:r>
+    </w:p>
+    <w:p>
+      <w:r>
+        <w:drawing>
+          <wp:inline xmlns:a="http://schemas.openxmlformats.org/drawingml/2006/main" xmlns:pic="http://schemas.openxmlformats.org/drawingml/2006/picture">
+            <wp:extent cx="936000" cy="1462500"/>
+            <wp:docPr id="97" name="Picture 97"/>
+            <wp:cNvGraphicFramePr>
+              <a:graphicFrameLocks noChangeAspect="1"/>
+            </wp:cNvGraphicFramePr>
+            <a:graphic>
+              <a:graphicData uri="http://schemas.openxmlformats.org/drawingml/2006/picture">
+                <pic:pic>
+                  <pic:nvPicPr>
+                    <pic:cNvPr id="0" name="cguard-calm.png"/>
+                    <pic:cNvPicPr/>
+                  </pic:nvPicPr>
+                  <pic:blipFill>
+                    <a:blip r:embed="rId105"/>
+                    <a:stretch>
+                      <a:fillRect/>
+                    </a:stretch>
+                  </pic:blipFill>
+                  <pic:spPr>
+                    <a:xfrm>
+                      <a:off x="0" y="0"/>
+                      <a:ext cx="936000" cy="1462500"/>
+                    </a:xfrm>
+                    <a:prstGeom prst="rect"/>
+                  </pic:spPr>
+                </pic:pic>
+              </a:graphicData>
+            </a:graphic>
+          </wp:inline>
+        </w:drawing>
+      </w:r>
+      <w:r>
+        <w:t xml:space="preserve">  </w:t>
+      </w:r>
+      <w:r>
+        <w:drawing>
+          <wp:inline xmlns:a="http://schemas.openxmlformats.org/drawingml/2006/main" xmlns:pic="http://schemas.openxmlformats.org/drawingml/2006/picture">
+            <wp:extent cx="936000" cy="1462500"/>
+            <wp:docPr id="98" name="Picture 98"/>
+            <wp:cNvGraphicFramePr>
+              <a:graphicFrameLocks noChangeAspect="1"/>
+            </wp:cNvGraphicFramePr>
+            <a:graphic>
+              <a:graphicData uri="http://schemas.openxmlformats.org/drawingml/2006/picture">
+                <pic:pic>
+                  <pic:nvPicPr>
+                    <pic:cNvPr id="0" name="cguard-angry.png"/>
+                    <pic:cNvPicPr/>
+                  </pic:nvPicPr>
+                  <pic:blipFill>
+                    <a:blip r:embed="rId106"/>
+                    <a:stretch>
+                      <a:fillRect/>
+                    </a:stretch>
+                  </pic:blipFill>
+                  <pic:spPr>
+                    <a:xfrm>
+                      <a:off x="0" y="0"/>
+                      <a:ext cx="936000" cy="1462500"/>
+                    </a:xfrm>
+                    <a:prstGeom prst="rect"/>
+                  </pic:spPr>
+                </pic:pic>
+              </a:graphicData>
+            </a:graphic>
+          </wp:inline>
+        </w:drawing>
+      </w:r>
+      <w:r>
+        <w:t xml:space="preserve">  </w:t>
+      </w:r>
+      <w:r>
+        <w:drawing>
+          <wp:inline xmlns:a="http://schemas.openxmlformats.org/drawingml/2006/main" xmlns:pic="http://schemas.openxmlformats.org/drawingml/2006/picture">
+            <wp:extent cx="936000" cy="1462500"/>
+            <wp:docPr id="99" name="Picture 99"/>
+            <wp:cNvGraphicFramePr>
+              <a:graphicFrameLocks noChangeAspect="1"/>
+            </wp:cNvGraphicFramePr>
+            <a:graphic>
+              <a:graphicData uri="http://schemas.openxmlformats.org/drawingml/2006/picture">
+                <pic:pic>
+                  <pic:nvPicPr>
+                    <pic:cNvPr id="0" name="cguard-smile.png"/>
+                    <pic:cNvPicPr/>
+                  </pic:nvPicPr>
+                  <pic:blipFill>
+                    <a:blip r:embed="rId107"/>
+                    <a:stretch>
+                      <a:fillRect/>
+                    </a:stretch>
+                  </pic:blipFill>
+                  <pic:spPr>
+                    <a:xfrm>
+                      <a:off x="0" y="0"/>
+                      <a:ext cx="936000" cy="1462500"/>
+                    </a:xfrm>
+                    <a:prstGeom prst="rect"/>
+                  </pic:spPr>
+                </pic:pic>
+              </a:graphicData>
+            </a:graphic>
+          </wp:inline>
+        </w:drawing>
+      </w:r>
+      <w:r>
+        <w:t xml:space="preserve">  </w:t>
+      </w:r>
+    </w:p>
+    <w:p>
+      <w:r>
+        <w:rPr>
+          <w:sz w:val="16"/>
+        </w:rPr>
+        <w:t>calm - angry - smiling</w:t>
+      </w:r>
+    </w:p>
+    <w:tbl>
+      <w:tblPr>
+        <w:tblStyle w:val="LightGrid-Accent1"/>
+        <w:tblW w:type="auto" w:w="0"/>
+        <w:tblLook w:firstColumn="1" w:firstRow="1" w:lastColumn="0" w:lastRow="0" w:noHBand="0" w:noVBand="1" w:val="04A0"/>
+      </w:tblPr>
+      <w:tblGrid>
+        <w:gridCol w:w="4320"/>
+        <w:gridCol w:w="4320"/>
+      </w:tblGrid>
+      <w:tr>
+        <w:tc>
+          <w:tcPr>
+            <w:tcW w:type="dxa" w:w="1984"/>
+          </w:tcPr>
+          <w:p>
+            <w:r>
+              <w:t>Who</w:t>
+            </w:r>
+          </w:p>
+        </w:tc>
+        <w:tc>
+          <w:tcPr>
+            <w:tcW w:type="dxa" w:w="7370"/>
+          </w:tcPr>
+          <w:p>
+            <w:r>
+              <w:t>The Royal Flamingo's guards (one bubble for all of them).</w:t>
+            </w:r>
+          </w:p>
+        </w:tc>
+      </w:tr>
+      <w:tr>
+        <w:tc>
+          <w:tcPr>
+            <w:tcW w:type="dxa" w:w="1984"/>
+          </w:tcPr>
+          <w:p>
+            <w:r>
+              <w:t>Looks</w:t>
+            </w:r>
+          </w:p>
+        </w:tc>
+        <w:tc>
+          <w:tcPr>
+            <w:tcW w:type="dxa" w:w="7370"/>
+          </w:tcPr>
+          <w:p>
+            <w:r>
+              <w:t>Thirties, a crew cut, a black suit with a gold flamingo pin, an earpiece.</w:t>
+            </w:r>
+          </w:p>
+        </w:tc>
+      </w:tr>
+      <w:tr>
+        <w:tc>
+          <w:tcPr>
+            <w:tcW w:type="dxa" w:w="1984"/>
+          </w:tcPr>
+          <w:p>
+            <w:r>
+              <w:t>Bubble colour</w:t>
+            </w:r>
+          </w:p>
+        </w:tc>
+        <w:tc>
+          <w:tcPr>
+            <w:tcW w:type="dxa" w:w="7370"/>
+          </w:tcPr>
+          <w:p>
+            <w:r>
+              <w:t>#8a8fa8</w:t>
+            </w:r>
+          </w:p>
+        </w:tc>
+      </w:tr>
+      <w:tr>
+        <w:tc>
+          <w:tcPr>
+            <w:tcW w:type="dxa" w:w="1984"/>
+          </w:tcPr>
+          <w:p>
+            <w:r>
+              <w:t>In the city</w:t>
+            </w:r>
+          </w:p>
+        </w:tc>
+        <w:tc>
+          <w:tcPr>
+            <w:tcW w:type="dxa" w:w="7370"/>
+          </w:tcPr>
+          <w:p>
+            <w:r>
+              <w:t>shirt #16161c, trousers #16161c</w:t>
+            </w:r>
+          </w:p>
+        </w:tc>
+      </w:tr>
+      <w:tr>
+        <w:tc>
+          <w:tcPr>
+            <w:tcW w:type="dxa" w:w="1984"/>
+          </w:tcPr>
+          <w:p>
+            <w:r>
+              <w:t>Portrait recipe</w:t>
+            </w:r>
+          </w:p>
+        </w:tc>
+        <w:tc>
+          <w:tcPr>
+            <w:tcW w:type="dxa" w:w="7370"/>
+          </w:tcPr>
+          <w:p>
+            <w:r>
+              <w:t>skin #c89a76; hair #2a1a14 (buzz); facial hair: none; eyes #3a2a1a; hat: none; glasses: none; top: suit (#16161c / #f0f0f0); extras: earring; mid, broad build</w:t>
+            </w:r>
+          </w:p>
+        </w:tc>
+      </w:tr>
+      <w:tr>
+        <w:tc>
+          <w:tcPr>
+            <w:tcW w:type="dxa" w:w="1984"/>
+          </w:tcPr>
+          <w:p>
+            <w:r>
+              <w:t>Mumble</w:t>
+            </w:r>
+          </w:p>
+        </w:tc>
+        <w:tc>
+          <w:tcPr>
+            <w:tcW w:type="dxa" w:w="7370"/>
+          </w:tcPr>
+          <w:p>
+            <w:r>
+              <w:t>square wave, 120-170 Hz, 10 syllables a second, pauses 0.06 s</w:t>
             </w:r>
           </w:p>
         </w:tc>

--- a/docs/Characters.docx
+++ b/docs/Characters.docx
@@ -12,7 +12,7 @@
     </w:p>
     <w:p>
       <w:r>
-        <w:t>How every character looks, written down so they stay the same in every mission. The portraits are pixel art, 48 x 48, head and shoulders in a 3/4 view turned toward the speech bubble, on a night-dark ground with a glow in the character's bubble colour. Each has three faces: calm, angry and smiling - the game picks one from the mood written on each line (angry: shouting, furious, screaming, barking, gritted, urgent, angry, hard, impatient, snarling, breathless, yelling; smiling: grinning, laughing, warm, amused, smiling, wry, relieved, silky, scoffing, moved, teasing, proud; anything else: calm).</w:t>
+        <w:t>How every character looks, written down so they stay the same in every mission. The portraits are pixel art, 48 x 75, in the style of the reference picture: head and shoulders in a 3/4 view, the ear on the left, lit from the upper right, transparent around the figure (the game shows them on a night-dark ground with a glow in the character's bubble colour, as here). Each has three faces: calm, angry and smiling - the game picks one from the mood written on each line (angry: shouting, furious, screaming, barking, gritted, urgent, angry, hard, impatient, snarling, breathless, yelling; smiling: grinning, laughing, warm, amused, smiling, wry, relieved, silky, scoffing, moved, teasing, proud; anything else: calm).</w:t>
       </w:r>
     </w:p>
     <w:p>
@@ -32,7 +32,7 @@
       <w:r>
         <w:drawing>
           <wp:inline xmlns:a="http://schemas.openxmlformats.org/drawingml/2006/main" xmlns:pic="http://schemas.openxmlformats.org/drawingml/2006/picture">
-            <wp:extent cx="1152000" cy="1152000"/>
+            <wp:extent cx="936000" cy="1462500"/>
             <wp:docPr id="1" name="Picture 1"/>
             <wp:cNvGraphicFramePr>
               <a:graphicFrameLocks noChangeAspect="1"/>
@@ -53,7 +53,7 @@
                   <pic:spPr>
                     <a:xfrm>
                       <a:off x="0" y="0"/>
-                      <a:ext cx="1152000" cy="1152000"/>
+                      <a:ext cx="936000" cy="1462500"/>
                     </a:xfrm>
                     <a:prstGeom prst="rect"/>
                   </pic:spPr>
@@ -69,7 +69,7 @@
       <w:r>
         <w:drawing>
           <wp:inline xmlns:a="http://schemas.openxmlformats.org/drawingml/2006/main" xmlns:pic="http://schemas.openxmlformats.org/drawingml/2006/picture">
-            <wp:extent cx="1152000" cy="1152000"/>
+            <wp:extent cx="936000" cy="1462500"/>
             <wp:docPr id="2" name="Picture 2"/>
             <wp:cNvGraphicFramePr>
               <a:graphicFrameLocks noChangeAspect="1"/>
@@ -90,7 +90,7 @@
                   <pic:spPr>
                     <a:xfrm>
                       <a:off x="0" y="0"/>
-                      <a:ext cx="1152000" cy="1152000"/>
+                      <a:ext cx="936000" cy="1462500"/>
                     </a:xfrm>
                     <a:prstGeom prst="rect"/>
                   </pic:spPr>
@@ -106,7 +106,7 @@
       <w:r>
         <w:drawing>
           <wp:inline xmlns:a="http://schemas.openxmlformats.org/drawingml/2006/main" xmlns:pic="http://schemas.openxmlformats.org/drawingml/2006/picture">
-            <wp:extent cx="1152000" cy="1152000"/>
+            <wp:extent cx="936000" cy="1462500"/>
             <wp:docPr id="3" name="Picture 3"/>
             <wp:cNvGraphicFramePr>
               <a:graphicFrameLocks noChangeAspect="1"/>
@@ -127,7 +127,7 @@
                   <pic:spPr>
                     <a:xfrm>
                       <a:off x="0" y="0"/>
-                      <a:ext cx="1152000" cy="1152000"/>
+                      <a:ext cx="936000" cy="1462500"/>
                     </a:xfrm>
                     <a:prstGeom prst="rect"/>
                   </pic:spPr>
@@ -304,7 +304,7 @@
       <w:r>
         <w:drawing>
           <wp:inline xmlns:a="http://schemas.openxmlformats.org/drawingml/2006/main" xmlns:pic="http://schemas.openxmlformats.org/drawingml/2006/picture">
-            <wp:extent cx="1152000" cy="1152000"/>
+            <wp:extent cx="936000" cy="1462500"/>
             <wp:docPr id="4" name="Picture 4"/>
             <wp:cNvGraphicFramePr>
               <a:graphicFrameLocks noChangeAspect="1"/>
@@ -325,7 +325,7 @@
                   <pic:spPr>
                     <a:xfrm>
                       <a:off x="0" y="0"/>
-                      <a:ext cx="1152000" cy="1152000"/>
+                      <a:ext cx="936000" cy="1462500"/>
                     </a:xfrm>
                     <a:prstGeom prst="rect"/>
                   </pic:spPr>
@@ -341,7 +341,7 @@
       <w:r>
         <w:drawing>
           <wp:inline xmlns:a="http://schemas.openxmlformats.org/drawingml/2006/main" xmlns:pic="http://schemas.openxmlformats.org/drawingml/2006/picture">
-            <wp:extent cx="1152000" cy="1152000"/>
+            <wp:extent cx="936000" cy="1462500"/>
             <wp:docPr id="5" name="Picture 5"/>
             <wp:cNvGraphicFramePr>
               <a:graphicFrameLocks noChangeAspect="1"/>
@@ -362,7 +362,7 @@
                   <pic:spPr>
                     <a:xfrm>
                       <a:off x="0" y="0"/>
-                      <a:ext cx="1152000" cy="1152000"/>
+                      <a:ext cx="936000" cy="1462500"/>
                     </a:xfrm>
                     <a:prstGeom prst="rect"/>
                   </pic:spPr>
@@ -378,7 +378,7 @@
       <w:r>
         <w:drawing>
           <wp:inline xmlns:a="http://schemas.openxmlformats.org/drawingml/2006/main" xmlns:pic="http://schemas.openxmlformats.org/drawingml/2006/picture">
-            <wp:extent cx="1152000" cy="1152000"/>
+            <wp:extent cx="936000" cy="1462500"/>
             <wp:docPr id="6" name="Picture 6"/>
             <wp:cNvGraphicFramePr>
               <a:graphicFrameLocks noChangeAspect="1"/>
@@ -399,7 +399,7 @@
                   <pic:spPr>
                     <a:xfrm>
                       <a:off x="0" y="0"/>
-                      <a:ext cx="1152000" cy="1152000"/>
+                      <a:ext cx="936000" cy="1462500"/>
                     </a:xfrm>
                     <a:prstGeom prst="rect"/>
                   </pic:spPr>
@@ -576,7 +576,7 @@
       <w:r>
         <w:drawing>
           <wp:inline xmlns:a="http://schemas.openxmlformats.org/drawingml/2006/main" xmlns:pic="http://schemas.openxmlformats.org/drawingml/2006/picture">
-            <wp:extent cx="1152000" cy="1152000"/>
+            <wp:extent cx="936000" cy="1462500"/>
             <wp:docPr id="7" name="Picture 7"/>
             <wp:cNvGraphicFramePr>
               <a:graphicFrameLocks noChangeAspect="1"/>
@@ -597,7 +597,7 @@
                   <pic:spPr>
                     <a:xfrm>
                       <a:off x="0" y="0"/>
-                      <a:ext cx="1152000" cy="1152000"/>
+                      <a:ext cx="936000" cy="1462500"/>
                     </a:xfrm>
                     <a:prstGeom prst="rect"/>
                   </pic:spPr>
@@ -613,7 +613,7 @@
       <w:r>
         <w:drawing>
           <wp:inline xmlns:a="http://schemas.openxmlformats.org/drawingml/2006/main" xmlns:pic="http://schemas.openxmlformats.org/drawingml/2006/picture">
-            <wp:extent cx="1152000" cy="1152000"/>
+            <wp:extent cx="936000" cy="1462500"/>
             <wp:docPr id="8" name="Picture 8"/>
             <wp:cNvGraphicFramePr>
               <a:graphicFrameLocks noChangeAspect="1"/>
@@ -634,7 +634,7 @@
                   <pic:spPr>
                     <a:xfrm>
                       <a:off x="0" y="0"/>
-                      <a:ext cx="1152000" cy="1152000"/>
+                      <a:ext cx="936000" cy="1462500"/>
                     </a:xfrm>
                     <a:prstGeom prst="rect"/>
                   </pic:spPr>
@@ -650,7 +650,7 @@
       <w:r>
         <w:drawing>
           <wp:inline xmlns:a="http://schemas.openxmlformats.org/drawingml/2006/main" xmlns:pic="http://schemas.openxmlformats.org/drawingml/2006/picture">
-            <wp:extent cx="1152000" cy="1152000"/>
+            <wp:extent cx="936000" cy="1462500"/>
             <wp:docPr id="9" name="Picture 9"/>
             <wp:cNvGraphicFramePr>
               <a:graphicFrameLocks noChangeAspect="1"/>
@@ -671,7 +671,7 @@
                   <pic:spPr>
                     <a:xfrm>
                       <a:off x="0" y="0"/>
-                      <a:ext cx="1152000" cy="1152000"/>
+                      <a:ext cx="936000" cy="1462500"/>
                     </a:xfrm>
                     <a:prstGeom prst="rect"/>
                   </pic:spPr>
@@ -848,7 +848,7 @@
       <w:r>
         <w:drawing>
           <wp:inline xmlns:a="http://schemas.openxmlformats.org/drawingml/2006/main" xmlns:pic="http://schemas.openxmlformats.org/drawingml/2006/picture">
-            <wp:extent cx="1152000" cy="1152000"/>
+            <wp:extent cx="936000" cy="1462500"/>
             <wp:docPr id="10" name="Picture 10"/>
             <wp:cNvGraphicFramePr>
               <a:graphicFrameLocks noChangeAspect="1"/>
@@ -869,7 +869,7 @@
                   <pic:spPr>
                     <a:xfrm>
                       <a:off x="0" y="0"/>
-                      <a:ext cx="1152000" cy="1152000"/>
+                      <a:ext cx="936000" cy="1462500"/>
                     </a:xfrm>
                     <a:prstGeom prst="rect"/>
                   </pic:spPr>
@@ -885,7 +885,7 @@
       <w:r>
         <w:drawing>
           <wp:inline xmlns:a="http://schemas.openxmlformats.org/drawingml/2006/main" xmlns:pic="http://schemas.openxmlformats.org/drawingml/2006/picture">
-            <wp:extent cx="1152000" cy="1152000"/>
+            <wp:extent cx="936000" cy="1462500"/>
             <wp:docPr id="11" name="Picture 11"/>
             <wp:cNvGraphicFramePr>
               <a:graphicFrameLocks noChangeAspect="1"/>
@@ -906,7 +906,7 @@
                   <pic:spPr>
                     <a:xfrm>
                       <a:off x="0" y="0"/>
-                      <a:ext cx="1152000" cy="1152000"/>
+                      <a:ext cx="936000" cy="1462500"/>
                     </a:xfrm>
                     <a:prstGeom prst="rect"/>
                   </pic:spPr>
@@ -922,7 +922,7 @@
       <w:r>
         <w:drawing>
           <wp:inline xmlns:a="http://schemas.openxmlformats.org/drawingml/2006/main" xmlns:pic="http://schemas.openxmlformats.org/drawingml/2006/picture">
-            <wp:extent cx="1152000" cy="1152000"/>
+            <wp:extent cx="936000" cy="1462500"/>
             <wp:docPr id="12" name="Picture 12"/>
             <wp:cNvGraphicFramePr>
               <a:graphicFrameLocks noChangeAspect="1"/>
@@ -943,7 +943,7 @@
                   <pic:spPr>
                     <a:xfrm>
                       <a:off x="0" y="0"/>
-                      <a:ext cx="1152000" cy="1152000"/>
+                      <a:ext cx="936000" cy="1462500"/>
                     </a:xfrm>
                     <a:prstGeom prst="rect"/>
                   </pic:spPr>
@@ -1120,7 +1120,7 @@
       <w:r>
         <w:drawing>
           <wp:inline xmlns:a="http://schemas.openxmlformats.org/drawingml/2006/main" xmlns:pic="http://schemas.openxmlformats.org/drawingml/2006/picture">
-            <wp:extent cx="1152000" cy="1152000"/>
+            <wp:extent cx="936000" cy="1462500"/>
             <wp:docPr id="13" name="Picture 13"/>
             <wp:cNvGraphicFramePr>
               <a:graphicFrameLocks noChangeAspect="1"/>
@@ -1141,7 +1141,7 @@
                   <pic:spPr>
                     <a:xfrm>
                       <a:off x="0" y="0"/>
-                      <a:ext cx="1152000" cy="1152000"/>
+                      <a:ext cx="936000" cy="1462500"/>
                     </a:xfrm>
                     <a:prstGeom prst="rect"/>
                   </pic:spPr>
@@ -1157,7 +1157,7 @@
       <w:r>
         <w:drawing>
           <wp:inline xmlns:a="http://schemas.openxmlformats.org/drawingml/2006/main" xmlns:pic="http://schemas.openxmlformats.org/drawingml/2006/picture">
-            <wp:extent cx="1152000" cy="1152000"/>
+            <wp:extent cx="936000" cy="1462500"/>
             <wp:docPr id="14" name="Picture 14"/>
             <wp:cNvGraphicFramePr>
               <a:graphicFrameLocks noChangeAspect="1"/>
@@ -1178,7 +1178,7 @@
                   <pic:spPr>
                     <a:xfrm>
                       <a:off x="0" y="0"/>
-                      <a:ext cx="1152000" cy="1152000"/>
+                      <a:ext cx="936000" cy="1462500"/>
                     </a:xfrm>
                     <a:prstGeom prst="rect"/>
                   </pic:spPr>
@@ -1194,7 +1194,7 @@
       <w:r>
         <w:drawing>
           <wp:inline xmlns:a="http://schemas.openxmlformats.org/drawingml/2006/main" xmlns:pic="http://schemas.openxmlformats.org/drawingml/2006/picture">
-            <wp:extent cx="1152000" cy="1152000"/>
+            <wp:extent cx="936000" cy="1462500"/>
             <wp:docPr id="15" name="Picture 15"/>
             <wp:cNvGraphicFramePr>
               <a:graphicFrameLocks noChangeAspect="1"/>
@@ -1215,7 +1215,7 @@
                   <pic:spPr>
                     <a:xfrm>
                       <a:off x="0" y="0"/>
-                      <a:ext cx="1152000" cy="1152000"/>
+                      <a:ext cx="936000" cy="1462500"/>
                     </a:xfrm>
                     <a:prstGeom prst="rect"/>
                   </pic:spPr>
@@ -1392,7 +1392,7 @@
       <w:r>
         <w:drawing>
           <wp:inline xmlns:a="http://schemas.openxmlformats.org/drawingml/2006/main" xmlns:pic="http://schemas.openxmlformats.org/drawingml/2006/picture">
-            <wp:extent cx="1152000" cy="1152000"/>
+            <wp:extent cx="936000" cy="1462500"/>
             <wp:docPr id="16" name="Picture 16"/>
             <wp:cNvGraphicFramePr>
               <a:graphicFrameLocks noChangeAspect="1"/>
@@ -1413,7 +1413,7 @@
                   <pic:spPr>
                     <a:xfrm>
                       <a:off x="0" y="0"/>
-                      <a:ext cx="1152000" cy="1152000"/>
+                      <a:ext cx="936000" cy="1462500"/>
                     </a:xfrm>
                     <a:prstGeom prst="rect"/>
                   </pic:spPr>
@@ -1429,7 +1429,7 @@
       <w:r>
         <w:drawing>
           <wp:inline xmlns:a="http://schemas.openxmlformats.org/drawingml/2006/main" xmlns:pic="http://schemas.openxmlformats.org/drawingml/2006/picture">
-            <wp:extent cx="1152000" cy="1152000"/>
+            <wp:extent cx="936000" cy="1462500"/>
             <wp:docPr id="17" name="Picture 17"/>
             <wp:cNvGraphicFramePr>
               <a:graphicFrameLocks noChangeAspect="1"/>
@@ -1450,7 +1450,7 @@
                   <pic:spPr>
                     <a:xfrm>
                       <a:off x="0" y="0"/>
-                      <a:ext cx="1152000" cy="1152000"/>
+                      <a:ext cx="936000" cy="1462500"/>
                     </a:xfrm>
                     <a:prstGeom prst="rect"/>
                   </pic:spPr>
@@ -1466,7 +1466,7 @@
       <w:r>
         <w:drawing>
           <wp:inline xmlns:a="http://schemas.openxmlformats.org/drawingml/2006/main" xmlns:pic="http://schemas.openxmlformats.org/drawingml/2006/picture">
-            <wp:extent cx="1152000" cy="1152000"/>
+            <wp:extent cx="936000" cy="1462500"/>
             <wp:docPr id="18" name="Picture 18"/>
             <wp:cNvGraphicFramePr>
               <a:graphicFrameLocks noChangeAspect="1"/>
@@ -1487,7 +1487,7 @@
                   <pic:spPr>
                     <a:xfrm>
                       <a:off x="0" y="0"/>
-                      <a:ext cx="1152000" cy="1152000"/>
+                      <a:ext cx="936000" cy="1462500"/>
                     </a:xfrm>
                     <a:prstGeom prst="rect"/>
                   </pic:spPr>
@@ -1664,7 +1664,7 @@
       <w:r>
         <w:drawing>
           <wp:inline xmlns:a="http://schemas.openxmlformats.org/drawingml/2006/main" xmlns:pic="http://schemas.openxmlformats.org/drawingml/2006/picture">
-            <wp:extent cx="1152000" cy="1152000"/>
+            <wp:extent cx="936000" cy="1462500"/>
             <wp:docPr id="19" name="Picture 19"/>
             <wp:cNvGraphicFramePr>
               <a:graphicFrameLocks noChangeAspect="1"/>
@@ -1685,7 +1685,7 @@
                   <pic:spPr>
                     <a:xfrm>
                       <a:off x="0" y="0"/>
-                      <a:ext cx="1152000" cy="1152000"/>
+                      <a:ext cx="936000" cy="1462500"/>
                     </a:xfrm>
                     <a:prstGeom prst="rect"/>
                   </pic:spPr>
@@ -1701,7 +1701,7 @@
       <w:r>
         <w:drawing>
           <wp:inline xmlns:a="http://schemas.openxmlformats.org/drawingml/2006/main" xmlns:pic="http://schemas.openxmlformats.org/drawingml/2006/picture">
-            <wp:extent cx="1152000" cy="1152000"/>
+            <wp:extent cx="936000" cy="1462500"/>
             <wp:docPr id="20" name="Picture 20"/>
             <wp:cNvGraphicFramePr>
               <a:graphicFrameLocks noChangeAspect="1"/>
@@ -1722,7 +1722,7 @@
                   <pic:spPr>
                     <a:xfrm>
                       <a:off x="0" y="0"/>
-                      <a:ext cx="1152000" cy="1152000"/>
+                      <a:ext cx="936000" cy="1462500"/>
                     </a:xfrm>
                     <a:prstGeom prst="rect"/>
                   </pic:spPr>
@@ -1738,7 +1738,7 @@
       <w:r>
         <w:drawing>
           <wp:inline xmlns:a="http://schemas.openxmlformats.org/drawingml/2006/main" xmlns:pic="http://schemas.openxmlformats.org/drawingml/2006/picture">
-            <wp:extent cx="1152000" cy="1152000"/>
+            <wp:extent cx="936000" cy="1462500"/>
             <wp:docPr id="21" name="Picture 21"/>
             <wp:cNvGraphicFramePr>
               <a:graphicFrameLocks noChangeAspect="1"/>
@@ -1759,7 +1759,7 @@
                   <pic:spPr>
                     <a:xfrm>
                       <a:off x="0" y="0"/>
-                      <a:ext cx="1152000" cy="1152000"/>
+                      <a:ext cx="936000" cy="1462500"/>
                     </a:xfrm>
                     <a:prstGeom prst="rect"/>
                   </pic:spPr>
@@ -1936,7 +1936,7 @@
       <w:r>
         <w:drawing>
           <wp:inline xmlns:a="http://schemas.openxmlformats.org/drawingml/2006/main" xmlns:pic="http://schemas.openxmlformats.org/drawingml/2006/picture">
-            <wp:extent cx="1152000" cy="1152000"/>
+            <wp:extent cx="936000" cy="1462500"/>
             <wp:docPr id="22" name="Picture 22"/>
             <wp:cNvGraphicFramePr>
               <a:graphicFrameLocks noChangeAspect="1"/>
@@ -1957,7 +1957,7 @@
                   <pic:spPr>
                     <a:xfrm>
                       <a:off x="0" y="0"/>
-                      <a:ext cx="1152000" cy="1152000"/>
+                      <a:ext cx="936000" cy="1462500"/>
                     </a:xfrm>
                     <a:prstGeom prst="rect"/>
                   </pic:spPr>
@@ -1973,7 +1973,7 @@
       <w:r>
         <w:drawing>
           <wp:inline xmlns:a="http://schemas.openxmlformats.org/drawingml/2006/main" xmlns:pic="http://schemas.openxmlformats.org/drawingml/2006/picture">
-            <wp:extent cx="1152000" cy="1152000"/>
+            <wp:extent cx="936000" cy="1462500"/>
             <wp:docPr id="23" name="Picture 23"/>
             <wp:cNvGraphicFramePr>
               <a:graphicFrameLocks noChangeAspect="1"/>
@@ -1994,7 +1994,7 @@
                   <pic:spPr>
                     <a:xfrm>
                       <a:off x="0" y="0"/>
-                      <a:ext cx="1152000" cy="1152000"/>
+                      <a:ext cx="936000" cy="1462500"/>
                     </a:xfrm>
                     <a:prstGeom prst="rect"/>
                   </pic:spPr>
@@ -2010,7 +2010,7 @@
       <w:r>
         <w:drawing>
           <wp:inline xmlns:a="http://schemas.openxmlformats.org/drawingml/2006/main" xmlns:pic="http://schemas.openxmlformats.org/drawingml/2006/picture">
-            <wp:extent cx="1152000" cy="1152000"/>
+            <wp:extent cx="936000" cy="1462500"/>
             <wp:docPr id="24" name="Picture 24"/>
             <wp:cNvGraphicFramePr>
               <a:graphicFrameLocks noChangeAspect="1"/>
@@ -2031,7 +2031,7 @@
                   <pic:spPr>
                     <a:xfrm>
                       <a:off x="0" y="0"/>
-                      <a:ext cx="1152000" cy="1152000"/>
+                      <a:ext cx="936000" cy="1462500"/>
                     </a:xfrm>
                     <a:prstGeom prst="rect"/>
                   </pic:spPr>
@@ -2208,7 +2208,7 @@
       <w:r>
         <w:drawing>
           <wp:inline xmlns:a="http://schemas.openxmlformats.org/drawingml/2006/main" xmlns:pic="http://schemas.openxmlformats.org/drawingml/2006/picture">
-            <wp:extent cx="1152000" cy="1152000"/>
+            <wp:extent cx="936000" cy="1462500"/>
             <wp:docPr id="25" name="Picture 25"/>
             <wp:cNvGraphicFramePr>
               <a:graphicFrameLocks noChangeAspect="1"/>
@@ -2229,7 +2229,7 @@
                   <pic:spPr>
                     <a:xfrm>
                       <a:off x="0" y="0"/>
-                      <a:ext cx="1152000" cy="1152000"/>
+                      <a:ext cx="936000" cy="1462500"/>
                     </a:xfrm>
                     <a:prstGeom prst="rect"/>
                   </pic:spPr>
@@ -2245,7 +2245,7 @@
       <w:r>
         <w:drawing>
           <wp:inline xmlns:a="http://schemas.openxmlformats.org/drawingml/2006/main" xmlns:pic="http://schemas.openxmlformats.org/drawingml/2006/picture">
-            <wp:extent cx="1152000" cy="1152000"/>
+            <wp:extent cx="936000" cy="1462500"/>
             <wp:docPr id="26" name="Picture 26"/>
             <wp:cNvGraphicFramePr>
               <a:graphicFrameLocks noChangeAspect="1"/>
@@ -2266,7 +2266,7 @@
                   <pic:spPr>
                     <a:xfrm>
                       <a:off x="0" y="0"/>
-                      <a:ext cx="1152000" cy="1152000"/>
+                      <a:ext cx="936000" cy="1462500"/>
                     </a:xfrm>
                     <a:prstGeom prst="rect"/>
                   </pic:spPr>
@@ -2282,7 +2282,7 @@
       <w:r>
         <w:drawing>
           <wp:inline xmlns:a="http://schemas.openxmlformats.org/drawingml/2006/main" xmlns:pic="http://schemas.openxmlformats.org/drawingml/2006/picture">
-            <wp:extent cx="1152000" cy="1152000"/>
+            <wp:extent cx="936000" cy="1462500"/>
             <wp:docPr id="27" name="Picture 27"/>
             <wp:cNvGraphicFramePr>
               <a:graphicFrameLocks noChangeAspect="1"/>
@@ -2303,7 +2303,7 @@
                   <pic:spPr>
                     <a:xfrm>
                       <a:off x="0" y="0"/>
-                      <a:ext cx="1152000" cy="1152000"/>
+                      <a:ext cx="936000" cy="1462500"/>
                     </a:xfrm>
                     <a:prstGeom prst="rect"/>
                   </pic:spPr>
@@ -2480,7 +2480,7 @@
       <w:r>
         <w:drawing>
           <wp:inline xmlns:a="http://schemas.openxmlformats.org/drawingml/2006/main" xmlns:pic="http://schemas.openxmlformats.org/drawingml/2006/picture">
-            <wp:extent cx="1152000" cy="1152000"/>
+            <wp:extent cx="936000" cy="1462500"/>
             <wp:docPr id="28" name="Picture 28"/>
             <wp:cNvGraphicFramePr>
               <a:graphicFrameLocks noChangeAspect="1"/>
@@ -2501,7 +2501,7 @@
                   <pic:spPr>
                     <a:xfrm>
                       <a:off x="0" y="0"/>
-                      <a:ext cx="1152000" cy="1152000"/>
+                      <a:ext cx="936000" cy="1462500"/>
                     </a:xfrm>
                     <a:prstGeom prst="rect"/>
                   </pic:spPr>
@@ -2517,7 +2517,7 @@
       <w:r>
         <w:drawing>
           <wp:inline xmlns:a="http://schemas.openxmlformats.org/drawingml/2006/main" xmlns:pic="http://schemas.openxmlformats.org/drawingml/2006/picture">
-            <wp:extent cx="1152000" cy="1152000"/>
+            <wp:extent cx="936000" cy="1462500"/>
             <wp:docPr id="29" name="Picture 29"/>
             <wp:cNvGraphicFramePr>
               <a:graphicFrameLocks noChangeAspect="1"/>
@@ -2538,7 +2538,7 @@
                   <pic:spPr>
                     <a:xfrm>
                       <a:off x="0" y="0"/>
-                      <a:ext cx="1152000" cy="1152000"/>
+                      <a:ext cx="936000" cy="1462500"/>
                     </a:xfrm>
                     <a:prstGeom prst="rect"/>
                   </pic:spPr>
@@ -2554,7 +2554,7 @@
       <w:r>
         <w:drawing>
           <wp:inline xmlns:a="http://schemas.openxmlformats.org/drawingml/2006/main" xmlns:pic="http://schemas.openxmlformats.org/drawingml/2006/picture">
-            <wp:extent cx="1152000" cy="1152000"/>
+            <wp:extent cx="936000" cy="1462500"/>
             <wp:docPr id="30" name="Picture 30"/>
             <wp:cNvGraphicFramePr>
               <a:graphicFrameLocks noChangeAspect="1"/>
@@ -2575,7 +2575,7 @@
                   <pic:spPr>
                     <a:xfrm>
                       <a:off x="0" y="0"/>
-                      <a:ext cx="1152000" cy="1152000"/>
+                      <a:ext cx="936000" cy="1462500"/>
                     </a:xfrm>
                     <a:prstGeom prst="rect"/>
                   </pic:spPr>
@@ -2752,7 +2752,7 @@
       <w:r>
         <w:drawing>
           <wp:inline xmlns:a="http://schemas.openxmlformats.org/drawingml/2006/main" xmlns:pic="http://schemas.openxmlformats.org/drawingml/2006/picture">
-            <wp:extent cx="1152000" cy="1152000"/>
+            <wp:extent cx="936000" cy="1462500"/>
             <wp:docPr id="31" name="Picture 31"/>
             <wp:cNvGraphicFramePr>
               <a:graphicFrameLocks noChangeAspect="1"/>
@@ -2773,7 +2773,7 @@
                   <pic:spPr>
                     <a:xfrm>
                       <a:off x="0" y="0"/>
-                      <a:ext cx="1152000" cy="1152000"/>
+                      <a:ext cx="936000" cy="1462500"/>
                     </a:xfrm>
                     <a:prstGeom prst="rect"/>
                   </pic:spPr>
@@ -2789,7 +2789,7 @@
       <w:r>
         <w:drawing>
           <wp:inline xmlns:a="http://schemas.openxmlformats.org/drawingml/2006/main" xmlns:pic="http://schemas.openxmlformats.org/drawingml/2006/picture">
-            <wp:extent cx="1152000" cy="1152000"/>
+            <wp:extent cx="936000" cy="1462500"/>
             <wp:docPr id="32" name="Picture 32"/>
             <wp:cNvGraphicFramePr>
               <a:graphicFrameLocks noChangeAspect="1"/>
@@ -2810,7 +2810,7 @@
                   <pic:spPr>
                     <a:xfrm>
                       <a:off x="0" y="0"/>
-                      <a:ext cx="1152000" cy="1152000"/>
+                      <a:ext cx="936000" cy="1462500"/>
                     </a:xfrm>
                     <a:prstGeom prst="rect"/>
                   </pic:spPr>
@@ -2826,7 +2826,7 @@
       <w:r>
         <w:drawing>
           <wp:inline xmlns:a="http://schemas.openxmlformats.org/drawingml/2006/main" xmlns:pic="http://schemas.openxmlformats.org/drawingml/2006/picture">
-            <wp:extent cx="1152000" cy="1152000"/>
+            <wp:extent cx="936000" cy="1462500"/>
             <wp:docPr id="33" name="Picture 33"/>
             <wp:cNvGraphicFramePr>
               <a:graphicFrameLocks noChangeAspect="1"/>
@@ -2847,7 +2847,7 @@
                   <pic:spPr>
                     <a:xfrm>
                       <a:off x="0" y="0"/>
-                      <a:ext cx="1152000" cy="1152000"/>
+                      <a:ext cx="936000" cy="1462500"/>
                     </a:xfrm>
                     <a:prstGeom prst="rect"/>
                   </pic:spPr>
@@ -3024,7 +3024,7 @@
       <w:r>
         <w:drawing>
           <wp:inline xmlns:a="http://schemas.openxmlformats.org/drawingml/2006/main" xmlns:pic="http://schemas.openxmlformats.org/drawingml/2006/picture">
-            <wp:extent cx="1152000" cy="1152000"/>
+            <wp:extent cx="936000" cy="1462500"/>
             <wp:docPr id="34" name="Picture 34"/>
             <wp:cNvGraphicFramePr>
               <a:graphicFrameLocks noChangeAspect="1"/>
@@ -3045,7 +3045,7 @@
                   <pic:spPr>
                     <a:xfrm>
                       <a:off x="0" y="0"/>
-                      <a:ext cx="1152000" cy="1152000"/>
+                      <a:ext cx="936000" cy="1462500"/>
                     </a:xfrm>
                     <a:prstGeom prst="rect"/>
                   </pic:spPr>
@@ -3061,7 +3061,7 @@
       <w:r>
         <w:drawing>
           <wp:inline xmlns:a="http://schemas.openxmlformats.org/drawingml/2006/main" xmlns:pic="http://schemas.openxmlformats.org/drawingml/2006/picture">
-            <wp:extent cx="1152000" cy="1152000"/>
+            <wp:extent cx="936000" cy="1462500"/>
             <wp:docPr id="35" name="Picture 35"/>
             <wp:cNvGraphicFramePr>
               <a:graphicFrameLocks noChangeAspect="1"/>
@@ -3082,7 +3082,7 @@
                   <pic:spPr>
                     <a:xfrm>
                       <a:off x="0" y="0"/>
-                      <a:ext cx="1152000" cy="1152000"/>
+                      <a:ext cx="936000" cy="1462500"/>
                     </a:xfrm>
                     <a:prstGeom prst="rect"/>
                   </pic:spPr>
@@ -3098,7 +3098,7 @@
       <w:r>
         <w:drawing>
           <wp:inline xmlns:a="http://schemas.openxmlformats.org/drawingml/2006/main" xmlns:pic="http://schemas.openxmlformats.org/drawingml/2006/picture">
-            <wp:extent cx="1152000" cy="1152000"/>
+            <wp:extent cx="936000" cy="1462500"/>
             <wp:docPr id="36" name="Picture 36"/>
             <wp:cNvGraphicFramePr>
               <a:graphicFrameLocks noChangeAspect="1"/>
@@ -3119,7 +3119,7 @@
                   <pic:spPr>
                     <a:xfrm>
                       <a:off x="0" y="0"/>
-                      <a:ext cx="1152000" cy="1152000"/>
+                      <a:ext cx="936000" cy="1462500"/>
                     </a:xfrm>
                     <a:prstGeom prst="rect"/>
                   </pic:spPr>
@@ -3296,7 +3296,7 @@
       <w:r>
         <w:drawing>
           <wp:inline xmlns:a="http://schemas.openxmlformats.org/drawingml/2006/main" xmlns:pic="http://schemas.openxmlformats.org/drawingml/2006/picture">
-            <wp:extent cx="1152000" cy="1152000"/>
+            <wp:extent cx="936000" cy="1462500"/>
             <wp:docPr id="37" name="Picture 37"/>
             <wp:cNvGraphicFramePr>
               <a:graphicFrameLocks noChangeAspect="1"/>
@@ -3317,7 +3317,7 @@
                   <pic:spPr>
                     <a:xfrm>
                       <a:off x="0" y="0"/>
-                      <a:ext cx="1152000" cy="1152000"/>
+                      <a:ext cx="936000" cy="1462500"/>
                     </a:xfrm>
                     <a:prstGeom prst="rect"/>
                   </pic:spPr>
@@ -3333,7 +3333,7 @@
       <w:r>
         <w:drawing>
           <wp:inline xmlns:a="http://schemas.openxmlformats.org/drawingml/2006/main" xmlns:pic="http://schemas.openxmlformats.org/drawingml/2006/picture">
-            <wp:extent cx="1152000" cy="1152000"/>
+            <wp:extent cx="936000" cy="1462500"/>
             <wp:docPr id="38" name="Picture 38"/>
             <wp:cNvGraphicFramePr>
               <a:graphicFrameLocks noChangeAspect="1"/>
@@ -3354,7 +3354,7 @@
                   <pic:spPr>
                     <a:xfrm>
                       <a:off x="0" y="0"/>
-                      <a:ext cx="1152000" cy="1152000"/>
+                      <a:ext cx="936000" cy="1462500"/>
                     </a:xfrm>
                     <a:prstGeom prst="rect"/>
                   </pic:spPr>
@@ -3370,7 +3370,7 @@
       <w:r>
         <w:drawing>
           <wp:inline xmlns:a="http://schemas.openxmlformats.org/drawingml/2006/main" xmlns:pic="http://schemas.openxmlformats.org/drawingml/2006/picture">
-            <wp:extent cx="1152000" cy="1152000"/>
+            <wp:extent cx="936000" cy="1462500"/>
             <wp:docPr id="39" name="Picture 39"/>
             <wp:cNvGraphicFramePr>
               <a:graphicFrameLocks noChangeAspect="1"/>
@@ -3391,7 +3391,7 @@
                   <pic:spPr>
                     <a:xfrm>
                       <a:off x="0" y="0"/>
-                      <a:ext cx="1152000" cy="1152000"/>
+                      <a:ext cx="936000" cy="1462500"/>
                     </a:xfrm>
                     <a:prstGeom prst="rect"/>
                   </pic:spPr>
@@ -3568,7 +3568,7 @@
       <w:r>
         <w:drawing>
           <wp:inline xmlns:a="http://schemas.openxmlformats.org/drawingml/2006/main" xmlns:pic="http://schemas.openxmlformats.org/drawingml/2006/picture">
-            <wp:extent cx="1152000" cy="1152000"/>
+            <wp:extent cx="936000" cy="1462500"/>
             <wp:docPr id="40" name="Picture 40"/>
             <wp:cNvGraphicFramePr>
               <a:graphicFrameLocks noChangeAspect="1"/>
@@ -3589,7 +3589,7 @@
                   <pic:spPr>
                     <a:xfrm>
                       <a:off x="0" y="0"/>
-                      <a:ext cx="1152000" cy="1152000"/>
+                      <a:ext cx="936000" cy="1462500"/>
                     </a:xfrm>
                     <a:prstGeom prst="rect"/>
                   </pic:spPr>
@@ -3605,7 +3605,7 @@
       <w:r>
         <w:drawing>
           <wp:inline xmlns:a="http://schemas.openxmlformats.org/drawingml/2006/main" xmlns:pic="http://schemas.openxmlformats.org/drawingml/2006/picture">
-            <wp:extent cx="1152000" cy="1152000"/>
+            <wp:extent cx="936000" cy="1462500"/>
             <wp:docPr id="41" name="Picture 41"/>
             <wp:cNvGraphicFramePr>
               <a:graphicFrameLocks noChangeAspect="1"/>
@@ -3626,7 +3626,7 @@
                   <pic:spPr>
                     <a:xfrm>
                       <a:off x="0" y="0"/>
-                      <a:ext cx="1152000" cy="1152000"/>
+                      <a:ext cx="936000" cy="1462500"/>
                     </a:xfrm>
                     <a:prstGeom prst="rect"/>
                   </pic:spPr>
@@ -3642,7 +3642,7 @@
       <w:r>
         <w:drawing>
           <wp:inline xmlns:a="http://schemas.openxmlformats.org/drawingml/2006/main" xmlns:pic="http://schemas.openxmlformats.org/drawingml/2006/picture">
-            <wp:extent cx="1152000" cy="1152000"/>
+            <wp:extent cx="936000" cy="1462500"/>
             <wp:docPr id="42" name="Picture 42"/>
             <wp:cNvGraphicFramePr>
               <a:graphicFrameLocks noChangeAspect="1"/>
@@ -3663,7 +3663,7 @@
                   <pic:spPr>
                     <a:xfrm>
                       <a:off x="0" y="0"/>
-                      <a:ext cx="1152000" cy="1152000"/>
+                      <a:ext cx="936000" cy="1462500"/>
                     </a:xfrm>
                     <a:prstGeom prst="rect"/>
                   </pic:spPr>
@@ -3840,7 +3840,7 @@
       <w:r>
         <w:drawing>
           <wp:inline xmlns:a="http://schemas.openxmlformats.org/drawingml/2006/main" xmlns:pic="http://schemas.openxmlformats.org/drawingml/2006/picture">
-            <wp:extent cx="1152000" cy="1152000"/>
+            <wp:extent cx="936000" cy="1462500"/>
             <wp:docPr id="43" name="Picture 43"/>
             <wp:cNvGraphicFramePr>
               <a:graphicFrameLocks noChangeAspect="1"/>
@@ -3861,7 +3861,7 @@
                   <pic:spPr>
                     <a:xfrm>
                       <a:off x="0" y="0"/>
-                      <a:ext cx="1152000" cy="1152000"/>
+                      <a:ext cx="936000" cy="1462500"/>
                     </a:xfrm>
                     <a:prstGeom prst="rect"/>
                   </pic:spPr>
@@ -3877,7 +3877,7 @@
       <w:r>
         <w:drawing>
           <wp:inline xmlns:a="http://schemas.openxmlformats.org/drawingml/2006/main" xmlns:pic="http://schemas.openxmlformats.org/drawingml/2006/picture">
-            <wp:extent cx="1152000" cy="1152000"/>
+            <wp:extent cx="936000" cy="1462500"/>
             <wp:docPr id="44" name="Picture 44"/>
             <wp:cNvGraphicFramePr>
               <a:graphicFrameLocks noChangeAspect="1"/>
@@ -3898,7 +3898,7 @@
                   <pic:spPr>
                     <a:xfrm>
                       <a:off x="0" y="0"/>
-                      <a:ext cx="1152000" cy="1152000"/>
+                      <a:ext cx="936000" cy="1462500"/>
                     </a:xfrm>
                     <a:prstGeom prst="rect"/>
                   </pic:spPr>
@@ -3914,7 +3914,7 @@
       <w:r>
         <w:drawing>
           <wp:inline xmlns:a="http://schemas.openxmlformats.org/drawingml/2006/main" xmlns:pic="http://schemas.openxmlformats.org/drawingml/2006/picture">
-            <wp:extent cx="1152000" cy="1152000"/>
+            <wp:extent cx="936000" cy="1462500"/>
             <wp:docPr id="45" name="Picture 45"/>
             <wp:cNvGraphicFramePr>
               <a:graphicFrameLocks noChangeAspect="1"/>
@@ -3935,7 +3935,7 @@
                   <pic:spPr>
                     <a:xfrm>
                       <a:off x="0" y="0"/>
-                      <a:ext cx="1152000" cy="1152000"/>
+                      <a:ext cx="936000" cy="1462500"/>
                     </a:xfrm>
                     <a:prstGeom prst="rect"/>
                   </pic:spPr>
@@ -4112,7 +4112,7 @@
       <w:r>
         <w:drawing>
           <wp:inline xmlns:a="http://schemas.openxmlformats.org/drawingml/2006/main" xmlns:pic="http://schemas.openxmlformats.org/drawingml/2006/picture">
-            <wp:extent cx="1152000" cy="1152000"/>
+            <wp:extent cx="936000" cy="1462500"/>
             <wp:docPr id="46" name="Picture 46"/>
             <wp:cNvGraphicFramePr>
               <a:graphicFrameLocks noChangeAspect="1"/>
@@ -4133,7 +4133,7 @@
                   <pic:spPr>
                     <a:xfrm>
                       <a:off x="0" y="0"/>
-                      <a:ext cx="1152000" cy="1152000"/>
+                      <a:ext cx="936000" cy="1462500"/>
                     </a:xfrm>
                     <a:prstGeom prst="rect"/>
                   </pic:spPr>
@@ -4149,7 +4149,7 @@
       <w:r>
         <w:drawing>
           <wp:inline xmlns:a="http://schemas.openxmlformats.org/drawingml/2006/main" xmlns:pic="http://schemas.openxmlformats.org/drawingml/2006/picture">
-            <wp:extent cx="1152000" cy="1152000"/>
+            <wp:extent cx="936000" cy="1462500"/>
             <wp:docPr id="47" name="Picture 47"/>
             <wp:cNvGraphicFramePr>
               <a:graphicFrameLocks noChangeAspect="1"/>
@@ -4170,7 +4170,7 @@
                   <pic:spPr>
                     <a:xfrm>
                       <a:off x="0" y="0"/>
-                      <a:ext cx="1152000" cy="1152000"/>
+                      <a:ext cx="936000" cy="1462500"/>
                     </a:xfrm>
                     <a:prstGeom prst="rect"/>
                   </pic:spPr>
@@ -4186,7 +4186,7 @@
       <w:r>
         <w:drawing>
           <wp:inline xmlns:a="http://schemas.openxmlformats.org/drawingml/2006/main" xmlns:pic="http://schemas.openxmlformats.org/drawingml/2006/picture">
-            <wp:extent cx="1152000" cy="1152000"/>
+            <wp:extent cx="936000" cy="1462500"/>
             <wp:docPr id="48" name="Picture 48"/>
             <wp:cNvGraphicFramePr>
               <a:graphicFrameLocks noChangeAspect="1"/>
@@ -4207,7 +4207,7 @@
                   <pic:spPr>
                     <a:xfrm>
                       <a:off x="0" y="0"/>
-                      <a:ext cx="1152000" cy="1152000"/>
+                      <a:ext cx="936000" cy="1462500"/>
                     </a:xfrm>
                     <a:prstGeom prst="rect"/>
                   </pic:spPr>
@@ -4384,7 +4384,7 @@
       <w:r>
         <w:drawing>
           <wp:inline xmlns:a="http://schemas.openxmlformats.org/drawingml/2006/main" xmlns:pic="http://schemas.openxmlformats.org/drawingml/2006/picture">
-            <wp:extent cx="1152000" cy="1152000"/>
+            <wp:extent cx="936000" cy="1462500"/>
             <wp:docPr id="49" name="Picture 49"/>
             <wp:cNvGraphicFramePr>
               <a:graphicFrameLocks noChangeAspect="1"/>
@@ -4405,7 +4405,7 @@
                   <pic:spPr>
                     <a:xfrm>
                       <a:off x="0" y="0"/>
-                      <a:ext cx="1152000" cy="1152000"/>
+                      <a:ext cx="936000" cy="1462500"/>
                     </a:xfrm>
                     <a:prstGeom prst="rect"/>
                   </pic:spPr>
@@ -4421,7 +4421,7 @@
       <w:r>
         <w:drawing>
           <wp:inline xmlns:a="http://schemas.openxmlformats.org/drawingml/2006/main" xmlns:pic="http://schemas.openxmlformats.org/drawingml/2006/picture">
-            <wp:extent cx="1152000" cy="1152000"/>
+            <wp:extent cx="936000" cy="1462500"/>
             <wp:docPr id="50" name="Picture 50"/>
             <wp:cNvGraphicFramePr>
               <a:graphicFrameLocks noChangeAspect="1"/>
@@ -4442,7 +4442,7 @@
                   <pic:spPr>
                     <a:xfrm>
                       <a:off x="0" y="0"/>
-                      <a:ext cx="1152000" cy="1152000"/>
+                      <a:ext cx="936000" cy="1462500"/>
                     </a:xfrm>
                     <a:prstGeom prst="rect"/>
                   </pic:spPr>
@@ -4458,7 +4458,7 @@
       <w:r>
         <w:drawing>
           <wp:inline xmlns:a="http://schemas.openxmlformats.org/drawingml/2006/main" xmlns:pic="http://schemas.openxmlformats.org/drawingml/2006/picture">
-            <wp:extent cx="1152000" cy="1152000"/>
+            <wp:extent cx="936000" cy="1462500"/>
             <wp:docPr id="51" name="Picture 51"/>
             <wp:cNvGraphicFramePr>
               <a:graphicFrameLocks noChangeAspect="1"/>
@@ -4479,7 +4479,7 @@
                   <pic:spPr>
                     <a:xfrm>
                       <a:off x="0" y="0"/>
-                      <a:ext cx="1152000" cy="1152000"/>
+                      <a:ext cx="936000" cy="1462500"/>
                     </a:xfrm>
                     <a:prstGeom prst="rect"/>
                   </pic:spPr>
@@ -4656,7 +4656,7 @@
       <w:r>
         <w:drawing>
           <wp:inline xmlns:a="http://schemas.openxmlformats.org/drawingml/2006/main" xmlns:pic="http://schemas.openxmlformats.org/drawingml/2006/picture">
-            <wp:extent cx="1152000" cy="1152000"/>
+            <wp:extent cx="936000" cy="1462500"/>
             <wp:docPr id="52" name="Picture 52"/>
             <wp:cNvGraphicFramePr>
               <a:graphicFrameLocks noChangeAspect="1"/>
@@ -4677,7 +4677,7 @@
                   <pic:spPr>
                     <a:xfrm>
                       <a:off x="0" y="0"/>
-                      <a:ext cx="1152000" cy="1152000"/>
+                      <a:ext cx="936000" cy="1462500"/>
                     </a:xfrm>
                     <a:prstGeom prst="rect"/>
                   </pic:spPr>
@@ -4693,7 +4693,7 @@
       <w:r>
         <w:drawing>
           <wp:inline xmlns:a="http://schemas.openxmlformats.org/drawingml/2006/main" xmlns:pic="http://schemas.openxmlformats.org/drawingml/2006/picture">
-            <wp:extent cx="1152000" cy="1152000"/>
+            <wp:extent cx="936000" cy="1462500"/>
             <wp:docPr id="53" name="Picture 53"/>
             <wp:cNvGraphicFramePr>
               <a:graphicFrameLocks noChangeAspect="1"/>
@@ -4714,7 +4714,7 @@
                   <pic:spPr>
                     <a:xfrm>
                       <a:off x="0" y="0"/>
-                      <a:ext cx="1152000" cy="1152000"/>
+                      <a:ext cx="936000" cy="1462500"/>
                     </a:xfrm>
                     <a:prstGeom prst="rect"/>
                   </pic:spPr>
@@ -4730,7 +4730,7 @@
       <w:r>
         <w:drawing>
           <wp:inline xmlns:a="http://schemas.openxmlformats.org/drawingml/2006/main" xmlns:pic="http://schemas.openxmlformats.org/drawingml/2006/picture">
-            <wp:extent cx="1152000" cy="1152000"/>
+            <wp:extent cx="936000" cy="1462500"/>
             <wp:docPr id="54" name="Picture 54"/>
             <wp:cNvGraphicFramePr>
               <a:graphicFrameLocks noChangeAspect="1"/>
@@ -4751,7 +4751,7 @@
                   <pic:spPr>
                     <a:xfrm>
                       <a:off x="0" y="0"/>
-                      <a:ext cx="1152000" cy="1152000"/>
+                      <a:ext cx="936000" cy="1462500"/>
                     </a:xfrm>
                     <a:prstGeom prst="rect"/>
                   </pic:spPr>
@@ -4928,7 +4928,7 @@
       <w:r>
         <w:drawing>
           <wp:inline xmlns:a="http://schemas.openxmlformats.org/drawingml/2006/main" xmlns:pic="http://schemas.openxmlformats.org/drawingml/2006/picture">
-            <wp:extent cx="1152000" cy="1152000"/>
+            <wp:extent cx="936000" cy="1462500"/>
             <wp:docPr id="55" name="Picture 55"/>
             <wp:cNvGraphicFramePr>
               <a:graphicFrameLocks noChangeAspect="1"/>
@@ -4949,7 +4949,7 @@
                   <pic:spPr>
                     <a:xfrm>
                       <a:off x="0" y="0"/>
-                      <a:ext cx="1152000" cy="1152000"/>
+                      <a:ext cx="936000" cy="1462500"/>
                     </a:xfrm>
                     <a:prstGeom prst="rect"/>
                   </pic:spPr>
@@ -4965,7 +4965,7 @@
       <w:r>
         <w:drawing>
           <wp:inline xmlns:a="http://schemas.openxmlformats.org/drawingml/2006/main" xmlns:pic="http://schemas.openxmlformats.org/drawingml/2006/picture">
-            <wp:extent cx="1152000" cy="1152000"/>
+            <wp:extent cx="936000" cy="1462500"/>
             <wp:docPr id="56" name="Picture 56"/>
             <wp:cNvGraphicFramePr>
               <a:graphicFrameLocks noChangeAspect="1"/>
@@ -4986,7 +4986,7 @@
                   <pic:spPr>
                     <a:xfrm>
                       <a:off x="0" y="0"/>
-                      <a:ext cx="1152000" cy="1152000"/>
+                      <a:ext cx="936000" cy="1462500"/>
                     </a:xfrm>
                     <a:prstGeom prst="rect"/>
                   </pic:spPr>
@@ -5002,7 +5002,7 @@
       <w:r>
         <w:drawing>
           <wp:inline xmlns:a="http://schemas.openxmlformats.org/drawingml/2006/main" xmlns:pic="http://schemas.openxmlformats.org/drawingml/2006/picture">
-            <wp:extent cx="1152000" cy="1152000"/>
+            <wp:extent cx="936000" cy="1462500"/>
             <wp:docPr id="57" name="Picture 57"/>
             <wp:cNvGraphicFramePr>
               <a:graphicFrameLocks noChangeAspect="1"/>
@@ -5023,7 +5023,7 @@
                   <pic:spPr>
                     <a:xfrm>
                       <a:off x="0" y="0"/>
-                      <a:ext cx="1152000" cy="1152000"/>
+                      <a:ext cx="936000" cy="1462500"/>
                     </a:xfrm>
                     <a:prstGeom prst="rect"/>
                   </pic:spPr>
@@ -5200,7 +5200,7 @@
       <w:r>
         <w:drawing>
           <wp:inline xmlns:a="http://schemas.openxmlformats.org/drawingml/2006/main" xmlns:pic="http://schemas.openxmlformats.org/drawingml/2006/picture">
-            <wp:extent cx="1152000" cy="1152000"/>
+            <wp:extent cx="936000" cy="1462500"/>
             <wp:docPr id="58" name="Picture 58"/>
             <wp:cNvGraphicFramePr>
               <a:graphicFrameLocks noChangeAspect="1"/>
@@ -5221,7 +5221,7 @@
                   <pic:spPr>
                     <a:xfrm>
                       <a:off x="0" y="0"/>
-                      <a:ext cx="1152000" cy="1152000"/>
+                      <a:ext cx="936000" cy="1462500"/>
                     </a:xfrm>
                     <a:prstGeom prst="rect"/>
                   </pic:spPr>
@@ -5237,7 +5237,7 @@
       <w:r>
         <w:drawing>
           <wp:inline xmlns:a="http://schemas.openxmlformats.org/drawingml/2006/main" xmlns:pic="http://schemas.openxmlformats.org/drawingml/2006/picture">
-            <wp:extent cx="1152000" cy="1152000"/>
+            <wp:extent cx="936000" cy="1462500"/>
             <wp:docPr id="59" name="Picture 59"/>
             <wp:cNvGraphicFramePr>
               <a:graphicFrameLocks noChangeAspect="1"/>
@@ -5258,7 +5258,7 @@
                   <pic:spPr>
                     <a:xfrm>
                       <a:off x="0" y="0"/>
-                      <a:ext cx="1152000" cy="1152000"/>
+                      <a:ext cx="936000" cy="1462500"/>
                     </a:xfrm>
                     <a:prstGeom prst="rect"/>
                   </pic:spPr>
@@ -5274,7 +5274,7 @@
       <w:r>
         <w:drawing>
           <wp:inline xmlns:a="http://schemas.openxmlformats.org/drawingml/2006/main" xmlns:pic="http://schemas.openxmlformats.org/drawingml/2006/picture">
-            <wp:extent cx="1152000" cy="1152000"/>
+            <wp:extent cx="936000" cy="1462500"/>
             <wp:docPr id="60" name="Picture 60"/>
             <wp:cNvGraphicFramePr>
               <a:graphicFrameLocks noChangeAspect="1"/>
@@ -5295,7 +5295,7 @@
                   <pic:spPr>
                     <a:xfrm>
                       <a:off x="0" y="0"/>
-                      <a:ext cx="1152000" cy="1152000"/>
+                      <a:ext cx="936000" cy="1462500"/>
                     </a:xfrm>
                     <a:prstGeom prst="rect"/>
                   </pic:spPr>
@@ -5472,7 +5472,7 @@
       <w:r>
         <w:drawing>
           <wp:inline xmlns:a="http://schemas.openxmlformats.org/drawingml/2006/main" xmlns:pic="http://schemas.openxmlformats.org/drawingml/2006/picture">
-            <wp:extent cx="1152000" cy="1152000"/>
+            <wp:extent cx="936000" cy="1462500"/>
             <wp:docPr id="61" name="Picture 61"/>
             <wp:cNvGraphicFramePr>
               <a:graphicFrameLocks noChangeAspect="1"/>
@@ -5493,7 +5493,7 @@
                   <pic:spPr>
                     <a:xfrm>
                       <a:off x="0" y="0"/>
-                      <a:ext cx="1152000" cy="1152000"/>
+                      <a:ext cx="936000" cy="1462500"/>
                     </a:xfrm>
                     <a:prstGeom prst="rect"/>
                   </pic:spPr>
@@ -5509,7 +5509,7 @@
       <w:r>
         <w:drawing>
           <wp:inline xmlns:a="http://schemas.openxmlformats.org/drawingml/2006/main" xmlns:pic="http://schemas.openxmlformats.org/drawingml/2006/picture">
-            <wp:extent cx="1152000" cy="1152000"/>
+            <wp:extent cx="936000" cy="1462500"/>
             <wp:docPr id="62" name="Picture 62"/>
             <wp:cNvGraphicFramePr>
               <a:graphicFrameLocks noChangeAspect="1"/>
@@ -5530,7 +5530,7 @@
                   <pic:spPr>
                     <a:xfrm>
                       <a:off x="0" y="0"/>
-                      <a:ext cx="1152000" cy="1152000"/>
+                      <a:ext cx="936000" cy="1462500"/>
                     </a:xfrm>
                     <a:prstGeom prst="rect"/>
                   </pic:spPr>
@@ -5546,7 +5546,7 @@
       <w:r>
         <w:drawing>
           <wp:inline xmlns:a="http://schemas.openxmlformats.org/drawingml/2006/main" xmlns:pic="http://schemas.openxmlformats.org/drawingml/2006/picture">
-            <wp:extent cx="1152000" cy="1152000"/>
+            <wp:extent cx="936000" cy="1462500"/>
             <wp:docPr id="63" name="Picture 63"/>
             <wp:cNvGraphicFramePr>
               <a:graphicFrameLocks noChangeAspect="1"/>
@@ -5567,7 +5567,7 @@
                   <pic:spPr>
                     <a:xfrm>
                       <a:off x="0" y="0"/>
-                      <a:ext cx="1152000" cy="1152000"/>
+                      <a:ext cx="936000" cy="1462500"/>
                     </a:xfrm>
                     <a:prstGeom prst="rect"/>
                   </pic:spPr>
@@ -5744,7 +5744,7 @@
       <w:r>
         <w:drawing>
           <wp:inline xmlns:a="http://schemas.openxmlformats.org/drawingml/2006/main" xmlns:pic="http://schemas.openxmlformats.org/drawingml/2006/picture">
-            <wp:extent cx="1152000" cy="1152000"/>
+            <wp:extent cx="936000" cy="1462500"/>
             <wp:docPr id="64" name="Picture 64"/>
             <wp:cNvGraphicFramePr>
               <a:graphicFrameLocks noChangeAspect="1"/>
@@ -5765,7 +5765,7 @@
                   <pic:spPr>
                     <a:xfrm>
                       <a:off x="0" y="0"/>
-                      <a:ext cx="1152000" cy="1152000"/>
+                      <a:ext cx="936000" cy="1462500"/>
                     </a:xfrm>
                     <a:prstGeom prst="rect"/>
                   </pic:spPr>
@@ -5781,7 +5781,7 @@
       <w:r>
         <w:drawing>
           <wp:inline xmlns:a="http://schemas.openxmlformats.org/drawingml/2006/main" xmlns:pic="http://schemas.openxmlformats.org/drawingml/2006/picture">
-            <wp:extent cx="1152000" cy="1152000"/>
+            <wp:extent cx="936000" cy="1462500"/>
             <wp:docPr id="65" name="Picture 65"/>
             <wp:cNvGraphicFramePr>
               <a:graphicFrameLocks noChangeAspect="1"/>
@@ -5802,7 +5802,7 @@
                   <pic:spPr>
                     <a:xfrm>
                       <a:off x="0" y="0"/>
-                      <a:ext cx="1152000" cy="1152000"/>
+                      <a:ext cx="936000" cy="1462500"/>
                     </a:xfrm>
                     <a:prstGeom prst="rect"/>
                   </pic:spPr>
@@ -5818,7 +5818,7 @@
       <w:r>
         <w:drawing>
           <wp:inline xmlns:a="http://schemas.openxmlformats.org/drawingml/2006/main" xmlns:pic="http://schemas.openxmlformats.org/drawingml/2006/picture">
-            <wp:extent cx="1152000" cy="1152000"/>
+            <wp:extent cx="936000" cy="1462500"/>
             <wp:docPr id="66" name="Picture 66"/>
             <wp:cNvGraphicFramePr>
               <a:graphicFrameLocks noChangeAspect="1"/>
@@ -5839,7 +5839,7 @@
                   <pic:spPr>
                     <a:xfrm>
                       <a:off x="0" y="0"/>
-                      <a:ext cx="1152000" cy="1152000"/>
+                      <a:ext cx="936000" cy="1462500"/>
                     </a:xfrm>
                     <a:prstGeom prst="rect"/>
                   </pic:spPr>
@@ -6016,7 +6016,7 @@
       <w:r>
         <w:drawing>
           <wp:inline xmlns:a="http://schemas.openxmlformats.org/drawingml/2006/main" xmlns:pic="http://schemas.openxmlformats.org/drawingml/2006/picture">
-            <wp:extent cx="1152000" cy="1152000"/>
+            <wp:extent cx="936000" cy="1462500"/>
             <wp:docPr id="67" name="Picture 67"/>
             <wp:cNvGraphicFramePr>
               <a:graphicFrameLocks noChangeAspect="1"/>
@@ -6037,7 +6037,7 @@
                   <pic:spPr>
                     <a:xfrm>
                       <a:off x="0" y="0"/>
-                      <a:ext cx="1152000" cy="1152000"/>
+                      <a:ext cx="936000" cy="1462500"/>
                     </a:xfrm>
                     <a:prstGeom prst="rect"/>
                   </pic:spPr>
@@ -6053,7 +6053,7 @@
       <w:r>
         <w:drawing>
           <wp:inline xmlns:a="http://schemas.openxmlformats.org/drawingml/2006/main" xmlns:pic="http://schemas.openxmlformats.org/drawingml/2006/picture">
-            <wp:extent cx="1152000" cy="1152000"/>
+            <wp:extent cx="936000" cy="1462500"/>
             <wp:docPr id="68" name="Picture 68"/>
             <wp:cNvGraphicFramePr>
               <a:graphicFrameLocks noChangeAspect="1"/>
@@ -6074,7 +6074,7 @@
                   <pic:spPr>
                     <a:xfrm>
                       <a:off x="0" y="0"/>
-                      <a:ext cx="1152000" cy="1152000"/>
+                      <a:ext cx="936000" cy="1462500"/>
                     </a:xfrm>
                     <a:prstGeom prst="rect"/>
                   </pic:spPr>
@@ -6090,7 +6090,7 @@
       <w:r>
         <w:drawing>
           <wp:inline xmlns:a="http://schemas.openxmlformats.org/drawingml/2006/main" xmlns:pic="http://schemas.openxmlformats.org/drawingml/2006/picture">
-            <wp:extent cx="1152000" cy="1152000"/>
+            <wp:extent cx="936000" cy="1462500"/>
             <wp:docPr id="69" name="Picture 69"/>
             <wp:cNvGraphicFramePr>
               <a:graphicFrameLocks noChangeAspect="1"/>
@@ -6111,7 +6111,7 @@
                   <pic:spPr>
                     <a:xfrm>
                       <a:off x="0" y="0"/>
-                      <a:ext cx="1152000" cy="1152000"/>
+                      <a:ext cx="936000" cy="1462500"/>
                     </a:xfrm>
                     <a:prstGeom prst="rect"/>
                   </pic:spPr>
@@ -6288,7 +6288,7 @@
       <w:r>
         <w:drawing>
           <wp:inline xmlns:a="http://schemas.openxmlformats.org/drawingml/2006/main" xmlns:pic="http://schemas.openxmlformats.org/drawingml/2006/picture">
-            <wp:extent cx="1152000" cy="1152000"/>
+            <wp:extent cx="936000" cy="1462500"/>
             <wp:docPr id="70" name="Picture 70"/>
             <wp:cNvGraphicFramePr>
               <a:graphicFrameLocks noChangeAspect="1"/>
@@ -6309,7 +6309,7 @@
                   <pic:spPr>
                     <a:xfrm>
                       <a:off x="0" y="0"/>
-                      <a:ext cx="1152000" cy="1152000"/>
+                      <a:ext cx="936000" cy="1462500"/>
                     </a:xfrm>
                     <a:prstGeom prst="rect"/>
                   </pic:spPr>
@@ -6325,7 +6325,7 @@
       <w:r>
         <w:drawing>
           <wp:inline xmlns:a="http://schemas.openxmlformats.org/drawingml/2006/main" xmlns:pic="http://schemas.openxmlformats.org/drawingml/2006/picture">
-            <wp:extent cx="1152000" cy="1152000"/>
+            <wp:extent cx="936000" cy="1462500"/>
             <wp:docPr id="71" name="Picture 71"/>
             <wp:cNvGraphicFramePr>
               <a:graphicFrameLocks noChangeAspect="1"/>
@@ -6346,7 +6346,7 @@
                   <pic:spPr>
                     <a:xfrm>
                       <a:off x="0" y="0"/>
-                      <a:ext cx="1152000" cy="1152000"/>
+                      <a:ext cx="936000" cy="1462500"/>
                     </a:xfrm>
                     <a:prstGeom prst="rect"/>
                   </pic:spPr>
@@ -6362,7 +6362,7 @@
       <w:r>
         <w:drawing>
           <wp:inline xmlns:a="http://schemas.openxmlformats.org/drawingml/2006/main" xmlns:pic="http://schemas.openxmlformats.org/drawingml/2006/picture">
-            <wp:extent cx="1152000" cy="1152000"/>
+            <wp:extent cx="936000" cy="1462500"/>
             <wp:docPr id="72" name="Picture 72"/>
             <wp:cNvGraphicFramePr>
               <a:graphicFrameLocks noChangeAspect="1"/>
@@ -6383,7 +6383,7 @@
                   <pic:spPr>
                     <a:xfrm>
                       <a:off x="0" y="0"/>
-                      <a:ext cx="1152000" cy="1152000"/>
+                      <a:ext cx="936000" cy="1462500"/>
                     </a:xfrm>
                     <a:prstGeom prst="rect"/>
                   </pic:spPr>
@@ -6560,7 +6560,7 @@
       <w:r>
         <w:drawing>
           <wp:inline xmlns:a="http://schemas.openxmlformats.org/drawingml/2006/main" xmlns:pic="http://schemas.openxmlformats.org/drawingml/2006/picture">
-            <wp:extent cx="1152000" cy="1152000"/>
+            <wp:extent cx="936000" cy="1462500"/>
             <wp:docPr id="73" name="Picture 73"/>
             <wp:cNvGraphicFramePr>
               <a:graphicFrameLocks noChangeAspect="1"/>
@@ -6581,7 +6581,7 @@
                   <pic:spPr>
                     <a:xfrm>
                       <a:off x="0" y="0"/>
-                      <a:ext cx="1152000" cy="1152000"/>
+                      <a:ext cx="936000" cy="1462500"/>
                     </a:xfrm>
                     <a:prstGeom prst="rect"/>
                   </pic:spPr>
@@ -6597,7 +6597,7 @@
       <w:r>
         <w:drawing>
           <wp:inline xmlns:a="http://schemas.openxmlformats.org/drawingml/2006/main" xmlns:pic="http://schemas.openxmlformats.org/drawingml/2006/picture">
-            <wp:extent cx="1152000" cy="1152000"/>
+            <wp:extent cx="936000" cy="1462500"/>
             <wp:docPr id="74" name="Picture 74"/>
             <wp:cNvGraphicFramePr>
               <a:graphicFrameLocks noChangeAspect="1"/>
@@ -6618,7 +6618,7 @@
                   <pic:spPr>
                     <a:xfrm>
                       <a:off x="0" y="0"/>
-                      <a:ext cx="1152000" cy="1152000"/>
+                      <a:ext cx="936000" cy="1462500"/>
                     </a:xfrm>
                     <a:prstGeom prst="rect"/>
                   </pic:spPr>
@@ -6634,7 +6634,7 @@
       <w:r>
         <w:drawing>
           <wp:inline xmlns:a="http://schemas.openxmlformats.org/drawingml/2006/main" xmlns:pic="http://schemas.openxmlformats.org/drawingml/2006/picture">
-            <wp:extent cx="1152000" cy="1152000"/>
+            <wp:extent cx="936000" cy="1462500"/>
             <wp:docPr id="75" name="Picture 75"/>
             <wp:cNvGraphicFramePr>
               <a:graphicFrameLocks noChangeAspect="1"/>
@@ -6655,7 +6655,7 @@
                   <pic:spPr>
                     <a:xfrm>
                       <a:off x="0" y="0"/>
-                      <a:ext cx="1152000" cy="1152000"/>
+                      <a:ext cx="936000" cy="1462500"/>
                     </a:xfrm>
                     <a:prstGeom prst="rect"/>
                   </pic:spPr>
@@ -6832,7 +6832,7 @@
       <w:r>
         <w:drawing>
           <wp:inline xmlns:a="http://schemas.openxmlformats.org/drawingml/2006/main" xmlns:pic="http://schemas.openxmlformats.org/drawingml/2006/picture">
-            <wp:extent cx="1152000" cy="1152000"/>
+            <wp:extent cx="936000" cy="1462500"/>
             <wp:docPr id="76" name="Picture 76"/>
             <wp:cNvGraphicFramePr>
               <a:graphicFrameLocks noChangeAspect="1"/>
@@ -6853,7 +6853,7 @@
                   <pic:spPr>
                     <a:xfrm>
                       <a:off x="0" y="0"/>
-                      <a:ext cx="1152000" cy="1152000"/>
+                      <a:ext cx="936000" cy="1462500"/>
                     </a:xfrm>
                     <a:prstGeom prst="rect"/>
                   </pic:spPr>
@@ -6869,7 +6869,7 @@
       <w:r>
         <w:drawing>
           <wp:inline xmlns:a="http://schemas.openxmlformats.org/drawingml/2006/main" xmlns:pic="http://schemas.openxmlformats.org/drawingml/2006/picture">
-            <wp:extent cx="1152000" cy="1152000"/>
+            <wp:extent cx="936000" cy="1462500"/>
             <wp:docPr id="77" name="Picture 77"/>
             <wp:cNvGraphicFramePr>
               <a:graphicFrameLocks noChangeAspect="1"/>
@@ -6890,7 +6890,7 @@
                   <pic:spPr>
                     <a:xfrm>
                       <a:off x="0" y="0"/>
-                      <a:ext cx="1152000" cy="1152000"/>
+                      <a:ext cx="936000" cy="1462500"/>
                     </a:xfrm>
                     <a:prstGeom prst="rect"/>
                   </pic:spPr>
@@ -6906,7 +6906,7 @@
       <w:r>
         <w:drawing>
           <wp:inline xmlns:a="http://schemas.openxmlformats.org/drawingml/2006/main" xmlns:pic="http://schemas.openxmlformats.org/drawingml/2006/picture">
-            <wp:extent cx="1152000" cy="1152000"/>
+            <wp:extent cx="936000" cy="1462500"/>
             <wp:docPr id="78" name="Picture 78"/>
             <wp:cNvGraphicFramePr>
               <a:graphicFrameLocks noChangeAspect="1"/>
@@ -6927,7 +6927,7 @@
                   <pic:spPr>
                     <a:xfrm>
                       <a:off x="0" y="0"/>
-                      <a:ext cx="1152000" cy="1152000"/>
+                      <a:ext cx="936000" cy="1462500"/>
                     </a:xfrm>
                     <a:prstGeom prst="rect"/>
                   </pic:spPr>
@@ -7104,7 +7104,7 @@
       <w:r>
         <w:drawing>
           <wp:inline xmlns:a="http://schemas.openxmlformats.org/drawingml/2006/main" xmlns:pic="http://schemas.openxmlformats.org/drawingml/2006/picture">
-            <wp:extent cx="1152000" cy="1152000"/>
+            <wp:extent cx="936000" cy="1462500"/>
             <wp:docPr id="79" name="Picture 79"/>
             <wp:cNvGraphicFramePr>
               <a:graphicFrameLocks noChangeAspect="1"/>
@@ -7125,7 +7125,7 @@
                   <pic:spPr>
                     <a:xfrm>
                       <a:off x="0" y="0"/>
-                      <a:ext cx="1152000" cy="1152000"/>
+                      <a:ext cx="936000" cy="1462500"/>
                     </a:xfrm>
                     <a:prstGeom prst="rect"/>
                   </pic:spPr>
@@ -7141,7 +7141,7 @@
       <w:r>
         <w:drawing>
           <wp:inline xmlns:a="http://schemas.openxmlformats.org/drawingml/2006/main" xmlns:pic="http://schemas.openxmlformats.org/drawingml/2006/picture">
-            <wp:extent cx="1152000" cy="1152000"/>
+            <wp:extent cx="936000" cy="1462500"/>
             <wp:docPr id="80" name="Picture 80"/>
             <wp:cNvGraphicFramePr>
               <a:graphicFrameLocks noChangeAspect="1"/>
@@ -7162,7 +7162,7 @@
                   <pic:spPr>
                     <a:xfrm>
                       <a:off x="0" y="0"/>
-                      <a:ext cx="1152000" cy="1152000"/>
+                      <a:ext cx="936000" cy="1462500"/>
                     </a:xfrm>
                     <a:prstGeom prst="rect"/>
                   </pic:spPr>
@@ -7178,7 +7178,7 @@
       <w:r>
         <w:drawing>
           <wp:inline xmlns:a="http://schemas.openxmlformats.org/drawingml/2006/main" xmlns:pic="http://schemas.openxmlformats.org/drawingml/2006/picture">
-            <wp:extent cx="1152000" cy="1152000"/>
+            <wp:extent cx="936000" cy="1462500"/>
             <wp:docPr id="81" name="Picture 81"/>
             <wp:cNvGraphicFramePr>
               <a:graphicFrameLocks noChangeAspect="1"/>
@@ -7199,7 +7199,7 @@
                   <pic:spPr>
                     <a:xfrm>
                       <a:off x="0" y="0"/>
-                      <a:ext cx="1152000" cy="1152000"/>
+                      <a:ext cx="936000" cy="1462500"/>
                     </a:xfrm>
                     <a:prstGeom prst="rect"/>
                   </pic:spPr>
@@ -7376,7 +7376,7 @@
       <w:r>
         <w:drawing>
           <wp:inline xmlns:a="http://schemas.openxmlformats.org/drawingml/2006/main" xmlns:pic="http://schemas.openxmlformats.org/drawingml/2006/picture">
-            <wp:extent cx="1152000" cy="1152000"/>
+            <wp:extent cx="936000" cy="1462500"/>
             <wp:docPr id="82" name="Picture 82"/>
             <wp:cNvGraphicFramePr>
               <a:graphicFrameLocks noChangeAspect="1"/>
@@ -7397,7 +7397,7 @@
                   <pic:spPr>
                     <a:xfrm>
                       <a:off x="0" y="0"/>
-                      <a:ext cx="1152000" cy="1152000"/>
+                      <a:ext cx="936000" cy="1462500"/>
                     </a:xfrm>
                     <a:prstGeom prst="rect"/>
                   </pic:spPr>
@@ -7413,7 +7413,7 @@
       <w:r>
         <w:drawing>
           <wp:inline xmlns:a="http://schemas.openxmlformats.org/drawingml/2006/main" xmlns:pic="http://schemas.openxmlformats.org/drawingml/2006/picture">
-            <wp:extent cx="1152000" cy="1152000"/>
+            <wp:extent cx="936000" cy="1462500"/>
             <wp:docPr id="83" name="Picture 83"/>
             <wp:cNvGraphicFramePr>
               <a:graphicFrameLocks noChangeAspect="1"/>
@@ -7434,7 +7434,7 @@
                   <pic:spPr>
                     <a:xfrm>
                       <a:off x="0" y="0"/>
-                      <a:ext cx="1152000" cy="1152000"/>
+                      <a:ext cx="936000" cy="1462500"/>
                     </a:xfrm>
                     <a:prstGeom prst="rect"/>
                   </pic:spPr>
@@ -7450,7 +7450,7 @@
       <w:r>
         <w:drawing>
           <wp:inline xmlns:a="http://schemas.openxmlformats.org/drawingml/2006/main" xmlns:pic="http://schemas.openxmlformats.org/drawingml/2006/picture">
-            <wp:extent cx="1152000" cy="1152000"/>
+            <wp:extent cx="936000" cy="1462500"/>
             <wp:docPr id="84" name="Picture 84"/>
             <wp:cNvGraphicFramePr>
               <a:graphicFrameLocks noChangeAspect="1"/>
@@ -7471,7 +7471,7 @@
                   <pic:spPr>
                     <a:xfrm>
                       <a:off x="0" y="0"/>
-                      <a:ext cx="1152000" cy="1152000"/>
+                      <a:ext cx="936000" cy="1462500"/>
                     </a:xfrm>
                     <a:prstGeom prst="rect"/>
                   </pic:spPr>
@@ -7631,6 +7631,1366 @@
           <w:p>
             <w:r>
               <w:t>sawtooth wave, 100-150 Hz, 11 syllables a second, pauses 0.08 s</w:t>
+            </w:r>
+          </w:p>
+        </w:tc>
+      </w:tr>
+    </w:tbl>
+    <w:p>
+      <w:pPr>
+        <w:pStyle w:val="Heading1"/>
+      </w:pPr>
+      <w:r>
+        <w:t>GUS DELGADO  (W)</w:t>
+      </w:r>
+    </w:p>
+    <w:p>
+      <w:r>
+        <w:drawing>
+          <wp:inline xmlns:a="http://schemas.openxmlformats.org/drawingml/2006/main" xmlns:pic="http://schemas.openxmlformats.org/drawingml/2006/picture">
+            <wp:extent cx="936000" cy="1462500"/>
+            <wp:docPr id="85" name="Picture 85"/>
+            <wp:cNvGraphicFramePr>
+              <a:graphicFrameLocks noChangeAspect="1"/>
+            </wp:cNvGraphicFramePr>
+            <a:graphic>
+              <a:graphicData uri="http://schemas.openxmlformats.org/drawingml/2006/picture">
+                <pic:pic>
+                  <pic:nvPicPr>
+                    <pic:cNvPr id="0" name="gus-calm.png"/>
+                    <pic:cNvPicPr/>
+                  </pic:nvPicPr>
+                  <pic:blipFill>
+                    <a:blip r:embed="rId93"/>
+                    <a:stretch>
+                      <a:fillRect/>
+                    </a:stretch>
+                  </pic:blipFill>
+                  <pic:spPr>
+                    <a:xfrm>
+                      <a:off x="0" y="0"/>
+                      <a:ext cx="936000" cy="1462500"/>
+                    </a:xfrm>
+                    <a:prstGeom prst="rect"/>
+                  </pic:spPr>
+                </pic:pic>
+              </a:graphicData>
+            </a:graphic>
+          </wp:inline>
+        </w:drawing>
+      </w:r>
+      <w:r>
+        <w:t xml:space="preserve">  </w:t>
+      </w:r>
+      <w:r>
+        <w:drawing>
+          <wp:inline xmlns:a="http://schemas.openxmlformats.org/drawingml/2006/main" xmlns:pic="http://schemas.openxmlformats.org/drawingml/2006/picture">
+            <wp:extent cx="936000" cy="1462500"/>
+            <wp:docPr id="86" name="Picture 86"/>
+            <wp:cNvGraphicFramePr>
+              <a:graphicFrameLocks noChangeAspect="1"/>
+            </wp:cNvGraphicFramePr>
+            <a:graphic>
+              <a:graphicData uri="http://schemas.openxmlformats.org/drawingml/2006/picture">
+                <pic:pic>
+                  <pic:nvPicPr>
+                    <pic:cNvPr id="0" name="gus-angry.png"/>
+                    <pic:cNvPicPr/>
+                  </pic:nvPicPr>
+                  <pic:blipFill>
+                    <a:blip r:embed="rId94"/>
+                    <a:stretch>
+                      <a:fillRect/>
+                    </a:stretch>
+                  </pic:blipFill>
+                  <pic:spPr>
+                    <a:xfrm>
+                      <a:off x="0" y="0"/>
+                      <a:ext cx="936000" cy="1462500"/>
+                    </a:xfrm>
+                    <a:prstGeom prst="rect"/>
+                  </pic:spPr>
+                </pic:pic>
+              </a:graphicData>
+            </a:graphic>
+          </wp:inline>
+        </w:drawing>
+      </w:r>
+      <w:r>
+        <w:t xml:space="preserve">  </w:t>
+      </w:r>
+      <w:r>
+        <w:drawing>
+          <wp:inline xmlns:a="http://schemas.openxmlformats.org/drawingml/2006/main" xmlns:pic="http://schemas.openxmlformats.org/drawingml/2006/picture">
+            <wp:extent cx="936000" cy="1462500"/>
+            <wp:docPr id="87" name="Picture 87"/>
+            <wp:cNvGraphicFramePr>
+              <a:graphicFrameLocks noChangeAspect="1"/>
+            </wp:cNvGraphicFramePr>
+            <a:graphic>
+              <a:graphicData uri="http://schemas.openxmlformats.org/drawingml/2006/picture">
+                <pic:pic>
+                  <pic:nvPicPr>
+                    <pic:cNvPr id="0" name="gus-smile.png"/>
+                    <pic:cNvPicPr/>
+                  </pic:nvPicPr>
+                  <pic:blipFill>
+                    <a:blip r:embed="rId95"/>
+                    <a:stretch>
+                      <a:fillRect/>
+                    </a:stretch>
+                  </pic:blipFill>
+                  <pic:spPr>
+                    <a:xfrm>
+                      <a:off x="0" y="0"/>
+                      <a:ext cx="936000" cy="1462500"/>
+                    </a:xfrm>
+                    <a:prstGeom prst="rect"/>
+                  </pic:spPr>
+                </pic:pic>
+              </a:graphicData>
+            </a:graphic>
+          </wp:inline>
+        </w:drawing>
+      </w:r>
+      <w:r>
+        <w:t xml:space="preserve">  </w:t>
+      </w:r>
+    </w:p>
+    <w:p>
+      <w:r>
+        <w:rPr>
+          <w:sz w:val="16"/>
+        </w:rPr>
+        <w:t>calm - angry - smiling</w:t>
+      </w:r>
+    </w:p>
+    <w:tbl>
+      <w:tblPr>
+        <w:tblStyle w:val="LightGrid-Accent1"/>
+        <w:tblW w:type="auto" w:w="0"/>
+        <w:tblLook w:firstColumn="1" w:firstRow="1" w:lastColumn="0" w:lastRow="0" w:noHBand="0" w:noVBand="1" w:val="04A0"/>
+      </w:tblPr>
+      <w:tblGrid>
+        <w:gridCol w:w="4320"/>
+        <w:gridCol w:w="4320"/>
+      </w:tblGrid>
+      <w:tr>
+        <w:tc>
+          <w:tcPr>
+            <w:tcW w:type="dxa" w:w="1984"/>
+          </w:tcPr>
+          <w:p>
+            <w:r>
+              <w:t>Who</w:t>
+            </w:r>
+          </w:p>
+        </w:tc>
+        <w:tc>
+          <w:tcPr>
+            <w:tcW w:type="dxa" w:w="7370"/>
+          </w:tcPr>
+          <w:p>
+            <w:r>
+              <w:t>Runs DELGADO HARDWARE in Dockside; the one shopkeeper on the street who will not pay Kessler his rent.</w:t>
+            </w:r>
+          </w:p>
+        </w:tc>
+      </w:tr>
+      <w:tr>
+        <w:tc>
+          <w:tcPr>
+            <w:tcW w:type="dxa" w:w="1984"/>
+          </w:tcPr>
+          <w:p>
+            <w:r>
+              <w:t>Looks</w:t>
+            </w:r>
+          </w:p>
+        </w:tc>
+        <w:tc>
+          <w:tcPr>
+            <w:tcW w:type="dxa" w:w="7370"/>
+          </w:tcPr>
+          <w:p>
+            <w:r>
+              <w:t>Sixties, bald with a grey fringe, round glasses, a grey moustache, a brown shopkeeper's apron over a white shirt; stubborn.</w:t>
+            </w:r>
+          </w:p>
+        </w:tc>
+      </w:tr>
+      <w:tr>
+        <w:tc>
+          <w:tcPr>
+            <w:tcW w:type="dxa" w:w="1984"/>
+          </w:tcPr>
+          <w:p>
+            <w:r>
+              <w:t>Bubble colour</w:t>
+            </w:r>
+          </w:p>
+        </w:tc>
+        <w:tc>
+          <w:tcPr>
+            <w:tcW w:type="dxa" w:w="7370"/>
+          </w:tcPr>
+          <w:p>
+            <w:r>
+              <w:t>#b8a07a</w:t>
+            </w:r>
+          </w:p>
+        </w:tc>
+      </w:tr>
+      <w:tr>
+        <w:tc>
+          <w:tcPr>
+            <w:tcW w:type="dxa" w:w="1984"/>
+          </w:tcPr>
+          <w:p>
+            <w:r>
+              <w:t>In the city</w:t>
+            </w:r>
+          </w:p>
+        </w:tc>
+        <w:tc>
+          <w:tcPr>
+            <w:tcW w:type="dxa" w:w="7370"/>
+          </w:tcPr>
+          <w:p>
+            <w:r>
+              <w:t>shirt #f0ece0, trousers #5a4a3a</w:t>
+            </w:r>
+          </w:p>
+        </w:tc>
+      </w:tr>
+      <w:tr>
+        <w:tc>
+          <w:tcPr>
+            <w:tcW w:type="dxa" w:w="1984"/>
+          </w:tcPr>
+          <w:p>
+            <w:r>
+              <w:t>Portrait recipe</w:t>
+            </w:r>
+          </w:p>
+        </w:tc>
+        <w:tc>
+          <w:tcPr>
+            <w:tcW w:type="dxa" w:w="7370"/>
+          </w:tcPr>
+          <w:p>
+            <w:r>
+              <w:t>skin #c99a76; hair #b0b0b4 (sides); facial hair: moustache; eyes #3a2a1a; hat: none; glasses: reading; top: waistcoat (#7a5a3a / #f0ece0); extras: wrinkles; old, normal build</w:t>
+            </w:r>
+          </w:p>
+        </w:tc>
+      </w:tr>
+      <w:tr>
+        <w:tc>
+          <w:tcPr>
+            <w:tcW w:type="dxa" w:w="1984"/>
+          </w:tcPr>
+          <w:p>
+            <w:r>
+              <w:t>Mumble</w:t>
+            </w:r>
+          </w:p>
+        </w:tc>
+        <w:tc>
+          <w:tcPr>
+            <w:tcW w:type="dxa" w:w="7370"/>
+          </w:tcPr>
+          <w:p>
+            <w:r>
+              <w:t>triangle wave, 120-190 Hz, 10 syllables a second, pauses 0.12 s</w:t>
+            </w:r>
+          </w:p>
+        </w:tc>
+      </w:tr>
+    </w:tbl>
+    <w:p>
+      <w:pPr>
+        <w:pStyle w:val="Heading1"/>
+      </w:pPr>
+      <w:r>
+        <w:t>ROSA'S MAN  (R)</w:t>
+      </w:r>
+    </w:p>
+    <w:p>
+      <w:r>
+        <w:drawing>
+          <wp:inline xmlns:a="http://schemas.openxmlformats.org/drawingml/2006/main" xmlns:pic="http://schemas.openxmlformats.org/drawingml/2006/picture">
+            <wp:extent cx="936000" cy="1462500"/>
+            <wp:docPr id="88" name="Picture 88"/>
+            <wp:cNvGraphicFramePr>
+              <a:graphicFrameLocks noChangeAspect="1"/>
+            </wp:cNvGraphicFramePr>
+            <a:graphic>
+              <a:graphicData uri="http://schemas.openxmlformats.org/drawingml/2006/picture">
+                <pic:pic>
+                  <pic:nvPicPr>
+                    <pic:cNvPr id="0" name="rosaman-calm.png"/>
+                    <pic:cNvPicPr/>
+                  </pic:nvPicPr>
+                  <pic:blipFill>
+                    <a:blip r:embed="rId96"/>
+                    <a:stretch>
+                      <a:fillRect/>
+                    </a:stretch>
+                  </pic:blipFill>
+                  <pic:spPr>
+                    <a:xfrm>
+                      <a:off x="0" y="0"/>
+                      <a:ext cx="936000" cy="1462500"/>
+                    </a:xfrm>
+                    <a:prstGeom prst="rect"/>
+                  </pic:spPr>
+                </pic:pic>
+              </a:graphicData>
+            </a:graphic>
+          </wp:inline>
+        </w:drawing>
+      </w:r>
+      <w:r>
+        <w:t xml:space="preserve">  </w:t>
+      </w:r>
+      <w:r>
+        <w:drawing>
+          <wp:inline xmlns:a="http://schemas.openxmlformats.org/drawingml/2006/main" xmlns:pic="http://schemas.openxmlformats.org/drawingml/2006/picture">
+            <wp:extent cx="936000" cy="1462500"/>
+            <wp:docPr id="89" name="Picture 89"/>
+            <wp:cNvGraphicFramePr>
+              <a:graphicFrameLocks noChangeAspect="1"/>
+            </wp:cNvGraphicFramePr>
+            <a:graphic>
+              <a:graphicData uri="http://schemas.openxmlformats.org/drawingml/2006/picture">
+                <pic:pic>
+                  <pic:nvPicPr>
+                    <pic:cNvPr id="0" name="rosaman-angry.png"/>
+                    <pic:cNvPicPr/>
+                  </pic:nvPicPr>
+                  <pic:blipFill>
+                    <a:blip r:embed="rId97"/>
+                    <a:stretch>
+                      <a:fillRect/>
+                    </a:stretch>
+                  </pic:blipFill>
+                  <pic:spPr>
+                    <a:xfrm>
+                      <a:off x="0" y="0"/>
+                      <a:ext cx="936000" cy="1462500"/>
+                    </a:xfrm>
+                    <a:prstGeom prst="rect"/>
+                  </pic:spPr>
+                </pic:pic>
+              </a:graphicData>
+            </a:graphic>
+          </wp:inline>
+        </w:drawing>
+      </w:r>
+      <w:r>
+        <w:t xml:space="preserve">  </w:t>
+      </w:r>
+      <w:r>
+        <w:drawing>
+          <wp:inline xmlns:a="http://schemas.openxmlformats.org/drawingml/2006/main" xmlns:pic="http://schemas.openxmlformats.org/drawingml/2006/picture">
+            <wp:extent cx="936000" cy="1462500"/>
+            <wp:docPr id="90" name="Picture 90"/>
+            <wp:cNvGraphicFramePr>
+              <a:graphicFrameLocks noChangeAspect="1"/>
+            </wp:cNvGraphicFramePr>
+            <a:graphic>
+              <a:graphicData uri="http://schemas.openxmlformats.org/drawingml/2006/picture">
+                <pic:pic>
+                  <pic:nvPicPr>
+                    <pic:cNvPr id="0" name="rosaman-smile.png"/>
+                    <pic:cNvPicPr/>
+                  </pic:nvPicPr>
+                  <pic:blipFill>
+                    <a:blip r:embed="rId98"/>
+                    <a:stretch>
+                      <a:fillRect/>
+                    </a:stretch>
+                  </pic:blipFill>
+                  <pic:spPr>
+                    <a:xfrm>
+                      <a:off x="0" y="0"/>
+                      <a:ext cx="936000" cy="1462500"/>
+                    </a:xfrm>
+                    <a:prstGeom prst="rect"/>
+                  </pic:spPr>
+                </pic:pic>
+              </a:graphicData>
+            </a:graphic>
+          </wp:inline>
+        </w:drawing>
+      </w:r>
+      <w:r>
+        <w:t xml:space="preserve">  </w:t>
+      </w:r>
+    </w:p>
+    <w:p>
+      <w:r>
+        <w:rPr>
+          <w:sz w:val="16"/>
+        </w:rPr>
+        <w:t>calm - angry - smiling</w:t>
+      </w:r>
+    </w:p>
+    <w:tbl>
+      <w:tblPr>
+        <w:tblStyle w:val="LightGrid-Accent1"/>
+        <w:tblW w:type="auto" w:w="0"/>
+        <w:tblLook w:firstColumn="1" w:firstRow="1" w:lastColumn="0" w:lastRow="0" w:noHBand="0" w:noVBand="1" w:val="04A0"/>
+      </w:tblPr>
+      <w:tblGrid>
+        <w:gridCol w:w="4320"/>
+        <w:gridCol w:w="4320"/>
+      </w:tblGrid>
+      <w:tr>
+        <w:tc>
+          <w:tcPr>
+            <w:tcW w:type="dxa" w:w="1984"/>
+          </w:tcPr>
+          <w:p>
+            <w:r>
+              <w:t>Who</w:t>
+            </w:r>
+          </w:p>
+        </w:tc>
+        <w:tc>
+          <w:tcPr>
+            <w:tcW w:type="dxa" w:w="7370"/>
+          </w:tcPr>
+          <w:p>
+            <w:r>
+              <w:t>One of Rosa Ortega's market men - porters and stall-keepers who stand by her (one bubble for all of them).</w:t>
+            </w:r>
+          </w:p>
+        </w:tc>
+      </w:tr>
+      <w:tr>
+        <w:tc>
+          <w:tcPr>
+            <w:tcW w:type="dxa" w:w="1984"/>
+          </w:tcPr>
+          <w:p>
+            <w:r>
+              <w:t>Looks</w:t>
+            </w:r>
+          </w:p>
+        </w:tc>
+        <w:tc>
+          <w:tcPr>
+            <w:tcW w:type="dxa" w:w="7370"/>
+          </w:tcPr>
+          <w:p>
+            <w:r>
+              <w:t>Thirties, short black hair, stubble, a red bandana over the shoulder, a white vest, strong arms.</w:t>
+            </w:r>
+          </w:p>
+        </w:tc>
+      </w:tr>
+      <w:tr>
+        <w:tc>
+          <w:tcPr>
+            <w:tcW w:type="dxa" w:w="1984"/>
+          </w:tcPr>
+          <w:p>
+            <w:r>
+              <w:t>Bubble colour</w:t>
+            </w:r>
+          </w:p>
+        </w:tc>
+        <w:tc>
+          <w:tcPr>
+            <w:tcW w:type="dxa" w:w="7370"/>
+          </w:tcPr>
+          <w:p>
+            <w:r>
+              <w:t>#e04a5a</w:t>
+            </w:r>
+          </w:p>
+        </w:tc>
+      </w:tr>
+      <w:tr>
+        <w:tc>
+          <w:tcPr>
+            <w:tcW w:type="dxa" w:w="1984"/>
+          </w:tcPr>
+          <w:p>
+            <w:r>
+              <w:t>In the city</w:t>
+            </w:r>
+          </w:p>
+        </w:tc>
+        <w:tc>
+          <w:tcPr>
+            <w:tcW w:type="dxa" w:w="7370"/>
+          </w:tcPr>
+          <w:p>
+            <w:r>
+              <w:t>shirt #f2f2f2, trousers #2a3a5a</w:t>
+            </w:r>
+          </w:p>
+        </w:tc>
+      </w:tr>
+      <w:tr>
+        <w:tc>
+          <w:tcPr>
+            <w:tcW w:type="dxa" w:w="1984"/>
+          </w:tcPr>
+          <w:p>
+            <w:r>
+              <w:t>Portrait recipe</w:t>
+            </w:r>
+          </w:p>
+        </w:tc>
+        <w:tc>
+          <w:tcPr>
+            <w:tcW w:type="dxa" w:w="7370"/>
+          </w:tcPr>
+          <w:p>
+            <w:r>
+              <w:t>skin #b8805a; hair #1a1416 (short); facial hair: stubble; eyes #2a1a12; hat: none; glasses: none; top: tanktop (#f2f2f2 / #e0e0e0); extras: rag; mid, broad build</w:t>
+            </w:r>
+          </w:p>
+        </w:tc>
+      </w:tr>
+      <w:tr>
+        <w:tc>
+          <w:tcPr>
+            <w:tcW w:type="dxa" w:w="1984"/>
+          </w:tcPr>
+          <w:p>
+            <w:r>
+              <w:t>Mumble</w:t>
+            </w:r>
+          </w:p>
+        </w:tc>
+        <w:tc>
+          <w:tcPr>
+            <w:tcW w:type="dxa" w:w="7370"/>
+          </w:tcPr>
+          <w:p>
+            <w:r>
+              <w:t>triangle wave, 110-170 Hz, 11 syllables a second, pauses 0.07 s</w:t>
+            </w:r>
+          </w:p>
+        </w:tc>
+      </w:tr>
+    </w:tbl>
+    <w:p>
+      <w:pPr>
+        <w:pStyle w:val="Heading1"/>
+      </w:pPr>
+      <w:r>
+        <w:t>LENNY GOLD  (G)</w:t>
+      </w:r>
+    </w:p>
+    <w:p>
+      <w:r>
+        <w:drawing>
+          <wp:inline xmlns:a="http://schemas.openxmlformats.org/drawingml/2006/main" xmlns:pic="http://schemas.openxmlformats.org/drawingml/2006/picture">
+            <wp:extent cx="936000" cy="1462500"/>
+            <wp:docPr id="91" name="Picture 91"/>
+            <wp:cNvGraphicFramePr>
+              <a:graphicFrameLocks noChangeAspect="1"/>
+            </wp:cNvGraphicFramePr>
+            <a:graphic>
+              <a:graphicData uri="http://schemas.openxmlformats.org/drawingml/2006/picture">
+                <pic:pic>
+                  <pic:nvPicPr>
+                    <pic:cNvPr id="0" name="lenny-calm.png"/>
+                    <pic:cNvPicPr/>
+                  </pic:nvPicPr>
+                  <pic:blipFill>
+                    <a:blip r:embed="rId99"/>
+                    <a:stretch>
+                      <a:fillRect/>
+                    </a:stretch>
+                  </pic:blipFill>
+                  <pic:spPr>
+                    <a:xfrm>
+                      <a:off x="0" y="0"/>
+                      <a:ext cx="936000" cy="1462500"/>
+                    </a:xfrm>
+                    <a:prstGeom prst="rect"/>
+                  </pic:spPr>
+                </pic:pic>
+              </a:graphicData>
+            </a:graphic>
+          </wp:inline>
+        </w:drawing>
+      </w:r>
+      <w:r>
+        <w:t xml:space="preserve">  </w:t>
+      </w:r>
+      <w:r>
+        <w:drawing>
+          <wp:inline xmlns:a="http://schemas.openxmlformats.org/drawingml/2006/main" xmlns:pic="http://schemas.openxmlformats.org/drawingml/2006/picture">
+            <wp:extent cx="936000" cy="1462500"/>
+            <wp:docPr id="92" name="Picture 92"/>
+            <wp:cNvGraphicFramePr>
+              <a:graphicFrameLocks noChangeAspect="1"/>
+            </wp:cNvGraphicFramePr>
+            <a:graphic>
+              <a:graphicData uri="http://schemas.openxmlformats.org/drawingml/2006/picture">
+                <pic:pic>
+                  <pic:nvPicPr>
+                    <pic:cNvPr id="0" name="lenny-angry.png"/>
+                    <pic:cNvPicPr/>
+                  </pic:nvPicPr>
+                  <pic:blipFill>
+                    <a:blip r:embed="rId100"/>
+                    <a:stretch>
+                      <a:fillRect/>
+                    </a:stretch>
+                  </pic:blipFill>
+                  <pic:spPr>
+                    <a:xfrm>
+                      <a:off x="0" y="0"/>
+                      <a:ext cx="936000" cy="1462500"/>
+                    </a:xfrm>
+                    <a:prstGeom prst="rect"/>
+                  </pic:spPr>
+                </pic:pic>
+              </a:graphicData>
+            </a:graphic>
+          </wp:inline>
+        </w:drawing>
+      </w:r>
+      <w:r>
+        <w:t xml:space="preserve">  </w:t>
+      </w:r>
+      <w:r>
+        <w:drawing>
+          <wp:inline xmlns:a="http://schemas.openxmlformats.org/drawingml/2006/main" xmlns:pic="http://schemas.openxmlformats.org/drawingml/2006/picture">
+            <wp:extent cx="936000" cy="1462500"/>
+            <wp:docPr id="93" name="Picture 93"/>
+            <wp:cNvGraphicFramePr>
+              <a:graphicFrameLocks noChangeAspect="1"/>
+            </wp:cNvGraphicFramePr>
+            <a:graphic>
+              <a:graphicData uri="http://schemas.openxmlformats.org/drawingml/2006/picture">
+                <pic:pic>
+                  <pic:nvPicPr>
+                    <pic:cNvPr id="0" name="lenny-smile.png"/>
+                    <pic:cNvPicPr/>
+                  </pic:nvPicPr>
+                  <pic:blipFill>
+                    <a:blip r:embed="rId101"/>
+                    <a:stretch>
+                      <a:fillRect/>
+                    </a:stretch>
+                  </pic:blipFill>
+                  <pic:spPr>
+                    <a:xfrm>
+                      <a:off x="0" y="0"/>
+                      <a:ext cx="936000" cy="1462500"/>
+                    </a:xfrm>
+                    <a:prstGeom prst="rect"/>
+                  </pic:spPr>
+                </pic:pic>
+              </a:graphicData>
+            </a:graphic>
+          </wp:inline>
+        </w:drawing>
+      </w:r>
+      <w:r>
+        <w:t xml:space="preserve">  </w:t>
+      </w:r>
+    </w:p>
+    <w:p>
+      <w:r>
+        <w:rPr>
+          <w:sz w:val="16"/>
+        </w:rPr>
+        <w:t>calm - angry - smiling</w:t>
+      </w:r>
+    </w:p>
+    <w:tbl>
+      <w:tblPr>
+        <w:tblStyle w:val="LightGrid-Accent1"/>
+        <w:tblW w:type="auto" w:w="0"/>
+        <w:tblLook w:firstColumn="1" w:firstRow="1" w:lastColumn="0" w:lastRow="0" w:noHBand="0" w:noVBand="1" w:val="04A0"/>
+      </w:tblPr>
+      <w:tblGrid>
+        <w:gridCol w:w="4320"/>
+        <w:gridCol w:w="4320"/>
+      </w:tblGrid>
+      <w:tr>
+        <w:tc>
+          <w:tcPr>
+            <w:tcW w:type="dxa" w:w="1984"/>
+          </w:tcPr>
+          <w:p>
+            <w:r>
+              <w:t>Who</w:t>
+            </w:r>
+          </w:p>
+        </w:tc>
+        <w:tc>
+          <w:tcPr>
+            <w:tcW w:type="dxa" w:w="7370"/>
+          </w:tcPr>
+          <w:p>
+            <w:r>
+              <w:t>The Royal Flamingo's pit boss - Crane's man on the casino floor; his men hunt Del and Fay. Shouts at everyone.</w:t>
+            </w:r>
+          </w:p>
+        </w:tc>
+      </w:tr>
+      <w:tr>
+        <w:tc>
+          <w:tcPr>
+            <w:tcW w:type="dxa" w:w="1984"/>
+          </w:tcPr>
+          <w:p>
+            <w:r>
+              <w:t>Looks</w:t>
+            </w:r>
+          </w:p>
+        </w:tc>
+        <w:tc>
+          <w:tcPr>
+            <w:tcW w:type="dxa" w:w="7370"/>
+          </w:tcPr>
+          <w:p>
+            <w:r>
+              <w:t>Forties, heavy, a bad toupee, a burgundy suit, gold chains; shouts at everyone.</w:t>
+            </w:r>
+          </w:p>
+        </w:tc>
+      </w:tr>
+      <w:tr>
+        <w:tc>
+          <w:tcPr>
+            <w:tcW w:type="dxa" w:w="1984"/>
+          </w:tcPr>
+          <w:p>
+            <w:r>
+              <w:t>Bubble colour</w:t>
+            </w:r>
+          </w:p>
+        </w:tc>
+        <w:tc>
+          <w:tcPr>
+            <w:tcW w:type="dxa" w:w="7370"/>
+          </w:tcPr>
+          <w:p>
+            <w:r>
+              <w:t>#d4a017</w:t>
+            </w:r>
+          </w:p>
+        </w:tc>
+      </w:tr>
+      <w:tr>
+        <w:tc>
+          <w:tcPr>
+            <w:tcW w:type="dxa" w:w="1984"/>
+          </w:tcPr>
+          <w:p>
+            <w:r>
+              <w:t>In the city</w:t>
+            </w:r>
+          </w:p>
+        </w:tc>
+        <w:tc>
+          <w:tcPr>
+            <w:tcW w:type="dxa" w:w="7370"/>
+          </w:tcPr>
+          <w:p>
+            <w:r>
+              <w:t>shirt #6a1a2a, trousers #2a1a1e</w:t>
+            </w:r>
+          </w:p>
+        </w:tc>
+      </w:tr>
+      <w:tr>
+        <w:tc>
+          <w:tcPr>
+            <w:tcW w:type="dxa" w:w="1984"/>
+          </w:tcPr>
+          <w:p>
+            <w:r>
+              <w:t>Portrait recipe</w:t>
+            </w:r>
+          </w:p>
+        </w:tc>
+        <w:tc>
+          <w:tcPr>
+            <w:tcW w:type="dxa" w:w="7370"/>
+          </w:tcPr>
+          <w:p>
+            <w:r>
+              <w:t>skin #e8b894; hair #a8642a (combed); facial hair: none; eyes #3a2a1a; hat: none; glasses: none; top: suit (#6a1a2a / #f0e6e0); extras: chain, jowls, sweat; mid, broad build</w:t>
+            </w:r>
+          </w:p>
+        </w:tc>
+      </w:tr>
+      <w:tr>
+        <w:tc>
+          <w:tcPr>
+            <w:tcW w:type="dxa" w:w="1984"/>
+          </w:tcPr>
+          <w:p>
+            <w:r>
+              <w:t>Mumble</w:t>
+            </w:r>
+          </w:p>
+        </w:tc>
+        <w:tc>
+          <w:tcPr>
+            <w:tcW w:type="dxa" w:w="7370"/>
+          </w:tcPr>
+          <w:p>
+            <w:r>
+              <w:t>sawtooth wave, 90-150 Hz, 12 syllables a second, pauses 0.04 s</w:t>
+            </w:r>
+          </w:p>
+        </w:tc>
+      </w:tr>
+    </w:tbl>
+    <w:p>
+      <w:pPr>
+        <w:pStyle w:val="Heading1"/>
+      </w:pPr>
+      <w:r>
+        <w:t>FAY "FINGERS"  (F)</w:t>
+      </w:r>
+    </w:p>
+    <w:p>
+      <w:r>
+        <w:drawing>
+          <wp:inline xmlns:a="http://schemas.openxmlformats.org/drawingml/2006/main" xmlns:pic="http://schemas.openxmlformats.org/drawingml/2006/picture">
+            <wp:extent cx="936000" cy="1462500"/>
+            <wp:docPr id="94" name="Picture 94"/>
+            <wp:cNvGraphicFramePr>
+              <a:graphicFrameLocks noChangeAspect="1"/>
+            </wp:cNvGraphicFramePr>
+            <a:graphic>
+              <a:graphicData uri="http://schemas.openxmlformats.org/drawingml/2006/picture">
+                <pic:pic>
+                  <pic:nvPicPr>
+                    <pic:cNvPr id="0" name="fay-calm.png"/>
+                    <pic:cNvPicPr/>
+                  </pic:nvPicPr>
+                  <pic:blipFill>
+                    <a:blip r:embed="rId102"/>
+                    <a:stretch>
+                      <a:fillRect/>
+                    </a:stretch>
+                  </pic:blipFill>
+                  <pic:spPr>
+                    <a:xfrm>
+                      <a:off x="0" y="0"/>
+                      <a:ext cx="936000" cy="1462500"/>
+                    </a:xfrm>
+                    <a:prstGeom prst="rect"/>
+                  </pic:spPr>
+                </pic:pic>
+              </a:graphicData>
+            </a:graphic>
+          </wp:inline>
+        </w:drawing>
+      </w:r>
+      <w:r>
+        <w:t xml:space="preserve">  </w:t>
+      </w:r>
+      <w:r>
+        <w:drawing>
+          <wp:inline xmlns:a="http://schemas.openxmlformats.org/drawingml/2006/main" xmlns:pic="http://schemas.openxmlformats.org/drawingml/2006/picture">
+            <wp:extent cx="936000" cy="1462500"/>
+            <wp:docPr id="95" name="Picture 95"/>
+            <wp:cNvGraphicFramePr>
+              <a:graphicFrameLocks noChangeAspect="1"/>
+            </wp:cNvGraphicFramePr>
+            <a:graphic>
+              <a:graphicData uri="http://schemas.openxmlformats.org/drawingml/2006/picture">
+                <pic:pic>
+                  <pic:nvPicPr>
+                    <pic:cNvPr id="0" name="fay-angry.png"/>
+                    <pic:cNvPicPr/>
+                  </pic:nvPicPr>
+                  <pic:blipFill>
+                    <a:blip r:embed="rId103"/>
+                    <a:stretch>
+                      <a:fillRect/>
+                    </a:stretch>
+                  </pic:blipFill>
+                  <pic:spPr>
+                    <a:xfrm>
+                      <a:off x="0" y="0"/>
+                      <a:ext cx="936000" cy="1462500"/>
+                    </a:xfrm>
+                    <a:prstGeom prst="rect"/>
+                  </pic:spPr>
+                </pic:pic>
+              </a:graphicData>
+            </a:graphic>
+          </wp:inline>
+        </w:drawing>
+      </w:r>
+      <w:r>
+        <w:t xml:space="preserve">  </w:t>
+      </w:r>
+      <w:r>
+        <w:drawing>
+          <wp:inline xmlns:a="http://schemas.openxmlformats.org/drawingml/2006/main" xmlns:pic="http://schemas.openxmlformats.org/drawingml/2006/picture">
+            <wp:extent cx="936000" cy="1462500"/>
+            <wp:docPr id="96" name="Picture 96"/>
+            <wp:cNvGraphicFramePr>
+              <a:graphicFrameLocks noChangeAspect="1"/>
+            </wp:cNvGraphicFramePr>
+            <a:graphic>
+              <a:graphicData uri="http://schemas.openxmlformats.org/drawingml/2006/picture">
+                <pic:pic>
+                  <pic:nvPicPr>
+                    <pic:cNvPr id="0" name="fay-smile.png"/>
+                    <pic:cNvPicPr/>
+                  </pic:nvPicPr>
+                  <pic:blipFill>
+                    <a:blip r:embed="rId104"/>
+                    <a:stretch>
+                      <a:fillRect/>
+                    </a:stretch>
+                  </pic:blipFill>
+                  <pic:spPr>
+                    <a:xfrm>
+                      <a:off x="0" y="0"/>
+                      <a:ext cx="936000" cy="1462500"/>
+                    </a:xfrm>
+                    <a:prstGeom prst="rect"/>
+                  </pic:spPr>
+                </pic:pic>
+              </a:graphicData>
+            </a:graphic>
+          </wp:inline>
+        </w:drawing>
+      </w:r>
+      <w:r>
+        <w:t xml:space="preserve">  </w:t>
+      </w:r>
+    </w:p>
+    <w:p>
+      <w:r>
+        <w:rPr>
+          <w:sz w:val="16"/>
+        </w:rPr>
+        <w:t>calm - angry - smiling</w:t>
+      </w:r>
+    </w:p>
+    <w:tbl>
+      <w:tblPr>
+        <w:tblStyle w:val="LightGrid-Accent1"/>
+        <w:tblW w:type="auto" w:w="0"/>
+        <w:tblLook w:firstColumn="1" w:firstRow="1" w:lastColumn="0" w:lastRow="0" w:noHBand="0" w:noVBand="1" w:val="04A0"/>
+      </w:tblPr>
+      <w:tblGrid>
+        <w:gridCol w:w="4320"/>
+        <w:gridCol w:w="4320"/>
+      </w:tblGrid>
+      <w:tr>
+        <w:tc>
+          <w:tcPr>
+            <w:tcW w:type="dxa" w:w="1984"/>
+          </w:tcPr>
+          <w:p>
+            <w:r>
+              <w:t>Who</w:t>
+            </w:r>
+          </w:p>
+        </w:tc>
+        <w:tc>
+          <w:tcPr>
+            <w:tcW w:type="dxa" w:w="7370"/>
+          </w:tcPr>
+          <w:p>
+            <w:r>
+              <w:t>A safecracker with the steadiest hands in Florida; Gold's men hold her in the lunapark's funhouse. The vault's lock is hers.</w:t>
+            </w:r>
+          </w:p>
+        </w:tc>
+      </w:tr>
+      <w:tr>
+        <w:tc>
+          <w:tcPr>
+            <w:tcW w:type="dxa" w:w="1984"/>
+          </w:tcPr>
+          <w:p>
+            <w:r>
+              <w:t>Looks</w:t>
+            </w:r>
+          </w:p>
+        </w:tc>
+        <w:tc>
+          <w:tcPr>
+            <w:tcW w:type="dxa" w:w="7370"/>
+          </w:tcPr>
+          <w:p>
+            <w:r>
+              <w:t>Twenties, a dyed red undercut, a black leather jacket, a nose ring; talks fast.</w:t>
+            </w:r>
+          </w:p>
+        </w:tc>
+      </w:tr>
+      <w:tr>
+        <w:tc>
+          <w:tcPr>
+            <w:tcW w:type="dxa" w:w="1984"/>
+          </w:tcPr>
+          <w:p>
+            <w:r>
+              <w:t>Bubble colour</w:t>
+            </w:r>
+          </w:p>
+        </w:tc>
+        <w:tc>
+          <w:tcPr>
+            <w:tcW w:type="dxa" w:w="7370"/>
+          </w:tcPr>
+          <w:p>
+            <w:r>
+              <w:t>#ff3b6b</w:t>
+            </w:r>
+          </w:p>
+        </w:tc>
+      </w:tr>
+      <w:tr>
+        <w:tc>
+          <w:tcPr>
+            <w:tcW w:type="dxa" w:w="1984"/>
+          </w:tcPr>
+          <w:p>
+            <w:r>
+              <w:t>In the city</w:t>
+            </w:r>
+          </w:p>
+        </w:tc>
+        <w:tc>
+          <w:tcPr>
+            <w:tcW w:type="dxa" w:w="7370"/>
+          </w:tcPr>
+          <w:p>
+            <w:r>
+              <w:t>shirt #1a1a20, trousers #2a2a3a</w:t>
+            </w:r>
+          </w:p>
+        </w:tc>
+      </w:tr>
+      <w:tr>
+        <w:tc>
+          <w:tcPr>
+            <w:tcW w:type="dxa" w:w="1984"/>
+          </w:tcPr>
+          <w:p>
+            <w:r>
+              <w:t>Portrait recipe</w:t>
+            </w:r>
+          </w:p>
+        </w:tc>
+        <w:tc>
+          <w:tcPr>
+            <w:tcW w:type="dxa" w:w="7370"/>
+          </w:tcPr>
+          <w:p>
+            <w:r>
+              <w:t>skin #f0c8a8; hair #d0202a (pixie); facial hair: none; eyes #2a6a3a; hat: none; glasses: none; top: leather (#1a1a20 / #c8202c); extras: nosering, earring; young, slim build</w:t>
+            </w:r>
+          </w:p>
+        </w:tc>
+      </w:tr>
+      <w:tr>
+        <w:tc>
+          <w:tcPr>
+            <w:tcW w:type="dxa" w:w="1984"/>
+          </w:tcPr>
+          <w:p>
+            <w:r>
+              <w:t>Mumble</w:t>
+            </w:r>
+          </w:p>
+        </w:tc>
+        <w:tc>
+          <w:tcPr>
+            <w:tcW w:type="dxa" w:w="7370"/>
+          </w:tcPr>
+          <w:p>
+            <w:r>
+              <w:t>square wave, 280-440 Hz, 17 syllables a second, pauses 0.02 s</w:t>
+            </w:r>
+          </w:p>
+        </w:tc>
+      </w:tr>
+    </w:tbl>
+    <w:p>
+      <w:pPr>
+        <w:pStyle w:val="Heading1"/>
+      </w:pPr>
+      <w:r>
+        <w:t>CASINO GUARD  (Q)</w:t>
+      </w:r>
+    </w:p>
+    <w:p>
+      <w:r>
+        <w:drawing>
+          <wp:inline xmlns:a="http://schemas.openxmlformats.org/drawingml/2006/main" xmlns:pic="http://schemas.openxmlformats.org/drawingml/2006/picture">
+            <wp:extent cx="936000" cy="1462500"/>
+            <wp:docPr id="97" name="Picture 97"/>
+            <wp:cNvGraphicFramePr>
+              <a:graphicFrameLocks noChangeAspect="1"/>
+            </wp:cNvGraphicFramePr>
+            <a:graphic>
+              <a:graphicData uri="http://schemas.openxmlformats.org/drawingml/2006/picture">
+                <pic:pic>
+                  <pic:nvPicPr>
+                    <pic:cNvPr id="0" name="cguard-calm.png"/>
+                    <pic:cNvPicPr/>
+                  </pic:nvPicPr>
+                  <pic:blipFill>
+                    <a:blip r:embed="rId105"/>
+                    <a:stretch>
+                      <a:fillRect/>
+                    </a:stretch>
+                  </pic:blipFill>
+                  <pic:spPr>
+                    <a:xfrm>
+                      <a:off x="0" y="0"/>
+                      <a:ext cx="936000" cy="1462500"/>
+                    </a:xfrm>
+                    <a:prstGeom prst="rect"/>
+                  </pic:spPr>
+                </pic:pic>
+              </a:graphicData>
+            </a:graphic>
+          </wp:inline>
+        </w:drawing>
+      </w:r>
+      <w:r>
+        <w:t xml:space="preserve">  </w:t>
+      </w:r>
+      <w:r>
+        <w:drawing>
+          <wp:inline xmlns:a="http://schemas.openxmlformats.org/drawingml/2006/main" xmlns:pic="http://schemas.openxmlformats.org/drawingml/2006/picture">
+            <wp:extent cx="936000" cy="1462500"/>
+            <wp:docPr id="98" name="Picture 98"/>
+            <wp:cNvGraphicFramePr>
+              <a:graphicFrameLocks noChangeAspect="1"/>
+            </wp:cNvGraphicFramePr>
+            <a:graphic>
+              <a:graphicData uri="http://schemas.openxmlformats.org/drawingml/2006/picture">
+                <pic:pic>
+                  <pic:nvPicPr>
+                    <pic:cNvPr id="0" name="cguard-angry.png"/>
+                    <pic:cNvPicPr/>
+                  </pic:nvPicPr>
+                  <pic:blipFill>
+                    <a:blip r:embed="rId106"/>
+                    <a:stretch>
+                      <a:fillRect/>
+                    </a:stretch>
+                  </pic:blipFill>
+                  <pic:spPr>
+                    <a:xfrm>
+                      <a:off x="0" y="0"/>
+                      <a:ext cx="936000" cy="1462500"/>
+                    </a:xfrm>
+                    <a:prstGeom prst="rect"/>
+                  </pic:spPr>
+                </pic:pic>
+              </a:graphicData>
+            </a:graphic>
+          </wp:inline>
+        </w:drawing>
+      </w:r>
+      <w:r>
+        <w:t xml:space="preserve">  </w:t>
+      </w:r>
+      <w:r>
+        <w:drawing>
+          <wp:inline xmlns:a="http://schemas.openxmlformats.org/drawingml/2006/main" xmlns:pic="http://schemas.openxmlformats.org/drawingml/2006/picture">
+            <wp:extent cx="936000" cy="1462500"/>
+            <wp:docPr id="99" name="Picture 99"/>
+            <wp:cNvGraphicFramePr>
+              <a:graphicFrameLocks noChangeAspect="1"/>
+            </wp:cNvGraphicFramePr>
+            <a:graphic>
+              <a:graphicData uri="http://schemas.openxmlformats.org/drawingml/2006/picture">
+                <pic:pic>
+                  <pic:nvPicPr>
+                    <pic:cNvPr id="0" name="cguard-smile.png"/>
+                    <pic:cNvPicPr/>
+                  </pic:nvPicPr>
+                  <pic:blipFill>
+                    <a:blip r:embed="rId107"/>
+                    <a:stretch>
+                      <a:fillRect/>
+                    </a:stretch>
+                  </pic:blipFill>
+                  <pic:spPr>
+                    <a:xfrm>
+                      <a:off x="0" y="0"/>
+                      <a:ext cx="936000" cy="1462500"/>
+                    </a:xfrm>
+                    <a:prstGeom prst="rect"/>
+                  </pic:spPr>
+                </pic:pic>
+              </a:graphicData>
+            </a:graphic>
+          </wp:inline>
+        </w:drawing>
+      </w:r>
+      <w:r>
+        <w:t xml:space="preserve">  </w:t>
+      </w:r>
+    </w:p>
+    <w:p>
+      <w:r>
+        <w:rPr>
+          <w:sz w:val="16"/>
+        </w:rPr>
+        <w:t>calm - angry - smiling</w:t>
+      </w:r>
+    </w:p>
+    <w:tbl>
+      <w:tblPr>
+        <w:tblStyle w:val="LightGrid-Accent1"/>
+        <w:tblW w:type="auto" w:w="0"/>
+        <w:tblLook w:firstColumn="1" w:firstRow="1" w:lastColumn="0" w:lastRow="0" w:noHBand="0" w:noVBand="1" w:val="04A0"/>
+      </w:tblPr>
+      <w:tblGrid>
+        <w:gridCol w:w="4320"/>
+        <w:gridCol w:w="4320"/>
+      </w:tblGrid>
+      <w:tr>
+        <w:tc>
+          <w:tcPr>
+            <w:tcW w:type="dxa" w:w="1984"/>
+          </w:tcPr>
+          <w:p>
+            <w:r>
+              <w:t>Who</w:t>
+            </w:r>
+          </w:p>
+        </w:tc>
+        <w:tc>
+          <w:tcPr>
+            <w:tcW w:type="dxa" w:w="7370"/>
+          </w:tcPr>
+          <w:p>
+            <w:r>
+              <w:t>The Royal Flamingo's guards (one bubble for all of them).</w:t>
+            </w:r>
+          </w:p>
+        </w:tc>
+      </w:tr>
+      <w:tr>
+        <w:tc>
+          <w:tcPr>
+            <w:tcW w:type="dxa" w:w="1984"/>
+          </w:tcPr>
+          <w:p>
+            <w:r>
+              <w:t>Looks</w:t>
+            </w:r>
+          </w:p>
+        </w:tc>
+        <w:tc>
+          <w:tcPr>
+            <w:tcW w:type="dxa" w:w="7370"/>
+          </w:tcPr>
+          <w:p>
+            <w:r>
+              <w:t>Thirties, a crew cut, a black suit with a gold flamingo pin, an earpiece.</w:t>
+            </w:r>
+          </w:p>
+        </w:tc>
+      </w:tr>
+      <w:tr>
+        <w:tc>
+          <w:tcPr>
+            <w:tcW w:type="dxa" w:w="1984"/>
+          </w:tcPr>
+          <w:p>
+            <w:r>
+              <w:t>Bubble colour</w:t>
+            </w:r>
+          </w:p>
+        </w:tc>
+        <w:tc>
+          <w:tcPr>
+            <w:tcW w:type="dxa" w:w="7370"/>
+          </w:tcPr>
+          <w:p>
+            <w:r>
+              <w:t>#8a8fa8</w:t>
+            </w:r>
+          </w:p>
+        </w:tc>
+      </w:tr>
+      <w:tr>
+        <w:tc>
+          <w:tcPr>
+            <w:tcW w:type="dxa" w:w="1984"/>
+          </w:tcPr>
+          <w:p>
+            <w:r>
+              <w:t>In the city</w:t>
+            </w:r>
+          </w:p>
+        </w:tc>
+        <w:tc>
+          <w:tcPr>
+            <w:tcW w:type="dxa" w:w="7370"/>
+          </w:tcPr>
+          <w:p>
+            <w:r>
+              <w:t>shirt #16161c, trousers #16161c</w:t>
+            </w:r>
+          </w:p>
+        </w:tc>
+      </w:tr>
+      <w:tr>
+        <w:tc>
+          <w:tcPr>
+            <w:tcW w:type="dxa" w:w="1984"/>
+          </w:tcPr>
+          <w:p>
+            <w:r>
+              <w:t>Portrait recipe</w:t>
+            </w:r>
+          </w:p>
+        </w:tc>
+        <w:tc>
+          <w:tcPr>
+            <w:tcW w:type="dxa" w:w="7370"/>
+          </w:tcPr>
+          <w:p>
+            <w:r>
+              <w:t>skin #c89a76; hair #2a1a14 (buzz); facial hair: none; eyes #3a2a1a; hat: none; glasses: none; top: suit (#16161c / #f0f0f0); extras: earring; mid, broad build</w:t>
+            </w:r>
+          </w:p>
+        </w:tc>
+      </w:tr>
+      <w:tr>
+        <w:tc>
+          <w:tcPr>
+            <w:tcW w:type="dxa" w:w="1984"/>
+          </w:tcPr>
+          <w:p>
+            <w:r>
+              <w:t>Mumble</w:t>
+            </w:r>
+          </w:p>
+        </w:tc>
+        <w:tc>
+          <w:tcPr>
+            <w:tcW w:type="dxa" w:w="7370"/>
+          </w:tcPr>
+          <w:p>
+            <w:r>
+              <w:t>square wave, 120-170 Hz, 10 syllables a second, pauses 0.06 s</w:t>
             </w:r>
           </w:p>
         </w:tc>

--- a/docs/Characters.docx
+++ b/docs/Characters.docx
@@ -4105,7 +4105,7 @@
         <w:pStyle w:val="Heading1"/>
       </w:pPr>
       <w:r>
-        <w:t>BULL KESSLER  (B)</w:t>
+        <w:t>UNKNOWN CALLER  (?)</w:t>
       </w:r>
     </w:p>
     <w:p>
@@ -4121,7 +4121,7 @@
               <a:graphicData uri="http://schemas.openxmlformats.org/drawingml/2006/picture">
                 <pic:pic>
                   <pic:nvPicPr>
-                    <pic:cNvPr id="0" name="kessler-calm.png"/>
+                    <pic:cNvPr id="0" name="anon-calm.png"/>
                     <pic:cNvPicPr/>
                   </pic:nvPicPr>
                   <pic:blipFill>
@@ -4158,7 +4158,7 @@
               <a:graphicData uri="http://schemas.openxmlformats.org/drawingml/2006/picture">
                 <pic:pic>
                   <pic:nvPicPr>
-                    <pic:cNvPr id="0" name="kessler-angry.png"/>
+                    <pic:cNvPr id="0" name="anon-angry.png"/>
                     <pic:cNvPicPr/>
                   </pic:nvPicPr>
                   <pic:blipFill>
@@ -4195,7 +4195,7 @@
               <a:graphicData uri="http://schemas.openxmlformats.org/drawingml/2006/picture">
                 <pic:pic>
                   <pic:nvPicPr>
-                    <pic:cNvPr id="0" name="kessler-smile.png"/>
+                    <pic:cNvPr id="0" name="anon-smile.png"/>
                     <pic:cNvPicPr/>
                   </pic:nvPicPr>
                   <pic:blipFill>
@@ -4256,7 +4256,7 @@
           </w:tcPr>
           <w:p>
             <w:r>
-              <w:t>Bruno "Bull" Kessler, Crane's muscle and the Dockside gang boss; loud, likes tough men, fears only Crane.</w:t>
+              <w:t>The voice on the phone who knows too much - the unseen helper's tip (M22). No portrait on purpose: a shadow with a question mark.</w:t>
             </w:r>
           </w:p>
         </w:tc>
@@ -4278,7 +4278,7 @@
           </w:tcPr>
           <w:p>
             <w:r>
-              <w:t>Forties, huge, a big neck, a shaved head, a blond goatee, a white tank top, gold chains, a tattoo on the shoulder.</w:t>
+              <w:t>Never seen: a low, careful voice from a pay phone.</w:t>
             </w:r>
           </w:p>
         </w:tc>
@@ -4300,7 +4300,7 @@
           </w:tcPr>
           <w:p>
             <w:r>
-              <w:t>#ff5a1f</w:t>
+              <w:t>#9aa0b4</w:t>
             </w:r>
           </w:p>
         </w:tc>
@@ -4322,7 +4322,7 @@
           </w:tcPr>
           <w:p>
             <w:r>
-              <w:t>shirt #f2f2ee, trousers #3a4a6a</w:t>
+              <w:t>shirt #1c1e28, trousers #1c1e28</w:t>
             </w:r>
           </w:p>
         </w:tc>
@@ -4344,7 +4344,7 @@
           </w:tcPr>
           <w:p>
             <w:r>
-              <w:t>skin #d9a27a; hair #e0c070 (bald); facial hair: goatee; eyes #5a7a9a; hat: none; glasses: none; top: tanktop (#f2f2ee / #d8d8d2); extras: chain, tattoo; mid, broad build</w:t>
+              <w:t>skin #c48a60; hair #1e1a1c (slick); facial hair: none; eyes #3a2618; hat: chauffeur; glasses: none; top: suit (#1c1e28 / #f0ece4); extras: none; mid, normal build</w:t>
             </w:r>
           </w:p>
         </w:tc>
@@ -4366,7 +4366,7 @@
           </w:tcPr>
           <w:p>
             <w:r>
-              <w:t>sawtooth wave, 70-110 Hz, 11 syllables a second, pauses 0.06 s</w:t>
+              <w:t>sine wave, 80-110 Hz, 8 syllables a second, pauses 0.16 s</w:t>
             </w:r>
           </w:p>
         </w:tc>
@@ -4377,7 +4377,7 @@
         <w:pStyle w:val="Heading1"/>
       </w:pPr>
       <w:r>
-        <w:t>ROSA ORTEGA  (R)</w:t>
+        <w:t>WALTER FINCH  (W)</w:t>
       </w:r>
     </w:p>
     <w:p>
@@ -4393,7 +4393,7 @@
               <a:graphicData uri="http://schemas.openxmlformats.org/drawingml/2006/picture">
                 <pic:pic>
                   <pic:nvPicPr>
-                    <pic:cNvPr id="0" name="rosa-calm.png"/>
+                    <pic:cNvPr id="0" name="finch-calm.png"/>
                     <pic:cNvPicPr/>
                   </pic:nvPicPr>
                   <pic:blipFill>
@@ -4430,7 +4430,7 @@
               <a:graphicData uri="http://schemas.openxmlformats.org/drawingml/2006/picture">
                 <pic:pic>
                   <pic:nvPicPr>
-                    <pic:cNvPr id="0" name="rosa-angry.png"/>
+                    <pic:cNvPr id="0" name="finch-angry.png"/>
                     <pic:cNvPicPr/>
                   </pic:nvPicPr>
                   <pic:blipFill>
@@ -4467,7 +4467,7 @@
               <a:graphicData uri="http://schemas.openxmlformats.org/drawingml/2006/picture">
                 <pic:pic>
                   <pic:nvPicPr>
-                    <pic:cNvPr id="0" name="rosa-smile.png"/>
+                    <pic:cNvPr id="0" name="finch-smile.png"/>
                     <pic:cNvPicPr/>
                   </pic:nvPicPr>
                   <pic:blipFill>
@@ -4528,7 +4528,7 @@
           </w:tcPr>
           <w:p>
             <w:r>
-              <w:t>Mercado's market boss: tough and warm; takes Danny in against Kessler and becomes part of his crew.</w:t>
+              <w:t>Crane's notary, who forged the Colony's deed; nervous and talkative - he confesses at the courthouse (H8) if he lives to get there.</w:t>
             </w:r>
           </w:p>
         </w:tc>
@@ -4550,7 +4550,7 @@
           </w:tcPr>
           <w:p>
             <w:r>
-              <w:t>Forties, black hair pulled back tight, big gold hoop earrings, red lipstick, a red blouse with rolled sleeves, a gold chain.</w:t>
+              <w:t>Sixties, thin, a grey three-piece suit, round glasses, thinning grey hair, a briefcase he never lets go of.</w:t>
             </w:r>
           </w:p>
         </w:tc>
@@ -4572,7 +4572,7 @@
           </w:tcPr>
           <w:p>
             <w:r>
-              <w:t>#d41e3c</w:t>
+              <w:t>#b8c4d0</w:t>
             </w:r>
           </w:p>
         </w:tc>
@@ -4594,7 +4594,7 @@
           </w:tcPr>
           <w:p>
             <w:r>
-              <w:t>shirt #c8243a, trousers #1a1a20</w:t>
+              <w:t>shirt #6a6e78, trousers #6a6e78</w:t>
             </w:r>
           </w:p>
         </w:tc>
@@ -4616,7 +4616,7 @@
           </w:tcPr>
           <w:p>
             <w:r>
-              <w:t>skin #c08458; hair #141018 (pulled); facial hair: none; eyes #2a1a12; hat: none; glasses: none; top: blouse (#c8243a / #9a1a2c); extras: hoops, lipstick, chain; mid, normal build</w:t>
+              <w:t>skin #ecc8a8; hair #a8a8a8 (combed); facial hair: none; eyes #5a6a7a; hat: none; glasses: reading; top: suit (#6a6e78 / #f0ece4); extras: sweat, wrinkles; old, slim build</w:t>
             </w:r>
           </w:p>
         </w:tc>
@@ -4638,7 +4638,7 @@
           </w:tcPr>
           <w:p>
             <w:r>
-              <w:t>triangle wave, 190-300 Hz, 12 syllables a second, pauses 0.08 s</w:t>
+              <w:t>triangle wave, 150-240 Hz, 13 syllables a second, pauses 0.08 s</w:t>
             </w:r>
           </w:p>
         </w:tc>
@@ -4649,7 +4649,7 @@
         <w:pStyle w:val="Heading1"/>
       </w:pPr>
       <w:r>
-        <w:t>NINA PARK  (N)</w:t>
+        <w:t>BULL KESSLER  (B)</w:t>
       </w:r>
     </w:p>
     <w:p>
@@ -4665,7 +4665,7 @@
               <a:graphicData uri="http://schemas.openxmlformats.org/drawingml/2006/picture">
                 <pic:pic>
                   <pic:nvPicPr>
-                    <pic:cNvPr id="0" name="nina-calm.png"/>
+                    <pic:cNvPr id="0" name="kessler-calm.png"/>
                     <pic:cNvPicPr/>
                   </pic:nvPicPr>
                   <pic:blipFill>
@@ -4702,7 +4702,7 @@
               <a:graphicData uri="http://schemas.openxmlformats.org/drawingml/2006/picture">
                 <pic:pic>
                   <pic:nvPicPr>
-                    <pic:cNvPr id="0" name="nina-angry.png"/>
+                    <pic:cNvPr id="0" name="kessler-angry.png"/>
                     <pic:cNvPicPr/>
                   </pic:nvPicPr>
                   <pic:blipFill>
@@ -4739,7 +4739,7 @@
               <a:graphicData uri="http://schemas.openxmlformats.org/drawingml/2006/picture">
                 <pic:pic>
                   <pic:nvPicPr>
-                    <pic:cNvPr id="0" name="nina-smile.png"/>
+                    <pic:cNvPr id="0" name="kessler-smile.png"/>
                     <pic:cNvPicPr/>
                   </pic:nvPicPr>
                   <pic:blipFill>
@@ -4800,7 +4800,7 @@
           </w:tcPr>
           <w:p>
             <w:r>
-              <w:t>A Bay TV reporter who has dug into Crane for years; quick and fearless; trades what she knows for Danny's help.</w:t>
+              <w:t>Bruno "Bull" Kessler, Crane's muscle and the Dockside gang boss; loud, likes tough men, fears only Crane.</w:t>
             </w:r>
           </w:p>
         </w:tc>
@@ -4822,7 +4822,7 @@
           </w:tcPr>
           <w:p>
             <w:r>
-              <w:t>Thirties, a sharp black bob, a mustard blazer with big 90s shoulders over a black top, small gold earrings.</w:t>
+              <w:t>Forties, huge, a big neck, a shaved head, a blond goatee, a white tank top, gold chains, a tattoo on the shoulder.</w:t>
             </w:r>
           </w:p>
         </w:tc>
@@ -4844,7 +4844,7 @@
           </w:tcPr>
           <w:p>
             <w:r>
-              <w:t>#ffb000</w:t>
+              <w:t>#ff5a1f</w:t>
             </w:r>
           </w:p>
         </w:tc>
@@ -4866,7 +4866,7 @@
           </w:tcPr>
           <w:p>
             <w:r>
-              <w:t>shirt #d4a020, trousers #1a1a20</w:t>
+              <w:t>shirt #f2f2ee, trousers #3a4a6a</w:t>
             </w:r>
           </w:p>
         </w:tc>
@@ -4888,7 +4888,7 @@
           </w:tcPr>
           <w:p>
             <w:r>
-              <w:t>skin #e6c49e; hair #121014 (bob); facial hair: none; eyes #2a1a14; hat: none; glasses: none; top: blazer (#d4a020 / #1a1a20); extras: earring, lipstick; mid, slim build</w:t>
+              <w:t>skin #d9a27a; hair #e0c070 (bald); facial hair: goatee; eyes #5a7a9a; hat: none; glasses: none; top: tanktop (#f2f2ee / #d8d8d2); extras: chain, tattoo; mid, broad build</w:t>
             </w:r>
           </w:p>
         </w:tc>
@@ -4910,7 +4910,7 @@
           </w:tcPr>
           <w:p>
             <w:r>
-              <w:t>square wave, 240-380 Hz, 15 syllables a second, pauses 0.03 s</w:t>
+              <w:t>sawtooth wave, 70-110 Hz, 11 syllables a second, pauses 0.06 s</w:t>
             </w:r>
           </w:p>
         </w:tc>
@@ -4921,7 +4921,7 @@
         <w:pStyle w:val="Heading1"/>
       </w:pPr>
       <w:r>
-        <w:t>LEONARD SACHS  (A)</w:t>
+        <w:t>ROSA ORTEGA  (R)</w:t>
       </w:r>
     </w:p>
     <w:p>
@@ -4937,7 +4937,7 @@
               <a:graphicData uri="http://schemas.openxmlformats.org/drawingml/2006/picture">
                 <pic:pic>
                   <pic:nvPicPr>
-                    <pic:cNvPr id="0" name="sachs-calm.png"/>
+                    <pic:cNvPr id="0" name="rosa-calm.png"/>
                     <pic:cNvPicPr/>
                   </pic:nvPicPr>
                   <pic:blipFill>
@@ -4974,7 +4974,7 @@
               <a:graphicData uri="http://schemas.openxmlformats.org/drawingml/2006/picture">
                 <pic:pic>
                   <pic:nvPicPr>
-                    <pic:cNvPr id="0" name="sachs-angry.png"/>
+                    <pic:cNvPr id="0" name="rosa-angry.png"/>
                     <pic:cNvPicPr/>
                   </pic:nvPicPr>
                   <pic:blipFill>
@@ -5011,7 +5011,7 @@
               <a:graphicData uri="http://schemas.openxmlformats.org/drawingml/2006/picture">
                 <pic:pic>
                   <pic:nvPicPr>
-                    <pic:cNvPr id="0" name="sachs-smile.png"/>
+                    <pic:cNvPr id="0" name="rosa-smile.png"/>
                     <pic:cNvPicPr/>
                   </pic:nvPicPr>
                   <pic:blipFill>
@@ -5072,7 +5072,7 @@
           </w:tcPr>
           <w:p>
             <w:r>
-              <w:t>Crane's lawyer, who moves the money; cheerful, friendly - and dangerous under the smile.</w:t>
+              <w:t>Mercado's market boss: tough and warm; takes Danny in against Kessler and becomes part of his crew.</w:t>
             </w:r>
           </w:p>
         </w:tc>
@@ -5094,7 +5094,7 @@
           </w:tcPr>
           <w:p>
             <w:r>
-              <w:t>Fifties, round and cheerful, thinning hair, a brown suit, a red bow tie, a pocket watch.</w:t>
+              <w:t>Forties, black hair pulled back tight, big gold hoop earrings, red lipstick, a red blouse with rolled sleeves, a gold chain.</w:t>
             </w:r>
           </w:p>
         </w:tc>
@@ -5116,7 +5116,7 @@
           </w:tcPr>
           <w:p>
             <w:r>
-              <w:t>#9ad08a</w:t>
+              <w:t>#d41e3c</w:t>
             </w:r>
           </w:p>
         </w:tc>
@@ -5138,7 +5138,7 @@
           </w:tcPr>
           <w:p>
             <w:r>
-              <w:t>shirt #5a4a3a, trousers #5a4a3a</w:t>
+              <w:t>shirt #c8243a, trousers #1a1a20</w:t>
             </w:r>
           </w:p>
         </w:tc>
@@ -5160,7 +5160,7 @@
           </w:tcPr>
           <w:p>
             <w:r>
-              <w:t>skin #f0c8a8; hair #8a7a6a (sides); facial hair: none; eyes #4a5a3a; hat: none; glasses: none; top: suit (#5a4a3a / #f0ece0); extras: bowtie, jowls; mid, broad build</w:t>
+              <w:t>skin #c08458; hair #141018 (pulled); facial hair: none; eyes #2a1a12; hat: none; glasses: none; top: blouse (#c8243a / #9a1a2c); extras: hoops, lipstick, chain; mid, normal build</w:t>
             </w:r>
           </w:p>
         </w:tc>
@@ -5182,7 +5182,7 @@
           </w:tcPr>
           <w:p>
             <w:r>
-              <w:t>sine wave, 130-200 Hz, 10 syllables a second, pauses 0.12 s</w:t>
+              <w:t>triangle wave, 190-300 Hz, 12 syllables a second, pauses 0.08 s</w:t>
             </w:r>
           </w:p>
         </w:tc>
@@ -5193,7 +5193,7 @@
         <w:pStyle w:val="Heading1"/>
       </w:pPr>
       <w:r>
-        <w:t>CHIEF HOLLOWAY  (H)</w:t>
+        <w:t>NINA PARK  (N)</w:t>
       </w:r>
     </w:p>
     <w:p>
@@ -5209,7 +5209,7 @@
               <a:graphicData uri="http://schemas.openxmlformats.org/drawingml/2006/picture">
                 <pic:pic>
                   <pic:nvPicPr>
-                    <pic:cNvPr id="0" name="holloway-calm.png"/>
+                    <pic:cNvPr id="0" name="nina-calm.png"/>
                     <pic:cNvPicPr/>
                   </pic:nvPicPr>
                   <pic:blipFill>
@@ -5246,7 +5246,7 @@
               <a:graphicData uri="http://schemas.openxmlformats.org/drawingml/2006/picture">
                 <pic:pic>
                   <pic:nvPicPr>
-                    <pic:cNvPr id="0" name="holloway-angry.png"/>
+                    <pic:cNvPr id="0" name="nina-angry.png"/>
                     <pic:cNvPicPr/>
                   </pic:nvPicPr>
                   <pic:blipFill>
@@ -5283,7 +5283,7 @@
               <a:graphicData uri="http://schemas.openxmlformats.org/drawingml/2006/picture">
                 <pic:pic>
                   <pic:nvPicPr>
-                    <pic:cNvPr id="0" name="holloway-smile.png"/>
+                    <pic:cNvPr id="0" name="nina-smile.png"/>
                     <pic:cNvPicPr/>
                   </pic:nvPicPr>
                   <pic:blipFill>
@@ -5344,7 +5344,7 @@
           </w:tcPr>
           <w:p>
             <w:r>
-              <w:t>Chief Ray Holloway, Miravista's police chief, who keeps the police off Crane.</w:t>
+              <w:t>A Bay TV reporter who has dug into Crane for years; quick and fearless; trades what she knows for Danny's help.</w:t>
             </w:r>
           </w:p>
         </w:tc>
@@ -5366,7 +5366,7 @@
           </w:tcPr>
           <w:p>
             <w:r>
-              <w:t>Fifties, a red face, a grey flat-top, a thick moustache, the chief's navy uniform with gold braid, mirror shades.</w:t>
+              <w:t>Thirties, a sharp black bob, a mustard blazer with big 90s shoulders over a black top, small gold earrings.</w:t>
             </w:r>
           </w:p>
         </w:tc>
@@ -5388,7 +5388,7 @@
           </w:tcPr>
           <w:p>
             <w:r>
-              <w:t>#8a9ab0</w:t>
+              <w:t>#ffb000</w:t>
             </w:r>
           </w:p>
         </w:tc>
@@ -5410,7 +5410,7 @@
           </w:tcPr>
           <w:p>
             <w:r>
-              <w:t>shirt #1e2a4a, trousers #1e2a4a</w:t>
+              <w:t>shirt #d4a020, trousers #1a1a20</w:t>
             </w:r>
           </w:p>
         </w:tc>
@@ -5432,7 +5432,7 @@
           </w:tcPr>
           <w:p>
             <w:r>
-              <w:t>skin #e09070; hair #a8a8a8 (flattop); facial hair: moustache; eyes #4a5a6a; hat: none; glasses: shades; top: uniform (#1e2a4a / #141a2a); extras: braid; old, broad build</w:t>
+              <w:t>skin #e6c49e; hair #121014 (bob); facial hair: none; eyes #2a1a14; hat: none; glasses: none; top: blazer (#d4a020 / #1a1a20); extras: earring, lipstick; mid, slim build</w:t>
             </w:r>
           </w:p>
         </w:tc>
@@ -5454,7 +5454,7 @@
           </w:tcPr>
           <w:p>
             <w:r>
-              <w:t>square wave, 90-130 Hz, 8 syllables a second, pauses 0.14 s</w:t>
+              <w:t>square wave, 240-380 Hz, 15 syllables a second, pauses 0.03 s</w:t>
             </w:r>
           </w:p>
         </w:tc>
@@ -5465,7 +5465,7 @@
         <w:pStyle w:val="Heading1"/>
       </w:pPr>
       <w:r>
-        <w:t>DEAN PRATT  (P)</w:t>
+        <w:t>LEONARD SACHS  (A)</w:t>
       </w:r>
     </w:p>
     <w:p>
@@ -5481,7 +5481,7 @@
               <a:graphicData uri="http://schemas.openxmlformats.org/drawingml/2006/picture">
                 <pic:pic>
                   <pic:nvPicPr>
-                    <pic:cNvPr id="0" name="pratt-calm.png"/>
+                    <pic:cNvPr id="0" name="sachs-calm.png"/>
                     <pic:cNvPicPr/>
                   </pic:nvPicPr>
                   <pic:blipFill>
@@ -5518,7 +5518,7 @@
               <a:graphicData uri="http://schemas.openxmlformats.org/drawingml/2006/picture">
                 <pic:pic>
                   <pic:nvPicPr>
-                    <pic:cNvPr id="0" name="pratt-angry.png"/>
+                    <pic:cNvPr id="0" name="sachs-angry.png"/>
                     <pic:cNvPicPr/>
                   </pic:nvPicPr>
                   <pic:blipFill>
@@ -5555,7 +5555,7 @@
               <a:graphicData uri="http://schemas.openxmlformats.org/drawingml/2006/picture">
                 <pic:pic>
                   <pic:nvPicPr>
-                    <pic:cNvPr id="0" name="pratt-smile.png"/>
+                    <pic:cNvPr id="0" name="sachs-smile.png"/>
                     <pic:cNvPicPr/>
                   </pic:nvPicPr>
                   <pic:blipFill>
@@ -5616,7 +5616,7 @@
           </w:tcPr>
           <w:p>
             <w:r>
-              <w:t>Councilman Dean Pratt, who sells Crane the city's land; old-school charm.</w:t>
+              <w:t>Crane's lawyer, who moves the money; cheerful, friendly - and dangerous under the smile.</w:t>
             </w:r>
           </w:p>
         </w:tc>
@@ -5638,7 +5638,7 @@
           </w:tcPr>
           <w:p>
             <w:r>
-              <w:t>Sixties, white hair, a seersucker suit and a bow tie.</w:t>
+              <w:t>Fifties, round and cheerful, thinning hair, a brown suit, a red bow tie, a pocket watch.</w:t>
             </w:r>
           </w:p>
         </w:tc>
@@ -5660,7 +5660,7 @@
           </w:tcPr>
           <w:p>
             <w:r>
-              <w:t>#c8e0ff</w:t>
+              <w:t>#9ad08a</w:t>
             </w:r>
           </w:p>
         </w:tc>
@@ -5682,7 +5682,7 @@
           </w:tcPr>
           <w:p>
             <w:r>
-              <w:t>shirt #c8d8ec, trousers #c8d8ec</w:t>
+              <w:t>shirt #5a4a3a, trousers #5a4a3a</w:t>
             </w:r>
           </w:p>
         </w:tc>
@@ -5704,7 +5704,7 @@
           </w:tcPr>
           <w:p>
             <w:r>
-              <w:t>skin #eac6a8; hair #f0eeea (combed); facial hair: none; eyes #5a7aa0; hat: none; glasses: none; top: seersucker (#9ab8dc / #f4f2ea); extras: bowtie, wrinkles; old, normal build</w:t>
+              <w:t>skin #f0c8a8; hair #8a7a6a (sides); facial hair: none; eyes #4a5a3a; hat: none; glasses: none; top: suit (#5a4a3a / #f0ece0); extras: bowtie, jowls; mid, broad build</w:t>
             </w:r>
           </w:p>
         </w:tc>
@@ -5726,7 +5726,7 @@
           </w:tcPr>
           <w:p>
             <w:r>
-              <w:t>triangle wave, 140-220 Hz, 11 syllables a second, pauses 0.1 s</w:t>
+              <w:t>sine wave, 130-200 Hz, 10 syllables a second, pauses 0.12 s</w:t>
             </w:r>
           </w:p>
         </w:tc>
@@ -5737,7 +5737,7 @@
         <w:pStyle w:val="Heading1"/>
       </w:pPr>
       <w:r>
-        <w:t>SAL MORETTI  (S)</w:t>
+        <w:t>CHIEF HOLLOWAY  (H)</w:t>
       </w:r>
     </w:p>
     <w:p>
@@ -5753,7 +5753,7 @@
               <a:graphicData uri="http://schemas.openxmlformats.org/drawingml/2006/picture">
                 <pic:pic>
                   <pic:nvPicPr>
-                    <pic:cNvPr id="0" name="sal-calm.png"/>
+                    <pic:cNvPr id="0" name="holloway-calm.png"/>
                     <pic:cNvPicPr/>
                   </pic:nvPicPr>
                   <pic:blipFill>
@@ -5790,7 +5790,7 @@
               <a:graphicData uri="http://schemas.openxmlformats.org/drawingml/2006/picture">
                 <pic:pic>
                   <pic:nvPicPr>
-                    <pic:cNvPr id="0" name="sal-angry.png"/>
+                    <pic:cNvPr id="0" name="holloway-angry.png"/>
                     <pic:cNvPicPr/>
                   </pic:nvPicPr>
                   <pic:blipFill>
@@ -5827,7 +5827,7 @@
               <a:graphicData uri="http://schemas.openxmlformats.org/drawingml/2006/picture">
                 <pic:pic>
                   <pic:nvPicPr>
-                    <pic:cNvPr id="0" name="sal-smile.png"/>
+                    <pic:cNvPr id="0" name="holloway-smile.png"/>
                     <pic:cNvPicPr/>
                   </pic:nvPicPr>
                   <pic:blipFill>
@@ -5888,7 +5888,7 @@
           </w:tcPr>
           <w:p>
             <w:r>
-              <w:t>A lifer on Iron Key: Crane's first partner in the 70s, framed by Crane for a murder Crane did; twenty years inside, calm, patient, plays chess.</w:t>
+              <w:t>Chief Ray Holloway, Miravista's police chief, who keeps the police off Crane.</w:t>
             </w:r>
           </w:p>
         </w:tc>
@@ -5910,7 +5910,7 @@
           </w:tcPr>
           <w:p>
             <w:r>
-              <w:t>Sixties, short grey hair combed back, a grey moustache, reading glasses, prison blues buttoned to the top; calm eyes.</w:t>
+              <w:t>Fifties, a red face, a grey flat-top, a thick moustache, the chief's navy uniform with gold braid, mirror shades.</w:t>
             </w:r>
           </w:p>
         </w:tc>
@@ -5932,7 +5932,7 @@
           </w:tcPr>
           <w:p>
             <w:r>
-              <w:t>#a8b8a0</w:t>
+              <w:t>#8a9ab0</w:t>
             </w:r>
           </w:p>
         </w:tc>
@@ -5954,7 +5954,7 @@
           </w:tcPr>
           <w:p>
             <w:r>
-              <w:t>shirt #4a6a9a, trousers #3a5480</w:t>
+              <w:t>shirt #1e2a4a, trousers #1e2a4a</w:t>
             </w:r>
           </w:p>
         </w:tc>
@@ -5976,7 +5976,7 @@
           </w:tcPr>
           <w:p>
             <w:r>
-              <w:t>skin #d4a882; hair #a8a8ac (combed); facial hair: moustache; eyes #4a4030; hat: none; glasses: reading; top: buttoned (#4a6a9a / #3a5480); extras: wrinkles; old, slim build</w:t>
+              <w:t>skin #e09070; hair #a8a8a8 (flattop); facial hair: moustache; eyes #4a5a6a; hat: none; glasses: shades; top: uniform (#1e2a4a / #141a2a); extras: braid; old, broad build</w:t>
             </w:r>
           </w:p>
         </w:tc>
@@ -5998,7 +5998,7 @@
           </w:tcPr>
           <w:p>
             <w:r>
-              <w:t>sine wave, 90-130 Hz, 6 syllables a second, pauses 0.24 s</w:t>
+              <w:t>square wave, 90-130 Hz, 8 syllables a second, pauses 0.14 s</w:t>
             </w:r>
           </w:p>
         </w:tc>
@@ -6009,7 +6009,7 @@
         <w:pStyle w:val="Heading1"/>
       </w:pPr>
       <w:r>
-        <w:t>DR. IRIS KAHN  (K)</w:t>
+        <w:t>DEAN PRATT  (P)</w:t>
       </w:r>
     </w:p>
     <w:p>
@@ -6025,7 +6025,7 @@
               <a:graphicData uri="http://schemas.openxmlformats.org/drawingml/2006/picture">
                 <pic:pic>
                   <pic:nvPicPr>
-                    <pic:cNvPr id="0" name="iris-calm.png"/>
+                    <pic:cNvPr id="0" name="pratt-calm.png"/>
                     <pic:cNvPicPr/>
                   </pic:nvPicPr>
                   <pic:blipFill>
@@ -6062,7 +6062,7 @@
               <a:graphicData uri="http://schemas.openxmlformats.org/drawingml/2006/picture">
                 <pic:pic>
                   <pic:nvPicPr>
-                    <pic:cNvPr id="0" name="iris-angry.png"/>
+                    <pic:cNvPr id="0" name="pratt-angry.png"/>
                     <pic:cNvPicPr/>
                   </pic:nvPicPr>
                   <pic:blipFill>
@@ -6099,7 +6099,7 @@
               <a:graphicData uri="http://schemas.openxmlformats.org/drawingml/2006/picture">
                 <pic:pic>
                   <pic:nvPicPr>
-                    <pic:cNvPr id="0" name="iris-smile.png"/>
+                    <pic:cNvPr id="0" name="pratt-smile.png"/>
                     <pic:cNvPicPr/>
                   </pic:nvPicPr>
                   <pic:blipFill>
@@ -6160,7 +6160,7 @@
           </w:tcPr>
           <w:p>
             <w:r>
-              <w:t>A rocket engineer at the space center, brilliant and stubborn; her last launch is all that keeps the center open.</w:t>
+              <w:t>Councilman Dean Pratt, who sells Crane the city's land; old-school charm.</w:t>
             </w:r>
           </w:p>
         </w:tc>
@@ -6182,7 +6182,7 @@
           </w:tcPr>
           <w:p>
             <w:r>
-              <w:t>Forties, dark curly hair in a messy bun, big square glasses, a white lab coat over a mission T-shirt, a pencil behind her ear.</w:t>
+              <w:t>Sixties, white hair, a seersucker suit and a bow tie.</w:t>
             </w:r>
           </w:p>
         </w:tc>
@@ -6204,7 +6204,7 @@
           </w:tcPr>
           <w:p>
             <w:r>
-              <w:t>#6affc0</w:t>
+              <w:t>#c8e0ff</w:t>
             </w:r>
           </w:p>
         </w:tc>
@@ -6226,7 +6226,7 @@
           </w:tcPr>
           <w:p>
             <w:r>
-              <w:t>shirt #f0f0f0, trousers #2a2a40</w:t>
+              <w:t>shirt #c8d8ec, trousers #c8d8ec</w:t>
             </w:r>
           </w:p>
         </w:tc>
@@ -6248,7 +6248,7 @@
           </w:tcPr>
           <w:p>
             <w:r>
-              <w:t>skin #d8a888; hair #2a1c18 (bun); facial hair: none; eyes #3a2a1a; hat: none; glasses: square; top: labcoat (#f0f0f0 / #2a3a6a); extras: pencil; mid, slim build</w:t>
+              <w:t>skin #eac6a8; hair #f0eeea (combed); facial hair: none; eyes #5a7aa0; hat: none; glasses: none; top: seersucker (#9ab8dc / #f4f2ea); extras: bowtie, wrinkles; old, normal build</w:t>
             </w:r>
           </w:p>
         </w:tc>
@@ -6270,7 +6270,7 @@
           </w:tcPr>
           <w:p>
             <w:r>
-              <w:t>triangle wave, 230-360 Hz, 14 syllables a second, pauses 0.04 s</w:t>
+              <w:t>triangle wave, 140-220 Hz, 11 syllables a second, pauses 0.1 s</w:t>
             </w:r>
           </w:p>
         </w:tc>
@@ -6281,7 +6281,7 @@
         <w:pStyle w:val="Heading1"/>
       </w:pPr>
       <w:r>
-        <w:t>MANNY  (G)</w:t>
+        <w:t>SAL MORETTI  (S)</w:t>
       </w:r>
     </w:p>
     <w:p>
@@ -6297,7 +6297,7 @@
               <a:graphicData uri="http://schemas.openxmlformats.org/drawingml/2006/picture">
                 <pic:pic>
                   <pic:nvPicPr>
-                    <pic:cNvPr id="0" name="manny-calm.png"/>
+                    <pic:cNvPr id="0" name="sal-calm.png"/>
                     <pic:cNvPicPr/>
                   </pic:nvPicPr>
                   <pic:blipFill>
@@ -6334,7 +6334,7 @@
               <a:graphicData uri="http://schemas.openxmlformats.org/drawingml/2006/picture">
                 <pic:pic>
                   <pic:nvPicPr>
-                    <pic:cNvPr id="0" name="manny-angry.png"/>
+                    <pic:cNvPr id="0" name="sal-angry.png"/>
                     <pic:cNvPicPr/>
                   </pic:nvPicPr>
                   <pic:blipFill>
@@ -6371,7 +6371,7 @@
               <a:graphicData uri="http://schemas.openxmlformats.org/drawingml/2006/picture">
                 <pic:pic>
                   <pic:nvPicPr>
-                    <pic:cNvPr id="0" name="manny-smile.png"/>
+                    <pic:cNvPr id="0" name="sal-smile.png"/>
                     <pic:cNvPicPr/>
                   </pic:nvPicPr>
                   <pic:blipFill>
@@ -6432,7 +6432,7 @@
           </w:tcPr>
           <w:p>
             <w:r>
-              <w:t>Owner of Manny's Auto in Dockside, where Mateo worked as a mechanic; grumpy, fond of Mateo.</w:t>
+              <w:t>A lifer on Iron Key: Crane's first partner in the 70s, framed by Crane for a murder Crane did; twenty years inside, calm, patient, plays chess.</w:t>
             </w:r>
           </w:p>
         </w:tc>
@@ -6454,7 +6454,7 @@
           </w:tcPr>
           <w:p>
             <w:r>
-              <w:t>Sixties, a grey beard, short grey hair, a greasy blue jumpsuit with MANNY on it, a red rag over the shoulder.</w:t>
+              <w:t>Sixties, short grey hair combed back, a grey moustache, reading glasses, prison blues buttoned to the top; calm eyes.</w:t>
             </w:r>
           </w:p>
         </w:tc>
@@ -6476,7 +6476,7 @@
           </w:tcPr>
           <w:p>
             <w:r>
-              <w:t>#d08a4a</w:t>
+              <w:t>#a8b8a0</w:t>
             </w:r>
           </w:p>
         </w:tc>
@@ -6498,7 +6498,7 @@
           </w:tcPr>
           <w:p>
             <w:r>
-              <w:t>shirt #2a4a8a, trousers #2a4a8a</w:t>
+              <w:t>shirt #4a6a9a, trousers #3a5480</w:t>
             </w:r>
           </w:p>
         </w:tc>
@@ -6520,7 +6520,7 @@
           </w:tcPr>
           <w:p>
             <w:r>
-              <w:t>skin #c8946a; hair #b8b8bc (short); facial hair: beard; eyes #4a3a2a; hat: none; glasses: none; top: jumpsuit (#2a4a8a / #1e3a6e); extras: wrinkles, rag; old, broad build</w:t>
+              <w:t>skin #d4a882; hair #a8a8ac (combed); facial hair: moustache; eyes #4a4030; hat: none; glasses: reading; top: buttoned (#4a6a9a / #3a5480); extras: wrinkles; old, slim build</w:t>
             </w:r>
           </w:p>
         </w:tc>
@@ -6542,7 +6542,7 @@
           </w:tcPr>
           <w:p>
             <w:r>
-              <w:t>sawtooth wave, 85-125 Hz, 8 syllables a second, pauses 0.16 s</w:t>
+              <w:t>sine wave, 90-130 Hz, 6 syllables a second, pauses 0.24 s</w:t>
             </w:r>
           </w:p>
         </w:tc>
@@ -6553,7 +6553,7 @@
         <w:pStyle w:val="Heading1"/>
       </w:pPr>
       <w:r>
-        <w:t>UNCLE SAUL  (U)</w:t>
+        <w:t>DR. IRIS KAHN  (K)</w:t>
       </w:r>
     </w:p>
     <w:p>
@@ -6569,7 +6569,7 @@
               <a:graphicData uri="http://schemas.openxmlformats.org/drawingml/2006/picture">
                 <pic:pic>
                   <pic:nvPicPr>
-                    <pic:cNvPr id="0" name="saul-calm.png"/>
+                    <pic:cNvPr id="0" name="iris-calm.png"/>
                     <pic:cNvPicPr/>
                   </pic:nvPicPr>
                   <pic:blipFill>
@@ -6606,7 +6606,7 @@
               <a:graphicData uri="http://schemas.openxmlformats.org/drawingml/2006/picture">
                 <pic:pic>
                   <pic:nvPicPr>
-                    <pic:cNvPr id="0" name="saul-angry.png"/>
+                    <pic:cNvPr id="0" name="iris-angry.png"/>
                     <pic:cNvPicPr/>
                   </pic:nvPicPr>
                   <pic:blipFill>
@@ -6643,7 +6643,7 @@
               <a:graphicData uri="http://schemas.openxmlformats.org/drawingml/2006/picture">
                 <pic:pic>
                   <pic:nvPicPr>
-                    <pic:cNvPr id="0" name="saul-smile.png"/>
+                    <pic:cNvPr id="0" name="iris-smile.png"/>
                     <pic:cNvPicPr/>
                   </pic:nvPicPr>
                   <pic:blipFill>
@@ -6704,7 +6704,7 @@
           </w:tcPr>
           <w:p>
             <w:r>
-              <w:t>Papa Joe's old friend, the pawnbroker in Mercado; takes Joe's parcels, asks no questions.</w:t>
+              <w:t>A rocket engineer at the space center, brilliant and stubborn; her last launch is all that keeps the center open.</w:t>
             </w:r>
           </w:p>
         </w:tc>
@@ -6726,7 +6726,7 @@
           </w:tcPr>
           <w:p>
             <w:r>
-              <w:t>Seventies, bald with white tufts, a jeweller's loupe pushed up on his glasses, a grey cardigan over a cream shirt.</w:t>
+              <w:t>Forties, dark curly hair in a messy bun, big square glasses, a white lab coat over a mission T-shirt, a pencil behind her ear.</w:t>
             </w:r>
           </w:p>
         </w:tc>
@@ -6748,7 +6748,7 @@
           </w:tcPr>
           <w:p>
             <w:r>
-              <w:t>#d8c890</w:t>
+              <w:t>#6affc0</w:t>
             </w:r>
           </w:p>
         </w:tc>
@@ -6770,7 +6770,7 @@
           </w:tcPr>
           <w:p>
             <w:r>
-              <w:t>shirt #7a7a80, trousers #3a3a40</w:t>
+              <w:t>shirt #f0f0f0, trousers #2a2a40</w:t>
             </w:r>
           </w:p>
         </w:tc>
@@ -6792,7 +6792,7 @@
           </w:tcPr>
           <w:p>
             <w:r>
-              <w:t>skin #e2bc9a; hair #eeeeea (sides); facial hair: none; eyes #4a4a3a; hat: none; glasses: reading; top: cardigan (#7a7a80 / #e8e4d8); extras: wrinkles, loupe; old, slim build</w:t>
+              <w:t>skin #d8a888; hair #2a1c18 (bun); facial hair: none; eyes #3a2a1a; hat: none; glasses: square; top: labcoat (#f0f0f0 / #2a3a6a); extras: pencil; mid, slim build</w:t>
             </w:r>
           </w:p>
         </w:tc>
@@ -6814,7 +6814,7 @@
           </w:tcPr>
           <w:p>
             <w:r>
-              <w:t>sine wave, 150-230 Hz, 9 syllables a second, pauses 0.14 s</w:t>
+              <w:t>triangle wave, 230-360 Hz, 14 syllables a second, pauses 0.04 s</w:t>
             </w:r>
           </w:p>
         </w:tc>
@@ -6825,7 +6825,7 @@
         <w:pStyle w:val="Heading1"/>
       </w:pPr>
       <w:r>
-        <w:t>LUCKY LOU  (F)</w:t>
+        <w:t>MANNY  (G)</w:t>
       </w:r>
     </w:p>
     <w:p>
@@ -6841,7 +6841,7 @@
               <a:graphicData uri="http://schemas.openxmlformats.org/drawingml/2006/picture">
                 <pic:pic>
                   <pic:nvPicPr>
-                    <pic:cNvPr id="0" name="lou-calm.png"/>
+                    <pic:cNvPr id="0" name="manny-calm.png"/>
                     <pic:cNvPicPr/>
                   </pic:nvPicPr>
                   <pic:blipFill>
@@ -6878,7 +6878,7 @@
               <a:graphicData uri="http://schemas.openxmlformats.org/drawingml/2006/picture">
                 <pic:pic>
                   <pic:nvPicPr>
-                    <pic:cNvPr id="0" name="lou-angry.png"/>
+                    <pic:cNvPr id="0" name="manny-angry.png"/>
                     <pic:cNvPicPr/>
                   </pic:nvPicPr>
                   <pic:blipFill>
@@ -6915,7 +6915,7 @@
               <a:graphicData uri="http://schemas.openxmlformats.org/drawingml/2006/picture">
                 <pic:pic>
                   <pic:nvPicPr>
-                    <pic:cNvPr id="0" name="lou-smile.png"/>
+                    <pic:cNvPr id="0" name="manny-smile.png"/>
                     <pic:cNvPicPr/>
                   </pic:nvPicPr>
                   <pic:blipFill>
@@ -6976,7 +6976,7 @@
           </w:tcPr>
           <w:p>
             <w:r>
-              <w:t>"Lucky" Lou Fontaine, a bookie who owes Papa Joe two grand from cards; loud and flashy.</w:t>
+              <w:t>Owner of Manny's Auto in Dockside, where Mateo worked as a mechanic; grumpy, fond of Mateo.</w:t>
             </w:r>
           </w:p>
         </w:tc>
@@ -6998,7 +6998,7 @@
           </w:tcPr>
           <w:p>
             <w:r>
-              <w:t>Forties, a pencil moustache, slicked hair, a green visor, a loud check jacket, a cigar.</w:t>
+              <w:t>Sixties, a grey beard, short grey hair, a greasy blue jumpsuit with MANNY on it, a red rag over the shoulder.</w:t>
             </w:r>
           </w:p>
         </w:tc>
@@ -7020,7 +7020,7 @@
           </w:tcPr>
           <w:p>
             <w:r>
-              <w:t>#2ad480</w:t>
+              <w:t>#d08a4a</w:t>
             </w:r>
           </w:p>
         </w:tc>
@@ -7042,7 +7042,7 @@
           </w:tcPr>
           <w:p>
             <w:r>
-              <w:t>shirt #c8a040, trousers #3a3a3a</w:t>
+              <w:t>shirt #2a4a8a, trousers #2a4a8a</w:t>
             </w:r>
           </w:p>
         </w:tc>
@@ -7064,7 +7064,7 @@
           </w:tcPr>
           <w:p>
             <w:r>
-              <w:t>skin #e0b088; hair #2a1a14 (slick); facial hair: pencil; eyes #3a2a1a; hat: visor; glasses: none; top: checkjacket (#c8a040 / #7a3a20); extras: cigar; mid, broad build</w:t>
+              <w:t>skin #c8946a; hair #b8b8bc (short); facial hair: beard; eyes #4a3a2a; hat: none; glasses: none; top: jumpsuit (#2a4a8a / #1e3a6e); extras: wrinkles, rag; old, broad build</w:t>
             </w:r>
           </w:p>
         </w:tc>
@@ -7086,7 +7086,7 @@
           </w:tcPr>
           <w:p>
             <w:r>
-              <w:t>square wave, 160-260 Hz, 13 syllables a second, pauses 0.05 s</w:t>
+              <w:t>sawtooth wave, 85-125 Hz, 8 syllables a second, pauses 0.16 s</w:t>
             </w:r>
           </w:p>
         </w:tc>
@@ -7097,7 +7097,7 @@
         <w:pStyle w:val="Heading1"/>
       </w:pPr>
       <w:r>
-        <w:t>THE FARE  (X)</w:t>
+        <w:t>UNCLE SAUL  (U)</w:t>
       </w:r>
     </w:p>
     <w:p>
@@ -7113,7 +7113,7 @@
               <a:graphicData uri="http://schemas.openxmlformats.org/drawingml/2006/picture">
                 <pic:pic>
                   <pic:nvPicPr>
-                    <pic:cNvPr id="0" name="kid-calm.png"/>
+                    <pic:cNvPr id="0" name="saul-calm.png"/>
                     <pic:cNvPicPr/>
                   </pic:nvPicPr>
                   <pic:blipFill>
@@ -7150,7 +7150,7 @@
               <a:graphicData uri="http://schemas.openxmlformats.org/drawingml/2006/picture">
                 <pic:pic>
                   <pic:nvPicPr>
-                    <pic:cNvPr id="0" name="kid-angry.png"/>
+                    <pic:cNvPr id="0" name="saul-angry.png"/>
                     <pic:cNvPicPr/>
                   </pic:nvPicPr>
                   <pic:blipFill>
@@ -7187,7 +7187,7 @@
               <a:graphicData uri="http://schemas.openxmlformats.org/drawingml/2006/picture">
                 <pic:pic>
                   <pic:nvPicPr>
-                    <pic:cNvPr id="0" name="kid-smile.png"/>
+                    <pic:cNvPr id="0" name="saul-smile.png"/>
                     <pic:cNvPicPr/>
                   </pic:nvPicPr>
                   <pic:blipFill>
@@ -7248,7 +7248,7 @@
           </w:tcPr>
           <w:p>
             <w:r>
-              <w:t>A punk kid who rides Joe's cab from the airport and runs without paying.</w:t>
+              <w:t>Papa Joe's old friend, the pawnbroker in Mercado; takes Joe's parcels, asks no questions.</w:t>
             </w:r>
           </w:p>
         </w:tc>
@@ -7270,7 +7270,7 @@
           </w:tcPr>
           <w:p>
             <w:r>
-              <w:t>Late teens, skinny, spiky pink hair, an earring, a purple and neon-green windbreaker.</w:t>
+              <w:t>Seventies, bald with white tufts, a jeweller's loupe pushed up on his glasses, a grey cardigan over a cream shirt.</w:t>
             </w:r>
           </w:p>
         </w:tc>
@@ -7292,7 +7292,7 @@
           </w:tcPr>
           <w:p>
             <w:r>
-              <w:t>#3affd0</w:t>
+              <w:t>#d8c890</w:t>
             </w:r>
           </w:p>
         </w:tc>
@@ -7314,7 +7314,7 @@
           </w:tcPr>
           <w:p>
             <w:r>
-              <w:t>shirt #7a3aff, trousers #1a1a24</w:t>
+              <w:t>shirt #7a7a80, trousers #3a3a40</w:t>
             </w:r>
           </w:p>
         </w:tc>
@@ -7336,7 +7336,7 @@
           </w:tcPr>
           <w:p>
             <w:r>
-              <w:t>skin #e8c0a0; hair #ff3aa0 (spiky); facial hair: none; eyes #3a5a7a; hat: none; glasses: none; top: windbreaker (#7a3aff / #3affd0); extras: earring; young, slim build</w:t>
+              <w:t>skin #e2bc9a; hair #eeeeea (sides); facial hair: none; eyes #4a4a3a; hat: none; glasses: reading; top: cardigan (#7a7a80 / #e8e4d8); extras: wrinkles, loupe; old, slim build</w:t>
             </w:r>
           </w:p>
         </w:tc>
@@ -7358,7 +7358,7 @@
           </w:tcPr>
           <w:p>
             <w:r>
-              <w:t>square wave, 300-460 Hz, 16 syllables a second, pauses 0.02 s</w:t>
+              <w:t>sine wave, 150-230 Hz, 9 syllables a second, pauses 0.14 s</w:t>
             </w:r>
           </w:p>
         </w:tc>
@@ -7369,7 +7369,7 @@
         <w:pStyle w:val="Heading1"/>
       </w:pPr>
       <w:r>
-        <w:t>KESSLER MAN  (Q)</w:t>
+        <w:t>LUCKY LOU  (F)</w:t>
       </w:r>
     </w:p>
     <w:p>
@@ -7385,7 +7385,7 @@
               <a:graphicData uri="http://schemas.openxmlformats.org/drawingml/2006/picture">
                 <pic:pic>
                   <pic:nvPicPr>
-                    <pic:cNvPr id="0" name="bull-calm.png"/>
+                    <pic:cNvPr id="0" name="lou-calm.png"/>
                     <pic:cNvPicPr/>
                   </pic:nvPicPr>
                   <pic:blipFill>
@@ -7422,7 +7422,7 @@
               <a:graphicData uri="http://schemas.openxmlformats.org/drawingml/2006/picture">
                 <pic:pic>
                   <pic:nvPicPr>
-                    <pic:cNvPr id="0" name="bull-angry.png"/>
+                    <pic:cNvPr id="0" name="lou-angry.png"/>
                     <pic:cNvPicPr/>
                   </pic:nvPicPr>
                   <pic:blipFill>
@@ -7459,7 +7459,7 @@
               <a:graphicData uri="http://schemas.openxmlformats.org/drawingml/2006/picture">
                 <pic:pic>
                   <pic:nvPicPr>
-                    <pic:cNvPr id="0" name="bull-smile.png"/>
+                    <pic:cNvPr id="0" name="lou-smile.png"/>
                     <pic:cNvPicPr/>
                   </pic:nvPicPr>
                   <pic:blipFill>
@@ -7520,7 +7520,7 @@
           </w:tcPr>
           <w:p>
             <w:r>
-              <w:t>One of Bull Kessler's men - Dockside heavies, every one much like the next.</w:t>
+              <w:t>"Lucky" Lou Fontaine, a bookie who owes Papa Joe two grand from cards; loud and flashy.</w:t>
             </w:r>
           </w:p>
         </w:tc>
@@ -7542,7 +7542,7 @@
           </w:tcPr>
           <w:p>
             <w:r>
-              <w:t>Thirties, a buzz cut, stubble, a white vest or an orange work shirt, gold chains, jeans.</w:t>
+              <w:t>Forties, a pencil moustache, slicked hair, a green visor, a loud check jacket, a cigar.</w:t>
             </w:r>
           </w:p>
         </w:tc>
@@ -7564,7 +7564,7 @@
           </w:tcPr>
           <w:p>
             <w:r>
-              <w:t>#d87a4a</w:t>
+              <w:t>#2ad480</w:t>
             </w:r>
           </w:p>
         </w:tc>
@@ -7586,7 +7586,7 @@
           </w:tcPr>
           <w:p>
             <w:r>
-              <w:t>shirt #f0f0ea, trousers #3a4a6a</w:t>
+              <w:t>shirt #c8a040, trousers #3a3a3a</w:t>
             </w:r>
           </w:p>
         </w:tc>
@@ -7608,7 +7608,7 @@
           </w:tcPr>
           <w:p>
             <w:r>
-              <w:t>skin #d9a27a; hair #3a2a20 (buzz); facial hair: stubble; eyes #3a2a1a; hat: none; glasses: none; top: tanktop (#f0f0ea / #d8d8d2); extras: chain; mid, broad build</w:t>
+              <w:t>skin #e0b088; hair #2a1a14 (slick); facial hair: pencil; eyes #3a2a1a; hat: visor; glasses: none; top: checkjacket (#c8a040 / #7a3a20); extras: cigar; mid, broad build</w:t>
             </w:r>
           </w:p>
         </w:tc>
@@ -7630,7 +7630,7 @@
           </w:tcPr>
           <w:p>
             <w:r>
-              <w:t>sawtooth wave, 100-150 Hz, 11 syllables a second, pauses 0.08 s</w:t>
+              <w:t>square wave, 160-260 Hz, 13 syllables a second, pauses 0.05 s</w:t>
             </w:r>
           </w:p>
         </w:tc>
@@ -7641,7 +7641,7 @@
         <w:pStyle w:val="Heading1"/>
       </w:pPr>
       <w:r>
-        <w:t>GUS DELGADO  (W)</w:t>
+        <w:t>THE FARE  (X)</w:t>
       </w:r>
     </w:p>
     <w:p>
@@ -7657,7 +7657,7 @@
               <a:graphicData uri="http://schemas.openxmlformats.org/drawingml/2006/picture">
                 <pic:pic>
                   <pic:nvPicPr>
-                    <pic:cNvPr id="0" name="gus-calm.png"/>
+                    <pic:cNvPr id="0" name="kid-calm.png"/>
                     <pic:cNvPicPr/>
                   </pic:nvPicPr>
                   <pic:blipFill>
@@ -7694,7 +7694,7 @@
               <a:graphicData uri="http://schemas.openxmlformats.org/drawingml/2006/picture">
                 <pic:pic>
                   <pic:nvPicPr>
-                    <pic:cNvPr id="0" name="gus-angry.png"/>
+                    <pic:cNvPr id="0" name="kid-angry.png"/>
                     <pic:cNvPicPr/>
                   </pic:nvPicPr>
                   <pic:blipFill>
@@ -7731,7 +7731,7 @@
               <a:graphicData uri="http://schemas.openxmlformats.org/drawingml/2006/picture">
                 <pic:pic>
                   <pic:nvPicPr>
-                    <pic:cNvPr id="0" name="gus-smile.png"/>
+                    <pic:cNvPr id="0" name="kid-smile.png"/>
                     <pic:cNvPicPr/>
                   </pic:nvPicPr>
                   <pic:blipFill>
@@ -7792,7 +7792,7 @@
           </w:tcPr>
           <w:p>
             <w:r>
-              <w:t>Runs DELGADO HARDWARE in Dockside; the one shopkeeper on the street who will not pay Kessler his rent.</w:t>
+              <w:t>A punk kid who rides Joe's cab from the airport and runs without paying.</w:t>
             </w:r>
           </w:p>
         </w:tc>
@@ -7814,7 +7814,7 @@
           </w:tcPr>
           <w:p>
             <w:r>
-              <w:t>Sixties, bald with a grey fringe, round glasses, a grey moustache, a brown shopkeeper's apron over a white shirt; stubborn.</w:t>
+              <w:t>Late teens, skinny, spiky pink hair, an earring, a purple and neon-green windbreaker.</w:t>
             </w:r>
           </w:p>
         </w:tc>
@@ -7836,7 +7836,7 @@
           </w:tcPr>
           <w:p>
             <w:r>
-              <w:t>#b8a07a</w:t>
+              <w:t>#3affd0</w:t>
             </w:r>
           </w:p>
         </w:tc>
@@ -7858,7 +7858,7 @@
           </w:tcPr>
           <w:p>
             <w:r>
-              <w:t>shirt #f0ece0, trousers #5a4a3a</w:t>
+              <w:t>shirt #7a3aff, trousers #1a1a24</w:t>
             </w:r>
           </w:p>
         </w:tc>
@@ -7880,7 +7880,7 @@
           </w:tcPr>
           <w:p>
             <w:r>
-              <w:t>skin #c99a76; hair #b0b0b4 (sides); facial hair: moustache; eyes #3a2a1a; hat: none; glasses: reading; top: waistcoat (#7a5a3a / #f0ece0); extras: wrinkles; old, normal build</w:t>
+              <w:t>skin #e8c0a0; hair #ff3aa0 (spiky); facial hair: none; eyes #3a5a7a; hat: none; glasses: none; top: windbreaker (#7a3aff / #3affd0); extras: earring; young, slim build</w:t>
             </w:r>
           </w:p>
         </w:tc>
@@ -7902,7 +7902,7 @@
           </w:tcPr>
           <w:p>
             <w:r>
-              <w:t>triangle wave, 120-190 Hz, 10 syllables a second, pauses 0.12 s</w:t>
+              <w:t>square wave, 300-460 Hz, 16 syllables a second, pauses 0.02 s</w:t>
             </w:r>
           </w:p>
         </w:tc>
@@ -7913,7 +7913,7 @@
         <w:pStyle w:val="Heading1"/>
       </w:pPr>
       <w:r>
-        <w:t>ROSA'S MAN  (R)</w:t>
+        <w:t>KESSLER MAN  (Q)</w:t>
       </w:r>
     </w:p>
     <w:p>
@@ -7929,7 +7929,7 @@
               <a:graphicData uri="http://schemas.openxmlformats.org/drawingml/2006/picture">
                 <pic:pic>
                   <pic:nvPicPr>
-                    <pic:cNvPr id="0" name="rosaman-calm.png"/>
+                    <pic:cNvPr id="0" name="bull-calm.png"/>
                     <pic:cNvPicPr/>
                   </pic:nvPicPr>
                   <pic:blipFill>
@@ -7966,7 +7966,7 @@
               <a:graphicData uri="http://schemas.openxmlformats.org/drawingml/2006/picture">
                 <pic:pic>
                   <pic:nvPicPr>
-                    <pic:cNvPr id="0" name="rosaman-angry.png"/>
+                    <pic:cNvPr id="0" name="bull-angry.png"/>
                     <pic:cNvPicPr/>
                   </pic:nvPicPr>
                   <pic:blipFill>
@@ -8003,7 +8003,7 @@
               <a:graphicData uri="http://schemas.openxmlformats.org/drawingml/2006/picture">
                 <pic:pic>
                   <pic:nvPicPr>
-                    <pic:cNvPr id="0" name="rosaman-smile.png"/>
+                    <pic:cNvPr id="0" name="bull-smile.png"/>
                     <pic:cNvPicPr/>
                   </pic:nvPicPr>
                   <pic:blipFill>
@@ -8064,7 +8064,7 @@
           </w:tcPr>
           <w:p>
             <w:r>
-              <w:t>One of Rosa Ortega's market men - porters and stall-keepers who stand by her (one bubble for all of them).</w:t>
+              <w:t>One of Bull Kessler's men - Dockside heavies, every one much like the next.</w:t>
             </w:r>
           </w:p>
         </w:tc>
@@ -8086,7 +8086,7 @@
           </w:tcPr>
           <w:p>
             <w:r>
-              <w:t>Thirties, short black hair, stubble, a red bandana over the shoulder, a white vest, strong arms.</w:t>
+              <w:t>Thirties, a buzz cut, stubble, a white vest or an orange work shirt, gold chains, jeans.</w:t>
             </w:r>
           </w:p>
         </w:tc>
@@ -8108,7 +8108,7 @@
           </w:tcPr>
           <w:p>
             <w:r>
-              <w:t>#e04a5a</w:t>
+              <w:t>#d87a4a</w:t>
             </w:r>
           </w:p>
         </w:tc>
@@ -8130,7 +8130,7 @@
           </w:tcPr>
           <w:p>
             <w:r>
-              <w:t>shirt #f2f2f2, trousers #2a3a5a</w:t>
+              <w:t>shirt #f0f0ea, trousers #3a4a6a</w:t>
             </w:r>
           </w:p>
         </w:tc>
@@ -8152,7 +8152,7 @@
           </w:tcPr>
           <w:p>
             <w:r>
-              <w:t>skin #b8805a; hair #1a1416 (short); facial hair: stubble; eyes #2a1a12; hat: none; glasses: none; top: tanktop (#f2f2f2 / #e0e0e0); extras: rag; mid, broad build</w:t>
+              <w:t>skin #d9a27a; hair #3a2a20 (buzz); facial hair: stubble; eyes #3a2a1a; hat: none; glasses: none; top: tanktop (#f0f0ea / #d8d8d2); extras: chain; mid, broad build</w:t>
             </w:r>
           </w:p>
         </w:tc>
@@ -8174,7 +8174,7 @@
           </w:tcPr>
           <w:p>
             <w:r>
-              <w:t>triangle wave, 110-170 Hz, 11 syllables a second, pauses 0.07 s</w:t>
+              <w:t>sawtooth wave, 100-150 Hz, 11 syllables a second, pauses 0.08 s</w:t>
             </w:r>
           </w:p>
         </w:tc>
@@ -8185,7 +8185,7 @@
         <w:pStyle w:val="Heading1"/>
       </w:pPr>
       <w:r>
-        <w:t>LENNY GOLD  (G)</w:t>
+        <w:t>GUS DELGADO  (W)</w:t>
       </w:r>
     </w:p>
     <w:p>
@@ -8201,7 +8201,7 @@
               <a:graphicData uri="http://schemas.openxmlformats.org/drawingml/2006/picture">
                 <pic:pic>
                   <pic:nvPicPr>
-                    <pic:cNvPr id="0" name="lenny-calm.png"/>
+                    <pic:cNvPr id="0" name="gus-calm.png"/>
                     <pic:cNvPicPr/>
                   </pic:nvPicPr>
                   <pic:blipFill>
@@ -8238,7 +8238,7 @@
               <a:graphicData uri="http://schemas.openxmlformats.org/drawingml/2006/picture">
                 <pic:pic>
                   <pic:nvPicPr>
-                    <pic:cNvPr id="0" name="lenny-angry.png"/>
+                    <pic:cNvPr id="0" name="gus-angry.png"/>
                     <pic:cNvPicPr/>
                   </pic:nvPicPr>
                   <pic:blipFill>
@@ -8275,7 +8275,7 @@
               <a:graphicData uri="http://schemas.openxmlformats.org/drawingml/2006/picture">
                 <pic:pic>
                   <pic:nvPicPr>
-                    <pic:cNvPr id="0" name="lenny-smile.png"/>
+                    <pic:cNvPr id="0" name="gus-smile.png"/>
                     <pic:cNvPicPr/>
                   </pic:nvPicPr>
                   <pic:blipFill>
@@ -8336,7 +8336,7 @@
           </w:tcPr>
           <w:p>
             <w:r>
-              <w:t>The Royal Flamingo's pit boss - Crane's man on the casino floor; his men hunt Del and Fay. Shouts at everyone.</w:t>
+              <w:t>Runs DELGADO HARDWARE in Dockside; the one shopkeeper on the street who will not pay Kessler his rent.</w:t>
             </w:r>
           </w:p>
         </w:tc>
@@ -8358,7 +8358,7 @@
           </w:tcPr>
           <w:p>
             <w:r>
-              <w:t>Forties, heavy, a bad toupee, a burgundy suit, gold chains; shouts at everyone.</w:t>
+              <w:t>Sixties, bald with a grey fringe, round glasses, a grey moustache, a brown shopkeeper's apron over a white shirt; stubborn.</w:t>
             </w:r>
           </w:p>
         </w:tc>
@@ -8380,7 +8380,7 @@
           </w:tcPr>
           <w:p>
             <w:r>
-              <w:t>#d4a017</w:t>
+              <w:t>#b8a07a</w:t>
             </w:r>
           </w:p>
         </w:tc>
@@ -8402,7 +8402,7 @@
           </w:tcPr>
           <w:p>
             <w:r>
-              <w:t>shirt #6a1a2a, trousers #2a1a1e</w:t>
+              <w:t>shirt #f0ece0, trousers #5a4a3a</w:t>
             </w:r>
           </w:p>
         </w:tc>
@@ -8424,7 +8424,7 @@
           </w:tcPr>
           <w:p>
             <w:r>
-              <w:t>skin #e8b894; hair #a8642a (combed); facial hair: none; eyes #3a2a1a; hat: none; glasses: none; top: suit (#6a1a2a / #f0e6e0); extras: chain, jowls, sweat; mid, broad build</w:t>
+              <w:t>skin #c99a76; hair #b0b0b4 (sides); facial hair: moustache; eyes #3a2a1a; hat: none; glasses: reading; top: waistcoat (#7a5a3a / #f0ece0); extras: wrinkles; old, normal build</w:t>
             </w:r>
           </w:p>
         </w:tc>
@@ -8446,7 +8446,7 @@
           </w:tcPr>
           <w:p>
             <w:r>
-              <w:t>sawtooth wave, 90-150 Hz, 12 syllables a second, pauses 0.04 s</w:t>
+              <w:t>triangle wave, 120-190 Hz, 10 syllables a second, pauses 0.12 s</w:t>
             </w:r>
           </w:p>
         </w:tc>
@@ -8457,7 +8457,7 @@
         <w:pStyle w:val="Heading1"/>
       </w:pPr>
       <w:r>
-        <w:t>FAY "FINGERS"  (F)</w:t>
+        <w:t>ROSA'S MAN  (R)</w:t>
       </w:r>
     </w:p>
     <w:p>
@@ -8473,7 +8473,7 @@
               <a:graphicData uri="http://schemas.openxmlformats.org/drawingml/2006/picture">
                 <pic:pic>
                   <pic:nvPicPr>
-                    <pic:cNvPr id="0" name="fay-calm.png"/>
+                    <pic:cNvPr id="0" name="rosaman-calm.png"/>
                     <pic:cNvPicPr/>
                   </pic:nvPicPr>
                   <pic:blipFill>
@@ -8510,7 +8510,7 @@
               <a:graphicData uri="http://schemas.openxmlformats.org/drawingml/2006/picture">
                 <pic:pic>
                   <pic:nvPicPr>
-                    <pic:cNvPr id="0" name="fay-angry.png"/>
+                    <pic:cNvPr id="0" name="rosaman-angry.png"/>
                     <pic:cNvPicPr/>
                   </pic:nvPicPr>
                   <pic:blipFill>
@@ -8547,7 +8547,7 @@
               <a:graphicData uri="http://schemas.openxmlformats.org/drawingml/2006/picture">
                 <pic:pic>
                   <pic:nvPicPr>
-                    <pic:cNvPr id="0" name="fay-smile.png"/>
+                    <pic:cNvPr id="0" name="rosaman-smile.png"/>
                     <pic:cNvPicPr/>
                   </pic:nvPicPr>
                   <pic:blipFill>
@@ -8608,7 +8608,7 @@
           </w:tcPr>
           <w:p>
             <w:r>
-              <w:t>A safecracker with the steadiest hands in Florida; Gold's men hold her in the lunapark's funhouse. The vault's lock is hers.</w:t>
+              <w:t>One of Rosa Ortega's market men - porters and stall-keepers who stand by her (one bubble for all of them).</w:t>
             </w:r>
           </w:p>
         </w:tc>
@@ -8630,7 +8630,7 @@
           </w:tcPr>
           <w:p>
             <w:r>
-              <w:t>Twenties, a dyed red undercut, a black leather jacket, a nose ring; talks fast.</w:t>
+              <w:t>Thirties, short black hair, stubble, a red bandana over the shoulder, a white vest, strong arms.</w:t>
             </w:r>
           </w:p>
         </w:tc>
@@ -8652,7 +8652,7 @@
           </w:tcPr>
           <w:p>
             <w:r>
-              <w:t>#ff3b6b</w:t>
+              <w:t>#e04a5a</w:t>
             </w:r>
           </w:p>
         </w:tc>
@@ -8674,7 +8674,7 @@
           </w:tcPr>
           <w:p>
             <w:r>
-              <w:t>shirt #1a1a20, trousers #2a2a3a</w:t>
+              <w:t>shirt #f2f2f2, trousers #2a3a5a</w:t>
             </w:r>
           </w:p>
         </w:tc>
@@ -8696,7 +8696,7 @@
           </w:tcPr>
           <w:p>
             <w:r>
-              <w:t>skin #f0c8a8; hair #d0202a (pixie); facial hair: none; eyes #2a6a3a; hat: none; glasses: none; top: leather (#1a1a20 / #c8202c); extras: nosering, earring; young, slim build</w:t>
+              <w:t>skin #b8805a; hair #1a1416 (short); facial hair: stubble; eyes #2a1a12; hat: none; glasses: none; top: tanktop (#f2f2f2 / #e0e0e0); extras: rag; mid, broad build</w:t>
             </w:r>
           </w:p>
         </w:tc>
@@ -8718,7 +8718,7 @@
           </w:tcPr>
           <w:p>
             <w:r>
-              <w:t>square wave, 280-440 Hz, 17 syllables a second, pauses 0.02 s</w:t>
+              <w:t>triangle wave, 110-170 Hz, 11 syllables a second, pauses 0.07 s</w:t>
             </w:r>
           </w:p>
         </w:tc>
@@ -8729,7 +8729,7 @@
         <w:pStyle w:val="Heading1"/>
       </w:pPr>
       <w:r>
-        <w:t>CASINO GUARD  (Q)</w:t>
+        <w:t>LENNY GOLD  (G)</w:t>
       </w:r>
     </w:p>
     <w:p>
@@ -8745,7 +8745,7 @@
               <a:graphicData uri="http://schemas.openxmlformats.org/drawingml/2006/picture">
                 <pic:pic>
                   <pic:nvPicPr>
-                    <pic:cNvPr id="0" name="cguard-calm.png"/>
+                    <pic:cNvPr id="0" name="lenny-calm.png"/>
                     <pic:cNvPicPr/>
                   </pic:nvPicPr>
                   <pic:blipFill>
@@ -8782,7 +8782,7 @@
               <a:graphicData uri="http://schemas.openxmlformats.org/drawingml/2006/picture">
                 <pic:pic>
                   <pic:nvPicPr>
-                    <pic:cNvPr id="0" name="cguard-angry.png"/>
+                    <pic:cNvPr id="0" name="lenny-angry.png"/>
                     <pic:cNvPicPr/>
                   </pic:nvPicPr>
                   <pic:blipFill>
@@ -8819,7 +8819,7 @@
               <a:graphicData uri="http://schemas.openxmlformats.org/drawingml/2006/picture">
                 <pic:pic>
                   <pic:nvPicPr>
-                    <pic:cNvPr id="0" name="cguard-smile.png"/>
+                    <pic:cNvPr id="0" name="lenny-smile.png"/>
                     <pic:cNvPicPr/>
                   </pic:nvPicPr>
                   <pic:blipFill>
@@ -8880,7 +8880,7 @@
           </w:tcPr>
           <w:p>
             <w:r>
-              <w:t>The Royal Flamingo's guards (one bubble for all of them).</w:t>
+              <w:t>The Royal Flamingo's pit boss - Crane's man on the casino floor; his men hunt Del and Fay. Shouts at everyone.</w:t>
             </w:r>
           </w:p>
         </w:tc>
@@ -8902,7 +8902,7 @@
           </w:tcPr>
           <w:p>
             <w:r>
-              <w:t>Thirties, a crew cut, a black suit with a gold flamingo pin, an earpiece.</w:t>
+              <w:t>Forties, heavy, a bad toupee, a burgundy suit, gold chains; shouts at everyone.</w:t>
             </w:r>
           </w:p>
         </w:tc>
@@ -8924,7 +8924,7 @@
           </w:tcPr>
           <w:p>
             <w:r>
-              <w:t>#8a8fa8</w:t>
+              <w:t>#d4a017</w:t>
             </w:r>
           </w:p>
         </w:tc>
@@ -8946,7 +8946,7 @@
           </w:tcPr>
           <w:p>
             <w:r>
-              <w:t>shirt #16161c, trousers #16161c</w:t>
+              <w:t>shirt #6a1a2a, trousers #2a1a1e</w:t>
             </w:r>
           </w:p>
         </w:tc>
@@ -8968,7 +8968,7 @@
           </w:tcPr>
           <w:p>
             <w:r>
-              <w:t>skin #c89a76; hair #2a1a14 (buzz); facial hair: none; eyes #3a2a1a; hat: none; glasses: none; top: suit (#16161c / #f0f0f0); extras: earring; mid, broad build</w:t>
+              <w:t>skin #e8b894; hair #a8642a (combed); facial hair: none; eyes #3a2a1a; hat: none; glasses: none; top: suit (#6a1a2a / #f0e6e0); extras: chain, jowls, sweat; mid, broad build</w:t>
             </w:r>
           </w:p>
         </w:tc>
@@ -8990,7 +8990,2455 @@
           </w:tcPr>
           <w:p>
             <w:r>
+              <w:t>sawtooth wave, 90-150 Hz, 12 syllables a second, pauses 0.04 s</w:t>
+            </w:r>
+          </w:p>
+        </w:tc>
+      </w:tr>
+    </w:tbl>
+    <w:p>
+      <w:pPr>
+        <w:pStyle w:val="Heading1"/>
+      </w:pPr>
+      <w:r>
+        <w:t>FAY "FINGERS"  (F)</w:t>
+      </w:r>
+    </w:p>
+    <w:p>
+      <w:r>
+        <w:drawing>
+          <wp:inline xmlns:a="http://schemas.openxmlformats.org/drawingml/2006/main" xmlns:pic="http://schemas.openxmlformats.org/drawingml/2006/picture">
+            <wp:extent cx="936000" cy="1462500"/>
+            <wp:docPr id="100" name="Picture 100"/>
+            <wp:cNvGraphicFramePr>
+              <a:graphicFrameLocks noChangeAspect="1"/>
+            </wp:cNvGraphicFramePr>
+            <a:graphic>
+              <a:graphicData uri="http://schemas.openxmlformats.org/drawingml/2006/picture">
+                <pic:pic>
+                  <pic:nvPicPr>
+                    <pic:cNvPr id="0" name="fay-calm.png"/>
+                    <pic:cNvPicPr/>
+                  </pic:nvPicPr>
+                  <pic:blipFill>
+                    <a:blip r:embed="rId108"/>
+                    <a:stretch>
+                      <a:fillRect/>
+                    </a:stretch>
+                  </pic:blipFill>
+                  <pic:spPr>
+                    <a:xfrm>
+                      <a:off x="0" y="0"/>
+                      <a:ext cx="936000" cy="1462500"/>
+                    </a:xfrm>
+                    <a:prstGeom prst="rect"/>
+                  </pic:spPr>
+                </pic:pic>
+              </a:graphicData>
+            </a:graphic>
+          </wp:inline>
+        </w:drawing>
+      </w:r>
+      <w:r>
+        <w:t xml:space="preserve">  </w:t>
+      </w:r>
+      <w:r>
+        <w:drawing>
+          <wp:inline xmlns:a="http://schemas.openxmlformats.org/drawingml/2006/main" xmlns:pic="http://schemas.openxmlformats.org/drawingml/2006/picture">
+            <wp:extent cx="936000" cy="1462500"/>
+            <wp:docPr id="101" name="Picture 101"/>
+            <wp:cNvGraphicFramePr>
+              <a:graphicFrameLocks noChangeAspect="1"/>
+            </wp:cNvGraphicFramePr>
+            <a:graphic>
+              <a:graphicData uri="http://schemas.openxmlformats.org/drawingml/2006/picture">
+                <pic:pic>
+                  <pic:nvPicPr>
+                    <pic:cNvPr id="0" name="fay-angry.png"/>
+                    <pic:cNvPicPr/>
+                  </pic:nvPicPr>
+                  <pic:blipFill>
+                    <a:blip r:embed="rId109"/>
+                    <a:stretch>
+                      <a:fillRect/>
+                    </a:stretch>
+                  </pic:blipFill>
+                  <pic:spPr>
+                    <a:xfrm>
+                      <a:off x="0" y="0"/>
+                      <a:ext cx="936000" cy="1462500"/>
+                    </a:xfrm>
+                    <a:prstGeom prst="rect"/>
+                  </pic:spPr>
+                </pic:pic>
+              </a:graphicData>
+            </a:graphic>
+          </wp:inline>
+        </w:drawing>
+      </w:r>
+      <w:r>
+        <w:t xml:space="preserve">  </w:t>
+      </w:r>
+      <w:r>
+        <w:drawing>
+          <wp:inline xmlns:a="http://schemas.openxmlformats.org/drawingml/2006/main" xmlns:pic="http://schemas.openxmlformats.org/drawingml/2006/picture">
+            <wp:extent cx="936000" cy="1462500"/>
+            <wp:docPr id="102" name="Picture 102"/>
+            <wp:cNvGraphicFramePr>
+              <a:graphicFrameLocks noChangeAspect="1"/>
+            </wp:cNvGraphicFramePr>
+            <a:graphic>
+              <a:graphicData uri="http://schemas.openxmlformats.org/drawingml/2006/picture">
+                <pic:pic>
+                  <pic:nvPicPr>
+                    <pic:cNvPr id="0" name="fay-smile.png"/>
+                    <pic:cNvPicPr/>
+                  </pic:nvPicPr>
+                  <pic:blipFill>
+                    <a:blip r:embed="rId110"/>
+                    <a:stretch>
+                      <a:fillRect/>
+                    </a:stretch>
+                  </pic:blipFill>
+                  <pic:spPr>
+                    <a:xfrm>
+                      <a:off x="0" y="0"/>
+                      <a:ext cx="936000" cy="1462500"/>
+                    </a:xfrm>
+                    <a:prstGeom prst="rect"/>
+                  </pic:spPr>
+                </pic:pic>
+              </a:graphicData>
+            </a:graphic>
+          </wp:inline>
+        </w:drawing>
+      </w:r>
+      <w:r>
+        <w:t xml:space="preserve">  </w:t>
+      </w:r>
+    </w:p>
+    <w:p>
+      <w:r>
+        <w:rPr>
+          <w:sz w:val="16"/>
+        </w:rPr>
+        <w:t>calm - angry - smiling</w:t>
+      </w:r>
+    </w:p>
+    <w:tbl>
+      <w:tblPr>
+        <w:tblStyle w:val="LightGrid-Accent1"/>
+        <w:tblW w:type="auto" w:w="0"/>
+        <w:tblLook w:firstColumn="1" w:firstRow="1" w:lastColumn="0" w:lastRow="0" w:noHBand="0" w:noVBand="1" w:val="04A0"/>
+      </w:tblPr>
+      <w:tblGrid>
+        <w:gridCol w:w="4320"/>
+        <w:gridCol w:w="4320"/>
+      </w:tblGrid>
+      <w:tr>
+        <w:tc>
+          <w:tcPr>
+            <w:tcW w:type="dxa" w:w="1984"/>
+          </w:tcPr>
+          <w:p>
+            <w:r>
+              <w:t>Who</w:t>
+            </w:r>
+          </w:p>
+        </w:tc>
+        <w:tc>
+          <w:tcPr>
+            <w:tcW w:type="dxa" w:w="7370"/>
+          </w:tcPr>
+          <w:p>
+            <w:r>
+              <w:t>A safecracker with the steadiest hands in Florida; Gold's men hold her in the lunapark's funhouse. The vault's lock is hers.</w:t>
+            </w:r>
+          </w:p>
+        </w:tc>
+      </w:tr>
+      <w:tr>
+        <w:tc>
+          <w:tcPr>
+            <w:tcW w:type="dxa" w:w="1984"/>
+          </w:tcPr>
+          <w:p>
+            <w:r>
+              <w:t>Looks</w:t>
+            </w:r>
+          </w:p>
+        </w:tc>
+        <w:tc>
+          <w:tcPr>
+            <w:tcW w:type="dxa" w:w="7370"/>
+          </w:tcPr>
+          <w:p>
+            <w:r>
+              <w:t>Twenties, a dyed red undercut, a black leather jacket, a nose ring; talks fast.</w:t>
+            </w:r>
+          </w:p>
+        </w:tc>
+      </w:tr>
+      <w:tr>
+        <w:tc>
+          <w:tcPr>
+            <w:tcW w:type="dxa" w:w="1984"/>
+          </w:tcPr>
+          <w:p>
+            <w:r>
+              <w:t>Bubble colour</w:t>
+            </w:r>
+          </w:p>
+        </w:tc>
+        <w:tc>
+          <w:tcPr>
+            <w:tcW w:type="dxa" w:w="7370"/>
+          </w:tcPr>
+          <w:p>
+            <w:r>
+              <w:t>#ff3b6b</w:t>
+            </w:r>
+          </w:p>
+        </w:tc>
+      </w:tr>
+      <w:tr>
+        <w:tc>
+          <w:tcPr>
+            <w:tcW w:type="dxa" w:w="1984"/>
+          </w:tcPr>
+          <w:p>
+            <w:r>
+              <w:t>In the city</w:t>
+            </w:r>
+          </w:p>
+        </w:tc>
+        <w:tc>
+          <w:tcPr>
+            <w:tcW w:type="dxa" w:w="7370"/>
+          </w:tcPr>
+          <w:p>
+            <w:r>
+              <w:t>shirt #1a1a20, trousers #2a2a3a</w:t>
+            </w:r>
+          </w:p>
+        </w:tc>
+      </w:tr>
+      <w:tr>
+        <w:tc>
+          <w:tcPr>
+            <w:tcW w:type="dxa" w:w="1984"/>
+          </w:tcPr>
+          <w:p>
+            <w:r>
+              <w:t>Portrait recipe</w:t>
+            </w:r>
+          </w:p>
+        </w:tc>
+        <w:tc>
+          <w:tcPr>
+            <w:tcW w:type="dxa" w:w="7370"/>
+          </w:tcPr>
+          <w:p>
+            <w:r>
+              <w:t>skin #f0c8a8; hair #d0202a (pixie); facial hair: none; eyes #2a6a3a; hat: none; glasses: none; top: leather (#1a1a20 / #c8202c); extras: nosering, earring; young, slim build</w:t>
+            </w:r>
+          </w:p>
+        </w:tc>
+      </w:tr>
+      <w:tr>
+        <w:tc>
+          <w:tcPr>
+            <w:tcW w:type="dxa" w:w="1984"/>
+          </w:tcPr>
+          <w:p>
+            <w:r>
+              <w:t>Mumble</w:t>
+            </w:r>
+          </w:p>
+        </w:tc>
+        <w:tc>
+          <w:tcPr>
+            <w:tcW w:type="dxa" w:w="7370"/>
+          </w:tcPr>
+          <w:p>
+            <w:r>
+              <w:t>square wave, 280-440 Hz, 17 syllables a second, pauses 0.02 s</w:t>
+            </w:r>
+          </w:p>
+        </w:tc>
+      </w:tr>
+    </w:tbl>
+    <w:p>
+      <w:pPr>
+        <w:pStyle w:val="Heading1"/>
+      </w:pPr>
+      <w:r>
+        <w:t>CASINO GUARD  (Q)</w:t>
+      </w:r>
+    </w:p>
+    <w:p>
+      <w:r>
+        <w:drawing>
+          <wp:inline xmlns:a="http://schemas.openxmlformats.org/drawingml/2006/main" xmlns:pic="http://schemas.openxmlformats.org/drawingml/2006/picture">
+            <wp:extent cx="936000" cy="1462500"/>
+            <wp:docPr id="103" name="Picture 103"/>
+            <wp:cNvGraphicFramePr>
+              <a:graphicFrameLocks noChangeAspect="1"/>
+            </wp:cNvGraphicFramePr>
+            <a:graphic>
+              <a:graphicData uri="http://schemas.openxmlformats.org/drawingml/2006/picture">
+                <pic:pic>
+                  <pic:nvPicPr>
+                    <pic:cNvPr id="0" name="cguard-calm.png"/>
+                    <pic:cNvPicPr/>
+                  </pic:nvPicPr>
+                  <pic:blipFill>
+                    <a:blip r:embed="rId111"/>
+                    <a:stretch>
+                      <a:fillRect/>
+                    </a:stretch>
+                  </pic:blipFill>
+                  <pic:spPr>
+                    <a:xfrm>
+                      <a:off x="0" y="0"/>
+                      <a:ext cx="936000" cy="1462500"/>
+                    </a:xfrm>
+                    <a:prstGeom prst="rect"/>
+                  </pic:spPr>
+                </pic:pic>
+              </a:graphicData>
+            </a:graphic>
+          </wp:inline>
+        </w:drawing>
+      </w:r>
+      <w:r>
+        <w:t xml:space="preserve">  </w:t>
+      </w:r>
+      <w:r>
+        <w:drawing>
+          <wp:inline xmlns:a="http://schemas.openxmlformats.org/drawingml/2006/main" xmlns:pic="http://schemas.openxmlformats.org/drawingml/2006/picture">
+            <wp:extent cx="936000" cy="1462500"/>
+            <wp:docPr id="104" name="Picture 104"/>
+            <wp:cNvGraphicFramePr>
+              <a:graphicFrameLocks noChangeAspect="1"/>
+            </wp:cNvGraphicFramePr>
+            <a:graphic>
+              <a:graphicData uri="http://schemas.openxmlformats.org/drawingml/2006/picture">
+                <pic:pic>
+                  <pic:nvPicPr>
+                    <pic:cNvPr id="0" name="cguard-angry.png"/>
+                    <pic:cNvPicPr/>
+                  </pic:nvPicPr>
+                  <pic:blipFill>
+                    <a:blip r:embed="rId112"/>
+                    <a:stretch>
+                      <a:fillRect/>
+                    </a:stretch>
+                  </pic:blipFill>
+                  <pic:spPr>
+                    <a:xfrm>
+                      <a:off x="0" y="0"/>
+                      <a:ext cx="936000" cy="1462500"/>
+                    </a:xfrm>
+                    <a:prstGeom prst="rect"/>
+                  </pic:spPr>
+                </pic:pic>
+              </a:graphicData>
+            </a:graphic>
+          </wp:inline>
+        </w:drawing>
+      </w:r>
+      <w:r>
+        <w:t xml:space="preserve">  </w:t>
+      </w:r>
+      <w:r>
+        <w:drawing>
+          <wp:inline xmlns:a="http://schemas.openxmlformats.org/drawingml/2006/main" xmlns:pic="http://schemas.openxmlformats.org/drawingml/2006/picture">
+            <wp:extent cx="936000" cy="1462500"/>
+            <wp:docPr id="105" name="Picture 105"/>
+            <wp:cNvGraphicFramePr>
+              <a:graphicFrameLocks noChangeAspect="1"/>
+            </wp:cNvGraphicFramePr>
+            <a:graphic>
+              <a:graphicData uri="http://schemas.openxmlformats.org/drawingml/2006/picture">
+                <pic:pic>
+                  <pic:nvPicPr>
+                    <pic:cNvPr id="0" name="cguard-smile.png"/>
+                    <pic:cNvPicPr/>
+                  </pic:nvPicPr>
+                  <pic:blipFill>
+                    <a:blip r:embed="rId113"/>
+                    <a:stretch>
+                      <a:fillRect/>
+                    </a:stretch>
+                  </pic:blipFill>
+                  <pic:spPr>
+                    <a:xfrm>
+                      <a:off x="0" y="0"/>
+                      <a:ext cx="936000" cy="1462500"/>
+                    </a:xfrm>
+                    <a:prstGeom prst="rect"/>
+                  </pic:spPr>
+                </pic:pic>
+              </a:graphicData>
+            </a:graphic>
+          </wp:inline>
+        </w:drawing>
+      </w:r>
+      <w:r>
+        <w:t xml:space="preserve">  </w:t>
+      </w:r>
+    </w:p>
+    <w:p>
+      <w:r>
+        <w:rPr>
+          <w:sz w:val="16"/>
+        </w:rPr>
+        <w:t>calm - angry - smiling</w:t>
+      </w:r>
+    </w:p>
+    <w:tbl>
+      <w:tblPr>
+        <w:tblStyle w:val="LightGrid-Accent1"/>
+        <w:tblW w:type="auto" w:w="0"/>
+        <w:tblLook w:firstColumn="1" w:firstRow="1" w:lastColumn="0" w:lastRow="0" w:noHBand="0" w:noVBand="1" w:val="04A0"/>
+      </w:tblPr>
+      <w:tblGrid>
+        <w:gridCol w:w="4320"/>
+        <w:gridCol w:w="4320"/>
+      </w:tblGrid>
+      <w:tr>
+        <w:tc>
+          <w:tcPr>
+            <w:tcW w:type="dxa" w:w="1984"/>
+          </w:tcPr>
+          <w:p>
+            <w:r>
+              <w:t>Who</w:t>
+            </w:r>
+          </w:p>
+        </w:tc>
+        <w:tc>
+          <w:tcPr>
+            <w:tcW w:type="dxa" w:w="7370"/>
+          </w:tcPr>
+          <w:p>
+            <w:r>
+              <w:t>The Royal Flamingo's guards (one bubble for all of them).</w:t>
+            </w:r>
+          </w:p>
+        </w:tc>
+      </w:tr>
+      <w:tr>
+        <w:tc>
+          <w:tcPr>
+            <w:tcW w:type="dxa" w:w="1984"/>
+          </w:tcPr>
+          <w:p>
+            <w:r>
+              <w:t>Looks</w:t>
+            </w:r>
+          </w:p>
+        </w:tc>
+        <w:tc>
+          <w:tcPr>
+            <w:tcW w:type="dxa" w:w="7370"/>
+          </w:tcPr>
+          <w:p>
+            <w:r>
+              <w:t>Thirties, a crew cut, a black suit with a gold flamingo pin, an earpiece.</w:t>
+            </w:r>
+          </w:p>
+        </w:tc>
+      </w:tr>
+      <w:tr>
+        <w:tc>
+          <w:tcPr>
+            <w:tcW w:type="dxa" w:w="1984"/>
+          </w:tcPr>
+          <w:p>
+            <w:r>
+              <w:t>Bubble colour</w:t>
+            </w:r>
+          </w:p>
+        </w:tc>
+        <w:tc>
+          <w:tcPr>
+            <w:tcW w:type="dxa" w:w="7370"/>
+          </w:tcPr>
+          <w:p>
+            <w:r>
+              <w:t>#8a8fa8</w:t>
+            </w:r>
+          </w:p>
+        </w:tc>
+      </w:tr>
+      <w:tr>
+        <w:tc>
+          <w:tcPr>
+            <w:tcW w:type="dxa" w:w="1984"/>
+          </w:tcPr>
+          <w:p>
+            <w:r>
+              <w:t>In the city</w:t>
+            </w:r>
+          </w:p>
+        </w:tc>
+        <w:tc>
+          <w:tcPr>
+            <w:tcW w:type="dxa" w:w="7370"/>
+          </w:tcPr>
+          <w:p>
+            <w:r>
+              <w:t>shirt #16161c, trousers #16161c</w:t>
+            </w:r>
+          </w:p>
+        </w:tc>
+      </w:tr>
+      <w:tr>
+        <w:tc>
+          <w:tcPr>
+            <w:tcW w:type="dxa" w:w="1984"/>
+          </w:tcPr>
+          <w:p>
+            <w:r>
+              <w:t>Portrait recipe</w:t>
+            </w:r>
+          </w:p>
+        </w:tc>
+        <w:tc>
+          <w:tcPr>
+            <w:tcW w:type="dxa" w:w="7370"/>
+          </w:tcPr>
+          <w:p>
+            <w:r>
+              <w:t>skin #c89a76; hair #2a1a14 (buzz); facial hair: none; eyes #3a2a1a; hat: none; glasses: none; top: suit (#16161c / #f0f0f0); extras: earring; mid, broad build</w:t>
+            </w:r>
+          </w:p>
+        </w:tc>
+      </w:tr>
+      <w:tr>
+        <w:tc>
+          <w:tcPr>
+            <w:tcW w:type="dxa" w:w="1984"/>
+          </w:tcPr>
+          <w:p>
+            <w:r>
+              <w:t>Mumble</w:t>
+            </w:r>
+          </w:p>
+        </w:tc>
+        <w:tc>
+          <w:tcPr>
+            <w:tcW w:type="dxa" w:w="7370"/>
+          </w:tcPr>
+          <w:p>
+            <w:r>
               <w:t>square wave, 120-170 Hz, 10 syllables a second, pauses 0.06 s</w:t>
+            </w:r>
+          </w:p>
+        </w:tc>
+      </w:tr>
+    </w:tbl>
+    <w:p>
+      <w:pPr>
+        <w:pStyle w:val="Heading1"/>
+      </w:pPr>
+      <w:r>
+        <w:t>CRANE MAN  (Q)</w:t>
+      </w:r>
+    </w:p>
+    <w:p>
+      <w:r>
+        <w:drawing>
+          <wp:inline xmlns:a="http://schemas.openxmlformats.org/drawingml/2006/main" xmlns:pic="http://schemas.openxmlformats.org/drawingml/2006/picture">
+            <wp:extent cx="936000" cy="1462500"/>
+            <wp:docPr id="106" name="Picture 106"/>
+            <wp:cNvGraphicFramePr>
+              <a:graphicFrameLocks noChangeAspect="1"/>
+            </wp:cNvGraphicFramePr>
+            <a:graphic>
+              <a:graphicData uri="http://schemas.openxmlformats.org/drawingml/2006/picture">
+                <pic:pic>
+                  <pic:nvPicPr>
+                    <pic:cNvPr id="0" name="craneman-calm.png"/>
+                    <pic:cNvPicPr/>
+                  </pic:nvPicPr>
+                  <pic:blipFill>
+                    <a:blip r:embed="rId114"/>
+                    <a:stretch>
+                      <a:fillRect/>
+                    </a:stretch>
+                  </pic:blipFill>
+                  <pic:spPr>
+                    <a:xfrm>
+                      <a:off x="0" y="0"/>
+                      <a:ext cx="936000" cy="1462500"/>
+                    </a:xfrm>
+                    <a:prstGeom prst="rect"/>
+                  </pic:spPr>
+                </pic:pic>
+              </a:graphicData>
+            </a:graphic>
+          </wp:inline>
+        </w:drawing>
+      </w:r>
+      <w:r>
+        <w:t xml:space="preserve">  </w:t>
+      </w:r>
+      <w:r>
+        <w:drawing>
+          <wp:inline xmlns:a="http://schemas.openxmlformats.org/drawingml/2006/main" xmlns:pic="http://schemas.openxmlformats.org/drawingml/2006/picture">
+            <wp:extent cx="936000" cy="1462500"/>
+            <wp:docPr id="107" name="Picture 107"/>
+            <wp:cNvGraphicFramePr>
+              <a:graphicFrameLocks noChangeAspect="1"/>
+            </wp:cNvGraphicFramePr>
+            <a:graphic>
+              <a:graphicData uri="http://schemas.openxmlformats.org/drawingml/2006/picture">
+                <pic:pic>
+                  <pic:nvPicPr>
+                    <pic:cNvPr id="0" name="craneman-angry.png"/>
+                    <pic:cNvPicPr/>
+                  </pic:nvPicPr>
+                  <pic:blipFill>
+                    <a:blip r:embed="rId115"/>
+                    <a:stretch>
+                      <a:fillRect/>
+                    </a:stretch>
+                  </pic:blipFill>
+                  <pic:spPr>
+                    <a:xfrm>
+                      <a:off x="0" y="0"/>
+                      <a:ext cx="936000" cy="1462500"/>
+                    </a:xfrm>
+                    <a:prstGeom prst="rect"/>
+                  </pic:spPr>
+                </pic:pic>
+              </a:graphicData>
+            </a:graphic>
+          </wp:inline>
+        </w:drawing>
+      </w:r>
+      <w:r>
+        <w:t xml:space="preserve">  </w:t>
+      </w:r>
+      <w:r>
+        <w:drawing>
+          <wp:inline xmlns:a="http://schemas.openxmlformats.org/drawingml/2006/main" xmlns:pic="http://schemas.openxmlformats.org/drawingml/2006/picture">
+            <wp:extent cx="936000" cy="1462500"/>
+            <wp:docPr id="108" name="Picture 108"/>
+            <wp:cNvGraphicFramePr>
+              <a:graphicFrameLocks noChangeAspect="1"/>
+            </wp:cNvGraphicFramePr>
+            <a:graphic>
+              <a:graphicData uri="http://schemas.openxmlformats.org/drawingml/2006/picture">
+                <pic:pic>
+                  <pic:nvPicPr>
+                    <pic:cNvPr id="0" name="craneman-smile.png"/>
+                    <pic:cNvPicPr/>
+                  </pic:nvPicPr>
+                  <pic:blipFill>
+                    <a:blip r:embed="rId116"/>
+                    <a:stretch>
+                      <a:fillRect/>
+                    </a:stretch>
+                  </pic:blipFill>
+                  <pic:spPr>
+                    <a:xfrm>
+                      <a:off x="0" y="0"/>
+                      <a:ext cx="936000" cy="1462500"/>
+                    </a:xfrm>
+                    <a:prstGeom prst="rect"/>
+                  </pic:spPr>
+                </pic:pic>
+              </a:graphicData>
+            </a:graphic>
+          </wp:inline>
+        </w:drawing>
+      </w:r>
+      <w:r>
+        <w:t xml:space="preserve">  </w:t>
+      </w:r>
+    </w:p>
+    <w:p>
+      <w:r>
+        <w:rPr>
+          <w:sz w:val="16"/>
+        </w:rPr>
+        <w:t>calm - angry - smiling</w:t>
+      </w:r>
+    </w:p>
+    <w:tbl>
+      <w:tblPr>
+        <w:tblStyle w:val="LightGrid-Accent1"/>
+        <w:tblW w:type="auto" w:w="0"/>
+        <w:tblLook w:firstColumn="1" w:firstRow="1" w:lastColumn="0" w:lastRow="0" w:noHBand="0" w:noVBand="1" w:val="04A0"/>
+      </w:tblPr>
+      <w:tblGrid>
+        <w:gridCol w:w="4320"/>
+        <w:gridCol w:w="4320"/>
+      </w:tblGrid>
+      <w:tr>
+        <w:tc>
+          <w:tcPr>
+            <w:tcW w:type="dxa" w:w="1984"/>
+          </w:tcPr>
+          <w:p>
+            <w:r>
+              <w:t>Who</w:t>
+            </w:r>
+          </w:p>
+        </w:tc>
+        <w:tc>
+          <w:tcPr>
+            <w:tcW w:type="dxa" w:w="7370"/>
+          </w:tcPr>
+          <w:p>
+            <w:r>
+              <w:t>Victor Crane's men - his drivers, bodyguards and fixers (one bubble for all of them).</w:t>
+            </w:r>
+          </w:p>
+        </w:tc>
+      </w:tr>
+      <w:tr>
+        <w:tc>
+          <w:tcPr>
+            <w:tcW w:type="dxa" w:w="1984"/>
+          </w:tcPr>
+          <w:p>
+            <w:r>
+              <w:t>Looks</w:t>
+            </w:r>
+          </w:p>
+        </w:tc>
+        <w:tc>
+          <w:tcPr>
+            <w:tcW w:type="dxa" w:w="7370"/>
+          </w:tcPr>
+          <w:p>
+            <w:r>
+              <w:t>Thirties to forties, slicked-back hair, dark sunglasses, a charcoal suit, a white shirt, no tie.</w:t>
+            </w:r>
+          </w:p>
+        </w:tc>
+      </w:tr>
+      <w:tr>
+        <w:tc>
+          <w:tcPr>
+            <w:tcW w:type="dxa" w:w="1984"/>
+          </w:tcPr>
+          <w:p>
+            <w:r>
+              <w:t>Bubble colour</w:t>
+            </w:r>
+          </w:p>
+        </w:tc>
+        <w:tc>
+          <w:tcPr>
+            <w:tcW w:type="dxa" w:w="7370"/>
+          </w:tcPr>
+          <w:p>
+            <w:r>
+              <w:t>#c8ccd4</w:t>
+            </w:r>
+          </w:p>
+        </w:tc>
+      </w:tr>
+      <w:tr>
+        <w:tc>
+          <w:tcPr>
+            <w:tcW w:type="dxa" w:w="1984"/>
+          </w:tcPr>
+          <w:p>
+            <w:r>
+              <w:t>In the city</w:t>
+            </w:r>
+          </w:p>
+        </w:tc>
+        <w:tc>
+          <w:tcPr>
+            <w:tcW w:type="dxa" w:w="7370"/>
+          </w:tcPr>
+          <w:p>
+            <w:r>
+              <w:t>shirt #3a3f4c, trousers #2a2d36</w:t>
+            </w:r>
+          </w:p>
+        </w:tc>
+      </w:tr>
+      <w:tr>
+        <w:tc>
+          <w:tcPr>
+            <w:tcW w:type="dxa" w:w="1984"/>
+          </w:tcPr>
+          <w:p>
+            <w:r>
+              <w:t>Portrait recipe</w:t>
+            </w:r>
+          </w:p>
+        </w:tc>
+        <w:tc>
+          <w:tcPr>
+            <w:tcW w:type="dxa" w:w="7370"/>
+          </w:tcPr>
+          <w:p>
+            <w:r>
+              <w:t>skin #d9b08c; hair #1a1410 (slick); facial hair: none; eyes #2a2a2a; hat: none; glasses: shades; top: suit (#3a3f4c / #f4f4f4); extras: none; mid, broad build</w:t>
+            </w:r>
+          </w:p>
+        </w:tc>
+      </w:tr>
+      <w:tr>
+        <w:tc>
+          <w:tcPr>
+            <w:tcW w:type="dxa" w:w="1984"/>
+          </w:tcPr>
+          <w:p>
+            <w:r>
+              <w:t>Mumble</w:t>
+            </w:r>
+          </w:p>
+        </w:tc>
+        <w:tc>
+          <w:tcPr>
+            <w:tcW w:type="dxa" w:w="7370"/>
+          </w:tcPr>
+          <w:p>
+            <w:r>
+              <w:t>triangle wave, 110-160 Hz, 10 syllables a second, pauses 0.07 s</w:t>
+            </w:r>
+          </w:p>
+        </w:tc>
+      </w:tr>
+    </w:tbl>
+    <w:p>
+      <w:pPr>
+        <w:pStyle w:val="Heading1"/>
+      </w:pPr>
+      <w:r>
+        <w:t>"SHARKEY" VINCE LOMAX  (L)</w:t>
+      </w:r>
+    </w:p>
+    <w:p>
+      <w:r>
+        <w:drawing>
+          <wp:inline xmlns:a="http://schemas.openxmlformats.org/drawingml/2006/main" xmlns:pic="http://schemas.openxmlformats.org/drawingml/2006/picture">
+            <wp:extent cx="936000" cy="1462500"/>
+            <wp:docPr id="109" name="Picture 109"/>
+            <wp:cNvGraphicFramePr>
+              <a:graphicFrameLocks noChangeAspect="1"/>
+            </wp:cNvGraphicFramePr>
+            <a:graphic>
+              <a:graphicData uri="http://schemas.openxmlformats.org/drawingml/2006/picture">
+                <pic:pic>
+                  <pic:nvPicPr>
+                    <pic:cNvPr id="0" name="sharkey-calm.png"/>
+                    <pic:cNvPicPr/>
+                  </pic:nvPicPr>
+                  <pic:blipFill>
+                    <a:blip r:embed="rId117"/>
+                    <a:stretch>
+                      <a:fillRect/>
+                    </a:stretch>
+                  </pic:blipFill>
+                  <pic:spPr>
+                    <a:xfrm>
+                      <a:off x="0" y="0"/>
+                      <a:ext cx="936000" cy="1462500"/>
+                    </a:xfrm>
+                    <a:prstGeom prst="rect"/>
+                  </pic:spPr>
+                </pic:pic>
+              </a:graphicData>
+            </a:graphic>
+          </wp:inline>
+        </w:drawing>
+      </w:r>
+      <w:r>
+        <w:t xml:space="preserve">  </w:t>
+      </w:r>
+      <w:r>
+        <w:drawing>
+          <wp:inline xmlns:a="http://schemas.openxmlformats.org/drawingml/2006/main" xmlns:pic="http://schemas.openxmlformats.org/drawingml/2006/picture">
+            <wp:extent cx="936000" cy="1462500"/>
+            <wp:docPr id="110" name="Picture 110"/>
+            <wp:cNvGraphicFramePr>
+              <a:graphicFrameLocks noChangeAspect="1"/>
+            </wp:cNvGraphicFramePr>
+            <a:graphic>
+              <a:graphicData uri="http://schemas.openxmlformats.org/drawingml/2006/picture">
+                <pic:pic>
+                  <pic:nvPicPr>
+                    <pic:cNvPr id="0" name="sharkey-angry.png"/>
+                    <pic:cNvPicPr/>
+                  </pic:nvPicPr>
+                  <pic:blipFill>
+                    <a:blip r:embed="rId118"/>
+                    <a:stretch>
+                      <a:fillRect/>
+                    </a:stretch>
+                  </pic:blipFill>
+                  <pic:spPr>
+                    <a:xfrm>
+                      <a:off x="0" y="0"/>
+                      <a:ext cx="936000" cy="1462500"/>
+                    </a:xfrm>
+                    <a:prstGeom prst="rect"/>
+                  </pic:spPr>
+                </pic:pic>
+              </a:graphicData>
+            </a:graphic>
+          </wp:inline>
+        </w:drawing>
+      </w:r>
+      <w:r>
+        <w:t xml:space="preserve">  </w:t>
+      </w:r>
+      <w:r>
+        <w:drawing>
+          <wp:inline xmlns:a="http://schemas.openxmlformats.org/drawingml/2006/main" xmlns:pic="http://schemas.openxmlformats.org/drawingml/2006/picture">
+            <wp:extent cx="936000" cy="1462500"/>
+            <wp:docPr id="111" name="Picture 111"/>
+            <wp:cNvGraphicFramePr>
+              <a:graphicFrameLocks noChangeAspect="1"/>
+            </wp:cNvGraphicFramePr>
+            <a:graphic>
+              <a:graphicData uri="http://schemas.openxmlformats.org/drawingml/2006/picture">
+                <pic:pic>
+                  <pic:nvPicPr>
+                    <pic:cNvPr id="0" name="sharkey-smile.png"/>
+                    <pic:cNvPicPr/>
+                  </pic:nvPicPr>
+                  <pic:blipFill>
+                    <a:blip r:embed="rId119"/>
+                    <a:stretch>
+                      <a:fillRect/>
+                    </a:stretch>
+                  </pic:blipFill>
+                  <pic:spPr>
+                    <a:xfrm>
+                      <a:off x="0" y="0"/>
+                      <a:ext cx="936000" cy="1462500"/>
+                    </a:xfrm>
+                    <a:prstGeom prst="rect"/>
+                  </pic:spPr>
+                </pic:pic>
+              </a:graphicData>
+            </a:graphic>
+          </wp:inline>
+        </w:drawing>
+      </w:r>
+      <w:r>
+        <w:t xml:space="preserve">  </w:t>
+      </w:r>
+    </w:p>
+    <w:p>
+      <w:r>
+        <w:rPr>
+          <w:sz w:val="16"/>
+        </w:rPr>
+        <w:t>calm - angry - smiling</w:t>
+      </w:r>
+    </w:p>
+    <w:tbl>
+      <w:tblPr>
+        <w:tblStyle w:val="LightGrid-Accent1"/>
+        <w:tblW w:type="auto" w:w="0"/>
+        <w:tblLook w:firstColumn="1" w:firstRow="1" w:lastColumn="0" w:lastRow="0" w:noHBand="0" w:noVBand="1" w:val="04A0"/>
+      </w:tblPr>
+      <w:tblGrid>
+        <w:gridCol w:w="4320"/>
+        <w:gridCol w:w="4320"/>
+      </w:tblGrid>
+      <w:tr>
+        <w:tc>
+          <w:tcPr>
+            <w:tcW w:type="dxa" w:w="1984"/>
+          </w:tcPr>
+          <w:p>
+            <w:r>
+              <w:t>Who</w:t>
+            </w:r>
+          </w:p>
+        </w:tc>
+        <w:tc>
+          <w:tcPr>
+            <w:tcW w:type="dxa" w:w="7370"/>
+          </w:tcPr>
+          <w:p>
+            <w:r>
+              <w:t>The loan shark: a pawn-and-loan in Mercado, two heavies at the door; Officer Dunn owes him (P2).</w:t>
+            </w:r>
+          </w:p>
+        </w:tc>
+      </w:tr>
+      <w:tr>
+        <w:tc>
+          <w:tcPr>
+            <w:tcW w:type="dxa" w:w="1984"/>
+          </w:tcPr>
+          <w:p>
+            <w:r>
+              <w:t>Looks</w:t>
+            </w:r>
+          </w:p>
+        </w:tc>
+        <w:tc>
+          <w:tcPr>
+            <w:tcW w:type="dxa" w:w="7370"/>
+          </w:tcPr>
+          <w:p>
+            <w:r>
+              <w:t>Fifties, slicked-back hair, a pinstripe suit, a cigar, a gold tooth.</w:t>
+            </w:r>
+          </w:p>
+        </w:tc>
+      </w:tr>
+      <w:tr>
+        <w:tc>
+          <w:tcPr>
+            <w:tcW w:type="dxa" w:w="1984"/>
+          </w:tcPr>
+          <w:p>
+            <w:r>
+              <w:t>Bubble colour</w:t>
+            </w:r>
+          </w:p>
+        </w:tc>
+        <w:tc>
+          <w:tcPr>
+            <w:tcW w:type="dxa" w:w="7370"/>
+          </w:tcPr>
+          <w:p>
+            <w:r>
+              <w:t>#4ab8c8</w:t>
+            </w:r>
+          </w:p>
+        </w:tc>
+      </w:tr>
+      <w:tr>
+        <w:tc>
+          <w:tcPr>
+            <w:tcW w:type="dxa" w:w="1984"/>
+          </w:tcPr>
+          <w:p>
+            <w:r>
+              <w:t>In the city</w:t>
+            </w:r>
+          </w:p>
+        </w:tc>
+        <w:tc>
+          <w:tcPr>
+            <w:tcW w:type="dxa" w:w="7370"/>
+          </w:tcPr>
+          <w:p>
+            <w:r>
+              <w:t>shirt #2a2d3a, trousers #2a2d3a</w:t>
+            </w:r>
+          </w:p>
+        </w:tc>
+      </w:tr>
+      <w:tr>
+        <w:tc>
+          <w:tcPr>
+            <w:tcW w:type="dxa" w:w="1984"/>
+          </w:tcPr>
+          <w:p>
+            <w:r>
+              <w:t>Portrait recipe</w:t>
+            </w:r>
+          </w:p>
+        </w:tc>
+        <w:tc>
+          <w:tcPr>
+            <w:tcW w:type="dxa" w:w="7370"/>
+          </w:tcPr>
+          <w:p>
+            <w:r>
+              <w:t>skin #d9a87c; hair #2a2420 (slick); facial hair: none; eyes #2a2018; hat: none; glasses: none; top: suit (#2a2d3a / #e8e0d0); extras: cigar, goldtooth, temples; old, broad build</w:t>
+            </w:r>
+          </w:p>
+        </w:tc>
+      </w:tr>
+      <w:tr>
+        <w:tc>
+          <w:tcPr>
+            <w:tcW w:type="dxa" w:w="1984"/>
+          </w:tcPr>
+          <w:p>
+            <w:r>
+              <w:t>Mumble</w:t>
+            </w:r>
+          </w:p>
+        </w:tc>
+        <w:tc>
+          <w:tcPr>
+            <w:tcW w:type="dxa" w:w="7370"/>
+          </w:tcPr>
+          <w:p>
+            <w:r>
+              <w:t>sawtooth wave, 100-150 Hz, 11 syllables a second, pauses 0.06 s</w:t>
+            </w:r>
+          </w:p>
+        </w:tc>
+      </w:tr>
+    </w:tbl>
+    <w:p>
+      <w:pPr>
+        <w:pStyle w:val="Heading1"/>
+      </w:pPr>
+      <w:r>
+        <w:t>OTTO  (T)</w:t>
+      </w:r>
+    </w:p>
+    <w:p>
+      <w:r>
+        <w:drawing>
+          <wp:inline xmlns:a="http://schemas.openxmlformats.org/drawingml/2006/main" xmlns:pic="http://schemas.openxmlformats.org/drawingml/2006/picture">
+            <wp:extent cx="936000" cy="1462500"/>
+            <wp:docPr id="112" name="Picture 112"/>
+            <wp:cNvGraphicFramePr>
+              <a:graphicFrameLocks noChangeAspect="1"/>
+            </wp:cNvGraphicFramePr>
+            <a:graphic>
+              <a:graphicData uri="http://schemas.openxmlformats.org/drawingml/2006/picture">
+                <pic:pic>
+                  <pic:nvPicPr>
+                    <pic:cNvPr id="0" name="otto-calm.png"/>
+                    <pic:cNvPicPr/>
+                  </pic:nvPicPr>
+                  <pic:blipFill>
+                    <a:blip r:embed="rId120"/>
+                    <a:stretch>
+                      <a:fillRect/>
+                    </a:stretch>
+                  </pic:blipFill>
+                  <pic:spPr>
+                    <a:xfrm>
+                      <a:off x="0" y="0"/>
+                      <a:ext cx="936000" cy="1462500"/>
+                    </a:xfrm>
+                    <a:prstGeom prst="rect"/>
+                  </pic:spPr>
+                </pic:pic>
+              </a:graphicData>
+            </a:graphic>
+          </wp:inline>
+        </w:drawing>
+      </w:r>
+      <w:r>
+        <w:t xml:space="preserve">  </w:t>
+      </w:r>
+      <w:r>
+        <w:drawing>
+          <wp:inline xmlns:a="http://schemas.openxmlformats.org/drawingml/2006/main" xmlns:pic="http://schemas.openxmlformats.org/drawingml/2006/picture">
+            <wp:extent cx="936000" cy="1462500"/>
+            <wp:docPr id="113" name="Picture 113"/>
+            <wp:cNvGraphicFramePr>
+              <a:graphicFrameLocks noChangeAspect="1"/>
+            </wp:cNvGraphicFramePr>
+            <a:graphic>
+              <a:graphicData uri="http://schemas.openxmlformats.org/drawingml/2006/picture">
+                <pic:pic>
+                  <pic:nvPicPr>
+                    <pic:cNvPr id="0" name="otto-angry.png"/>
+                    <pic:cNvPicPr/>
+                  </pic:nvPicPr>
+                  <pic:blipFill>
+                    <a:blip r:embed="rId121"/>
+                    <a:stretch>
+                      <a:fillRect/>
+                    </a:stretch>
+                  </pic:blipFill>
+                  <pic:spPr>
+                    <a:xfrm>
+                      <a:off x="0" y="0"/>
+                      <a:ext cx="936000" cy="1462500"/>
+                    </a:xfrm>
+                    <a:prstGeom prst="rect"/>
+                  </pic:spPr>
+                </pic:pic>
+              </a:graphicData>
+            </a:graphic>
+          </wp:inline>
+        </w:drawing>
+      </w:r>
+      <w:r>
+        <w:t xml:space="preserve">  </w:t>
+      </w:r>
+      <w:r>
+        <w:drawing>
+          <wp:inline xmlns:a="http://schemas.openxmlformats.org/drawingml/2006/main" xmlns:pic="http://schemas.openxmlformats.org/drawingml/2006/picture">
+            <wp:extent cx="936000" cy="1462500"/>
+            <wp:docPr id="114" name="Picture 114"/>
+            <wp:cNvGraphicFramePr>
+              <a:graphicFrameLocks noChangeAspect="1"/>
+            </wp:cNvGraphicFramePr>
+            <a:graphic>
+              <a:graphicData uri="http://schemas.openxmlformats.org/drawingml/2006/picture">
+                <pic:pic>
+                  <pic:nvPicPr>
+                    <pic:cNvPr id="0" name="otto-smile.png"/>
+                    <pic:cNvPicPr/>
+                  </pic:nvPicPr>
+                  <pic:blipFill>
+                    <a:blip r:embed="rId122"/>
+                    <a:stretch>
+                      <a:fillRect/>
+                    </a:stretch>
+                  </pic:blipFill>
+                  <pic:spPr>
+                    <a:xfrm>
+                      <a:off x="0" y="0"/>
+                      <a:ext cx="936000" cy="1462500"/>
+                    </a:xfrm>
+                    <a:prstGeom prst="rect"/>
+                  </pic:spPr>
+                </pic:pic>
+              </a:graphicData>
+            </a:graphic>
+          </wp:inline>
+        </w:drawing>
+      </w:r>
+      <w:r>
+        <w:t xml:space="preserve">  </w:t>
+      </w:r>
+    </w:p>
+    <w:p>
+      <w:r>
+        <w:rPr>
+          <w:sz w:val="16"/>
+        </w:rPr>
+        <w:t>calm - angry - smiling</w:t>
+      </w:r>
+    </w:p>
+    <w:tbl>
+      <w:tblPr>
+        <w:tblStyle w:val="LightGrid-Accent1"/>
+        <w:tblW w:type="auto" w:w="0"/>
+        <w:tblLook w:firstColumn="1" w:firstRow="1" w:lastColumn="0" w:lastRow="0" w:noHBand="0" w:noVBand="1" w:val="04A0"/>
+      </w:tblPr>
+      <w:tblGrid>
+        <w:gridCol w:w="4320"/>
+        <w:gridCol w:w="4320"/>
+      </w:tblGrid>
+      <w:tr>
+        <w:tc>
+          <w:tcPr>
+            <w:tcW w:type="dxa" w:w="1984"/>
+          </w:tcPr>
+          <w:p>
+            <w:r>
+              <w:t>Who</w:t>
+            </w:r>
+          </w:p>
+        </w:tc>
+        <w:tc>
+          <w:tcPr>
+            <w:tcW w:type="dxa" w:w="7370"/>
+          </w:tcPr>
+          <w:p>
+            <w:r>
+              <w:t>The old printer of OTTO'S PRINTING in Mercado - and a forger, for friends (P3).</w:t>
+            </w:r>
+          </w:p>
+        </w:tc>
+      </w:tr>
+      <w:tr>
+        <w:tc>
+          <w:tcPr>
+            <w:tcW w:type="dxa" w:w="1984"/>
+          </w:tcPr>
+          <w:p>
+            <w:r>
+              <w:t>Looks</w:t>
+            </w:r>
+          </w:p>
+        </w:tc>
+        <w:tc>
+          <w:tcPr>
+            <w:tcW w:type="dxa" w:w="7370"/>
+          </w:tcPr>
+          <w:p>
+            <w:r>
+              <w:t>Seventies, thick glasses, an ink-stained apron over a cardigan.</w:t>
+            </w:r>
+          </w:p>
+        </w:tc>
+      </w:tr>
+      <w:tr>
+        <w:tc>
+          <w:tcPr>
+            <w:tcW w:type="dxa" w:w="1984"/>
+          </w:tcPr>
+          <w:p>
+            <w:r>
+              <w:t>Bubble colour</w:t>
+            </w:r>
+          </w:p>
+        </w:tc>
+        <w:tc>
+          <w:tcPr>
+            <w:tcW w:type="dxa" w:w="7370"/>
+          </w:tcPr>
+          <w:p>
+            <w:r>
+              <w:t>#b89a6a</w:t>
+            </w:r>
+          </w:p>
+        </w:tc>
+      </w:tr>
+      <w:tr>
+        <w:tc>
+          <w:tcPr>
+            <w:tcW w:type="dxa" w:w="1984"/>
+          </w:tcPr>
+          <w:p>
+            <w:r>
+              <w:t>In the city</w:t>
+            </w:r>
+          </w:p>
+        </w:tc>
+        <w:tc>
+          <w:tcPr>
+            <w:tcW w:type="dxa" w:w="7370"/>
+          </w:tcPr>
+          <w:p>
+            <w:r>
+              <w:t>shirt #7a6a50, trousers #3a3430</w:t>
+            </w:r>
+          </w:p>
+        </w:tc>
+      </w:tr>
+      <w:tr>
+        <w:tc>
+          <w:tcPr>
+            <w:tcW w:type="dxa" w:w="1984"/>
+          </w:tcPr>
+          <w:p>
+            <w:r>
+              <w:t>Portrait recipe</w:t>
+            </w:r>
+          </w:p>
+        </w:tc>
+        <w:tc>
+          <w:tcPr>
+            <w:tcW w:type="dxa" w:w="7370"/>
+          </w:tcPr>
+          <w:p>
+            <w:r>
+              <w:t>skin #ecc8a8; hair #d8d8d8 (sides); facial hair: none; eyes #4a4a5a; hat: none; glasses: square; top: cardigan (#7a6a50 / #3a3a4a); extras: wrinkles, pencil; old, slim build</w:t>
+            </w:r>
+          </w:p>
+        </w:tc>
+      </w:tr>
+      <w:tr>
+        <w:tc>
+          <w:tcPr>
+            <w:tcW w:type="dxa" w:w="1984"/>
+          </w:tcPr>
+          <w:p>
+            <w:r>
+              <w:t>Mumble</w:t>
+            </w:r>
+          </w:p>
+        </w:tc>
+        <w:tc>
+          <w:tcPr>
+            <w:tcW w:type="dxa" w:w="7370"/>
+          </w:tcPr>
+          <w:p>
+            <w:r>
+              <w:t>triangle wave, 120-170 Hz, 8 syllables a second, pauses 0.14 s</w:t>
+            </w:r>
+          </w:p>
+        </w:tc>
+      </w:tr>
+    </w:tbl>
+    <w:p>
+      <w:pPr>
+        <w:pStyle w:val="Heading1"/>
+      </w:pPr>
+      <w:r>
+        <w:t>SAMMY STICKS  (S)</w:t>
+      </w:r>
+    </w:p>
+    <w:p>
+      <w:r>
+        <w:drawing>
+          <wp:inline xmlns:a="http://schemas.openxmlformats.org/drawingml/2006/main" xmlns:pic="http://schemas.openxmlformats.org/drawingml/2006/picture">
+            <wp:extent cx="936000" cy="1462500"/>
+            <wp:docPr id="115" name="Picture 115"/>
+            <wp:cNvGraphicFramePr>
+              <a:graphicFrameLocks noChangeAspect="1"/>
+            </wp:cNvGraphicFramePr>
+            <a:graphic>
+              <a:graphicData uri="http://schemas.openxmlformats.org/drawingml/2006/picture">
+                <pic:pic>
+                  <pic:nvPicPr>
+                    <pic:cNvPr id="0" name="sticks-calm.png"/>
+                    <pic:cNvPicPr/>
+                  </pic:nvPicPr>
+                  <pic:blipFill>
+                    <a:blip r:embed="rId123"/>
+                    <a:stretch>
+                      <a:fillRect/>
+                    </a:stretch>
+                  </pic:blipFill>
+                  <pic:spPr>
+                    <a:xfrm>
+                      <a:off x="0" y="0"/>
+                      <a:ext cx="936000" cy="1462500"/>
+                    </a:xfrm>
+                    <a:prstGeom prst="rect"/>
+                  </pic:spPr>
+                </pic:pic>
+              </a:graphicData>
+            </a:graphic>
+          </wp:inline>
+        </w:drawing>
+      </w:r>
+      <w:r>
+        <w:t xml:space="preserve">  </w:t>
+      </w:r>
+      <w:r>
+        <w:drawing>
+          <wp:inline xmlns:a="http://schemas.openxmlformats.org/drawingml/2006/main" xmlns:pic="http://schemas.openxmlformats.org/drawingml/2006/picture">
+            <wp:extent cx="936000" cy="1462500"/>
+            <wp:docPr id="116" name="Picture 116"/>
+            <wp:cNvGraphicFramePr>
+              <a:graphicFrameLocks noChangeAspect="1"/>
+            </wp:cNvGraphicFramePr>
+            <a:graphic>
+              <a:graphicData uri="http://schemas.openxmlformats.org/drawingml/2006/picture">
+                <pic:pic>
+                  <pic:nvPicPr>
+                    <pic:cNvPr id="0" name="sticks-angry.png"/>
+                    <pic:cNvPicPr/>
+                  </pic:nvPicPr>
+                  <pic:blipFill>
+                    <a:blip r:embed="rId124"/>
+                    <a:stretch>
+                      <a:fillRect/>
+                    </a:stretch>
+                  </pic:blipFill>
+                  <pic:spPr>
+                    <a:xfrm>
+                      <a:off x="0" y="0"/>
+                      <a:ext cx="936000" cy="1462500"/>
+                    </a:xfrm>
+                    <a:prstGeom prst="rect"/>
+                  </pic:spPr>
+                </pic:pic>
+              </a:graphicData>
+            </a:graphic>
+          </wp:inline>
+        </w:drawing>
+      </w:r>
+      <w:r>
+        <w:t xml:space="preserve">  </w:t>
+      </w:r>
+      <w:r>
+        <w:drawing>
+          <wp:inline xmlns:a="http://schemas.openxmlformats.org/drawingml/2006/main" xmlns:pic="http://schemas.openxmlformats.org/drawingml/2006/picture">
+            <wp:extent cx="936000" cy="1462500"/>
+            <wp:docPr id="117" name="Picture 117"/>
+            <wp:cNvGraphicFramePr>
+              <a:graphicFrameLocks noChangeAspect="1"/>
+            </wp:cNvGraphicFramePr>
+            <a:graphic>
+              <a:graphicData uri="http://schemas.openxmlformats.org/drawingml/2006/picture">
+                <pic:pic>
+                  <pic:nvPicPr>
+                    <pic:cNvPr id="0" name="sticks-smile.png"/>
+                    <pic:cNvPicPr/>
+                  </pic:nvPicPr>
+                  <pic:blipFill>
+                    <a:blip r:embed="rId125"/>
+                    <a:stretch>
+                      <a:fillRect/>
+                    </a:stretch>
+                  </pic:blipFill>
+                  <pic:spPr>
+                    <a:xfrm>
+                      <a:off x="0" y="0"/>
+                      <a:ext cx="936000" cy="1462500"/>
+                    </a:xfrm>
+                    <a:prstGeom prst="rect"/>
+                  </pic:spPr>
+                </pic:pic>
+              </a:graphicData>
+            </a:graphic>
+          </wp:inline>
+        </w:drawing>
+      </w:r>
+      <w:r>
+        <w:t xml:space="preserve">  </w:t>
+      </w:r>
+    </w:p>
+    <w:p>
+      <w:r>
+        <w:rPr>
+          <w:sz w:val="16"/>
+        </w:rPr>
+        <w:t>calm - angry - smiling</w:t>
+      </w:r>
+    </w:p>
+    <w:tbl>
+      <w:tblPr>
+        <w:tblStyle w:val="LightGrid-Accent1"/>
+        <w:tblW w:type="auto" w:w="0"/>
+        <w:tblLook w:firstColumn="1" w:firstRow="1" w:lastColumn="0" w:lastRow="0" w:noHBand="0" w:noVBand="1" w:val="04A0"/>
+      </w:tblPr>
+      <w:tblGrid>
+        <w:gridCol w:w="4320"/>
+        <w:gridCol w:w="4320"/>
+      </w:tblGrid>
+      <w:tr>
+        <w:tc>
+          <w:tcPr>
+            <w:tcW w:type="dxa" w:w="1984"/>
+          </w:tcPr>
+          <w:p>
+            <w:r>
+              <w:t>Who</w:t>
+            </w:r>
+          </w:p>
+        </w:tc>
+        <w:tc>
+          <w:tcPr>
+            <w:tcW w:type="dxa" w:w="7370"/>
+          </w:tcPr>
+          <w:p>
+            <w:r>
+              <w:t>The Colony band's drummer: fast hands, faster mouth, always owes somebody; lost a race bet to Vinnie Rapp (H4).</w:t>
+            </w:r>
+          </w:p>
+        </w:tc>
+      </w:tr>
+      <w:tr>
+        <w:tc>
+          <w:tcPr>
+            <w:tcW w:type="dxa" w:w="1984"/>
+          </w:tcPr>
+          <w:p>
+            <w:r>
+              <w:t>Looks</w:t>
+            </w:r>
+          </w:p>
+        </w:tc>
+        <w:tc>
+          <w:tcPr>
+            <w:tcW w:type="dxa" w:w="7370"/>
+          </w:tcPr>
+          <w:p>
+            <w:r>
+              <w:t>Twenties, a blond mullet, a sleeveless white tee, a sweatband on each wrist, a drumstick behind the ear.</w:t>
+            </w:r>
+          </w:p>
+        </w:tc>
+      </w:tr>
+      <w:tr>
+        <w:tc>
+          <w:tcPr>
+            <w:tcW w:type="dxa" w:w="1984"/>
+          </w:tcPr>
+          <w:p>
+            <w:r>
+              <w:t>Bubble colour</w:t>
+            </w:r>
+          </w:p>
+        </w:tc>
+        <w:tc>
+          <w:tcPr>
+            <w:tcW w:type="dxa" w:w="7370"/>
+          </w:tcPr>
+          <w:p>
+            <w:r>
+              <w:t>#ff6ad5</w:t>
+            </w:r>
+          </w:p>
+        </w:tc>
+      </w:tr>
+      <w:tr>
+        <w:tc>
+          <w:tcPr>
+            <w:tcW w:type="dxa" w:w="1984"/>
+          </w:tcPr>
+          <w:p>
+            <w:r>
+              <w:t>In the city</w:t>
+            </w:r>
+          </w:p>
+        </w:tc>
+        <w:tc>
+          <w:tcPr>
+            <w:tcW w:type="dxa" w:w="7370"/>
+          </w:tcPr>
+          <w:p>
+            <w:r>
+              <w:t>shirt #f2f2ee, trousers #2a3a6a</w:t>
+            </w:r>
+          </w:p>
+        </w:tc>
+      </w:tr>
+      <w:tr>
+        <w:tc>
+          <w:tcPr>
+            <w:tcW w:type="dxa" w:w="1984"/>
+          </w:tcPr>
+          <w:p>
+            <w:r>
+              <w:t>Portrait recipe</w:t>
+            </w:r>
+          </w:p>
+        </w:tc>
+        <w:tc>
+          <w:tcPr>
+            <w:tcW w:type="dxa" w:w="7370"/>
+          </w:tcPr>
+          <w:p>
+            <w:r>
+              <w:t>skin #f0c8a0; hair #e8c860 (spiky); facial hair: stubble; eyes #4a7aa8; hat: none; glasses: none; top: tanktop (#f2f2ee / #2a3a6a); extras: earring, pencil; young, slim build</w:t>
+            </w:r>
+          </w:p>
+        </w:tc>
+      </w:tr>
+      <w:tr>
+        <w:tc>
+          <w:tcPr>
+            <w:tcW w:type="dxa" w:w="1984"/>
+          </w:tcPr>
+          <w:p>
+            <w:r>
+              <w:t>Mumble</w:t>
+            </w:r>
+          </w:p>
+        </w:tc>
+        <w:tc>
+          <w:tcPr>
+            <w:tcW w:type="dxa" w:w="7370"/>
+          </w:tcPr>
+          <w:p>
+            <w:r>
+              <w:t>square wave, 180-300 Hz, 16 syllables a second, pauses 0.03 s</w:t>
+            </w:r>
+          </w:p>
+        </w:tc>
+      </w:tr>
+    </w:tbl>
+    <w:p>
+      <w:pPr>
+        <w:pStyle w:val="Heading1"/>
+      </w:pPr>
+      <w:r>
+        <w:t>LOLA DIAMOND  (L)</w:t>
+      </w:r>
+    </w:p>
+    <w:p>
+      <w:r>
+        <w:drawing>
+          <wp:inline xmlns:a="http://schemas.openxmlformats.org/drawingml/2006/main" xmlns:pic="http://schemas.openxmlformats.org/drawingml/2006/picture">
+            <wp:extent cx="936000" cy="1462500"/>
+            <wp:docPr id="118" name="Picture 118"/>
+            <wp:cNvGraphicFramePr>
+              <a:graphicFrameLocks noChangeAspect="1"/>
+            </wp:cNvGraphicFramePr>
+            <a:graphic>
+              <a:graphicData uri="http://schemas.openxmlformats.org/drawingml/2006/picture">
+                <pic:pic>
+                  <pic:nvPicPr>
+                    <pic:cNvPr id="0" name="lola-calm.png"/>
+                    <pic:cNvPicPr/>
+                  </pic:nvPicPr>
+                  <pic:blipFill>
+                    <a:blip r:embed="rId126"/>
+                    <a:stretch>
+                      <a:fillRect/>
+                    </a:stretch>
+                  </pic:blipFill>
+                  <pic:spPr>
+                    <a:xfrm>
+                      <a:off x="0" y="0"/>
+                      <a:ext cx="936000" cy="1462500"/>
+                    </a:xfrm>
+                    <a:prstGeom prst="rect"/>
+                  </pic:spPr>
+                </pic:pic>
+              </a:graphicData>
+            </a:graphic>
+          </wp:inline>
+        </w:drawing>
+      </w:r>
+      <w:r>
+        <w:t xml:space="preserve">  </w:t>
+      </w:r>
+      <w:r>
+        <w:drawing>
+          <wp:inline xmlns:a="http://schemas.openxmlformats.org/drawingml/2006/main" xmlns:pic="http://schemas.openxmlformats.org/drawingml/2006/picture">
+            <wp:extent cx="936000" cy="1462500"/>
+            <wp:docPr id="119" name="Picture 119"/>
+            <wp:cNvGraphicFramePr>
+              <a:graphicFrameLocks noChangeAspect="1"/>
+            </wp:cNvGraphicFramePr>
+            <a:graphic>
+              <a:graphicData uri="http://schemas.openxmlformats.org/drawingml/2006/picture">
+                <pic:pic>
+                  <pic:nvPicPr>
+                    <pic:cNvPr id="0" name="lola-angry.png"/>
+                    <pic:cNvPicPr/>
+                  </pic:nvPicPr>
+                  <pic:blipFill>
+                    <a:blip r:embed="rId127"/>
+                    <a:stretch>
+                      <a:fillRect/>
+                    </a:stretch>
+                  </pic:blipFill>
+                  <pic:spPr>
+                    <a:xfrm>
+                      <a:off x="0" y="0"/>
+                      <a:ext cx="936000" cy="1462500"/>
+                    </a:xfrm>
+                    <a:prstGeom prst="rect"/>
+                  </pic:spPr>
+                </pic:pic>
+              </a:graphicData>
+            </a:graphic>
+          </wp:inline>
+        </w:drawing>
+      </w:r>
+      <w:r>
+        <w:t xml:space="preserve">  </w:t>
+      </w:r>
+      <w:r>
+        <w:drawing>
+          <wp:inline xmlns:a="http://schemas.openxmlformats.org/drawingml/2006/main" xmlns:pic="http://schemas.openxmlformats.org/drawingml/2006/picture">
+            <wp:extent cx="936000" cy="1462500"/>
+            <wp:docPr id="120" name="Picture 120"/>
+            <wp:cNvGraphicFramePr>
+              <a:graphicFrameLocks noChangeAspect="1"/>
+            </wp:cNvGraphicFramePr>
+            <a:graphic>
+              <a:graphicData uri="http://schemas.openxmlformats.org/drawingml/2006/picture">
+                <pic:pic>
+                  <pic:nvPicPr>
+                    <pic:cNvPr id="0" name="lola-smile.png"/>
+                    <pic:cNvPicPr/>
+                  </pic:nvPicPr>
+                  <pic:blipFill>
+                    <a:blip r:embed="rId128"/>
+                    <a:stretch>
+                      <a:fillRect/>
+                    </a:stretch>
+                  </pic:blipFill>
+                  <pic:spPr>
+                    <a:xfrm>
+                      <a:off x="0" y="0"/>
+                      <a:ext cx="936000" cy="1462500"/>
+                    </a:xfrm>
+                    <a:prstGeom prst="rect"/>
+                  </pic:spPr>
+                </pic:pic>
+              </a:graphicData>
+            </a:graphic>
+          </wp:inline>
+        </w:drawing>
+      </w:r>
+      <w:r>
+        <w:t xml:space="preserve">  </w:t>
+      </w:r>
+    </w:p>
+    <w:p>
+      <w:r>
+        <w:rPr>
+          <w:sz w:val="16"/>
+        </w:rPr>
+        <w:t>calm - angry - smiling</w:t>
+      </w:r>
+    </w:p>
+    <w:tbl>
+      <w:tblPr>
+        <w:tblStyle w:val="LightGrid-Accent1"/>
+        <w:tblW w:type="auto" w:w="0"/>
+        <w:tblLook w:firstColumn="1" w:firstRow="1" w:lastColumn="0" w:lastRow="0" w:noHBand="0" w:noVBand="1" w:val="04A0"/>
+      </w:tblPr>
+      <w:tblGrid>
+        <w:gridCol w:w="4320"/>
+        <w:gridCol w:w="4320"/>
+      </w:tblGrid>
+      <w:tr>
+        <w:tc>
+          <w:tcPr>
+            <w:tcW w:type="dxa" w:w="1984"/>
+          </w:tcPr>
+          <w:p>
+            <w:r>
+              <w:t>Who</w:t>
+            </w:r>
+          </w:p>
+        </w:tc>
+        <w:tc>
+          <w:tcPr>
+            <w:tcW w:type="dxa" w:w="7370"/>
+          </w:tcPr>
+          <w:p>
+            <w:r>
+              <w:t>The Colony band's singer, a big voice from the 70s lounges; Crane's money had THE PULSE's door keep her from the hotel (H4).</w:t>
+            </w:r>
+          </w:p>
+        </w:tc>
+      </w:tr>
+      <w:tr>
+        <w:tc>
+          <w:tcPr>
+            <w:tcW w:type="dxa" w:w="1984"/>
+          </w:tcPr>
+          <w:p>
+            <w:r>
+              <w:t>Looks</w:t>
+            </w:r>
+          </w:p>
+        </w:tc>
+        <w:tc>
+          <w:tcPr>
+            <w:tcW w:type="dxa" w:w="7370"/>
+          </w:tcPr>
+          <w:p>
+            <w:r>
+              <w:t>Forties, big copper curls, a red sequin dress, gold hoop earrings, red lipstick.</w:t>
+            </w:r>
+          </w:p>
+        </w:tc>
+      </w:tr>
+      <w:tr>
+        <w:tc>
+          <w:tcPr>
+            <w:tcW w:type="dxa" w:w="1984"/>
+          </w:tcPr>
+          <w:p>
+            <w:r>
+              <w:t>Bubble colour</w:t>
+            </w:r>
+          </w:p>
+        </w:tc>
+        <w:tc>
+          <w:tcPr>
+            <w:tcW w:type="dxa" w:w="7370"/>
+          </w:tcPr>
+          <w:p>
+            <w:r>
+              <w:t>#ff4a8a</w:t>
+            </w:r>
+          </w:p>
+        </w:tc>
+      </w:tr>
+      <w:tr>
+        <w:tc>
+          <w:tcPr>
+            <w:tcW w:type="dxa" w:w="1984"/>
+          </w:tcPr>
+          <w:p>
+            <w:r>
+              <w:t>In the city</w:t>
+            </w:r>
+          </w:p>
+        </w:tc>
+        <w:tc>
+          <w:tcPr>
+            <w:tcW w:type="dxa" w:w="7370"/>
+          </w:tcPr>
+          <w:p>
+            <w:r>
+              <w:t>shirt #c81e5a, trousers #c81e5a</w:t>
+            </w:r>
+          </w:p>
+        </w:tc>
+      </w:tr>
+      <w:tr>
+        <w:tc>
+          <w:tcPr>
+            <w:tcW w:type="dxa" w:w="1984"/>
+          </w:tcPr>
+          <w:p>
+            <w:r>
+              <w:t>Portrait recipe</w:t>
+            </w:r>
+          </w:p>
+        </w:tc>
+        <w:tc>
+          <w:tcPr>
+            <w:tcW w:type="dxa" w:w="7370"/>
+          </w:tcPr>
+          <w:p>
+            <w:r>
+              <w:t>skin #c8946a; hair #b0502a (wave); facial hair: none; eyes #3a2a1a; hat: none; glasses: none; top: dress (#c81e5a / #ffd23f); extras: hoops, lipstick; mid, normal build</w:t>
+            </w:r>
+          </w:p>
+        </w:tc>
+      </w:tr>
+      <w:tr>
+        <w:tc>
+          <w:tcPr>
+            <w:tcW w:type="dxa" w:w="1984"/>
+          </w:tcPr>
+          <w:p>
+            <w:r>
+              <w:t>Mumble</w:t>
+            </w:r>
+          </w:p>
+        </w:tc>
+        <w:tc>
+          <w:tcPr>
+            <w:tcW w:type="dxa" w:w="7370"/>
+          </w:tcPr>
+          <w:p>
+            <w:r>
+              <w:t>sine wave, 260-420 Hz, 13 syllables a second, pauses 0.05 s</w:t>
+            </w:r>
+          </w:p>
+        </w:tc>
+      </w:tr>
+    </w:tbl>
+    <w:p>
+      <w:pPr>
+        <w:pStyle w:val="Heading1"/>
+      </w:pPr>
+      <w:r>
+        <w:t>TEDDY BELL  (T)</w:t>
+      </w:r>
+    </w:p>
+    <w:p>
+      <w:r>
+        <w:drawing>
+          <wp:inline xmlns:a="http://schemas.openxmlformats.org/drawingml/2006/main" xmlns:pic="http://schemas.openxmlformats.org/drawingml/2006/picture">
+            <wp:extent cx="936000" cy="1462500"/>
+            <wp:docPr id="121" name="Picture 121"/>
+            <wp:cNvGraphicFramePr>
+              <a:graphicFrameLocks noChangeAspect="1"/>
+            </wp:cNvGraphicFramePr>
+            <a:graphic>
+              <a:graphicData uri="http://schemas.openxmlformats.org/drawingml/2006/picture">
+                <pic:pic>
+                  <pic:nvPicPr>
+                    <pic:cNvPr id="0" name="teddy-calm.png"/>
+                    <pic:cNvPicPr/>
+                  </pic:nvPicPr>
+                  <pic:blipFill>
+                    <a:blip r:embed="rId129"/>
+                    <a:stretch>
+                      <a:fillRect/>
+                    </a:stretch>
+                  </pic:blipFill>
+                  <pic:spPr>
+                    <a:xfrm>
+                      <a:off x="0" y="0"/>
+                      <a:ext cx="936000" cy="1462500"/>
+                    </a:xfrm>
+                    <a:prstGeom prst="rect"/>
+                  </pic:spPr>
+                </pic:pic>
+              </a:graphicData>
+            </a:graphic>
+          </wp:inline>
+        </w:drawing>
+      </w:r>
+      <w:r>
+        <w:t xml:space="preserve">  </w:t>
+      </w:r>
+      <w:r>
+        <w:drawing>
+          <wp:inline xmlns:a="http://schemas.openxmlformats.org/drawingml/2006/main" xmlns:pic="http://schemas.openxmlformats.org/drawingml/2006/picture">
+            <wp:extent cx="936000" cy="1462500"/>
+            <wp:docPr id="122" name="Picture 122"/>
+            <wp:cNvGraphicFramePr>
+              <a:graphicFrameLocks noChangeAspect="1"/>
+            </wp:cNvGraphicFramePr>
+            <a:graphic>
+              <a:graphicData uri="http://schemas.openxmlformats.org/drawingml/2006/picture">
+                <pic:pic>
+                  <pic:nvPicPr>
+                    <pic:cNvPr id="0" name="teddy-angry.png"/>
+                    <pic:cNvPicPr/>
+                  </pic:nvPicPr>
+                  <pic:blipFill>
+                    <a:blip r:embed="rId130"/>
+                    <a:stretch>
+                      <a:fillRect/>
+                    </a:stretch>
+                  </pic:blipFill>
+                  <pic:spPr>
+                    <a:xfrm>
+                      <a:off x="0" y="0"/>
+                      <a:ext cx="936000" cy="1462500"/>
+                    </a:xfrm>
+                    <a:prstGeom prst="rect"/>
+                  </pic:spPr>
+                </pic:pic>
+              </a:graphicData>
+            </a:graphic>
+          </wp:inline>
+        </w:drawing>
+      </w:r>
+      <w:r>
+        <w:t xml:space="preserve">  </w:t>
+      </w:r>
+      <w:r>
+        <w:drawing>
+          <wp:inline xmlns:a="http://schemas.openxmlformats.org/drawingml/2006/main" xmlns:pic="http://schemas.openxmlformats.org/drawingml/2006/picture">
+            <wp:extent cx="936000" cy="1462500"/>
+            <wp:docPr id="123" name="Picture 123"/>
+            <wp:cNvGraphicFramePr>
+              <a:graphicFrameLocks noChangeAspect="1"/>
+            </wp:cNvGraphicFramePr>
+            <a:graphic>
+              <a:graphicData uri="http://schemas.openxmlformats.org/drawingml/2006/picture">
+                <pic:pic>
+                  <pic:nvPicPr>
+                    <pic:cNvPr id="0" name="teddy-smile.png"/>
+                    <pic:cNvPicPr/>
+                  </pic:nvPicPr>
+                  <pic:blipFill>
+                    <a:blip r:embed="rId131"/>
+                    <a:stretch>
+                      <a:fillRect/>
+                    </a:stretch>
+                  </pic:blipFill>
+                  <pic:spPr>
+                    <a:xfrm>
+                      <a:off x="0" y="0"/>
+                      <a:ext cx="936000" cy="1462500"/>
+                    </a:xfrm>
+                    <a:prstGeom prst="rect"/>
+                  </pic:spPr>
+                </pic:pic>
+              </a:graphicData>
+            </a:graphic>
+          </wp:inline>
+        </w:drawing>
+      </w:r>
+      <w:r>
+        <w:t xml:space="preserve">  </w:t>
+      </w:r>
+    </w:p>
+    <w:p>
+      <w:r>
+        <w:rPr>
+          <w:sz w:val="16"/>
+        </w:rPr>
+        <w:t>calm - angry - smiling</w:t>
+      </w:r>
+    </w:p>
+    <w:tbl>
+      <w:tblPr>
+        <w:tblStyle w:val="LightGrid-Accent1"/>
+        <w:tblW w:type="auto" w:w="0"/>
+        <w:tblLook w:firstColumn="1" w:firstRow="1" w:lastColumn="0" w:lastRow="0" w:noHBand="0" w:noVBand="1" w:val="04A0"/>
+      </w:tblPr>
+      <w:tblGrid>
+        <w:gridCol w:w="4320"/>
+        <w:gridCol w:w="4320"/>
+      </w:tblGrid>
+      <w:tr>
+        <w:tc>
+          <w:tcPr>
+            <w:tcW w:type="dxa" w:w="1984"/>
+          </w:tcPr>
+          <w:p>
+            <w:r>
+              <w:t>Who</w:t>
+            </w:r>
+          </w:p>
+        </w:tc>
+        <w:tc>
+          <w:tcPr>
+            <w:tcW w:type="dxa" w:w="7370"/>
+          </w:tcPr>
+          <w:p>
+            <w:r>
+              <w:t>The Colony band's trumpet player, sixty and in love with the sea; ran off on a jet ski rather than play for an empty hall (H4).</w:t>
+            </w:r>
+          </w:p>
+        </w:tc>
+      </w:tr>
+      <w:tr>
+        <w:tc>
+          <w:tcPr>
+            <w:tcW w:type="dxa" w:w="1984"/>
+          </w:tcPr>
+          <w:p>
+            <w:r>
+              <w:t>Looks</w:t>
+            </w:r>
+          </w:p>
+        </w:tc>
+        <w:tc>
+          <w:tcPr>
+            <w:tcW w:type="dxa" w:w="7370"/>
+          </w:tcPr>
+          <w:p>
+            <w:r>
+              <w:t>Sixties, a pencil moustache, a teal flower shirt, a captain's cap pushed back, a gold tooth.</w:t>
+            </w:r>
+          </w:p>
+        </w:tc>
+      </w:tr>
+      <w:tr>
+        <w:tc>
+          <w:tcPr>
+            <w:tcW w:type="dxa" w:w="1984"/>
+          </w:tcPr>
+          <w:p>
+            <w:r>
+              <w:t>Bubble colour</w:t>
+            </w:r>
+          </w:p>
+        </w:tc>
+        <w:tc>
+          <w:tcPr>
+            <w:tcW w:type="dxa" w:w="7370"/>
+          </w:tcPr>
+          <w:p>
+            <w:r>
+              <w:t>#ffc83a</w:t>
+            </w:r>
+          </w:p>
+        </w:tc>
+      </w:tr>
+      <w:tr>
+        <w:tc>
+          <w:tcPr>
+            <w:tcW w:type="dxa" w:w="1984"/>
+          </w:tcPr>
+          <w:p>
+            <w:r>
+              <w:t>In the city</w:t>
+            </w:r>
+          </w:p>
+        </w:tc>
+        <w:tc>
+          <w:tcPr>
+            <w:tcW w:type="dxa" w:w="7370"/>
+          </w:tcPr>
+          <w:p>
+            <w:r>
+              <w:t>shirt #2ab0a0, trousers #e8e0c8</w:t>
+            </w:r>
+          </w:p>
+        </w:tc>
+      </w:tr>
+      <w:tr>
+        <w:tc>
+          <w:tcPr>
+            <w:tcW w:type="dxa" w:w="1984"/>
+          </w:tcPr>
+          <w:p>
+            <w:r>
+              <w:t>Portrait recipe</w:t>
+            </w:r>
+          </w:p>
+        </w:tc>
+        <w:tc>
+          <w:tcPr>
+            <w:tcW w:type="dxa" w:w="7370"/>
+          </w:tcPr>
+          <w:p>
+            <w:r>
+              <w:t>skin #8a5a3a; hair #d0d0d0 (short); facial hair: pencil; eyes #2a1a10; hat: captain; glasses: none; top: flowershirt (#2ab0a0 / #ffd23f); extras: goldtooth, wrinkles; old, normal build</w:t>
+            </w:r>
+          </w:p>
+        </w:tc>
+      </w:tr>
+      <w:tr>
+        <w:tc>
+          <w:tcPr>
+            <w:tcW w:type="dxa" w:w="1984"/>
+          </w:tcPr>
+          <w:p>
+            <w:r>
+              <w:t>Mumble</w:t>
+            </w:r>
+          </w:p>
+        </w:tc>
+        <w:tc>
+          <w:tcPr>
+            <w:tcW w:type="dxa" w:w="7370"/>
+          </w:tcPr>
+          <w:p>
+            <w:r>
+              <w:t>triangle wave, 120-200 Hz, 11 syllables a second, pauses 0.08 s</w:t>
+            </w:r>
+          </w:p>
+        </w:tc>
+      </w:tr>
+    </w:tbl>
+    <w:p>
+      <w:pPr>
+        <w:pStyle w:val="Heading1"/>
+      </w:pPr>
+      <w:r>
+        <w:t>VINNIE RAPP  (V)</w:t>
+      </w:r>
+    </w:p>
+    <w:p>
+      <w:r>
+        <w:drawing>
+          <wp:inline xmlns:a="http://schemas.openxmlformats.org/drawingml/2006/main" xmlns:pic="http://schemas.openxmlformats.org/drawingml/2006/picture">
+            <wp:extent cx="936000" cy="1462500"/>
+            <wp:docPr id="124" name="Picture 124"/>
+            <wp:cNvGraphicFramePr>
+              <a:graphicFrameLocks noChangeAspect="1"/>
+            </wp:cNvGraphicFramePr>
+            <a:graphic>
+              <a:graphicData uri="http://schemas.openxmlformats.org/drawingml/2006/picture">
+                <pic:pic>
+                  <pic:nvPicPr>
+                    <pic:cNvPr id="0" name="vinnie-calm.png"/>
+                    <pic:cNvPicPr/>
+                  </pic:nvPicPr>
+                  <pic:blipFill>
+                    <a:blip r:embed="rId132"/>
+                    <a:stretch>
+                      <a:fillRect/>
+                    </a:stretch>
+                  </pic:blipFill>
+                  <pic:spPr>
+                    <a:xfrm>
+                      <a:off x="0" y="0"/>
+                      <a:ext cx="936000" cy="1462500"/>
+                    </a:xfrm>
+                    <a:prstGeom prst="rect"/>
+                  </pic:spPr>
+                </pic:pic>
+              </a:graphicData>
+            </a:graphic>
+          </wp:inline>
+        </w:drawing>
+      </w:r>
+      <w:r>
+        <w:t xml:space="preserve">  </w:t>
+      </w:r>
+      <w:r>
+        <w:drawing>
+          <wp:inline xmlns:a="http://schemas.openxmlformats.org/drawingml/2006/main" xmlns:pic="http://schemas.openxmlformats.org/drawingml/2006/picture">
+            <wp:extent cx="936000" cy="1462500"/>
+            <wp:docPr id="125" name="Picture 125"/>
+            <wp:cNvGraphicFramePr>
+              <a:graphicFrameLocks noChangeAspect="1"/>
+            </wp:cNvGraphicFramePr>
+            <a:graphic>
+              <a:graphicData uri="http://schemas.openxmlformats.org/drawingml/2006/picture">
+                <pic:pic>
+                  <pic:nvPicPr>
+                    <pic:cNvPr id="0" name="vinnie-angry.png"/>
+                    <pic:cNvPicPr/>
+                  </pic:nvPicPr>
+                  <pic:blipFill>
+                    <a:blip r:embed="rId133"/>
+                    <a:stretch>
+                      <a:fillRect/>
+                    </a:stretch>
+                  </pic:blipFill>
+                  <pic:spPr>
+                    <a:xfrm>
+                      <a:off x="0" y="0"/>
+                      <a:ext cx="936000" cy="1462500"/>
+                    </a:xfrm>
+                    <a:prstGeom prst="rect"/>
+                  </pic:spPr>
+                </pic:pic>
+              </a:graphicData>
+            </a:graphic>
+          </wp:inline>
+        </w:drawing>
+      </w:r>
+      <w:r>
+        <w:t xml:space="preserve">  </w:t>
+      </w:r>
+      <w:r>
+        <w:drawing>
+          <wp:inline xmlns:a="http://schemas.openxmlformats.org/drawingml/2006/main" xmlns:pic="http://schemas.openxmlformats.org/drawingml/2006/picture">
+            <wp:extent cx="936000" cy="1462500"/>
+            <wp:docPr id="126" name="Picture 126"/>
+            <wp:cNvGraphicFramePr>
+              <a:graphicFrameLocks noChangeAspect="1"/>
+            </wp:cNvGraphicFramePr>
+            <a:graphic>
+              <a:graphicData uri="http://schemas.openxmlformats.org/drawingml/2006/picture">
+                <pic:pic>
+                  <pic:nvPicPr>
+                    <pic:cNvPr id="0" name="vinnie-smile.png"/>
+                    <pic:cNvPicPr/>
+                  </pic:nvPicPr>
+                  <pic:blipFill>
+                    <a:blip r:embed="rId134"/>
+                    <a:stretch>
+                      <a:fillRect/>
+                    </a:stretch>
+                  </pic:blipFill>
+                  <pic:spPr>
+                    <a:xfrm>
+                      <a:off x="0" y="0"/>
+                      <a:ext cx="936000" cy="1462500"/>
+                    </a:xfrm>
+                    <a:prstGeom prst="rect"/>
+                  </pic:spPr>
+                </pic:pic>
+              </a:graphicData>
+            </a:graphic>
+          </wp:inline>
+        </w:drawing>
+      </w:r>
+      <w:r>
+        <w:t xml:space="preserve">  </w:t>
+      </w:r>
+    </w:p>
+    <w:p>
+      <w:r>
+        <w:rPr>
+          <w:sz w:val="16"/>
+        </w:rPr>
+        <w:t>calm - angry - smiling</w:t>
+      </w:r>
+    </w:p>
+    <w:tbl>
+      <w:tblPr>
+        <w:tblStyle w:val="LightGrid-Accent1"/>
+        <w:tblW w:type="auto" w:w="0"/>
+        <w:tblLook w:firstColumn="1" w:firstRow="1" w:lastColumn="0" w:lastRow="0" w:noHBand="0" w:noVBand="1" w:val="04A0"/>
+      </w:tblPr>
+      <w:tblGrid>
+        <w:gridCol w:w="4320"/>
+        <w:gridCol w:w="4320"/>
+      </w:tblGrid>
+      <w:tr>
+        <w:tc>
+          <w:tcPr>
+            <w:tcW w:type="dxa" w:w="1984"/>
+          </w:tcPr>
+          <w:p>
+            <w:r>
+              <w:t>Who</w:t>
+            </w:r>
+          </w:p>
+        </w:tc>
+        <w:tc>
+          <w:tcPr>
+            <w:tcW w:type="dxa" w:w="7370"/>
+          </w:tcPr>
+          <w:p>
+            <w:r>
+              <w:t>A loan shark who races at the speedway and takes bets on himself; holds Sammy Sticks until his debt is paid - or raced off (H4).</w:t>
+            </w:r>
+          </w:p>
+        </w:tc>
+      </w:tr>
+      <w:tr>
+        <w:tc>
+          <w:tcPr>
+            <w:tcW w:type="dxa" w:w="1984"/>
+          </w:tcPr>
+          <w:p>
+            <w:r>
+              <w:t>Looks</w:t>
+            </w:r>
+          </w:p>
+        </w:tc>
+        <w:tc>
+          <w:tcPr>
+            <w:tcW w:type="dxa" w:w="7370"/>
+          </w:tcPr>
+          <w:p>
+            <w:r>
+              <w:t>Forties, slicked-back black hair, a black leather racing jacket with an orange stripe, aviator shades, a gold chain.</w:t>
+            </w:r>
+          </w:p>
+        </w:tc>
+      </w:tr>
+      <w:tr>
+        <w:tc>
+          <w:tcPr>
+            <w:tcW w:type="dxa" w:w="1984"/>
+          </w:tcPr>
+          <w:p>
+            <w:r>
+              <w:t>Bubble colour</w:t>
+            </w:r>
+          </w:p>
+        </w:tc>
+        <w:tc>
+          <w:tcPr>
+            <w:tcW w:type="dxa" w:w="7370"/>
+          </w:tcPr>
+          <w:p>
+            <w:r>
+              <w:t>#ff8a2a</w:t>
+            </w:r>
+          </w:p>
+        </w:tc>
+      </w:tr>
+      <w:tr>
+        <w:tc>
+          <w:tcPr>
+            <w:tcW w:type="dxa" w:w="1984"/>
+          </w:tcPr>
+          <w:p>
+            <w:r>
+              <w:t>In the city</w:t>
+            </w:r>
+          </w:p>
+        </w:tc>
+        <w:tc>
+          <w:tcPr>
+            <w:tcW w:type="dxa" w:w="7370"/>
+          </w:tcPr>
+          <w:p>
+            <w:r>
+              <w:t>shirt #1a1a1a, trousers #1a1a1a</w:t>
+            </w:r>
+          </w:p>
+        </w:tc>
+      </w:tr>
+      <w:tr>
+        <w:tc>
+          <w:tcPr>
+            <w:tcW w:type="dxa" w:w="1984"/>
+          </w:tcPr>
+          <w:p>
+            <w:r>
+              <w:t>Portrait recipe</w:t>
+            </w:r>
+          </w:p>
+        </w:tc>
+        <w:tc>
+          <w:tcPr>
+            <w:tcW w:type="dxa" w:w="7370"/>
+          </w:tcPr>
+          <w:p>
+            <w:r>
+              <w:t>skin #d8a880; hair #141014 (slick); facial hair: stubble; eyes #2a1a14; hat: none; glasses: shades; top: leather (#1a1a1a / #ff8a2a); extras: chain, toothpick; mid, normal build</w:t>
+            </w:r>
+          </w:p>
+        </w:tc>
+      </w:tr>
+      <w:tr>
+        <w:tc>
+          <w:tcPr>
+            <w:tcW w:type="dxa" w:w="1984"/>
+          </w:tcPr>
+          <w:p>
+            <w:r>
+              <w:t>Mumble</w:t>
+            </w:r>
+          </w:p>
+        </w:tc>
+        <w:tc>
+          <w:tcPr>
+            <w:tcW w:type="dxa" w:w="7370"/>
+          </w:tcPr>
+          <w:p>
+            <w:r>
+              <w:t>sawtooth wave, 110-170 Hz, 12 syllables a second, pauses 0.05 s</w:t>
             </w:r>
           </w:p>
         </w:tc>

--- a/docs/Characters.docx
+++ b/docs/Characters.docx
@@ -11439,6 +11439,822 @@
           <w:p>
             <w:r>
               <w:t>sawtooth wave, 110-170 Hz, 12 syllables a second, pauses 0.05 s</w:t>
+            </w:r>
+          </w:p>
+        </w:tc>
+      </w:tr>
+    </w:tbl>
+    <w:p>
+      <w:pPr>
+        <w:pStyle w:val="Heading1"/>
+      </w:pPr>
+      <w:r>
+        <w:t>RICK TOLAN  (R)</w:t>
+      </w:r>
+    </w:p>
+    <w:p>
+      <w:r>
+        <w:drawing>
+          <wp:inline xmlns:a="http://schemas.openxmlformats.org/drawingml/2006/main" xmlns:pic="http://schemas.openxmlformats.org/drawingml/2006/picture">
+            <wp:extent cx="936000" cy="1462500"/>
+            <wp:docPr id="127" name="Picture 127"/>
+            <wp:cNvGraphicFramePr>
+              <a:graphicFrameLocks noChangeAspect="1"/>
+            </wp:cNvGraphicFramePr>
+            <a:graphic>
+              <a:graphicData uri="http://schemas.openxmlformats.org/drawingml/2006/picture">
+                <pic:pic>
+                  <pic:nvPicPr>
+                    <pic:cNvPr id="0" name="tolan-calm.png"/>
+                    <pic:cNvPicPr/>
+                  </pic:nvPicPr>
+                  <pic:blipFill>
+                    <a:blip r:embed="rId135"/>
+                    <a:stretch>
+                      <a:fillRect/>
+                    </a:stretch>
+                  </pic:blipFill>
+                  <pic:spPr>
+                    <a:xfrm>
+                      <a:off x="0" y="0"/>
+                      <a:ext cx="936000" cy="1462500"/>
+                    </a:xfrm>
+                    <a:prstGeom prst="rect"/>
+                  </pic:spPr>
+                </pic:pic>
+              </a:graphicData>
+            </a:graphic>
+          </wp:inline>
+        </w:drawing>
+      </w:r>
+      <w:r>
+        <w:t xml:space="preserve">  </w:t>
+      </w:r>
+      <w:r>
+        <w:drawing>
+          <wp:inline xmlns:a="http://schemas.openxmlformats.org/drawingml/2006/main" xmlns:pic="http://schemas.openxmlformats.org/drawingml/2006/picture">
+            <wp:extent cx="936000" cy="1462500"/>
+            <wp:docPr id="128" name="Picture 128"/>
+            <wp:cNvGraphicFramePr>
+              <a:graphicFrameLocks noChangeAspect="1"/>
+            </wp:cNvGraphicFramePr>
+            <a:graphic>
+              <a:graphicData uri="http://schemas.openxmlformats.org/drawingml/2006/picture">
+                <pic:pic>
+                  <pic:nvPicPr>
+                    <pic:cNvPr id="0" name="tolan-angry.png"/>
+                    <pic:cNvPicPr/>
+                  </pic:nvPicPr>
+                  <pic:blipFill>
+                    <a:blip r:embed="rId136"/>
+                    <a:stretch>
+                      <a:fillRect/>
+                    </a:stretch>
+                  </pic:blipFill>
+                  <pic:spPr>
+                    <a:xfrm>
+                      <a:off x="0" y="0"/>
+                      <a:ext cx="936000" cy="1462500"/>
+                    </a:xfrm>
+                    <a:prstGeom prst="rect"/>
+                  </pic:spPr>
+                </pic:pic>
+              </a:graphicData>
+            </a:graphic>
+          </wp:inline>
+        </w:drawing>
+      </w:r>
+      <w:r>
+        <w:t xml:space="preserve">  </w:t>
+      </w:r>
+      <w:r>
+        <w:drawing>
+          <wp:inline xmlns:a="http://schemas.openxmlformats.org/drawingml/2006/main" xmlns:pic="http://schemas.openxmlformats.org/drawingml/2006/picture">
+            <wp:extent cx="936000" cy="1462500"/>
+            <wp:docPr id="129" name="Picture 129"/>
+            <wp:cNvGraphicFramePr>
+              <a:graphicFrameLocks noChangeAspect="1"/>
+            </wp:cNvGraphicFramePr>
+            <a:graphic>
+              <a:graphicData uri="http://schemas.openxmlformats.org/drawingml/2006/picture">
+                <pic:pic>
+                  <pic:nvPicPr>
+                    <pic:cNvPr id="0" name="tolan-smile.png"/>
+                    <pic:cNvPicPr/>
+                  </pic:nvPicPr>
+                  <pic:blipFill>
+                    <a:blip r:embed="rId137"/>
+                    <a:stretch>
+                      <a:fillRect/>
+                    </a:stretch>
+                  </pic:blipFill>
+                  <pic:spPr>
+                    <a:xfrm>
+                      <a:off x="0" y="0"/>
+                      <a:ext cx="936000" cy="1462500"/>
+                    </a:xfrm>
+                    <a:prstGeom prst="rect"/>
+                  </pic:spPr>
+                </pic:pic>
+              </a:graphicData>
+            </a:graphic>
+          </wp:inline>
+        </w:drawing>
+      </w:r>
+      <w:r>
+        <w:t xml:space="preserve">  </w:t>
+      </w:r>
+    </w:p>
+    <w:p>
+      <w:r>
+        <w:rPr>
+          <w:sz w:val="16"/>
+        </w:rPr>
+        <w:t>calm - angry - smiling</w:t>
+      </w:r>
+    </w:p>
+    <w:tbl>
+      <w:tblPr>
+        <w:tblStyle w:val="LightGrid-Accent1"/>
+        <w:tblW w:type="auto" w:w="0"/>
+        <w:tblLook w:firstColumn="1" w:firstRow="1" w:lastColumn="0" w:lastRow="0" w:noHBand="0" w:noVBand="1" w:val="04A0"/>
+      </w:tblPr>
+      <w:tblGrid>
+        <w:gridCol w:w="4320"/>
+        <w:gridCol w:w="4320"/>
+      </w:tblGrid>
+      <w:tr>
+        <w:tc>
+          <w:tcPr>
+            <w:tcW w:type="dxa" w:w="1984"/>
+          </w:tcPr>
+          <w:p>
+            <w:r>
+              <w:t>Who</w:t>
+            </w:r>
+          </w:p>
+        </w:tc>
+        <w:tc>
+          <w:tcPr>
+            <w:tcW w:type="dxa" w:w="7370"/>
+          </w:tcPr>
+          <w:p>
+            <w:r>
+              <w:t>The space center's night supervisor, deep in debt; Crane pays him to wreck the rocket's guidance (S2's saboteur).</w:t>
+            </w:r>
+          </w:p>
+        </w:tc>
+      </w:tr>
+      <w:tr>
+        <w:tc>
+          <w:tcPr>
+            <w:tcW w:type="dxa" w:w="1984"/>
+          </w:tcPr>
+          <w:p>
+            <w:r>
+              <w:t>Looks</w:t>
+            </w:r>
+          </w:p>
+        </w:tc>
+        <w:tc>
+          <w:tcPr>
+            <w:tcW w:type="dxa" w:w="7370"/>
+          </w:tcPr>
+          <w:p>
+            <w:r>
+              <w:t>Fifties, a grey crew cut, a heavy moustache, a short-sleeved white shirt with a pocket protector, an ID badge.</w:t>
+            </w:r>
+          </w:p>
+        </w:tc>
+      </w:tr>
+      <w:tr>
+        <w:tc>
+          <w:tcPr>
+            <w:tcW w:type="dxa" w:w="1984"/>
+          </w:tcPr>
+          <w:p>
+            <w:r>
+              <w:t>Bubble colour</w:t>
+            </w:r>
+          </w:p>
+        </w:tc>
+        <w:tc>
+          <w:tcPr>
+            <w:tcW w:type="dxa" w:w="7370"/>
+          </w:tcPr>
+          <w:p>
+            <w:r>
+              <w:t>#c86a3a</w:t>
+            </w:r>
+          </w:p>
+        </w:tc>
+      </w:tr>
+      <w:tr>
+        <w:tc>
+          <w:tcPr>
+            <w:tcW w:type="dxa" w:w="1984"/>
+          </w:tcPr>
+          <w:p>
+            <w:r>
+              <w:t>In the city</w:t>
+            </w:r>
+          </w:p>
+        </w:tc>
+        <w:tc>
+          <w:tcPr>
+            <w:tcW w:type="dxa" w:w="7370"/>
+          </w:tcPr>
+          <w:p>
+            <w:r>
+              <w:t>shirt #eef2f6, trousers #2a2d3a</w:t>
+            </w:r>
+          </w:p>
+        </w:tc>
+      </w:tr>
+      <w:tr>
+        <w:tc>
+          <w:tcPr>
+            <w:tcW w:type="dxa" w:w="1984"/>
+          </w:tcPr>
+          <w:p>
+            <w:r>
+              <w:t>Portrait recipe</w:t>
+            </w:r>
+          </w:p>
+        </w:tc>
+        <w:tc>
+          <w:tcPr>
+            <w:tcW w:type="dxa" w:w="7370"/>
+          </w:tcPr>
+          <w:p>
+            <w:r>
+              <w:t>skin #e0b090; hair #8a8a8a (buzz); facial hair: moustache; eyes #4a5a6a; hat: none; glasses: none; top: buttoned (#eef2f6 / #2a4aa8); extras: sweat, pencil; old, broad build</w:t>
+            </w:r>
+          </w:p>
+        </w:tc>
+      </w:tr>
+      <w:tr>
+        <w:tc>
+          <w:tcPr>
+            <w:tcW w:type="dxa" w:w="1984"/>
+          </w:tcPr>
+          <w:p>
+            <w:r>
+              <w:t>Mumble</w:t>
+            </w:r>
+          </w:p>
+        </w:tc>
+        <w:tc>
+          <w:tcPr>
+            <w:tcW w:type="dxa" w:w="7370"/>
+          </w:tcPr>
+          <w:p>
+            <w:r>
+              <w:t>sawtooth wave, 110-170 Hz, 11 syllables a second, pauses 0.07 s</w:t>
+            </w:r>
+          </w:p>
+        </w:tc>
+      </w:tr>
+    </w:tbl>
+    <w:p>
+      <w:pPr>
+        <w:pStyle w:val="Heading1"/>
+      </w:pPr>
+      <w:r>
+        <w:t>HAL MERCER  (H)</w:t>
+      </w:r>
+    </w:p>
+    <w:p>
+      <w:r>
+        <w:drawing>
+          <wp:inline xmlns:a="http://schemas.openxmlformats.org/drawingml/2006/main" xmlns:pic="http://schemas.openxmlformats.org/drawingml/2006/picture">
+            <wp:extent cx="936000" cy="1462500"/>
+            <wp:docPr id="130" name="Picture 130"/>
+            <wp:cNvGraphicFramePr>
+              <a:graphicFrameLocks noChangeAspect="1"/>
+            </wp:cNvGraphicFramePr>
+            <a:graphic>
+              <a:graphicData uri="http://schemas.openxmlformats.org/drawingml/2006/picture">
+                <pic:pic>
+                  <pic:nvPicPr>
+                    <pic:cNvPr id="0" name="mercer-calm.png"/>
+                    <pic:cNvPicPr/>
+                  </pic:nvPicPr>
+                  <pic:blipFill>
+                    <a:blip r:embed="rId138"/>
+                    <a:stretch>
+                      <a:fillRect/>
+                    </a:stretch>
+                  </pic:blipFill>
+                  <pic:spPr>
+                    <a:xfrm>
+                      <a:off x="0" y="0"/>
+                      <a:ext cx="936000" cy="1462500"/>
+                    </a:xfrm>
+                    <a:prstGeom prst="rect"/>
+                  </pic:spPr>
+                </pic:pic>
+              </a:graphicData>
+            </a:graphic>
+          </wp:inline>
+        </w:drawing>
+      </w:r>
+      <w:r>
+        <w:t xml:space="preserve">  </w:t>
+      </w:r>
+      <w:r>
+        <w:drawing>
+          <wp:inline xmlns:a="http://schemas.openxmlformats.org/drawingml/2006/main" xmlns:pic="http://schemas.openxmlformats.org/drawingml/2006/picture">
+            <wp:extent cx="936000" cy="1462500"/>
+            <wp:docPr id="131" name="Picture 131"/>
+            <wp:cNvGraphicFramePr>
+              <a:graphicFrameLocks noChangeAspect="1"/>
+            </wp:cNvGraphicFramePr>
+            <a:graphic>
+              <a:graphicData uri="http://schemas.openxmlformats.org/drawingml/2006/picture">
+                <pic:pic>
+                  <pic:nvPicPr>
+                    <pic:cNvPr id="0" name="mercer-angry.png"/>
+                    <pic:cNvPicPr/>
+                  </pic:nvPicPr>
+                  <pic:blipFill>
+                    <a:blip r:embed="rId139"/>
+                    <a:stretch>
+                      <a:fillRect/>
+                    </a:stretch>
+                  </pic:blipFill>
+                  <pic:spPr>
+                    <a:xfrm>
+                      <a:off x="0" y="0"/>
+                      <a:ext cx="936000" cy="1462500"/>
+                    </a:xfrm>
+                    <a:prstGeom prst="rect"/>
+                  </pic:spPr>
+                </pic:pic>
+              </a:graphicData>
+            </a:graphic>
+          </wp:inline>
+        </w:drawing>
+      </w:r>
+      <w:r>
+        <w:t xml:space="preserve">  </w:t>
+      </w:r>
+      <w:r>
+        <w:drawing>
+          <wp:inline xmlns:a="http://schemas.openxmlformats.org/drawingml/2006/main" xmlns:pic="http://schemas.openxmlformats.org/drawingml/2006/picture">
+            <wp:extent cx="936000" cy="1462500"/>
+            <wp:docPr id="132" name="Picture 132"/>
+            <wp:cNvGraphicFramePr>
+              <a:graphicFrameLocks noChangeAspect="1"/>
+            </wp:cNvGraphicFramePr>
+            <a:graphic>
+              <a:graphicData uri="http://schemas.openxmlformats.org/drawingml/2006/picture">
+                <pic:pic>
+                  <pic:nvPicPr>
+                    <pic:cNvPr id="0" name="mercer-smile.png"/>
+                    <pic:cNvPicPr/>
+                  </pic:nvPicPr>
+                  <pic:blipFill>
+                    <a:blip r:embed="rId140"/>
+                    <a:stretch>
+                      <a:fillRect/>
+                    </a:stretch>
+                  </pic:blipFill>
+                  <pic:spPr>
+                    <a:xfrm>
+                      <a:off x="0" y="0"/>
+                      <a:ext cx="936000" cy="1462500"/>
+                    </a:xfrm>
+                    <a:prstGeom prst="rect"/>
+                  </pic:spPr>
+                </pic:pic>
+              </a:graphicData>
+            </a:graphic>
+          </wp:inline>
+        </w:drawing>
+      </w:r>
+      <w:r>
+        <w:t xml:space="preserve">  </w:t>
+      </w:r>
+    </w:p>
+    <w:p>
+      <w:r>
+        <w:rPr>
+          <w:sz w:val="16"/>
+        </w:rPr>
+        <w:t>calm - angry - smiling</w:t>
+      </w:r>
+    </w:p>
+    <w:tbl>
+      <w:tblPr>
+        <w:tblStyle w:val="LightGrid-Accent1"/>
+        <w:tblW w:type="auto" w:w="0"/>
+        <w:tblLook w:firstColumn="1" w:firstRow="1" w:lastColumn="0" w:lastRow="0" w:noHBand="0" w:noVBand="1" w:val="04A0"/>
+      </w:tblPr>
+      <w:tblGrid>
+        <w:gridCol w:w="4320"/>
+        <w:gridCol w:w="4320"/>
+      </w:tblGrid>
+      <w:tr>
+        <w:tc>
+          <w:tcPr>
+            <w:tcW w:type="dxa" w:w="1984"/>
+          </w:tcPr>
+          <w:p>
+            <w:r>
+              <w:t>Who</w:t>
+            </w:r>
+          </w:p>
+        </w:tc>
+        <w:tc>
+          <w:tcPr>
+            <w:tcW w:type="dxa" w:w="7370"/>
+          </w:tcPr>
+          <w:p>
+            <w:r>
+              <w:t>A fuel technician at the space center: loud, grumpy, honest - one of S2's three suspects.</w:t>
+            </w:r>
+          </w:p>
+        </w:tc>
+      </w:tr>
+      <w:tr>
+        <w:tc>
+          <w:tcPr>
+            <w:tcW w:type="dxa" w:w="1984"/>
+          </w:tcPr>
+          <w:p>
+            <w:r>
+              <w:t>Looks</w:t>
+            </w:r>
+          </w:p>
+        </w:tc>
+        <w:tc>
+          <w:tcPr>
+            <w:tcW w:type="dxa" w:w="7370"/>
+          </w:tcPr>
+          <w:p>
+            <w:r>
+              <w:t>Forties, red hair under a cap pushed back, a beard, orange coveralls.</w:t>
+            </w:r>
+          </w:p>
+        </w:tc>
+      </w:tr>
+      <w:tr>
+        <w:tc>
+          <w:tcPr>
+            <w:tcW w:type="dxa" w:w="1984"/>
+          </w:tcPr>
+          <w:p>
+            <w:r>
+              <w:t>Bubble colour</w:t>
+            </w:r>
+          </w:p>
+        </w:tc>
+        <w:tc>
+          <w:tcPr>
+            <w:tcW w:type="dxa" w:w="7370"/>
+          </w:tcPr>
+          <w:p>
+            <w:r>
+              <w:t>#6ac0ff</w:t>
+            </w:r>
+          </w:p>
+        </w:tc>
+      </w:tr>
+      <w:tr>
+        <w:tc>
+          <w:tcPr>
+            <w:tcW w:type="dxa" w:w="1984"/>
+          </w:tcPr>
+          <w:p>
+            <w:r>
+              <w:t>In the city</w:t>
+            </w:r>
+          </w:p>
+        </w:tc>
+        <w:tc>
+          <w:tcPr>
+            <w:tcW w:type="dxa" w:w="7370"/>
+          </w:tcPr>
+          <w:p>
+            <w:r>
+              <w:t>shirt #ff7a1a, trousers #2a3a5a</w:t>
+            </w:r>
+          </w:p>
+        </w:tc>
+      </w:tr>
+      <w:tr>
+        <w:tc>
+          <w:tcPr>
+            <w:tcW w:type="dxa" w:w="1984"/>
+          </w:tcPr>
+          <w:p>
+            <w:r>
+              <w:t>Portrait recipe</w:t>
+            </w:r>
+          </w:p>
+        </w:tc>
+        <w:tc>
+          <w:tcPr>
+            <w:tcW w:type="dxa" w:w="7370"/>
+          </w:tcPr>
+          <w:p>
+            <w:r>
+              <w:t>skin #f0c8a8; hair #c0502a (short); facial hair: beard; eyes #3a6a3a; hat: flatcap; glasses: none; top: jumpsuit (#ff7a1a / #2a3a5a); extras: rag; mid, broad build</w:t>
+            </w:r>
+          </w:p>
+        </w:tc>
+      </w:tr>
+      <w:tr>
+        <w:tc>
+          <w:tcPr>
+            <w:tcW w:type="dxa" w:w="1984"/>
+          </w:tcPr>
+          <w:p>
+            <w:r>
+              <w:t>Mumble</w:t>
+            </w:r>
+          </w:p>
+        </w:tc>
+        <w:tc>
+          <w:tcPr>
+            <w:tcW w:type="dxa" w:w="7370"/>
+          </w:tcPr>
+          <w:p>
+            <w:r>
+              <w:t>triangle wave, 140-220 Hz, 13 syllables a second, pauses 0.05 s</w:t>
+            </w:r>
+          </w:p>
+        </w:tc>
+      </w:tr>
+    </w:tbl>
+    <w:p>
+      <w:pPr>
+        <w:pStyle w:val="Heading1"/>
+      </w:pPr>
+      <w:r>
+        <w:t>DANA VOSS  (D)</w:t>
+      </w:r>
+    </w:p>
+    <w:p>
+      <w:r>
+        <w:drawing>
+          <wp:inline xmlns:a="http://schemas.openxmlformats.org/drawingml/2006/main" xmlns:pic="http://schemas.openxmlformats.org/drawingml/2006/picture">
+            <wp:extent cx="936000" cy="1462500"/>
+            <wp:docPr id="133" name="Picture 133"/>
+            <wp:cNvGraphicFramePr>
+              <a:graphicFrameLocks noChangeAspect="1"/>
+            </wp:cNvGraphicFramePr>
+            <a:graphic>
+              <a:graphicData uri="http://schemas.openxmlformats.org/drawingml/2006/picture">
+                <pic:pic>
+                  <pic:nvPicPr>
+                    <pic:cNvPr id="0" name="voss-calm.png"/>
+                    <pic:cNvPicPr/>
+                  </pic:nvPicPr>
+                  <pic:blipFill>
+                    <a:blip r:embed="rId141"/>
+                    <a:stretch>
+                      <a:fillRect/>
+                    </a:stretch>
+                  </pic:blipFill>
+                  <pic:spPr>
+                    <a:xfrm>
+                      <a:off x="0" y="0"/>
+                      <a:ext cx="936000" cy="1462500"/>
+                    </a:xfrm>
+                    <a:prstGeom prst="rect"/>
+                  </pic:spPr>
+                </pic:pic>
+              </a:graphicData>
+            </a:graphic>
+          </wp:inline>
+        </w:drawing>
+      </w:r>
+      <w:r>
+        <w:t xml:space="preserve">  </w:t>
+      </w:r>
+      <w:r>
+        <w:drawing>
+          <wp:inline xmlns:a="http://schemas.openxmlformats.org/drawingml/2006/main" xmlns:pic="http://schemas.openxmlformats.org/drawingml/2006/picture">
+            <wp:extent cx="936000" cy="1462500"/>
+            <wp:docPr id="134" name="Picture 134"/>
+            <wp:cNvGraphicFramePr>
+              <a:graphicFrameLocks noChangeAspect="1"/>
+            </wp:cNvGraphicFramePr>
+            <a:graphic>
+              <a:graphicData uri="http://schemas.openxmlformats.org/drawingml/2006/picture">
+                <pic:pic>
+                  <pic:nvPicPr>
+                    <pic:cNvPr id="0" name="voss-angry.png"/>
+                    <pic:cNvPicPr/>
+                  </pic:nvPicPr>
+                  <pic:blipFill>
+                    <a:blip r:embed="rId142"/>
+                    <a:stretch>
+                      <a:fillRect/>
+                    </a:stretch>
+                  </pic:blipFill>
+                  <pic:spPr>
+                    <a:xfrm>
+                      <a:off x="0" y="0"/>
+                      <a:ext cx="936000" cy="1462500"/>
+                    </a:xfrm>
+                    <a:prstGeom prst="rect"/>
+                  </pic:spPr>
+                </pic:pic>
+              </a:graphicData>
+            </a:graphic>
+          </wp:inline>
+        </w:drawing>
+      </w:r>
+      <w:r>
+        <w:t xml:space="preserve">  </w:t>
+      </w:r>
+      <w:r>
+        <w:drawing>
+          <wp:inline xmlns:a="http://schemas.openxmlformats.org/drawingml/2006/main" xmlns:pic="http://schemas.openxmlformats.org/drawingml/2006/picture">
+            <wp:extent cx="936000" cy="1462500"/>
+            <wp:docPr id="135" name="Picture 135"/>
+            <wp:cNvGraphicFramePr>
+              <a:graphicFrameLocks noChangeAspect="1"/>
+            </wp:cNvGraphicFramePr>
+            <a:graphic>
+              <a:graphicData uri="http://schemas.openxmlformats.org/drawingml/2006/picture">
+                <pic:pic>
+                  <pic:nvPicPr>
+                    <pic:cNvPr id="0" name="voss-smile.png"/>
+                    <pic:cNvPicPr/>
+                  </pic:nvPicPr>
+                  <pic:blipFill>
+                    <a:blip r:embed="rId143"/>
+                    <a:stretch>
+                      <a:fillRect/>
+                    </a:stretch>
+                  </pic:blipFill>
+                  <pic:spPr>
+                    <a:xfrm>
+                      <a:off x="0" y="0"/>
+                      <a:ext cx="936000" cy="1462500"/>
+                    </a:xfrm>
+                    <a:prstGeom prst="rect"/>
+                  </pic:spPr>
+                </pic:pic>
+              </a:graphicData>
+            </a:graphic>
+          </wp:inline>
+        </w:drawing>
+      </w:r>
+      <w:r>
+        <w:t xml:space="preserve">  </w:t>
+      </w:r>
+    </w:p>
+    <w:p>
+      <w:r>
+        <w:rPr>
+          <w:sz w:val="16"/>
+        </w:rPr>
+        <w:t>calm - angry - smiling</w:t>
+      </w:r>
+    </w:p>
+    <w:tbl>
+      <w:tblPr>
+        <w:tblStyle w:val="LightGrid-Accent1"/>
+        <w:tblW w:type="auto" w:w="0"/>
+        <w:tblLook w:firstColumn="1" w:firstRow="1" w:lastColumn="0" w:lastRow="0" w:noHBand="0" w:noVBand="1" w:val="04A0"/>
+      </w:tblPr>
+      <w:tblGrid>
+        <w:gridCol w:w="4320"/>
+        <w:gridCol w:w="4320"/>
+      </w:tblGrid>
+      <w:tr>
+        <w:tc>
+          <w:tcPr>
+            <w:tcW w:type="dxa" w:w="1984"/>
+          </w:tcPr>
+          <w:p>
+            <w:r>
+              <w:t>Who</w:t>
+            </w:r>
+          </w:p>
+        </w:tc>
+        <w:tc>
+          <w:tcPr>
+            <w:tcW w:type="dxa" w:w="7370"/>
+          </w:tcPr>
+          <w:p>
+            <w:r>
+              <w:t>The guidance engineer, cool and clever - Crane's real mole at the space center; she runs with the launch codes (S5).</w:t>
+            </w:r>
+          </w:p>
+        </w:tc>
+      </w:tr>
+      <w:tr>
+        <w:tc>
+          <w:tcPr>
+            <w:tcW w:type="dxa" w:w="1984"/>
+          </w:tcPr>
+          <w:p>
+            <w:r>
+              <w:t>Looks</w:t>
+            </w:r>
+          </w:p>
+        </w:tc>
+        <w:tc>
+          <w:tcPr>
+            <w:tcW w:type="dxa" w:w="7370"/>
+          </w:tcPr>
+          <w:p>
+            <w:r>
+              <w:t>Thirties, a sleek black bob, thin-rimmed square glasses, a lab coat over a black turtleneck.</w:t>
+            </w:r>
+          </w:p>
+        </w:tc>
+      </w:tr>
+      <w:tr>
+        <w:tc>
+          <w:tcPr>
+            <w:tcW w:type="dxa" w:w="1984"/>
+          </w:tcPr>
+          <w:p>
+            <w:r>
+              <w:t>Bubble colour</w:t>
+            </w:r>
+          </w:p>
+        </w:tc>
+        <w:tc>
+          <w:tcPr>
+            <w:tcW w:type="dxa" w:w="7370"/>
+          </w:tcPr>
+          <w:p>
+            <w:r>
+              <w:t>#b07cff</w:t>
+            </w:r>
+          </w:p>
+        </w:tc>
+      </w:tr>
+      <w:tr>
+        <w:tc>
+          <w:tcPr>
+            <w:tcW w:type="dxa" w:w="1984"/>
+          </w:tcPr>
+          <w:p>
+            <w:r>
+              <w:t>In the city</w:t>
+            </w:r>
+          </w:p>
+        </w:tc>
+        <w:tc>
+          <w:tcPr>
+            <w:tcW w:type="dxa" w:w="7370"/>
+          </w:tcPr>
+          <w:p>
+            <w:r>
+              <w:t>shirt #f4f6f8, trousers #3a3a44</w:t>
+            </w:r>
+          </w:p>
+        </w:tc>
+      </w:tr>
+      <w:tr>
+        <w:tc>
+          <w:tcPr>
+            <w:tcW w:type="dxa" w:w="1984"/>
+          </w:tcPr>
+          <w:p>
+            <w:r>
+              <w:t>Portrait recipe</w:t>
+            </w:r>
+          </w:p>
+        </w:tc>
+        <w:tc>
+          <w:tcPr>
+            <w:tcW w:type="dxa" w:w="7370"/>
+          </w:tcPr>
+          <w:p>
+            <w:r>
+              <w:t>skin #e8c8a8; hair #121014 (bob); facial hair: none; eyes #3a2a1a; hat: none; glasses: square; top: labcoat (#f4f6f8 / #14141a); extras: lipstick; mid, slim build</w:t>
+            </w:r>
+          </w:p>
+        </w:tc>
+      </w:tr>
+      <w:tr>
+        <w:tc>
+          <w:tcPr>
+            <w:tcW w:type="dxa" w:w="1984"/>
+          </w:tcPr>
+          <w:p>
+            <w:r>
+              <w:t>Mumble</w:t>
+            </w:r>
+          </w:p>
+        </w:tc>
+        <w:tc>
+          <w:tcPr>
+            <w:tcW w:type="dxa" w:w="7370"/>
+          </w:tcPr>
+          <w:p>
+            <w:r>
+              <w:t>sine wave, 220-340 Hz, 14 syllables a second, pauses 0.05 s</w:t>
             </w:r>
           </w:p>
         </w:tc>

--- a/docs/Characters.docx
+++ b/docs/Characters.docx
@@ -4105,7 +4105,7 @@
         <w:pStyle w:val="Heading1"/>
       </w:pPr>
       <w:r>
-        <w:t>BULL KESSLER  (B)</w:t>
+        <w:t>UNKNOWN CALLER  (?)</w:t>
       </w:r>
     </w:p>
     <w:p>
@@ -4121,7 +4121,7 @@
               <a:graphicData uri="http://schemas.openxmlformats.org/drawingml/2006/picture">
                 <pic:pic>
                   <pic:nvPicPr>
-                    <pic:cNvPr id="0" name="kessler-calm.png"/>
+                    <pic:cNvPr id="0" name="anon-calm.png"/>
                     <pic:cNvPicPr/>
                   </pic:nvPicPr>
                   <pic:blipFill>
@@ -4158,7 +4158,7 @@
               <a:graphicData uri="http://schemas.openxmlformats.org/drawingml/2006/picture">
                 <pic:pic>
                   <pic:nvPicPr>
-                    <pic:cNvPr id="0" name="kessler-angry.png"/>
+                    <pic:cNvPr id="0" name="anon-angry.png"/>
                     <pic:cNvPicPr/>
                   </pic:nvPicPr>
                   <pic:blipFill>
@@ -4195,7 +4195,7 @@
               <a:graphicData uri="http://schemas.openxmlformats.org/drawingml/2006/picture">
                 <pic:pic>
                   <pic:nvPicPr>
-                    <pic:cNvPr id="0" name="kessler-smile.png"/>
+                    <pic:cNvPr id="0" name="anon-smile.png"/>
                     <pic:cNvPicPr/>
                   </pic:nvPicPr>
                   <pic:blipFill>
@@ -4256,7 +4256,7 @@
           </w:tcPr>
           <w:p>
             <w:r>
-              <w:t>Bruno "Bull" Kessler, Crane's muscle and the Dockside gang boss; loud, likes tough men, fears only Crane.</w:t>
+              <w:t>The voice on the phone who knows too much - the unseen helper's tip (M22). No portrait on purpose: a shadow with a question mark.</w:t>
             </w:r>
           </w:p>
         </w:tc>
@@ -4278,7 +4278,7 @@
           </w:tcPr>
           <w:p>
             <w:r>
-              <w:t>Forties, huge, a big neck, a shaved head, a blond goatee, a white tank top, gold chains, a tattoo on the shoulder.</w:t>
+              <w:t>Never seen: a low, careful voice from a pay phone.</w:t>
             </w:r>
           </w:p>
         </w:tc>
@@ -4300,7 +4300,7 @@
           </w:tcPr>
           <w:p>
             <w:r>
-              <w:t>#ff5a1f</w:t>
+              <w:t>#9aa0b4</w:t>
             </w:r>
           </w:p>
         </w:tc>
@@ -4322,7 +4322,7 @@
           </w:tcPr>
           <w:p>
             <w:r>
-              <w:t>shirt #f2f2ee, trousers #3a4a6a</w:t>
+              <w:t>shirt #1c1e28, trousers #1c1e28</w:t>
             </w:r>
           </w:p>
         </w:tc>
@@ -4344,7 +4344,7 @@
           </w:tcPr>
           <w:p>
             <w:r>
-              <w:t>skin #d9a27a; hair #e0c070 (bald); facial hair: goatee; eyes #5a7a9a; hat: none; glasses: none; top: tanktop (#f2f2ee / #d8d8d2); extras: chain, tattoo; mid, broad build</w:t>
+              <w:t>skin #c48a60; hair #1e1a1c (slick); facial hair: none; eyes #3a2618; hat: chauffeur; glasses: none; top: suit (#1c1e28 / #f0ece4); extras: none; mid, normal build</w:t>
             </w:r>
           </w:p>
         </w:tc>
@@ -4366,7 +4366,7 @@
           </w:tcPr>
           <w:p>
             <w:r>
-              <w:t>sawtooth wave, 70-110 Hz, 11 syllables a second, pauses 0.06 s</w:t>
+              <w:t>sine wave, 80-110 Hz, 8 syllables a second, pauses 0.16 s</w:t>
             </w:r>
           </w:p>
         </w:tc>
@@ -4377,7 +4377,7 @@
         <w:pStyle w:val="Heading1"/>
       </w:pPr>
       <w:r>
-        <w:t>ROSA ORTEGA  (R)</w:t>
+        <w:t>WALTER FINCH  (W)</w:t>
       </w:r>
     </w:p>
     <w:p>
@@ -4393,7 +4393,7 @@
               <a:graphicData uri="http://schemas.openxmlformats.org/drawingml/2006/picture">
                 <pic:pic>
                   <pic:nvPicPr>
-                    <pic:cNvPr id="0" name="rosa-calm.png"/>
+                    <pic:cNvPr id="0" name="finch-calm.png"/>
                     <pic:cNvPicPr/>
                   </pic:nvPicPr>
                   <pic:blipFill>
@@ -4430,7 +4430,7 @@
               <a:graphicData uri="http://schemas.openxmlformats.org/drawingml/2006/picture">
                 <pic:pic>
                   <pic:nvPicPr>
-                    <pic:cNvPr id="0" name="rosa-angry.png"/>
+                    <pic:cNvPr id="0" name="finch-angry.png"/>
                     <pic:cNvPicPr/>
                   </pic:nvPicPr>
                   <pic:blipFill>
@@ -4467,7 +4467,7 @@
               <a:graphicData uri="http://schemas.openxmlformats.org/drawingml/2006/picture">
                 <pic:pic>
                   <pic:nvPicPr>
-                    <pic:cNvPr id="0" name="rosa-smile.png"/>
+                    <pic:cNvPr id="0" name="finch-smile.png"/>
                     <pic:cNvPicPr/>
                   </pic:nvPicPr>
                   <pic:blipFill>
@@ -4528,7 +4528,7 @@
           </w:tcPr>
           <w:p>
             <w:r>
-              <w:t>Mercado's market boss: tough and warm; takes Danny in against Kessler and becomes part of his crew.</w:t>
+              <w:t>Crane's notary, who forged the Colony's deed; nervous and talkative - he confesses at the courthouse (H8) if he lives to get there.</w:t>
             </w:r>
           </w:p>
         </w:tc>
@@ -4550,7 +4550,7 @@
           </w:tcPr>
           <w:p>
             <w:r>
-              <w:t>Forties, black hair pulled back tight, big gold hoop earrings, red lipstick, a red blouse with rolled sleeves, a gold chain.</w:t>
+              <w:t>Sixties, thin, a grey three-piece suit, round glasses, thinning grey hair, a briefcase he never lets go of.</w:t>
             </w:r>
           </w:p>
         </w:tc>
@@ -4572,7 +4572,7 @@
           </w:tcPr>
           <w:p>
             <w:r>
-              <w:t>#d41e3c</w:t>
+              <w:t>#b8c4d0</w:t>
             </w:r>
           </w:p>
         </w:tc>
@@ -4594,7 +4594,7 @@
           </w:tcPr>
           <w:p>
             <w:r>
-              <w:t>shirt #c8243a, trousers #1a1a20</w:t>
+              <w:t>shirt #6a6e78, trousers #6a6e78</w:t>
             </w:r>
           </w:p>
         </w:tc>
@@ -4616,7 +4616,7 @@
           </w:tcPr>
           <w:p>
             <w:r>
-              <w:t>skin #c08458; hair #141018 (pulled); facial hair: none; eyes #2a1a12; hat: none; glasses: none; top: blouse (#c8243a / #9a1a2c); extras: hoops, lipstick, chain; mid, normal build</w:t>
+              <w:t>skin #ecc8a8; hair #a8a8a8 (combed); facial hair: none; eyes #5a6a7a; hat: none; glasses: reading; top: suit (#6a6e78 / #f0ece4); extras: sweat, wrinkles; old, slim build</w:t>
             </w:r>
           </w:p>
         </w:tc>
@@ -4638,7 +4638,7 @@
           </w:tcPr>
           <w:p>
             <w:r>
-              <w:t>triangle wave, 190-300 Hz, 12 syllables a second, pauses 0.08 s</w:t>
+              <w:t>triangle wave, 150-240 Hz, 13 syllables a second, pauses 0.08 s</w:t>
             </w:r>
           </w:p>
         </w:tc>
@@ -4649,7 +4649,7 @@
         <w:pStyle w:val="Heading1"/>
       </w:pPr>
       <w:r>
-        <w:t>NINA PARK  (N)</w:t>
+        <w:t>BULL KESSLER  (B)</w:t>
       </w:r>
     </w:p>
     <w:p>
@@ -4665,7 +4665,7 @@
               <a:graphicData uri="http://schemas.openxmlformats.org/drawingml/2006/picture">
                 <pic:pic>
                   <pic:nvPicPr>
-                    <pic:cNvPr id="0" name="nina-calm.png"/>
+                    <pic:cNvPr id="0" name="kessler-calm.png"/>
                     <pic:cNvPicPr/>
                   </pic:nvPicPr>
                   <pic:blipFill>
@@ -4702,7 +4702,7 @@
               <a:graphicData uri="http://schemas.openxmlformats.org/drawingml/2006/picture">
                 <pic:pic>
                   <pic:nvPicPr>
-                    <pic:cNvPr id="0" name="nina-angry.png"/>
+                    <pic:cNvPr id="0" name="kessler-angry.png"/>
                     <pic:cNvPicPr/>
                   </pic:nvPicPr>
                   <pic:blipFill>
@@ -4739,7 +4739,7 @@
               <a:graphicData uri="http://schemas.openxmlformats.org/drawingml/2006/picture">
                 <pic:pic>
                   <pic:nvPicPr>
-                    <pic:cNvPr id="0" name="nina-smile.png"/>
+                    <pic:cNvPr id="0" name="kessler-smile.png"/>
                     <pic:cNvPicPr/>
                   </pic:nvPicPr>
                   <pic:blipFill>
@@ -4800,7 +4800,7 @@
           </w:tcPr>
           <w:p>
             <w:r>
-              <w:t>A Bay TV reporter who has dug into Crane for years; quick and fearless; trades what she knows for Danny's help.</w:t>
+              <w:t>Bruno "Bull" Kessler, Crane's muscle and the Dockside gang boss; loud, likes tough men, fears only Crane.</w:t>
             </w:r>
           </w:p>
         </w:tc>
@@ -4822,7 +4822,7 @@
           </w:tcPr>
           <w:p>
             <w:r>
-              <w:t>Thirties, a sharp black bob, a mustard blazer with big 90s shoulders over a black top, small gold earrings.</w:t>
+              <w:t>Forties, huge, a big neck, a shaved head, a blond goatee, a white tank top, gold chains, a tattoo on the shoulder.</w:t>
             </w:r>
           </w:p>
         </w:tc>
@@ -4844,7 +4844,7 @@
           </w:tcPr>
           <w:p>
             <w:r>
-              <w:t>#ffb000</w:t>
+              <w:t>#ff5a1f</w:t>
             </w:r>
           </w:p>
         </w:tc>
@@ -4866,7 +4866,7 @@
           </w:tcPr>
           <w:p>
             <w:r>
-              <w:t>shirt #d4a020, trousers #1a1a20</w:t>
+              <w:t>shirt #f2f2ee, trousers #3a4a6a</w:t>
             </w:r>
           </w:p>
         </w:tc>
@@ -4888,7 +4888,7 @@
           </w:tcPr>
           <w:p>
             <w:r>
-              <w:t>skin #e6c49e; hair #121014 (bob); facial hair: none; eyes #2a1a14; hat: none; glasses: none; top: blazer (#d4a020 / #1a1a20); extras: earring, lipstick; mid, slim build</w:t>
+              <w:t>skin #d9a27a; hair #e0c070 (bald); facial hair: goatee; eyes #5a7a9a; hat: none; glasses: none; top: tanktop (#f2f2ee / #d8d8d2); extras: chain, tattoo; mid, broad build</w:t>
             </w:r>
           </w:p>
         </w:tc>
@@ -4910,7 +4910,7 @@
           </w:tcPr>
           <w:p>
             <w:r>
-              <w:t>square wave, 240-380 Hz, 15 syllables a second, pauses 0.03 s</w:t>
+              <w:t>sawtooth wave, 70-110 Hz, 11 syllables a second, pauses 0.06 s</w:t>
             </w:r>
           </w:p>
         </w:tc>
@@ -4921,7 +4921,7 @@
         <w:pStyle w:val="Heading1"/>
       </w:pPr>
       <w:r>
-        <w:t>LEONARD SACHS  (A)</w:t>
+        <w:t>ROSA ORTEGA  (R)</w:t>
       </w:r>
     </w:p>
     <w:p>
@@ -4937,7 +4937,7 @@
               <a:graphicData uri="http://schemas.openxmlformats.org/drawingml/2006/picture">
                 <pic:pic>
                   <pic:nvPicPr>
-                    <pic:cNvPr id="0" name="sachs-calm.png"/>
+                    <pic:cNvPr id="0" name="rosa-calm.png"/>
                     <pic:cNvPicPr/>
                   </pic:nvPicPr>
                   <pic:blipFill>
@@ -4974,7 +4974,7 @@
               <a:graphicData uri="http://schemas.openxmlformats.org/drawingml/2006/picture">
                 <pic:pic>
                   <pic:nvPicPr>
-                    <pic:cNvPr id="0" name="sachs-angry.png"/>
+                    <pic:cNvPr id="0" name="rosa-angry.png"/>
                     <pic:cNvPicPr/>
                   </pic:nvPicPr>
                   <pic:blipFill>
@@ -5011,7 +5011,7 @@
               <a:graphicData uri="http://schemas.openxmlformats.org/drawingml/2006/picture">
                 <pic:pic>
                   <pic:nvPicPr>
-                    <pic:cNvPr id="0" name="sachs-smile.png"/>
+                    <pic:cNvPr id="0" name="rosa-smile.png"/>
                     <pic:cNvPicPr/>
                   </pic:nvPicPr>
                   <pic:blipFill>
@@ -5072,7 +5072,7 @@
           </w:tcPr>
           <w:p>
             <w:r>
-              <w:t>Crane's lawyer, who moves the money; cheerful, friendly - and dangerous under the smile.</w:t>
+              <w:t>Mercado's market boss: tough and warm; takes Danny in against Kessler and becomes part of his crew.</w:t>
             </w:r>
           </w:p>
         </w:tc>
@@ -5094,7 +5094,7 @@
           </w:tcPr>
           <w:p>
             <w:r>
-              <w:t>Fifties, round and cheerful, thinning hair, a brown suit, a red bow tie, a pocket watch.</w:t>
+              <w:t>Forties, black hair pulled back tight, big gold hoop earrings, red lipstick, a red blouse with rolled sleeves, a gold chain.</w:t>
             </w:r>
           </w:p>
         </w:tc>
@@ -5116,7 +5116,7 @@
           </w:tcPr>
           <w:p>
             <w:r>
-              <w:t>#9ad08a</w:t>
+              <w:t>#d41e3c</w:t>
             </w:r>
           </w:p>
         </w:tc>
@@ -5138,7 +5138,7 @@
           </w:tcPr>
           <w:p>
             <w:r>
-              <w:t>shirt #5a4a3a, trousers #5a4a3a</w:t>
+              <w:t>shirt #c8243a, trousers #1a1a20</w:t>
             </w:r>
           </w:p>
         </w:tc>
@@ -5160,7 +5160,7 @@
           </w:tcPr>
           <w:p>
             <w:r>
-              <w:t>skin #f0c8a8; hair #8a7a6a (sides); facial hair: none; eyes #4a5a3a; hat: none; glasses: none; top: suit (#5a4a3a / #f0ece0); extras: bowtie, jowls; mid, broad build</w:t>
+              <w:t>skin #c08458; hair #141018 (pulled); facial hair: none; eyes #2a1a12; hat: none; glasses: none; top: blouse (#c8243a / #9a1a2c); extras: hoops, lipstick, chain; mid, normal build</w:t>
             </w:r>
           </w:p>
         </w:tc>
@@ -5182,7 +5182,7 @@
           </w:tcPr>
           <w:p>
             <w:r>
-              <w:t>sine wave, 130-200 Hz, 10 syllables a second, pauses 0.12 s</w:t>
+              <w:t>triangle wave, 190-300 Hz, 12 syllables a second, pauses 0.08 s</w:t>
             </w:r>
           </w:p>
         </w:tc>
@@ -5193,7 +5193,7 @@
         <w:pStyle w:val="Heading1"/>
       </w:pPr>
       <w:r>
-        <w:t>CHIEF HOLLOWAY  (H)</w:t>
+        <w:t>NINA PARK  (N)</w:t>
       </w:r>
     </w:p>
     <w:p>
@@ -5209,7 +5209,7 @@
               <a:graphicData uri="http://schemas.openxmlformats.org/drawingml/2006/picture">
                 <pic:pic>
                   <pic:nvPicPr>
-                    <pic:cNvPr id="0" name="holloway-calm.png"/>
+                    <pic:cNvPr id="0" name="nina-calm.png"/>
                     <pic:cNvPicPr/>
                   </pic:nvPicPr>
                   <pic:blipFill>
@@ -5246,7 +5246,7 @@
               <a:graphicData uri="http://schemas.openxmlformats.org/drawingml/2006/picture">
                 <pic:pic>
                   <pic:nvPicPr>
-                    <pic:cNvPr id="0" name="holloway-angry.png"/>
+                    <pic:cNvPr id="0" name="nina-angry.png"/>
                     <pic:cNvPicPr/>
                   </pic:nvPicPr>
                   <pic:blipFill>
@@ -5283,7 +5283,7 @@
               <a:graphicData uri="http://schemas.openxmlformats.org/drawingml/2006/picture">
                 <pic:pic>
                   <pic:nvPicPr>
-                    <pic:cNvPr id="0" name="holloway-smile.png"/>
+                    <pic:cNvPr id="0" name="nina-smile.png"/>
                     <pic:cNvPicPr/>
                   </pic:nvPicPr>
                   <pic:blipFill>
@@ -5344,7 +5344,7 @@
           </w:tcPr>
           <w:p>
             <w:r>
-              <w:t>Chief Ray Holloway, Miravista's police chief, who keeps the police off Crane.</w:t>
+              <w:t>A Bay TV reporter who has dug into Crane for years; quick and fearless; trades what she knows for Danny's help.</w:t>
             </w:r>
           </w:p>
         </w:tc>
@@ -5366,7 +5366,7 @@
           </w:tcPr>
           <w:p>
             <w:r>
-              <w:t>Fifties, a red face, a grey flat-top, a thick moustache, the chief's navy uniform with gold braid, mirror shades.</w:t>
+              <w:t>Thirties, a sharp black bob, a mustard blazer with big 90s shoulders over a black top, small gold earrings.</w:t>
             </w:r>
           </w:p>
         </w:tc>
@@ -5388,7 +5388,7 @@
           </w:tcPr>
           <w:p>
             <w:r>
-              <w:t>#8a9ab0</w:t>
+              <w:t>#ffb000</w:t>
             </w:r>
           </w:p>
         </w:tc>
@@ -5410,7 +5410,7 @@
           </w:tcPr>
           <w:p>
             <w:r>
-              <w:t>shirt #1e2a4a, trousers #1e2a4a</w:t>
+              <w:t>shirt #d4a020, trousers #1a1a20</w:t>
             </w:r>
           </w:p>
         </w:tc>
@@ -5432,7 +5432,7 @@
           </w:tcPr>
           <w:p>
             <w:r>
-              <w:t>skin #e09070; hair #a8a8a8 (flattop); facial hair: moustache; eyes #4a5a6a; hat: none; glasses: shades; top: uniform (#1e2a4a / #141a2a); extras: braid; old, broad build</w:t>
+              <w:t>skin #e6c49e; hair #121014 (bob); facial hair: none; eyes #2a1a14; hat: none; glasses: none; top: blazer (#d4a020 / #1a1a20); extras: earring, lipstick; mid, slim build</w:t>
             </w:r>
           </w:p>
         </w:tc>
@@ -5454,7 +5454,7 @@
           </w:tcPr>
           <w:p>
             <w:r>
-              <w:t>square wave, 90-130 Hz, 8 syllables a second, pauses 0.14 s</w:t>
+              <w:t>square wave, 240-380 Hz, 15 syllables a second, pauses 0.03 s</w:t>
             </w:r>
           </w:p>
         </w:tc>
@@ -5465,7 +5465,7 @@
         <w:pStyle w:val="Heading1"/>
       </w:pPr>
       <w:r>
-        <w:t>DEAN PRATT  (P)</w:t>
+        <w:t>LEONARD SACHS  (A)</w:t>
       </w:r>
     </w:p>
     <w:p>
@@ -5481,7 +5481,7 @@
               <a:graphicData uri="http://schemas.openxmlformats.org/drawingml/2006/picture">
                 <pic:pic>
                   <pic:nvPicPr>
-                    <pic:cNvPr id="0" name="pratt-calm.png"/>
+                    <pic:cNvPr id="0" name="sachs-calm.png"/>
                     <pic:cNvPicPr/>
                   </pic:nvPicPr>
                   <pic:blipFill>
@@ -5518,7 +5518,7 @@
               <a:graphicData uri="http://schemas.openxmlformats.org/drawingml/2006/picture">
                 <pic:pic>
                   <pic:nvPicPr>
-                    <pic:cNvPr id="0" name="pratt-angry.png"/>
+                    <pic:cNvPr id="0" name="sachs-angry.png"/>
                     <pic:cNvPicPr/>
                   </pic:nvPicPr>
                   <pic:blipFill>
@@ -5555,7 +5555,7 @@
               <a:graphicData uri="http://schemas.openxmlformats.org/drawingml/2006/picture">
                 <pic:pic>
                   <pic:nvPicPr>
-                    <pic:cNvPr id="0" name="pratt-smile.png"/>
+                    <pic:cNvPr id="0" name="sachs-smile.png"/>
                     <pic:cNvPicPr/>
                   </pic:nvPicPr>
                   <pic:blipFill>
@@ -5616,7 +5616,7 @@
           </w:tcPr>
           <w:p>
             <w:r>
-              <w:t>Councilman Dean Pratt, who sells Crane the city's land; old-school charm.</w:t>
+              <w:t>Crane's lawyer, who moves the money; cheerful, friendly - and dangerous under the smile.</w:t>
             </w:r>
           </w:p>
         </w:tc>
@@ -5638,7 +5638,7 @@
           </w:tcPr>
           <w:p>
             <w:r>
-              <w:t>Sixties, white hair, a seersucker suit and a bow tie.</w:t>
+              <w:t>Fifties, round and cheerful, thinning hair, a brown suit, a red bow tie, a pocket watch.</w:t>
             </w:r>
           </w:p>
         </w:tc>
@@ -5660,7 +5660,7 @@
           </w:tcPr>
           <w:p>
             <w:r>
-              <w:t>#c8e0ff</w:t>
+              <w:t>#9ad08a</w:t>
             </w:r>
           </w:p>
         </w:tc>
@@ -5682,7 +5682,7 @@
           </w:tcPr>
           <w:p>
             <w:r>
-              <w:t>shirt #c8d8ec, trousers #c8d8ec</w:t>
+              <w:t>shirt #5a4a3a, trousers #5a4a3a</w:t>
             </w:r>
           </w:p>
         </w:tc>
@@ -5704,7 +5704,7 @@
           </w:tcPr>
           <w:p>
             <w:r>
-              <w:t>skin #eac6a8; hair #f0eeea (combed); facial hair: none; eyes #5a7aa0; hat: none; glasses: none; top: seersucker (#9ab8dc / #f4f2ea); extras: bowtie, wrinkles; old, normal build</w:t>
+              <w:t>skin #f0c8a8; hair #8a7a6a (sides); facial hair: none; eyes #4a5a3a; hat: none; glasses: none; top: suit (#5a4a3a / #f0ece0); extras: bowtie, jowls; mid, broad build</w:t>
             </w:r>
           </w:p>
         </w:tc>
@@ -5726,7 +5726,7 @@
           </w:tcPr>
           <w:p>
             <w:r>
-              <w:t>triangle wave, 140-220 Hz, 11 syllables a second, pauses 0.1 s</w:t>
+              <w:t>sine wave, 130-200 Hz, 10 syllables a second, pauses 0.12 s</w:t>
             </w:r>
           </w:p>
         </w:tc>
@@ -5737,7 +5737,7 @@
         <w:pStyle w:val="Heading1"/>
       </w:pPr>
       <w:r>
-        <w:t>SAL MORETTI  (S)</w:t>
+        <w:t>CHIEF HOLLOWAY  (H)</w:t>
       </w:r>
     </w:p>
     <w:p>
@@ -5753,7 +5753,7 @@
               <a:graphicData uri="http://schemas.openxmlformats.org/drawingml/2006/picture">
                 <pic:pic>
                   <pic:nvPicPr>
-                    <pic:cNvPr id="0" name="sal-calm.png"/>
+                    <pic:cNvPr id="0" name="holloway-calm.png"/>
                     <pic:cNvPicPr/>
                   </pic:nvPicPr>
                   <pic:blipFill>
@@ -5790,7 +5790,7 @@
               <a:graphicData uri="http://schemas.openxmlformats.org/drawingml/2006/picture">
                 <pic:pic>
                   <pic:nvPicPr>
-                    <pic:cNvPr id="0" name="sal-angry.png"/>
+                    <pic:cNvPr id="0" name="holloway-angry.png"/>
                     <pic:cNvPicPr/>
                   </pic:nvPicPr>
                   <pic:blipFill>
@@ -5827,7 +5827,7 @@
               <a:graphicData uri="http://schemas.openxmlformats.org/drawingml/2006/picture">
                 <pic:pic>
                   <pic:nvPicPr>
-                    <pic:cNvPr id="0" name="sal-smile.png"/>
+                    <pic:cNvPr id="0" name="holloway-smile.png"/>
                     <pic:cNvPicPr/>
                   </pic:nvPicPr>
                   <pic:blipFill>
@@ -5888,7 +5888,7 @@
           </w:tcPr>
           <w:p>
             <w:r>
-              <w:t>A lifer on Iron Key: Crane's first partner in the 70s, framed by Crane for a murder Crane did; twenty years inside, calm, patient, plays chess.</w:t>
+              <w:t>Chief Ray Holloway, Miravista's police chief, who keeps the police off Crane.</w:t>
             </w:r>
           </w:p>
         </w:tc>
@@ -5910,7 +5910,7 @@
           </w:tcPr>
           <w:p>
             <w:r>
-              <w:t>Sixties, short grey hair combed back, a grey moustache, reading glasses, prison blues buttoned to the top; calm eyes.</w:t>
+              <w:t>Fifties, a red face, a grey flat-top, a thick moustache, the chief's navy uniform with gold braid, mirror shades.</w:t>
             </w:r>
           </w:p>
         </w:tc>
@@ -5932,7 +5932,7 @@
           </w:tcPr>
           <w:p>
             <w:r>
-              <w:t>#a8b8a0</w:t>
+              <w:t>#8a9ab0</w:t>
             </w:r>
           </w:p>
         </w:tc>
@@ -5954,7 +5954,7 @@
           </w:tcPr>
           <w:p>
             <w:r>
-              <w:t>shirt #4a6a9a, trousers #3a5480</w:t>
+              <w:t>shirt #1e2a4a, trousers #1e2a4a</w:t>
             </w:r>
           </w:p>
         </w:tc>
@@ -5976,7 +5976,7 @@
           </w:tcPr>
           <w:p>
             <w:r>
-              <w:t>skin #d4a882; hair #a8a8ac (combed); facial hair: moustache; eyes #4a4030; hat: none; glasses: reading; top: buttoned (#4a6a9a / #3a5480); extras: wrinkles; old, slim build</w:t>
+              <w:t>skin #e09070; hair #a8a8a8 (flattop); facial hair: moustache; eyes #4a5a6a; hat: none; glasses: shades; top: uniform (#1e2a4a / #141a2a); extras: braid; old, broad build</w:t>
             </w:r>
           </w:p>
         </w:tc>
@@ -5998,7 +5998,7 @@
           </w:tcPr>
           <w:p>
             <w:r>
-              <w:t>sine wave, 90-130 Hz, 6 syllables a second, pauses 0.24 s</w:t>
+              <w:t>square wave, 90-130 Hz, 8 syllables a second, pauses 0.14 s</w:t>
             </w:r>
           </w:p>
         </w:tc>
@@ -6009,7 +6009,7 @@
         <w:pStyle w:val="Heading1"/>
       </w:pPr>
       <w:r>
-        <w:t>DR. IRIS KAHN  (K)</w:t>
+        <w:t>DEAN PRATT  (P)</w:t>
       </w:r>
     </w:p>
     <w:p>
@@ -6025,7 +6025,7 @@
               <a:graphicData uri="http://schemas.openxmlformats.org/drawingml/2006/picture">
                 <pic:pic>
                   <pic:nvPicPr>
-                    <pic:cNvPr id="0" name="iris-calm.png"/>
+                    <pic:cNvPr id="0" name="pratt-calm.png"/>
                     <pic:cNvPicPr/>
                   </pic:nvPicPr>
                   <pic:blipFill>
@@ -6062,7 +6062,7 @@
               <a:graphicData uri="http://schemas.openxmlformats.org/drawingml/2006/picture">
                 <pic:pic>
                   <pic:nvPicPr>
-                    <pic:cNvPr id="0" name="iris-angry.png"/>
+                    <pic:cNvPr id="0" name="pratt-angry.png"/>
                     <pic:cNvPicPr/>
                   </pic:nvPicPr>
                   <pic:blipFill>
@@ -6099,7 +6099,7 @@
               <a:graphicData uri="http://schemas.openxmlformats.org/drawingml/2006/picture">
                 <pic:pic>
                   <pic:nvPicPr>
-                    <pic:cNvPr id="0" name="iris-smile.png"/>
+                    <pic:cNvPr id="0" name="pratt-smile.png"/>
                     <pic:cNvPicPr/>
                   </pic:nvPicPr>
                   <pic:blipFill>
@@ -6160,7 +6160,7 @@
           </w:tcPr>
           <w:p>
             <w:r>
-              <w:t>A rocket engineer at the space center, brilliant and stubborn; her last launch is all that keeps the center open.</w:t>
+              <w:t>Councilman Dean Pratt, who sells Crane the city's land; old-school charm.</w:t>
             </w:r>
           </w:p>
         </w:tc>
@@ -6182,7 +6182,7 @@
           </w:tcPr>
           <w:p>
             <w:r>
-              <w:t>Forties, dark curly hair in a messy bun, big square glasses, a white lab coat over a mission T-shirt, a pencil behind her ear.</w:t>
+              <w:t>Sixties, white hair, a seersucker suit and a bow tie.</w:t>
             </w:r>
           </w:p>
         </w:tc>
@@ -6204,7 +6204,7 @@
           </w:tcPr>
           <w:p>
             <w:r>
-              <w:t>#6affc0</w:t>
+              <w:t>#c8e0ff</w:t>
             </w:r>
           </w:p>
         </w:tc>
@@ -6226,7 +6226,7 @@
           </w:tcPr>
           <w:p>
             <w:r>
-              <w:t>shirt #f0f0f0, trousers #2a2a40</w:t>
+              <w:t>shirt #c8d8ec, trousers #c8d8ec</w:t>
             </w:r>
           </w:p>
         </w:tc>
@@ -6248,7 +6248,7 @@
           </w:tcPr>
           <w:p>
             <w:r>
-              <w:t>skin #d8a888; hair #2a1c18 (bun); facial hair: none; eyes #3a2a1a; hat: none; glasses: square; top: labcoat (#f0f0f0 / #2a3a6a); extras: pencil; mid, slim build</w:t>
+              <w:t>skin #eac6a8; hair #f0eeea (combed); facial hair: none; eyes #5a7aa0; hat: none; glasses: none; top: seersucker (#9ab8dc / #f4f2ea); extras: bowtie, wrinkles; old, normal build</w:t>
             </w:r>
           </w:p>
         </w:tc>
@@ -6270,7 +6270,7 @@
           </w:tcPr>
           <w:p>
             <w:r>
-              <w:t>triangle wave, 230-360 Hz, 14 syllables a second, pauses 0.04 s</w:t>
+              <w:t>triangle wave, 140-220 Hz, 11 syllables a second, pauses 0.1 s</w:t>
             </w:r>
           </w:p>
         </w:tc>
@@ -6281,7 +6281,7 @@
         <w:pStyle w:val="Heading1"/>
       </w:pPr>
       <w:r>
-        <w:t>MANNY  (G)</w:t>
+        <w:t>SAL MORETTI  (S)</w:t>
       </w:r>
     </w:p>
     <w:p>
@@ -6297,7 +6297,7 @@
               <a:graphicData uri="http://schemas.openxmlformats.org/drawingml/2006/picture">
                 <pic:pic>
                   <pic:nvPicPr>
-                    <pic:cNvPr id="0" name="manny-calm.png"/>
+                    <pic:cNvPr id="0" name="sal-calm.png"/>
                     <pic:cNvPicPr/>
                   </pic:nvPicPr>
                   <pic:blipFill>
@@ -6334,7 +6334,7 @@
               <a:graphicData uri="http://schemas.openxmlformats.org/drawingml/2006/picture">
                 <pic:pic>
                   <pic:nvPicPr>
-                    <pic:cNvPr id="0" name="manny-angry.png"/>
+                    <pic:cNvPr id="0" name="sal-angry.png"/>
                     <pic:cNvPicPr/>
                   </pic:nvPicPr>
                   <pic:blipFill>
@@ -6371,7 +6371,7 @@
               <a:graphicData uri="http://schemas.openxmlformats.org/drawingml/2006/picture">
                 <pic:pic>
                   <pic:nvPicPr>
-                    <pic:cNvPr id="0" name="manny-smile.png"/>
+                    <pic:cNvPr id="0" name="sal-smile.png"/>
                     <pic:cNvPicPr/>
                   </pic:nvPicPr>
                   <pic:blipFill>
@@ -6432,7 +6432,7 @@
           </w:tcPr>
           <w:p>
             <w:r>
-              <w:t>Owner of Manny's Auto in Dockside, where Mateo worked as a mechanic; grumpy, fond of Mateo.</w:t>
+              <w:t>A lifer on Iron Key: Crane's first partner in the 70s, framed by Crane for a murder Crane did; twenty years inside, calm, patient, plays chess.</w:t>
             </w:r>
           </w:p>
         </w:tc>
@@ -6454,7 +6454,7 @@
           </w:tcPr>
           <w:p>
             <w:r>
-              <w:t>Sixties, a grey beard, short grey hair, a greasy blue jumpsuit with MANNY on it, a red rag over the shoulder.</w:t>
+              <w:t>Sixties, short grey hair combed back, a grey moustache, reading glasses, prison blues buttoned to the top; calm eyes.</w:t>
             </w:r>
           </w:p>
         </w:tc>
@@ -6476,7 +6476,7 @@
           </w:tcPr>
           <w:p>
             <w:r>
-              <w:t>#d08a4a</w:t>
+              <w:t>#a8b8a0</w:t>
             </w:r>
           </w:p>
         </w:tc>
@@ -6498,7 +6498,7 @@
           </w:tcPr>
           <w:p>
             <w:r>
-              <w:t>shirt #2a4a8a, trousers #2a4a8a</w:t>
+              <w:t>shirt #4a6a9a, trousers #3a5480</w:t>
             </w:r>
           </w:p>
         </w:tc>
@@ -6520,7 +6520,7 @@
           </w:tcPr>
           <w:p>
             <w:r>
-              <w:t>skin #c8946a; hair #b8b8bc (short); facial hair: beard; eyes #4a3a2a; hat: none; glasses: none; top: jumpsuit (#2a4a8a / #1e3a6e); extras: wrinkles, rag; old, broad build</w:t>
+              <w:t>skin #d4a882; hair #a8a8ac (combed); facial hair: moustache; eyes #4a4030; hat: none; glasses: reading; top: buttoned (#4a6a9a / #3a5480); extras: wrinkles; old, slim build</w:t>
             </w:r>
           </w:p>
         </w:tc>
@@ -6542,7 +6542,7 @@
           </w:tcPr>
           <w:p>
             <w:r>
-              <w:t>sawtooth wave, 85-125 Hz, 8 syllables a second, pauses 0.16 s</w:t>
+              <w:t>sine wave, 90-130 Hz, 6 syllables a second, pauses 0.24 s</w:t>
             </w:r>
           </w:p>
         </w:tc>
@@ -6553,7 +6553,7 @@
         <w:pStyle w:val="Heading1"/>
       </w:pPr>
       <w:r>
-        <w:t>UNCLE SAUL  (U)</w:t>
+        <w:t>DR. IRIS KAHN  (K)</w:t>
       </w:r>
     </w:p>
     <w:p>
@@ -6569,7 +6569,7 @@
               <a:graphicData uri="http://schemas.openxmlformats.org/drawingml/2006/picture">
                 <pic:pic>
                   <pic:nvPicPr>
-                    <pic:cNvPr id="0" name="saul-calm.png"/>
+                    <pic:cNvPr id="0" name="iris-calm.png"/>
                     <pic:cNvPicPr/>
                   </pic:nvPicPr>
                   <pic:blipFill>
@@ -6606,7 +6606,7 @@
               <a:graphicData uri="http://schemas.openxmlformats.org/drawingml/2006/picture">
                 <pic:pic>
                   <pic:nvPicPr>
-                    <pic:cNvPr id="0" name="saul-angry.png"/>
+                    <pic:cNvPr id="0" name="iris-angry.png"/>
                     <pic:cNvPicPr/>
                   </pic:nvPicPr>
                   <pic:blipFill>
@@ -6643,7 +6643,7 @@
               <a:graphicData uri="http://schemas.openxmlformats.org/drawingml/2006/picture">
                 <pic:pic>
                   <pic:nvPicPr>
-                    <pic:cNvPr id="0" name="saul-smile.png"/>
+                    <pic:cNvPr id="0" name="iris-smile.png"/>
                     <pic:cNvPicPr/>
                   </pic:nvPicPr>
                   <pic:blipFill>
@@ -6704,7 +6704,7 @@
           </w:tcPr>
           <w:p>
             <w:r>
-              <w:t>Papa Joe's old friend, the pawnbroker in Mercado; takes Joe's parcels, asks no questions.</w:t>
+              <w:t>A rocket engineer at the space center, brilliant and stubborn; her last launch is all that keeps the center open.</w:t>
             </w:r>
           </w:p>
         </w:tc>
@@ -6726,7 +6726,7 @@
           </w:tcPr>
           <w:p>
             <w:r>
-              <w:t>Seventies, bald with white tufts, a jeweller's loupe pushed up on his glasses, a grey cardigan over a cream shirt.</w:t>
+              <w:t>Forties, dark curly hair in a messy bun, big square glasses, a white lab coat over a mission T-shirt, a pencil behind her ear.</w:t>
             </w:r>
           </w:p>
         </w:tc>
@@ -6748,7 +6748,7 @@
           </w:tcPr>
           <w:p>
             <w:r>
-              <w:t>#d8c890</w:t>
+              <w:t>#6affc0</w:t>
             </w:r>
           </w:p>
         </w:tc>
@@ -6770,7 +6770,7 @@
           </w:tcPr>
           <w:p>
             <w:r>
-              <w:t>shirt #7a7a80, trousers #3a3a40</w:t>
+              <w:t>shirt #f0f0f0, trousers #2a2a40</w:t>
             </w:r>
           </w:p>
         </w:tc>
@@ -6792,7 +6792,7 @@
           </w:tcPr>
           <w:p>
             <w:r>
-              <w:t>skin #e2bc9a; hair #eeeeea (sides); facial hair: none; eyes #4a4a3a; hat: none; glasses: reading; top: cardigan (#7a7a80 / #e8e4d8); extras: wrinkles, loupe; old, slim build</w:t>
+              <w:t>skin #d8a888; hair #2a1c18 (bun); facial hair: none; eyes #3a2a1a; hat: none; glasses: square; top: labcoat (#f0f0f0 / #2a3a6a); extras: pencil; mid, slim build</w:t>
             </w:r>
           </w:p>
         </w:tc>
@@ -6814,7 +6814,7 @@
           </w:tcPr>
           <w:p>
             <w:r>
-              <w:t>sine wave, 150-230 Hz, 9 syllables a second, pauses 0.14 s</w:t>
+              <w:t>triangle wave, 230-360 Hz, 14 syllables a second, pauses 0.04 s</w:t>
             </w:r>
           </w:p>
         </w:tc>
@@ -6825,7 +6825,7 @@
         <w:pStyle w:val="Heading1"/>
       </w:pPr>
       <w:r>
-        <w:t>LUCKY LOU  (F)</w:t>
+        <w:t>MANNY  (G)</w:t>
       </w:r>
     </w:p>
     <w:p>
@@ -6841,7 +6841,7 @@
               <a:graphicData uri="http://schemas.openxmlformats.org/drawingml/2006/picture">
                 <pic:pic>
                   <pic:nvPicPr>
-                    <pic:cNvPr id="0" name="lou-calm.png"/>
+                    <pic:cNvPr id="0" name="manny-calm.png"/>
                     <pic:cNvPicPr/>
                   </pic:nvPicPr>
                   <pic:blipFill>
@@ -6878,7 +6878,7 @@
               <a:graphicData uri="http://schemas.openxmlformats.org/drawingml/2006/picture">
                 <pic:pic>
                   <pic:nvPicPr>
-                    <pic:cNvPr id="0" name="lou-angry.png"/>
+                    <pic:cNvPr id="0" name="manny-angry.png"/>
                     <pic:cNvPicPr/>
                   </pic:nvPicPr>
                   <pic:blipFill>
@@ -6915,7 +6915,7 @@
               <a:graphicData uri="http://schemas.openxmlformats.org/drawingml/2006/picture">
                 <pic:pic>
                   <pic:nvPicPr>
-                    <pic:cNvPr id="0" name="lou-smile.png"/>
+                    <pic:cNvPr id="0" name="manny-smile.png"/>
                     <pic:cNvPicPr/>
                   </pic:nvPicPr>
                   <pic:blipFill>
@@ -6976,7 +6976,7 @@
           </w:tcPr>
           <w:p>
             <w:r>
-              <w:t>"Lucky" Lou Fontaine, a bookie who owes Papa Joe two grand from cards; loud and flashy.</w:t>
+              <w:t>Owner of Manny's Auto in Dockside, where Mateo worked as a mechanic; grumpy, fond of Mateo.</w:t>
             </w:r>
           </w:p>
         </w:tc>
@@ -6998,7 +6998,7 @@
           </w:tcPr>
           <w:p>
             <w:r>
-              <w:t>Forties, a pencil moustache, slicked hair, a green visor, a loud check jacket, a cigar.</w:t>
+              <w:t>Sixties, a grey beard, short grey hair, a greasy blue jumpsuit with MANNY on it, a red rag over the shoulder.</w:t>
             </w:r>
           </w:p>
         </w:tc>
@@ -7020,7 +7020,7 @@
           </w:tcPr>
           <w:p>
             <w:r>
-              <w:t>#2ad480</w:t>
+              <w:t>#d08a4a</w:t>
             </w:r>
           </w:p>
         </w:tc>
@@ -7042,7 +7042,7 @@
           </w:tcPr>
           <w:p>
             <w:r>
-              <w:t>shirt #c8a040, trousers #3a3a3a</w:t>
+              <w:t>shirt #2a4a8a, trousers #2a4a8a</w:t>
             </w:r>
           </w:p>
         </w:tc>
@@ -7064,7 +7064,7 @@
           </w:tcPr>
           <w:p>
             <w:r>
-              <w:t>skin #e0b088; hair #2a1a14 (slick); facial hair: pencil; eyes #3a2a1a; hat: visor; glasses: none; top: checkjacket (#c8a040 / #7a3a20); extras: cigar; mid, broad build</w:t>
+              <w:t>skin #c8946a; hair #b8b8bc (short); facial hair: beard; eyes #4a3a2a; hat: none; glasses: none; top: jumpsuit (#2a4a8a / #1e3a6e); extras: wrinkles, rag; old, broad build</w:t>
             </w:r>
           </w:p>
         </w:tc>
@@ -7086,7 +7086,7 @@
           </w:tcPr>
           <w:p>
             <w:r>
-              <w:t>square wave, 160-260 Hz, 13 syllables a second, pauses 0.05 s</w:t>
+              <w:t>sawtooth wave, 85-125 Hz, 8 syllables a second, pauses 0.16 s</w:t>
             </w:r>
           </w:p>
         </w:tc>
@@ -7097,7 +7097,7 @@
         <w:pStyle w:val="Heading1"/>
       </w:pPr>
       <w:r>
-        <w:t>THE FARE  (X)</w:t>
+        <w:t>UNCLE SAUL  (U)</w:t>
       </w:r>
     </w:p>
     <w:p>
@@ -7113,7 +7113,7 @@
               <a:graphicData uri="http://schemas.openxmlformats.org/drawingml/2006/picture">
                 <pic:pic>
                   <pic:nvPicPr>
-                    <pic:cNvPr id="0" name="kid-calm.png"/>
+                    <pic:cNvPr id="0" name="saul-calm.png"/>
                     <pic:cNvPicPr/>
                   </pic:nvPicPr>
                   <pic:blipFill>
@@ -7150,7 +7150,7 @@
               <a:graphicData uri="http://schemas.openxmlformats.org/drawingml/2006/picture">
                 <pic:pic>
                   <pic:nvPicPr>
-                    <pic:cNvPr id="0" name="kid-angry.png"/>
+                    <pic:cNvPr id="0" name="saul-angry.png"/>
                     <pic:cNvPicPr/>
                   </pic:nvPicPr>
                   <pic:blipFill>
@@ -7187,7 +7187,7 @@
               <a:graphicData uri="http://schemas.openxmlformats.org/drawingml/2006/picture">
                 <pic:pic>
                   <pic:nvPicPr>
-                    <pic:cNvPr id="0" name="kid-smile.png"/>
+                    <pic:cNvPr id="0" name="saul-smile.png"/>
                     <pic:cNvPicPr/>
                   </pic:nvPicPr>
                   <pic:blipFill>
@@ -7248,7 +7248,7 @@
           </w:tcPr>
           <w:p>
             <w:r>
-              <w:t>A punk kid who rides Joe's cab from the airport and runs without paying.</w:t>
+              <w:t>Papa Joe's old friend, the pawnbroker in Mercado; takes Joe's parcels, asks no questions.</w:t>
             </w:r>
           </w:p>
         </w:tc>
@@ -7270,7 +7270,7 @@
           </w:tcPr>
           <w:p>
             <w:r>
-              <w:t>Late teens, skinny, spiky pink hair, an earring, a purple and neon-green windbreaker.</w:t>
+              <w:t>Seventies, bald with white tufts, a jeweller's loupe pushed up on his glasses, a grey cardigan over a cream shirt.</w:t>
             </w:r>
           </w:p>
         </w:tc>
@@ -7292,7 +7292,7 @@
           </w:tcPr>
           <w:p>
             <w:r>
-              <w:t>#3affd0</w:t>
+              <w:t>#d8c890</w:t>
             </w:r>
           </w:p>
         </w:tc>
@@ -7314,7 +7314,7 @@
           </w:tcPr>
           <w:p>
             <w:r>
-              <w:t>shirt #7a3aff, trousers #1a1a24</w:t>
+              <w:t>shirt #7a7a80, trousers #3a3a40</w:t>
             </w:r>
           </w:p>
         </w:tc>
@@ -7336,7 +7336,7 @@
           </w:tcPr>
           <w:p>
             <w:r>
-              <w:t>skin #e8c0a0; hair #ff3aa0 (spiky); facial hair: none; eyes #3a5a7a; hat: none; glasses: none; top: windbreaker (#7a3aff / #3affd0); extras: earring; young, slim build</w:t>
+              <w:t>skin #e2bc9a; hair #eeeeea (sides); facial hair: none; eyes #4a4a3a; hat: none; glasses: reading; top: cardigan (#7a7a80 / #e8e4d8); extras: wrinkles, loupe; old, slim build</w:t>
             </w:r>
           </w:p>
         </w:tc>
@@ -7358,7 +7358,7 @@
           </w:tcPr>
           <w:p>
             <w:r>
-              <w:t>square wave, 300-460 Hz, 16 syllables a second, pauses 0.02 s</w:t>
+              <w:t>sine wave, 150-230 Hz, 9 syllables a second, pauses 0.14 s</w:t>
             </w:r>
           </w:p>
         </w:tc>
@@ -7369,7 +7369,7 @@
         <w:pStyle w:val="Heading1"/>
       </w:pPr>
       <w:r>
-        <w:t>KESSLER MAN  (Q)</w:t>
+        <w:t>LUCKY LOU  (F)</w:t>
       </w:r>
     </w:p>
     <w:p>
@@ -7385,7 +7385,7 @@
               <a:graphicData uri="http://schemas.openxmlformats.org/drawingml/2006/picture">
                 <pic:pic>
                   <pic:nvPicPr>
-                    <pic:cNvPr id="0" name="bull-calm.png"/>
+                    <pic:cNvPr id="0" name="lou-calm.png"/>
                     <pic:cNvPicPr/>
                   </pic:nvPicPr>
                   <pic:blipFill>
@@ -7422,7 +7422,7 @@
               <a:graphicData uri="http://schemas.openxmlformats.org/drawingml/2006/picture">
                 <pic:pic>
                   <pic:nvPicPr>
-                    <pic:cNvPr id="0" name="bull-angry.png"/>
+                    <pic:cNvPr id="0" name="lou-angry.png"/>
                     <pic:cNvPicPr/>
                   </pic:nvPicPr>
                   <pic:blipFill>
@@ -7459,7 +7459,7 @@
               <a:graphicData uri="http://schemas.openxmlformats.org/drawingml/2006/picture">
                 <pic:pic>
                   <pic:nvPicPr>
-                    <pic:cNvPr id="0" name="bull-smile.png"/>
+                    <pic:cNvPr id="0" name="lou-smile.png"/>
                     <pic:cNvPicPr/>
                   </pic:nvPicPr>
                   <pic:blipFill>
@@ -7520,7 +7520,7 @@
           </w:tcPr>
           <w:p>
             <w:r>
-              <w:t>One of Bull Kessler's men - Dockside heavies, every one much like the next.</w:t>
+              <w:t>"Lucky" Lou Fontaine, a bookie who owes Papa Joe two grand from cards; loud and flashy.</w:t>
             </w:r>
           </w:p>
         </w:tc>
@@ -7542,7 +7542,7 @@
           </w:tcPr>
           <w:p>
             <w:r>
-              <w:t>Thirties, a buzz cut, stubble, a white vest or an orange work shirt, gold chains, jeans.</w:t>
+              <w:t>Forties, a pencil moustache, slicked hair, a green visor, a loud check jacket, a cigar.</w:t>
             </w:r>
           </w:p>
         </w:tc>
@@ -7564,7 +7564,7 @@
           </w:tcPr>
           <w:p>
             <w:r>
-              <w:t>#d87a4a</w:t>
+              <w:t>#2ad480</w:t>
             </w:r>
           </w:p>
         </w:tc>
@@ -7586,7 +7586,7 @@
           </w:tcPr>
           <w:p>
             <w:r>
-              <w:t>shirt #f0f0ea, trousers #3a4a6a</w:t>
+              <w:t>shirt #c8a040, trousers #3a3a3a</w:t>
             </w:r>
           </w:p>
         </w:tc>
@@ -7608,7 +7608,7 @@
           </w:tcPr>
           <w:p>
             <w:r>
-              <w:t>skin #d9a27a; hair #3a2a20 (buzz); facial hair: stubble; eyes #3a2a1a; hat: none; glasses: none; top: tanktop (#f0f0ea / #d8d8d2); extras: chain; mid, broad build</w:t>
+              <w:t>skin #e0b088; hair #2a1a14 (slick); facial hair: pencil; eyes #3a2a1a; hat: visor; glasses: none; top: checkjacket (#c8a040 / #7a3a20); extras: cigar; mid, broad build</w:t>
             </w:r>
           </w:p>
         </w:tc>
@@ -7630,7 +7630,7 @@
           </w:tcPr>
           <w:p>
             <w:r>
-              <w:t>sawtooth wave, 100-150 Hz, 11 syllables a second, pauses 0.08 s</w:t>
+              <w:t>square wave, 160-260 Hz, 13 syllables a second, pauses 0.05 s</w:t>
             </w:r>
           </w:p>
         </w:tc>
@@ -7641,7 +7641,7 @@
         <w:pStyle w:val="Heading1"/>
       </w:pPr>
       <w:r>
-        <w:t>GUS DELGADO  (W)</w:t>
+        <w:t>THE FARE  (X)</w:t>
       </w:r>
     </w:p>
     <w:p>
@@ -7657,7 +7657,7 @@
               <a:graphicData uri="http://schemas.openxmlformats.org/drawingml/2006/picture">
                 <pic:pic>
                   <pic:nvPicPr>
-                    <pic:cNvPr id="0" name="gus-calm.png"/>
+                    <pic:cNvPr id="0" name="kid-calm.png"/>
                     <pic:cNvPicPr/>
                   </pic:nvPicPr>
                   <pic:blipFill>
@@ -7694,7 +7694,7 @@
               <a:graphicData uri="http://schemas.openxmlformats.org/drawingml/2006/picture">
                 <pic:pic>
                   <pic:nvPicPr>
-                    <pic:cNvPr id="0" name="gus-angry.png"/>
+                    <pic:cNvPr id="0" name="kid-angry.png"/>
                     <pic:cNvPicPr/>
                   </pic:nvPicPr>
                   <pic:blipFill>
@@ -7731,7 +7731,7 @@
               <a:graphicData uri="http://schemas.openxmlformats.org/drawingml/2006/picture">
                 <pic:pic>
                   <pic:nvPicPr>
-                    <pic:cNvPr id="0" name="gus-smile.png"/>
+                    <pic:cNvPr id="0" name="kid-smile.png"/>
                     <pic:cNvPicPr/>
                   </pic:nvPicPr>
                   <pic:blipFill>
@@ -7792,7 +7792,7 @@
           </w:tcPr>
           <w:p>
             <w:r>
-              <w:t>Runs DELGADO HARDWARE in Dockside; the one shopkeeper on the street who will not pay Kessler his rent.</w:t>
+              <w:t>A punk kid who rides Joe's cab from the airport and runs without paying.</w:t>
             </w:r>
           </w:p>
         </w:tc>
@@ -7814,7 +7814,7 @@
           </w:tcPr>
           <w:p>
             <w:r>
-              <w:t>Sixties, bald with a grey fringe, round glasses, a grey moustache, a brown shopkeeper's apron over a white shirt; stubborn.</w:t>
+              <w:t>Late teens, skinny, spiky pink hair, an earring, a purple and neon-green windbreaker.</w:t>
             </w:r>
           </w:p>
         </w:tc>
@@ -7836,7 +7836,7 @@
           </w:tcPr>
           <w:p>
             <w:r>
-              <w:t>#b8a07a</w:t>
+              <w:t>#3affd0</w:t>
             </w:r>
           </w:p>
         </w:tc>
@@ -7858,7 +7858,7 @@
           </w:tcPr>
           <w:p>
             <w:r>
-              <w:t>shirt #f0ece0, trousers #5a4a3a</w:t>
+              <w:t>shirt #7a3aff, trousers #1a1a24</w:t>
             </w:r>
           </w:p>
         </w:tc>
@@ -7880,7 +7880,7 @@
           </w:tcPr>
           <w:p>
             <w:r>
-              <w:t>skin #c99a76; hair #b0b0b4 (sides); facial hair: moustache; eyes #3a2a1a; hat: none; glasses: reading; top: waistcoat (#7a5a3a / #f0ece0); extras: wrinkles; old, normal build</w:t>
+              <w:t>skin #e8c0a0; hair #ff3aa0 (spiky); facial hair: none; eyes #3a5a7a; hat: none; glasses: none; top: windbreaker (#7a3aff / #3affd0); extras: earring; young, slim build</w:t>
             </w:r>
           </w:p>
         </w:tc>
@@ -7902,7 +7902,7 @@
           </w:tcPr>
           <w:p>
             <w:r>
-              <w:t>triangle wave, 120-190 Hz, 10 syllables a second, pauses 0.12 s</w:t>
+              <w:t>square wave, 300-460 Hz, 16 syllables a second, pauses 0.02 s</w:t>
             </w:r>
           </w:p>
         </w:tc>
@@ -7913,7 +7913,7 @@
         <w:pStyle w:val="Heading1"/>
       </w:pPr>
       <w:r>
-        <w:t>ROSA'S MAN  (R)</w:t>
+        <w:t>KESSLER MAN  (Q)</w:t>
       </w:r>
     </w:p>
     <w:p>
@@ -7929,7 +7929,7 @@
               <a:graphicData uri="http://schemas.openxmlformats.org/drawingml/2006/picture">
                 <pic:pic>
                   <pic:nvPicPr>
-                    <pic:cNvPr id="0" name="rosaman-calm.png"/>
+                    <pic:cNvPr id="0" name="bull-calm.png"/>
                     <pic:cNvPicPr/>
                   </pic:nvPicPr>
                   <pic:blipFill>
@@ -7966,7 +7966,7 @@
               <a:graphicData uri="http://schemas.openxmlformats.org/drawingml/2006/picture">
                 <pic:pic>
                   <pic:nvPicPr>
-                    <pic:cNvPr id="0" name="rosaman-angry.png"/>
+                    <pic:cNvPr id="0" name="bull-angry.png"/>
                     <pic:cNvPicPr/>
                   </pic:nvPicPr>
                   <pic:blipFill>
@@ -8003,7 +8003,7 @@
               <a:graphicData uri="http://schemas.openxmlformats.org/drawingml/2006/picture">
                 <pic:pic>
                   <pic:nvPicPr>
-                    <pic:cNvPr id="0" name="rosaman-smile.png"/>
+                    <pic:cNvPr id="0" name="bull-smile.png"/>
                     <pic:cNvPicPr/>
                   </pic:nvPicPr>
                   <pic:blipFill>
@@ -8064,7 +8064,7 @@
           </w:tcPr>
           <w:p>
             <w:r>
-              <w:t>One of Rosa Ortega's market men - porters and stall-keepers who stand by her (one bubble for all of them).</w:t>
+              <w:t>One of Bull Kessler's men - Dockside heavies, every one much like the next.</w:t>
             </w:r>
           </w:p>
         </w:tc>
@@ -8086,7 +8086,7 @@
           </w:tcPr>
           <w:p>
             <w:r>
-              <w:t>Thirties, short black hair, stubble, a red bandana over the shoulder, a white vest, strong arms.</w:t>
+              <w:t>Thirties, a buzz cut, stubble, a white vest or an orange work shirt, gold chains, jeans.</w:t>
             </w:r>
           </w:p>
         </w:tc>
@@ -8108,7 +8108,7 @@
           </w:tcPr>
           <w:p>
             <w:r>
-              <w:t>#e04a5a</w:t>
+              <w:t>#d87a4a</w:t>
             </w:r>
           </w:p>
         </w:tc>
@@ -8130,7 +8130,7 @@
           </w:tcPr>
           <w:p>
             <w:r>
-              <w:t>shirt #f2f2f2, trousers #2a3a5a</w:t>
+              <w:t>shirt #f0f0ea, trousers #3a4a6a</w:t>
             </w:r>
           </w:p>
         </w:tc>
@@ -8152,7 +8152,7 @@
           </w:tcPr>
           <w:p>
             <w:r>
-              <w:t>skin #b8805a; hair #1a1416 (short); facial hair: stubble; eyes #2a1a12; hat: none; glasses: none; top: tanktop (#f2f2f2 / #e0e0e0); extras: rag; mid, broad build</w:t>
+              <w:t>skin #d9a27a; hair #3a2a20 (buzz); facial hair: stubble; eyes #3a2a1a; hat: none; glasses: none; top: tanktop (#f0f0ea / #d8d8d2); extras: chain; mid, broad build</w:t>
             </w:r>
           </w:p>
         </w:tc>
@@ -8174,7 +8174,7 @@
           </w:tcPr>
           <w:p>
             <w:r>
-              <w:t>triangle wave, 110-170 Hz, 11 syllables a second, pauses 0.07 s</w:t>
+              <w:t>sawtooth wave, 100-150 Hz, 11 syllables a second, pauses 0.08 s</w:t>
             </w:r>
           </w:p>
         </w:tc>
@@ -8185,7 +8185,7 @@
         <w:pStyle w:val="Heading1"/>
       </w:pPr>
       <w:r>
-        <w:t>LENNY GOLD  (G)</w:t>
+        <w:t>GUS DELGADO  (W)</w:t>
       </w:r>
     </w:p>
     <w:p>
@@ -8201,7 +8201,7 @@
               <a:graphicData uri="http://schemas.openxmlformats.org/drawingml/2006/picture">
                 <pic:pic>
                   <pic:nvPicPr>
-                    <pic:cNvPr id="0" name="lenny-calm.png"/>
+                    <pic:cNvPr id="0" name="gus-calm.png"/>
                     <pic:cNvPicPr/>
                   </pic:nvPicPr>
                   <pic:blipFill>
@@ -8238,7 +8238,7 @@
               <a:graphicData uri="http://schemas.openxmlformats.org/drawingml/2006/picture">
                 <pic:pic>
                   <pic:nvPicPr>
-                    <pic:cNvPr id="0" name="lenny-angry.png"/>
+                    <pic:cNvPr id="0" name="gus-angry.png"/>
                     <pic:cNvPicPr/>
                   </pic:nvPicPr>
                   <pic:blipFill>
@@ -8275,7 +8275,7 @@
               <a:graphicData uri="http://schemas.openxmlformats.org/drawingml/2006/picture">
                 <pic:pic>
                   <pic:nvPicPr>
-                    <pic:cNvPr id="0" name="lenny-smile.png"/>
+                    <pic:cNvPr id="0" name="gus-smile.png"/>
                     <pic:cNvPicPr/>
                   </pic:nvPicPr>
                   <pic:blipFill>
@@ -8336,7 +8336,7 @@
           </w:tcPr>
           <w:p>
             <w:r>
-              <w:t>The Royal Flamingo's pit boss - Crane's man on the casino floor; his men hunt Del and Fay. Shouts at everyone.</w:t>
+              <w:t>Runs DELGADO HARDWARE in Dockside; the one shopkeeper on the street who will not pay Kessler his rent.</w:t>
             </w:r>
           </w:p>
         </w:tc>
@@ -8358,7 +8358,7 @@
           </w:tcPr>
           <w:p>
             <w:r>
-              <w:t>Forties, heavy, a bad toupee, a burgundy suit, gold chains; shouts at everyone.</w:t>
+              <w:t>Sixties, bald with a grey fringe, round glasses, a grey moustache, a brown shopkeeper's apron over a white shirt; stubborn.</w:t>
             </w:r>
           </w:p>
         </w:tc>
@@ -8380,7 +8380,7 @@
           </w:tcPr>
           <w:p>
             <w:r>
-              <w:t>#d4a017</w:t>
+              <w:t>#b8a07a</w:t>
             </w:r>
           </w:p>
         </w:tc>
@@ -8402,7 +8402,7 @@
           </w:tcPr>
           <w:p>
             <w:r>
-              <w:t>shirt #6a1a2a, trousers #2a1a1e</w:t>
+              <w:t>shirt #f0ece0, trousers #5a4a3a</w:t>
             </w:r>
           </w:p>
         </w:tc>
@@ -8424,7 +8424,7 @@
           </w:tcPr>
           <w:p>
             <w:r>
-              <w:t>skin #e8b894; hair #a8642a (combed); facial hair: none; eyes #3a2a1a; hat: none; glasses: none; top: suit (#6a1a2a / #f0e6e0); extras: chain, jowls, sweat; mid, broad build</w:t>
+              <w:t>skin #c99a76; hair #b0b0b4 (sides); facial hair: moustache; eyes #3a2a1a; hat: none; glasses: reading; top: waistcoat (#7a5a3a / #f0ece0); extras: wrinkles; old, normal build</w:t>
             </w:r>
           </w:p>
         </w:tc>
@@ -8446,7 +8446,7 @@
           </w:tcPr>
           <w:p>
             <w:r>
-              <w:t>sawtooth wave, 90-150 Hz, 12 syllables a second, pauses 0.04 s</w:t>
+              <w:t>triangle wave, 120-190 Hz, 10 syllables a second, pauses 0.12 s</w:t>
             </w:r>
           </w:p>
         </w:tc>
@@ -8457,7 +8457,7 @@
         <w:pStyle w:val="Heading1"/>
       </w:pPr>
       <w:r>
-        <w:t>FAY "FINGERS"  (F)</w:t>
+        <w:t>ROSA'S MAN  (R)</w:t>
       </w:r>
     </w:p>
     <w:p>
@@ -8473,7 +8473,7 @@
               <a:graphicData uri="http://schemas.openxmlformats.org/drawingml/2006/picture">
                 <pic:pic>
                   <pic:nvPicPr>
-                    <pic:cNvPr id="0" name="fay-calm.png"/>
+                    <pic:cNvPr id="0" name="rosaman-calm.png"/>
                     <pic:cNvPicPr/>
                   </pic:nvPicPr>
                   <pic:blipFill>
@@ -8510,7 +8510,7 @@
               <a:graphicData uri="http://schemas.openxmlformats.org/drawingml/2006/picture">
                 <pic:pic>
                   <pic:nvPicPr>
-                    <pic:cNvPr id="0" name="fay-angry.png"/>
+                    <pic:cNvPr id="0" name="rosaman-angry.png"/>
                     <pic:cNvPicPr/>
                   </pic:nvPicPr>
                   <pic:blipFill>
@@ -8547,7 +8547,7 @@
               <a:graphicData uri="http://schemas.openxmlformats.org/drawingml/2006/picture">
                 <pic:pic>
                   <pic:nvPicPr>
-                    <pic:cNvPr id="0" name="fay-smile.png"/>
+                    <pic:cNvPr id="0" name="rosaman-smile.png"/>
                     <pic:cNvPicPr/>
                   </pic:nvPicPr>
                   <pic:blipFill>
@@ -8608,7 +8608,7 @@
           </w:tcPr>
           <w:p>
             <w:r>
-              <w:t>A safecracker with the steadiest hands in Florida; Gold's men hold her in the lunapark's funhouse. The vault's lock is hers.</w:t>
+              <w:t>One of Rosa Ortega's market men - porters and stall-keepers who stand by her (one bubble for all of them).</w:t>
             </w:r>
           </w:p>
         </w:tc>
@@ -8630,7 +8630,7 @@
           </w:tcPr>
           <w:p>
             <w:r>
-              <w:t>Twenties, a dyed red undercut, a black leather jacket, a nose ring; talks fast.</w:t>
+              <w:t>Thirties, short black hair, stubble, a red bandana over the shoulder, a white vest, strong arms.</w:t>
             </w:r>
           </w:p>
         </w:tc>
@@ -8652,7 +8652,7 @@
           </w:tcPr>
           <w:p>
             <w:r>
-              <w:t>#ff3b6b</w:t>
+              <w:t>#e04a5a</w:t>
             </w:r>
           </w:p>
         </w:tc>
@@ -8674,7 +8674,7 @@
           </w:tcPr>
           <w:p>
             <w:r>
-              <w:t>shirt #1a1a20, trousers #2a2a3a</w:t>
+              <w:t>shirt #f2f2f2, trousers #2a3a5a</w:t>
             </w:r>
           </w:p>
         </w:tc>
@@ -8696,7 +8696,7 @@
           </w:tcPr>
           <w:p>
             <w:r>
-              <w:t>skin #f0c8a8; hair #d0202a (pixie); facial hair: none; eyes #2a6a3a; hat: none; glasses: none; top: leather (#1a1a20 / #c8202c); extras: nosering, earring; young, slim build</w:t>
+              <w:t>skin #b8805a; hair #1a1416 (short); facial hair: stubble; eyes #2a1a12; hat: none; glasses: none; top: tanktop (#f2f2f2 / #e0e0e0); extras: rag; mid, broad build</w:t>
             </w:r>
           </w:p>
         </w:tc>
@@ -8718,7 +8718,7 @@
           </w:tcPr>
           <w:p>
             <w:r>
-              <w:t>square wave, 280-440 Hz, 17 syllables a second, pauses 0.02 s</w:t>
+              <w:t>triangle wave, 110-170 Hz, 11 syllables a second, pauses 0.07 s</w:t>
             </w:r>
           </w:p>
         </w:tc>
@@ -8729,7 +8729,7 @@
         <w:pStyle w:val="Heading1"/>
       </w:pPr>
       <w:r>
-        <w:t>CASINO GUARD  (Q)</w:t>
+        <w:t>LENNY GOLD  (G)</w:t>
       </w:r>
     </w:p>
     <w:p>
@@ -8745,7 +8745,7 @@
               <a:graphicData uri="http://schemas.openxmlformats.org/drawingml/2006/picture">
                 <pic:pic>
                   <pic:nvPicPr>
-                    <pic:cNvPr id="0" name="cguard-calm.png"/>
+                    <pic:cNvPr id="0" name="lenny-calm.png"/>
                     <pic:cNvPicPr/>
                   </pic:nvPicPr>
                   <pic:blipFill>
@@ -8782,7 +8782,7 @@
               <a:graphicData uri="http://schemas.openxmlformats.org/drawingml/2006/picture">
                 <pic:pic>
                   <pic:nvPicPr>
-                    <pic:cNvPr id="0" name="cguard-angry.png"/>
+                    <pic:cNvPr id="0" name="lenny-angry.png"/>
                     <pic:cNvPicPr/>
                   </pic:nvPicPr>
                   <pic:blipFill>
@@ -8819,7 +8819,7 @@
               <a:graphicData uri="http://schemas.openxmlformats.org/drawingml/2006/picture">
                 <pic:pic>
                   <pic:nvPicPr>
-                    <pic:cNvPr id="0" name="cguard-smile.png"/>
+                    <pic:cNvPr id="0" name="lenny-smile.png"/>
                     <pic:cNvPicPr/>
                   </pic:nvPicPr>
                   <pic:blipFill>
@@ -8880,7 +8880,7 @@
           </w:tcPr>
           <w:p>
             <w:r>
-              <w:t>The Royal Flamingo's guards (one bubble for all of them).</w:t>
+              <w:t>The Royal Flamingo's pit boss - Crane's man on the casino floor; his men hunt Del and Fay. Shouts at everyone.</w:t>
             </w:r>
           </w:p>
         </w:tc>
@@ -8902,7 +8902,7 @@
           </w:tcPr>
           <w:p>
             <w:r>
-              <w:t>Thirties, a crew cut, a black suit with a gold flamingo pin, an earpiece.</w:t>
+              <w:t>Forties, heavy, a bad toupee, a burgundy suit, gold chains; shouts at everyone.</w:t>
             </w:r>
           </w:p>
         </w:tc>
@@ -8924,7 +8924,7 @@
           </w:tcPr>
           <w:p>
             <w:r>
-              <w:t>#8a8fa8</w:t>
+              <w:t>#d4a017</w:t>
             </w:r>
           </w:p>
         </w:tc>
@@ -8946,7 +8946,7 @@
           </w:tcPr>
           <w:p>
             <w:r>
-              <w:t>shirt #16161c, trousers #16161c</w:t>
+              <w:t>shirt #6a1a2a, trousers #2a1a1e</w:t>
             </w:r>
           </w:p>
         </w:tc>
@@ -8968,7 +8968,7 @@
           </w:tcPr>
           <w:p>
             <w:r>
-              <w:t>skin #c89a76; hair #2a1a14 (buzz); facial hair: none; eyes #3a2a1a; hat: none; glasses: none; top: suit (#16161c / #f0f0f0); extras: earring; mid, broad build</w:t>
+              <w:t>skin #e8b894; hair #a8642a (combed); facial hair: none; eyes #3a2a1a; hat: none; glasses: none; top: suit (#6a1a2a / #f0e6e0); extras: chain, jowls, sweat; mid, broad build</w:t>
             </w:r>
           </w:p>
         </w:tc>
@@ -8990,7 +8990,3271 @@
           </w:tcPr>
           <w:p>
             <w:r>
+              <w:t>sawtooth wave, 90-150 Hz, 12 syllables a second, pauses 0.04 s</w:t>
+            </w:r>
+          </w:p>
+        </w:tc>
+      </w:tr>
+    </w:tbl>
+    <w:p>
+      <w:pPr>
+        <w:pStyle w:val="Heading1"/>
+      </w:pPr>
+      <w:r>
+        <w:t>FAY "FINGERS"  (F)</w:t>
+      </w:r>
+    </w:p>
+    <w:p>
+      <w:r>
+        <w:drawing>
+          <wp:inline xmlns:a="http://schemas.openxmlformats.org/drawingml/2006/main" xmlns:pic="http://schemas.openxmlformats.org/drawingml/2006/picture">
+            <wp:extent cx="936000" cy="1462500"/>
+            <wp:docPr id="100" name="Picture 100"/>
+            <wp:cNvGraphicFramePr>
+              <a:graphicFrameLocks noChangeAspect="1"/>
+            </wp:cNvGraphicFramePr>
+            <a:graphic>
+              <a:graphicData uri="http://schemas.openxmlformats.org/drawingml/2006/picture">
+                <pic:pic>
+                  <pic:nvPicPr>
+                    <pic:cNvPr id="0" name="fay-calm.png"/>
+                    <pic:cNvPicPr/>
+                  </pic:nvPicPr>
+                  <pic:blipFill>
+                    <a:blip r:embed="rId108"/>
+                    <a:stretch>
+                      <a:fillRect/>
+                    </a:stretch>
+                  </pic:blipFill>
+                  <pic:spPr>
+                    <a:xfrm>
+                      <a:off x="0" y="0"/>
+                      <a:ext cx="936000" cy="1462500"/>
+                    </a:xfrm>
+                    <a:prstGeom prst="rect"/>
+                  </pic:spPr>
+                </pic:pic>
+              </a:graphicData>
+            </a:graphic>
+          </wp:inline>
+        </w:drawing>
+      </w:r>
+      <w:r>
+        <w:t xml:space="preserve">  </w:t>
+      </w:r>
+      <w:r>
+        <w:drawing>
+          <wp:inline xmlns:a="http://schemas.openxmlformats.org/drawingml/2006/main" xmlns:pic="http://schemas.openxmlformats.org/drawingml/2006/picture">
+            <wp:extent cx="936000" cy="1462500"/>
+            <wp:docPr id="101" name="Picture 101"/>
+            <wp:cNvGraphicFramePr>
+              <a:graphicFrameLocks noChangeAspect="1"/>
+            </wp:cNvGraphicFramePr>
+            <a:graphic>
+              <a:graphicData uri="http://schemas.openxmlformats.org/drawingml/2006/picture">
+                <pic:pic>
+                  <pic:nvPicPr>
+                    <pic:cNvPr id="0" name="fay-angry.png"/>
+                    <pic:cNvPicPr/>
+                  </pic:nvPicPr>
+                  <pic:blipFill>
+                    <a:blip r:embed="rId109"/>
+                    <a:stretch>
+                      <a:fillRect/>
+                    </a:stretch>
+                  </pic:blipFill>
+                  <pic:spPr>
+                    <a:xfrm>
+                      <a:off x="0" y="0"/>
+                      <a:ext cx="936000" cy="1462500"/>
+                    </a:xfrm>
+                    <a:prstGeom prst="rect"/>
+                  </pic:spPr>
+                </pic:pic>
+              </a:graphicData>
+            </a:graphic>
+          </wp:inline>
+        </w:drawing>
+      </w:r>
+      <w:r>
+        <w:t xml:space="preserve">  </w:t>
+      </w:r>
+      <w:r>
+        <w:drawing>
+          <wp:inline xmlns:a="http://schemas.openxmlformats.org/drawingml/2006/main" xmlns:pic="http://schemas.openxmlformats.org/drawingml/2006/picture">
+            <wp:extent cx="936000" cy="1462500"/>
+            <wp:docPr id="102" name="Picture 102"/>
+            <wp:cNvGraphicFramePr>
+              <a:graphicFrameLocks noChangeAspect="1"/>
+            </wp:cNvGraphicFramePr>
+            <a:graphic>
+              <a:graphicData uri="http://schemas.openxmlformats.org/drawingml/2006/picture">
+                <pic:pic>
+                  <pic:nvPicPr>
+                    <pic:cNvPr id="0" name="fay-smile.png"/>
+                    <pic:cNvPicPr/>
+                  </pic:nvPicPr>
+                  <pic:blipFill>
+                    <a:blip r:embed="rId110"/>
+                    <a:stretch>
+                      <a:fillRect/>
+                    </a:stretch>
+                  </pic:blipFill>
+                  <pic:spPr>
+                    <a:xfrm>
+                      <a:off x="0" y="0"/>
+                      <a:ext cx="936000" cy="1462500"/>
+                    </a:xfrm>
+                    <a:prstGeom prst="rect"/>
+                  </pic:spPr>
+                </pic:pic>
+              </a:graphicData>
+            </a:graphic>
+          </wp:inline>
+        </w:drawing>
+      </w:r>
+      <w:r>
+        <w:t xml:space="preserve">  </w:t>
+      </w:r>
+    </w:p>
+    <w:p>
+      <w:r>
+        <w:rPr>
+          <w:sz w:val="16"/>
+        </w:rPr>
+        <w:t>calm - angry - smiling</w:t>
+      </w:r>
+    </w:p>
+    <w:tbl>
+      <w:tblPr>
+        <w:tblStyle w:val="LightGrid-Accent1"/>
+        <w:tblW w:type="auto" w:w="0"/>
+        <w:tblLook w:firstColumn="1" w:firstRow="1" w:lastColumn="0" w:lastRow="0" w:noHBand="0" w:noVBand="1" w:val="04A0"/>
+      </w:tblPr>
+      <w:tblGrid>
+        <w:gridCol w:w="4320"/>
+        <w:gridCol w:w="4320"/>
+      </w:tblGrid>
+      <w:tr>
+        <w:tc>
+          <w:tcPr>
+            <w:tcW w:type="dxa" w:w="1984"/>
+          </w:tcPr>
+          <w:p>
+            <w:r>
+              <w:t>Who</w:t>
+            </w:r>
+          </w:p>
+        </w:tc>
+        <w:tc>
+          <w:tcPr>
+            <w:tcW w:type="dxa" w:w="7370"/>
+          </w:tcPr>
+          <w:p>
+            <w:r>
+              <w:t>A safecracker with the steadiest hands in Florida; Gold's men hold her in the lunapark's funhouse. The vault's lock is hers.</w:t>
+            </w:r>
+          </w:p>
+        </w:tc>
+      </w:tr>
+      <w:tr>
+        <w:tc>
+          <w:tcPr>
+            <w:tcW w:type="dxa" w:w="1984"/>
+          </w:tcPr>
+          <w:p>
+            <w:r>
+              <w:t>Looks</w:t>
+            </w:r>
+          </w:p>
+        </w:tc>
+        <w:tc>
+          <w:tcPr>
+            <w:tcW w:type="dxa" w:w="7370"/>
+          </w:tcPr>
+          <w:p>
+            <w:r>
+              <w:t>Twenties, a dyed red undercut, a black leather jacket, a nose ring; talks fast.</w:t>
+            </w:r>
+          </w:p>
+        </w:tc>
+      </w:tr>
+      <w:tr>
+        <w:tc>
+          <w:tcPr>
+            <w:tcW w:type="dxa" w:w="1984"/>
+          </w:tcPr>
+          <w:p>
+            <w:r>
+              <w:t>Bubble colour</w:t>
+            </w:r>
+          </w:p>
+        </w:tc>
+        <w:tc>
+          <w:tcPr>
+            <w:tcW w:type="dxa" w:w="7370"/>
+          </w:tcPr>
+          <w:p>
+            <w:r>
+              <w:t>#ff3b6b</w:t>
+            </w:r>
+          </w:p>
+        </w:tc>
+      </w:tr>
+      <w:tr>
+        <w:tc>
+          <w:tcPr>
+            <w:tcW w:type="dxa" w:w="1984"/>
+          </w:tcPr>
+          <w:p>
+            <w:r>
+              <w:t>In the city</w:t>
+            </w:r>
+          </w:p>
+        </w:tc>
+        <w:tc>
+          <w:tcPr>
+            <w:tcW w:type="dxa" w:w="7370"/>
+          </w:tcPr>
+          <w:p>
+            <w:r>
+              <w:t>shirt #1a1a20, trousers #2a2a3a</w:t>
+            </w:r>
+          </w:p>
+        </w:tc>
+      </w:tr>
+      <w:tr>
+        <w:tc>
+          <w:tcPr>
+            <w:tcW w:type="dxa" w:w="1984"/>
+          </w:tcPr>
+          <w:p>
+            <w:r>
+              <w:t>Portrait recipe</w:t>
+            </w:r>
+          </w:p>
+        </w:tc>
+        <w:tc>
+          <w:tcPr>
+            <w:tcW w:type="dxa" w:w="7370"/>
+          </w:tcPr>
+          <w:p>
+            <w:r>
+              <w:t>skin #f0c8a8; hair #d0202a (pixie); facial hair: none; eyes #2a6a3a; hat: none; glasses: none; top: leather (#1a1a20 / #c8202c); extras: nosering, earring; young, slim build</w:t>
+            </w:r>
+          </w:p>
+        </w:tc>
+      </w:tr>
+      <w:tr>
+        <w:tc>
+          <w:tcPr>
+            <w:tcW w:type="dxa" w:w="1984"/>
+          </w:tcPr>
+          <w:p>
+            <w:r>
+              <w:t>Mumble</w:t>
+            </w:r>
+          </w:p>
+        </w:tc>
+        <w:tc>
+          <w:tcPr>
+            <w:tcW w:type="dxa" w:w="7370"/>
+          </w:tcPr>
+          <w:p>
+            <w:r>
+              <w:t>square wave, 280-440 Hz, 17 syllables a second, pauses 0.02 s</w:t>
+            </w:r>
+          </w:p>
+        </w:tc>
+      </w:tr>
+    </w:tbl>
+    <w:p>
+      <w:pPr>
+        <w:pStyle w:val="Heading1"/>
+      </w:pPr>
+      <w:r>
+        <w:t>CASINO GUARD  (Q)</w:t>
+      </w:r>
+    </w:p>
+    <w:p>
+      <w:r>
+        <w:drawing>
+          <wp:inline xmlns:a="http://schemas.openxmlformats.org/drawingml/2006/main" xmlns:pic="http://schemas.openxmlformats.org/drawingml/2006/picture">
+            <wp:extent cx="936000" cy="1462500"/>
+            <wp:docPr id="103" name="Picture 103"/>
+            <wp:cNvGraphicFramePr>
+              <a:graphicFrameLocks noChangeAspect="1"/>
+            </wp:cNvGraphicFramePr>
+            <a:graphic>
+              <a:graphicData uri="http://schemas.openxmlformats.org/drawingml/2006/picture">
+                <pic:pic>
+                  <pic:nvPicPr>
+                    <pic:cNvPr id="0" name="cguard-calm.png"/>
+                    <pic:cNvPicPr/>
+                  </pic:nvPicPr>
+                  <pic:blipFill>
+                    <a:blip r:embed="rId111"/>
+                    <a:stretch>
+                      <a:fillRect/>
+                    </a:stretch>
+                  </pic:blipFill>
+                  <pic:spPr>
+                    <a:xfrm>
+                      <a:off x="0" y="0"/>
+                      <a:ext cx="936000" cy="1462500"/>
+                    </a:xfrm>
+                    <a:prstGeom prst="rect"/>
+                  </pic:spPr>
+                </pic:pic>
+              </a:graphicData>
+            </a:graphic>
+          </wp:inline>
+        </w:drawing>
+      </w:r>
+      <w:r>
+        <w:t xml:space="preserve">  </w:t>
+      </w:r>
+      <w:r>
+        <w:drawing>
+          <wp:inline xmlns:a="http://schemas.openxmlformats.org/drawingml/2006/main" xmlns:pic="http://schemas.openxmlformats.org/drawingml/2006/picture">
+            <wp:extent cx="936000" cy="1462500"/>
+            <wp:docPr id="104" name="Picture 104"/>
+            <wp:cNvGraphicFramePr>
+              <a:graphicFrameLocks noChangeAspect="1"/>
+            </wp:cNvGraphicFramePr>
+            <a:graphic>
+              <a:graphicData uri="http://schemas.openxmlformats.org/drawingml/2006/picture">
+                <pic:pic>
+                  <pic:nvPicPr>
+                    <pic:cNvPr id="0" name="cguard-angry.png"/>
+                    <pic:cNvPicPr/>
+                  </pic:nvPicPr>
+                  <pic:blipFill>
+                    <a:blip r:embed="rId112"/>
+                    <a:stretch>
+                      <a:fillRect/>
+                    </a:stretch>
+                  </pic:blipFill>
+                  <pic:spPr>
+                    <a:xfrm>
+                      <a:off x="0" y="0"/>
+                      <a:ext cx="936000" cy="1462500"/>
+                    </a:xfrm>
+                    <a:prstGeom prst="rect"/>
+                  </pic:spPr>
+                </pic:pic>
+              </a:graphicData>
+            </a:graphic>
+          </wp:inline>
+        </w:drawing>
+      </w:r>
+      <w:r>
+        <w:t xml:space="preserve">  </w:t>
+      </w:r>
+      <w:r>
+        <w:drawing>
+          <wp:inline xmlns:a="http://schemas.openxmlformats.org/drawingml/2006/main" xmlns:pic="http://schemas.openxmlformats.org/drawingml/2006/picture">
+            <wp:extent cx="936000" cy="1462500"/>
+            <wp:docPr id="105" name="Picture 105"/>
+            <wp:cNvGraphicFramePr>
+              <a:graphicFrameLocks noChangeAspect="1"/>
+            </wp:cNvGraphicFramePr>
+            <a:graphic>
+              <a:graphicData uri="http://schemas.openxmlformats.org/drawingml/2006/picture">
+                <pic:pic>
+                  <pic:nvPicPr>
+                    <pic:cNvPr id="0" name="cguard-smile.png"/>
+                    <pic:cNvPicPr/>
+                  </pic:nvPicPr>
+                  <pic:blipFill>
+                    <a:blip r:embed="rId113"/>
+                    <a:stretch>
+                      <a:fillRect/>
+                    </a:stretch>
+                  </pic:blipFill>
+                  <pic:spPr>
+                    <a:xfrm>
+                      <a:off x="0" y="0"/>
+                      <a:ext cx="936000" cy="1462500"/>
+                    </a:xfrm>
+                    <a:prstGeom prst="rect"/>
+                  </pic:spPr>
+                </pic:pic>
+              </a:graphicData>
+            </a:graphic>
+          </wp:inline>
+        </w:drawing>
+      </w:r>
+      <w:r>
+        <w:t xml:space="preserve">  </w:t>
+      </w:r>
+    </w:p>
+    <w:p>
+      <w:r>
+        <w:rPr>
+          <w:sz w:val="16"/>
+        </w:rPr>
+        <w:t>calm - angry - smiling</w:t>
+      </w:r>
+    </w:p>
+    <w:tbl>
+      <w:tblPr>
+        <w:tblStyle w:val="LightGrid-Accent1"/>
+        <w:tblW w:type="auto" w:w="0"/>
+        <w:tblLook w:firstColumn="1" w:firstRow="1" w:lastColumn="0" w:lastRow="0" w:noHBand="0" w:noVBand="1" w:val="04A0"/>
+      </w:tblPr>
+      <w:tblGrid>
+        <w:gridCol w:w="4320"/>
+        <w:gridCol w:w="4320"/>
+      </w:tblGrid>
+      <w:tr>
+        <w:tc>
+          <w:tcPr>
+            <w:tcW w:type="dxa" w:w="1984"/>
+          </w:tcPr>
+          <w:p>
+            <w:r>
+              <w:t>Who</w:t>
+            </w:r>
+          </w:p>
+        </w:tc>
+        <w:tc>
+          <w:tcPr>
+            <w:tcW w:type="dxa" w:w="7370"/>
+          </w:tcPr>
+          <w:p>
+            <w:r>
+              <w:t>The Royal Flamingo's guards (one bubble for all of them).</w:t>
+            </w:r>
+          </w:p>
+        </w:tc>
+      </w:tr>
+      <w:tr>
+        <w:tc>
+          <w:tcPr>
+            <w:tcW w:type="dxa" w:w="1984"/>
+          </w:tcPr>
+          <w:p>
+            <w:r>
+              <w:t>Looks</w:t>
+            </w:r>
+          </w:p>
+        </w:tc>
+        <w:tc>
+          <w:tcPr>
+            <w:tcW w:type="dxa" w:w="7370"/>
+          </w:tcPr>
+          <w:p>
+            <w:r>
+              <w:t>Thirties, a crew cut, a black suit with a gold flamingo pin, an earpiece.</w:t>
+            </w:r>
+          </w:p>
+        </w:tc>
+      </w:tr>
+      <w:tr>
+        <w:tc>
+          <w:tcPr>
+            <w:tcW w:type="dxa" w:w="1984"/>
+          </w:tcPr>
+          <w:p>
+            <w:r>
+              <w:t>Bubble colour</w:t>
+            </w:r>
+          </w:p>
+        </w:tc>
+        <w:tc>
+          <w:tcPr>
+            <w:tcW w:type="dxa" w:w="7370"/>
+          </w:tcPr>
+          <w:p>
+            <w:r>
+              <w:t>#8a8fa8</w:t>
+            </w:r>
+          </w:p>
+        </w:tc>
+      </w:tr>
+      <w:tr>
+        <w:tc>
+          <w:tcPr>
+            <w:tcW w:type="dxa" w:w="1984"/>
+          </w:tcPr>
+          <w:p>
+            <w:r>
+              <w:t>In the city</w:t>
+            </w:r>
+          </w:p>
+        </w:tc>
+        <w:tc>
+          <w:tcPr>
+            <w:tcW w:type="dxa" w:w="7370"/>
+          </w:tcPr>
+          <w:p>
+            <w:r>
+              <w:t>shirt #16161c, trousers #16161c</w:t>
+            </w:r>
+          </w:p>
+        </w:tc>
+      </w:tr>
+      <w:tr>
+        <w:tc>
+          <w:tcPr>
+            <w:tcW w:type="dxa" w:w="1984"/>
+          </w:tcPr>
+          <w:p>
+            <w:r>
+              <w:t>Portrait recipe</w:t>
+            </w:r>
+          </w:p>
+        </w:tc>
+        <w:tc>
+          <w:tcPr>
+            <w:tcW w:type="dxa" w:w="7370"/>
+          </w:tcPr>
+          <w:p>
+            <w:r>
+              <w:t>skin #c89a76; hair #2a1a14 (buzz); facial hair: none; eyes #3a2a1a; hat: none; glasses: none; top: suit (#16161c / #f0f0f0); extras: earring; mid, broad build</w:t>
+            </w:r>
+          </w:p>
+        </w:tc>
+      </w:tr>
+      <w:tr>
+        <w:tc>
+          <w:tcPr>
+            <w:tcW w:type="dxa" w:w="1984"/>
+          </w:tcPr>
+          <w:p>
+            <w:r>
+              <w:t>Mumble</w:t>
+            </w:r>
+          </w:p>
+        </w:tc>
+        <w:tc>
+          <w:tcPr>
+            <w:tcW w:type="dxa" w:w="7370"/>
+          </w:tcPr>
+          <w:p>
+            <w:r>
               <w:t>square wave, 120-170 Hz, 10 syllables a second, pauses 0.06 s</w:t>
+            </w:r>
+          </w:p>
+        </w:tc>
+      </w:tr>
+    </w:tbl>
+    <w:p>
+      <w:pPr>
+        <w:pStyle w:val="Heading1"/>
+      </w:pPr>
+      <w:r>
+        <w:t>CRANE MAN  (Q)</w:t>
+      </w:r>
+    </w:p>
+    <w:p>
+      <w:r>
+        <w:drawing>
+          <wp:inline xmlns:a="http://schemas.openxmlformats.org/drawingml/2006/main" xmlns:pic="http://schemas.openxmlformats.org/drawingml/2006/picture">
+            <wp:extent cx="936000" cy="1462500"/>
+            <wp:docPr id="106" name="Picture 106"/>
+            <wp:cNvGraphicFramePr>
+              <a:graphicFrameLocks noChangeAspect="1"/>
+            </wp:cNvGraphicFramePr>
+            <a:graphic>
+              <a:graphicData uri="http://schemas.openxmlformats.org/drawingml/2006/picture">
+                <pic:pic>
+                  <pic:nvPicPr>
+                    <pic:cNvPr id="0" name="craneman-calm.png"/>
+                    <pic:cNvPicPr/>
+                  </pic:nvPicPr>
+                  <pic:blipFill>
+                    <a:blip r:embed="rId114"/>
+                    <a:stretch>
+                      <a:fillRect/>
+                    </a:stretch>
+                  </pic:blipFill>
+                  <pic:spPr>
+                    <a:xfrm>
+                      <a:off x="0" y="0"/>
+                      <a:ext cx="936000" cy="1462500"/>
+                    </a:xfrm>
+                    <a:prstGeom prst="rect"/>
+                  </pic:spPr>
+                </pic:pic>
+              </a:graphicData>
+            </a:graphic>
+          </wp:inline>
+        </w:drawing>
+      </w:r>
+      <w:r>
+        <w:t xml:space="preserve">  </w:t>
+      </w:r>
+      <w:r>
+        <w:drawing>
+          <wp:inline xmlns:a="http://schemas.openxmlformats.org/drawingml/2006/main" xmlns:pic="http://schemas.openxmlformats.org/drawingml/2006/picture">
+            <wp:extent cx="936000" cy="1462500"/>
+            <wp:docPr id="107" name="Picture 107"/>
+            <wp:cNvGraphicFramePr>
+              <a:graphicFrameLocks noChangeAspect="1"/>
+            </wp:cNvGraphicFramePr>
+            <a:graphic>
+              <a:graphicData uri="http://schemas.openxmlformats.org/drawingml/2006/picture">
+                <pic:pic>
+                  <pic:nvPicPr>
+                    <pic:cNvPr id="0" name="craneman-angry.png"/>
+                    <pic:cNvPicPr/>
+                  </pic:nvPicPr>
+                  <pic:blipFill>
+                    <a:blip r:embed="rId115"/>
+                    <a:stretch>
+                      <a:fillRect/>
+                    </a:stretch>
+                  </pic:blipFill>
+                  <pic:spPr>
+                    <a:xfrm>
+                      <a:off x="0" y="0"/>
+                      <a:ext cx="936000" cy="1462500"/>
+                    </a:xfrm>
+                    <a:prstGeom prst="rect"/>
+                  </pic:spPr>
+                </pic:pic>
+              </a:graphicData>
+            </a:graphic>
+          </wp:inline>
+        </w:drawing>
+      </w:r>
+      <w:r>
+        <w:t xml:space="preserve">  </w:t>
+      </w:r>
+      <w:r>
+        <w:drawing>
+          <wp:inline xmlns:a="http://schemas.openxmlformats.org/drawingml/2006/main" xmlns:pic="http://schemas.openxmlformats.org/drawingml/2006/picture">
+            <wp:extent cx="936000" cy="1462500"/>
+            <wp:docPr id="108" name="Picture 108"/>
+            <wp:cNvGraphicFramePr>
+              <a:graphicFrameLocks noChangeAspect="1"/>
+            </wp:cNvGraphicFramePr>
+            <a:graphic>
+              <a:graphicData uri="http://schemas.openxmlformats.org/drawingml/2006/picture">
+                <pic:pic>
+                  <pic:nvPicPr>
+                    <pic:cNvPr id="0" name="craneman-smile.png"/>
+                    <pic:cNvPicPr/>
+                  </pic:nvPicPr>
+                  <pic:blipFill>
+                    <a:blip r:embed="rId116"/>
+                    <a:stretch>
+                      <a:fillRect/>
+                    </a:stretch>
+                  </pic:blipFill>
+                  <pic:spPr>
+                    <a:xfrm>
+                      <a:off x="0" y="0"/>
+                      <a:ext cx="936000" cy="1462500"/>
+                    </a:xfrm>
+                    <a:prstGeom prst="rect"/>
+                  </pic:spPr>
+                </pic:pic>
+              </a:graphicData>
+            </a:graphic>
+          </wp:inline>
+        </w:drawing>
+      </w:r>
+      <w:r>
+        <w:t xml:space="preserve">  </w:t>
+      </w:r>
+    </w:p>
+    <w:p>
+      <w:r>
+        <w:rPr>
+          <w:sz w:val="16"/>
+        </w:rPr>
+        <w:t>calm - angry - smiling</w:t>
+      </w:r>
+    </w:p>
+    <w:tbl>
+      <w:tblPr>
+        <w:tblStyle w:val="LightGrid-Accent1"/>
+        <w:tblW w:type="auto" w:w="0"/>
+        <w:tblLook w:firstColumn="1" w:firstRow="1" w:lastColumn="0" w:lastRow="0" w:noHBand="0" w:noVBand="1" w:val="04A0"/>
+      </w:tblPr>
+      <w:tblGrid>
+        <w:gridCol w:w="4320"/>
+        <w:gridCol w:w="4320"/>
+      </w:tblGrid>
+      <w:tr>
+        <w:tc>
+          <w:tcPr>
+            <w:tcW w:type="dxa" w:w="1984"/>
+          </w:tcPr>
+          <w:p>
+            <w:r>
+              <w:t>Who</w:t>
+            </w:r>
+          </w:p>
+        </w:tc>
+        <w:tc>
+          <w:tcPr>
+            <w:tcW w:type="dxa" w:w="7370"/>
+          </w:tcPr>
+          <w:p>
+            <w:r>
+              <w:t>Victor Crane's men - his drivers, bodyguards and fixers (one bubble for all of them).</w:t>
+            </w:r>
+          </w:p>
+        </w:tc>
+      </w:tr>
+      <w:tr>
+        <w:tc>
+          <w:tcPr>
+            <w:tcW w:type="dxa" w:w="1984"/>
+          </w:tcPr>
+          <w:p>
+            <w:r>
+              <w:t>Looks</w:t>
+            </w:r>
+          </w:p>
+        </w:tc>
+        <w:tc>
+          <w:tcPr>
+            <w:tcW w:type="dxa" w:w="7370"/>
+          </w:tcPr>
+          <w:p>
+            <w:r>
+              <w:t>Thirties to forties, slicked-back hair, dark sunglasses, a charcoal suit, a white shirt, no tie.</w:t>
+            </w:r>
+          </w:p>
+        </w:tc>
+      </w:tr>
+      <w:tr>
+        <w:tc>
+          <w:tcPr>
+            <w:tcW w:type="dxa" w:w="1984"/>
+          </w:tcPr>
+          <w:p>
+            <w:r>
+              <w:t>Bubble colour</w:t>
+            </w:r>
+          </w:p>
+        </w:tc>
+        <w:tc>
+          <w:tcPr>
+            <w:tcW w:type="dxa" w:w="7370"/>
+          </w:tcPr>
+          <w:p>
+            <w:r>
+              <w:t>#c8ccd4</w:t>
+            </w:r>
+          </w:p>
+        </w:tc>
+      </w:tr>
+      <w:tr>
+        <w:tc>
+          <w:tcPr>
+            <w:tcW w:type="dxa" w:w="1984"/>
+          </w:tcPr>
+          <w:p>
+            <w:r>
+              <w:t>In the city</w:t>
+            </w:r>
+          </w:p>
+        </w:tc>
+        <w:tc>
+          <w:tcPr>
+            <w:tcW w:type="dxa" w:w="7370"/>
+          </w:tcPr>
+          <w:p>
+            <w:r>
+              <w:t>shirt #3a3f4c, trousers #2a2d36</w:t>
+            </w:r>
+          </w:p>
+        </w:tc>
+      </w:tr>
+      <w:tr>
+        <w:tc>
+          <w:tcPr>
+            <w:tcW w:type="dxa" w:w="1984"/>
+          </w:tcPr>
+          <w:p>
+            <w:r>
+              <w:t>Portrait recipe</w:t>
+            </w:r>
+          </w:p>
+        </w:tc>
+        <w:tc>
+          <w:tcPr>
+            <w:tcW w:type="dxa" w:w="7370"/>
+          </w:tcPr>
+          <w:p>
+            <w:r>
+              <w:t>skin #d9b08c; hair #1a1410 (slick); facial hair: none; eyes #2a2a2a; hat: none; glasses: shades; top: suit (#3a3f4c / #f4f4f4); extras: none; mid, broad build</w:t>
+            </w:r>
+          </w:p>
+        </w:tc>
+      </w:tr>
+      <w:tr>
+        <w:tc>
+          <w:tcPr>
+            <w:tcW w:type="dxa" w:w="1984"/>
+          </w:tcPr>
+          <w:p>
+            <w:r>
+              <w:t>Mumble</w:t>
+            </w:r>
+          </w:p>
+        </w:tc>
+        <w:tc>
+          <w:tcPr>
+            <w:tcW w:type="dxa" w:w="7370"/>
+          </w:tcPr>
+          <w:p>
+            <w:r>
+              <w:t>triangle wave, 110-160 Hz, 10 syllables a second, pauses 0.07 s</w:t>
+            </w:r>
+          </w:p>
+        </w:tc>
+      </w:tr>
+    </w:tbl>
+    <w:p>
+      <w:pPr>
+        <w:pStyle w:val="Heading1"/>
+      </w:pPr>
+      <w:r>
+        <w:t>"SHARKEY" VINCE LOMAX  (L)</w:t>
+      </w:r>
+    </w:p>
+    <w:p>
+      <w:r>
+        <w:drawing>
+          <wp:inline xmlns:a="http://schemas.openxmlformats.org/drawingml/2006/main" xmlns:pic="http://schemas.openxmlformats.org/drawingml/2006/picture">
+            <wp:extent cx="936000" cy="1462500"/>
+            <wp:docPr id="109" name="Picture 109"/>
+            <wp:cNvGraphicFramePr>
+              <a:graphicFrameLocks noChangeAspect="1"/>
+            </wp:cNvGraphicFramePr>
+            <a:graphic>
+              <a:graphicData uri="http://schemas.openxmlformats.org/drawingml/2006/picture">
+                <pic:pic>
+                  <pic:nvPicPr>
+                    <pic:cNvPr id="0" name="sharkey-calm.png"/>
+                    <pic:cNvPicPr/>
+                  </pic:nvPicPr>
+                  <pic:blipFill>
+                    <a:blip r:embed="rId117"/>
+                    <a:stretch>
+                      <a:fillRect/>
+                    </a:stretch>
+                  </pic:blipFill>
+                  <pic:spPr>
+                    <a:xfrm>
+                      <a:off x="0" y="0"/>
+                      <a:ext cx="936000" cy="1462500"/>
+                    </a:xfrm>
+                    <a:prstGeom prst="rect"/>
+                  </pic:spPr>
+                </pic:pic>
+              </a:graphicData>
+            </a:graphic>
+          </wp:inline>
+        </w:drawing>
+      </w:r>
+      <w:r>
+        <w:t xml:space="preserve">  </w:t>
+      </w:r>
+      <w:r>
+        <w:drawing>
+          <wp:inline xmlns:a="http://schemas.openxmlformats.org/drawingml/2006/main" xmlns:pic="http://schemas.openxmlformats.org/drawingml/2006/picture">
+            <wp:extent cx="936000" cy="1462500"/>
+            <wp:docPr id="110" name="Picture 110"/>
+            <wp:cNvGraphicFramePr>
+              <a:graphicFrameLocks noChangeAspect="1"/>
+            </wp:cNvGraphicFramePr>
+            <a:graphic>
+              <a:graphicData uri="http://schemas.openxmlformats.org/drawingml/2006/picture">
+                <pic:pic>
+                  <pic:nvPicPr>
+                    <pic:cNvPr id="0" name="sharkey-angry.png"/>
+                    <pic:cNvPicPr/>
+                  </pic:nvPicPr>
+                  <pic:blipFill>
+                    <a:blip r:embed="rId118"/>
+                    <a:stretch>
+                      <a:fillRect/>
+                    </a:stretch>
+                  </pic:blipFill>
+                  <pic:spPr>
+                    <a:xfrm>
+                      <a:off x="0" y="0"/>
+                      <a:ext cx="936000" cy="1462500"/>
+                    </a:xfrm>
+                    <a:prstGeom prst="rect"/>
+                  </pic:spPr>
+                </pic:pic>
+              </a:graphicData>
+            </a:graphic>
+          </wp:inline>
+        </w:drawing>
+      </w:r>
+      <w:r>
+        <w:t xml:space="preserve">  </w:t>
+      </w:r>
+      <w:r>
+        <w:drawing>
+          <wp:inline xmlns:a="http://schemas.openxmlformats.org/drawingml/2006/main" xmlns:pic="http://schemas.openxmlformats.org/drawingml/2006/picture">
+            <wp:extent cx="936000" cy="1462500"/>
+            <wp:docPr id="111" name="Picture 111"/>
+            <wp:cNvGraphicFramePr>
+              <a:graphicFrameLocks noChangeAspect="1"/>
+            </wp:cNvGraphicFramePr>
+            <a:graphic>
+              <a:graphicData uri="http://schemas.openxmlformats.org/drawingml/2006/picture">
+                <pic:pic>
+                  <pic:nvPicPr>
+                    <pic:cNvPr id="0" name="sharkey-smile.png"/>
+                    <pic:cNvPicPr/>
+                  </pic:nvPicPr>
+                  <pic:blipFill>
+                    <a:blip r:embed="rId119"/>
+                    <a:stretch>
+                      <a:fillRect/>
+                    </a:stretch>
+                  </pic:blipFill>
+                  <pic:spPr>
+                    <a:xfrm>
+                      <a:off x="0" y="0"/>
+                      <a:ext cx="936000" cy="1462500"/>
+                    </a:xfrm>
+                    <a:prstGeom prst="rect"/>
+                  </pic:spPr>
+                </pic:pic>
+              </a:graphicData>
+            </a:graphic>
+          </wp:inline>
+        </w:drawing>
+      </w:r>
+      <w:r>
+        <w:t xml:space="preserve">  </w:t>
+      </w:r>
+    </w:p>
+    <w:p>
+      <w:r>
+        <w:rPr>
+          <w:sz w:val="16"/>
+        </w:rPr>
+        <w:t>calm - angry - smiling</w:t>
+      </w:r>
+    </w:p>
+    <w:tbl>
+      <w:tblPr>
+        <w:tblStyle w:val="LightGrid-Accent1"/>
+        <w:tblW w:type="auto" w:w="0"/>
+        <w:tblLook w:firstColumn="1" w:firstRow="1" w:lastColumn="0" w:lastRow="0" w:noHBand="0" w:noVBand="1" w:val="04A0"/>
+      </w:tblPr>
+      <w:tblGrid>
+        <w:gridCol w:w="4320"/>
+        <w:gridCol w:w="4320"/>
+      </w:tblGrid>
+      <w:tr>
+        <w:tc>
+          <w:tcPr>
+            <w:tcW w:type="dxa" w:w="1984"/>
+          </w:tcPr>
+          <w:p>
+            <w:r>
+              <w:t>Who</w:t>
+            </w:r>
+          </w:p>
+        </w:tc>
+        <w:tc>
+          <w:tcPr>
+            <w:tcW w:type="dxa" w:w="7370"/>
+          </w:tcPr>
+          <w:p>
+            <w:r>
+              <w:t>The loan shark: a pawn-and-loan in Mercado, two heavies at the door; Officer Dunn owes him (P2).</w:t>
+            </w:r>
+          </w:p>
+        </w:tc>
+      </w:tr>
+      <w:tr>
+        <w:tc>
+          <w:tcPr>
+            <w:tcW w:type="dxa" w:w="1984"/>
+          </w:tcPr>
+          <w:p>
+            <w:r>
+              <w:t>Looks</w:t>
+            </w:r>
+          </w:p>
+        </w:tc>
+        <w:tc>
+          <w:tcPr>
+            <w:tcW w:type="dxa" w:w="7370"/>
+          </w:tcPr>
+          <w:p>
+            <w:r>
+              <w:t>Fifties, slicked-back hair, a pinstripe suit, a cigar, a gold tooth.</w:t>
+            </w:r>
+          </w:p>
+        </w:tc>
+      </w:tr>
+      <w:tr>
+        <w:tc>
+          <w:tcPr>
+            <w:tcW w:type="dxa" w:w="1984"/>
+          </w:tcPr>
+          <w:p>
+            <w:r>
+              <w:t>Bubble colour</w:t>
+            </w:r>
+          </w:p>
+        </w:tc>
+        <w:tc>
+          <w:tcPr>
+            <w:tcW w:type="dxa" w:w="7370"/>
+          </w:tcPr>
+          <w:p>
+            <w:r>
+              <w:t>#4ab8c8</w:t>
+            </w:r>
+          </w:p>
+        </w:tc>
+      </w:tr>
+      <w:tr>
+        <w:tc>
+          <w:tcPr>
+            <w:tcW w:type="dxa" w:w="1984"/>
+          </w:tcPr>
+          <w:p>
+            <w:r>
+              <w:t>In the city</w:t>
+            </w:r>
+          </w:p>
+        </w:tc>
+        <w:tc>
+          <w:tcPr>
+            <w:tcW w:type="dxa" w:w="7370"/>
+          </w:tcPr>
+          <w:p>
+            <w:r>
+              <w:t>shirt #2a2d3a, trousers #2a2d3a</w:t>
+            </w:r>
+          </w:p>
+        </w:tc>
+      </w:tr>
+      <w:tr>
+        <w:tc>
+          <w:tcPr>
+            <w:tcW w:type="dxa" w:w="1984"/>
+          </w:tcPr>
+          <w:p>
+            <w:r>
+              <w:t>Portrait recipe</w:t>
+            </w:r>
+          </w:p>
+        </w:tc>
+        <w:tc>
+          <w:tcPr>
+            <w:tcW w:type="dxa" w:w="7370"/>
+          </w:tcPr>
+          <w:p>
+            <w:r>
+              <w:t>skin #d9a87c; hair #2a2420 (slick); facial hair: none; eyes #2a2018; hat: none; glasses: none; top: suit (#2a2d3a / #e8e0d0); extras: cigar, goldtooth, temples; old, broad build</w:t>
+            </w:r>
+          </w:p>
+        </w:tc>
+      </w:tr>
+      <w:tr>
+        <w:tc>
+          <w:tcPr>
+            <w:tcW w:type="dxa" w:w="1984"/>
+          </w:tcPr>
+          <w:p>
+            <w:r>
+              <w:t>Mumble</w:t>
+            </w:r>
+          </w:p>
+        </w:tc>
+        <w:tc>
+          <w:tcPr>
+            <w:tcW w:type="dxa" w:w="7370"/>
+          </w:tcPr>
+          <w:p>
+            <w:r>
+              <w:t>sawtooth wave, 100-150 Hz, 11 syllables a second, pauses 0.06 s</w:t>
+            </w:r>
+          </w:p>
+        </w:tc>
+      </w:tr>
+    </w:tbl>
+    <w:p>
+      <w:pPr>
+        <w:pStyle w:val="Heading1"/>
+      </w:pPr>
+      <w:r>
+        <w:t>OTTO  (T)</w:t>
+      </w:r>
+    </w:p>
+    <w:p>
+      <w:r>
+        <w:drawing>
+          <wp:inline xmlns:a="http://schemas.openxmlformats.org/drawingml/2006/main" xmlns:pic="http://schemas.openxmlformats.org/drawingml/2006/picture">
+            <wp:extent cx="936000" cy="1462500"/>
+            <wp:docPr id="112" name="Picture 112"/>
+            <wp:cNvGraphicFramePr>
+              <a:graphicFrameLocks noChangeAspect="1"/>
+            </wp:cNvGraphicFramePr>
+            <a:graphic>
+              <a:graphicData uri="http://schemas.openxmlformats.org/drawingml/2006/picture">
+                <pic:pic>
+                  <pic:nvPicPr>
+                    <pic:cNvPr id="0" name="otto-calm.png"/>
+                    <pic:cNvPicPr/>
+                  </pic:nvPicPr>
+                  <pic:blipFill>
+                    <a:blip r:embed="rId120"/>
+                    <a:stretch>
+                      <a:fillRect/>
+                    </a:stretch>
+                  </pic:blipFill>
+                  <pic:spPr>
+                    <a:xfrm>
+                      <a:off x="0" y="0"/>
+                      <a:ext cx="936000" cy="1462500"/>
+                    </a:xfrm>
+                    <a:prstGeom prst="rect"/>
+                  </pic:spPr>
+                </pic:pic>
+              </a:graphicData>
+            </a:graphic>
+          </wp:inline>
+        </w:drawing>
+      </w:r>
+      <w:r>
+        <w:t xml:space="preserve">  </w:t>
+      </w:r>
+      <w:r>
+        <w:drawing>
+          <wp:inline xmlns:a="http://schemas.openxmlformats.org/drawingml/2006/main" xmlns:pic="http://schemas.openxmlformats.org/drawingml/2006/picture">
+            <wp:extent cx="936000" cy="1462500"/>
+            <wp:docPr id="113" name="Picture 113"/>
+            <wp:cNvGraphicFramePr>
+              <a:graphicFrameLocks noChangeAspect="1"/>
+            </wp:cNvGraphicFramePr>
+            <a:graphic>
+              <a:graphicData uri="http://schemas.openxmlformats.org/drawingml/2006/picture">
+                <pic:pic>
+                  <pic:nvPicPr>
+                    <pic:cNvPr id="0" name="otto-angry.png"/>
+                    <pic:cNvPicPr/>
+                  </pic:nvPicPr>
+                  <pic:blipFill>
+                    <a:blip r:embed="rId121"/>
+                    <a:stretch>
+                      <a:fillRect/>
+                    </a:stretch>
+                  </pic:blipFill>
+                  <pic:spPr>
+                    <a:xfrm>
+                      <a:off x="0" y="0"/>
+                      <a:ext cx="936000" cy="1462500"/>
+                    </a:xfrm>
+                    <a:prstGeom prst="rect"/>
+                  </pic:spPr>
+                </pic:pic>
+              </a:graphicData>
+            </a:graphic>
+          </wp:inline>
+        </w:drawing>
+      </w:r>
+      <w:r>
+        <w:t xml:space="preserve">  </w:t>
+      </w:r>
+      <w:r>
+        <w:drawing>
+          <wp:inline xmlns:a="http://schemas.openxmlformats.org/drawingml/2006/main" xmlns:pic="http://schemas.openxmlformats.org/drawingml/2006/picture">
+            <wp:extent cx="936000" cy="1462500"/>
+            <wp:docPr id="114" name="Picture 114"/>
+            <wp:cNvGraphicFramePr>
+              <a:graphicFrameLocks noChangeAspect="1"/>
+            </wp:cNvGraphicFramePr>
+            <a:graphic>
+              <a:graphicData uri="http://schemas.openxmlformats.org/drawingml/2006/picture">
+                <pic:pic>
+                  <pic:nvPicPr>
+                    <pic:cNvPr id="0" name="otto-smile.png"/>
+                    <pic:cNvPicPr/>
+                  </pic:nvPicPr>
+                  <pic:blipFill>
+                    <a:blip r:embed="rId122"/>
+                    <a:stretch>
+                      <a:fillRect/>
+                    </a:stretch>
+                  </pic:blipFill>
+                  <pic:spPr>
+                    <a:xfrm>
+                      <a:off x="0" y="0"/>
+                      <a:ext cx="936000" cy="1462500"/>
+                    </a:xfrm>
+                    <a:prstGeom prst="rect"/>
+                  </pic:spPr>
+                </pic:pic>
+              </a:graphicData>
+            </a:graphic>
+          </wp:inline>
+        </w:drawing>
+      </w:r>
+      <w:r>
+        <w:t xml:space="preserve">  </w:t>
+      </w:r>
+    </w:p>
+    <w:p>
+      <w:r>
+        <w:rPr>
+          <w:sz w:val="16"/>
+        </w:rPr>
+        <w:t>calm - angry - smiling</w:t>
+      </w:r>
+    </w:p>
+    <w:tbl>
+      <w:tblPr>
+        <w:tblStyle w:val="LightGrid-Accent1"/>
+        <w:tblW w:type="auto" w:w="0"/>
+        <w:tblLook w:firstColumn="1" w:firstRow="1" w:lastColumn="0" w:lastRow="0" w:noHBand="0" w:noVBand="1" w:val="04A0"/>
+      </w:tblPr>
+      <w:tblGrid>
+        <w:gridCol w:w="4320"/>
+        <w:gridCol w:w="4320"/>
+      </w:tblGrid>
+      <w:tr>
+        <w:tc>
+          <w:tcPr>
+            <w:tcW w:type="dxa" w:w="1984"/>
+          </w:tcPr>
+          <w:p>
+            <w:r>
+              <w:t>Who</w:t>
+            </w:r>
+          </w:p>
+        </w:tc>
+        <w:tc>
+          <w:tcPr>
+            <w:tcW w:type="dxa" w:w="7370"/>
+          </w:tcPr>
+          <w:p>
+            <w:r>
+              <w:t>The old printer of OTTO'S PRINTING in Mercado - and a forger, for friends (P3).</w:t>
+            </w:r>
+          </w:p>
+        </w:tc>
+      </w:tr>
+      <w:tr>
+        <w:tc>
+          <w:tcPr>
+            <w:tcW w:type="dxa" w:w="1984"/>
+          </w:tcPr>
+          <w:p>
+            <w:r>
+              <w:t>Looks</w:t>
+            </w:r>
+          </w:p>
+        </w:tc>
+        <w:tc>
+          <w:tcPr>
+            <w:tcW w:type="dxa" w:w="7370"/>
+          </w:tcPr>
+          <w:p>
+            <w:r>
+              <w:t>Seventies, thick glasses, an ink-stained apron over a cardigan.</w:t>
+            </w:r>
+          </w:p>
+        </w:tc>
+      </w:tr>
+      <w:tr>
+        <w:tc>
+          <w:tcPr>
+            <w:tcW w:type="dxa" w:w="1984"/>
+          </w:tcPr>
+          <w:p>
+            <w:r>
+              <w:t>Bubble colour</w:t>
+            </w:r>
+          </w:p>
+        </w:tc>
+        <w:tc>
+          <w:tcPr>
+            <w:tcW w:type="dxa" w:w="7370"/>
+          </w:tcPr>
+          <w:p>
+            <w:r>
+              <w:t>#b89a6a</w:t>
+            </w:r>
+          </w:p>
+        </w:tc>
+      </w:tr>
+      <w:tr>
+        <w:tc>
+          <w:tcPr>
+            <w:tcW w:type="dxa" w:w="1984"/>
+          </w:tcPr>
+          <w:p>
+            <w:r>
+              <w:t>In the city</w:t>
+            </w:r>
+          </w:p>
+        </w:tc>
+        <w:tc>
+          <w:tcPr>
+            <w:tcW w:type="dxa" w:w="7370"/>
+          </w:tcPr>
+          <w:p>
+            <w:r>
+              <w:t>shirt #7a6a50, trousers #3a3430</w:t>
+            </w:r>
+          </w:p>
+        </w:tc>
+      </w:tr>
+      <w:tr>
+        <w:tc>
+          <w:tcPr>
+            <w:tcW w:type="dxa" w:w="1984"/>
+          </w:tcPr>
+          <w:p>
+            <w:r>
+              <w:t>Portrait recipe</w:t>
+            </w:r>
+          </w:p>
+        </w:tc>
+        <w:tc>
+          <w:tcPr>
+            <w:tcW w:type="dxa" w:w="7370"/>
+          </w:tcPr>
+          <w:p>
+            <w:r>
+              <w:t>skin #ecc8a8; hair #d8d8d8 (sides); facial hair: none; eyes #4a4a5a; hat: none; glasses: square; top: cardigan (#7a6a50 / #3a3a4a); extras: wrinkles, pencil; old, slim build</w:t>
+            </w:r>
+          </w:p>
+        </w:tc>
+      </w:tr>
+      <w:tr>
+        <w:tc>
+          <w:tcPr>
+            <w:tcW w:type="dxa" w:w="1984"/>
+          </w:tcPr>
+          <w:p>
+            <w:r>
+              <w:t>Mumble</w:t>
+            </w:r>
+          </w:p>
+        </w:tc>
+        <w:tc>
+          <w:tcPr>
+            <w:tcW w:type="dxa" w:w="7370"/>
+          </w:tcPr>
+          <w:p>
+            <w:r>
+              <w:t>triangle wave, 120-170 Hz, 8 syllables a second, pauses 0.14 s</w:t>
+            </w:r>
+          </w:p>
+        </w:tc>
+      </w:tr>
+    </w:tbl>
+    <w:p>
+      <w:pPr>
+        <w:pStyle w:val="Heading1"/>
+      </w:pPr>
+      <w:r>
+        <w:t>SAMMY STICKS  (S)</w:t>
+      </w:r>
+    </w:p>
+    <w:p>
+      <w:r>
+        <w:drawing>
+          <wp:inline xmlns:a="http://schemas.openxmlformats.org/drawingml/2006/main" xmlns:pic="http://schemas.openxmlformats.org/drawingml/2006/picture">
+            <wp:extent cx="936000" cy="1462500"/>
+            <wp:docPr id="115" name="Picture 115"/>
+            <wp:cNvGraphicFramePr>
+              <a:graphicFrameLocks noChangeAspect="1"/>
+            </wp:cNvGraphicFramePr>
+            <a:graphic>
+              <a:graphicData uri="http://schemas.openxmlformats.org/drawingml/2006/picture">
+                <pic:pic>
+                  <pic:nvPicPr>
+                    <pic:cNvPr id="0" name="sticks-calm.png"/>
+                    <pic:cNvPicPr/>
+                  </pic:nvPicPr>
+                  <pic:blipFill>
+                    <a:blip r:embed="rId123"/>
+                    <a:stretch>
+                      <a:fillRect/>
+                    </a:stretch>
+                  </pic:blipFill>
+                  <pic:spPr>
+                    <a:xfrm>
+                      <a:off x="0" y="0"/>
+                      <a:ext cx="936000" cy="1462500"/>
+                    </a:xfrm>
+                    <a:prstGeom prst="rect"/>
+                  </pic:spPr>
+                </pic:pic>
+              </a:graphicData>
+            </a:graphic>
+          </wp:inline>
+        </w:drawing>
+      </w:r>
+      <w:r>
+        <w:t xml:space="preserve">  </w:t>
+      </w:r>
+      <w:r>
+        <w:drawing>
+          <wp:inline xmlns:a="http://schemas.openxmlformats.org/drawingml/2006/main" xmlns:pic="http://schemas.openxmlformats.org/drawingml/2006/picture">
+            <wp:extent cx="936000" cy="1462500"/>
+            <wp:docPr id="116" name="Picture 116"/>
+            <wp:cNvGraphicFramePr>
+              <a:graphicFrameLocks noChangeAspect="1"/>
+            </wp:cNvGraphicFramePr>
+            <a:graphic>
+              <a:graphicData uri="http://schemas.openxmlformats.org/drawingml/2006/picture">
+                <pic:pic>
+                  <pic:nvPicPr>
+                    <pic:cNvPr id="0" name="sticks-angry.png"/>
+                    <pic:cNvPicPr/>
+                  </pic:nvPicPr>
+                  <pic:blipFill>
+                    <a:blip r:embed="rId124"/>
+                    <a:stretch>
+                      <a:fillRect/>
+                    </a:stretch>
+                  </pic:blipFill>
+                  <pic:spPr>
+                    <a:xfrm>
+                      <a:off x="0" y="0"/>
+                      <a:ext cx="936000" cy="1462500"/>
+                    </a:xfrm>
+                    <a:prstGeom prst="rect"/>
+                  </pic:spPr>
+                </pic:pic>
+              </a:graphicData>
+            </a:graphic>
+          </wp:inline>
+        </w:drawing>
+      </w:r>
+      <w:r>
+        <w:t xml:space="preserve">  </w:t>
+      </w:r>
+      <w:r>
+        <w:drawing>
+          <wp:inline xmlns:a="http://schemas.openxmlformats.org/drawingml/2006/main" xmlns:pic="http://schemas.openxmlformats.org/drawingml/2006/picture">
+            <wp:extent cx="936000" cy="1462500"/>
+            <wp:docPr id="117" name="Picture 117"/>
+            <wp:cNvGraphicFramePr>
+              <a:graphicFrameLocks noChangeAspect="1"/>
+            </wp:cNvGraphicFramePr>
+            <a:graphic>
+              <a:graphicData uri="http://schemas.openxmlformats.org/drawingml/2006/picture">
+                <pic:pic>
+                  <pic:nvPicPr>
+                    <pic:cNvPr id="0" name="sticks-smile.png"/>
+                    <pic:cNvPicPr/>
+                  </pic:nvPicPr>
+                  <pic:blipFill>
+                    <a:blip r:embed="rId125"/>
+                    <a:stretch>
+                      <a:fillRect/>
+                    </a:stretch>
+                  </pic:blipFill>
+                  <pic:spPr>
+                    <a:xfrm>
+                      <a:off x="0" y="0"/>
+                      <a:ext cx="936000" cy="1462500"/>
+                    </a:xfrm>
+                    <a:prstGeom prst="rect"/>
+                  </pic:spPr>
+                </pic:pic>
+              </a:graphicData>
+            </a:graphic>
+          </wp:inline>
+        </w:drawing>
+      </w:r>
+      <w:r>
+        <w:t xml:space="preserve">  </w:t>
+      </w:r>
+    </w:p>
+    <w:p>
+      <w:r>
+        <w:rPr>
+          <w:sz w:val="16"/>
+        </w:rPr>
+        <w:t>calm - angry - smiling</w:t>
+      </w:r>
+    </w:p>
+    <w:tbl>
+      <w:tblPr>
+        <w:tblStyle w:val="LightGrid-Accent1"/>
+        <w:tblW w:type="auto" w:w="0"/>
+        <w:tblLook w:firstColumn="1" w:firstRow="1" w:lastColumn="0" w:lastRow="0" w:noHBand="0" w:noVBand="1" w:val="04A0"/>
+      </w:tblPr>
+      <w:tblGrid>
+        <w:gridCol w:w="4320"/>
+        <w:gridCol w:w="4320"/>
+      </w:tblGrid>
+      <w:tr>
+        <w:tc>
+          <w:tcPr>
+            <w:tcW w:type="dxa" w:w="1984"/>
+          </w:tcPr>
+          <w:p>
+            <w:r>
+              <w:t>Who</w:t>
+            </w:r>
+          </w:p>
+        </w:tc>
+        <w:tc>
+          <w:tcPr>
+            <w:tcW w:type="dxa" w:w="7370"/>
+          </w:tcPr>
+          <w:p>
+            <w:r>
+              <w:t>The Colony band's drummer: fast hands, faster mouth, always owes somebody; lost a race bet to Vinnie Rapp (H4).</w:t>
+            </w:r>
+          </w:p>
+        </w:tc>
+      </w:tr>
+      <w:tr>
+        <w:tc>
+          <w:tcPr>
+            <w:tcW w:type="dxa" w:w="1984"/>
+          </w:tcPr>
+          <w:p>
+            <w:r>
+              <w:t>Looks</w:t>
+            </w:r>
+          </w:p>
+        </w:tc>
+        <w:tc>
+          <w:tcPr>
+            <w:tcW w:type="dxa" w:w="7370"/>
+          </w:tcPr>
+          <w:p>
+            <w:r>
+              <w:t>Twenties, a blond mullet, a sleeveless white tee, a sweatband on each wrist, a drumstick behind the ear.</w:t>
+            </w:r>
+          </w:p>
+        </w:tc>
+      </w:tr>
+      <w:tr>
+        <w:tc>
+          <w:tcPr>
+            <w:tcW w:type="dxa" w:w="1984"/>
+          </w:tcPr>
+          <w:p>
+            <w:r>
+              <w:t>Bubble colour</w:t>
+            </w:r>
+          </w:p>
+        </w:tc>
+        <w:tc>
+          <w:tcPr>
+            <w:tcW w:type="dxa" w:w="7370"/>
+          </w:tcPr>
+          <w:p>
+            <w:r>
+              <w:t>#ff6ad5</w:t>
+            </w:r>
+          </w:p>
+        </w:tc>
+      </w:tr>
+      <w:tr>
+        <w:tc>
+          <w:tcPr>
+            <w:tcW w:type="dxa" w:w="1984"/>
+          </w:tcPr>
+          <w:p>
+            <w:r>
+              <w:t>In the city</w:t>
+            </w:r>
+          </w:p>
+        </w:tc>
+        <w:tc>
+          <w:tcPr>
+            <w:tcW w:type="dxa" w:w="7370"/>
+          </w:tcPr>
+          <w:p>
+            <w:r>
+              <w:t>shirt #f2f2ee, trousers #2a3a6a</w:t>
+            </w:r>
+          </w:p>
+        </w:tc>
+      </w:tr>
+      <w:tr>
+        <w:tc>
+          <w:tcPr>
+            <w:tcW w:type="dxa" w:w="1984"/>
+          </w:tcPr>
+          <w:p>
+            <w:r>
+              <w:t>Portrait recipe</w:t>
+            </w:r>
+          </w:p>
+        </w:tc>
+        <w:tc>
+          <w:tcPr>
+            <w:tcW w:type="dxa" w:w="7370"/>
+          </w:tcPr>
+          <w:p>
+            <w:r>
+              <w:t>skin #f0c8a0; hair #e8c860 (spiky); facial hair: stubble; eyes #4a7aa8; hat: none; glasses: none; top: tanktop (#f2f2ee / #2a3a6a); extras: earring, pencil; young, slim build</w:t>
+            </w:r>
+          </w:p>
+        </w:tc>
+      </w:tr>
+      <w:tr>
+        <w:tc>
+          <w:tcPr>
+            <w:tcW w:type="dxa" w:w="1984"/>
+          </w:tcPr>
+          <w:p>
+            <w:r>
+              <w:t>Mumble</w:t>
+            </w:r>
+          </w:p>
+        </w:tc>
+        <w:tc>
+          <w:tcPr>
+            <w:tcW w:type="dxa" w:w="7370"/>
+          </w:tcPr>
+          <w:p>
+            <w:r>
+              <w:t>square wave, 180-300 Hz, 16 syllables a second, pauses 0.03 s</w:t>
+            </w:r>
+          </w:p>
+        </w:tc>
+      </w:tr>
+    </w:tbl>
+    <w:p>
+      <w:pPr>
+        <w:pStyle w:val="Heading1"/>
+      </w:pPr>
+      <w:r>
+        <w:t>LOLA DIAMOND  (L)</w:t>
+      </w:r>
+    </w:p>
+    <w:p>
+      <w:r>
+        <w:drawing>
+          <wp:inline xmlns:a="http://schemas.openxmlformats.org/drawingml/2006/main" xmlns:pic="http://schemas.openxmlformats.org/drawingml/2006/picture">
+            <wp:extent cx="936000" cy="1462500"/>
+            <wp:docPr id="118" name="Picture 118"/>
+            <wp:cNvGraphicFramePr>
+              <a:graphicFrameLocks noChangeAspect="1"/>
+            </wp:cNvGraphicFramePr>
+            <a:graphic>
+              <a:graphicData uri="http://schemas.openxmlformats.org/drawingml/2006/picture">
+                <pic:pic>
+                  <pic:nvPicPr>
+                    <pic:cNvPr id="0" name="lola-calm.png"/>
+                    <pic:cNvPicPr/>
+                  </pic:nvPicPr>
+                  <pic:blipFill>
+                    <a:blip r:embed="rId126"/>
+                    <a:stretch>
+                      <a:fillRect/>
+                    </a:stretch>
+                  </pic:blipFill>
+                  <pic:spPr>
+                    <a:xfrm>
+                      <a:off x="0" y="0"/>
+                      <a:ext cx="936000" cy="1462500"/>
+                    </a:xfrm>
+                    <a:prstGeom prst="rect"/>
+                  </pic:spPr>
+                </pic:pic>
+              </a:graphicData>
+            </a:graphic>
+          </wp:inline>
+        </w:drawing>
+      </w:r>
+      <w:r>
+        <w:t xml:space="preserve">  </w:t>
+      </w:r>
+      <w:r>
+        <w:drawing>
+          <wp:inline xmlns:a="http://schemas.openxmlformats.org/drawingml/2006/main" xmlns:pic="http://schemas.openxmlformats.org/drawingml/2006/picture">
+            <wp:extent cx="936000" cy="1462500"/>
+            <wp:docPr id="119" name="Picture 119"/>
+            <wp:cNvGraphicFramePr>
+              <a:graphicFrameLocks noChangeAspect="1"/>
+            </wp:cNvGraphicFramePr>
+            <a:graphic>
+              <a:graphicData uri="http://schemas.openxmlformats.org/drawingml/2006/picture">
+                <pic:pic>
+                  <pic:nvPicPr>
+                    <pic:cNvPr id="0" name="lola-angry.png"/>
+                    <pic:cNvPicPr/>
+                  </pic:nvPicPr>
+                  <pic:blipFill>
+                    <a:blip r:embed="rId127"/>
+                    <a:stretch>
+                      <a:fillRect/>
+                    </a:stretch>
+                  </pic:blipFill>
+                  <pic:spPr>
+                    <a:xfrm>
+                      <a:off x="0" y="0"/>
+                      <a:ext cx="936000" cy="1462500"/>
+                    </a:xfrm>
+                    <a:prstGeom prst="rect"/>
+                  </pic:spPr>
+                </pic:pic>
+              </a:graphicData>
+            </a:graphic>
+          </wp:inline>
+        </w:drawing>
+      </w:r>
+      <w:r>
+        <w:t xml:space="preserve">  </w:t>
+      </w:r>
+      <w:r>
+        <w:drawing>
+          <wp:inline xmlns:a="http://schemas.openxmlformats.org/drawingml/2006/main" xmlns:pic="http://schemas.openxmlformats.org/drawingml/2006/picture">
+            <wp:extent cx="936000" cy="1462500"/>
+            <wp:docPr id="120" name="Picture 120"/>
+            <wp:cNvGraphicFramePr>
+              <a:graphicFrameLocks noChangeAspect="1"/>
+            </wp:cNvGraphicFramePr>
+            <a:graphic>
+              <a:graphicData uri="http://schemas.openxmlformats.org/drawingml/2006/picture">
+                <pic:pic>
+                  <pic:nvPicPr>
+                    <pic:cNvPr id="0" name="lola-smile.png"/>
+                    <pic:cNvPicPr/>
+                  </pic:nvPicPr>
+                  <pic:blipFill>
+                    <a:blip r:embed="rId128"/>
+                    <a:stretch>
+                      <a:fillRect/>
+                    </a:stretch>
+                  </pic:blipFill>
+                  <pic:spPr>
+                    <a:xfrm>
+                      <a:off x="0" y="0"/>
+                      <a:ext cx="936000" cy="1462500"/>
+                    </a:xfrm>
+                    <a:prstGeom prst="rect"/>
+                  </pic:spPr>
+                </pic:pic>
+              </a:graphicData>
+            </a:graphic>
+          </wp:inline>
+        </w:drawing>
+      </w:r>
+      <w:r>
+        <w:t xml:space="preserve">  </w:t>
+      </w:r>
+    </w:p>
+    <w:p>
+      <w:r>
+        <w:rPr>
+          <w:sz w:val="16"/>
+        </w:rPr>
+        <w:t>calm - angry - smiling</w:t>
+      </w:r>
+    </w:p>
+    <w:tbl>
+      <w:tblPr>
+        <w:tblStyle w:val="LightGrid-Accent1"/>
+        <w:tblW w:type="auto" w:w="0"/>
+        <w:tblLook w:firstColumn="1" w:firstRow="1" w:lastColumn="0" w:lastRow="0" w:noHBand="0" w:noVBand="1" w:val="04A0"/>
+      </w:tblPr>
+      <w:tblGrid>
+        <w:gridCol w:w="4320"/>
+        <w:gridCol w:w="4320"/>
+      </w:tblGrid>
+      <w:tr>
+        <w:tc>
+          <w:tcPr>
+            <w:tcW w:type="dxa" w:w="1984"/>
+          </w:tcPr>
+          <w:p>
+            <w:r>
+              <w:t>Who</w:t>
+            </w:r>
+          </w:p>
+        </w:tc>
+        <w:tc>
+          <w:tcPr>
+            <w:tcW w:type="dxa" w:w="7370"/>
+          </w:tcPr>
+          <w:p>
+            <w:r>
+              <w:t>The Colony band's singer, a big voice from the 70s lounges; Crane's money had THE PULSE's door keep her from the hotel (H4).</w:t>
+            </w:r>
+          </w:p>
+        </w:tc>
+      </w:tr>
+      <w:tr>
+        <w:tc>
+          <w:tcPr>
+            <w:tcW w:type="dxa" w:w="1984"/>
+          </w:tcPr>
+          <w:p>
+            <w:r>
+              <w:t>Looks</w:t>
+            </w:r>
+          </w:p>
+        </w:tc>
+        <w:tc>
+          <w:tcPr>
+            <w:tcW w:type="dxa" w:w="7370"/>
+          </w:tcPr>
+          <w:p>
+            <w:r>
+              <w:t>Forties, big copper curls, a red sequin dress, gold hoop earrings, red lipstick.</w:t>
+            </w:r>
+          </w:p>
+        </w:tc>
+      </w:tr>
+      <w:tr>
+        <w:tc>
+          <w:tcPr>
+            <w:tcW w:type="dxa" w:w="1984"/>
+          </w:tcPr>
+          <w:p>
+            <w:r>
+              <w:t>Bubble colour</w:t>
+            </w:r>
+          </w:p>
+        </w:tc>
+        <w:tc>
+          <w:tcPr>
+            <w:tcW w:type="dxa" w:w="7370"/>
+          </w:tcPr>
+          <w:p>
+            <w:r>
+              <w:t>#ff4a8a</w:t>
+            </w:r>
+          </w:p>
+        </w:tc>
+      </w:tr>
+      <w:tr>
+        <w:tc>
+          <w:tcPr>
+            <w:tcW w:type="dxa" w:w="1984"/>
+          </w:tcPr>
+          <w:p>
+            <w:r>
+              <w:t>In the city</w:t>
+            </w:r>
+          </w:p>
+        </w:tc>
+        <w:tc>
+          <w:tcPr>
+            <w:tcW w:type="dxa" w:w="7370"/>
+          </w:tcPr>
+          <w:p>
+            <w:r>
+              <w:t>shirt #c81e5a, trousers #c81e5a</w:t>
+            </w:r>
+          </w:p>
+        </w:tc>
+      </w:tr>
+      <w:tr>
+        <w:tc>
+          <w:tcPr>
+            <w:tcW w:type="dxa" w:w="1984"/>
+          </w:tcPr>
+          <w:p>
+            <w:r>
+              <w:t>Portrait recipe</w:t>
+            </w:r>
+          </w:p>
+        </w:tc>
+        <w:tc>
+          <w:tcPr>
+            <w:tcW w:type="dxa" w:w="7370"/>
+          </w:tcPr>
+          <w:p>
+            <w:r>
+              <w:t>skin #c8946a; hair #b0502a (wave); facial hair: none; eyes #3a2a1a; hat: none; glasses: none; top: dress (#c81e5a / #ffd23f); extras: hoops, lipstick; mid, normal build</w:t>
+            </w:r>
+          </w:p>
+        </w:tc>
+      </w:tr>
+      <w:tr>
+        <w:tc>
+          <w:tcPr>
+            <w:tcW w:type="dxa" w:w="1984"/>
+          </w:tcPr>
+          <w:p>
+            <w:r>
+              <w:t>Mumble</w:t>
+            </w:r>
+          </w:p>
+        </w:tc>
+        <w:tc>
+          <w:tcPr>
+            <w:tcW w:type="dxa" w:w="7370"/>
+          </w:tcPr>
+          <w:p>
+            <w:r>
+              <w:t>sine wave, 260-420 Hz, 13 syllables a second, pauses 0.05 s</w:t>
+            </w:r>
+          </w:p>
+        </w:tc>
+      </w:tr>
+    </w:tbl>
+    <w:p>
+      <w:pPr>
+        <w:pStyle w:val="Heading1"/>
+      </w:pPr>
+      <w:r>
+        <w:t>TEDDY BELL  (T)</w:t>
+      </w:r>
+    </w:p>
+    <w:p>
+      <w:r>
+        <w:drawing>
+          <wp:inline xmlns:a="http://schemas.openxmlformats.org/drawingml/2006/main" xmlns:pic="http://schemas.openxmlformats.org/drawingml/2006/picture">
+            <wp:extent cx="936000" cy="1462500"/>
+            <wp:docPr id="121" name="Picture 121"/>
+            <wp:cNvGraphicFramePr>
+              <a:graphicFrameLocks noChangeAspect="1"/>
+            </wp:cNvGraphicFramePr>
+            <a:graphic>
+              <a:graphicData uri="http://schemas.openxmlformats.org/drawingml/2006/picture">
+                <pic:pic>
+                  <pic:nvPicPr>
+                    <pic:cNvPr id="0" name="teddy-calm.png"/>
+                    <pic:cNvPicPr/>
+                  </pic:nvPicPr>
+                  <pic:blipFill>
+                    <a:blip r:embed="rId129"/>
+                    <a:stretch>
+                      <a:fillRect/>
+                    </a:stretch>
+                  </pic:blipFill>
+                  <pic:spPr>
+                    <a:xfrm>
+                      <a:off x="0" y="0"/>
+                      <a:ext cx="936000" cy="1462500"/>
+                    </a:xfrm>
+                    <a:prstGeom prst="rect"/>
+                  </pic:spPr>
+                </pic:pic>
+              </a:graphicData>
+            </a:graphic>
+          </wp:inline>
+        </w:drawing>
+      </w:r>
+      <w:r>
+        <w:t xml:space="preserve">  </w:t>
+      </w:r>
+      <w:r>
+        <w:drawing>
+          <wp:inline xmlns:a="http://schemas.openxmlformats.org/drawingml/2006/main" xmlns:pic="http://schemas.openxmlformats.org/drawingml/2006/picture">
+            <wp:extent cx="936000" cy="1462500"/>
+            <wp:docPr id="122" name="Picture 122"/>
+            <wp:cNvGraphicFramePr>
+              <a:graphicFrameLocks noChangeAspect="1"/>
+            </wp:cNvGraphicFramePr>
+            <a:graphic>
+              <a:graphicData uri="http://schemas.openxmlformats.org/drawingml/2006/picture">
+                <pic:pic>
+                  <pic:nvPicPr>
+                    <pic:cNvPr id="0" name="teddy-angry.png"/>
+                    <pic:cNvPicPr/>
+                  </pic:nvPicPr>
+                  <pic:blipFill>
+                    <a:blip r:embed="rId130"/>
+                    <a:stretch>
+                      <a:fillRect/>
+                    </a:stretch>
+                  </pic:blipFill>
+                  <pic:spPr>
+                    <a:xfrm>
+                      <a:off x="0" y="0"/>
+                      <a:ext cx="936000" cy="1462500"/>
+                    </a:xfrm>
+                    <a:prstGeom prst="rect"/>
+                  </pic:spPr>
+                </pic:pic>
+              </a:graphicData>
+            </a:graphic>
+          </wp:inline>
+        </w:drawing>
+      </w:r>
+      <w:r>
+        <w:t xml:space="preserve">  </w:t>
+      </w:r>
+      <w:r>
+        <w:drawing>
+          <wp:inline xmlns:a="http://schemas.openxmlformats.org/drawingml/2006/main" xmlns:pic="http://schemas.openxmlformats.org/drawingml/2006/picture">
+            <wp:extent cx="936000" cy="1462500"/>
+            <wp:docPr id="123" name="Picture 123"/>
+            <wp:cNvGraphicFramePr>
+              <a:graphicFrameLocks noChangeAspect="1"/>
+            </wp:cNvGraphicFramePr>
+            <a:graphic>
+              <a:graphicData uri="http://schemas.openxmlformats.org/drawingml/2006/picture">
+                <pic:pic>
+                  <pic:nvPicPr>
+                    <pic:cNvPr id="0" name="teddy-smile.png"/>
+                    <pic:cNvPicPr/>
+                  </pic:nvPicPr>
+                  <pic:blipFill>
+                    <a:blip r:embed="rId131"/>
+                    <a:stretch>
+                      <a:fillRect/>
+                    </a:stretch>
+                  </pic:blipFill>
+                  <pic:spPr>
+                    <a:xfrm>
+                      <a:off x="0" y="0"/>
+                      <a:ext cx="936000" cy="1462500"/>
+                    </a:xfrm>
+                    <a:prstGeom prst="rect"/>
+                  </pic:spPr>
+                </pic:pic>
+              </a:graphicData>
+            </a:graphic>
+          </wp:inline>
+        </w:drawing>
+      </w:r>
+      <w:r>
+        <w:t xml:space="preserve">  </w:t>
+      </w:r>
+    </w:p>
+    <w:p>
+      <w:r>
+        <w:rPr>
+          <w:sz w:val="16"/>
+        </w:rPr>
+        <w:t>calm - angry - smiling</w:t>
+      </w:r>
+    </w:p>
+    <w:tbl>
+      <w:tblPr>
+        <w:tblStyle w:val="LightGrid-Accent1"/>
+        <w:tblW w:type="auto" w:w="0"/>
+        <w:tblLook w:firstColumn="1" w:firstRow="1" w:lastColumn="0" w:lastRow="0" w:noHBand="0" w:noVBand="1" w:val="04A0"/>
+      </w:tblPr>
+      <w:tblGrid>
+        <w:gridCol w:w="4320"/>
+        <w:gridCol w:w="4320"/>
+      </w:tblGrid>
+      <w:tr>
+        <w:tc>
+          <w:tcPr>
+            <w:tcW w:type="dxa" w:w="1984"/>
+          </w:tcPr>
+          <w:p>
+            <w:r>
+              <w:t>Who</w:t>
+            </w:r>
+          </w:p>
+        </w:tc>
+        <w:tc>
+          <w:tcPr>
+            <w:tcW w:type="dxa" w:w="7370"/>
+          </w:tcPr>
+          <w:p>
+            <w:r>
+              <w:t>The Colony band's trumpet player, sixty and in love with the sea; ran off on a jet ski rather than play for an empty hall (H4).</w:t>
+            </w:r>
+          </w:p>
+        </w:tc>
+      </w:tr>
+      <w:tr>
+        <w:tc>
+          <w:tcPr>
+            <w:tcW w:type="dxa" w:w="1984"/>
+          </w:tcPr>
+          <w:p>
+            <w:r>
+              <w:t>Looks</w:t>
+            </w:r>
+          </w:p>
+        </w:tc>
+        <w:tc>
+          <w:tcPr>
+            <w:tcW w:type="dxa" w:w="7370"/>
+          </w:tcPr>
+          <w:p>
+            <w:r>
+              <w:t>Sixties, a pencil moustache, a teal flower shirt, a captain's cap pushed back, a gold tooth.</w:t>
+            </w:r>
+          </w:p>
+        </w:tc>
+      </w:tr>
+      <w:tr>
+        <w:tc>
+          <w:tcPr>
+            <w:tcW w:type="dxa" w:w="1984"/>
+          </w:tcPr>
+          <w:p>
+            <w:r>
+              <w:t>Bubble colour</w:t>
+            </w:r>
+          </w:p>
+        </w:tc>
+        <w:tc>
+          <w:tcPr>
+            <w:tcW w:type="dxa" w:w="7370"/>
+          </w:tcPr>
+          <w:p>
+            <w:r>
+              <w:t>#ffc83a</w:t>
+            </w:r>
+          </w:p>
+        </w:tc>
+      </w:tr>
+      <w:tr>
+        <w:tc>
+          <w:tcPr>
+            <w:tcW w:type="dxa" w:w="1984"/>
+          </w:tcPr>
+          <w:p>
+            <w:r>
+              <w:t>In the city</w:t>
+            </w:r>
+          </w:p>
+        </w:tc>
+        <w:tc>
+          <w:tcPr>
+            <w:tcW w:type="dxa" w:w="7370"/>
+          </w:tcPr>
+          <w:p>
+            <w:r>
+              <w:t>shirt #2ab0a0, trousers #e8e0c8</w:t>
+            </w:r>
+          </w:p>
+        </w:tc>
+      </w:tr>
+      <w:tr>
+        <w:tc>
+          <w:tcPr>
+            <w:tcW w:type="dxa" w:w="1984"/>
+          </w:tcPr>
+          <w:p>
+            <w:r>
+              <w:t>Portrait recipe</w:t>
+            </w:r>
+          </w:p>
+        </w:tc>
+        <w:tc>
+          <w:tcPr>
+            <w:tcW w:type="dxa" w:w="7370"/>
+          </w:tcPr>
+          <w:p>
+            <w:r>
+              <w:t>skin #8a5a3a; hair #d0d0d0 (short); facial hair: pencil; eyes #2a1a10; hat: captain; glasses: none; top: flowershirt (#2ab0a0 / #ffd23f); extras: goldtooth, wrinkles; old, normal build</w:t>
+            </w:r>
+          </w:p>
+        </w:tc>
+      </w:tr>
+      <w:tr>
+        <w:tc>
+          <w:tcPr>
+            <w:tcW w:type="dxa" w:w="1984"/>
+          </w:tcPr>
+          <w:p>
+            <w:r>
+              <w:t>Mumble</w:t>
+            </w:r>
+          </w:p>
+        </w:tc>
+        <w:tc>
+          <w:tcPr>
+            <w:tcW w:type="dxa" w:w="7370"/>
+          </w:tcPr>
+          <w:p>
+            <w:r>
+              <w:t>triangle wave, 120-200 Hz, 11 syllables a second, pauses 0.08 s</w:t>
+            </w:r>
+          </w:p>
+        </w:tc>
+      </w:tr>
+    </w:tbl>
+    <w:p>
+      <w:pPr>
+        <w:pStyle w:val="Heading1"/>
+      </w:pPr>
+      <w:r>
+        <w:t>VINNIE RAPP  (V)</w:t>
+      </w:r>
+    </w:p>
+    <w:p>
+      <w:r>
+        <w:drawing>
+          <wp:inline xmlns:a="http://schemas.openxmlformats.org/drawingml/2006/main" xmlns:pic="http://schemas.openxmlformats.org/drawingml/2006/picture">
+            <wp:extent cx="936000" cy="1462500"/>
+            <wp:docPr id="124" name="Picture 124"/>
+            <wp:cNvGraphicFramePr>
+              <a:graphicFrameLocks noChangeAspect="1"/>
+            </wp:cNvGraphicFramePr>
+            <a:graphic>
+              <a:graphicData uri="http://schemas.openxmlformats.org/drawingml/2006/picture">
+                <pic:pic>
+                  <pic:nvPicPr>
+                    <pic:cNvPr id="0" name="vinnie-calm.png"/>
+                    <pic:cNvPicPr/>
+                  </pic:nvPicPr>
+                  <pic:blipFill>
+                    <a:blip r:embed="rId132"/>
+                    <a:stretch>
+                      <a:fillRect/>
+                    </a:stretch>
+                  </pic:blipFill>
+                  <pic:spPr>
+                    <a:xfrm>
+                      <a:off x="0" y="0"/>
+                      <a:ext cx="936000" cy="1462500"/>
+                    </a:xfrm>
+                    <a:prstGeom prst="rect"/>
+                  </pic:spPr>
+                </pic:pic>
+              </a:graphicData>
+            </a:graphic>
+          </wp:inline>
+        </w:drawing>
+      </w:r>
+      <w:r>
+        <w:t xml:space="preserve">  </w:t>
+      </w:r>
+      <w:r>
+        <w:drawing>
+          <wp:inline xmlns:a="http://schemas.openxmlformats.org/drawingml/2006/main" xmlns:pic="http://schemas.openxmlformats.org/drawingml/2006/picture">
+            <wp:extent cx="936000" cy="1462500"/>
+            <wp:docPr id="125" name="Picture 125"/>
+            <wp:cNvGraphicFramePr>
+              <a:graphicFrameLocks noChangeAspect="1"/>
+            </wp:cNvGraphicFramePr>
+            <a:graphic>
+              <a:graphicData uri="http://schemas.openxmlformats.org/drawingml/2006/picture">
+                <pic:pic>
+                  <pic:nvPicPr>
+                    <pic:cNvPr id="0" name="vinnie-angry.png"/>
+                    <pic:cNvPicPr/>
+                  </pic:nvPicPr>
+                  <pic:blipFill>
+                    <a:blip r:embed="rId133"/>
+                    <a:stretch>
+                      <a:fillRect/>
+                    </a:stretch>
+                  </pic:blipFill>
+                  <pic:spPr>
+                    <a:xfrm>
+                      <a:off x="0" y="0"/>
+                      <a:ext cx="936000" cy="1462500"/>
+                    </a:xfrm>
+                    <a:prstGeom prst="rect"/>
+                  </pic:spPr>
+                </pic:pic>
+              </a:graphicData>
+            </a:graphic>
+          </wp:inline>
+        </w:drawing>
+      </w:r>
+      <w:r>
+        <w:t xml:space="preserve">  </w:t>
+      </w:r>
+      <w:r>
+        <w:drawing>
+          <wp:inline xmlns:a="http://schemas.openxmlformats.org/drawingml/2006/main" xmlns:pic="http://schemas.openxmlformats.org/drawingml/2006/picture">
+            <wp:extent cx="936000" cy="1462500"/>
+            <wp:docPr id="126" name="Picture 126"/>
+            <wp:cNvGraphicFramePr>
+              <a:graphicFrameLocks noChangeAspect="1"/>
+            </wp:cNvGraphicFramePr>
+            <a:graphic>
+              <a:graphicData uri="http://schemas.openxmlformats.org/drawingml/2006/picture">
+                <pic:pic>
+                  <pic:nvPicPr>
+                    <pic:cNvPr id="0" name="vinnie-smile.png"/>
+                    <pic:cNvPicPr/>
+                  </pic:nvPicPr>
+                  <pic:blipFill>
+                    <a:blip r:embed="rId134"/>
+                    <a:stretch>
+                      <a:fillRect/>
+                    </a:stretch>
+                  </pic:blipFill>
+                  <pic:spPr>
+                    <a:xfrm>
+                      <a:off x="0" y="0"/>
+                      <a:ext cx="936000" cy="1462500"/>
+                    </a:xfrm>
+                    <a:prstGeom prst="rect"/>
+                  </pic:spPr>
+                </pic:pic>
+              </a:graphicData>
+            </a:graphic>
+          </wp:inline>
+        </w:drawing>
+      </w:r>
+      <w:r>
+        <w:t xml:space="preserve">  </w:t>
+      </w:r>
+    </w:p>
+    <w:p>
+      <w:r>
+        <w:rPr>
+          <w:sz w:val="16"/>
+        </w:rPr>
+        <w:t>calm - angry - smiling</w:t>
+      </w:r>
+    </w:p>
+    <w:tbl>
+      <w:tblPr>
+        <w:tblStyle w:val="LightGrid-Accent1"/>
+        <w:tblW w:type="auto" w:w="0"/>
+        <w:tblLook w:firstColumn="1" w:firstRow="1" w:lastColumn="0" w:lastRow="0" w:noHBand="0" w:noVBand="1" w:val="04A0"/>
+      </w:tblPr>
+      <w:tblGrid>
+        <w:gridCol w:w="4320"/>
+        <w:gridCol w:w="4320"/>
+      </w:tblGrid>
+      <w:tr>
+        <w:tc>
+          <w:tcPr>
+            <w:tcW w:type="dxa" w:w="1984"/>
+          </w:tcPr>
+          <w:p>
+            <w:r>
+              <w:t>Who</w:t>
+            </w:r>
+          </w:p>
+        </w:tc>
+        <w:tc>
+          <w:tcPr>
+            <w:tcW w:type="dxa" w:w="7370"/>
+          </w:tcPr>
+          <w:p>
+            <w:r>
+              <w:t>A loan shark who races at the speedway and takes bets on himself; holds Sammy Sticks until his debt is paid - or raced off (H4).</w:t>
+            </w:r>
+          </w:p>
+        </w:tc>
+      </w:tr>
+      <w:tr>
+        <w:tc>
+          <w:tcPr>
+            <w:tcW w:type="dxa" w:w="1984"/>
+          </w:tcPr>
+          <w:p>
+            <w:r>
+              <w:t>Looks</w:t>
+            </w:r>
+          </w:p>
+        </w:tc>
+        <w:tc>
+          <w:tcPr>
+            <w:tcW w:type="dxa" w:w="7370"/>
+          </w:tcPr>
+          <w:p>
+            <w:r>
+              <w:t>Forties, slicked-back black hair, a black leather racing jacket with an orange stripe, aviator shades, a gold chain.</w:t>
+            </w:r>
+          </w:p>
+        </w:tc>
+      </w:tr>
+      <w:tr>
+        <w:tc>
+          <w:tcPr>
+            <w:tcW w:type="dxa" w:w="1984"/>
+          </w:tcPr>
+          <w:p>
+            <w:r>
+              <w:t>Bubble colour</w:t>
+            </w:r>
+          </w:p>
+        </w:tc>
+        <w:tc>
+          <w:tcPr>
+            <w:tcW w:type="dxa" w:w="7370"/>
+          </w:tcPr>
+          <w:p>
+            <w:r>
+              <w:t>#ff8a2a</w:t>
+            </w:r>
+          </w:p>
+        </w:tc>
+      </w:tr>
+      <w:tr>
+        <w:tc>
+          <w:tcPr>
+            <w:tcW w:type="dxa" w:w="1984"/>
+          </w:tcPr>
+          <w:p>
+            <w:r>
+              <w:t>In the city</w:t>
+            </w:r>
+          </w:p>
+        </w:tc>
+        <w:tc>
+          <w:tcPr>
+            <w:tcW w:type="dxa" w:w="7370"/>
+          </w:tcPr>
+          <w:p>
+            <w:r>
+              <w:t>shirt #1a1a1a, trousers #1a1a1a</w:t>
+            </w:r>
+          </w:p>
+        </w:tc>
+      </w:tr>
+      <w:tr>
+        <w:tc>
+          <w:tcPr>
+            <w:tcW w:type="dxa" w:w="1984"/>
+          </w:tcPr>
+          <w:p>
+            <w:r>
+              <w:t>Portrait recipe</w:t>
+            </w:r>
+          </w:p>
+        </w:tc>
+        <w:tc>
+          <w:tcPr>
+            <w:tcW w:type="dxa" w:w="7370"/>
+          </w:tcPr>
+          <w:p>
+            <w:r>
+              <w:t>skin #d8a880; hair #141014 (slick); facial hair: stubble; eyes #2a1a14; hat: none; glasses: shades; top: leather (#1a1a1a / #ff8a2a); extras: chain, toothpick; mid, normal build</w:t>
+            </w:r>
+          </w:p>
+        </w:tc>
+      </w:tr>
+      <w:tr>
+        <w:tc>
+          <w:tcPr>
+            <w:tcW w:type="dxa" w:w="1984"/>
+          </w:tcPr>
+          <w:p>
+            <w:r>
+              <w:t>Mumble</w:t>
+            </w:r>
+          </w:p>
+        </w:tc>
+        <w:tc>
+          <w:tcPr>
+            <w:tcW w:type="dxa" w:w="7370"/>
+          </w:tcPr>
+          <w:p>
+            <w:r>
+              <w:t>sawtooth wave, 110-170 Hz, 12 syllables a second, pauses 0.05 s</w:t>
+            </w:r>
+          </w:p>
+        </w:tc>
+      </w:tr>
+    </w:tbl>
+    <w:p>
+      <w:pPr>
+        <w:pStyle w:val="Heading1"/>
+      </w:pPr>
+      <w:r>
+        <w:t>RICK TOLAN  (R)</w:t>
+      </w:r>
+    </w:p>
+    <w:p>
+      <w:r>
+        <w:drawing>
+          <wp:inline xmlns:a="http://schemas.openxmlformats.org/drawingml/2006/main" xmlns:pic="http://schemas.openxmlformats.org/drawingml/2006/picture">
+            <wp:extent cx="936000" cy="1462500"/>
+            <wp:docPr id="127" name="Picture 127"/>
+            <wp:cNvGraphicFramePr>
+              <a:graphicFrameLocks noChangeAspect="1"/>
+            </wp:cNvGraphicFramePr>
+            <a:graphic>
+              <a:graphicData uri="http://schemas.openxmlformats.org/drawingml/2006/picture">
+                <pic:pic>
+                  <pic:nvPicPr>
+                    <pic:cNvPr id="0" name="tolan-calm.png"/>
+                    <pic:cNvPicPr/>
+                  </pic:nvPicPr>
+                  <pic:blipFill>
+                    <a:blip r:embed="rId135"/>
+                    <a:stretch>
+                      <a:fillRect/>
+                    </a:stretch>
+                  </pic:blipFill>
+                  <pic:spPr>
+                    <a:xfrm>
+                      <a:off x="0" y="0"/>
+                      <a:ext cx="936000" cy="1462500"/>
+                    </a:xfrm>
+                    <a:prstGeom prst="rect"/>
+                  </pic:spPr>
+                </pic:pic>
+              </a:graphicData>
+            </a:graphic>
+          </wp:inline>
+        </w:drawing>
+      </w:r>
+      <w:r>
+        <w:t xml:space="preserve">  </w:t>
+      </w:r>
+      <w:r>
+        <w:drawing>
+          <wp:inline xmlns:a="http://schemas.openxmlformats.org/drawingml/2006/main" xmlns:pic="http://schemas.openxmlformats.org/drawingml/2006/picture">
+            <wp:extent cx="936000" cy="1462500"/>
+            <wp:docPr id="128" name="Picture 128"/>
+            <wp:cNvGraphicFramePr>
+              <a:graphicFrameLocks noChangeAspect="1"/>
+            </wp:cNvGraphicFramePr>
+            <a:graphic>
+              <a:graphicData uri="http://schemas.openxmlformats.org/drawingml/2006/picture">
+                <pic:pic>
+                  <pic:nvPicPr>
+                    <pic:cNvPr id="0" name="tolan-angry.png"/>
+                    <pic:cNvPicPr/>
+                  </pic:nvPicPr>
+                  <pic:blipFill>
+                    <a:blip r:embed="rId136"/>
+                    <a:stretch>
+                      <a:fillRect/>
+                    </a:stretch>
+                  </pic:blipFill>
+                  <pic:spPr>
+                    <a:xfrm>
+                      <a:off x="0" y="0"/>
+                      <a:ext cx="936000" cy="1462500"/>
+                    </a:xfrm>
+                    <a:prstGeom prst="rect"/>
+                  </pic:spPr>
+                </pic:pic>
+              </a:graphicData>
+            </a:graphic>
+          </wp:inline>
+        </w:drawing>
+      </w:r>
+      <w:r>
+        <w:t xml:space="preserve">  </w:t>
+      </w:r>
+      <w:r>
+        <w:drawing>
+          <wp:inline xmlns:a="http://schemas.openxmlformats.org/drawingml/2006/main" xmlns:pic="http://schemas.openxmlformats.org/drawingml/2006/picture">
+            <wp:extent cx="936000" cy="1462500"/>
+            <wp:docPr id="129" name="Picture 129"/>
+            <wp:cNvGraphicFramePr>
+              <a:graphicFrameLocks noChangeAspect="1"/>
+            </wp:cNvGraphicFramePr>
+            <a:graphic>
+              <a:graphicData uri="http://schemas.openxmlformats.org/drawingml/2006/picture">
+                <pic:pic>
+                  <pic:nvPicPr>
+                    <pic:cNvPr id="0" name="tolan-smile.png"/>
+                    <pic:cNvPicPr/>
+                  </pic:nvPicPr>
+                  <pic:blipFill>
+                    <a:blip r:embed="rId137"/>
+                    <a:stretch>
+                      <a:fillRect/>
+                    </a:stretch>
+                  </pic:blipFill>
+                  <pic:spPr>
+                    <a:xfrm>
+                      <a:off x="0" y="0"/>
+                      <a:ext cx="936000" cy="1462500"/>
+                    </a:xfrm>
+                    <a:prstGeom prst="rect"/>
+                  </pic:spPr>
+                </pic:pic>
+              </a:graphicData>
+            </a:graphic>
+          </wp:inline>
+        </w:drawing>
+      </w:r>
+      <w:r>
+        <w:t xml:space="preserve">  </w:t>
+      </w:r>
+    </w:p>
+    <w:p>
+      <w:r>
+        <w:rPr>
+          <w:sz w:val="16"/>
+        </w:rPr>
+        <w:t>calm - angry - smiling</w:t>
+      </w:r>
+    </w:p>
+    <w:tbl>
+      <w:tblPr>
+        <w:tblStyle w:val="LightGrid-Accent1"/>
+        <w:tblW w:type="auto" w:w="0"/>
+        <w:tblLook w:firstColumn="1" w:firstRow="1" w:lastColumn="0" w:lastRow="0" w:noHBand="0" w:noVBand="1" w:val="04A0"/>
+      </w:tblPr>
+      <w:tblGrid>
+        <w:gridCol w:w="4320"/>
+        <w:gridCol w:w="4320"/>
+      </w:tblGrid>
+      <w:tr>
+        <w:tc>
+          <w:tcPr>
+            <w:tcW w:type="dxa" w:w="1984"/>
+          </w:tcPr>
+          <w:p>
+            <w:r>
+              <w:t>Who</w:t>
+            </w:r>
+          </w:p>
+        </w:tc>
+        <w:tc>
+          <w:tcPr>
+            <w:tcW w:type="dxa" w:w="7370"/>
+          </w:tcPr>
+          <w:p>
+            <w:r>
+              <w:t>The space center's night supervisor, deep in debt; Crane pays him to wreck the rocket's guidance (S2's saboteur).</w:t>
+            </w:r>
+          </w:p>
+        </w:tc>
+      </w:tr>
+      <w:tr>
+        <w:tc>
+          <w:tcPr>
+            <w:tcW w:type="dxa" w:w="1984"/>
+          </w:tcPr>
+          <w:p>
+            <w:r>
+              <w:t>Looks</w:t>
+            </w:r>
+          </w:p>
+        </w:tc>
+        <w:tc>
+          <w:tcPr>
+            <w:tcW w:type="dxa" w:w="7370"/>
+          </w:tcPr>
+          <w:p>
+            <w:r>
+              <w:t>Fifties, a grey crew cut, a heavy moustache, a short-sleeved white shirt with a pocket protector, an ID badge.</w:t>
+            </w:r>
+          </w:p>
+        </w:tc>
+      </w:tr>
+      <w:tr>
+        <w:tc>
+          <w:tcPr>
+            <w:tcW w:type="dxa" w:w="1984"/>
+          </w:tcPr>
+          <w:p>
+            <w:r>
+              <w:t>Bubble colour</w:t>
+            </w:r>
+          </w:p>
+        </w:tc>
+        <w:tc>
+          <w:tcPr>
+            <w:tcW w:type="dxa" w:w="7370"/>
+          </w:tcPr>
+          <w:p>
+            <w:r>
+              <w:t>#c86a3a</w:t>
+            </w:r>
+          </w:p>
+        </w:tc>
+      </w:tr>
+      <w:tr>
+        <w:tc>
+          <w:tcPr>
+            <w:tcW w:type="dxa" w:w="1984"/>
+          </w:tcPr>
+          <w:p>
+            <w:r>
+              <w:t>In the city</w:t>
+            </w:r>
+          </w:p>
+        </w:tc>
+        <w:tc>
+          <w:tcPr>
+            <w:tcW w:type="dxa" w:w="7370"/>
+          </w:tcPr>
+          <w:p>
+            <w:r>
+              <w:t>shirt #eef2f6, trousers #2a2d3a</w:t>
+            </w:r>
+          </w:p>
+        </w:tc>
+      </w:tr>
+      <w:tr>
+        <w:tc>
+          <w:tcPr>
+            <w:tcW w:type="dxa" w:w="1984"/>
+          </w:tcPr>
+          <w:p>
+            <w:r>
+              <w:t>Portrait recipe</w:t>
+            </w:r>
+          </w:p>
+        </w:tc>
+        <w:tc>
+          <w:tcPr>
+            <w:tcW w:type="dxa" w:w="7370"/>
+          </w:tcPr>
+          <w:p>
+            <w:r>
+              <w:t>skin #e0b090; hair #8a8a8a (buzz); facial hair: moustache; eyes #4a5a6a; hat: none; glasses: none; top: buttoned (#eef2f6 / #2a4aa8); extras: sweat, pencil; old, broad build</w:t>
+            </w:r>
+          </w:p>
+        </w:tc>
+      </w:tr>
+      <w:tr>
+        <w:tc>
+          <w:tcPr>
+            <w:tcW w:type="dxa" w:w="1984"/>
+          </w:tcPr>
+          <w:p>
+            <w:r>
+              <w:t>Mumble</w:t>
+            </w:r>
+          </w:p>
+        </w:tc>
+        <w:tc>
+          <w:tcPr>
+            <w:tcW w:type="dxa" w:w="7370"/>
+          </w:tcPr>
+          <w:p>
+            <w:r>
+              <w:t>sawtooth wave, 110-170 Hz, 11 syllables a second, pauses 0.07 s</w:t>
+            </w:r>
+          </w:p>
+        </w:tc>
+      </w:tr>
+    </w:tbl>
+    <w:p>
+      <w:pPr>
+        <w:pStyle w:val="Heading1"/>
+      </w:pPr>
+      <w:r>
+        <w:t>HAL MERCER  (H)</w:t>
+      </w:r>
+    </w:p>
+    <w:p>
+      <w:r>
+        <w:drawing>
+          <wp:inline xmlns:a="http://schemas.openxmlformats.org/drawingml/2006/main" xmlns:pic="http://schemas.openxmlformats.org/drawingml/2006/picture">
+            <wp:extent cx="936000" cy="1462500"/>
+            <wp:docPr id="130" name="Picture 130"/>
+            <wp:cNvGraphicFramePr>
+              <a:graphicFrameLocks noChangeAspect="1"/>
+            </wp:cNvGraphicFramePr>
+            <a:graphic>
+              <a:graphicData uri="http://schemas.openxmlformats.org/drawingml/2006/picture">
+                <pic:pic>
+                  <pic:nvPicPr>
+                    <pic:cNvPr id="0" name="mercer-calm.png"/>
+                    <pic:cNvPicPr/>
+                  </pic:nvPicPr>
+                  <pic:blipFill>
+                    <a:blip r:embed="rId138"/>
+                    <a:stretch>
+                      <a:fillRect/>
+                    </a:stretch>
+                  </pic:blipFill>
+                  <pic:spPr>
+                    <a:xfrm>
+                      <a:off x="0" y="0"/>
+                      <a:ext cx="936000" cy="1462500"/>
+                    </a:xfrm>
+                    <a:prstGeom prst="rect"/>
+                  </pic:spPr>
+                </pic:pic>
+              </a:graphicData>
+            </a:graphic>
+          </wp:inline>
+        </w:drawing>
+      </w:r>
+      <w:r>
+        <w:t xml:space="preserve">  </w:t>
+      </w:r>
+      <w:r>
+        <w:drawing>
+          <wp:inline xmlns:a="http://schemas.openxmlformats.org/drawingml/2006/main" xmlns:pic="http://schemas.openxmlformats.org/drawingml/2006/picture">
+            <wp:extent cx="936000" cy="1462500"/>
+            <wp:docPr id="131" name="Picture 131"/>
+            <wp:cNvGraphicFramePr>
+              <a:graphicFrameLocks noChangeAspect="1"/>
+            </wp:cNvGraphicFramePr>
+            <a:graphic>
+              <a:graphicData uri="http://schemas.openxmlformats.org/drawingml/2006/picture">
+                <pic:pic>
+                  <pic:nvPicPr>
+                    <pic:cNvPr id="0" name="mercer-angry.png"/>
+                    <pic:cNvPicPr/>
+                  </pic:nvPicPr>
+                  <pic:blipFill>
+                    <a:blip r:embed="rId139"/>
+                    <a:stretch>
+                      <a:fillRect/>
+                    </a:stretch>
+                  </pic:blipFill>
+                  <pic:spPr>
+                    <a:xfrm>
+                      <a:off x="0" y="0"/>
+                      <a:ext cx="936000" cy="1462500"/>
+                    </a:xfrm>
+                    <a:prstGeom prst="rect"/>
+                  </pic:spPr>
+                </pic:pic>
+              </a:graphicData>
+            </a:graphic>
+          </wp:inline>
+        </w:drawing>
+      </w:r>
+      <w:r>
+        <w:t xml:space="preserve">  </w:t>
+      </w:r>
+      <w:r>
+        <w:drawing>
+          <wp:inline xmlns:a="http://schemas.openxmlformats.org/drawingml/2006/main" xmlns:pic="http://schemas.openxmlformats.org/drawingml/2006/picture">
+            <wp:extent cx="936000" cy="1462500"/>
+            <wp:docPr id="132" name="Picture 132"/>
+            <wp:cNvGraphicFramePr>
+              <a:graphicFrameLocks noChangeAspect="1"/>
+            </wp:cNvGraphicFramePr>
+            <a:graphic>
+              <a:graphicData uri="http://schemas.openxmlformats.org/drawingml/2006/picture">
+                <pic:pic>
+                  <pic:nvPicPr>
+                    <pic:cNvPr id="0" name="mercer-smile.png"/>
+                    <pic:cNvPicPr/>
+                  </pic:nvPicPr>
+                  <pic:blipFill>
+                    <a:blip r:embed="rId140"/>
+                    <a:stretch>
+                      <a:fillRect/>
+                    </a:stretch>
+                  </pic:blipFill>
+                  <pic:spPr>
+                    <a:xfrm>
+                      <a:off x="0" y="0"/>
+                      <a:ext cx="936000" cy="1462500"/>
+                    </a:xfrm>
+                    <a:prstGeom prst="rect"/>
+                  </pic:spPr>
+                </pic:pic>
+              </a:graphicData>
+            </a:graphic>
+          </wp:inline>
+        </w:drawing>
+      </w:r>
+      <w:r>
+        <w:t xml:space="preserve">  </w:t>
+      </w:r>
+    </w:p>
+    <w:p>
+      <w:r>
+        <w:rPr>
+          <w:sz w:val="16"/>
+        </w:rPr>
+        <w:t>calm - angry - smiling</w:t>
+      </w:r>
+    </w:p>
+    <w:tbl>
+      <w:tblPr>
+        <w:tblStyle w:val="LightGrid-Accent1"/>
+        <w:tblW w:type="auto" w:w="0"/>
+        <w:tblLook w:firstColumn="1" w:firstRow="1" w:lastColumn="0" w:lastRow="0" w:noHBand="0" w:noVBand="1" w:val="04A0"/>
+      </w:tblPr>
+      <w:tblGrid>
+        <w:gridCol w:w="4320"/>
+        <w:gridCol w:w="4320"/>
+      </w:tblGrid>
+      <w:tr>
+        <w:tc>
+          <w:tcPr>
+            <w:tcW w:type="dxa" w:w="1984"/>
+          </w:tcPr>
+          <w:p>
+            <w:r>
+              <w:t>Who</w:t>
+            </w:r>
+          </w:p>
+        </w:tc>
+        <w:tc>
+          <w:tcPr>
+            <w:tcW w:type="dxa" w:w="7370"/>
+          </w:tcPr>
+          <w:p>
+            <w:r>
+              <w:t>A fuel technician at the space center: loud, grumpy, honest - one of S2's three suspects.</w:t>
+            </w:r>
+          </w:p>
+        </w:tc>
+      </w:tr>
+      <w:tr>
+        <w:tc>
+          <w:tcPr>
+            <w:tcW w:type="dxa" w:w="1984"/>
+          </w:tcPr>
+          <w:p>
+            <w:r>
+              <w:t>Looks</w:t>
+            </w:r>
+          </w:p>
+        </w:tc>
+        <w:tc>
+          <w:tcPr>
+            <w:tcW w:type="dxa" w:w="7370"/>
+          </w:tcPr>
+          <w:p>
+            <w:r>
+              <w:t>Forties, red hair under a cap pushed back, a beard, orange coveralls.</w:t>
+            </w:r>
+          </w:p>
+        </w:tc>
+      </w:tr>
+      <w:tr>
+        <w:tc>
+          <w:tcPr>
+            <w:tcW w:type="dxa" w:w="1984"/>
+          </w:tcPr>
+          <w:p>
+            <w:r>
+              <w:t>Bubble colour</w:t>
+            </w:r>
+          </w:p>
+        </w:tc>
+        <w:tc>
+          <w:tcPr>
+            <w:tcW w:type="dxa" w:w="7370"/>
+          </w:tcPr>
+          <w:p>
+            <w:r>
+              <w:t>#6ac0ff</w:t>
+            </w:r>
+          </w:p>
+        </w:tc>
+      </w:tr>
+      <w:tr>
+        <w:tc>
+          <w:tcPr>
+            <w:tcW w:type="dxa" w:w="1984"/>
+          </w:tcPr>
+          <w:p>
+            <w:r>
+              <w:t>In the city</w:t>
+            </w:r>
+          </w:p>
+        </w:tc>
+        <w:tc>
+          <w:tcPr>
+            <w:tcW w:type="dxa" w:w="7370"/>
+          </w:tcPr>
+          <w:p>
+            <w:r>
+              <w:t>shirt #ff7a1a, trousers #2a3a5a</w:t>
+            </w:r>
+          </w:p>
+        </w:tc>
+      </w:tr>
+      <w:tr>
+        <w:tc>
+          <w:tcPr>
+            <w:tcW w:type="dxa" w:w="1984"/>
+          </w:tcPr>
+          <w:p>
+            <w:r>
+              <w:t>Portrait recipe</w:t>
+            </w:r>
+          </w:p>
+        </w:tc>
+        <w:tc>
+          <w:tcPr>
+            <w:tcW w:type="dxa" w:w="7370"/>
+          </w:tcPr>
+          <w:p>
+            <w:r>
+              <w:t>skin #f0c8a8; hair #c0502a (short); facial hair: beard; eyes #3a6a3a; hat: flatcap; glasses: none; top: jumpsuit (#ff7a1a / #2a3a5a); extras: rag; mid, broad build</w:t>
+            </w:r>
+          </w:p>
+        </w:tc>
+      </w:tr>
+      <w:tr>
+        <w:tc>
+          <w:tcPr>
+            <w:tcW w:type="dxa" w:w="1984"/>
+          </w:tcPr>
+          <w:p>
+            <w:r>
+              <w:t>Mumble</w:t>
+            </w:r>
+          </w:p>
+        </w:tc>
+        <w:tc>
+          <w:tcPr>
+            <w:tcW w:type="dxa" w:w="7370"/>
+          </w:tcPr>
+          <w:p>
+            <w:r>
+              <w:t>triangle wave, 140-220 Hz, 13 syllables a second, pauses 0.05 s</w:t>
+            </w:r>
+          </w:p>
+        </w:tc>
+      </w:tr>
+    </w:tbl>
+    <w:p>
+      <w:pPr>
+        <w:pStyle w:val="Heading1"/>
+      </w:pPr>
+      <w:r>
+        <w:t>DANA VOSS  (D)</w:t>
+      </w:r>
+    </w:p>
+    <w:p>
+      <w:r>
+        <w:drawing>
+          <wp:inline xmlns:a="http://schemas.openxmlformats.org/drawingml/2006/main" xmlns:pic="http://schemas.openxmlformats.org/drawingml/2006/picture">
+            <wp:extent cx="936000" cy="1462500"/>
+            <wp:docPr id="133" name="Picture 133"/>
+            <wp:cNvGraphicFramePr>
+              <a:graphicFrameLocks noChangeAspect="1"/>
+            </wp:cNvGraphicFramePr>
+            <a:graphic>
+              <a:graphicData uri="http://schemas.openxmlformats.org/drawingml/2006/picture">
+                <pic:pic>
+                  <pic:nvPicPr>
+                    <pic:cNvPr id="0" name="voss-calm.png"/>
+                    <pic:cNvPicPr/>
+                  </pic:nvPicPr>
+                  <pic:blipFill>
+                    <a:blip r:embed="rId141"/>
+                    <a:stretch>
+                      <a:fillRect/>
+                    </a:stretch>
+                  </pic:blipFill>
+                  <pic:spPr>
+                    <a:xfrm>
+                      <a:off x="0" y="0"/>
+                      <a:ext cx="936000" cy="1462500"/>
+                    </a:xfrm>
+                    <a:prstGeom prst="rect"/>
+                  </pic:spPr>
+                </pic:pic>
+              </a:graphicData>
+            </a:graphic>
+          </wp:inline>
+        </w:drawing>
+      </w:r>
+      <w:r>
+        <w:t xml:space="preserve">  </w:t>
+      </w:r>
+      <w:r>
+        <w:drawing>
+          <wp:inline xmlns:a="http://schemas.openxmlformats.org/drawingml/2006/main" xmlns:pic="http://schemas.openxmlformats.org/drawingml/2006/picture">
+            <wp:extent cx="936000" cy="1462500"/>
+            <wp:docPr id="134" name="Picture 134"/>
+            <wp:cNvGraphicFramePr>
+              <a:graphicFrameLocks noChangeAspect="1"/>
+            </wp:cNvGraphicFramePr>
+            <a:graphic>
+              <a:graphicData uri="http://schemas.openxmlformats.org/drawingml/2006/picture">
+                <pic:pic>
+                  <pic:nvPicPr>
+                    <pic:cNvPr id="0" name="voss-angry.png"/>
+                    <pic:cNvPicPr/>
+                  </pic:nvPicPr>
+                  <pic:blipFill>
+                    <a:blip r:embed="rId142"/>
+                    <a:stretch>
+                      <a:fillRect/>
+                    </a:stretch>
+                  </pic:blipFill>
+                  <pic:spPr>
+                    <a:xfrm>
+                      <a:off x="0" y="0"/>
+                      <a:ext cx="936000" cy="1462500"/>
+                    </a:xfrm>
+                    <a:prstGeom prst="rect"/>
+                  </pic:spPr>
+                </pic:pic>
+              </a:graphicData>
+            </a:graphic>
+          </wp:inline>
+        </w:drawing>
+      </w:r>
+      <w:r>
+        <w:t xml:space="preserve">  </w:t>
+      </w:r>
+      <w:r>
+        <w:drawing>
+          <wp:inline xmlns:a="http://schemas.openxmlformats.org/drawingml/2006/main" xmlns:pic="http://schemas.openxmlformats.org/drawingml/2006/picture">
+            <wp:extent cx="936000" cy="1462500"/>
+            <wp:docPr id="135" name="Picture 135"/>
+            <wp:cNvGraphicFramePr>
+              <a:graphicFrameLocks noChangeAspect="1"/>
+            </wp:cNvGraphicFramePr>
+            <a:graphic>
+              <a:graphicData uri="http://schemas.openxmlformats.org/drawingml/2006/picture">
+                <pic:pic>
+                  <pic:nvPicPr>
+                    <pic:cNvPr id="0" name="voss-smile.png"/>
+                    <pic:cNvPicPr/>
+                  </pic:nvPicPr>
+                  <pic:blipFill>
+                    <a:blip r:embed="rId143"/>
+                    <a:stretch>
+                      <a:fillRect/>
+                    </a:stretch>
+                  </pic:blipFill>
+                  <pic:spPr>
+                    <a:xfrm>
+                      <a:off x="0" y="0"/>
+                      <a:ext cx="936000" cy="1462500"/>
+                    </a:xfrm>
+                    <a:prstGeom prst="rect"/>
+                  </pic:spPr>
+                </pic:pic>
+              </a:graphicData>
+            </a:graphic>
+          </wp:inline>
+        </w:drawing>
+      </w:r>
+      <w:r>
+        <w:t xml:space="preserve">  </w:t>
+      </w:r>
+    </w:p>
+    <w:p>
+      <w:r>
+        <w:rPr>
+          <w:sz w:val="16"/>
+        </w:rPr>
+        <w:t>calm - angry - smiling</w:t>
+      </w:r>
+    </w:p>
+    <w:tbl>
+      <w:tblPr>
+        <w:tblStyle w:val="LightGrid-Accent1"/>
+        <w:tblW w:type="auto" w:w="0"/>
+        <w:tblLook w:firstColumn="1" w:firstRow="1" w:lastColumn="0" w:lastRow="0" w:noHBand="0" w:noVBand="1" w:val="04A0"/>
+      </w:tblPr>
+      <w:tblGrid>
+        <w:gridCol w:w="4320"/>
+        <w:gridCol w:w="4320"/>
+      </w:tblGrid>
+      <w:tr>
+        <w:tc>
+          <w:tcPr>
+            <w:tcW w:type="dxa" w:w="1984"/>
+          </w:tcPr>
+          <w:p>
+            <w:r>
+              <w:t>Who</w:t>
+            </w:r>
+          </w:p>
+        </w:tc>
+        <w:tc>
+          <w:tcPr>
+            <w:tcW w:type="dxa" w:w="7370"/>
+          </w:tcPr>
+          <w:p>
+            <w:r>
+              <w:t>The guidance engineer, cool and clever - Crane's real mole at the space center; she runs with the launch codes (S5).</w:t>
+            </w:r>
+          </w:p>
+        </w:tc>
+      </w:tr>
+      <w:tr>
+        <w:tc>
+          <w:tcPr>
+            <w:tcW w:type="dxa" w:w="1984"/>
+          </w:tcPr>
+          <w:p>
+            <w:r>
+              <w:t>Looks</w:t>
+            </w:r>
+          </w:p>
+        </w:tc>
+        <w:tc>
+          <w:tcPr>
+            <w:tcW w:type="dxa" w:w="7370"/>
+          </w:tcPr>
+          <w:p>
+            <w:r>
+              <w:t>Thirties, a sleek black bob, thin-rimmed square glasses, a lab coat over a black turtleneck.</w:t>
+            </w:r>
+          </w:p>
+        </w:tc>
+      </w:tr>
+      <w:tr>
+        <w:tc>
+          <w:tcPr>
+            <w:tcW w:type="dxa" w:w="1984"/>
+          </w:tcPr>
+          <w:p>
+            <w:r>
+              <w:t>Bubble colour</w:t>
+            </w:r>
+          </w:p>
+        </w:tc>
+        <w:tc>
+          <w:tcPr>
+            <w:tcW w:type="dxa" w:w="7370"/>
+          </w:tcPr>
+          <w:p>
+            <w:r>
+              <w:t>#b07cff</w:t>
+            </w:r>
+          </w:p>
+        </w:tc>
+      </w:tr>
+      <w:tr>
+        <w:tc>
+          <w:tcPr>
+            <w:tcW w:type="dxa" w:w="1984"/>
+          </w:tcPr>
+          <w:p>
+            <w:r>
+              <w:t>In the city</w:t>
+            </w:r>
+          </w:p>
+        </w:tc>
+        <w:tc>
+          <w:tcPr>
+            <w:tcW w:type="dxa" w:w="7370"/>
+          </w:tcPr>
+          <w:p>
+            <w:r>
+              <w:t>shirt #f4f6f8, trousers #3a3a44</w:t>
+            </w:r>
+          </w:p>
+        </w:tc>
+      </w:tr>
+      <w:tr>
+        <w:tc>
+          <w:tcPr>
+            <w:tcW w:type="dxa" w:w="1984"/>
+          </w:tcPr>
+          <w:p>
+            <w:r>
+              <w:t>Portrait recipe</w:t>
+            </w:r>
+          </w:p>
+        </w:tc>
+        <w:tc>
+          <w:tcPr>
+            <w:tcW w:type="dxa" w:w="7370"/>
+          </w:tcPr>
+          <w:p>
+            <w:r>
+              <w:t>skin #e8c8a8; hair #121014 (bob); facial hair: none; eyes #3a2a1a; hat: none; glasses: square; top: labcoat (#f4f6f8 / #14141a); extras: lipstick; mid, slim build</w:t>
+            </w:r>
+          </w:p>
+        </w:tc>
+      </w:tr>
+      <w:tr>
+        <w:tc>
+          <w:tcPr>
+            <w:tcW w:type="dxa" w:w="1984"/>
+          </w:tcPr>
+          <w:p>
+            <w:r>
+              <w:t>Mumble</w:t>
+            </w:r>
+          </w:p>
+        </w:tc>
+        <w:tc>
+          <w:tcPr>
+            <w:tcW w:type="dxa" w:w="7370"/>
+          </w:tcPr>
+          <w:p>
+            <w:r>
+              <w:t>sine wave, 220-340 Hz, 14 syllables a second, pauses 0.05 s</w:t>
             </w:r>
           </w:p>
         </w:tc>

--- a/docs/Characters.docx
+++ b/docs/Characters.docx
@@ -12255,6 +12255,278 @@
           <w:p>
             <w:r>
               <w:t>sine wave, 220-340 Hz, 14 syllables a second, pauses 0.05 s</w:t>
+            </w:r>
+          </w:p>
+        </w:tc>
+      </w:tr>
+    </w:tbl>
+    <w:p>
+      <w:pPr>
+        <w:pStyle w:val="Heading1"/>
+      </w:pPr>
+      <w:r>
+        <w:t>SPECIAL AGENT REYES  (F)</w:t>
+      </w:r>
+    </w:p>
+    <w:p>
+      <w:r>
+        <w:drawing>
+          <wp:inline xmlns:a="http://schemas.openxmlformats.org/drawingml/2006/main" xmlns:pic="http://schemas.openxmlformats.org/drawingml/2006/picture">
+            <wp:extent cx="936000" cy="1462500"/>
+            <wp:docPr id="136" name="Picture 136"/>
+            <wp:cNvGraphicFramePr>
+              <a:graphicFrameLocks noChangeAspect="1"/>
+            </wp:cNvGraphicFramePr>
+            <a:graphic>
+              <a:graphicData uri="http://schemas.openxmlformats.org/drawingml/2006/picture">
+                <pic:pic>
+                  <pic:nvPicPr>
+                    <pic:cNvPr id="0" name="agent-calm.png"/>
+                    <pic:cNvPicPr/>
+                  </pic:nvPicPr>
+                  <pic:blipFill>
+                    <a:blip r:embed="rId144"/>
+                    <a:stretch>
+                      <a:fillRect/>
+                    </a:stretch>
+                  </pic:blipFill>
+                  <pic:spPr>
+                    <a:xfrm>
+                      <a:off x="0" y="0"/>
+                      <a:ext cx="936000" cy="1462500"/>
+                    </a:xfrm>
+                    <a:prstGeom prst="rect"/>
+                  </pic:spPr>
+                </pic:pic>
+              </a:graphicData>
+            </a:graphic>
+          </wp:inline>
+        </w:drawing>
+      </w:r>
+      <w:r>
+        <w:t xml:space="preserve">  </w:t>
+      </w:r>
+      <w:r>
+        <w:drawing>
+          <wp:inline xmlns:a="http://schemas.openxmlformats.org/drawingml/2006/main" xmlns:pic="http://schemas.openxmlformats.org/drawingml/2006/picture">
+            <wp:extent cx="936000" cy="1462500"/>
+            <wp:docPr id="137" name="Picture 137"/>
+            <wp:cNvGraphicFramePr>
+              <a:graphicFrameLocks noChangeAspect="1"/>
+            </wp:cNvGraphicFramePr>
+            <a:graphic>
+              <a:graphicData uri="http://schemas.openxmlformats.org/drawingml/2006/picture">
+                <pic:pic>
+                  <pic:nvPicPr>
+                    <pic:cNvPr id="0" name="agent-angry.png"/>
+                    <pic:cNvPicPr/>
+                  </pic:nvPicPr>
+                  <pic:blipFill>
+                    <a:blip r:embed="rId145"/>
+                    <a:stretch>
+                      <a:fillRect/>
+                    </a:stretch>
+                  </pic:blipFill>
+                  <pic:spPr>
+                    <a:xfrm>
+                      <a:off x="0" y="0"/>
+                      <a:ext cx="936000" cy="1462500"/>
+                    </a:xfrm>
+                    <a:prstGeom prst="rect"/>
+                  </pic:spPr>
+                </pic:pic>
+              </a:graphicData>
+            </a:graphic>
+          </wp:inline>
+        </w:drawing>
+      </w:r>
+      <w:r>
+        <w:t xml:space="preserve">  </w:t>
+      </w:r>
+      <w:r>
+        <w:drawing>
+          <wp:inline xmlns:a="http://schemas.openxmlformats.org/drawingml/2006/main" xmlns:pic="http://schemas.openxmlformats.org/drawingml/2006/picture">
+            <wp:extent cx="936000" cy="1462500"/>
+            <wp:docPr id="138" name="Picture 138"/>
+            <wp:cNvGraphicFramePr>
+              <a:graphicFrameLocks noChangeAspect="1"/>
+            </wp:cNvGraphicFramePr>
+            <a:graphic>
+              <a:graphicData uri="http://schemas.openxmlformats.org/drawingml/2006/picture">
+                <pic:pic>
+                  <pic:nvPicPr>
+                    <pic:cNvPr id="0" name="agent-smile.png"/>
+                    <pic:cNvPicPr/>
+                  </pic:nvPicPr>
+                  <pic:blipFill>
+                    <a:blip r:embed="rId146"/>
+                    <a:stretch>
+                      <a:fillRect/>
+                    </a:stretch>
+                  </pic:blipFill>
+                  <pic:spPr>
+                    <a:xfrm>
+                      <a:off x="0" y="0"/>
+                      <a:ext cx="936000" cy="1462500"/>
+                    </a:xfrm>
+                    <a:prstGeom prst="rect"/>
+                  </pic:spPr>
+                </pic:pic>
+              </a:graphicData>
+            </a:graphic>
+          </wp:inline>
+        </w:drawing>
+      </w:r>
+      <w:r>
+        <w:t xml:space="preserve">  </w:t>
+      </w:r>
+    </w:p>
+    <w:p>
+      <w:r>
+        <w:rPr>
+          <w:sz w:val="16"/>
+        </w:rPr>
+        <w:t>calm - angry - smiling</w:t>
+      </w:r>
+    </w:p>
+    <w:tbl>
+      <w:tblPr>
+        <w:tblStyle w:val="LightGrid-Accent1"/>
+        <w:tblW w:type="auto" w:w="0"/>
+        <w:tblLook w:firstColumn="1" w:firstRow="1" w:lastColumn="0" w:lastRow="0" w:noHBand="0" w:noVBand="1" w:val="04A0"/>
+      </w:tblPr>
+      <w:tblGrid>
+        <w:gridCol w:w="4320"/>
+        <w:gridCol w:w="4320"/>
+      </w:tblGrid>
+      <w:tr>
+        <w:tc>
+          <w:tcPr>
+            <w:tcW w:type="dxa" w:w="1984"/>
+          </w:tcPr>
+          <w:p>
+            <w:r>
+              <w:t>Who</w:t>
+            </w:r>
+          </w:p>
+        </w:tc>
+        <w:tc>
+          <w:tcPr>
+            <w:tcW w:type="dxa" w:w="7370"/>
+          </w:tcPr>
+          <w:p>
+            <w:r>
+              <w:t>The FBI's special agent in Miravista: by the book, tired of Crane's lawyers. With Choice 4's FBI way, her agents fight at the estate's gate (M29) and make the arrest (M30).</w:t>
+            </w:r>
+          </w:p>
+        </w:tc>
+      </w:tr>
+      <w:tr>
+        <w:tc>
+          <w:tcPr>
+            <w:tcW w:type="dxa" w:w="1984"/>
+          </w:tcPr>
+          <w:p>
+            <w:r>
+              <w:t>Looks</w:t>
+            </w:r>
+          </w:p>
+        </w:tc>
+        <w:tc>
+          <w:tcPr>
+            <w:tcW w:type="dxa" w:w="7370"/>
+          </w:tcPr>
+          <w:p>
+            <w:r>
+              <w:t>Forties, black hair pulled back, aviator shades, a navy FBI windbreaker over a grey suit.</w:t>
+            </w:r>
+          </w:p>
+        </w:tc>
+      </w:tr>
+      <w:tr>
+        <w:tc>
+          <w:tcPr>
+            <w:tcW w:type="dxa" w:w="1984"/>
+          </w:tcPr>
+          <w:p>
+            <w:r>
+              <w:t>Bubble colour</w:t>
+            </w:r>
+          </w:p>
+        </w:tc>
+        <w:tc>
+          <w:tcPr>
+            <w:tcW w:type="dxa" w:w="7370"/>
+          </w:tcPr>
+          <w:p>
+            <w:r>
+              <w:t>#4a7ad8</w:t>
+            </w:r>
+          </w:p>
+        </w:tc>
+      </w:tr>
+      <w:tr>
+        <w:tc>
+          <w:tcPr>
+            <w:tcW w:type="dxa" w:w="1984"/>
+          </w:tcPr>
+          <w:p>
+            <w:r>
+              <w:t>In the city</w:t>
+            </w:r>
+          </w:p>
+        </w:tc>
+        <w:tc>
+          <w:tcPr>
+            <w:tcW w:type="dxa" w:w="7370"/>
+          </w:tcPr>
+          <w:p>
+            <w:r>
+              <w:t>shirt #2a3a6a, trousers #3a3d47</w:t>
+            </w:r>
+          </w:p>
+        </w:tc>
+      </w:tr>
+      <w:tr>
+        <w:tc>
+          <w:tcPr>
+            <w:tcW w:type="dxa" w:w="1984"/>
+          </w:tcPr>
+          <w:p>
+            <w:r>
+              <w:t>Portrait recipe</w:t>
+            </w:r>
+          </w:p>
+        </w:tc>
+        <w:tc>
+          <w:tcPr>
+            <w:tcW w:type="dxa" w:w="7370"/>
+          </w:tcPr>
+          <w:p>
+            <w:r>
+              <w:t>skin #c8946a; hair #1a1414 (pulled); facial hair: none; eyes #4a3a2a; hat: none; glasses: shades; top: windbreaker (#2a3a6a / #f4d23f); extras: none; mid, slim build</w:t>
+            </w:r>
+          </w:p>
+        </w:tc>
+      </w:tr>
+      <w:tr>
+        <w:tc>
+          <w:tcPr>
+            <w:tcW w:type="dxa" w:w="1984"/>
+          </w:tcPr>
+          <w:p>
+            <w:r>
+              <w:t>Mumble</w:t>
+            </w:r>
+          </w:p>
+        </w:tc>
+        <w:tc>
+          <w:tcPr>
+            <w:tcW w:type="dxa" w:w="7370"/>
+          </w:tcPr>
+          <w:p>
+            <w:r>
+              <w:t>square wave, 130-190 Hz, 10 syllables a second, pauses 0.08 s</w:t>
             </w:r>
           </w:p>
         </w:tc>
